--- a/docs/paper/submission/manuscript.docx
+++ b/docs/paper/submission/manuscript.docx
@@ -26,7 +26,7 @@
         <w:pStyle w:val="FirstParagraph"/>
       </w:pPr>
       <w:r>
-        <w:t xml:space="preserve">Flood susceptibility maps are judged by how well they rank the ground that floods, yet they are rarely compared with the simplest alternative, the record of where floods have already been. This study makes that comparison for infrastructure mapped in OpenStreetMap in three regions of Bangladesh, using flood extents mapped from Sentinel-1 radar for thirteen events as labels and reference, and scoring every model on 10 km blocks held out from training over 20 block assignments. Trained on floods up to 2022, a gradient-boosted model ranked the ground the 2024 floods reached at an AUC of 0.815 in Rangpur and Rajshahi and 0.825 in Sylhet, below the record of earlier flooding at 0.905 and 0.868. Given that record as a feature, the model beat both, at 0.928 and 0.921, because terrain still ranks the ground no earlier flood reached. On the south-west coast, where most assets flooded by the 2024 cyclone stood on ground that had not flooded before, the model beat the record, at 0.773 against 0.669. Training on radar-observed extents rather than terrain-threshold labels raised the AUC by 0.125, 0.088 and 0.064 on held-out areas and by 0.123, 0.042 and 0.054 on the 2024 floods. A graph neural network linking neighbouring assets added nothing over tabular models, and elevation carried almost all of the terrain signal. The radar masks agreed only moderately with an independent MODIS flood map, so the scores measure agreement with flooding as radar sees it. Susceptibility studies with a radar flood history should report that record as a baseline.</w:t>
+        <w:t xml:space="preserve">Flood susceptibility maps are judged by how well they rank the ground that floods, yet they are rarely compared with the simplest alternative, the record of where floods have already been. This study makes that comparison for infrastructure mapped in OpenStreetMap in three regions of Bangladesh, using flood extents mapped from Sentinel-1 radar for thirteen events as labels and reference, and scoring every model on 10 km blocks held out from training over 20 block assignments. Trained on floods up to 2022, a gradient-boosted model ranked the ground the 2024 floods reached at an AUC of 0.801 in Rangpur and Rajshahi and 0.797 in Sylhet, below the record of earlier flooding at 0.896 and 0.851. Given that record as a feature, the model beat both in Rangpur and Rajshahi, at 0.924, because terrain still ranks the ground no earlier flood reached, while in Sylhet it matched the record at 0.849. On the south-west coast, where most assets flooded by the 2024 cyclone stood on ground that had not flooded before, the model beat the record, at 0.807 against 0.668. Training on radar-observed extents rather than terrain-threshold labels raised the AUC by 0.101, 0.087 and 0.08 on held-out areas and by 0.069, 0.024 and 0.071 on the 2024 floods, the Sylhet gain within noise. A graph neural network linking neighbouring assets added nothing over tabular models, and elevation carried almost all of the terrain signal. The radar masks agreed only moderately with an independent MODIS flood map, so the scores measure agreement with flooding as radar sees it. Susceptibility studies with a radar flood history should report that record as a baseline.</w:t>
       </w:r>
     </w:p>
     <w:p>
@@ -596,7 +596,7 @@
         <w:pStyle w:val="FirstParagraph"/>
       </w:pPr>
       <w:r>
-        <w:t xml:space="preserve">Assets are fetched from OpenStreetMap in three tag groups, lifelines (hospitals, schools, shelters, bridges, embankments), transport (primary to trunk roads, railways) and agriculture (farmland, aquaculture, canals, markets), and each is classified into one asset type. From the 30 m SRTM elevation model, reprojected to UTM zone 46N, the pipeline derives slope, the topographic wetness index (TWI), height above nearest drainage (HAND) and D8 flow accumulation. Each asset carries these five terrain values at its representative point, WorldPop population density, its distance to the nearest hospital, school, flood shelter, road and irrigation channel, and its asset type, all standardised, and the pipeline stops if any feature is constant or the labels hold a single class.</w:t>
+        <w:t xml:space="preserve">Assets are fetched from OpenStreetMap in three tag groups, lifelines (hospitals, schools, shelters, bridges, embankments), transport (primary to trunk roads, railways) and agriculture (farmland, aquaculture, canals, markets), and each is classified into one asset type. The configured boxes cross Bangladesh’s land border, so assets in India, or on land more than about 1 km outside the geoBoundaries border, are dropped, while those on chars, coastal ground and offshore are kept. Grid cells and grid-level validation are restricted the same way. From the 30 m SRTM elevation model, reprojected to UTM zone 46N, the pipeline derives slope, the topographic wetness index (TWI), height above nearest drainage (HAND) and D8 flow accumulation. Each asset carries these five terrain values at its representative point, WorldPop population density, its distance to the nearest hospital, school, flood shelter, road and irrigation channel, and its asset type, all standardised, and the pipeline stops if any feature is constant or the labels hold a single class.</w:t>
       </w:r>
     </w:p>
     <w:bookmarkEnd w:id="17"/>
@@ -809,7 +809,7 @@
         <w:pStyle w:val="FirstParagraph"/>
       </w:pPr>
       <w:r>
-        <w:t xml:space="preserve">Two hazard surfaces cover the grid. The first interpolates the asset scores by ordinary Kriging, which can add little between assets where the scores lack spatial structure, and the fitted variograms leave 0.385 of the sill unexplained at zero distance in Rangpur and Rajshahi and 0.833 in Sylhet. The second, the default, is a class-weighted logistic regression on each cell’s own elevation, slope, TWI, HAND and flow accumulation, trained at the assets on the observed labels and blocks and evaluated at every 30 m cell. It leaves out the access distances, which describe exposure rather than the likelihood of flooding, and so follows individual channels and levees where the Kriged surface varies over tens of kilometres (Supporting Information, Fig. S1).</w:t>
+        <w:t xml:space="preserve">Two hazard surfaces cover the grid. The first interpolates the asset scores by ordinary Kriging, which can add little between assets where the scores lack spatial structure, and the fitted variograms leave 0.307 of the sill unexplained at zero distance in Rangpur and Rajshahi and 0.742 in Sylhet. The second, the default, is a class-weighted logistic regression on each cell’s own elevation, slope, TWI, HAND and flow accumulation, trained at the assets on the observed labels and blocks and evaluated at every 30 m cell. It leaves out the access distances, which describe exposure rather than the likelihood of flooding, and so follows individual channels and levees where the Kriged surface varies over tens of kilometres (Supporting Information, Fig. S1).</w:t>
       </w:r>
     </w:p>
     <w:bookmarkEnd w:id="21"/>
@@ -845,7 +845,7 @@
         <w:t xml:space="preserve">(European Commission Joint Research Centre, 2017)</w:t>
       </w:r>
       <w:r>
-        <w:t xml:space="preserve">, so that no exposure means no risk, and cells are placed in five relative classes by quintile. Cells and administrative units with no mapped assets carry no score, since sparse mapping would otherwise read as low risk. Results are summarised for every union, upazila and district (Fig. 3), and the weights, the hotspot method and a sensitivity analysis are in the Supporting Information (Sections S2 and S3). The ranking of cells is robust to the chosen weights, with a mean Spearman correlation of 0.964 with the published ranking when every weight is perturbed at random in Rangpur and Rajshahi, and it changes materially only when vulnerability is reduced to population density alone (</w:t>
+        <w:t xml:space="preserve">, so that no exposure means no risk, and cells are placed in five relative classes by quintile. Cells and administrative units with no mapped assets carry no score, since sparse mapping would otherwise read as low risk. Results are summarised for every union, upazila and district (Fig. 3), and the weights, the hotspot method and a sensitivity analysis are in the Supporting Information (Sections S2 and S3). The ranking of cells is robust to the chosen weights, with a mean Spearman correlation of 0.963 with the published ranking when every weight is perturbed at random in Rangpur and Rajshahi, and it changes materially only when vulnerability is reduced to population density alone (</w:t>
       </w:r>
       <m:oMath>
         <m:r>
@@ -858,7 +858,7 @@
           <m:t>=</m:t>
         </m:r>
         <m:r>
-          <m:t>0.548</m:t>
+          <m:t>0.663</m:t>
         </m:r>
       </m:oMath>
       <w:r>
@@ -935,7 +935,7 @@
         <w:pStyle w:val="FirstParagraph"/>
       </w:pPr>
       <w:r>
-        <w:t xml:space="preserve">Table 5 reports the single block assignment behind the published outputs. In Sylhet 12.1 % of assets sit on flood-prone ground and the asset model reaches an AUC of 0.909. In Rangpur and Rajshahi only 4.8 % do, yet the model ranks well (AUC 0.89), with an average precision 3.222 times the base rate. Calibration lowers the Brier score from 0.133 to 0.103 in Rangpur and Rajshahi, against 0.117 for always predicting the base rate, but it carries imperfectly between blocks, since the test blocks there hold 13.5 % flood-prone assets against 4.2 % in the calibration blocks (Fig. 5). On the coast the calibrated Brier score of 0.026 is no better than the base rate at 0.024.</w:t>
+        <w:t xml:space="preserve">Table 5 reports the single block assignment behind the published outputs. In Sylhet 14.7 % of assets sit on flood-prone ground and the asset model reaches an AUC of 0.934. In Rangpur and Rajshahi only 6.7 % do, yet the model ranks well (AUC 0.884), with an average precision 7.032 times the base rate. Calibration lowers the Brier score from 0.069 to 0.029 in Rangpur and Rajshahi, slightly below the 0.032 of always predicting the base rate, and its deciles lie close to the diagonal in both riverine regions (Fig. 5). It carries less well to the coast, where the calibration blocks hold 5.5 % flood-prone assets against 1.7 % in the test blocks and the calibrated Brier score of 0.039 is worse than the base rate at 0.017.</w:t>
       </w:r>
     </w:p>
     <w:bookmarkEnd w:id="25"/>
@@ -962,7 +962,7 @@
         <w:pStyle w:val="FirstParagraph"/>
       </w:pPr>
       <w:r>
-        <w:t xml:space="preserve">The terrain-threshold ensemble captures 0.139 of the ground that flooded in at least 2 of the five Rangpur and Rajshahi events, with a false alarm ratio of 0.518, and marks 4.4 % of the region as flood-prone where the radar saw 15.3 % flood that often. Trained on those labels and scored on the same held-out blocks against observed flooding over 20 assignments, the default model reaches 0.706 against 0.832 for observed labels in Rangpur and Rajshahi, 0.781 against 0.87 in Sylhet and 0.747 against 0.811 on the coast. The gaps of 0.125, 0.088 and 0.064 favour the observed labels on 20, 19 and 18 of the assignments (</w:t>
+        <w:t xml:space="preserve">The terrain-threshold ensemble captures 0.151 of the ground that flooded in at least 2 of the five Rangpur and Rajshahi events, with a false alarm ratio of 0.517, and marks 6.6 % of the region as flood-prone where the radar saw 21.2 % flood that often. Trained on those labels and scored on the same held-out blocks against observed flooding over 20 assignments, the default model reaches 0.716 against 0.817 for observed labels in Rangpur and Rajshahi, 0.77 against 0.857 in Sylhet and 0.758 against 0.839 on the coast. The gaps of 0.101, 0.087 and 0.08 favour the observed labels on 20, 19 and 19 of the assignments (</w:t>
       </w:r>
       <m:oMath>
         <m:r>
@@ -1049,7 +1049,7 @@
         <w:pStyle w:val="FirstParagraph"/>
       </w:pPr>
       <w:r>
-        <w:t xml:space="preserve">On the coast the asset model still ranks flooded ground above dry ground (AUC 0.783), but across the grid both hazard surfaces are close to chance, the terrain surface at 0.55 and the Kriged one at 0.506. The same two surfaces reach 0.709 and 0.58 in Rangpur and Rajshahi and 0.923 and 0.741 in Sylhet. Surge flooding is governed by polder embankments, tidal channels and landfall position, none of which elevation describes.</w:t>
+        <w:t xml:space="preserve">On the coast the asset model still ranks flooded ground above dry ground (AUC 0.794), but across the grid both hazard surfaces are close to chance, the terrain surface at 0.542 and the Kriged one at 0.538. The same two surfaces reach 0.657 and 0.666 in Rangpur and Rajshahi and 0.822 and 0.544 in Sylhet. Surge flooding is governed by polder embankments, tidal channels and landfall position, none of which elevation describes.</w:t>
       </w:r>
     </w:p>
     <w:bookmarkEnd w:id="27"/>
@@ -1084,7 +1084,7 @@
         <w:pStyle w:val="BodyText"/>
       </w:pPr>
       <w:r>
-        <w:t xml:space="preserve">Trained only on earlier floods, the model ranks the 2024 flooding at 0.815 in Rangpur and Rajshahi, 0.825 in Sylhet and 0.773 on the coast, losing nothing measurable in Rangpur and Rajshahi by leaving out 2024 (</w:t>
+        <w:t xml:space="preserve">Trained only on earlier floods, the model ranks the 2024 flooding at 0.801 in Rangpur and Rajshahi, 0.797 in Sylhet and 0.807 on the coast, losing nothing measurable in Rangpur and Rajshahi by leaving out 2024 (</w:t>
       </w:r>
       <m:oMath>
         <m:r>
@@ -1097,11 +1097,11 @@
           <m:t>=</m:t>
         </m:r>
         <m:r>
-          <m:t>0.454</m:t>
+          <m:t>0.052</m:t>
         </m:r>
       </m:oMath>
       <w:r>
-        <w:t xml:space="preserve">) and 0.036 and 0.038 elsewhere. In both riverine regions the record of earlier flooding ranks the 2024 flooding better, at 0.905 and 0.868, with the model ahead on only 0 and 2 of 20 assignments, whereas on the coast the model leads, at 0.773 against 0.669. Riverine flooding returns to much the same ground, and only 13.6 % and 20.8 % of the assets flooded in 2024 stood on ground no earlier event had reached, against 64.8 % on the coast, where each surge floods the stretch of coast where it lands.</w:t>
+        <w:t xml:space="preserve">) and 0.053 and 0.028 elsewhere. In both riverine regions the record of earlier flooding ranks the 2024 flooding better, at 0.896 and 0.851, with the model ahead on only 2 and 4 of 20 assignments, whereas on the coast the model leads, at 0.807 against 0.668. Riverine flooding returns to much the same ground, and only 16.9 % and 22.3 % of the assets flooded in 2024 stood on ground no earlier event had reached, against 65.5 % on the coast, where each surge floods the stretch of coast where it lands.</w:t>
       </w:r>
     </w:p>
     <w:p>
@@ -1109,30 +1109,7 @@
         <w:pStyle w:val="BodyText"/>
       </w:pPr>
       <w:r>
-        <w:t xml:space="preserve">The record can also enter the model as a feature, provided it comes from floods before the ones the model learns to predict, or the model would copy its own labels. The model is therefore trained to predict the last event year up to 2022 from its usual features and the share of the earlier events in which the ground flooded, and scored against the 2024 floods with that share taken over every event to 2022. In the riverine regions the combination beats both of its parts, at 0.928 and 0.921 against 0.905 and 0.868 for the record alone (</w:t>
-      </w:r>
-      <m:oMath>
-        <m:r>
-          <m:t>p</m:t>
-        </m:r>
-        <m:r>
-          <m:rPr>
-            <m:sty m:val="p"/>
-          </m:rPr>
-          <m:t>=</m:t>
-        </m:r>
-        <m:r>
-          <m:t>0.001</m:t>
-        </m:r>
-      </m:oMath>
-      <w:r>
-        <w:t xml:space="preserve"> </w:t>
-      </w:r>
-      <w:r>
-        <w:t xml:space="preserve">and</w:t>
-      </w:r>
-      <w:r>
-        <w:t xml:space="preserve"> </w:t>
+        <w:t xml:space="preserve">The record can also enter the model as a feature, provided it comes from floods before the ones the model learns to predict, or the model would copy its own labels. The model is therefore trained to predict the last event year up to 2022 from its usual features and the share of the earlier events in which the ground flooded, and scored against the 2024 floods with that share taken over every event to 2022. In Rangpur and Rajshahi the combination beats both of its parts, at 0.924 against 0.896 for the record alone (</w:t>
       </w:r>
       <m:oMath>
         <m:r>
@@ -1149,7 +1126,7 @@
         </m:r>
       </m:oMath>
       <w:r>
-        <w:t xml:space="preserve">) and 0.798 and 0.858 for the model without the feature. Its gain comes on the ground no earlier flood reached, 86.9 % and 83.6 % of the test assets, where the record gives every asset a score of zero and the combined model still ranks the 2024 flooding at 0.7 and 0.812. On the coast, where the design leaves a single cyclone to train on, the combination at 0.678 cannot be told apart from the record alone (</w:t>
+        <w:t xml:space="preserve">) and 0.79 for the model without the feature. Its gain comes on the ground no earlier flood reached, 87.7 % of the test assets, where the record gives every asset a score of zero and the combined model still ranks the 2024 flooding at 0.729. In Sylhet the combination, at 0.849, improves on the model without the feature at 0.837 (</w:t>
       </w:r>
       <m:oMath>
         <m:r>
@@ -1162,10 +1139,44 @@
           <m:t>=</m:t>
         </m:r>
         <m:r>
-          <m:t>0.471</m:t>
+          <m:t>0.015</m:t>
         </m:r>
       </m:oMath>
       <w:r>
+        <w:t xml:space="preserve">) but not on the record alone at 0.851 (</w:t>
+      </w:r>
+      <m:oMath>
+        <m:r>
+          <m:t>p</m:t>
+        </m:r>
+        <m:r>
+          <m:rPr>
+            <m:sty m:val="p"/>
+          </m:rPr>
+          <m:t>=</m:t>
+        </m:r>
+        <m:r>
+          <m:t>0.767</m:t>
+        </m:r>
+      </m:oMath>
+      <w:r>
+        <w:t xml:space="preserve">). It still ranks the 2024 flooding at 0.777 on the 79.8 % of test assets that no earlier flood reached. On the coast, where the design leaves a single cyclone to train on, the combination at 0.648 cannot be told apart from the record alone (</w:t>
+      </w:r>
+      <m:oMath>
+        <m:r>
+          <m:t>p</m:t>
+        </m:r>
+        <m:r>
+          <m:rPr>
+            <m:sty m:val="p"/>
+          </m:rPr>
+          <m:t>=</m:t>
+        </m:r>
+        <m:r>
+          <m:t>0.315</m:t>
+        </m:r>
+      </m:oMath>
+      <w:r>
         <w:t xml:space="preserve">).</w:t>
       </w:r>
     </w:p>
@@ -1174,7 +1185,7 @@
         <w:pStyle w:val="BodyText"/>
       </w:pPr>
       <w:r>
-        <w:t xml:space="preserve">The 2024 floods also give the label comparison a test that favours neither label source. The observed labels still lead, at 0.815 against 0.693 in Rangpur and Rajshahi, 0.825 against 0.783 in Sylhet and 0.773 against 0.719 on the coast, ahead on 20, 14 and 18 of 20 assignments (</w:t>
+        <w:t xml:space="preserve">The 2024 floods also give the label comparison a test that favours neither label source. The observed labels still lead, at 0.801 against 0.732 in Rangpur and Rajshahi, 0.797 against 0.773 in Sylhet and 0.807 against 0.736 on the coast, ahead on 18, 15 and 18 of 20 assignments (</w:t>
       </w:r>
       <m:oMath>
         <m:r>
@@ -1207,7 +1218,7 @@
           <m:t>=</m:t>
         </m:r>
         <m:r>
-          <m:t>0.001</m:t>
+          <m:t>0.063</m:t>
         </m:r>
       </m:oMath>
       <w:r>
@@ -1218,50 +1229,6 @@
       </w:r>
       <w:r>
         <w:t xml:space="preserve"> </w:t>
-      </w:r>
-      <m:oMath>
-        <m:r>
-          <m:t>p</m:t>
-        </m:r>
-        <m:r>
-          <m:rPr>
-            <m:sty m:val="p"/>
-          </m:rPr>
-          <m:t>=</m:t>
-        </m:r>
-        <m:r>
-          <m:t>0.001</m:t>
-        </m:r>
-      </m:oMath>
-      <w:r>
-        <w:t xml:space="preserve">). The gap of 0.123 in Rangpur and Rajshahi matches the spatial 0.125, and the coastal 0.054 stays close to its 0.064. In Sylhet the gap falls from 0.088 to 0.042, so part of the Sylhet advantage in the spatial test came from the shared definition rather than from the labels themselves.</w:t>
-      </w:r>
-    </w:p>
-    <w:bookmarkEnd w:id="28"/>
-    <w:bookmarkStart w:id="29" w:name="sec:benchmark"/>
-    <w:p>
-      <w:pPr>
-        <w:pStyle w:val="Heading2"/>
-      </w:pPr>
-      <w:r>
-        <w:rPr>
-          <w:rStyle w:val="SectionNumber"/>
-        </w:rPr>
-        <w:t xml:space="preserve">5.5</w:t>
-      </w:r>
-      <w:r>
-        <w:tab/>
-      </w:r>
-      <w:r>
-        <w:t xml:space="preserve">Model comparison</w:t>
-      </w:r>
-    </w:p>
-    <w:p>
-      <w:pPr>
-        <w:pStyle w:val="FirstParagraph"/>
-      </w:pPr>
-      <w:r>
-        <w:t xml:space="preserve">A graph neural network, the design this system began with, is set against logistic regression, a random forest and gradient boosting on the same features, assets and blocks, with the wetness index alone as a model-free reference, over 20 assignments (Table 7, Fig. 6). The graph network trails the best ordinary model in every region, by 0.037 in AUC in Rangpur and Rajshahi (</w:t>
       </w:r>
       <m:oMath>
         <m:r>
@@ -1278,7 +1245,34 @@
         </m:r>
       </m:oMath>
       <w:r>
-        <w:t xml:space="preserve">, ahead on 0 of 20 assignments), 0.046 in Sylhet (</w:t>
+        <w:t xml:space="preserve">). The coastal gap of 0.071 stays close to its spatial 0.08, while the riverine gaps shrink, from 0.101 to 0.069 in Rangpur and Rajshahi and from 0.087 to 0.024 in Sylhet, where the remaining gap cannot be told apart from noise. Much of the Sylhet advantage in the spatial test therefore came from the shared definition rather than from the labels themselves.</w:t>
+      </w:r>
+    </w:p>
+    <w:bookmarkEnd w:id="28"/>
+    <w:bookmarkStart w:id="29" w:name="sec:benchmark"/>
+    <w:p>
+      <w:pPr>
+        <w:pStyle w:val="Heading2"/>
+      </w:pPr>
+      <w:r>
+        <w:rPr>
+          <w:rStyle w:val="SectionNumber"/>
+        </w:rPr>
+        <w:t xml:space="preserve">5.5</w:t>
+      </w:r>
+      <w:r>
+        <w:tab/>
+      </w:r>
+      <w:r>
+        <w:t xml:space="preserve">Model comparison</w:t>
+      </w:r>
+    </w:p>
+    <w:p>
+      <w:pPr>
+        <w:pStyle w:val="FirstParagraph"/>
+      </w:pPr>
+      <w:r>
+        <w:t xml:space="preserve">A graph neural network, the design this system began with, is set against logistic regression, a random forest and gradient boosting on the same features, assets and blocks, with the wetness index alone as a model-free reference, over 20 assignments (Table 7, Fig. 6). The graph network trails the best ordinary model in every region, by 0.028 in AUC in Rangpur and Rajshahi (</w:t>
       </w:r>
       <m:oMath>
         <m:r>
@@ -1295,7 +1289,7 @@
         </m:r>
       </m:oMath>
       <w:r>
-        <w:t xml:space="preserve">, ahead on 2) and 0.014 on the coast, where the difference is within noise (</w:t>
+        <w:t xml:space="preserve">, ahead on 2 of 20 assignments) and 0.022 on the coast (</w:t>
       </w:r>
       <m:oMath>
         <m:r>
@@ -1308,11 +1302,28 @@
           <m:t>=</m:t>
         </m:r>
         <m:r>
-          <m:t>0.215</m:t>
+          <m:t>0.04</m:t>
         </m:r>
       </m:oMath>
       <w:r>
-        <w:t xml:space="preserve">). Gradient boosting and the random forest differ by less than 0.01 everywhere, and the wetness index alone ranks close to chance, at 0.507, 0.566 and 0.574. Gradient boosting is therefore the default for every region, since choosing a model per region would fit the model to the split. Its AUC varies by 0.03 to 0.058 from one assignment to the next, so each single-assignment figure, including those in Table 5, is one draw from a distribution of that width.</w:t>
+        <w:t xml:space="preserve">, ahead on 6), while in Sylhet its gap of 0.003 is within noise (</w:t>
+      </w:r>
+      <m:oMath>
+        <m:r>
+          <m:t>p</m:t>
+        </m:r>
+        <m:r>
+          <m:rPr>
+            <m:sty m:val="p"/>
+          </m:rPr>
+          <m:t>=</m:t>
+        </m:r>
+        <m:r>
+          <m:t>0.674</m:t>
+        </m:r>
+      </m:oMath>
+      <w:r>
+        <w:t xml:space="preserve">, ahead on 7). Gradient boosting scores best in every region, although in Sylhet logistic regression, the graph network and the random forest all come within 0.012 of it. The wetness index alone ranks close to chance, at 0.517, 0.535 and 0.577. Gradient boosting is therefore the default for every region, since choosing a model per region would fit the model to the split. Its AUC varies by 0.042 to 0.046 from one assignment to the next, so each single-assignment figure, including those in Table 5, is one draw from a distribution of that width.</w:t>
       </w:r>
     </w:p>
     <w:bookmarkEnd w:id="29"/>
@@ -1339,7 +1350,7 @@
         <w:pStyle w:val="FirstParagraph"/>
       </w:pPr>
       <w:r>
-        <w:t xml:space="preserve">Shuffling each feature across the test assets over the same assignments shows what the default model uses (Fig. 7). Elevation carries almost all of the terrain signal, costing 0.168, 0.233 and 0.126 in AUC when shuffled, while TWI, HAND, slope and flow accumulation cost at most 0.002, 0.008 and 0.008. Shuffled together, since correlated features can stand in for one another, the five terrain features cost 0.172, 0.247 and 0.13, little more than elevation alone. The five access distances together come second, at 0.098, 0.11 and 0.119. They describe distance to services rather than any property of flooding and most likely stand in for where roads and settlements sit on the floodplain, a reading that was not tested directly.</w:t>
+        <w:t xml:space="preserve">Shuffling each feature across the test assets over the same assignments shows what the default model uses (Fig. 7). Elevation carries almost all of the terrain signal, costing 0.086, 0.22 and 0.129 in AUC when shuffled, while TWI, HAND, slope and flow accumulation cost at most 0, 0.009 and 0.007. Shuffled together, since correlated features can stand in for one another, the five terrain features cost 0.08, 0.214 and 0.132, about as much as elevation alone. The five access distances together cost 0.11, 0.133 and 0.142, more than the terrain in Rangpur and Rajshahi and on the coast and second to it in Sylhet. They describe distance to services rather than any property of flooding and most likely stand in for where roads and settlements sit on the floodplain, a reading that was not tested directly.</w:t>
       </w:r>
     </w:p>
     <w:bookmarkEnd w:id="30"/>
@@ -1385,7 +1396,7 @@
         <w:pStyle w:val="FirstParagraph"/>
       </w:pPr>
       <w:r>
-        <w:t xml:space="preserve">The label source bears most directly on published flood maps. Terrain-threshold labels cost the model 0.125, 0.088 and 0.064 in AUC on held-out blocks. Against later floods that neither label source had seen they still cost 0.123, 0.042 and 0.054, so the advantage of radar labels does not depend on the test sharing their definition, although in Sylhet part of it did. The indices those labels are built on, TWI and HAND, add almost nothing to the model once elevation is known, and a model scored against labels derived from its own inputs measures its recovery of the labelling rule rather than its skill at locating floods. The mean AUCs here, 0.832 and 0.87 in the riverine regions, sit at or below the best-model AUCs of 0.87 to 0.98 in Table 1. The comparison is only indicative, since those studies split their points at random while every figure here comes from 10 km blocks the model never saw. Blocking has its own critics</w:t>
+        <w:t xml:space="preserve">The label source bears most directly on published flood maps. Terrain-threshold labels cost the model 0.101, 0.087 and 0.08 in AUC on held-out blocks. Against later floods that neither label source had seen they still cost 0.069, 0.024 and 0.071, so in Rangpur and Rajshahi and on the coast the advantage of radar labels does not depend on the test sharing their definition, while in Sylhet most of it did. The indices those labels are built on, TWI and HAND, add almost nothing to the model once elevation is known, and a model scored against labels derived from its own inputs measures its recovery of the labelling rule rather than its skill at locating floods. The mean AUCs here, 0.817 and 0.857 in the riverine regions, sit at or below the best-model AUCs of 0.87 to 0.98 in Table 1. The comparison is only indicative, since those studies split their points at random while every figure here comes from 10 km blocks the model never saw. Blocking has its own critics</w:t>
       </w:r>
       <w:r>
         <w:t xml:space="preserve"> </w:t>
@@ -1421,7 +1432,7 @@
         <w:pStyle w:val="FirstParagraph"/>
       </w:pPr>
       <w:r>
-        <w:t xml:space="preserve">Susceptibility studies rarely ask whether a model anticipates a later flood better than the record of earlier ones. In both riverine regions it did not, yet given that record as a feature it beat both, and it did so on ground no earlier flood had reached, where the record cannot rank at all. The record marks where water returns and the terrain ranks where it has not yet been seen, so a susceptibility map for a river basin with a radar flood history should be built on both. On the coast, where most of the ground Cyclone Remal flooded had not flooded in the earlier cyclones, the model trained on those cyclones did best. A study that reports accuracy without the past-flooding reference cannot show that its model knows more than the flood record already does, and the two are simple to compare wherever Sentinel-1 has observed earlier floods.</w:t>
+        <w:t xml:space="preserve">Susceptibility studies rarely ask whether a model anticipates a later flood better than the record of earlier ones. In both riverine regions it did not. Given that record as a feature, the model beat both in Rangpur and Rajshahi, gaining on ground no earlier flood had reached, where the record cannot rank at all. In Sylhet it matched the record without improving on it. The record marks where water returns and the terrain ranks where it has not yet been seen, so a susceptibility map for a river basin with a radar flood history should at least report the record beside it, and where the record is informative the two can be combined. On the coast, where most of the ground Cyclone Remal flooded had not flooded in the earlier cyclones, the model trained on those cyclones did best. A study that reports accuracy without the past-flooding reference cannot show that its model knows more than the flood record already does, and the two are simple to compare wherever Sentinel-1 has observed earlier floods.</w:t>
       </w:r>
     </w:p>
     <w:bookmarkEnd w:id="33"/>
@@ -1448,7 +1459,7 @@
         <w:pStyle w:val="FirstParagraph"/>
       </w:pPr>
       <w:r>
-        <w:t xml:space="preserve">The graph network rested on the reasoning that neighbouring assets flood together, yet on identical features and blocks it trailed ordinary tabular models, measurably so in both riverine regions. A likely reason is that the features already carry the neighbourhood, since nearby assets share elevation and distances to the same roads, schools and shelters, the access distances rank second only to elevation, and a tree can split on those values directly, although this was not tested. Kriging failed in a related way, smoothing the scores over tens of kilometres while flooding follows individual channels and levees. At this scale neither linking assets into a graph nor interpolating between them improved spatial prediction, and studies proposing either should report the tabular baseline on the same blocks.</w:t>
+        <w:t xml:space="preserve">The graph network rested on the reasoning that neighbouring assets flood together, yet on identical features and blocks it trailed the best tabular model in every region, measurably so in Rangpur and Rajshahi and on the coast, and matched it only within noise in Sylhet. A likely reason is that the features already carry the neighbourhood, since nearby assets share elevation and distances to the same roads, schools and shelters, the access distances rank alongside or ahead of elevation, and a tree can split on those values directly, although this was not tested. Kriging fared no better, and in Sylhet, where it smoothed the scores towards the regional average, it ranked observed flooding across the grid at 0.544 against 0.822 for the terrain surface. At this scale neither linking assets into a graph nor interpolating between them consistently improved spatial prediction, and studies proposing either should report the tabular baseline on the same blocks.</w:t>
       </w:r>
     </w:p>
     <w:bookmarkEnd w:id="34"/>
@@ -1475,7 +1486,7 @@
         <w:pStyle w:val="FirstParagraph"/>
       </w:pPr>
       <w:r>
-        <w:t xml:space="preserve">The results bear on flood risk management in three ways. First, where Sentinel-1 has observed several floods, the record of where water has already stood is a stronger guide to the next riverine flood than a terrain model alone, and it costs little to compute, so agencies such as the Bangladesh Water Development Board and the Flood Forecasting and Warning Centre could publish it as a planning layer beside any susceptibility map. The terrain model adds most where the record is silent, on ground no mapped flood has reached and on a coast where each surge strikes new ground. Second, a susceptibility map used to site shelters, embankments or schools should be judged on held-out areas and later floods rather than on random splits, since the accuracy a random split reports overstates how far the map can be trusted in places it has not seen. Third, the composite risk classes rank unions within a region and must be read with their gaps, because a union without mapped assets carries no score rather than a low one. The best tabular models tested here differed by less than 0.01 in AUC, so better OpenStreetMap coverage of rural unions would probably improve the map more than a new model would. Infrastructure also fails in networks, and the disruption of services beyond a flooded asset, which asset-level exposure omits, needs network modelling of the kind developed for Accra</w:t>
+        <w:t xml:space="preserve">The results bear on flood risk management in three ways. First, where Sentinel-1 has observed several floods, the record of where water has already stood is a stronger guide to the next riverine flood than a terrain model alone, and it costs little to compute, so agencies such as the Bangladesh Water Development Board and the Flood Forecasting and Warning Centre could publish it as a planning layer beside any susceptibility map. The terrain model adds most where the record is silent, on ground no mapped flood has reached and on a coast where each surge strikes new ground. Second, a susceptibility map used to site shelters, embankments or schools should be judged on held-out areas and later floods rather than on random splits, since the accuracy a random split reports overstates how far the map can be trusted in places it has not seen. Third, the composite risk classes rank unions within a region and must be read with their gaps, because a union without mapped assets carries no score rather than a low one. The best tabular models tested here differed by little more than 0.01 in AUC, so better OpenStreetMap coverage of rural unions would probably improve the map more than a new model would. Infrastructure also fails in networks, and the disruption of services beyond a flooded asset, which asset-level exposure omits, needs network modelling of the kind developed for Accra</w:t>
       </w:r>
       <w:r>
         <w:t xml:space="preserve"> </w:t>
@@ -1511,7 +1522,7 @@
         <w:pStyle w:val="FirstParagraph"/>
       </w:pPr>
       <w:r>
-        <w:t xml:space="preserve">The coast is the clearest limit. Both hazard surfaces are close to chance there, because surge flooding follows embankments, tidal channels and landfall position, which the pipeline does not yet ingest, so the coastal composite is not a map of surge exposure. Exposure depends on OpenStreetMap, whose rural completeness is unmeasured, and composite risk is defined only where assets are mapped, 13 % of grid cells in Rangpur and Rajshahi, while vulnerability omits income, housing and age structure, dimensions that a household survey in flood-prone Sunamganj found to matter</w:t>
+        <w:t xml:space="preserve">The coast is the clearest limit. Both hazard surfaces are close to chance there, because surge flooding follows embankments, tidal channels and landfall position, which the pipeline does not yet ingest, so the coastal composite is not a map of surge exposure. Exposure depends on OpenStreetMap, whose rural completeness is unmeasured, and composite risk is defined only where assets are mapped, 12.5 % of grid cells in Rangpur and Rajshahi, while vulnerability omits income, housing and age structure, dimensions that a household survey in flood-prone Sunamganj found to matter</w:t>
       </w:r>
       <w:r>
         <w:t xml:space="preserve"> </w:t>
@@ -1557,7 +1568,7 @@
         <w:pStyle w:val="FirstParagraph"/>
       </w:pPr>
       <w:r>
-        <w:t xml:space="preserve">Radar-observed flood extents made better training labels than terrain thresholds, by 0.125, 0.088 and 0.064 in AUC on held-out ground and by 0.123, 0.042 and 0.054 against later floods, which bears on how any map trained and scored against terrain-derived labels should be read. In the riverine regions the record of earlier floods predicted the 2024 flooding better than the model, and a model given that record as a feature beat both, reaching 0.928 and 0.921. Ordinary tabular models matched or beat a graph neural network, with elevation and the access distances carrying the signal. The terrain hazard surface followed observed flooding in the riverine regions and failed on the coast. Every number in this paper is generated from the released pipeline outputs, so each can be checked and rebuilt.</w:t>
+        <w:t xml:space="preserve">Radar-observed flood extents made better training labels than terrain thresholds, by 0.101, 0.087 and 0.08 in AUC on held-out ground and by 0.069, 0.024 and 0.071 against later floods, which bears on how any map trained and scored against terrain-derived labels should be read. In the riverine regions the record of earlier floods predicted the 2024 flooding better than the model, and in Rangpur and Rajshahi a model given that record as a feature beat both, reaching 0.924, while in Sylhet it matched the record. Ordinary tabular models matched or beat a graph neural network, with elevation and the access distances carrying the signal. The terrain hazard surface ranked observed flooding across the grid at 0.657 and 0.822 in the riverine regions and close to chance on the coast. Every number in this paper is generated from the released pipeline outputs, so each can be checked and rebuilt.</w:t>
       </w:r>
     </w:p>
     <w:bookmarkEnd w:id="38"/>
@@ -3881,7 +3892,7 @@
               <w:jc w:val="left"/>
             </w:pPr>
             <w:r>
-              <w:t xml:space="preserve">mean AUC 0.832</w:t>
+              <w:t xml:space="preserve">mean AUC 0.817</w:t>
             </w:r>
           </w:p>
         </w:tc>
@@ -3943,7 +3954,7 @@
               <w:jc w:val="left"/>
             </w:pPr>
             <w:r>
-              <w:t xml:space="preserve">mean AUC 0.87</w:t>
+              <w:t xml:space="preserve">mean AUC 0.857</w:t>
             </w:r>
           </w:p>
         </w:tc>
@@ -4005,7 +4016,7 @@
               <w:jc w:val="left"/>
             </w:pPr>
             <w:r>
-              <w:t xml:space="preserve">mean AUC 0.811</w:t>
+              <w:t xml:space="preserve">mean AUC 0.839</w:t>
             </w:r>
           </w:p>
         </w:tc>
@@ -4018,7 +4029,7 @@
         <w:pStyle w:val="TableCaption"/>
       </w:pPr>
       <w:r>
-        <w:t xml:space="preserve">Table 2. Configured study regions. All use UTM zone 46N (EPSG:32646) for distance and area calculations.</w:t>
+        <w:t xml:space="preserve">Table 2. Configured study regions. Each box is restricted to Bangladesh, and all use UTM zone 46N (EPSG:32646) for distance and area calculations.</w:t>
       </w:r>
     </w:p>
     <w:tbl>
@@ -4026,7 +4037,7 @@
         <w:tblStyle w:val="Table"/>
         <w:tblW w:type="auto" w:w="0"/>
         <w:tblLook w:firstRow="1" w:lastRow="0" w:firstColumn="0" w:lastColumn="0" w:noHBand="0" w:noVBand="0" w:val="0020"/>
-        <w:tblCaption w:val="Table 2. Configured study regions. All use UTM zone 46N (EPSG:32646) for distance and area calculations."/>
+        <w:tblCaption w:val="Table 2. Configured study regions. Each box is restricted to Bangladesh, and all use UTM zone 46N (EPSG:32646) for distance and area calculations."/>
       </w:tblPr>
       <w:tblGrid>
         <w:gridCol w:w="1980"/>
@@ -5278,7 +5289,7 @@
               <w:jc w:val="right"/>
             </w:pPr>
             <w:r>
-              <w:t xml:space="preserve">37,012</w:t>
+              <w:t xml:space="preserve">23,016</w:t>
             </w:r>
           </w:p>
         </w:tc>
@@ -5290,7 +5301,7 @@
               <w:jc w:val="right"/>
             </w:pPr>
             <w:r>
-              <w:t xml:space="preserve">4.8 %</w:t>
+              <w:t xml:space="preserve">6.7 %</w:t>
             </w:r>
           </w:p>
         </w:tc>
@@ -5302,7 +5313,7 @@
               <w:jc w:val="right"/>
             </w:pPr>
             <w:r>
-              <w:t xml:space="preserve">0.89</w:t>
+              <w:t xml:space="preserve">0.884</w:t>
             </w:r>
           </w:p>
         </w:tc>
@@ -5314,7 +5325,7 @@
               <w:jc w:val="right"/>
             </w:pPr>
             <w:r>
-              <w:t xml:space="preserve">0.435</w:t>
+              <w:t xml:space="preserve">0.234</w:t>
             </w:r>
           </w:p>
         </w:tc>
@@ -5326,7 +5337,7 @@
               <w:jc w:val="right"/>
             </w:pPr>
             <w:r>
-              <w:t xml:space="preserve">0.133</w:t>
+              <w:t xml:space="preserve">0.069</w:t>
             </w:r>
           </w:p>
         </w:tc>
@@ -5338,7 +5349,7 @@
               <w:jc w:val="right"/>
             </w:pPr>
             <w:r>
-              <w:t xml:space="preserve">0.76</w:t>
+              <w:t xml:space="preserve">0.621</w:t>
             </w:r>
           </w:p>
         </w:tc>
@@ -5364,7 +5375,7 @@
               <w:jc w:val="right"/>
             </w:pPr>
             <w:r>
-              <w:t xml:space="preserve">17,370</w:t>
+              <w:t xml:space="preserve">13,374</w:t>
             </w:r>
           </w:p>
         </w:tc>
@@ -5376,7 +5387,7 @@
               <w:jc w:val="right"/>
             </w:pPr>
             <w:r>
-              <w:t xml:space="preserve">12.1 %</w:t>
+              <w:t xml:space="preserve">14.7 %</w:t>
             </w:r>
           </w:p>
         </w:tc>
@@ -5388,7 +5399,7 @@
               <w:jc w:val="right"/>
             </w:pPr>
             <w:r>
-              <w:t xml:space="preserve">0.909</w:t>
+              <w:t xml:space="preserve">0.934</w:t>
             </w:r>
           </w:p>
         </w:tc>
@@ -5400,7 +5411,7 @@
               <w:jc w:val="right"/>
             </w:pPr>
             <w:r>
-              <w:t xml:space="preserve">0.444</w:t>
+              <w:t xml:space="preserve">0.639</w:t>
             </w:r>
           </w:p>
         </w:tc>
@@ -5412,7 +5423,7 @@
               <w:jc w:val="right"/>
             </w:pPr>
             <w:r>
-              <w:t xml:space="preserve">0.088</w:t>
+              <w:t xml:space="preserve">0.073</w:t>
             </w:r>
           </w:p>
         </w:tc>
@@ -5424,7 +5435,7 @@
               <w:jc w:val="right"/>
             </w:pPr>
             <w:r>
-              <w:t xml:space="preserve">0.807</w:t>
+              <w:t xml:space="preserve">0.788</w:t>
             </w:r>
           </w:p>
         </w:tc>
@@ -5450,7 +5461,7 @@
               <w:jc w:val="right"/>
             </w:pPr>
             <w:r>
-              <w:t xml:space="preserve">29,829</w:t>
+              <w:t xml:space="preserve">29,545</w:t>
             </w:r>
           </w:p>
         </w:tc>
@@ -5462,7 +5473,7 @@
               <w:jc w:val="right"/>
             </w:pPr>
             <w:r>
-              <w:t xml:space="preserve">4.4 %</w:t>
+              <w:t xml:space="preserve">4.5 %</w:t>
             </w:r>
           </w:p>
         </w:tc>
@@ -5474,7 +5485,7 @@
               <w:jc w:val="right"/>
             </w:pPr>
             <w:r>
-              <w:t xml:space="preserve">0.783</w:t>
+              <w:t xml:space="preserve">0.794</w:t>
             </w:r>
           </w:p>
         </w:tc>
@@ -5486,7 +5497,7 @@
               <w:jc w:val="right"/>
             </w:pPr>
             <w:r>
-              <w:t xml:space="preserve">0.063</w:t>
+              <w:t xml:space="preserve">0.044</w:t>
             </w:r>
           </w:p>
         </w:tc>
@@ -5498,7 +5509,7 @@
               <w:jc w:val="right"/>
             </w:pPr>
             <w:r>
-              <w:t xml:space="preserve">0.095</w:t>
+              <w:t xml:space="preserve">0.134</w:t>
             </w:r>
           </w:p>
         </w:tc>
@@ -5510,7 +5521,7 @@
               <w:jc w:val="right"/>
             </w:pPr>
             <w:r>
-              <w:t xml:space="preserve">0.773</w:t>
+              <w:t xml:space="preserve">0.757</w:t>
             </w:r>
           </w:p>
         </w:tc>
@@ -5540,7 +5551,7 @@
         <w:t xml:space="preserve"> </w:t>
       </w:r>
       <w:r>
-        <w:t xml:space="preserve">standard deviation over 20 block assignments. The model to 2022 is trained only on the earlier events, the all-events model on labels that include 2024, past flooding is the share of the earlier events in which the ground flooded, and the terrain-label model is the same model trained on the terrain-threshold labels. The 2024 events reached 2 %, 14.5 % and 2.9 % of assets in the three regions.</w:t>
+        <w:t xml:space="preserve">standard deviation over 20 block assignments. The model to 2022 is trained only on the earlier events, the all-events model on labels that include 2024, past flooding is the share of the earlier events in which the ground flooded, and the terrain-label model is the same model trained on the terrain-threshold labels. The 2024 events reached 2.8 %, 17.7 % and 2.9 % of assets in the three regions.</w:t>
       </w:r>
     </w:p>
     <w:tbl>
@@ -5548,7 +5559,7 @@
         <w:tblStyle w:val="Table"/>
         <w:tblW w:type="auto" w:w="0"/>
         <w:tblLook w:firstRow="1" w:lastRow="0" w:firstColumn="0" w:lastColumn="0" w:noHBand="0" w:noVBand="0" w:val="0020"/>
-        <w:tblCaption w:val="Table 6. AUC against the 2024 flood extents on held-out 10 km test blocks, as mean \pm standard deviation over 20 block assignments. The model to 2022 is trained only on the earlier events, the all-events model on labels that include 2024, past flooding is the share of the earlier events in which the ground flooded, and the terrain-label model is the same model trained on the terrain-threshold labels. The 2024 events reached 2 %, 14.5 % and 2.9 % of assets in the three regions."/>
+        <w:tblCaption w:val="Table 6. AUC against the 2024 flood extents on held-out 10 km test blocks, as mean \pm standard deviation over 20 block assignments. The model to 2022 is trained only on the earlier events, the all-events model on labels that include 2024, past flooding is the share of the earlier events in which the ground flooded, and the terrain-label model is the same model trained on the terrain-threshold labels. The 2024 events reached 2.8 %, 17.7 % and 2.9 % of assets in the three regions."/>
       </w:tblPr>
       <w:tblGrid>
         <w:gridCol w:w="1584"/>
@@ -5643,7 +5654,7 @@
               <w:jc w:val="center"/>
             </w:pPr>
             <w:r>
-              <w:t xml:space="preserve">0.815</w:t>
+              <w:t xml:space="preserve">0.801</w:t>
             </w:r>
             <w:r>
               <w:t xml:space="preserve"> </w:t>
@@ -5660,7 +5671,7 @@
               <w:t xml:space="preserve"> </w:t>
             </w:r>
             <w:r>
-              <w:t xml:space="preserve">0.038</w:t>
+              <w:t xml:space="preserve">0.063</w:t>
             </w:r>
           </w:p>
         </w:tc>
@@ -5672,7 +5683,7 @@
               <w:jc w:val="center"/>
             </w:pPr>
             <w:r>
-              <w:t xml:space="preserve">0.812</w:t>
+              <w:t xml:space="preserve">0.794</w:t>
             </w:r>
           </w:p>
         </w:tc>
@@ -5684,7 +5695,7 @@
               <w:jc w:val="center"/>
             </w:pPr>
             <w:r>
-              <w:t xml:space="preserve">0.905</w:t>
+              <w:t xml:space="preserve">0.896</w:t>
             </w:r>
             <w:r>
               <w:t xml:space="preserve"> </w:t>
@@ -5701,7 +5712,7 @@
               <w:t xml:space="preserve"> </w:t>
             </w:r>
             <w:r>
-              <w:t xml:space="preserve">0.046</w:t>
+              <w:t xml:space="preserve">0.042</w:t>
             </w:r>
           </w:p>
         </w:tc>
@@ -5713,7 +5724,7 @@
               <w:jc w:val="center"/>
             </w:pPr>
             <w:r>
-              <w:t xml:space="preserve">0.693</w:t>
+              <w:t xml:space="preserve">0.732</w:t>
             </w:r>
             <w:r>
               <w:t xml:space="preserve"> </w:t>
@@ -5730,7 +5741,7 @@
               <w:t xml:space="preserve"> </w:t>
             </w:r>
             <w:r>
-              <w:t xml:space="preserve">0.047</w:t>
+              <w:t xml:space="preserve">0.067</w:t>
             </w:r>
           </w:p>
         </w:tc>
@@ -5756,7 +5767,7 @@
               <w:jc w:val="center"/>
             </w:pPr>
             <w:r>
-              <w:t xml:space="preserve">0.825</w:t>
+              <w:t xml:space="preserve">0.797</w:t>
             </w:r>
             <w:r>
               <w:t xml:space="preserve"> </w:t>
@@ -5773,7 +5784,7 @@
               <w:t xml:space="preserve"> </w:t>
             </w:r>
             <w:r>
-              <w:t xml:space="preserve">0.038</w:t>
+              <w:t xml:space="preserve">0.064</w:t>
             </w:r>
           </w:p>
         </w:tc>
@@ -5785,7 +5796,7 @@
               <w:jc w:val="center"/>
             </w:pPr>
             <w:r>
-              <w:t xml:space="preserve">0.861</w:t>
+              <w:t xml:space="preserve">0.85</w:t>
             </w:r>
           </w:p>
         </w:tc>
@@ -5797,7 +5808,7 @@
               <w:jc w:val="center"/>
             </w:pPr>
             <w:r>
-              <w:t xml:space="preserve">0.868</w:t>
+              <w:t xml:space="preserve">0.851</w:t>
             </w:r>
             <w:r>
               <w:t xml:space="preserve"> </w:t>
@@ -5814,7 +5825,7 @@
               <w:t xml:space="preserve"> </w:t>
             </w:r>
             <w:r>
-              <w:t xml:space="preserve">0.034</w:t>
+              <w:t xml:space="preserve">0.039</w:t>
             </w:r>
           </w:p>
         </w:tc>
@@ -5826,7 +5837,7 @@
               <w:jc w:val="center"/>
             </w:pPr>
             <w:r>
-              <w:t xml:space="preserve">0.783</w:t>
+              <w:t xml:space="preserve">0.773</w:t>
             </w:r>
             <w:r>
               <w:t xml:space="preserve"> </w:t>
@@ -5843,7 +5854,7 @@
               <w:t xml:space="preserve"> </w:t>
             </w:r>
             <w:r>
-              <w:t xml:space="preserve">0.042</w:t>
+              <w:t xml:space="preserve">0.043</w:t>
             </w:r>
           </w:p>
         </w:tc>
@@ -5869,7 +5880,7 @@
               <w:jc w:val="center"/>
             </w:pPr>
             <w:r>
-              <w:t xml:space="preserve">0.773</w:t>
+              <w:t xml:space="preserve">0.807</w:t>
             </w:r>
             <w:r>
               <w:t xml:space="preserve"> </w:t>
@@ -5886,7 +5897,7 @@
               <w:t xml:space="preserve"> </w:t>
             </w:r>
             <w:r>
-              <w:t xml:space="preserve">0.067</w:t>
+              <w:t xml:space="preserve">0.055</w:t>
             </w:r>
           </w:p>
         </w:tc>
@@ -5898,7 +5909,7 @@
               <w:jc w:val="center"/>
             </w:pPr>
             <w:r>
-              <w:t xml:space="preserve">0.812</w:t>
+              <w:t xml:space="preserve">0.834</w:t>
             </w:r>
           </w:p>
         </w:tc>
@@ -5910,7 +5921,7 @@
               <w:jc w:val="center"/>
             </w:pPr>
             <w:r>
-              <w:t xml:space="preserve">0.669</w:t>
+              <w:t xml:space="preserve">0.668</w:t>
             </w:r>
             <w:r>
               <w:t xml:space="preserve"> </w:t>
@@ -5927,7 +5938,7 @@
               <w:t xml:space="preserve"> </w:t>
             </w:r>
             <w:r>
-              <w:t xml:space="preserve">0.08</w:t>
+              <w:t xml:space="preserve">0.072</w:t>
             </w:r>
           </w:p>
         </w:tc>
@@ -5939,7 +5950,7 @@
               <w:jc w:val="center"/>
             </w:pPr>
             <w:r>
-              <w:t xml:space="preserve">0.719</w:t>
+              <w:t xml:space="preserve">0.736</w:t>
             </w:r>
             <w:r>
               <w:t xml:space="preserve"> </w:t>
@@ -5956,7 +5967,7 @@
               <w:t xml:space="preserve"> </w:t>
             </w:r>
             <w:r>
-              <w:t xml:space="preserve">0.068</w:t>
+              <w:t xml:space="preserve">0.066</w:t>
             </w:r>
           </w:p>
         </w:tc>
@@ -6076,7 +6087,7 @@
               <w:jc w:val="center"/>
             </w:pPr>
             <w:r>
-              <w:t xml:space="preserve">0.8</w:t>
+              <w:t xml:space="preserve">0.789</w:t>
             </w:r>
             <w:r>
               <w:t xml:space="preserve"> </w:t>
@@ -6093,7 +6104,7 @@
               <w:t xml:space="preserve"> </w:t>
             </w:r>
             <w:r>
-              <w:t xml:space="preserve">0.035</w:t>
+              <w:t xml:space="preserve">0.047</w:t>
             </w:r>
           </w:p>
         </w:tc>
@@ -6105,7 +6116,7 @@
               <w:jc w:val="center"/>
             </w:pPr>
             <w:r>
-              <w:t xml:space="preserve">0.823</w:t>
+              <w:t xml:space="preserve">0.854</w:t>
             </w:r>
             <w:r>
               <w:t xml:space="preserve"> </w:t>
@@ -6122,7 +6133,7 @@
               <w:t xml:space="preserve"> </w:t>
             </w:r>
             <w:r>
-              <w:t xml:space="preserve">0.043</w:t>
+              <w:t xml:space="preserve">0.039</w:t>
             </w:r>
           </w:p>
         </w:tc>
@@ -6134,7 +6145,7 @@
               <w:jc w:val="center"/>
             </w:pPr>
             <w:r>
-              <w:t xml:space="preserve">0.797</w:t>
+              <w:t xml:space="preserve">0.817</w:t>
             </w:r>
             <w:r>
               <w:t xml:space="preserve"> </w:t>
@@ -6151,7 +6162,7 @@
               <w:t xml:space="preserve"> </w:t>
             </w:r>
             <w:r>
-              <w:t xml:space="preserve">0.079</w:t>
+              <w:t xml:space="preserve">0.057</w:t>
             </w:r>
           </w:p>
         </w:tc>
@@ -6177,7 +6188,7 @@
               <w:jc w:val="center"/>
             </w:pPr>
             <w:r>
-              <w:t xml:space="preserve">0.832</w:t>
+              <w:t xml:space="preserve">0.817</w:t>
             </w:r>
             <w:r>
               <w:t xml:space="preserve"> </w:t>
@@ -6194,7 +6205,7 @@
               <w:t xml:space="preserve"> </w:t>
             </w:r>
             <w:r>
-              <w:t xml:space="preserve">0.03</w:t>
+              <w:t xml:space="preserve">0.045</w:t>
             </w:r>
           </w:p>
         </w:tc>
@@ -6206,7 +6217,7 @@
               <w:jc w:val="center"/>
             </w:pPr>
             <w:r>
-              <w:t xml:space="preserve">0.87</w:t>
+              <w:t xml:space="preserve">0.857</w:t>
             </w:r>
             <w:r>
               <w:t xml:space="preserve"> </w:t>
@@ -6223,7 +6234,7 @@
               <w:t xml:space="preserve"> </w:t>
             </w:r>
             <w:r>
-              <w:t xml:space="preserve">0.041</w:t>
+              <w:t xml:space="preserve">0.042</w:t>
             </w:r>
           </w:p>
         </w:tc>
@@ -6235,7 +6246,7 @@
               <w:jc w:val="center"/>
             </w:pPr>
             <w:r>
-              <w:t xml:space="preserve">0.811</w:t>
+              <w:t xml:space="preserve">0.839</w:t>
             </w:r>
             <w:r>
               <w:t xml:space="preserve"> </w:t>
@@ -6252,7 +6263,7 @@
               <w:t xml:space="preserve"> </w:t>
             </w:r>
             <w:r>
-              <w:t xml:space="preserve">0.058</w:t>
+              <w:t xml:space="preserve">0.046</w:t>
             </w:r>
           </w:p>
         </w:tc>
@@ -6278,7 +6289,7 @@
               <w:jc w:val="center"/>
             </w:pPr>
             <w:r>
-              <w:t xml:space="preserve">0.837</w:t>
+              <w:t xml:space="preserve">0.816</w:t>
             </w:r>
             <w:r>
               <w:t xml:space="preserve"> </w:t>
@@ -6295,7 +6306,7 @@
               <w:t xml:space="preserve"> </w:t>
             </w:r>
             <w:r>
-              <w:t xml:space="preserve">0.037</w:t>
+              <w:t xml:space="preserve">0.044</w:t>
             </w:r>
           </w:p>
         </w:tc>
@@ -6307,7 +6318,7 @@
               <w:jc w:val="center"/>
             </w:pPr>
             <w:r>
-              <w:t xml:space="preserve">0.87</w:t>
+              <w:t xml:space="preserve">0.845</w:t>
             </w:r>
             <w:r>
               <w:t xml:space="preserve"> </w:t>
@@ -6324,7 +6335,7 @@
               <w:t xml:space="preserve"> </w:t>
             </w:r>
             <w:r>
-              <w:t xml:space="preserve">0.047</w:t>
+              <w:t xml:space="preserve">0.052</w:t>
             </w:r>
           </w:p>
         </w:tc>
@@ -6336,7 +6347,7 @@
               <w:jc w:val="center"/>
             </w:pPr>
             <w:r>
-              <w:t xml:space="preserve">0.808</w:t>
+              <w:t xml:space="preserve">0.838</w:t>
             </w:r>
             <w:r>
               <w:t xml:space="preserve"> </w:t>
@@ -6353,7 +6364,7 @@
               <w:t xml:space="preserve"> </w:t>
             </w:r>
             <w:r>
-              <w:t xml:space="preserve">0.067</w:t>
+              <w:t xml:space="preserve">0.049</w:t>
             </w:r>
           </w:p>
         </w:tc>
@@ -6379,7 +6390,7 @@
               <w:jc w:val="center"/>
             </w:pPr>
             <w:r>
-              <w:t xml:space="preserve">0.798</w:t>
+              <w:t xml:space="preserve">0.786</w:t>
             </w:r>
             <w:r>
               <w:t xml:space="preserve"> </w:t>
@@ -6396,7 +6407,7 @@
               <w:t xml:space="preserve"> </w:t>
             </w:r>
             <w:r>
-              <w:t xml:space="preserve">0.035</w:t>
+              <w:t xml:space="preserve">0.039</w:t>
             </w:r>
           </w:p>
         </w:tc>
@@ -6408,7 +6419,7 @@
               <w:jc w:val="center"/>
             </w:pPr>
             <w:r>
-              <w:t xml:space="preserve">0.811</w:t>
+              <w:t xml:space="preserve">0.855</w:t>
             </w:r>
             <w:r>
               <w:t xml:space="preserve"> </w:t>
@@ -6425,7 +6436,7 @@
               <w:t xml:space="preserve"> </w:t>
             </w:r>
             <w:r>
-              <w:t xml:space="preserve">0.048</w:t>
+              <w:t xml:space="preserve">0.036</w:t>
             </w:r>
           </w:p>
         </w:tc>
@@ -6437,7 +6448,7 @@
               <w:jc w:val="center"/>
             </w:pPr>
             <w:r>
-              <w:t xml:space="preserve">0.783</w:t>
+              <w:t xml:space="preserve">0.809</w:t>
             </w:r>
             <w:r>
               <w:t xml:space="preserve"> </w:t>
@@ -6454,7 +6465,7 @@
               <w:t xml:space="preserve"> </w:t>
             </w:r>
             <w:r>
-              <w:t xml:space="preserve">0.076</w:t>
+              <w:t xml:space="preserve">0.046</w:t>
             </w:r>
           </w:p>
         </w:tc>
@@ -6480,7 +6491,7 @@
               <w:jc w:val="center"/>
             </w:pPr>
             <w:r>
-              <w:t xml:space="preserve">0.507</w:t>
+              <w:t xml:space="preserve">0.517</w:t>
             </w:r>
             <w:r>
               <w:t xml:space="preserve"> </w:t>
@@ -6497,7 +6508,7 @@
               <w:t xml:space="preserve"> </w:t>
             </w:r>
             <w:r>
-              <w:t xml:space="preserve">0.019</w:t>
+              <w:t xml:space="preserve">0.03</w:t>
             </w:r>
           </w:p>
         </w:tc>
@@ -6509,7 +6520,7 @@
               <w:jc w:val="center"/>
             </w:pPr>
             <w:r>
-              <w:t xml:space="preserve">0.566</w:t>
+              <w:t xml:space="preserve">0.535</w:t>
             </w:r>
             <w:r>
               <w:t xml:space="preserve"> </w:t>
@@ -6526,7 +6537,7 @@
               <w:t xml:space="preserve"> </w:t>
             </w:r>
             <w:r>
-              <w:t xml:space="preserve">0.023</w:t>
+              <w:t xml:space="preserve">0.029</w:t>
             </w:r>
           </w:p>
         </w:tc>
@@ -6538,7 +6549,7 @@
               <w:jc w:val="center"/>
             </w:pPr>
             <w:r>
-              <w:t xml:space="preserve">0.574</w:t>
+              <w:t xml:space="preserve">0.577</w:t>
             </w:r>
             <w:r>
               <w:t xml:space="preserve"> </w:t>
@@ -6555,7 +6566,7 @@
               <w:t xml:space="preserve"> </w:t>
             </w:r>
             <w:r>
-              <w:t xml:space="preserve">0.038</w:t>
+              <w:t xml:space="preserve">0.041</w:t>
             </w:r>
           </w:p>
         </w:tc>
@@ -6581,7 +6592,7 @@
               <w:jc w:val="center"/>
             </w:pPr>
             <w:r>
-              <w:t xml:space="preserve">-0.037</w:t>
+              <w:t xml:space="preserve">-0.028</w:t>
             </w:r>
           </w:p>
         </w:tc>
@@ -6593,7 +6604,7 @@
               <w:jc w:val="center"/>
             </w:pPr>
             <w:r>
-              <w:t xml:space="preserve">-0.046</w:t>
+              <w:t xml:space="preserve">-0.003</w:t>
             </w:r>
           </w:p>
         </w:tc>
@@ -6605,7 +6616,7 @@
               <w:jc w:val="center"/>
             </w:pPr>
             <w:r>
-              <w:t xml:space="preserve">-0.014</w:t>
+              <w:t xml:space="preserve">-0.022</w:t>
             </w:r>
           </w:p>
         </w:tc>
@@ -6723,7 +6734,7 @@
         <w:t xml:space="preserve"> </w:t>
       </w:r>
       <w:r>
-        <w:t xml:space="preserve">Reliability of the flood model on the test blocks, with assets grouped into deciles of each prediction. The raw class-weighted score overstates the likelihood of flooding. The isotonic calibration corrects most of that overstatement but was fitted on other blocks, and where the test blocks hold more flood-prone ground than the calibration blocks, as in Rangpur and Rajshahi (13.5 % against 4.2 %), its top deciles lie above the diagonal and understate the flooding observed.</w:t>
+        <w:t xml:space="preserve">Reliability of the flood model on the test blocks, with assets grouped into deciles of each prediction. The raw class-weighted score overstates the likelihood of flooding. The isotonic calibration, fitted on other blocks, brings the riverine deciles close to the diagonal. On the coast, where the calibration blocks hold more flood-prone ground than the test blocks (5.5 % against 1.7 %), it still overstates the flooding observed.</w:t>
       </w:r>
     </w:p>
     <w:p>

--- a/docs/paper/submission/manuscript.docx
+++ b/docs/paper/submission/manuscript.docx
@@ -1596,7 +1596,7 @@
           <w:rPr>
             <w:rStyle w:val="Hyperlink"/>
           </w:rPr>
-          <w:t xml:space="preserve">https://doi.org/10.5281/zenodo.22978729</w:t>
+          <w:t xml:space="preserve">https://doi.org/10.5281/zenodo.23108572</w:t>
         </w:r>
       </w:hyperlink>
       <w:r>

--- a/docs/paper/submission/manuscript.docx
+++ b/docs/paper/submission/manuscript.docx
@@ -26,7 +26,7 @@
         <w:pStyle w:val="FirstParagraph"/>
       </w:pPr>
       <w:r>
-        <w:t xml:space="preserve">Flood susceptibility maps are judged by how well they rank the ground that floods, yet they are rarely compared with the simplest alternative, the record of where floods have already been. This study makes that comparison for infrastructure mapped in OpenStreetMap in three regions of Bangladesh, using flood extents mapped from Sentinel-1 radar for thirteen events as labels and reference, and scoring every model on 10 km blocks held out from training over 20 block assignments. Trained on floods up to 2022, a gradient-boosted model ranked the ground the 2024 floods reached at an AUC of 0.801 in Rangpur and Rajshahi and 0.797 in Sylhet, below the record of earlier flooding at 0.896 and 0.851. Given that record as a feature, the model beat both in Rangpur and Rajshahi, at 0.924, because terrain still ranks the ground no earlier flood reached, while in Sylhet it matched the record at 0.849. On the south-west coast, where most assets flooded by the 2024 cyclone stood on ground that had not flooded before, the model beat the record, at 0.807 against 0.668. Training on radar-observed extents rather than terrain-threshold labels raised the AUC by 0.101, 0.087 and 0.08 on held-out areas and by 0.069, 0.024 and 0.071 on the 2024 floods, the Sylhet gain within noise. A graph neural network linking neighbouring assets added nothing over tabular models, and elevation carried almost all of the terrain signal. The radar masks agreed only moderately with an independent MODIS flood map, so the scores measure agreement with flooding as radar sees it. Susceptibility studies with a radar flood history should report that record as a baseline.</w:t>
+        <w:t xml:space="preserve">Flood susceptibility maps are judged by how well they rank the ground that floods, yet they are rarely compared with the simplest alternative, the record of where floods have already been. This study makes that comparison for infrastructure mapped in OpenStreetMap in three regions of Bangladesh, using flood extents mapped from Sentinel-1 radar for thirteen events as labels and reference, and scoring every model on 10 km blocks held out from training over 20 block assignments. Trained on floods up to 2022, a gradient-boosted model ranked the ground the 2024 floods reached at an AUC of 0.801 in Rangpur and Rajshahi and 0.797 in Sylhet, below the record of earlier flooding at 0.896 and 0.851. Given that record as a feature, the model beat both in Rangpur and Rajshahi, at 0.924, because terrain still ranks the ground no earlier flood reached, while in Sylhet it matched the record at 0.849. On the south-west coast, where most assets flooded by the 2024 cyclone stood on ground that had not flooded before, the model beat the record, at 0.807 against 0.668. Training on radar-observed extents rather than terrain-threshold labels raised the AUC by 0.101, 0.087 and 0.080 on held-out areas and by 0.069, 0.024 and 0.071 on the 2024 floods, the Sylhet gain within noise. A graph neural network linking neighbouring assets added nothing over tabular models, and elevation carried almost all of the terrain signal. The radar masks agreed only moderately with an independent MODIS flood map, so the scores measure agreement with flooding as radar sees it. Susceptibility studies with a radar flood history should report that record as a baseline.</w:t>
       </w:r>
     </w:p>
     <w:p>
@@ -543,7 +543,7 @@
         <w:pStyle w:val="FirstParagraph"/>
       </w:pPr>
       <w:r>
-        <w:t xml:space="preserve">Three regions with contrasting flood regimes are studied, riverine flooding in Rangpur and Rajshahi, flash flooding in the Sylhet haor basin and cyclone surge on the south-west coast (Fig. 1a, Table 2), and they share one set of model settings so that results stay comparable. Every dataset the pipeline ingests is openly licensed (Table 3). Administrative boundaries come from geoBoundaries, which unlike GADM may be redistributed and carries the union level for Bangladesh. OpenStreetMap coverage is uneven, so an area with few mapped assets shows low exposure whether or not much stands there, and WorldPop’s constrained product carries population only where buildings were detected in imagery.</w:t>
+        <w:t xml:space="preserve">Three regions with contrasting flood regimes are studied, riverine flooding in Rangpur and Rajshahi, flash flooding in the Sylhet haor basin and cyclone surge on the south-west coast (Fig. 1a, Table 2), and they share one set of model settings so that results stay comparable. The regions differ in how water arrives. Rangpur and Rajshahi, in the north-west, lie on the floodplains of the Teesta and the Brahmaputra–Jamuna, where monsoon rivers rise above their danger levels and stay there for days to weeks, and all five mapped floods fell between late June and October (Table 4). The Sylhet region holds the haor basin, a low bowl of seasonal wetlands fed by rivers from the hills to the north and east, where flash floods rise quickly and can arrive before the monsoon, as in April 2017, when they struck before the rice harvest. The south-west coast is a delta of tidal channels and polders, embanked islands of farmland, where flooding follows the landfall of a cyclone and the overtopping or breach of embankments rather than the stage of a river. The regions hold 23,016, 13,374 and 29,545 mapped assets, across parts of 21, 10 and 16 districts. Every dataset the pipeline ingests is openly licensed (Table 3). Administrative boundaries come from geoBoundaries, which unlike GADM may be redistributed and carries the union level for Bangladesh. OpenStreetMap coverage is uneven, so an area with few mapped assets shows low exposure whether or not much stands there, and WorldPop’s constrained product carries population only where buildings were detected in imagery.</w:t>
       </w:r>
     </w:p>
     <w:bookmarkEnd w:id="16"/>
@@ -707,7 +707,7 @@
         <w:t xml:space="preserve">(Tellman et al., 2021)</w:t>
       </w:r>
       <w:r>
-        <w:t xml:space="preserve">. On that grid, over cells that MODIS saw clear and that are not permanent water, the maps agree on 81.9 % and 82 % of cells, a figure dominated by dry ground. On flooded ground the agreement is only moderate, with a critical success index of 0.29 and 0.339 and a kappa of 0.346 and 0.406. The radar marks more ground as flooded than MODIS in Rangpur and Rajshahi (19.7 % against 13.2 %), consistent with flooded patches smaller than a MODIS pixel and with flooding hidden by cloud. It marks less in the Sylhet haor (13.2 % against 23.3 %), consistent with the difficulty radar has where water stands under vegetation</w:t>
+        <w:t xml:space="preserve">. On that grid, over cells that MODIS saw clear and that are not permanent water, the maps agree on 81.9 % and 82.0 % of cells, a figure dominated by dry ground. On flooded ground the agreement is only moderate, with a critical success index of 0.290 and 0.339 and a kappa of 0.346 and 0.406. The radar marks more ground as flooded than MODIS in Rangpur and Rajshahi (19.7 % against 13.2 %), consistent with flooded patches smaller than a MODIS pixel and with flooding hidden by cloud. It marks less in the Sylhet haor (13.2 % against 23.3 %), consistent with the difficulty radar has where water stands under vegetation</w:t>
       </w:r>
       <w:r>
         <w:t xml:space="preserve"> </w:t>
@@ -889,7 +889,7 @@
         <w:pStyle w:val="FirstParagraph"/>
       </w:pPr>
       <w:r>
-        <w:t xml:space="preserve">Every model is scored on the held-out blocks by the area under the ROC curve (AUC), average precision and its lift over the base rate, and the Brier score, and the hazard surfaces are also scored against observed flooding over every grid cell. Every comparison between models or label sources is repeated over 20 block assignments drawn with different seeds and tested by a paired comparison across them, because one assignment gives a single number with no sense of its spread. A temporal test trains on the floods up to 2022 and scores against those of 2024 (Section 5.4).</w:t>
+        <w:t xml:space="preserve">Every model is scored on the held-out blocks by the area under the ROC curve (AUC), average precision and its lift over the base rate, and the Brier score, and the hazard surfaces are also scored against observed flooding over every grid cell. Every comparison between models or label sources is repeated over 20 block assignments drawn with different seeds and tested by a paired t-test on the differences across them, because one assignment gives a single number with no sense of its spread. A temporal test trains on the floods up to 2022 and scores against those of 2024 (Section 5.4).</w:t>
       </w:r>
     </w:p>
     <w:bookmarkEnd w:id="23"/>
@@ -935,7 +935,7 @@
         <w:pStyle w:val="FirstParagraph"/>
       </w:pPr>
       <w:r>
-        <w:t xml:space="preserve">Table 5 reports the single block assignment behind the published outputs. In Sylhet 14.7 % of assets sit on flood-prone ground and the asset model reaches an AUC of 0.934. In Rangpur and Rajshahi only 6.7 % do, yet the model ranks well (AUC 0.884), with an average precision 7.032 times the base rate. Calibration lowers the Brier score from 0.069 to 0.029 in Rangpur and Rajshahi, slightly below the 0.032 of always predicting the base rate, and its deciles lie close to the diagonal in both riverine regions (Fig. 5). It carries less well to the coast, where the calibration blocks hold 5.5 % flood-prone assets against 1.7 % in the test blocks and the calibrated Brier score of 0.039 is worse than the base rate at 0.017.</w:t>
+        <w:t xml:space="preserve">Table 5 reports the single block assignment behind the published outputs. In Sylhet 14.7 % of assets sit on flood-prone ground and the asset model reaches an AUC of 0.934. In Rangpur and Rajshahi only 6.7 % do, yet the model ranks well (AUC 0.884), with an average precision 7.0 times the base rate. Calibration lowers the Brier score from 0.069 to 0.029 in Rangpur and Rajshahi, slightly below the 0.032 of always predicting the base rate, and its deciles lie close to the diagonal in both riverine regions (Fig. 5). It carries less well to the coast, where the calibration blocks hold 5.5 % flood-prone assets against 1.7 % in the test blocks and the calibrated Brier score of 0.039 is worse than the base rate at 0.017.</w:t>
       </w:r>
     </w:p>
     <w:bookmarkEnd w:id="25"/>
@@ -962,7 +962,10 @@
         <w:pStyle w:val="FirstParagraph"/>
       </w:pPr>
       <w:r>
-        <w:t xml:space="preserve">The terrain-threshold ensemble captures 0.151 of the ground that flooded in at least 2 of the five Rangpur and Rajshahi events, with a false alarm ratio of 0.517, and marks 6.6 % of the region as flood-prone where the radar saw 21.2 % flood that often. Trained on those labels and scored on the same held-out blocks against observed flooding over 20 assignments, the default model reaches 0.716 against 0.817 for observed labels in Rangpur and Rajshahi, 0.77 against 0.857 in Sylhet and 0.758 against 0.839 on the coast. The gaps of 0.101, 0.087 and 0.08 favour the observed labels on 20, 19 and 19 of the assignments (</w:t>
+        <w:t xml:space="preserve">The terrain-threshold ensemble captures 0.151 of the ground that flooded in at least 2 of the five Rangpur and Rajshahi events, with a false alarm ratio of 0.517, and marks 6.6 % of the region as flood-prone where the radar saw 21.2 % flood that often. Trained on those labels and scored on the same held-out blocks against observed flooding over 20 assignments, the default model reaches 0.716 against 0.817 for observed labels in Rangpur and Rajshahi, 0.770 against 0.857 in Sylhet and 0.758 against 0.839 on the coast. The gaps of 0.101, 0.087 and 0.080 favour the observed labels on 20, 19 and 19 of the assignments (all</w:t>
+      </w:r>
+      <w:r>
+        <w:t xml:space="preserve"> </w:t>
       </w:r>
       <m:oMath>
         <m:r>
@@ -979,10 +982,176 @@
         </m:r>
       </m:oMath>
       <w:r>
-        <w:t xml:space="preserve">,</w:t>
-      </w:r>
-      <w:r>
-        <w:t xml:space="preserve"> </w:t>
+        <w:t xml:space="preserve">; Fig. 4). This test favours the observed labels, since that model is scored against the definition it learned, so Section 5.4 repeats it against later floods that neither label source was trained on.</w:t>
+      </w:r>
+    </w:p>
+    <w:bookmarkEnd w:id="26"/>
+    <w:bookmarkStart w:id="27" w:name="the-south-west-coast"/>
+    <w:p>
+      <w:pPr>
+        <w:pStyle w:val="Heading2"/>
+      </w:pPr>
+      <w:r>
+        <w:rPr>
+          <w:rStyle w:val="SectionNumber"/>
+        </w:rPr>
+        <w:t xml:space="preserve">5.3</w:t>
+      </w:r>
+      <w:r>
+        <w:tab/>
+      </w:r>
+      <w:r>
+        <w:t xml:space="preserve">The south-west coast</w:t>
+      </w:r>
+    </w:p>
+    <w:p>
+      <w:pPr>
+        <w:pStyle w:val="FirstParagraph"/>
+      </w:pPr>
+      <w:r>
+        <w:t xml:space="preserve">On the coast the asset model still ranks flooded ground above dry ground (AUC 0.794), but across the grid both hazard surfaces are close to chance, the terrain surface at 0.542 and the Kriged one at 0.538. The same two surfaces reach 0.657 and 0.666 in Rangpur and Rajshahi and 0.822 and 0.544 in Sylhet. Surge flooding is governed by polder embankments, tidal channels and landfall position, none of which elevation describes.</w:t>
+      </w:r>
+    </w:p>
+    <w:bookmarkEnd w:id="27"/>
+    <w:bookmarkStart w:id="28" w:name="sec:temporal"/>
+    <w:p>
+      <w:pPr>
+        <w:pStyle w:val="Heading2"/>
+      </w:pPr>
+      <w:r>
+        <w:rPr>
+          <w:rStyle w:val="SectionNumber"/>
+        </w:rPr>
+        <w:t xml:space="preserve">5.4</w:t>
+      </w:r>
+      <w:r>
+        <w:tab/>
+      </w:r>
+      <w:r>
+        <w:t xml:space="preserve">Transfer to later floods</w:t>
+      </w:r>
+    </w:p>
+    <w:p>
+      <w:pPr>
+        <w:pStyle w:val="FirstParagraph"/>
+      </w:pPr>
+      <w:r>
+        <w:t xml:space="preserve">The held-out blocks separate training from testing in space but not in time. Each model is therefore also trained on the floods up to 2022, keeping each region’s labelling rule capped by the number of earlier events, and scored on the held-out blocks against the ground any 2024 flood reached. Three references are scored on the same assets over 20 assignments (Table 6). The first is the share of earlier events in which the ground flooded, which is the map the radar record alone provides. The second is the same model trained with the 2024 events included, and the third is the same model trained on terrain-threshold labels, which draw on no flood event.</w:t>
+      </w:r>
+    </w:p>
+    <w:p>
+      <w:pPr>
+        <w:pStyle w:val="BodyText"/>
+      </w:pPr>
+      <w:r>
+        <w:t xml:space="preserve">Trained only on earlier floods, the model ranks the 2024 flooding at 0.801 in Rangpur and Rajshahi, 0.797 in Sylhet and 0.807 on the coast, losing nothing measurable in Rangpur and Rajshahi by leaving out 2024 (</w:t>
+      </w:r>
+      <m:oMath>
+        <m:r>
+          <m:t>p</m:t>
+        </m:r>
+        <m:r>
+          <m:rPr>
+            <m:sty m:val="p"/>
+          </m:rPr>
+          <m:t>=</m:t>
+        </m:r>
+        <m:r>
+          <m:t>0.052</m:t>
+        </m:r>
+      </m:oMath>
+      <w:r>
+        <w:t xml:space="preserve">) and 0.053 and 0.028 elsewhere. In both riverine regions the record of earlier flooding ranks the 2024 flooding better, at 0.896 and 0.851, with the model ahead on only 2 and 4 of 20 assignments, whereas on the coast the model leads, at 0.807 against 0.668. Riverine flooding returns to much the same ground, and only 16.9 % and 22.3 % of the assets flooded in 2024 stood on ground no earlier event had reached, against 65.5 % on the coast, where each surge floods the stretch of coast where it lands.</w:t>
+      </w:r>
+    </w:p>
+    <w:p>
+      <w:pPr>
+        <w:pStyle w:val="BodyText"/>
+      </w:pPr>
+      <w:r>
+        <w:t xml:space="preserve">The record and the 2024 floods come from the same change detection, so ground that radar mistakes for water every monsoon, such as wet paddy, would count as flooded in both and favour the record. Surfaces that stay dark in the dry season, such as sand bars and permanent wetland, are already rejected, since a pixel must darken against its dry-season baseline. The comparison was therefore repeated twice on stricter test sets, once without the ground flagged in every earlier event and once without the ground the JRC record has ever seen under water, and each removal also takes away genuinely flood-prone ground, so the check can only work against the record. Without the always-flooded ground the record still led, by 0.063 in Rangpur and Rajshahi and 0.040 in Sylhet (</w:t>
+      </w:r>
+      <m:oMath>
+        <m:r>
+          <m:t>p</m:t>
+        </m:r>
+        <m:r>
+          <m:rPr>
+            <m:sty m:val="p"/>
+          </m:rPr>
+          <m:t>=</m:t>
+        </m:r>
+        <m:r>
+          <m:t>0.008</m:t>
+        </m:r>
+      </m:oMath>
+      <w:r>
+        <w:t xml:space="preserve"> </w:t>
+      </w:r>
+      <w:r>
+        <w:t xml:space="preserve">and</w:t>
+      </w:r>
+      <w:r>
+        <w:t xml:space="preserve"> </w:t>
+      </w:r>
+      <m:oMath>
+        <m:r>
+          <m:t>p</m:t>
+        </m:r>
+        <m:r>
+          <m:rPr>
+            <m:sty m:val="p"/>
+          </m:rPr>
+          <m:t>=</m:t>
+        </m:r>
+        <m:r>
+          <m:t>0.014</m:t>
+        </m:r>
+      </m:oMath>
+      <w:r>
+        <w:t xml:space="preserve">). Outside recorded water it led in Rangpur and Rajshahi by 0.071 (</w:t>
+      </w:r>
+      <m:oMath>
+        <m:r>
+          <m:t>p</m:t>
+        </m:r>
+        <m:r>
+          <m:rPr>
+            <m:sty m:val="p"/>
+          </m:rPr>
+          <m:t>=</m:t>
+        </m:r>
+        <m:r>
+          <m:t>0.012</m:t>
+        </m:r>
+      </m:oMath>
+      <w:r>
+        <w:t xml:space="preserve">), while in Sylhet the model and the record could not be told apart, at 0.799 and 0.794 (</w:t>
+      </w:r>
+      <m:oMath>
+        <m:r>
+          <m:t>p</m:t>
+        </m:r>
+        <m:r>
+          <m:rPr>
+            <m:sty m:val="p"/>
+          </m:rPr>
+          <m:t>=</m:t>
+        </m:r>
+        <m:r>
+          <m:t>0.842</m:t>
+        </m:r>
+      </m:oMath>
+      <w:r>
+        <w:t xml:space="preserve">), on the 72.0 % of assets that hold only 29.9 % of the ground the 2024 floods reached. The record’s lead in Rangpur and Rajshahi therefore does not rest on ground that radar misreads every year, whereas in Sylhet it rests on the margins of the haor’s seasonal water, where floods return to the same ground. On the coast the model’s lead held on both sets, at 0.140 and 0.166.</w:t>
+      </w:r>
+    </w:p>
+    <w:p>
+      <w:pPr>
+        <w:pStyle w:val="BodyText"/>
+      </w:pPr>
+      <w:r>
+        <w:t xml:space="preserve">The record can also enter the model as a feature, provided it comes from floods before the ones the model learns to predict, or the model would copy its own labels. The model is therefore trained to predict the last event year up to 2022 from its usual features and the share of the earlier events in which the ground flooded, and scored against the 2024 floods with that share taken over every event to 2022. In Rangpur and Rajshahi the combination beats both of its parts, at 0.924 against 0.896 for the record alone (</w:t>
       </w:r>
       <m:oMath>
         <m:r>
@@ -999,13 +1168,66 @@
         </m:r>
       </m:oMath>
       <w:r>
-        <w:t xml:space="preserve"> </w:t>
-      </w:r>
-      <w:r>
-        <w:t xml:space="preserve">and</w:t>
-      </w:r>
-      <w:r>
-        <w:t xml:space="preserve"> </w:t>
+        <w:t xml:space="preserve">) and 0.790 for the model without the feature. Its gain comes on the ground no earlier flood reached, 87.7 % of the test assets, where the record gives every asset a score of zero and the combined model still ranks the 2024 flooding at 0.729. In Sylhet the combination, at 0.849, improves on the model without the feature at 0.837 (</w:t>
+      </w:r>
+      <m:oMath>
+        <m:r>
+          <m:t>p</m:t>
+        </m:r>
+        <m:r>
+          <m:rPr>
+            <m:sty m:val="p"/>
+          </m:rPr>
+          <m:t>=</m:t>
+        </m:r>
+        <m:r>
+          <m:t>0.015</m:t>
+        </m:r>
+      </m:oMath>
+      <w:r>
+        <w:t xml:space="preserve">) but not on the record alone at 0.851 (</w:t>
+      </w:r>
+      <m:oMath>
+        <m:r>
+          <m:t>p</m:t>
+        </m:r>
+        <m:r>
+          <m:rPr>
+            <m:sty m:val="p"/>
+          </m:rPr>
+          <m:t>=</m:t>
+        </m:r>
+        <m:r>
+          <m:t>0.767</m:t>
+        </m:r>
+      </m:oMath>
+      <w:r>
+        <w:t xml:space="preserve">). It still ranks the 2024 flooding at 0.777 on the 79.8 % of test assets that no earlier flood reached. On the coast, where the design leaves a single cyclone to train on, the combination at 0.648 cannot be told apart from the record alone (</w:t>
+      </w:r>
+      <m:oMath>
+        <m:r>
+          <m:t>p</m:t>
+        </m:r>
+        <m:r>
+          <m:rPr>
+            <m:sty m:val="p"/>
+          </m:rPr>
+          <m:t>=</m:t>
+        </m:r>
+        <m:r>
+          <m:t>0.315</m:t>
+        </m:r>
+      </m:oMath>
+      <w:r>
+        <w:t xml:space="preserve">).</w:t>
+      </w:r>
+    </w:p>
+    <w:p>
+      <w:pPr>
+        <w:pStyle w:val="BodyText"/>
+      </w:pPr>
+      <w:r>
+        <w:t xml:space="preserve">The 2024 floods also give the label comparison a test that favours neither label source. The observed labels still lead, at 0.801 against 0.732 in Rangpur and Rajshahi, 0.797 against 0.773 in Sylhet and 0.807 against 0.736 on the coast, ahead on 18, 15 and 18 of 20 assignments (</w:t>
       </w:r>
       <m:oMath>
         <m:r>
@@ -1022,69 +1244,10 @@
         </m:r>
       </m:oMath>
       <w:r>
-        <w:t xml:space="preserve">; Fig. 4). This test favours the observed labels, since that model is scored against the definition it learned, so Section 5.4 repeats it against later floods that neither label source was trained on.</w:t>
-      </w:r>
-    </w:p>
-    <w:bookmarkEnd w:id="26"/>
-    <w:bookmarkStart w:id="27" w:name="the-south-west-coast"/>
-    <w:p>
-      <w:pPr>
-        <w:pStyle w:val="Heading2"/>
-      </w:pPr>
-      <w:r>
-        <w:rPr>
-          <w:rStyle w:val="SectionNumber"/>
-        </w:rPr>
-        <w:t xml:space="preserve">5.3</w:t>
-      </w:r>
-      <w:r>
-        <w:tab/>
-      </w:r>
-      <w:r>
-        <w:t xml:space="preserve">The south-west coast</w:t>
-      </w:r>
-    </w:p>
-    <w:p>
-      <w:pPr>
-        <w:pStyle w:val="FirstParagraph"/>
-      </w:pPr>
-      <w:r>
-        <w:t xml:space="preserve">On the coast the asset model still ranks flooded ground above dry ground (AUC 0.794), but across the grid both hazard surfaces are close to chance, the terrain surface at 0.542 and the Kriged one at 0.538. The same two surfaces reach 0.657 and 0.666 in Rangpur and Rajshahi and 0.822 and 0.544 in Sylhet. Surge flooding is governed by polder embankments, tidal channels and landfall position, none of which elevation describes.</w:t>
-      </w:r>
-    </w:p>
-    <w:bookmarkEnd w:id="27"/>
-    <w:bookmarkStart w:id="28" w:name="sec:temporal"/>
-    <w:p>
-      <w:pPr>
-        <w:pStyle w:val="Heading2"/>
-      </w:pPr>
-      <w:r>
-        <w:rPr>
-          <w:rStyle w:val="SectionNumber"/>
-        </w:rPr>
-        <w:t xml:space="preserve">5.4</w:t>
-      </w:r>
-      <w:r>
-        <w:tab/>
-      </w:r>
-      <w:r>
-        <w:t xml:space="preserve">Transfer to later floods</w:t>
-      </w:r>
-    </w:p>
-    <w:p>
-      <w:pPr>
-        <w:pStyle w:val="FirstParagraph"/>
-      </w:pPr>
-      <w:r>
-        <w:t xml:space="preserve">The held-out blocks separate training from testing in space but not in time. Each model is therefore also trained on the floods up to 2022, keeping each region’s labelling rule capped by the number of earlier events, and scored on the held-out blocks against the ground any 2024 flood reached. Three references are scored on the same assets over 20 assignments (Table 6). The first is the share of earlier events in which the ground flooded, which is the map the radar record alone provides. The second is the same model trained with the 2024 events included, and the third is the same model trained on terrain-threshold labels, which draw on no flood event.</w:t>
-      </w:r>
-    </w:p>
-    <w:p>
-      <w:pPr>
-        <w:pStyle w:val="BodyText"/>
-      </w:pPr>
-      <w:r>
-        <w:t xml:space="preserve">Trained only on earlier floods, the model ranks the 2024 flooding at 0.801 in Rangpur and Rajshahi, 0.797 in Sylhet and 0.807 on the coast, losing nothing measurable in Rangpur and Rajshahi by leaving out 2024 (</w:t>
+        <w:t xml:space="preserve">,</w:t>
+      </w:r>
+      <w:r>
+        <w:t xml:space="preserve"> </w:t>
       </w:r>
       <m:oMath>
         <m:r>
@@ -1097,19 +1260,17 @@
           <m:t>=</m:t>
         </m:r>
         <m:r>
-          <m:t>0.052</m:t>
+          <m:t>0.063</m:t>
         </m:r>
       </m:oMath>
       <w:r>
-        <w:t xml:space="preserve">) and 0.053 and 0.028 elsewhere. In both riverine regions the record of earlier flooding ranks the 2024 flooding better, at 0.896 and 0.851, with the model ahead on only 2 and 4 of 20 assignments, whereas on the coast the model leads, at 0.807 against 0.668. Riverine flooding returns to much the same ground, and only 16.9 % and 22.3 % of the assets flooded in 2024 stood on ground no earlier event had reached, against 65.5 % on the coast, where each surge floods the stretch of coast where it lands.</w:t>
-      </w:r>
-    </w:p>
-    <w:p>
-      <w:pPr>
-        <w:pStyle w:val="BodyText"/>
-      </w:pPr>
-      <w:r>
-        <w:t xml:space="preserve">The record can also enter the model as a feature, provided it comes from floods before the ones the model learns to predict, or the model would copy its own labels. The model is therefore trained to predict the last event year up to 2022 from its usual features and the share of the earlier events in which the ground flooded, and scored against the 2024 floods with that share taken over every event to 2022. In Rangpur and Rajshahi the combination beats both of its parts, at 0.924 against 0.896 for the record alone (</w:t>
+        <w:t xml:space="preserve"> </w:t>
+      </w:r>
+      <w:r>
+        <w:t xml:space="preserve">and</w:t>
+      </w:r>
+      <w:r>
+        <w:t xml:space="preserve"> </w:t>
       </w:r>
       <m:oMath>
         <m:r>
@@ -1126,66 +1287,34 @@
         </m:r>
       </m:oMath>
       <w:r>
-        <w:t xml:space="preserve">) and 0.79 for the model without the feature. Its gain comes on the ground no earlier flood reached, 87.7 % of the test assets, where the record gives every asset a score of zero and the combined model still ranks the 2024 flooding at 0.729. In Sylhet the combination, at 0.849, improves on the model without the feature at 0.837 (</w:t>
-      </w:r>
-      <m:oMath>
-        <m:r>
-          <m:t>p</m:t>
-        </m:r>
-        <m:r>
-          <m:rPr>
-            <m:sty m:val="p"/>
-          </m:rPr>
-          <m:t>=</m:t>
-        </m:r>
-        <m:r>
-          <m:t>0.015</m:t>
-        </m:r>
-      </m:oMath>
-      <w:r>
-        <w:t xml:space="preserve">) but not on the record alone at 0.851 (</w:t>
-      </w:r>
-      <m:oMath>
-        <m:r>
-          <m:t>p</m:t>
-        </m:r>
-        <m:r>
-          <m:rPr>
-            <m:sty m:val="p"/>
-          </m:rPr>
-          <m:t>=</m:t>
-        </m:r>
-        <m:r>
-          <m:t>0.767</m:t>
-        </m:r>
-      </m:oMath>
-      <w:r>
-        <w:t xml:space="preserve">). It still ranks the 2024 flooding at 0.777 on the 79.8 % of test assets that no earlier flood reached. On the coast, where the design leaves a single cyclone to train on, the combination at 0.648 cannot be told apart from the record alone (</w:t>
-      </w:r>
-      <m:oMath>
-        <m:r>
-          <m:t>p</m:t>
-        </m:r>
-        <m:r>
-          <m:rPr>
-            <m:sty m:val="p"/>
-          </m:rPr>
-          <m:t>=</m:t>
-        </m:r>
-        <m:r>
-          <m:t>0.315</m:t>
-        </m:r>
-      </m:oMath>
-      <w:r>
-        <w:t xml:space="preserve">).</w:t>
-      </w:r>
-    </w:p>
-    <w:p>
-      <w:pPr>
-        <w:pStyle w:val="BodyText"/>
-      </w:pPr>
-      <w:r>
-        <w:t xml:space="preserve">The 2024 floods also give the label comparison a test that favours neither label source. The observed labels still lead, at 0.801 against 0.732 in Rangpur and Rajshahi, 0.797 against 0.773 in Sylhet and 0.807 against 0.736 on the coast, ahead on 18, 15 and 18 of 20 assignments (</w:t>
+        <w:t xml:space="preserve">). The coastal gap of 0.071 stays close to its spatial 0.080, while the riverine gaps shrink, from 0.101 to 0.069 in Rangpur and Rajshahi and from 0.087 to 0.024 in Sylhet, where the remaining gap cannot be told apart from noise. Much of the Sylhet advantage in the spatial test therefore came from the shared definition rather than from the labels themselves.</w:t>
+      </w:r>
+    </w:p>
+    <w:bookmarkEnd w:id="28"/>
+    <w:bookmarkStart w:id="29" w:name="sec:benchmark"/>
+    <w:p>
+      <w:pPr>
+        <w:pStyle w:val="Heading2"/>
+      </w:pPr>
+      <w:r>
+        <w:rPr>
+          <w:rStyle w:val="SectionNumber"/>
+        </w:rPr>
+        <w:t xml:space="preserve">5.5</w:t>
+      </w:r>
+      <w:r>
+        <w:tab/>
+      </w:r>
+      <w:r>
+        <w:t xml:space="preserve">Model comparison</w:t>
+      </w:r>
+    </w:p>
+    <w:p>
+      <w:pPr>
+        <w:pStyle w:val="FirstParagraph"/>
+      </w:pPr>
+      <w:r>
+        <w:t xml:space="preserve">A graph neural network, the design this system began with, is set against logistic regression, a random forest and gradient boosting on the same features, assets and blocks, with the wetness index alone as a model-free reference, over 20 assignments (Table 7, Fig. 6). The graph network trails the best ordinary model in every region, by 0.028 in AUC in Rangpur and Rajshahi (</w:t>
       </w:r>
       <m:oMath>
         <m:r>
@@ -1202,10 +1331,7 @@
         </m:r>
       </m:oMath>
       <w:r>
-        <w:t xml:space="preserve">,</w:t>
-      </w:r>
-      <w:r>
-        <w:t xml:space="preserve"> </w:t>
+        <w:t xml:space="preserve">, ahead on 2 of 20 assignments) and 0.022 on the coast (</w:t>
       </w:r>
       <m:oMath>
         <m:r>
@@ -1218,91 +1344,7 @@
           <m:t>=</m:t>
         </m:r>
         <m:r>
-          <m:t>0.063</m:t>
-        </m:r>
-      </m:oMath>
-      <w:r>
-        <w:t xml:space="preserve"> </w:t>
-      </w:r>
-      <w:r>
-        <w:t xml:space="preserve">and</w:t>
-      </w:r>
-      <w:r>
-        <w:t xml:space="preserve"> </w:t>
-      </w:r>
-      <m:oMath>
-        <m:r>
-          <m:t>p</m:t>
-        </m:r>
-        <m:r>
-          <m:rPr>
-            <m:sty m:val="p"/>
-          </m:rPr>
-          <m:t>&lt;</m:t>
-        </m:r>
-        <m:r>
-          <m:t>0.001</m:t>
-        </m:r>
-      </m:oMath>
-      <w:r>
-        <w:t xml:space="preserve">). The coastal gap of 0.071 stays close to its spatial 0.08, while the riverine gaps shrink, from 0.101 to 0.069 in Rangpur and Rajshahi and from 0.087 to 0.024 in Sylhet, where the remaining gap cannot be told apart from noise. Much of the Sylhet advantage in the spatial test therefore came from the shared definition rather than from the labels themselves.</w:t>
-      </w:r>
-    </w:p>
-    <w:bookmarkEnd w:id="28"/>
-    <w:bookmarkStart w:id="29" w:name="sec:benchmark"/>
-    <w:p>
-      <w:pPr>
-        <w:pStyle w:val="Heading2"/>
-      </w:pPr>
-      <w:r>
-        <w:rPr>
-          <w:rStyle w:val="SectionNumber"/>
-        </w:rPr>
-        <w:t xml:space="preserve">5.5</w:t>
-      </w:r>
-      <w:r>
-        <w:tab/>
-      </w:r>
-      <w:r>
-        <w:t xml:space="preserve">Model comparison</w:t>
-      </w:r>
-    </w:p>
-    <w:p>
-      <w:pPr>
-        <w:pStyle w:val="FirstParagraph"/>
-      </w:pPr>
-      <w:r>
-        <w:t xml:space="preserve">A graph neural network, the design this system began with, is set against logistic regression, a random forest and gradient boosting on the same features, assets and blocks, with the wetness index alone as a model-free reference, over 20 assignments (Table 7, Fig. 6). The graph network trails the best ordinary model in every region, by 0.028 in AUC in Rangpur and Rajshahi (</w:t>
-      </w:r>
-      <m:oMath>
-        <m:r>
-          <m:t>p</m:t>
-        </m:r>
-        <m:r>
-          <m:rPr>
-            <m:sty m:val="p"/>
-          </m:rPr>
-          <m:t>&lt;</m:t>
-        </m:r>
-        <m:r>
-          <m:t>0.001</m:t>
-        </m:r>
-      </m:oMath>
-      <w:r>
-        <w:t xml:space="preserve">, ahead on 2 of 20 assignments) and 0.022 on the coast (</w:t>
-      </w:r>
-      <m:oMath>
-        <m:r>
-          <m:t>p</m:t>
-        </m:r>
-        <m:r>
-          <m:rPr>
-            <m:sty m:val="p"/>
-          </m:rPr>
-          <m:t>=</m:t>
-        </m:r>
-        <m:r>
-          <m:t>0.04</m:t>
+          <m:t>0.040</m:t>
         </m:r>
       </m:oMath>
       <w:r>
@@ -1350,7 +1392,7 @@
         <w:pStyle w:val="FirstParagraph"/>
       </w:pPr>
       <w:r>
-        <w:t xml:space="preserve">Shuffling each feature across the test assets over the same assignments shows what the default model uses (Fig. 7). Elevation carries almost all of the terrain signal, costing 0.086, 0.22 and 0.129 in AUC when shuffled, while TWI, HAND, slope and flow accumulation cost at most 0, 0.009 and 0.007. Shuffled together, since correlated features can stand in for one another, the five terrain features cost 0.08, 0.214 and 0.132, about as much as elevation alone. The five access distances together cost 0.11, 0.133 and 0.142, more than the terrain in Rangpur and Rajshahi and on the coast and second to it in Sylhet. They describe distance to services rather than any property of flooding and most likely stand in for where roads and settlements sit on the floodplain, a reading that was not tested directly.</w:t>
+        <w:t xml:space="preserve">Shuffling each feature across the test assets over the same assignments shows what the default model uses (Fig. 7). Elevation carries almost all of the terrain signal, costing 0.086, 0.220 and 0.129 in AUC when shuffled, while TWI, HAND, slope and flow accumulation cost at most 0.000, 0.009 and 0.007. Shuffled together, since correlated features can stand in for one another, the five terrain features cost 0.080, 0.214 and 0.132, about as much as elevation alone. The five access distances together cost 0.110, 0.133 and 0.142, more than the terrain in Rangpur and Rajshahi and on the coast and second to it in Sylhet. They describe distance to services rather than any property of flooding and most likely stand in for where roads and settlements sit on the floodplain, a reading that was not tested directly.</w:t>
       </w:r>
     </w:p>
     <w:bookmarkEnd w:id="30"/>
@@ -1396,7 +1438,7 @@
         <w:pStyle w:val="FirstParagraph"/>
       </w:pPr>
       <w:r>
-        <w:t xml:space="preserve">The label source bears most directly on published flood maps. Terrain-threshold labels cost the model 0.101, 0.087 and 0.08 in AUC on held-out blocks. Against later floods that neither label source had seen they still cost 0.069, 0.024 and 0.071, so in Rangpur and Rajshahi and on the coast the advantage of radar labels does not depend on the test sharing their definition, while in Sylhet most of it did. The indices those labels are built on, TWI and HAND, add almost nothing to the model once elevation is known, and a model scored against labels derived from its own inputs measures its recovery of the labelling rule rather than its skill at locating floods. The mean AUCs here, 0.817 and 0.857 in the riverine regions, sit at or below the best-model AUCs of 0.87 to 0.98 in Table 1. The comparison is only indicative, since those studies split their points at random while every figure here comes from 10 km blocks the model never saw. Blocking has its own critics</w:t>
+        <w:t xml:space="preserve">The label source bears most directly on published flood maps. Terrain-threshold labels cost the model 0.101, 0.087 and 0.080 in AUC on held-out blocks. Against later floods that neither label source had seen they still cost 0.069, 0.024 and 0.071, so in Rangpur and Rajshahi and on the coast the advantage of radar labels does not depend on the test sharing their definition, while in Sylhet most of it did. The indices those labels are built on, TWI and HAND, add almost nothing to the model once elevation is known, and a model scored against labels derived from its own inputs measures its recovery of the labelling rule rather than its skill at locating floods. The mean AUCs here, 0.817 and 0.857 in the riverine regions, sit at or below the best-model AUCs of 0.87 to 0.98 in Table 1. The comparison is only indicative, since those studies split their points at random while every figure here comes from 10 km blocks the model never saw. Blocking has its own critics</w:t>
       </w:r>
       <w:r>
         <w:t xml:space="preserve"> </w:t>
@@ -1432,7 +1474,7 @@
         <w:pStyle w:val="FirstParagraph"/>
       </w:pPr>
       <w:r>
-        <w:t xml:space="preserve">Susceptibility studies rarely ask whether a model anticipates a later flood better than the record of earlier ones. In both riverine regions it did not. Given that record as a feature, the model beat both in Rangpur and Rajshahi, gaining on ground no earlier flood had reached, where the record cannot rank at all. In Sylhet it matched the record without improving on it. The record marks where water returns and the terrain ranks where it has not yet been seen, so a susceptibility map for a river basin with a radar flood history should at least report the record beside it, and where the record is informative the two can be combined. On the coast, where most of the ground Cyclone Remal flooded had not flooded in the earlier cyclones, the model trained on those cyclones did best. A study that reports accuracy without the past-flooding reference cannot show that its model knows more than the flood record already does, and the two are simple to compare wherever Sentinel-1 has observed earlier floods.</w:t>
+        <w:t xml:space="preserve">Susceptibility studies rarely ask whether a model anticipates a later flood better than the record of earlier ones. In both riverine regions it did not, and in Rangpur and Rajshahi the record kept its lead when the ground that radar could misread every monsoon was set aside, while in Sylhet its lead lay on the margins of the haor’s seasonal water. Given that record as a feature, the model beat both in Rangpur and Rajshahi, gaining on ground no earlier flood had reached, where the record cannot rank at all. In Sylhet it matched the record without improving on it. The record marks where water returns and the terrain ranks where it has not yet been seen, so a susceptibility map for a river basin with a radar flood history should at least report the record beside it, and where the record is informative the two can be combined. On the coast, where most of the ground Cyclone Remal flooded had not flooded in the earlier cyclones, the model trained on those cyclones did best. A study that reports accuracy without the past-flooding reference cannot show that its model knows more than the flood record already does, and the two are simple to compare wherever Sentinel-1 has observed earlier floods.</w:t>
       </w:r>
     </w:p>
     <w:bookmarkEnd w:id="33"/>
@@ -1531,7 +1573,7 @@
         <w:t xml:space="preserve">(Rahman et al., 2025)</w:t>
       </w:r>
       <w:r>
-        <w:t xml:space="preserve">. The radar labels carry error of their own, agreeing only moderately with an independent MODIS map and counting inundated paddy as flooding. Every score here therefore measures agreement with flooding mapped by radar rather than with flooding on the ground. The calibrated probabilities hold for a region as a whole rather than for any one area. The composite risk has not been checked against losses, and damage records for the 2022 and 2024 floods, where available, or depth-damage curves for infrastructure components such as those derived by expert elicitation</w:t>
+        <w:t xml:space="preserve">. The radar labels carry error of their own, agreeing only moderately with an independent MODIS map and counting inundated paddy as flooding, although setting aside the ground most exposed to a repeated error left the record’s lead in Rangpur and Rajshahi intact (Section 5.4). Every score here therefore measures agreement with flooding mapped by radar rather than with flooding on the ground. The calibrated probabilities hold for a region as a whole rather than for any one area. The composite risk has not been checked against losses, and damage records for the 2022 and 2024 floods, where available, or depth-damage curves for infrastructure components such as those derived by expert elicitation</w:t>
       </w:r>
       <w:r>
         <w:t xml:space="preserve"> </w:t>
@@ -1568,7 +1610,7 @@
         <w:pStyle w:val="FirstParagraph"/>
       </w:pPr>
       <w:r>
-        <w:t xml:space="preserve">Radar-observed flood extents made better training labels than terrain thresholds, by 0.101, 0.087 and 0.08 in AUC on held-out ground and by 0.069, 0.024 and 0.071 against later floods, which bears on how any map trained and scored against terrain-derived labels should be read. In the riverine regions the record of earlier floods predicted the 2024 flooding better than the model, and in Rangpur and Rajshahi a model given that record as a feature beat both, reaching 0.924, while in Sylhet it matched the record. Ordinary tabular models matched or beat a graph neural network, with elevation and the access distances carrying the signal. The terrain hazard surface ranked observed flooding across the grid at 0.657 and 0.822 in the riverine regions and close to chance on the coast. Every number in this paper is generated from the released pipeline outputs, so each can be checked and rebuilt.</w:t>
+        <w:t xml:space="preserve">Radar-observed flood extents made better training labels than terrain thresholds, by 0.101, 0.087 and 0.080 in AUC on held-out ground and by 0.069, 0.024 and 0.071 against later floods, which bears on how any map trained and scored against terrain-derived labels should be read. In the riverine regions the record of earlier floods predicted the 2024 flooding better than the model, and in Rangpur and Rajshahi a model given that record as a feature beat both, reaching 0.924, while in Sylhet it matched the record. Ordinary tabular models matched or beat a graph neural network, with elevation and the access distances carrying the signal. The terrain hazard surface ranked observed flooding across the grid at 0.657 and 0.822 in the riverine regions and close to chance on the coast. Every number in this paper is generated from the released pipeline outputs, so each can be checked and rebuilt.</w:t>
       </w:r>
     </w:p>
     <w:bookmarkEnd w:id="38"/>
@@ -5796,7 +5838,7 @@
               <w:jc w:val="center"/>
             </w:pPr>
             <w:r>
-              <w:t xml:space="preserve">0.85</w:t>
+              <w:t xml:space="preserve">0.850</w:t>
             </w:r>
           </w:p>
         </w:tc>
@@ -6508,7 +6550,7 @@
               <w:t xml:space="preserve"> </w:t>
             </w:r>
             <w:r>
-              <w:t xml:space="preserve">0.03</w:t>
+              <w:t xml:space="preserve">0.030</w:t>
             </w:r>
           </w:p>
         </w:tc>

--- a/docs/paper/submission/manuscript.docx
+++ b/docs/paper/submission/manuscript.docx
@@ -889,7 +889,16 @@
         <w:pStyle w:val="FirstParagraph"/>
       </w:pPr>
       <w:r>
-        <w:t xml:space="preserve">Every model is scored on the held-out blocks by the area under the ROC curve (AUC), average precision and its lift over the base rate, and the Brier score, and the hazard surfaces are also scored against observed flooding over every grid cell. Every comparison between models or label sources is repeated over 20 block assignments drawn with different seeds and tested by a paired t-test on the differences across them, because one assignment gives a single number with no sense of its spread. A temporal test trains on the floods up to 2022 and scores against those of 2024 (Section 5.4).</w:t>
+        <w:t xml:space="preserve">Every model is scored on the held-out blocks by the area under the ROC curve (AUC), average precision and its lift over the base rate, and the Brier score, and the hazard surfaces are also scored against observed flooding over every grid cell. Every comparison between models or label sources is repeated over 20 block assignments drawn with different seeds, because one assignment gives a single number with no sense of its spread. The paired differences are tested by the corrected resampled t-test of</w:t>
+      </w:r>
+      <w:r>
+        <w:t xml:space="preserve"> </w:t>
+      </w:r>
+      <w:r>
+        <w:t xml:space="preserve">Nadeau &amp; Bengio (2003)</w:t>
+      </w:r>
+      <w:r>
+        <w:t xml:space="preserve">, since the assignments reuse the same assets, and a plain t-test across them would overstate the evidence. A temporal test trains on the floods up to 2022 and scores against those of 2024 (Section 5.4).</w:t>
       </w:r>
     </w:p>
     <w:bookmarkEnd w:id="23"/>
@@ -962,10 +971,7 @@
         <w:pStyle w:val="FirstParagraph"/>
       </w:pPr>
       <w:r>
-        <w:t xml:space="preserve">The terrain-threshold ensemble captures 0.151 of the ground that flooded in at least 2 of the five Rangpur and Rajshahi events, with a false alarm ratio of 0.517, and marks 6.6 % of the region as flood-prone where the radar saw 21.2 % flood that often. Trained on those labels and scored on the same held-out blocks against observed flooding over 20 assignments, the default model reaches 0.716 against 0.817 for observed labels in Rangpur and Rajshahi, 0.770 against 0.857 in Sylhet and 0.758 against 0.839 on the coast. The gaps of 0.101, 0.087 and 0.080 favour the observed labels on 20, 19 and 19 of the assignments (all</w:t>
-      </w:r>
-      <w:r>
-        <w:t xml:space="preserve"> </w:t>
+        <w:t xml:space="preserve">The terrain-threshold ensemble captures 0.151 of the ground that flooded in at least 2 of the five Rangpur and Rajshahi events, with a false alarm ratio of 0.517, and marks 6.6 % of the region as flood-prone where the radar saw 21.2 % flood that often. Trained on those labels and scored on the same held-out blocks against observed flooding over 20 assignments, the default model reaches 0.716 against 0.817 for observed labels in Rangpur and Rajshahi, 0.770 against 0.857 in Sylhet and 0.758 against 0.839 on the coast. The gaps of 0.101, 0.087 and 0.080 favour the observed labels on 20, 19 and 19 of the assignments (</w:t>
       </w:r>
       <m:oMath>
         <m:r>
@@ -982,6 +988,49 @@
         </m:r>
       </m:oMath>
       <w:r>
+        <w:t xml:space="preserve">,</w:t>
+      </w:r>
+      <w:r>
+        <w:t xml:space="preserve"> </w:t>
+      </w:r>
+      <m:oMath>
+        <m:r>
+          <m:t>p</m:t>
+        </m:r>
+        <m:r>
+          <m:rPr>
+            <m:sty m:val="p"/>
+          </m:rPr>
+          <m:t>=</m:t>
+        </m:r>
+        <m:r>
+          <m:t>0.003</m:t>
+        </m:r>
+      </m:oMath>
+      <w:r>
+        <w:t xml:space="preserve"> </w:t>
+      </w:r>
+      <w:r>
+        <w:t xml:space="preserve">and</w:t>
+      </w:r>
+      <w:r>
+        <w:t xml:space="preserve"> </w:t>
+      </w:r>
+      <m:oMath>
+        <m:r>
+          <m:t>p</m:t>
+        </m:r>
+        <m:r>
+          <m:rPr>
+            <m:sty m:val="p"/>
+          </m:rPr>
+          <m:t>&lt;</m:t>
+        </m:r>
+        <m:r>
+          <m:t>0.001</m:t>
+        </m:r>
+      </m:oMath>
+      <w:r>
         <w:t xml:space="preserve">; Fig. 4). This test favours the observed labels, since that model is scored against the definition it learned, so Section 5.4 repeats it against later floods that neither label source was trained on.</w:t>
       </w:r>
     </w:p>
@@ -1044,7 +1093,24 @@
         <w:pStyle w:val="BodyText"/>
       </w:pPr>
       <w:r>
-        <w:t xml:space="preserve">Trained only on earlier floods, the model ranks the 2024 flooding at 0.801 in Rangpur and Rajshahi, 0.797 in Sylhet and 0.807 on the coast, losing nothing measurable in Rangpur and Rajshahi by leaving out 2024 (</w:t>
+        <w:t xml:space="preserve">Trained only on earlier floods, the model ranks the 2024 flooding at 0.801 in Rangpur and Rajshahi, 0.797 in Sylhet and 0.807 on the coast, losing nothing measurable by leaving out 2024 in Rangpur and Rajshahi (</w:t>
+      </w:r>
+      <m:oMath>
+        <m:r>
+          <m:t>p</m:t>
+        </m:r>
+        <m:r>
+          <m:rPr>
+            <m:sty m:val="p"/>
+          </m:rPr>
+          <m:t>=</m:t>
+        </m:r>
+        <m:r>
+          <m:t>0.281</m:t>
+        </m:r>
+      </m:oMath>
+      <w:r>
+        <w:t xml:space="preserve">) or on the coast, where it lost 0.028 (</w:t>
       </w:r>
       <m:oMath>
         <m:r>
@@ -1061,15 +1127,7 @@
         </m:r>
       </m:oMath>
       <w:r>
-        <w:t xml:space="preserve">) and 0.053 and 0.028 elsewhere. In both riverine regions the record of earlier flooding ranks the 2024 flooding better, at 0.896 and 0.851, with the model ahead on only 2 and 4 of 20 assignments, whereas on the coast the model leads, at 0.807 against 0.668. Riverine flooding returns to much the same ground, and only 16.9 % and 22.3 % of the assets flooded in 2024 stood on ground no earlier event had reached, against 65.5 % on the coast, where each surge floods the stretch of coast where it lands.</w:t>
-      </w:r>
-    </w:p>
-    <w:p>
-      <w:pPr>
-        <w:pStyle w:val="BodyText"/>
-      </w:pPr>
-      <w:r>
-        <w:t xml:space="preserve">The record and the 2024 floods come from the same change detection, so ground that radar mistakes for water every monsoon, such as wet paddy, would count as flooded in both and favour the record. Surfaces that stay dark in the dry season, such as sand bars and permanent wetland, are already rejected, since a pixel must darken against its dry-season baseline. The comparison was therefore repeated twice on stricter test sets, once without the ground flagged in every earlier event and once without the ground the JRC record has ever seen under water, and each removal also takes away genuinely flood-prone ground, so the check can only work against the record. Without the always-flooded ground the record still led, by 0.063 in Rangpur and Rajshahi and 0.040 in Sylhet (</w:t>
+        <w:t xml:space="preserve">), and 0.053 in Sylhet (</w:t>
       </w:r>
       <m:oMath>
         <m:r>
@@ -1082,17 +1140,19 @@
           <m:t>=</m:t>
         </m:r>
         <m:r>
-          <m:t>0.008</m:t>
+          <m:t>0.020</m:t>
         </m:r>
       </m:oMath>
       <w:r>
-        <w:t xml:space="preserve"> </w:t>
-      </w:r>
-      <w:r>
-        <w:t xml:space="preserve">and</w:t>
-      </w:r>
-      <w:r>
-        <w:t xml:space="preserve"> </w:t>
+        <w:t xml:space="preserve">). In both riverine regions the record of earlier flooding ranks the 2024 flooding better, at 0.896 and 0.851, with the model ahead on only 2 and 4 of 20 assignments, whereas on the coast the model leads, at 0.807 against 0.668. Riverine flooding returns to much the same ground, and only 16.9 % and 22.3 % of the assets flooded in 2024 stood on ground no earlier event had reached, against 65.5 % on the coast, where each surge floods the stretch of coast where it lands.</w:t>
+      </w:r>
+    </w:p>
+    <w:p>
+      <w:pPr>
+        <w:pStyle w:val="BodyText"/>
+      </w:pPr>
+      <w:r>
+        <w:t xml:space="preserve">The record and the 2024 floods come from the same change detection, so ground that radar mistakes for water every monsoon, such as wet paddy, would count as flooded in both and favour the record. Surfaces that stay dark in the dry season, such as sand bars and permanent wetland, are already rejected, since a pixel must darken against its dry-season baseline. The comparison was therefore repeated twice on stricter test sets, once without the ground flagged in every earlier event and once without the ground the JRC record has ever seen under water, and each removal also takes away genuinely flood-prone ground, so the check can only work against the record. Without the always-flooded ground the record still led, by 0.063 in Rangpur and Rajshahi and 0.040 in Sylhet, ahead on 14 and 12 of 20 assignments, and outside recorded water it led in Rangpur and Rajshahi by 0.071, ahead on 15. These narrower leads cannot be told apart from noise (</w:t>
       </w:r>
       <m:oMath>
         <m:r>
@@ -1105,11 +1165,14 @@
           <m:t>=</m:t>
         </m:r>
         <m:r>
-          <m:t>0.014</m:t>
+          <m:t>0.130</m:t>
         </m:r>
       </m:oMath>
       <w:r>
-        <w:t xml:space="preserve">). Outside recorded water it led in Rangpur and Rajshahi by 0.071 (</w:t>
+        <w:t xml:space="preserve">,</w:t>
+      </w:r>
+      <w:r>
+        <w:t xml:space="preserve"> </w:t>
       </w:r>
       <m:oMath>
         <m:r>
@@ -1122,11 +1185,17 @@
           <m:t>=</m:t>
         </m:r>
         <m:r>
-          <m:t>0.012</m:t>
+          <m:t>0.185</m:t>
         </m:r>
       </m:oMath>
       <w:r>
-        <w:t xml:space="preserve">), while in Sylhet the model and the record could not be told apart, at 0.799 and 0.794 (</w:t>
+        <w:t xml:space="preserve"> </w:t>
+      </w:r>
+      <w:r>
+        <w:t xml:space="preserve">and</w:t>
+      </w:r>
+      <w:r>
+        <w:t xml:space="preserve"> </w:t>
       </w:r>
       <m:oMath>
         <m:r>
@@ -1139,36 +1208,11 @@
           <m:t>=</m:t>
         </m:r>
         <m:r>
-          <m:t>0.842</m:t>
+          <m:t>0.146</m:t>
         </m:r>
       </m:oMath>
       <w:r>
-        <w:t xml:space="preserve">), on the 72.0 % of assets that hold only 29.9 % of the ground the 2024 floods reached. The record’s lead in Rangpur and Rajshahi therefore does not rest on ground that radar misreads every year, whereas in Sylhet it rests on the margins of the haor’s seasonal water, where floods return to the same ground. On the coast the model’s lead held on both sets, at 0.140 and 0.166.</w:t>
-      </w:r>
-    </w:p>
-    <w:p>
-      <w:pPr>
-        <w:pStyle w:val="BodyText"/>
-      </w:pPr>
-      <w:r>
-        <w:t xml:space="preserve">The record can also enter the model as a feature, provided it comes from floods before the ones the model learns to predict, or the model would copy its own labels. The model is therefore trained to predict the last event year up to 2022 from its usual features and the share of the earlier events in which the ground flooded, and scored against the 2024 floods with that share taken over every event to 2022. In Rangpur and Rajshahi the combination beats both of its parts, at 0.924 against 0.896 for the record alone (</w:t>
-      </w:r>
-      <m:oMath>
-        <m:r>
-          <m:t>p</m:t>
-        </m:r>
-        <m:r>
-          <m:rPr>
-            <m:sty m:val="p"/>
-          </m:rPr>
-          <m:t>&lt;</m:t>
-        </m:r>
-        <m:r>
-          <m:t>0.001</m:t>
-        </m:r>
-      </m:oMath>
-      <w:r>
-        <w:t xml:space="preserve">) and 0.790 for the model without the feature. Its gain comes on the ground no earlier flood reached, 87.7 % of the test assets, where the record gives every asset a score of zero and the combined model still ranks the 2024 flooding at 0.729. In Sylhet the combination, at 0.849, improves on the model without the feature at 0.837 (</w:t>
+        <w:t xml:space="preserve">), but none reverses. In Sylhet outside recorded water the model and the record were level, at 0.799 and 0.794 (</w:t>
       </w:r>
       <m:oMath>
         <m:r>
@@ -1181,11 +1225,19 @@
           <m:t>=</m:t>
         </m:r>
         <m:r>
-          <m:t>0.015</m:t>
+          <m:t>0.912</m:t>
         </m:r>
       </m:oMath>
       <w:r>
-        <w:t xml:space="preserve">) but not on the record alone at 0.851 (</w:t>
+        <w:t xml:space="preserve">), on the 72.0 % of assets that hold only 29.9 % of the ground the 2024 floods reached. Ground that radar could misread every year therefore accounts for part of the record’s lead in Rangpur and Rajshahi but does not overturn it, whereas in Sylhet the lead rests on the margins of the haor’s seasonal water, where floods return to the same ground. On the coast the model’s lead held on both sets, at 0.140 and 0.166.</w:t>
+      </w:r>
+    </w:p>
+    <w:p>
+      <w:pPr>
+        <w:pStyle w:val="BodyText"/>
+      </w:pPr>
+      <w:r>
+        <w:t xml:space="preserve">The record can also enter the model as a feature, provided it comes from floods before the ones the model learns to predict, or the model would copy its own labels. The model is therefore trained to predict the last event year up to 2022 from its usual features and the share of the earlier events in which the ground flooded, and scored against the 2024 floods with that share taken over every event to 2022. In Rangpur and Rajshahi the combination beats both of its parts, at 0.924 against 0.896 for the record alone (</w:t>
       </w:r>
       <m:oMath>
         <m:r>
@@ -1198,11 +1250,11 @@
           <m:t>=</m:t>
         </m:r>
         <m:r>
-          <m:t>0.767</m:t>
+          <m:t>0.020</m:t>
         </m:r>
       </m:oMath>
       <w:r>
-        <w:t xml:space="preserve">). It still ranks the 2024 flooding at 0.777 on the 79.8 % of test assets that no earlier flood reached. On the coast, where the design leaves a single cyclone to train on, the combination at 0.648 cannot be told apart from the record alone (</w:t>
+        <w:t xml:space="preserve">) and 0.790 for the model without the feature. Its gain comes on the ground no earlier flood reached, 87.7 % of the test assets, where the record gives every asset a score of zero and the combined model still ranks the 2024 flooding at 0.729. In Sylhet the combination, at 0.849, cannot be told apart from either the model without the feature at 0.837 (</w:t>
       </w:r>
       <m:oMath>
         <m:r>
@@ -1215,39 +1267,11 @@
           <m:t>=</m:t>
         </m:r>
         <m:r>
-          <m:t>0.315</m:t>
+          <m:t>0.196</m:t>
         </m:r>
       </m:oMath>
       <w:r>
-        <w:t xml:space="preserve">).</w:t>
-      </w:r>
-    </w:p>
-    <w:p>
-      <w:pPr>
-        <w:pStyle w:val="BodyText"/>
-      </w:pPr>
-      <w:r>
-        <w:t xml:space="preserve">The 2024 floods also give the label comparison a test that favours neither label source. The observed labels still lead, at 0.801 against 0.732 in Rangpur and Rajshahi, 0.797 against 0.773 in Sylhet and 0.807 against 0.736 on the coast, ahead on 18, 15 and 18 of 20 assignments (</w:t>
-      </w:r>
-      <m:oMath>
-        <m:r>
-          <m:t>p</m:t>
-        </m:r>
-        <m:r>
-          <m:rPr>
-            <m:sty m:val="p"/>
-          </m:rPr>
-          <m:t>&lt;</m:t>
-        </m:r>
-        <m:r>
-          <m:t>0.001</m:t>
-        </m:r>
-      </m:oMath>
-      <w:r>
-        <w:t xml:space="preserve">,</w:t>
-      </w:r>
-      <w:r>
-        <w:t xml:space="preserve"> </w:t>
+        <w:t xml:space="preserve">) or the record alone at 0.851 (</w:t>
       </w:r>
       <m:oMath>
         <m:r>
@@ -1260,78 +1284,11 @@
           <m:t>=</m:t>
         </m:r>
         <m:r>
-          <m:t>0.063</m:t>
+          <m:t>0.881</m:t>
         </m:r>
       </m:oMath>
       <w:r>
-        <w:t xml:space="preserve"> </w:t>
-      </w:r>
-      <w:r>
-        <w:t xml:space="preserve">and</w:t>
-      </w:r>
-      <w:r>
-        <w:t xml:space="preserve"> </w:t>
-      </w:r>
-      <m:oMath>
-        <m:r>
-          <m:t>p</m:t>
-        </m:r>
-        <m:r>
-          <m:rPr>
-            <m:sty m:val="p"/>
-          </m:rPr>
-          <m:t>&lt;</m:t>
-        </m:r>
-        <m:r>
-          <m:t>0.001</m:t>
-        </m:r>
-      </m:oMath>
-      <w:r>
-        <w:t xml:space="preserve">). The coastal gap of 0.071 stays close to its spatial 0.080, while the riverine gaps shrink, from 0.101 to 0.069 in Rangpur and Rajshahi and from 0.087 to 0.024 in Sylhet, where the remaining gap cannot be told apart from noise. Much of the Sylhet advantage in the spatial test therefore came from the shared definition rather than from the labels themselves.</w:t>
-      </w:r>
-    </w:p>
-    <w:bookmarkEnd w:id="28"/>
-    <w:bookmarkStart w:id="29" w:name="sec:benchmark"/>
-    <w:p>
-      <w:pPr>
-        <w:pStyle w:val="Heading2"/>
-      </w:pPr>
-      <w:r>
-        <w:rPr>
-          <w:rStyle w:val="SectionNumber"/>
-        </w:rPr>
-        <w:t xml:space="preserve">5.5</w:t>
-      </w:r>
-      <w:r>
-        <w:tab/>
-      </w:r>
-      <w:r>
-        <w:t xml:space="preserve">Model comparison</w:t>
-      </w:r>
-    </w:p>
-    <w:p>
-      <w:pPr>
-        <w:pStyle w:val="FirstParagraph"/>
-      </w:pPr>
-      <w:r>
-        <w:t xml:space="preserve">A graph neural network, the design this system began with, is set against logistic regression, a random forest and gradient boosting on the same features, assets and blocks, with the wetness index alone as a model-free reference, over 20 assignments (Table 7, Fig. 6). The graph network trails the best ordinary model in every region, by 0.028 in AUC in Rangpur and Rajshahi (</w:t>
-      </w:r>
-      <m:oMath>
-        <m:r>
-          <m:t>p</m:t>
-        </m:r>
-        <m:r>
-          <m:rPr>
-            <m:sty m:val="p"/>
-          </m:rPr>
-          <m:t>&lt;</m:t>
-        </m:r>
-        <m:r>
-          <m:t>0.001</m:t>
-        </m:r>
-      </m:oMath>
-      <w:r>
-        <w:t xml:space="preserve">, ahead on 2 of 20 assignments) and 0.022 on the coast (</w:t>
+        <w:t xml:space="preserve">). It still ranks the 2024 flooding at 0.777 on the 79.8 % of test assets that no earlier flood reached. On the coast, where the design leaves a single cyclone to train on, the combination at 0.648 cannot be told apart from the record alone (</w:t>
       </w:r>
       <m:oMath>
         <m:r>
@@ -1344,11 +1301,19 @@
           <m:t>=</m:t>
         </m:r>
         <m:r>
-          <m:t>0.040</m:t>
+          <m:t>0.580</m:t>
         </m:r>
       </m:oMath>
       <w:r>
-        <w:t xml:space="preserve">, ahead on 6), while in Sylhet its gap of 0.003 is within noise (</w:t>
+        <w:t xml:space="preserve">).</w:t>
+      </w:r>
+    </w:p>
+    <w:p>
+      <w:pPr>
+        <w:pStyle w:val="BodyText"/>
+      </w:pPr>
+      <w:r>
+        <w:t xml:space="preserve">The 2024 floods also give the label comparison a test that favours neither label source. The observed labels still lead, at 0.801 against 0.732 in Rangpur and Rajshahi, 0.797 against 0.773 in Sylhet and 0.807 against 0.736 on the coast, ahead on 18, 15 and 18 of 20 assignments (</w:t>
       </w:r>
       <m:oMath>
         <m:r>
@@ -1361,11 +1326,132 @@
           <m:t>=</m:t>
         </m:r>
         <m:r>
-          <m:t>0.674</m:t>
+          <m:t>0.013</m:t>
         </m:r>
       </m:oMath>
       <w:r>
-        <w:t xml:space="preserve">, ahead on 7). Gradient boosting scores best in every region, although in Sylhet logistic regression, the graph network and the random forest all come within 0.012 of it. The wetness index alone ranks close to chance, at 0.517, 0.535 and 0.577. Gradient boosting is therefore the default for every region, since choosing a model per region would fit the model to the split. Its AUC varies by 0.042 to 0.046 from one assignment to the next, so each single-assignment figure, including those in Table 5, is one draw from a distribution of that width.</w:t>
+        <w:t xml:space="preserve">,</w:t>
+      </w:r>
+      <w:r>
+        <w:t xml:space="preserve"> </w:t>
+      </w:r>
+      <m:oMath>
+        <m:r>
+          <m:t>p</m:t>
+        </m:r>
+        <m:r>
+          <m:rPr>
+            <m:sty m:val="p"/>
+          </m:rPr>
+          <m:t>=</m:t>
+        </m:r>
+        <m:r>
+          <m:t>0.333</m:t>
+        </m:r>
+      </m:oMath>
+      <w:r>
+        <w:t xml:space="preserve"> </w:t>
+      </w:r>
+      <w:r>
+        <w:t xml:space="preserve">and</w:t>
+      </w:r>
+      <w:r>
+        <w:t xml:space="preserve"> </w:t>
+      </w:r>
+      <m:oMath>
+        <m:r>
+          <m:t>p</m:t>
+        </m:r>
+        <m:r>
+          <m:rPr>
+            <m:sty m:val="p"/>
+          </m:rPr>
+          <m:t>=</m:t>
+        </m:r>
+        <m:r>
+          <m:t>0.004</m:t>
+        </m:r>
+      </m:oMath>
+      <w:r>
+        <w:t xml:space="preserve">). The coastal gap of 0.071 stays close to its spatial 0.080, while the riverine gaps shrink, from 0.101 to 0.069 in Rangpur and Rajshahi and from 0.087 to 0.024 in Sylhet, where the remaining gap cannot be told apart from noise. Much of the Sylhet advantage in the spatial test therefore came from the shared definition rather than from the labels themselves.</w:t>
+      </w:r>
+    </w:p>
+    <w:bookmarkEnd w:id="28"/>
+    <w:bookmarkStart w:id="29" w:name="sec:benchmark"/>
+    <w:p>
+      <w:pPr>
+        <w:pStyle w:val="Heading2"/>
+      </w:pPr>
+      <w:r>
+        <w:rPr>
+          <w:rStyle w:val="SectionNumber"/>
+        </w:rPr>
+        <w:t xml:space="preserve">5.5</w:t>
+      </w:r>
+      <w:r>
+        <w:tab/>
+      </w:r>
+      <w:r>
+        <w:t xml:space="preserve">Model comparison</w:t>
+      </w:r>
+    </w:p>
+    <w:p>
+      <w:pPr>
+        <w:pStyle w:val="FirstParagraph"/>
+      </w:pPr>
+      <w:r>
+        <w:t xml:space="preserve">A graph neural network, the design this system began with, is set against logistic regression, a random forest and gradient boosting on the same features, assets and blocks, with the wetness index alone as a model-free reference, over 20 assignments (Table 7, Fig. 6). The graph network trails the best ordinary model in every region but measurably only in Rangpur and Rajshahi, by 0.028 in AUC (</w:t>
+      </w:r>
+      <m:oMath>
+        <m:r>
+          <m:t>p</m:t>
+        </m:r>
+        <m:r>
+          <m:rPr>
+            <m:sty m:val="p"/>
+          </m:rPr>
+          <m:t>=</m:t>
+        </m:r>
+        <m:r>
+          <m:t>0.003</m:t>
+        </m:r>
+      </m:oMath>
+      <w:r>
+        <w:t xml:space="preserve">, ahead on 2 of 20 assignments), while its gaps of 0.022 on the coast (</w:t>
+      </w:r>
+      <m:oMath>
+        <m:r>
+          <m:t>p</m:t>
+        </m:r>
+        <m:r>
+          <m:rPr>
+            <m:sty m:val="p"/>
+          </m:rPr>
+          <m:t>=</m:t>
+        </m:r>
+        <m:r>
+          <m:t>0.243</m:t>
+        </m:r>
+      </m:oMath>
+      <w:r>
+        <w:t xml:space="preserve">, ahead on 6) and 0.003 in Sylhet (</w:t>
+      </w:r>
+      <m:oMath>
+        <m:r>
+          <m:t>p</m:t>
+        </m:r>
+        <m:r>
+          <m:rPr>
+            <m:sty m:val="p"/>
+          </m:rPr>
+          <m:t>=</m:t>
+        </m:r>
+        <m:r>
+          <m:t>0.832</m:t>
+        </m:r>
+      </m:oMath>
+      <w:r>
+        <w:t xml:space="preserve">, ahead on 7) are within noise. Gradient boosting scores best in every region, although in Sylhet logistic regression, the graph network and the random forest all come within 0.012 of it. The wetness index alone ranks close to chance, at 0.517, 0.535 and 0.577. Gradient boosting is therefore the default for every region, since choosing a model per region would fit the model to the split. Its AUC varies by 0.042 to 0.046 from one assignment to the next, so each single-assignment figure, including those in Table 5, is one draw from a distribution of that width.</w:t>
       </w:r>
     </w:p>
     <w:bookmarkEnd w:id="29"/>
@@ -1474,7 +1560,7 @@
         <w:pStyle w:val="FirstParagraph"/>
       </w:pPr>
       <w:r>
-        <w:t xml:space="preserve">Susceptibility studies rarely ask whether a model anticipates a later flood better than the record of earlier ones. In both riverine regions it did not, and in Rangpur and Rajshahi the record kept its lead when the ground that radar could misread every monsoon was set aside, while in Sylhet its lead lay on the margins of the haor’s seasonal water. Given that record as a feature, the model beat both in Rangpur and Rajshahi, gaining on ground no earlier flood had reached, where the record cannot rank at all. In Sylhet it matched the record without improving on it. The record marks where water returns and the terrain ranks where it has not yet been seen, so a susceptibility map for a river basin with a radar flood history should at least report the record beside it, and where the record is informative the two can be combined. On the coast, where most of the ground Cyclone Remal flooded had not flooded in the earlier cyclones, the model trained on those cyclones did best. A study that reports accuracy without the past-flooding reference cannot show that its model knows more than the flood record already does, and the two are simple to compare wherever Sentinel-1 has observed earlier floods.</w:t>
+        <w:t xml:space="preserve">Susceptibility studies rarely ask whether a model anticipates a later flood better than the record of earlier ones. In both riverine regions it did not, and in Rangpur and Rajshahi the record kept a smaller lead when the ground that radar could misread every monsoon was set aside, while in Sylhet its lead lay on the margins of the haor’s seasonal water. Given that record as a feature, the model beat both in Rangpur and Rajshahi, gaining on ground no earlier flood had reached, where the record cannot rank at all. In Sylhet it matched the record without improving on it. The record marks where water returns and the terrain ranks where it has not yet been seen, so a susceptibility map for a river basin with a radar flood history should at least report the record beside it, and where the record is informative the two can be combined. On the coast, where most of the ground Cyclone Remal flooded had not flooded in the earlier cyclones, the model trained on those cyclones did best. A study that reports accuracy without the past-flooding reference cannot show that its model knows more than the flood record already does, and the two are simple to compare wherever Sentinel-1 has observed earlier floods.</w:t>
       </w:r>
     </w:p>
     <w:bookmarkEnd w:id="33"/>
@@ -1501,7 +1587,7 @@
         <w:pStyle w:val="FirstParagraph"/>
       </w:pPr>
       <w:r>
-        <w:t xml:space="preserve">The graph network rested on the reasoning that neighbouring assets flood together, yet on identical features and blocks it trailed the best tabular model in every region, measurably so in Rangpur and Rajshahi and on the coast, and matched it only within noise in Sylhet. A likely reason is that the features already carry the neighbourhood, since nearby assets share elevation and distances to the same roads, schools and shelters, the access distances rank alongside or ahead of elevation, and a tree can split on those values directly, although this was not tested. Kriging fared no better, and in Sylhet, where it smoothed the scores towards the regional average, it ranked observed flooding across the grid at 0.544 against 0.822 for the terrain surface. At this scale neither linking assets into a graph nor interpolating between them consistently improved spatial prediction, and studies proposing either should report the tabular baseline on the same blocks.</w:t>
+        <w:t xml:space="preserve">The graph network rested on the reasoning that neighbouring assets flood together, yet on identical features and blocks it trailed the best tabular model in every region, measurably so only in Rangpur and Rajshahi, and within noise on the coast and in Sylhet. A likely reason is that the features already carry the neighbourhood, since nearby assets share elevation and distances to the same roads, schools and shelters, the access distances rank alongside or ahead of elevation, and a tree can split on those values directly, although this was not tested. Kriging fared no better, and in Sylhet, where it smoothed the scores towards the regional average, it ranked observed flooding across the grid at 0.544 against 0.822 for the terrain surface. At this scale neither linking assets into a graph nor interpolating between them consistently improved spatial prediction, and studies proposing either should report the tabular baseline on the same blocks.</w:t>
       </w:r>
     </w:p>
     <w:bookmarkEnd w:id="34"/>
@@ -1573,7 +1659,7 @@
         <w:t xml:space="preserve">(Rahman et al., 2025)</w:t>
       </w:r>
       <w:r>
-        <w:t xml:space="preserve">. The radar labels carry error of their own, agreeing only moderately with an independent MODIS map and counting inundated paddy as flooding, although setting aside the ground most exposed to a repeated error left the record’s lead in Rangpur and Rajshahi intact (Section 5.4). Every score here therefore measures agreement with flooding mapped by radar rather than with flooding on the ground. The calibrated probabilities hold for a region as a whole rather than for any one area. The composite risk has not been checked against losses, and damage records for the 2022 and 2024 floods, where available, or depth-damage curves for infrastructure components such as those derived by expert elicitation</w:t>
+        <w:t xml:space="preserve">. The radar labels carry error of their own, agreeing only moderately with an independent MODIS map and counting inundated paddy as flooding, and setting aside the ground most exposed to a repeated error narrowed the record’s lead in Rangpur and Rajshahi to within noise without reversing it (Section 5.4). Every score here therefore measures agreement with flooding mapped by radar rather than with flooding on the ground. The calibrated probabilities hold for a region as a whole rather than for any one area. The composite risk has not been checked against losses, and damage records for the 2022 and 2024 floods, where available, or depth-damage curves for infrastructure components such as those derived by expert elicitation</w:t>
       </w:r>
       <w:r>
         <w:t xml:space="preserve"> </w:t>
@@ -1741,7 +1827,7 @@
       </w:r>
     </w:p>
     <w:bookmarkEnd w:id="43"/>
-    <w:bookmarkStart w:id="109" w:name="references"/>
+    <w:bookmarkStart w:id="111" w:name="references"/>
     <w:p>
       <w:pPr>
         <w:pStyle w:val="Heading1"/>
@@ -1750,7 +1836,7 @@
         <w:t xml:space="preserve">References</w:t>
       </w:r>
     </w:p>
-    <w:bookmarkStart w:id="108" w:name="refs"/>
+    <w:bookmarkStart w:id="110" w:name="refs"/>
     <w:bookmarkStart w:id="45" w:name="ref-adnan2023"/>
     <w:p>
       <w:pPr>
@@ -2379,22 +2465,13 @@
       </w:hyperlink>
     </w:p>
     <w:bookmarkEnd w:id="67"/>
-    <w:bookmarkStart w:id="69" w:name="ref-niculescu2005"/>
+    <w:bookmarkStart w:id="69" w:name="ref-nadeau2003"/>
     <w:p>
       <w:pPr>
         <w:pStyle w:val="Bibliography"/>
       </w:pPr>
       <w:r>
-        <w:t xml:space="preserve">Niculescu-Mizil, A., &amp; Caruana, R. (2005).</w:t>
-      </w:r>
-      <w:r>
-        <w:t xml:space="preserve"> </w:t>
-      </w:r>
-      <w:r>
-        <w:t xml:space="preserve">Predicting good probabilities with supervised learning</w:t>
-      </w:r>
-      <w:r>
-        <w:t xml:space="preserve">.</w:t>
+        <w:t xml:space="preserve">Nadeau, C., &amp; Bengio, Y. (2003). Inference for the generalization error.</w:t>
       </w:r>
       <w:r>
         <w:t xml:space="preserve"> </w:t>
@@ -2404,6 +2481,62 @@
           <w:i/>
           <w:iCs/>
         </w:rPr>
+        <w:t xml:space="preserve">Machine Learning</w:t>
+      </w:r>
+      <w:r>
+        <w:t xml:space="preserve">,</w:t>
+      </w:r>
+      <w:r>
+        <w:t xml:space="preserve"> </w:t>
+      </w:r>
+      <w:r>
+        <w:rPr>
+          <w:i/>
+          <w:iCs/>
+        </w:rPr>
+        <w:t xml:space="preserve">52</w:t>
+      </w:r>
+      <w:r>
+        <w:t xml:space="preserve">(3), 239–281.</w:t>
+      </w:r>
+      <w:r>
+        <w:t xml:space="preserve"> </w:t>
+      </w:r>
+      <w:hyperlink r:id="rId68">
+        <w:r>
+          <w:rPr>
+            <w:rStyle w:val="Hyperlink"/>
+          </w:rPr>
+          <w:t xml:space="preserve">https://doi.org/10.1023/A:1024068626366</w:t>
+        </w:r>
+      </w:hyperlink>
+    </w:p>
+    <w:bookmarkEnd w:id="69"/>
+    <w:bookmarkStart w:id="71" w:name="ref-niculescu2005"/>
+    <w:p>
+      <w:pPr>
+        <w:pStyle w:val="Bibliography"/>
+      </w:pPr>
+      <w:r>
+        <w:t xml:space="preserve">Niculescu-Mizil, A., &amp; Caruana, R. (2005).</w:t>
+      </w:r>
+      <w:r>
+        <w:t xml:space="preserve"> </w:t>
+      </w:r>
+      <w:r>
+        <w:t xml:space="preserve">Predicting good probabilities with supervised learning</w:t>
+      </w:r>
+      <w:r>
+        <w:t xml:space="preserve">.</w:t>
+      </w:r>
+      <w:r>
+        <w:t xml:space="preserve"> </w:t>
+      </w:r>
+      <w:r>
+        <w:rPr>
+          <w:i/>
+          <w:iCs/>
+        </w:rPr>
         <w:t xml:space="preserve">Proceedings of the 22nd International Conference on Machine Learning - ICML ’05</w:t>
       </w:r>
       <w:r>
@@ -2412,7 +2545,7 @@
       <w:r>
         <w:t xml:space="preserve"> </w:t>
       </w:r>
-      <w:hyperlink r:id="rId68">
+      <w:hyperlink r:id="rId70">
         <w:r>
           <w:rPr>
             <w:rStyle w:val="Hyperlink"/>
@@ -2421,8 +2554,8 @@
         </w:r>
       </w:hyperlink>
     </w:p>
-    <w:bookmarkEnd w:id="69"/>
-    <w:bookmarkStart w:id="71" w:name="ref-nobre2011"/>
+    <w:bookmarkEnd w:id="71"/>
+    <w:bookmarkStart w:id="73" w:name="ref-nobre2011"/>
     <w:p>
       <w:pPr>
         <w:pStyle w:val="Bibliography"/>
@@ -2468,7 +2601,7 @@
       <w:r>
         <w:t xml:space="preserve"> </w:t>
       </w:r>
-      <w:hyperlink r:id="rId70">
+      <w:hyperlink r:id="rId72">
         <w:r>
           <w:rPr>
             <w:rStyle w:val="Hyperlink"/>
@@ -2477,8 +2610,8 @@
         </w:r>
       </w:hyperlink>
     </w:p>
-    <w:bookmarkEnd w:id="71"/>
-    <w:bookmarkStart w:id="73" w:name="ref-pekel2016"/>
+    <w:bookmarkEnd w:id="73"/>
+    <w:bookmarkStart w:id="75" w:name="ref-pekel2016"/>
     <w:p>
       <w:pPr>
         <w:pStyle w:val="Bibliography"/>
@@ -2524,7 +2657,7 @@
       <w:r>
         <w:t xml:space="preserve"> </w:t>
       </w:r>
-      <w:hyperlink r:id="rId72">
+      <w:hyperlink r:id="rId74">
         <w:r>
           <w:rPr>
             <w:rStyle w:val="Hyperlink"/>
@@ -2533,8 +2666,8 @@
         </w:r>
       </w:hyperlink>
     </w:p>
-    <w:bookmarkEnd w:id="73"/>
-    <w:bookmarkStart w:id="75" w:name="ref-ploton2020"/>
+    <w:bookmarkEnd w:id="75"/>
+    <w:bookmarkStart w:id="77" w:name="ref-ploton2020"/>
     <w:p>
       <w:pPr>
         <w:pStyle w:val="Bibliography"/>
@@ -2580,7 +2713,7 @@
       <w:r>
         <w:t xml:space="preserve"> </w:t>
       </w:r>
-      <w:hyperlink r:id="rId74">
+      <w:hyperlink r:id="rId76">
         <w:r>
           <w:rPr>
             <w:rStyle w:val="Hyperlink"/>
@@ -2589,8 +2722,8 @@
         </w:r>
       </w:hyperlink>
     </w:p>
-    <w:bookmarkEnd w:id="75"/>
-    <w:bookmarkStart w:id="77" w:name="ref-rahmanm2025"/>
+    <w:bookmarkEnd w:id="77"/>
+    <w:bookmarkStart w:id="79" w:name="ref-rahmanm2025"/>
     <w:p>
       <w:pPr>
         <w:pStyle w:val="Bibliography"/>
@@ -2636,7 +2769,7 @@
       <w:r>
         <w:t xml:space="preserve"> </w:t>
       </w:r>
-      <w:hyperlink r:id="rId76">
+      <w:hyperlink r:id="rId78">
         <w:r>
           <w:rPr>
             <w:rStyle w:val="Hyperlink"/>
@@ -2645,8 +2778,8 @@
         </w:r>
       </w:hyperlink>
     </w:p>
-    <w:bookmarkEnd w:id="77"/>
-    <w:bookmarkStart w:id="79" w:name="ref-roberts2017"/>
+    <w:bookmarkEnd w:id="79"/>
+    <w:bookmarkStart w:id="81" w:name="ref-roberts2017"/>
     <w:p>
       <w:pPr>
         <w:pStyle w:val="Bibliography"/>
@@ -2692,7 +2825,7 @@
       <w:r>
         <w:t xml:space="preserve"> </w:t>
       </w:r>
-      <w:hyperlink r:id="rId78">
+      <w:hyperlink r:id="rId80">
         <w:r>
           <w:rPr>
             <w:rStyle w:val="Hyperlink"/>
@@ -2701,8 +2834,8 @@
         </w:r>
       </w:hyperlink>
     </w:p>
-    <w:bookmarkEnd w:id="79"/>
-    <w:bookmarkStart w:id="81" w:name="ref-rudra2023"/>
+    <w:bookmarkEnd w:id="81"/>
+    <w:bookmarkStart w:id="83" w:name="ref-rudra2023"/>
     <w:p>
       <w:pPr>
         <w:pStyle w:val="Bibliography"/>
@@ -2748,7 +2881,7 @@
       <w:r>
         <w:t xml:space="preserve"> </w:t>
       </w:r>
-      <w:hyperlink r:id="rId80">
+      <w:hyperlink r:id="rId82">
         <w:r>
           <w:rPr>
             <w:rStyle w:val="Hyperlink"/>
@@ -2757,8 +2890,8 @@
         </w:r>
       </w:hyperlink>
     </w:p>
-    <w:bookmarkEnd w:id="81"/>
-    <w:bookmarkStart w:id="83" w:name="ref-schotten2023"/>
+    <w:bookmarkEnd w:id="83"/>
+    <w:bookmarkStart w:id="85" w:name="ref-schotten2023"/>
     <w:p>
       <w:pPr>
         <w:pStyle w:val="Bibliography"/>
@@ -2804,7 +2937,7 @@
       <w:r>
         <w:t xml:space="preserve"> </w:t>
       </w:r>
-      <w:hyperlink r:id="rId82">
+      <w:hyperlink r:id="rId84">
         <w:r>
           <w:rPr>
             <w:rStyle w:val="Hyperlink"/>
@@ -2813,8 +2946,8 @@
         </w:r>
       </w:hyperlink>
     </w:p>
-    <w:bookmarkEnd w:id="83"/>
-    <w:bookmarkStart w:id="85" w:name="ref-sherpa2022"/>
+    <w:bookmarkEnd w:id="85"/>
+    <w:bookmarkStart w:id="87" w:name="ref-sherpa2022"/>
     <w:p>
       <w:pPr>
         <w:pStyle w:val="Bibliography"/>
@@ -2860,7 +2993,7 @@
       <w:r>
         <w:t xml:space="preserve"> </w:t>
       </w:r>
-      <w:hyperlink r:id="rId84">
+      <w:hyperlink r:id="rId86">
         <w:r>
           <w:rPr>
             <w:rStyle w:val="Hyperlink"/>
@@ -2869,8 +3002,8 @@
         </w:r>
       </w:hyperlink>
     </w:p>
-    <w:bookmarkEnd w:id="85"/>
-    <w:bookmarkStart w:id="87" w:name="ref-talukdar2020"/>
+    <w:bookmarkEnd w:id="87"/>
+    <w:bookmarkStart w:id="89" w:name="ref-talukdar2020"/>
     <w:p>
       <w:pPr>
         <w:pStyle w:val="Bibliography"/>
@@ -2916,7 +3049,7 @@
       <w:r>
         <w:t xml:space="preserve"> </w:t>
       </w:r>
-      <w:hyperlink r:id="rId86">
+      <w:hyperlink r:id="rId88">
         <w:r>
           <w:rPr>
             <w:rStyle w:val="Hyperlink"/>
@@ -2925,8 +3058,8 @@
         </w:r>
       </w:hyperlink>
     </w:p>
-    <w:bookmarkEnd w:id="87"/>
-    <w:bookmarkStart w:id="89" w:name="ref-tellman2021"/>
+    <w:bookmarkEnd w:id="89"/>
+    <w:bookmarkStart w:id="91" w:name="ref-tellman2021"/>
     <w:p>
       <w:pPr>
         <w:pStyle w:val="Bibliography"/>
@@ -2972,7 +3105,7 @@
       <w:r>
         <w:t xml:space="preserve"> </w:t>
       </w:r>
-      <w:hyperlink r:id="rId88">
+      <w:hyperlink r:id="rId90">
         <w:r>
           <w:rPr>
             <w:rStyle w:val="Hyperlink"/>
@@ -2981,8 +3114,8 @@
         </w:r>
       </w:hyperlink>
     </w:p>
-    <w:bookmarkEnd w:id="89"/>
-    <w:bookmarkStart w:id="91" w:name="ref-twele2016"/>
+    <w:bookmarkEnd w:id="91"/>
+    <w:bookmarkStart w:id="93" w:name="ref-twele2016"/>
     <w:p>
       <w:pPr>
         <w:pStyle w:val="Bibliography"/>
@@ -3028,7 +3161,7 @@
       <w:r>
         <w:t xml:space="preserve"> </w:t>
       </w:r>
-      <w:hyperlink r:id="rId90">
+      <w:hyperlink r:id="rId92">
         <w:r>
           <w:rPr>
             <w:rStyle w:val="Hyperlink"/>
@@ -3037,8 +3170,8 @@
         </w:r>
       </w:hyperlink>
     </w:p>
-    <w:bookmarkEnd w:id="91"/>
-    <w:bookmarkStart w:id="93" w:name="ref-uddin2019"/>
+    <w:bookmarkEnd w:id="93"/>
+    <w:bookmarkStart w:id="95" w:name="ref-uddin2019"/>
     <w:p>
       <w:pPr>
         <w:pStyle w:val="Bibliography"/>
@@ -3084,7 +3217,7 @@
       <w:r>
         <w:t xml:space="preserve"> </w:t>
       </w:r>
-      <w:hyperlink r:id="rId92">
+      <w:hyperlink r:id="rId94">
         <w:r>
           <w:rPr>
             <w:rStyle w:val="Hyperlink"/>
@@ -3093,8 +3226,8 @@
         </w:r>
       </w:hyperlink>
     </w:p>
-    <w:bookmarkEnd w:id="93"/>
-    <w:bookmarkStart w:id="95" w:name="ref-unspider"/>
+    <w:bookmarkEnd w:id="95"/>
+    <w:bookmarkStart w:id="97" w:name="ref-unspider"/>
     <w:p>
       <w:pPr>
         <w:pStyle w:val="Bibliography"/>
@@ -3118,7 +3251,7 @@
       <w:r>
         <w:t xml:space="preserve"> </w:t>
       </w:r>
-      <w:hyperlink r:id="rId94">
+      <w:hyperlink r:id="rId96">
         <w:r>
           <w:rPr>
             <w:rStyle w:val="Hyperlink"/>
@@ -3130,8 +3263,8 @@
         <w:t xml:space="preserve">.</w:t>
       </w:r>
     </w:p>
-    <w:bookmarkEnd w:id="95"/>
-    <w:bookmarkStart w:id="97" w:name="ref-wadoux2021"/>
+    <w:bookmarkEnd w:id="97"/>
+    <w:bookmarkStart w:id="99" w:name="ref-wadoux2021"/>
     <w:p>
       <w:pPr>
         <w:pStyle w:val="Bibliography"/>
@@ -3177,7 +3310,7 @@
       <w:r>
         <w:t xml:space="preserve"> </w:t>
       </w:r>
-      <w:hyperlink r:id="rId96">
+      <w:hyperlink r:id="rId98">
         <w:r>
           <w:rPr>
             <w:rStyle w:val="Hyperlink"/>
@@ -3186,8 +3319,8 @@
         </w:r>
       </w:hyperlink>
     </w:p>
-    <w:bookmarkEnd w:id="97"/>
-    <w:bookmarkStart w:id="99" w:name="ref-waleed2025"/>
+    <w:bookmarkEnd w:id="99"/>
+    <w:bookmarkStart w:id="101" w:name="ref-waleed2025"/>
     <w:p>
       <w:pPr>
         <w:pStyle w:val="Bibliography"/>
@@ -3233,7 +3366,7 @@
       <w:r>
         <w:t xml:space="preserve"> </w:t>
       </w:r>
-      <w:hyperlink r:id="rId98">
+      <w:hyperlink r:id="rId100">
         <w:r>
           <w:rPr>
             <w:rStyle w:val="Hyperlink"/>
@@ -3242,8 +3375,8 @@
         </w:r>
       </w:hyperlink>
     </w:p>
-    <w:bookmarkEnd w:id="99"/>
-    <w:bookmarkStart w:id="101" w:name="ref-wang2023"/>
+    <w:bookmarkEnd w:id="101"/>
+    <w:bookmarkStart w:id="103" w:name="ref-wang2023"/>
     <w:p>
       <w:pPr>
         <w:pStyle w:val="Bibliography"/>
@@ -3289,7 +3422,7 @@
       <w:r>
         <w:t xml:space="preserve"> </w:t>
       </w:r>
-      <w:hyperlink r:id="rId100">
+      <w:hyperlink r:id="rId102">
         <w:r>
           <w:rPr>
             <w:rStyle w:val="Hyperlink"/>
@@ -3298,8 +3431,8 @@
         </w:r>
       </w:hyperlink>
     </w:p>
-    <w:bookmarkEnd w:id="101"/>
-    <w:bookmarkStart w:id="103" w:name="ref-williams2025"/>
+    <w:bookmarkEnd w:id="103"/>
+    <w:bookmarkStart w:id="105" w:name="ref-williams2025"/>
     <w:p>
       <w:pPr>
         <w:pStyle w:val="Bibliography"/>
@@ -3345,7 +3478,7 @@
       <w:r>
         <w:t xml:space="preserve"> </w:t>
       </w:r>
-      <w:hyperlink r:id="rId102">
+      <w:hyperlink r:id="rId104">
         <w:r>
           <w:rPr>
             <w:rStyle w:val="Hyperlink"/>
@@ -3354,8 +3487,8 @@
         </w:r>
       </w:hyperlink>
     </w:p>
-    <w:bookmarkEnd w:id="103"/>
-    <w:bookmarkStart w:id="105" w:name="ref-zadrozny2002"/>
+    <w:bookmarkEnd w:id="105"/>
+    <w:bookmarkStart w:id="107" w:name="ref-zadrozny2002"/>
     <w:p>
       <w:pPr>
         <w:pStyle w:val="Bibliography"/>
@@ -3388,7 +3521,7 @@
       <w:r>
         <w:t xml:space="preserve"> </w:t>
       </w:r>
-      <w:hyperlink r:id="rId104">
+      <w:hyperlink r:id="rId106">
         <w:r>
           <w:rPr>
             <w:rStyle w:val="Hyperlink"/>
@@ -3397,8 +3530,8 @@
         </w:r>
       </w:hyperlink>
     </w:p>
-    <w:bookmarkEnd w:id="105"/>
-    <w:bookmarkStart w:id="107" w:name="ref-zzaman2021"/>
+    <w:bookmarkEnd w:id="107"/>
+    <w:bookmarkStart w:id="109" w:name="ref-zzaman2021"/>
     <w:p>
       <w:pPr>
         <w:pStyle w:val="Bibliography"/>
@@ -3444,7 +3577,7 @@
       <w:r>
         <w:t xml:space="preserve"> </w:t>
       </w:r>
-      <w:hyperlink r:id="rId106">
+      <w:hyperlink r:id="rId108">
         <w:r>
           <w:rPr>
             <w:rStyle w:val="Hyperlink"/>
@@ -3453,10 +3586,10 @@
         </w:r>
       </w:hyperlink>
     </w:p>
-    <w:bookmarkEnd w:id="107"/>
-    <w:bookmarkEnd w:id="108"/>
     <w:bookmarkEnd w:id="109"/>
-    <w:bookmarkStart w:id="117" w:name="tables"/>
+    <w:bookmarkEnd w:id="110"/>
+    <w:bookmarkEnd w:id="111"/>
+    <w:bookmarkStart w:id="119" w:name="tables"/>
     <w:p>
       <w:pPr>
         <w:pStyle w:val="Heading1"/>
@@ -3465,7 +3598,7 @@
         <w:t xml:space="preserve">Tables</w:t>
       </w:r>
     </w:p>
-    <w:bookmarkStart w:id="110" w:name="tab:litflood"/>
+    <w:bookmarkStart w:id="112" w:name="tab:litflood"/>
     <w:p>
       <w:pPr>
         <w:pStyle w:val="TableCaption"/>
@@ -4064,8 +4197,8 @@
         </w:tc>
       </w:tr>
     </w:tbl>
-    <w:bookmarkEnd w:id="110"/>
-    <w:bookmarkStart w:id="111" w:name="tab:regions"/>
+    <w:bookmarkEnd w:id="112"/>
+    <w:bookmarkStart w:id="113" w:name="tab:regions"/>
     <w:p>
       <w:pPr>
         <w:pStyle w:val="TableCaption"/>
@@ -4300,8 +4433,8 @@
         </w:tc>
       </w:tr>
     </w:tbl>
-    <w:bookmarkEnd w:id="111"/>
-    <w:bookmarkStart w:id="112" w:name="tab:data"/>
+    <w:bookmarkEnd w:id="113"/>
+    <w:bookmarkStart w:id="114" w:name="tab:data"/>
     <w:p>
       <w:pPr>
         <w:pStyle w:val="TableCaption"/>
@@ -4677,8 +4810,8 @@
         </w:tc>
       </w:tr>
     </w:tbl>
-    <w:bookmarkEnd w:id="112"/>
-    <w:bookmarkStart w:id="113" w:name="tab:events"/>
+    <w:bookmarkEnd w:id="114"/>
+    <w:bookmarkStart w:id="115" w:name="tab:events"/>
     <w:p>
       <w:pPr>
         <w:pStyle w:val="TableCaption"/>
@@ -5195,8 +5328,8 @@
         </w:tc>
       </w:tr>
     </w:tbl>
-    <w:bookmarkEnd w:id="113"/>
-    <w:bookmarkStart w:id="114" w:name="tab:validation"/>
+    <w:bookmarkEnd w:id="115"/>
+    <w:bookmarkStart w:id="116" w:name="tab:validation"/>
     <w:p>
       <w:pPr>
         <w:pStyle w:val="TableCaption"/>
@@ -5569,8 +5702,8 @@
         </w:tc>
       </w:tr>
     </w:tbl>
-    <w:bookmarkEnd w:id="114"/>
-    <w:bookmarkStart w:id="115" w:name="tab:temporal"/>
+    <w:bookmarkEnd w:id="116"/>
+    <w:bookmarkStart w:id="117" w:name="tab:temporal"/>
     <w:p>
       <w:pPr>
         <w:pStyle w:val="TableCaption"/>
@@ -6015,8 +6148,8 @@
         </w:tc>
       </w:tr>
     </w:tbl>
-    <w:bookmarkEnd w:id="115"/>
-    <w:bookmarkStart w:id="116" w:name="tab:benchmark"/>
+    <w:bookmarkEnd w:id="117"/>
+    <w:bookmarkStart w:id="118" w:name="tab:benchmark"/>
     <w:p>
       <w:pPr>
         <w:pStyle w:val="TableCaption"/>
@@ -6664,9 +6797,9 @@
         </w:tc>
       </w:tr>
     </w:tbl>
-    <w:bookmarkEnd w:id="116"/>
-    <w:bookmarkEnd w:id="117"/>
-    <w:bookmarkStart w:id="118" w:name="figure-legends"/>
+    <w:bookmarkEnd w:id="118"/>
+    <w:bookmarkEnd w:id="119"/>
+    <w:bookmarkStart w:id="120" w:name="figure-legends"/>
     <w:p>
       <w:pPr>
         <w:pStyle w:val="Heading1"/>
@@ -6815,7 +6948,7 @@
         <w:t xml:space="preserve">Loss in AUC on the held-out test blocks when each feature is shuffled across the test assets, as mean and standard deviation over 20 block assignments, for the default gradient-boosted model. The AUC in each title is the mean before shuffling.</w:t>
       </w:r>
     </w:p>
-    <w:bookmarkEnd w:id="118"/>
+    <w:bookmarkEnd w:id="120"/>
     <w:sectPr>
       <w:footnotePr>
         <w:numRestart w:val="eachSect"/>

--- a/docs/paper/submission/manuscript.docx
+++ b/docs/paper/submission/manuscript.docx
@@ -26,7 +26,7 @@
         <w:pStyle w:val="FirstParagraph"/>
       </w:pPr>
       <w:r>
-        <w:t xml:space="preserve">Flood susceptibility maps are judged by how well they rank the ground that floods, yet they are rarely compared with the simplest alternative, the record of where floods have already been. This study makes that comparison for infrastructure mapped in OpenStreetMap in three regions of Bangladesh, using flood extents mapped from Sentinel-1 radar for thirteen events as labels and reference, and scoring every model on 10 km blocks held out from training over 20 block assignments. Trained on floods up to 2022, a gradient-boosted model ranked the ground the 2024 floods reached at an AUC of 0.801 in Rangpur and Rajshahi and 0.797 in Sylhet, below the record of earlier flooding at 0.896 and 0.851. Given that record as a feature, the model beat both in Rangpur and Rajshahi, at 0.924, because terrain still ranks the ground no earlier flood reached, while in Sylhet it matched the record at 0.849. On the south-west coast, where most assets flooded by the 2024 cyclone stood on ground that had not flooded before, the model beat the record, at 0.807 against 0.668. Training on radar-observed extents rather than terrain-threshold labels raised the AUC by 0.101, 0.087 and 0.080 on held-out areas and by 0.069, 0.024 and 0.071 on the 2024 floods, the Sylhet gain within noise. A graph neural network linking neighbouring assets added nothing over tabular models, and elevation carried almost all of the terrain signal. The radar masks agreed only moderately with an independent MODIS flood map, so the scores measure agreement with flooding as radar sees it. Susceptibility studies with a radar flood history should report that record as a baseline.</w:t>
+        <w:t xml:space="preserve">Flood susceptibility maps are judged by how well they rank the ground that floods, yet they are rarely compared with the simplest alternative, the record of where floods have already been. This study makes that comparison for infrastructure mapped in OpenStreetMap in three regions of Bangladesh, using flood extents mapped from Sentinel-1 radar for thirteen events as labels and reference, and scoring every model on 10 km blocks held out from training over 20 block assignments. Trained on floods up to 2022, a gradient-boosted model ranked the ground the 2024 floods reached at an AUC of 0.801 in Rangpur and Rajshahi and 0.797 in Sylhet, below the record of earlier flooding at 0.896 and 0.851. Given that record as a feature, the model beat both in Rangpur and Rajshahi, at 0.924, because terrain still ranks the ground no earlier flood reached, while in Sylhet it matched the record at 0.849. On the south-west coast, where most assets flooded by the 2024 cyclone stood on ground that had not flooded before, the model beat the record, at 0.807 against 0.668, although that lead fell within noise with wider blocks. Training on radar-observed extents rather than terrain-threshold labels raised the AUC by 0.101, 0.087 and 0.080 on held-out areas and by 0.069, 0.024 and 0.071 on the 2024 floods, the Sylhet gain within noise. A graph neural network linking neighbouring assets added nothing over tabular models, and elevation carried almost all of the terrain signal. The radar masks agreed only moderately with an independent MODIS flood map, so the scores measure agreement with flooding as radar sees it. Susceptibility studies with a radar flood history should report that record as a baseline.</w:t>
       </w:r>
     </w:p>
     <w:p>
@@ -596,7 +596,16 @@
         <w:pStyle w:val="FirstParagraph"/>
       </w:pPr>
       <w:r>
-        <w:t xml:space="preserve">Assets are fetched from OpenStreetMap in three tag groups, lifelines (hospitals, schools, shelters, bridges, embankments), transport (primary to trunk roads, railways) and agriculture (farmland, aquaculture, canals, markets), and each is classified into one asset type. The configured boxes cross Bangladesh’s land border, so assets in India, or on land more than about 1 km outside the geoBoundaries border, are dropped, while those on chars, coastal ground and offshore are kept. Grid cells and grid-level validation are restricted the same way. From the 30 m SRTM elevation model, reprojected to UTM zone 46N, the pipeline derives slope, the topographic wetness index (TWI), height above nearest drainage (HAND) and D8 flow accumulation. Each asset carries these five terrain values at its representative point, WorldPop population density, its distance to the nearest hospital, school, flood shelter, road and irrigation channel, and its asset type, all standardised, and the pipeline stops if any feature is constant or the labels hold a single class.</w:t>
+        <w:t xml:space="preserve">Assets are fetched from OpenStreetMap in three tag groups, lifelines (hospitals, schools, shelters, bridges, embankments), transport (primary to trunk roads, railways) and agriculture (farmland, aquaculture, canals, markets), and each is classified into one asset type. The configured boxes cross Bangladesh’s land border, so assets in India, or on land more than about 1 km outside the geoBoundaries border, are dropped, while those on chars, coastal ground and offshore are kept. Grid cells and grid-level validation are restricted the same way. From the 30 m SRTM elevation model, reprojected to UTM zone 46N, the pipeline derives slope, the topographic wetness index (TWI), height above nearest drainage (HAND) and D8 flow accumulation. FABDEM, which removes forest and building heights from a 30 m elevation model</w:t>
+      </w:r>
+      <w:r>
+        <w:t xml:space="preserve"> </w:t>
+      </w:r>
+      <w:r>
+        <w:t xml:space="preserve">(Hawker et al., 2022)</w:t>
+      </w:r>
+      <w:r>
+        <w:t xml:space="preserve">, would suit a flat delta better, but its licence forbids commercial use and requires derived data to carry the same terms, which the CC BY 4.0 data archive of this study could not. The vertical error of SRTM on flat floodplains is therefore one possible reason why TWI and HAND add little once elevation is known (Section 5.7), a reading that was not tested. Each asset carries these five terrain values at its representative point, WorldPop population density, its distance to the nearest hospital, school, flood shelter, road and irrigation channel, and its asset type, all standardised, and the pipeline stops if any feature is constant or the labels hold a single class.</w:t>
       </w:r>
     </w:p>
     <w:bookmarkEnd w:id="17"/>
@@ -770,7 +779,7 @@
         <w:pStyle w:val="FirstParagraph"/>
       </w:pPr>
       <w:r>
-        <w:t xml:space="preserve">The default asset model is class-weighted gradient boosting with 300 iterations and a learning rate of 0.1, chosen by the comparison in Section 5.5, where it is set against a two-layer GraphSAGE network</w:t>
+        <w:t xml:space="preserve">The default asset model is class-weighted gradient boosting with 300 iterations and a learning rate of 0.1, chosen by the comparison in Section 5.6, where it is set against a two-layer GraphSAGE network</w:t>
       </w:r>
       <w:r>
         <w:t xml:space="preserve"> </w:t>
@@ -898,12 +907,12 @@
         <w:t xml:space="preserve">Nadeau &amp; Bengio (2003)</w:t>
       </w:r>
       <w:r>
-        <w:t xml:space="preserve">, since the assignments reuse the same assets, and a plain t-test across them would overstate the evidence. A temporal test trains on the floods up to 2022 and scores against those of 2024 (Section 5.4).</w:t>
+        <w:t xml:space="preserve">, since the assignments reuse the same assets, and a plain t-test across them would overstate the evidence. A temporal test trains on the floods up to 2022 and scores against those of 2024 (Section 5.4). The 10 km blocks are narrower than the ranges of the variograms fitted to the asset scores, roughly 115, 14 and 31 km, so test assets near a block edge still share terrain with training assets, and the main results are repeated with 20 and 40 km blocks on the same seeds (Section 5.5).</w:t>
       </w:r>
     </w:p>
     <w:bookmarkEnd w:id="23"/>
     <w:bookmarkEnd w:id="24"/>
-    <w:bookmarkStart w:id="31" w:name="sec:validation"/>
+    <w:bookmarkStart w:id="32" w:name="sec:validation"/>
     <w:p>
       <w:pPr>
         <w:pStyle w:val="Heading1"/>
@@ -1144,7 +1153,7 @@
         </m:r>
       </m:oMath>
       <w:r>
-        <w:t xml:space="preserve">). In both riverine regions the record of earlier flooding ranks the 2024 flooding better, at 0.896 and 0.851, with the model ahead on only 2 and 4 of 20 assignments, whereas on the coast the model leads, at 0.807 against 0.668. Riverine flooding returns to much the same ground, and only 16.9 % and 22.3 % of the assets flooded in 2024 stood on ground no earlier event had reached, against 65.5 % on the coast, where each surge floods the stretch of coast where it lands.</w:t>
+        <w:t xml:space="preserve">). In both riverine regions the record of earlier flooding ranks the 2024 flooding better, at 0.896 and 0.851, with the model ahead on only 2 and 4 of 20 assignments, whereas on the coast the model leads, at 0.807 against 0.668, a lead that does not survive wider blocks (Section 5.5). Riverine flooding returns to much the same ground, and only 16.9 % and 22.3 % of the assets flooded in 2024 stood on ground no earlier event had reached, against 65.5 % on the coast, where each surge floods the stretch of coast where it lands.</w:t>
       </w:r>
     </w:p>
     <w:p>
@@ -1377,7 +1386,7 @@
       </w:r>
     </w:p>
     <w:bookmarkEnd w:id="28"/>
-    <w:bookmarkStart w:id="29" w:name="sec:benchmark"/>
+    <w:bookmarkStart w:id="29" w:name="sec:blocksize"/>
     <w:p>
       <w:pPr>
         <w:pStyle w:val="Heading2"/>
@@ -1387,6 +1396,113 @@
           <w:rStyle w:val="SectionNumber"/>
         </w:rPr>
         <w:t xml:space="preserve">5.5</w:t>
+      </w:r>
+      <w:r>
+        <w:tab/>
+      </w:r>
+      <w:r>
+        <w:t xml:space="preserve">Larger blocks</w:t>
+      </w:r>
+    </w:p>
+    <w:p>
+      <w:pPr>
+        <w:pStyle w:val="FirstParagraph"/>
+      </w:pPr>
+      <w:r>
+        <w:t xml:space="preserve">Wider blocks lower the held-out AUC of the default model only a little in the riverine regions, from 0.817 at 10 km to 0.791 at 40 km in Rangpur and Rajshahi and from 0.857 to 0.836 in Sylhet, and more on the coast, from 0.839 to 0.774, so the 10 km figures carry a small optimism, largest on the coast. The riverine finding grows rather than shrinks, with the record of earlier flooding leading the model at 40 km by 0.126 in Rangpur and Rajshahi and 0.073 in Sylhet (</w:t>
+      </w:r>
+      <m:oMath>
+        <m:r>
+          <m:t>p</m:t>
+        </m:r>
+        <m:r>
+          <m:rPr>
+            <m:sty m:val="p"/>
+          </m:rPr>
+          <m:t>=</m:t>
+        </m:r>
+        <m:r>
+          <m:t>0.004</m:t>
+        </m:r>
+      </m:oMath>
+      <w:r>
+        <w:t xml:space="preserve"> </w:t>
+      </w:r>
+      <w:r>
+        <w:t xml:space="preserve">and</w:t>
+      </w:r>
+      <w:r>
+        <w:t xml:space="preserve"> </w:t>
+      </w:r>
+      <m:oMath>
+        <m:r>
+          <m:t>p</m:t>
+        </m:r>
+        <m:r>
+          <m:rPr>
+            <m:sty m:val="p"/>
+          </m:rPr>
+          <m:t>=</m:t>
+        </m:r>
+        <m:r>
+          <m:t>0.017</m:t>
+        </m:r>
+      </m:oMath>
+      <w:r>
+        <w:t xml:space="preserve">), against 0.094 and 0.054 at 10 km (over 15 usable assignments in Sylhet). The coastal finding does not survive, since the model’s lead over the record falls from 0.138 to 0.079 at 20 km and 0.053 at 40 km, where it can no longer be told apart from noise (</w:t>
+      </w:r>
+      <m:oMath>
+        <m:r>
+          <m:t>p</m:t>
+        </m:r>
+        <m:r>
+          <m:rPr>
+            <m:sty m:val="p"/>
+          </m:rPr>
+          <m:t>=</m:t>
+        </m:r>
+        <m:r>
+          <m:t>0.182</m:t>
+        </m:r>
+      </m:oMath>
+      <w:r>
+        <w:t xml:space="preserve"> </w:t>
+      </w:r>
+      <w:r>
+        <w:t xml:space="preserve">and</w:t>
+      </w:r>
+      <w:r>
+        <w:t xml:space="preserve"> </w:t>
+      </w:r>
+      <m:oMath>
+        <m:r>
+          <m:t>p</m:t>
+        </m:r>
+        <m:r>
+          <m:rPr>
+            <m:sty m:val="p"/>
+          </m:rPr>
+          <m:t>=</m:t>
+        </m:r>
+        <m:r>
+          <m:t>0.423</m:t>
+        </m:r>
+      </m:oMath>
+      <w:r>
+        <w:t xml:space="preserve">).</w:t>
+      </w:r>
+    </w:p>
+    <w:bookmarkEnd w:id="29"/>
+    <w:bookmarkStart w:id="30" w:name="sec:benchmark"/>
+    <w:p>
+      <w:pPr>
+        <w:pStyle w:val="Heading2"/>
+      </w:pPr>
+      <w:r>
+        <w:rPr>
+          <w:rStyle w:val="SectionNumber"/>
+        </w:rPr>
+        <w:t xml:space="preserve">5.6</w:t>
       </w:r>
       <w:r>
         <w:tab/>
@@ -1454,8 +1570,8 @@
         <w:t xml:space="preserve">, ahead on 7) are within noise. Gradient boosting scores best in every region, although in Sylhet logistic regression, the graph network and the random forest all come within 0.012 of it. The wetness index alone ranks close to chance, at 0.517, 0.535 and 0.577. Gradient boosting is therefore the default for every region, since choosing a model per region would fit the model to the split. Its AUC varies by 0.042 to 0.046 from one assignment to the next, so each single-assignment figure, including those in Table 5, is one draw from a distribution of that width.</w:t>
       </w:r>
     </w:p>
-    <w:bookmarkEnd w:id="29"/>
-    <w:bookmarkStart w:id="30" w:name="sec:importance"/>
+    <w:bookmarkEnd w:id="30"/>
+    <w:bookmarkStart w:id="31" w:name="sec:importance"/>
     <w:p>
       <w:pPr>
         <w:pStyle w:val="Heading2"/>
@@ -1464,7 +1580,7 @@
         <w:rPr>
           <w:rStyle w:val="SectionNumber"/>
         </w:rPr>
-        <w:t xml:space="preserve">5.6</w:t>
+        <w:t xml:space="preserve">5.7</w:t>
       </w:r>
       <w:r>
         <w:tab/>
@@ -1481,9 +1597,9 @@
         <w:t xml:space="preserve">Shuffling each feature across the test assets over the same assignments shows what the default model uses (Fig. 7). Elevation carries almost all of the terrain signal, costing 0.086, 0.220 and 0.129 in AUC when shuffled, while TWI, HAND, slope and flow accumulation cost at most 0.000, 0.009 and 0.007. Shuffled together, since correlated features can stand in for one another, the five terrain features cost 0.080, 0.214 and 0.132, about as much as elevation alone. The five access distances together cost 0.110, 0.133 and 0.142, more than the terrain in Rangpur and Rajshahi and on the coast and second to it in Sylhet. They describe distance to services rather than any property of flooding and most likely stand in for where roads and settlements sit on the floodplain, a reading that was not tested directly.</w:t>
       </w:r>
     </w:p>
-    <w:bookmarkEnd w:id="30"/>
     <w:bookmarkEnd w:id="31"/>
-    <w:bookmarkStart w:id="37" w:name="sec:discussion"/>
+    <w:bookmarkEnd w:id="32"/>
+    <w:bookmarkStart w:id="38" w:name="sec:discussion"/>
     <w:p>
       <w:pPr>
         <w:pStyle w:val="Heading1"/>
@@ -1501,7 +1617,7 @@
         <w:t xml:space="preserve">Discussion</w:t>
       </w:r>
     </w:p>
-    <w:bookmarkStart w:id="32" w:name="Xb4a8fee8a51e2cac850759879c84117ad532b59"/>
+    <w:bookmarkStart w:id="33" w:name="Xb4a8fee8a51e2cac850759879c84117ad532b59"/>
     <w:p>
       <w:pPr>
         <w:pStyle w:val="Heading2"/>
@@ -1524,7 +1640,7 @@
         <w:pStyle w:val="FirstParagraph"/>
       </w:pPr>
       <w:r>
-        <w:t xml:space="preserve">The label source bears most directly on published flood maps. Terrain-threshold labels cost the model 0.101, 0.087 and 0.080 in AUC on held-out blocks. Against later floods that neither label source had seen they still cost 0.069, 0.024 and 0.071, so in Rangpur and Rajshahi and on the coast the advantage of radar labels does not depend on the test sharing their definition, while in Sylhet most of it did. The indices those labels are built on, TWI and HAND, add almost nothing to the model once elevation is known, and a model scored against labels derived from its own inputs measures its recovery of the labelling rule rather than its skill at locating floods. The mean AUCs here, 0.817 and 0.857 in the riverine regions, sit at or below the best-model AUCs of 0.87 to 0.98 in Table 1. The comparison is only indicative, since those studies split their points at random while every figure here comes from 10 km blocks the model never saw. Blocking has its own critics</w:t>
+        <w:t xml:space="preserve">The label source bears most directly on published flood maps. Terrain-threshold labels cost the model 0.101, 0.087 and 0.080 in AUC on held-out blocks. Against later floods that neither label source had seen they still cost 0.069, 0.024 and 0.071, so in Rangpur and Rajshahi and on the coast the advantage of radar labels does not depend on the test sharing their definition, while in Sylhet most of it did. The indices those labels are built on, TWI and HAND, add almost nothing to the model once elevation is known, and a model scored against labels derived from its own inputs measures its recovery of the labelling rule rather than its skill at locating floods. The mean AUCs here, 0.817 and 0.857 in the riverine regions, sit at or below the best-model AUCs of 0.87 to 0.98 in Table 1. The comparison is only indicative, since those studies split their points at random while every figure here comes from 10 km blocks the model never saw, and wider blocks lower these figures a little further (Section 5.5). Blocking has its own critics</w:t>
       </w:r>
       <w:r>
         <w:t xml:space="preserve"> </w:t>
@@ -1536,8 +1652,8 @@
         <w:t xml:space="preserve">, and the blocked scores estimate performance on unseen areas of similar terrain rather than design-based map accuracy.</w:t>
       </w:r>
     </w:p>
-    <w:bookmarkEnd w:id="32"/>
-    <w:bookmarkStart w:id="33" w:name="what-the-flood-record-already-knows"/>
+    <w:bookmarkEnd w:id="33"/>
+    <w:bookmarkStart w:id="34" w:name="what-the-flood-record-already-knows"/>
     <w:p>
       <w:pPr>
         <w:pStyle w:val="Heading2"/>
@@ -1560,11 +1676,11 @@
         <w:pStyle w:val="FirstParagraph"/>
       </w:pPr>
       <w:r>
-        <w:t xml:space="preserve">Susceptibility studies rarely ask whether a model anticipates a later flood better than the record of earlier ones. In both riverine regions it did not, and in Rangpur and Rajshahi the record kept a smaller lead when the ground that radar could misread every monsoon was set aside, while in Sylhet its lead lay on the margins of the haor’s seasonal water. Given that record as a feature, the model beat both in Rangpur and Rajshahi, gaining on ground no earlier flood had reached, where the record cannot rank at all. In Sylhet it matched the record without improving on it. The record marks where water returns and the terrain ranks where it has not yet been seen, so a susceptibility map for a river basin with a radar flood history should at least report the record beside it, and where the record is informative the two can be combined. On the coast, where most of the ground Cyclone Remal flooded had not flooded in the earlier cyclones, the model trained on those cyclones did best. A study that reports accuracy without the past-flooding reference cannot show that its model knows more than the flood record already does, and the two are simple to compare wherever Sentinel-1 has observed earlier floods.</w:t>
-      </w:r>
-    </w:p>
-    <w:bookmarkEnd w:id="33"/>
-    <w:bookmarkStart w:id="34" w:name="what-the-graph-did-not-add"/>
+        <w:t xml:space="preserve">Susceptibility studies rarely ask whether a model anticipates a later flood better than the record of earlier ones. In both riverine regions it did not, and in Rangpur and Rajshahi the record kept a smaller lead when the ground that radar could misread every monsoon was set aside, while in Sylhet its lead lay on the margins of the haor’s seasonal water. Given that record as a feature, the model beat both in Rangpur and Rajshahi, gaining on ground no earlier flood had reached, where the record cannot rank at all. In Sylhet it matched the record without improving on it. The record marks where water returns and the terrain ranks where it has not yet been seen, so a susceptibility map for a river basin with a radar flood history should at least report the record beside it, and where the record is informative the two can be combined. The riverine lead also widened when the blocks grew to 40 km, so it does not depend on the choice of block size. On the coast, where most of the ground Cyclone Remal flooded had not flooded in the earlier cyclones, the model trained on those cyclones did best, but its lead fell within noise once the blocks widened, so the coastal comparison remains open. A study that reports accuracy without the past-flooding reference cannot show that its model knows more than the flood record already does, and the two are simple to compare wherever Sentinel-1 has observed earlier floods.</w:t>
+      </w:r>
+    </w:p>
+    <w:bookmarkEnd w:id="34"/>
+    <w:bookmarkStart w:id="35" w:name="what-the-graph-did-not-add"/>
     <w:p>
       <w:pPr>
         <w:pStyle w:val="Heading2"/>
@@ -1590,8 +1706,8 @@
         <w:t xml:space="preserve">The graph network rested on the reasoning that neighbouring assets flood together, yet on identical features and blocks it trailed the best tabular model in every region, measurably so only in Rangpur and Rajshahi, and within noise on the coast and in Sylhet. A likely reason is that the features already carry the neighbourhood, since nearby assets share elevation and distances to the same roads, schools and shelters, the access distances rank alongside or ahead of elevation, and a tree can split on those values directly, although this was not tested. Kriging fared no better, and in Sylhet, where it smoothed the scores towards the regional average, it ranked observed flooding across the grid at 0.544 against 0.822 for the terrain surface. At this scale neither linking assets into a graph nor interpolating between them consistently improved spatial prediction, and studies proposing either should report the tabular baseline on the same blocks.</w:t>
       </w:r>
     </w:p>
-    <w:bookmarkEnd w:id="34"/>
-    <w:bookmarkStart w:id="35" w:name="sec:implications"/>
+    <w:bookmarkEnd w:id="35"/>
+    <w:bookmarkStart w:id="36" w:name="sec:implications"/>
     <w:p>
       <w:pPr>
         <w:pStyle w:val="Heading2"/>
@@ -1614,7 +1730,7 @@
         <w:pStyle w:val="FirstParagraph"/>
       </w:pPr>
       <w:r>
-        <w:t xml:space="preserve">The results bear on flood risk management in three ways. First, where Sentinel-1 has observed several floods, the record of where water has already stood is a stronger guide to the next riverine flood than a terrain model alone, and it costs little to compute, so agencies such as the Bangladesh Water Development Board and the Flood Forecasting and Warning Centre could publish it as a planning layer beside any susceptibility map. The terrain model adds most where the record is silent, on ground no mapped flood has reached and on a coast where each surge strikes new ground. Second, a susceptibility map used to site shelters, embankments or schools should be judged on held-out areas and later floods rather than on random splits, since the accuracy a random split reports overstates how far the map can be trusted in places it has not seen. Third, the composite risk classes rank unions within a region and must be read with their gaps, because a union without mapped assets carries no score rather than a low one. The best tabular models tested here differed by little more than 0.01 in AUC, so better OpenStreetMap coverage of rural unions would probably improve the map more than a new model would. Infrastructure also fails in networks, and the disruption of services beyond a flooded asset, which asset-level exposure omits, needs network modelling of the kind developed for Accra</w:t>
+        <w:t xml:space="preserve">The results bear on flood risk management in three ways. First, where Sentinel-1 has observed several floods, the record of where water has already stood is a stronger guide to the next riverine flood than a terrain model alone, and it costs little to compute, so agencies such as the Bangladesh Water Development Board and the Flood Forecasting and Warning Centre could publish it as a planning layer beside any susceptibility map. The terrain model adds most where the record is silent, on ground no mapped flood has reached and possibly on a coast where each surge strikes new ground, although the coastal lead did not survive wider blocks. Second, a susceptibility map used to site shelters, embankments or schools should be judged on held-out areas and later floods rather than on random splits, since the accuracy a random split reports overstates how far the map can be trusted in places it has not seen. Third, the composite risk classes rank unions within a region and must be read with their gaps, because a union without mapped assets carries no score rather than a low one. The best tabular models tested here differed by little more than 0.01 in AUC, so better OpenStreetMap coverage of rural unions would probably improve the map more than a new model would. Infrastructure also fails in networks, and the disruption of services beyond a flooded asset, which asset-level exposure omits, needs network modelling of the kind developed for Accra</w:t>
       </w:r>
       <w:r>
         <w:t xml:space="preserve"> </w:t>
@@ -1626,8 +1742,8 @@
         <w:t xml:space="preserve">. Validated against losses, maps of this kind could help set priorities among structural and non-structural flood measures in the districts they cover.</w:t>
       </w:r>
     </w:p>
-    <w:bookmarkEnd w:id="35"/>
-    <w:bookmarkStart w:id="36" w:name="limits-of-the-maps"/>
+    <w:bookmarkEnd w:id="36"/>
+    <w:bookmarkStart w:id="37" w:name="limits-of-the-maps"/>
     <w:p>
       <w:pPr>
         <w:pStyle w:val="Heading2"/>
@@ -1671,9 +1787,9 @@
         <w:t xml:space="preserve">, would allow the risk classes to be tested against the harm they are meant to anticipate. None of the surfaces is a forecast, and warnings remain the task of the Flood Forecasting and Warning Centre and the Bangladesh Meteorological Department.</w:t>
       </w:r>
     </w:p>
-    <w:bookmarkEnd w:id="36"/>
     <w:bookmarkEnd w:id="37"/>
-    <w:bookmarkStart w:id="38" w:name="sec:conclusions"/>
+    <w:bookmarkEnd w:id="38"/>
+    <w:bookmarkStart w:id="39" w:name="sec:conclusions"/>
     <w:p>
       <w:pPr>
         <w:pStyle w:val="Heading1"/>
@@ -1699,8 +1815,8 @@
         <w:t xml:space="preserve">Radar-observed flood extents made better training labels than terrain thresholds, by 0.101, 0.087 and 0.080 in AUC on held-out ground and by 0.069, 0.024 and 0.071 against later floods, which bears on how any map trained and scored against terrain-derived labels should be read. In the riverine regions the record of earlier floods predicted the 2024 flooding better than the model, and in Rangpur and Rajshahi a model given that record as a feature beat both, reaching 0.924, while in Sylhet it matched the record. Ordinary tabular models matched or beat a graph neural network, with elevation and the access distances carrying the signal. The terrain hazard surface ranked observed flooding across the grid at 0.657 and 0.822 in the riverine regions and close to chance on the coast. Every number in this paper is generated from the released pipeline outputs, so each can be checked and rebuilt.</w:t>
       </w:r>
     </w:p>
-    <w:bookmarkEnd w:id="38"/>
-    <w:bookmarkStart w:id="42" w:name="data-availability-statement"/>
+    <w:bookmarkEnd w:id="39"/>
+    <w:bookmarkStart w:id="43" w:name="data-availability-statement"/>
     <w:p>
       <w:pPr>
         <w:pStyle w:val="Heading1"/>
@@ -1719,7 +1835,7 @@
       <w:r>
         <w:t xml:space="preserve"> </w:t>
       </w:r>
-      <w:hyperlink r:id="rId39">
+      <w:hyperlink r:id="rId40">
         <w:r>
           <w:rPr>
             <w:rStyle w:val="Hyperlink"/>
@@ -1733,7 +1849,7 @@
       <w:r>
         <w:t xml:space="preserve"> </w:t>
       </w:r>
-      <w:hyperlink r:id="rId40">
+      <w:hyperlink r:id="rId41">
         <w:r>
           <w:rPr>
             <w:rStyle w:val="Hyperlink"/>
@@ -1750,7 +1866,7 @@
       <w:r>
         <w:t xml:space="preserve"> </w:t>
       </w:r>
-      <w:hyperlink r:id="rId41">
+      <w:hyperlink r:id="rId42">
         <w:r>
           <w:rPr>
             <w:rStyle w:val="Hyperlink"/>
@@ -1762,8 +1878,8 @@
         <w:t xml:space="preserve">, which shows the risk maps, rankings and per-unit summaries without a sign-in and states the limitations of Section 6 beside the maps. An earlier technical report on this system, prepared for the RIMES Mapathon in March 2026, contained errors that were found in a later review, the most serious being a coordinate-system error that left every training label at zero. Each error and its correction is listed in the technical documentation in the code repository, and no result of that report is used here.</w:t>
       </w:r>
     </w:p>
-    <w:bookmarkEnd w:id="42"/>
-    <w:bookmarkStart w:id="43" w:name="declarations"/>
+    <w:bookmarkEnd w:id="43"/>
+    <w:bookmarkStart w:id="44" w:name="declarations"/>
     <w:p>
       <w:pPr>
         <w:pStyle w:val="Heading1"/>
@@ -1826,8 +1942,8 @@
         <w:t xml:space="preserve">Not applicable. The study uses public datasets only and involves no human participants.</w:t>
       </w:r>
     </w:p>
-    <w:bookmarkEnd w:id="43"/>
-    <w:bookmarkStart w:id="111" w:name="references"/>
+    <w:bookmarkEnd w:id="44"/>
+    <w:bookmarkStart w:id="114" w:name="references"/>
     <w:p>
       <w:pPr>
         <w:pStyle w:val="Heading1"/>
@@ -1836,8 +1952,8 @@
         <w:t xml:space="preserve">References</w:t>
       </w:r>
     </w:p>
-    <w:bookmarkStart w:id="110" w:name="refs"/>
-    <w:bookmarkStart w:id="45" w:name="ref-adnan2023"/>
+    <w:bookmarkStart w:id="113" w:name="refs"/>
+    <w:bookmarkStart w:id="46" w:name="ref-adnan2023"/>
     <w:p>
       <w:pPr>
         <w:pStyle w:val="Bibliography"/>
@@ -1883,7 +1999,7 @@
       <w:r>
         <w:t xml:space="preserve"> </w:t>
       </w:r>
-      <w:hyperlink r:id="rId44">
+      <w:hyperlink r:id="rId45">
         <w:r>
           <w:rPr>
             <w:rStyle w:val="Hyperlink"/>
@@ -1892,8 +2008,8 @@
         </w:r>
       </w:hyperlink>
     </w:p>
-    <w:bookmarkEnd w:id="45"/>
-    <w:bookmarkStart w:id="47" w:name="ref-amitrano2024"/>
+    <w:bookmarkEnd w:id="46"/>
+    <w:bookmarkStart w:id="48" w:name="ref-amitrano2024"/>
     <w:p>
       <w:pPr>
         <w:pStyle w:val="Bibliography"/>
@@ -1939,7 +2055,7 @@
       <w:r>
         <w:t xml:space="preserve"> </w:t>
       </w:r>
-      <w:hyperlink r:id="rId46">
+      <w:hyperlink r:id="rId47">
         <w:r>
           <w:rPr>
             <w:rStyle w:val="Hyperlink"/>
@@ -1948,8 +2064,8 @@
         </w:r>
       </w:hyperlink>
     </w:p>
-    <w:bookmarkEnd w:id="47"/>
-    <w:bookmarkStart w:id="49" w:name="ref-bentivoglio2022"/>
+    <w:bookmarkEnd w:id="48"/>
+    <w:bookmarkStart w:id="50" w:name="ref-bentivoglio2022"/>
     <w:p>
       <w:pPr>
         <w:pStyle w:val="Bibliography"/>
@@ -1995,7 +2111,7 @@
       <w:r>
         <w:t xml:space="preserve"> </w:t>
       </w:r>
-      <w:hyperlink r:id="rId48">
+      <w:hyperlink r:id="rId49">
         <w:r>
           <w:rPr>
             <w:rStyle w:val="Hyperlink"/>
@@ -2004,8 +2120,8 @@
         </w:r>
       </w:hyperlink>
     </w:p>
-    <w:bookmarkEnd w:id="49"/>
-    <w:bookmarkStart w:id="51" w:name="ref-beven1979"/>
+    <w:bookmarkEnd w:id="50"/>
+    <w:bookmarkStart w:id="52" w:name="ref-beven1979"/>
     <w:p>
       <w:pPr>
         <w:pStyle w:val="Bibliography"/>
@@ -2051,7 +2167,7 @@
       <w:r>
         <w:t xml:space="preserve"> </w:t>
       </w:r>
-      <w:hyperlink r:id="rId50">
+      <w:hyperlink r:id="rId51">
         <w:r>
           <w:rPr>
             <w:rStyle w:val="Hyperlink"/>
@@ -2060,8 +2176,8 @@
         </w:r>
       </w:hyperlink>
     </w:p>
-    <w:bookmarkEnd w:id="51"/>
-    <w:bookmarkStart w:id="53" w:name="ref-dadhich2026"/>
+    <w:bookmarkEnd w:id="52"/>
+    <w:bookmarkStart w:id="54" w:name="ref-dadhich2026"/>
     <w:p>
       <w:pPr>
         <w:pStyle w:val="Bibliography"/>
@@ -2107,7 +2223,7 @@
       <w:r>
         <w:t xml:space="preserve"> </w:t>
       </w:r>
-      <w:hyperlink r:id="rId52">
+      <w:hyperlink r:id="rId53">
         <w:r>
           <w:rPr>
             <w:rStyle w:val="Hyperlink"/>
@@ -2116,8 +2232,8 @@
         </w:r>
       </w:hyperlink>
     </w:p>
-    <w:bookmarkEnd w:id="53"/>
-    <w:bookmarkStart w:id="55" w:name="ref-inform2017"/>
+    <w:bookmarkEnd w:id="54"/>
+    <w:bookmarkStart w:id="56" w:name="ref-inform2017"/>
     <w:p>
       <w:pPr>
         <w:pStyle w:val="Bibliography"/>
@@ -2141,7 +2257,7 @@
       <w:r>
         <w:t xml:space="preserve"> </w:t>
       </w:r>
-      <w:hyperlink r:id="rId54">
+      <w:hyperlink r:id="rId55">
         <w:r>
           <w:rPr>
             <w:rStyle w:val="Hyperlink"/>
@@ -2150,8 +2266,8 @@
         </w:r>
       </w:hyperlink>
     </w:p>
-    <w:bookmarkEnd w:id="55"/>
-    <w:bookmarkStart w:id="57" w:name="ref-hamilton2017"/>
+    <w:bookmarkEnd w:id="56"/>
+    <w:bookmarkStart w:id="58" w:name="ref-hamilton2017"/>
     <w:p>
       <w:pPr>
         <w:pStyle w:val="Bibliography"/>
@@ -2175,7 +2291,7 @@
       <w:r>
         <w:t xml:space="preserve"> </w:t>
       </w:r>
-      <w:hyperlink r:id="rId56">
+      <w:hyperlink r:id="rId57">
         <w:r>
           <w:rPr>
             <w:rStyle w:val="Hyperlink"/>
@@ -2184,23 +2300,14 @@
         </w:r>
       </w:hyperlink>
     </w:p>
-    <w:bookmarkEnd w:id="57"/>
-    <w:bookmarkStart w:id="59" w:name="ref-herfort2023"/>
+    <w:bookmarkEnd w:id="58"/>
+    <w:bookmarkStart w:id="60" w:name="ref-hawker2022"/>
     <w:p>
       <w:pPr>
         <w:pStyle w:val="Bibliography"/>
       </w:pPr>
       <w:r>
-        <w:t xml:space="preserve">Herfort, B., Lautenbach, S., Porto de Albuquerque, J., Anderson, J., &amp; Zipf, A. (2023).</w:t>
-      </w:r>
-      <w:r>
-        <w:t xml:space="preserve"> </w:t>
-      </w:r>
-      <w:r>
-        <w:t xml:space="preserve">A spatio-temporal analysis investigating completeness and inequalities of global urban building data in OpenStreetMap</w:t>
-      </w:r>
-      <w:r>
-        <w:t xml:space="preserve">.</w:t>
+        <w:t xml:space="preserve">Hawker, L., Uhe, P., Paulo, L., Sosa, J., Savage, J., Sampson, C., &amp; Neal, J. (2022). A 30 m global map of elevation with forests and buildings removed.</w:t>
       </w:r>
       <w:r>
         <w:t xml:space="preserve"> </w:t>
@@ -2210,7 +2317,7 @@
           <w:i/>
           <w:iCs/>
         </w:rPr>
-        <w:t xml:space="preserve">Nature Communications</w:t>
+        <w:t xml:space="preserve">Environmental Research Letters</w:t>
       </w:r>
       <w:r>
         <w:t xml:space="preserve">,</w:t>
@@ -2223,6 +2330,62 @@
           <w:i/>
           <w:iCs/>
         </w:rPr>
+        <w:t xml:space="preserve">17</w:t>
+      </w:r>
+      <w:r>
+        <w:t xml:space="preserve">(2), 024016.</w:t>
+      </w:r>
+      <w:r>
+        <w:t xml:space="preserve"> </w:t>
+      </w:r>
+      <w:hyperlink r:id="rId59">
+        <w:r>
+          <w:rPr>
+            <w:rStyle w:val="Hyperlink"/>
+          </w:rPr>
+          <w:t xml:space="preserve">https://doi.org/10.1088/1748-9326/ac4d4f</w:t>
+        </w:r>
+      </w:hyperlink>
+    </w:p>
+    <w:bookmarkEnd w:id="60"/>
+    <w:bookmarkStart w:id="62" w:name="ref-herfort2023"/>
+    <w:p>
+      <w:pPr>
+        <w:pStyle w:val="Bibliography"/>
+      </w:pPr>
+      <w:r>
+        <w:t xml:space="preserve">Herfort, B., Lautenbach, S., Porto de Albuquerque, J., Anderson, J., &amp; Zipf, A. (2023).</w:t>
+      </w:r>
+      <w:r>
+        <w:t xml:space="preserve"> </w:t>
+      </w:r>
+      <w:r>
+        <w:t xml:space="preserve">A spatio-temporal analysis investigating completeness and inequalities of global urban building data in OpenStreetMap</w:t>
+      </w:r>
+      <w:r>
+        <w:t xml:space="preserve">.</w:t>
+      </w:r>
+      <w:r>
+        <w:t xml:space="preserve"> </w:t>
+      </w:r>
+      <w:r>
+        <w:rPr>
+          <w:i/>
+          <w:iCs/>
+        </w:rPr>
+        <w:t xml:space="preserve">Nature Communications</w:t>
+      </w:r>
+      <w:r>
+        <w:t xml:space="preserve">,</w:t>
+      </w:r>
+      <w:r>
+        <w:t xml:space="preserve"> </w:t>
+      </w:r>
+      <w:r>
+        <w:rPr>
+          <w:i/>
+          <w:iCs/>
+        </w:rPr>
         <w:t xml:space="preserve">14</w:t>
       </w:r>
       <w:r>
@@ -2231,7 +2394,7 @@
       <w:r>
         <w:t xml:space="preserve"> </w:t>
       </w:r>
-      <w:hyperlink r:id="rId58">
+      <w:hyperlink r:id="rId61">
         <w:r>
           <w:rPr>
             <w:rStyle w:val="Hyperlink"/>
@@ -2240,8 +2403,8 @@
         </w:r>
       </w:hyperlink>
     </w:p>
-    <w:bookmarkEnd w:id="59"/>
-    <w:bookmarkStart w:id="61" w:name="ref-islam2021"/>
+    <w:bookmarkEnd w:id="62"/>
+    <w:bookmarkStart w:id="64" w:name="ref-islam2021"/>
     <w:p>
       <w:pPr>
         <w:pStyle w:val="Bibliography"/>
@@ -2287,7 +2450,7 @@
       <w:r>
         <w:t xml:space="preserve"> </w:t>
       </w:r>
-      <w:hyperlink r:id="rId60">
+      <w:hyperlink r:id="rId63">
         <w:r>
           <w:rPr>
             <w:rStyle w:val="Hyperlink"/>
@@ -2296,8 +2459,8 @@
         </w:r>
       </w:hyperlink>
     </w:p>
-    <w:bookmarkEnd w:id="61"/>
-    <w:bookmarkStart w:id="63" w:name="ref-islamr2024"/>
+    <w:bookmarkEnd w:id="64"/>
+    <w:bookmarkStart w:id="66" w:name="ref-islamr2024"/>
     <w:p>
       <w:pPr>
         <w:pStyle w:val="Bibliography"/>
@@ -2343,7 +2506,7 @@
       <w:r>
         <w:t xml:space="preserve"> </w:t>
       </w:r>
-      <w:hyperlink r:id="rId62">
+      <w:hyperlink r:id="rId65">
         <w:r>
           <w:rPr>
             <w:rStyle w:val="Hyperlink"/>
@@ -2352,8 +2515,8 @@
         </w:r>
       </w:hyperlink>
     </w:p>
-    <w:bookmarkEnd w:id="63"/>
-    <w:bookmarkStart w:id="65" w:name="ref-koks2019"/>
+    <w:bookmarkEnd w:id="66"/>
+    <w:bookmarkStart w:id="68" w:name="ref-koks2019"/>
     <w:p>
       <w:pPr>
         <w:pStyle w:val="Bibliography"/>
@@ -2399,7 +2562,7 @@
       <w:r>
         <w:t xml:space="preserve"> </w:t>
       </w:r>
-      <w:hyperlink r:id="rId64">
+      <w:hyperlink r:id="rId67">
         <w:r>
           <w:rPr>
             <w:rStyle w:val="Hyperlink"/>
@@ -2408,8 +2571,8 @@
         </w:r>
       </w:hyperlink>
     </w:p>
-    <w:bookmarkEnd w:id="65"/>
-    <w:bookmarkStart w:id="67" w:name="ref-ma2025"/>
+    <w:bookmarkEnd w:id="68"/>
+    <w:bookmarkStart w:id="70" w:name="ref-ma2025"/>
     <w:p>
       <w:pPr>
         <w:pStyle w:val="Bibliography"/>
@@ -2455,7 +2618,7 @@
       <w:r>
         <w:t xml:space="preserve"> </w:t>
       </w:r>
-      <w:hyperlink r:id="rId66">
+      <w:hyperlink r:id="rId69">
         <w:r>
           <w:rPr>
             <w:rStyle w:val="Hyperlink"/>
@@ -2464,8 +2627,8 @@
         </w:r>
       </w:hyperlink>
     </w:p>
-    <w:bookmarkEnd w:id="67"/>
-    <w:bookmarkStart w:id="69" w:name="ref-nadeau2003"/>
+    <w:bookmarkEnd w:id="70"/>
+    <w:bookmarkStart w:id="72" w:name="ref-nadeau2003"/>
     <w:p>
       <w:pPr>
         <w:pStyle w:val="Bibliography"/>
@@ -2502,7 +2665,7 @@
       <w:r>
         <w:t xml:space="preserve"> </w:t>
       </w:r>
-      <w:hyperlink r:id="rId68">
+      <w:hyperlink r:id="rId71">
         <w:r>
           <w:rPr>
             <w:rStyle w:val="Hyperlink"/>
@@ -2511,8 +2674,8 @@
         </w:r>
       </w:hyperlink>
     </w:p>
-    <w:bookmarkEnd w:id="69"/>
-    <w:bookmarkStart w:id="71" w:name="ref-niculescu2005"/>
+    <w:bookmarkEnd w:id="72"/>
+    <w:bookmarkStart w:id="74" w:name="ref-niculescu2005"/>
     <w:p>
       <w:pPr>
         <w:pStyle w:val="Bibliography"/>
@@ -2545,7 +2708,7 @@
       <w:r>
         <w:t xml:space="preserve"> </w:t>
       </w:r>
-      <w:hyperlink r:id="rId70">
+      <w:hyperlink r:id="rId73">
         <w:r>
           <w:rPr>
             <w:rStyle w:val="Hyperlink"/>
@@ -2554,8 +2717,8 @@
         </w:r>
       </w:hyperlink>
     </w:p>
-    <w:bookmarkEnd w:id="71"/>
-    <w:bookmarkStart w:id="73" w:name="ref-nobre2011"/>
+    <w:bookmarkEnd w:id="74"/>
+    <w:bookmarkStart w:id="76" w:name="ref-nobre2011"/>
     <w:p>
       <w:pPr>
         <w:pStyle w:val="Bibliography"/>
@@ -2601,7 +2764,7 @@
       <w:r>
         <w:t xml:space="preserve"> </w:t>
       </w:r>
-      <w:hyperlink r:id="rId72">
+      <w:hyperlink r:id="rId75">
         <w:r>
           <w:rPr>
             <w:rStyle w:val="Hyperlink"/>
@@ -2610,8 +2773,8 @@
         </w:r>
       </w:hyperlink>
     </w:p>
-    <w:bookmarkEnd w:id="73"/>
-    <w:bookmarkStart w:id="75" w:name="ref-pekel2016"/>
+    <w:bookmarkEnd w:id="76"/>
+    <w:bookmarkStart w:id="78" w:name="ref-pekel2016"/>
     <w:p>
       <w:pPr>
         <w:pStyle w:val="Bibliography"/>
@@ -2657,7 +2820,7 @@
       <w:r>
         <w:t xml:space="preserve"> </w:t>
       </w:r>
-      <w:hyperlink r:id="rId74">
+      <w:hyperlink r:id="rId77">
         <w:r>
           <w:rPr>
             <w:rStyle w:val="Hyperlink"/>
@@ -2666,8 +2829,8 @@
         </w:r>
       </w:hyperlink>
     </w:p>
-    <w:bookmarkEnd w:id="75"/>
-    <w:bookmarkStart w:id="77" w:name="ref-ploton2020"/>
+    <w:bookmarkEnd w:id="78"/>
+    <w:bookmarkStart w:id="80" w:name="ref-ploton2020"/>
     <w:p>
       <w:pPr>
         <w:pStyle w:val="Bibliography"/>
@@ -2713,7 +2876,7 @@
       <w:r>
         <w:t xml:space="preserve"> </w:t>
       </w:r>
-      <w:hyperlink r:id="rId76">
+      <w:hyperlink r:id="rId79">
         <w:r>
           <w:rPr>
             <w:rStyle w:val="Hyperlink"/>
@@ -2722,8 +2885,8 @@
         </w:r>
       </w:hyperlink>
     </w:p>
-    <w:bookmarkEnd w:id="77"/>
-    <w:bookmarkStart w:id="79" w:name="ref-rahmanm2025"/>
+    <w:bookmarkEnd w:id="80"/>
+    <w:bookmarkStart w:id="82" w:name="ref-rahmanm2025"/>
     <w:p>
       <w:pPr>
         <w:pStyle w:val="Bibliography"/>
@@ -2769,7 +2932,7 @@
       <w:r>
         <w:t xml:space="preserve"> </w:t>
       </w:r>
-      <w:hyperlink r:id="rId78">
+      <w:hyperlink r:id="rId81">
         <w:r>
           <w:rPr>
             <w:rStyle w:val="Hyperlink"/>
@@ -2778,8 +2941,8 @@
         </w:r>
       </w:hyperlink>
     </w:p>
-    <w:bookmarkEnd w:id="79"/>
-    <w:bookmarkStart w:id="81" w:name="ref-roberts2017"/>
+    <w:bookmarkEnd w:id="82"/>
+    <w:bookmarkStart w:id="84" w:name="ref-roberts2017"/>
     <w:p>
       <w:pPr>
         <w:pStyle w:val="Bibliography"/>
@@ -2825,7 +2988,7 @@
       <w:r>
         <w:t xml:space="preserve"> </w:t>
       </w:r>
-      <w:hyperlink r:id="rId80">
+      <w:hyperlink r:id="rId83">
         <w:r>
           <w:rPr>
             <w:rStyle w:val="Hyperlink"/>
@@ -2834,8 +2997,8 @@
         </w:r>
       </w:hyperlink>
     </w:p>
-    <w:bookmarkEnd w:id="81"/>
-    <w:bookmarkStart w:id="83" w:name="ref-rudra2023"/>
+    <w:bookmarkEnd w:id="84"/>
+    <w:bookmarkStart w:id="86" w:name="ref-rudra2023"/>
     <w:p>
       <w:pPr>
         <w:pStyle w:val="Bibliography"/>
@@ -2881,7 +3044,7 @@
       <w:r>
         <w:t xml:space="preserve"> </w:t>
       </w:r>
-      <w:hyperlink r:id="rId82">
+      <w:hyperlink r:id="rId85">
         <w:r>
           <w:rPr>
             <w:rStyle w:val="Hyperlink"/>
@@ -2890,8 +3053,8 @@
         </w:r>
       </w:hyperlink>
     </w:p>
-    <w:bookmarkEnd w:id="83"/>
-    <w:bookmarkStart w:id="85" w:name="ref-schotten2023"/>
+    <w:bookmarkEnd w:id="86"/>
+    <w:bookmarkStart w:id="88" w:name="ref-schotten2023"/>
     <w:p>
       <w:pPr>
         <w:pStyle w:val="Bibliography"/>
@@ -2937,7 +3100,7 @@
       <w:r>
         <w:t xml:space="preserve"> </w:t>
       </w:r>
-      <w:hyperlink r:id="rId84">
+      <w:hyperlink r:id="rId87">
         <w:r>
           <w:rPr>
             <w:rStyle w:val="Hyperlink"/>
@@ -2946,8 +3109,8 @@
         </w:r>
       </w:hyperlink>
     </w:p>
-    <w:bookmarkEnd w:id="85"/>
-    <w:bookmarkStart w:id="87" w:name="ref-sherpa2022"/>
+    <w:bookmarkEnd w:id="88"/>
+    <w:bookmarkStart w:id="90" w:name="ref-sherpa2022"/>
     <w:p>
       <w:pPr>
         <w:pStyle w:val="Bibliography"/>
@@ -2993,7 +3156,7 @@
       <w:r>
         <w:t xml:space="preserve"> </w:t>
       </w:r>
-      <w:hyperlink r:id="rId86">
+      <w:hyperlink r:id="rId89">
         <w:r>
           <w:rPr>
             <w:rStyle w:val="Hyperlink"/>
@@ -3002,8 +3165,8 @@
         </w:r>
       </w:hyperlink>
     </w:p>
-    <w:bookmarkEnd w:id="87"/>
-    <w:bookmarkStart w:id="89" w:name="ref-talukdar2020"/>
+    <w:bookmarkEnd w:id="90"/>
+    <w:bookmarkStart w:id="92" w:name="ref-talukdar2020"/>
     <w:p>
       <w:pPr>
         <w:pStyle w:val="Bibliography"/>
@@ -3049,7 +3212,7 @@
       <w:r>
         <w:t xml:space="preserve"> </w:t>
       </w:r>
-      <w:hyperlink r:id="rId88">
+      <w:hyperlink r:id="rId91">
         <w:r>
           <w:rPr>
             <w:rStyle w:val="Hyperlink"/>
@@ -3058,8 +3221,8 @@
         </w:r>
       </w:hyperlink>
     </w:p>
-    <w:bookmarkEnd w:id="89"/>
-    <w:bookmarkStart w:id="91" w:name="ref-tellman2021"/>
+    <w:bookmarkEnd w:id="92"/>
+    <w:bookmarkStart w:id="94" w:name="ref-tellman2021"/>
     <w:p>
       <w:pPr>
         <w:pStyle w:val="Bibliography"/>
@@ -3105,7 +3268,7 @@
       <w:r>
         <w:t xml:space="preserve"> </w:t>
       </w:r>
-      <w:hyperlink r:id="rId90">
+      <w:hyperlink r:id="rId93">
         <w:r>
           <w:rPr>
             <w:rStyle w:val="Hyperlink"/>
@@ -3114,8 +3277,8 @@
         </w:r>
       </w:hyperlink>
     </w:p>
-    <w:bookmarkEnd w:id="91"/>
-    <w:bookmarkStart w:id="93" w:name="ref-twele2016"/>
+    <w:bookmarkEnd w:id="94"/>
+    <w:bookmarkStart w:id="96" w:name="ref-twele2016"/>
     <w:p>
       <w:pPr>
         <w:pStyle w:val="Bibliography"/>
@@ -3161,7 +3324,7 @@
       <w:r>
         <w:t xml:space="preserve"> </w:t>
       </w:r>
-      <w:hyperlink r:id="rId92">
+      <w:hyperlink r:id="rId95">
         <w:r>
           <w:rPr>
             <w:rStyle w:val="Hyperlink"/>
@@ -3170,8 +3333,8 @@
         </w:r>
       </w:hyperlink>
     </w:p>
-    <w:bookmarkEnd w:id="93"/>
-    <w:bookmarkStart w:id="95" w:name="ref-uddin2019"/>
+    <w:bookmarkEnd w:id="96"/>
+    <w:bookmarkStart w:id="98" w:name="ref-uddin2019"/>
     <w:p>
       <w:pPr>
         <w:pStyle w:val="Bibliography"/>
@@ -3217,7 +3380,7 @@
       <w:r>
         <w:t xml:space="preserve"> </w:t>
       </w:r>
-      <w:hyperlink r:id="rId94">
+      <w:hyperlink r:id="rId97">
         <w:r>
           <w:rPr>
             <w:rStyle w:val="Hyperlink"/>
@@ -3226,8 +3389,8 @@
         </w:r>
       </w:hyperlink>
     </w:p>
-    <w:bookmarkEnd w:id="95"/>
-    <w:bookmarkStart w:id="97" w:name="ref-unspider"/>
+    <w:bookmarkEnd w:id="98"/>
+    <w:bookmarkStart w:id="100" w:name="ref-unspider"/>
     <w:p>
       <w:pPr>
         <w:pStyle w:val="Bibliography"/>
@@ -3251,7 +3414,7 @@
       <w:r>
         <w:t xml:space="preserve"> </w:t>
       </w:r>
-      <w:hyperlink r:id="rId96">
+      <w:hyperlink r:id="rId99">
         <w:r>
           <w:rPr>
             <w:rStyle w:val="Hyperlink"/>
@@ -3263,8 +3426,8 @@
         <w:t xml:space="preserve">.</w:t>
       </w:r>
     </w:p>
-    <w:bookmarkEnd w:id="97"/>
-    <w:bookmarkStart w:id="99" w:name="ref-wadoux2021"/>
+    <w:bookmarkEnd w:id="100"/>
+    <w:bookmarkStart w:id="102" w:name="ref-wadoux2021"/>
     <w:p>
       <w:pPr>
         <w:pStyle w:val="Bibliography"/>
@@ -3310,7 +3473,7 @@
       <w:r>
         <w:t xml:space="preserve"> </w:t>
       </w:r>
-      <w:hyperlink r:id="rId98">
+      <w:hyperlink r:id="rId101">
         <w:r>
           <w:rPr>
             <w:rStyle w:val="Hyperlink"/>
@@ -3319,8 +3482,8 @@
         </w:r>
       </w:hyperlink>
     </w:p>
-    <w:bookmarkEnd w:id="99"/>
-    <w:bookmarkStart w:id="101" w:name="ref-waleed2025"/>
+    <w:bookmarkEnd w:id="102"/>
+    <w:bookmarkStart w:id="104" w:name="ref-waleed2025"/>
     <w:p>
       <w:pPr>
         <w:pStyle w:val="Bibliography"/>
@@ -3366,7 +3529,7 @@
       <w:r>
         <w:t xml:space="preserve"> </w:t>
       </w:r>
-      <w:hyperlink r:id="rId100">
+      <w:hyperlink r:id="rId103">
         <w:r>
           <w:rPr>
             <w:rStyle w:val="Hyperlink"/>
@@ -3375,8 +3538,8 @@
         </w:r>
       </w:hyperlink>
     </w:p>
-    <w:bookmarkEnd w:id="101"/>
-    <w:bookmarkStart w:id="103" w:name="ref-wang2023"/>
+    <w:bookmarkEnd w:id="104"/>
+    <w:bookmarkStart w:id="106" w:name="ref-wang2023"/>
     <w:p>
       <w:pPr>
         <w:pStyle w:val="Bibliography"/>
@@ -3422,7 +3585,7 @@
       <w:r>
         <w:t xml:space="preserve"> </w:t>
       </w:r>
-      <w:hyperlink r:id="rId102">
+      <w:hyperlink r:id="rId105">
         <w:r>
           <w:rPr>
             <w:rStyle w:val="Hyperlink"/>
@@ -3431,8 +3594,8 @@
         </w:r>
       </w:hyperlink>
     </w:p>
-    <w:bookmarkEnd w:id="103"/>
-    <w:bookmarkStart w:id="105" w:name="ref-williams2025"/>
+    <w:bookmarkEnd w:id="106"/>
+    <w:bookmarkStart w:id="108" w:name="ref-williams2025"/>
     <w:p>
       <w:pPr>
         <w:pStyle w:val="Bibliography"/>
@@ -3478,7 +3641,7 @@
       <w:r>
         <w:t xml:space="preserve"> </w:t>
       </w:r>
-      <w:hyperlink r:id="rId104">
+      <w:hyperlink r:id="rId107">
         <w:r>
           <w:rPr>
             <w:rStyle w:val="Hyperlink"/>
@@ -3487,8 +3650,8 @@
         </w:r>
       </w:hyperlink>
     </w:p>
-    <w:bookmarkEnd w:id="105"/>
-    <w:bookmarkStart w:id="107" w:name="ref-zadrozny2002"/>
+    <w:bookmarkEnd w:id="108"/>
+    <w:bookmarkStart w:id="110" w:name="ref-zadrozny2002"/>
     <w:p>
       <w:pPr>
         <w:pStyle w:val="Bibliography"/>
@@ -3521,7 +3684,7 @@
       <w:r>
         <w:t xml:space="preserve"> </w:t>
       </w:r>
-      <w:hyperlink r:id="rId106">
+      <w:hyperlink r:id="rId109">
         <w:r>
           <w:rPr>
             <w:rStyle w:val="Hyperlink"/>
@@ -3530,8 +3693,8 @@
         </w:r>
       </w:hyperlink>
     </w:p>
-    <w:bookmarkEnd w:id="107"/>
-    <w:bookmarkStart w:id="109" w:name="ref-zzaman2021"/>
+    <w:bookmarkEnd w:id="110"/>
+    <w:bookmarkStart w:id="112" w:name="ref-zzaman2021"/>
     <w:p>
       <w:pPr>
         <w:pStyle w:val="Bibliography"/>
@@ -3577,7 +3740,7 @@
       <w:r>
         <w:t xml:space="preserve"> </w:t>
       </w:r>
-      <w:hyperlink r:id="rId108">
+      <w:hyperlink r:id="rId111">
         <w:r>
           <w:rPr>
             <w:rStyle w:val="Hyperlink"/>
@@ -3586,10 +3749,10 @@
         </w:r>
       </w:hyperlink>
     </w:p>
-    <w:bookmarkEnd w:id="109"/>
-    <w:bookmarkEnd w:id="110"/>
-    <w:bookmarkEnd w:id="111"/>
-    <w:bookmarkStart w:id="119" w:name="tables"/>
+    <w:bookmarkEnd w:id="112"/>
+    <w:bookmarkEnd w:id="113"/>
+    <w:bookmarkEnd w:id="114"/>
+    <w:bookmarkStart w:id="122" w:name="tables"/>
     <w:p>
       <w:pPr>
         <w:pStyle w:val="Heading1"/>
@@ -3598,7 +3761,7 @@
         <w:t xml:space="preserve">Tables</w:t>
       </w:r>
     </w:p>
-    <w:bookmarkStart w:id="112" w:name="tab:litflood"/>
+    <w:bookmarkStart w:id="115" w:name="tab:litflood"/>
     <w:p>
       <w:pPr>
         <w:pStyle w:val="TableCaption"/>
@@ -4197,8 +4360,8 @@
         </w:tc>
       </w:tr>
     </w:tbl>
-    <w:bookmarkEnd w:id="112"/>
-    <w:bookmarkStart w:id="113" w:name="tab:regions"/>
+    <w:bookmarkEnd w:id="115"/>
+    <w:bookmarkStart w:id="116" w:name="tab:regions"/>
     <w:p>
       <w:pPr>
         <w:pStyle w:val="TableCaption"/>
@@ -4433,8 +4596,8 @@
         </w:tc>
       </w:tr>
     </w:tbl>
-    <w:bookmarkEnd w:id="113"/>
-    <w:bookmarkStart w:id="114" w:name="tab:data"/>
+    <w:bookmarkEnd w:id="116"/>
+    <w:bookmarkStart w:id="117" w:name="tab:data"/>
     <w:p>
       <w:pPr>
         <w:pStyle w:val="TableCaption"/>
@@ -4810,8 +4973,8 @@
         </w:tc>
       </w:tr>
     </w:tbl>
-    <w:bookmarkEnd w:id="114"/>
-    <w:bookmarkStart w:id="115" w:name="tab:events"/>
+    <w:bookmarkEnd w:id="117"/>
+    <w:bookmarkStart w:id="118" w:name="tab:events"/>
     <w:p>
       <w:pPr>
         <w:pStyle w:val="TableCaption"/>
@@ -5328,8 +5491,8 @@
         </w:tc>
       </w:tr>
     </w:tbl>
-    <w:bookmarkEnd w:id="115"/>
-    <w:bookmarkStart w:id="116" w:name="tab:validation"/>
+    <w:bookmarkEnd w:id="118"/>
+    <w:bookmarkStart w:id="119" w:name="tab:validation"/>
     <w:p>
       <w:pPr>
         <w:pStyle w:val="TableCaption"/>
@@ -5702,8 +5865,8 @@
         </w:tc>
       </w:tr>
     </w:tbl>
-    <w:bookmarkEnd w:id="116"/>
-    <w:bookmarkStart w:id="117" w:name="tab:temporal"/>
+    <w:bookmarkEnd w:id="119"/>
+    <w:bookmarkStart w:id="120" w:name="tab:temporal"/>
     <w:p>
       <w:pPr>
         <w:pStyle w:val="TableCaption"/>
@@ -6148,8 +6311,8 @@
         </w:tc>
       </w:tr>
     </w:tbl>
-    <w:bookmarkEnd w:id="117"/>
-    <w:bookmarkStart w:id="118" w:name="tab:benchmark"/>
+    <w:bookmarkEnd w:id="120"/>
+    <w:bookmarkStart w:id="121" w:name="tab:benchmark"/>
     <w:p>
       <w:pPr>
         <w:pStyle w:val="TableCaption"/>
@@ -6797,9 +6960,9 @@
         </w:tc>
       </w:tr>
     </w:tbl>
-    <w:bookmarkEnd w:id="118"/>
-    <w:bookmarkEnd w:id="119"/>
-    <w:bookmarkStart w:id="120" w:name="figure-legends"/>
+    <w:bookmarkEnd w:id="121"/>
+    <w:bookmarkEnd w:id="122"/>
+    <w:bookmarkStart w:id="123" w:name="figure-legends"/>
     <w:p>
       <w:pPr>
         <w:pStyle w:val="Heading1"/>
@@ -6948,7 +7111,7 @@
         <w:t xml:space="preserve">Loss in AUC on the held-out test blocks when each feature is shuffled across the test assets, as mean and standard deviation over 20 block assignments, for the default gradient-boosted model. The AUC in each title is the mean before shuffling.</w:t>
       </w:r>
     </w:p>
-    <w:bookmarkEnd w:id="120"/>
+    <w:bookmarkEnd w:id="123"/>
     <w:sectPr>
       <w:footnotePr>
         <w:numRestart w:val="eachSect"/>

--- a/docs/paper/submission/manuscript.docx
+++ b/docs/paper/submission/manuscript.docx
@@ -26,7 +26,7 @@
         <w:pStyle w:val="FirstParagraph"/>
       </w:pPr>
       <w:r>
-        <w:t xml:space="preserve">Flood susceptibility maps are judged by how well they rank the ground that floods, yet they are rarely compared with the simplest alternative, the record of where floods have already been. This study makes that comparison for infrastructure mapped in OpenStreetMap in three regions of Bangladesh, using flood extents mapped from Sentinel-1 radar for thirteen events as labels and reference, and scoring every model on 10 km blocks held out from training over 20 block assignments. Trained on floods up to 2022, a gradient-boosted model ranked the ground the 2024 floods reached at an AUC of 0.801 in Rangpur and Rajshahi and 0.797 in Sylhet, below the record of earlier flooding at 0.896 and 0.851. Given that record as a feature, the model beat both in Rangpur and Rajshahi, at 0.924, because terrain still ranks the ground no earlier flood reached, while in Sylhet it matched the record at 0.849. On the south-west coast, where most assets flooded by the 2024 cyclone stood on ground that had not flooded before, the model beat the record, at 0.807 against 0.668, although that lead fell within noise with wider blocks. Training on radar-observed extents rather than terrain-threshold labels raised the AUC by 0.101, 0.087 and 0.080 on held-out areas and by 0.069, 0.024 and 0.071 on the 2024 floods, the Sylhet gain within noise. A graph neural network linking neighbouring assets added nothing over tabular models, and elevation carried almost all of the terrain signal. The radar masks agreed only moderately with an independent MODIS flood map, so the scores measure agreement with flooding as radar sees it. Susceptibility studies with a radar flood history should report that record as a baseline.</w:t>
+        <w:t xml:space="preserve">Flood susceptibility maps are judged by how well they rank the ground that floods, yet they are rarely compared with the simplest alternative, the record of where floods have already been. This study makes that comparison for infrastructure mapped in OpenStreetMap in three regions of Bangladesh, using flood extents mapped from Sentinel-1 radar for thirteen events as labels and reference, and scoring every model on 10 km blocks held out from training over 20 block assignments. Trained on floods up to 2022, a gradient-boosted model ranked the ground the 2024 floods reached at an AUC of 0.801 in Rangpur and Rajshahi and 0.797 in Sylhet, below the record of earlier flooding at 0.896 and 0.851, although in Sylhet the gap closed when the model learned the same target as the test. Given that record as a feature, the model beat both in Rangpur and Rajshahi, at 0.924, because terrain still ranks the ground no earlier flood reached, while in Sylhet it matched the record at 0.849. On the south-west coast, where most assets flooded by the 2024 cyclone stood on ground that had not flooded before, the model beat the record, at 0.807 against 0.668, although that lead fell within noise with wider blocks. Training on radar-observed extents rather than terrain-threshold labels raised the AUC by 0.101, 0.087 and 0.080 on held-out areas and by 0.069, 0.024 and 0.071 on the 2024 floods, the Sylhet gain within noise. A graph neural network linking neighbouring assets added nothing over tabular models, and elevation carried almost all of the terrain signal. The radar masks agreed only moderately with an independent MODIS flood map, so the scores measure agreement with flooding as radar sees it. Susceptibility studies with a radar flood history should report that record as a baseline.</w:t>
       </w:r>
     </w:p>
     <w:p>
@@ -898,7 +898,7 @@
         <w:pStyle w:val="FirstParagraph"/>
       </w:pPr>
       <w:r>
-        <w:t xml:space="preserve">Every model is scored on the held-out blocks by the area under the ROC curve (AUC), average precision and its lift over the base rate, and the Brier score, and the hazard surfaces are also scored against observed flooding over every grid cell. Every comparison between models or label sources is repeated over 20 block assignments drawn with different seeds, because one assignment gives a single number with no sense of its spread. The paired differences are tested by the corrected resampled t-test of</w:t>
+        <w:t xml:space="preserve">Every model is scored on the held-out blocks by the area under the ROC curve (AUC), average precision and its lift over the base rate, and the Brier score, and the hazard surfaces are also scored against observed flooding on a grid of about 500 m cells, both over the whole grid and, refitted for each assignment, over the cells of its test blocks. Every comparison between models or label sources is repeated over 20 block assignments drawn with different seeds, because one assignment gives a single number with no sense of its spread. The paired differences are tested by the corrected resampled t-test of</w:t>
       </w:r>
       <w:r>
         <w:t xml:space="preserve"> </w:t>
@@ -953,7 +953,7 @@
         <w:pStyle w:val="FirstParagraph"/>
       </w:pPr>
       <w:r>
-        <w:t xml:space="preserve">Table 5 reports the single block assignment behind the published outputs. In Sylhet 14.7 % of assets sit on flood-prone ground and the asset model reaches an AUC of 0.934. In Rangpur and Rajshahi only 6.7 % do, yet the model ranks well (AUC 0.884), with an average precision 7.0 times the base rate. Calibration lowers the Brier score from 0.069 to 0.029 in Rangpur and Rajshahi, slightly below the 0.032 of always predicting the base rate, and its deciles lie close to the diagonal in both riverine regions (Fig. 5). It carries less well to the coast, where the calibration blocks hold 5.5 % flood-prone assets against 1.7 % in the test blocks and the calibrated Brier score of 0.039 is worse than the base rate at 0.017.</w:t>
+        <w:t xml:space="preserve">Table 5 reports one block assignment, the pipeline’s default, which ranks 2, 1 and 17 of 20 by AUC in the three regions. In Sylhet 14.7 % of assets sit on flood-prone ground and the asset model reaches an AUC of 0.934. In Rangpur and Rajshahi only 6.7 % do, yet the model ranks well (AUC 0.884), with an average precision 7.0 times the base rate. Calibration lowers the Brier score from 0.069 to 0.029 in Rangpur and Rajshahi, slightly below the 0.032 of always predicting the base rate, and its deciles lie close to the diagonal in both riverine regions (Fig. 5). It carries less well to the coast, where the calibration blocks hold 5.5 % flood-prone assets against 1.7 % in the test blocks and the calibrated Brier score of 0.039 is worse than the base rate at 0.017.</w:t>
       </w:r>
     </w:p>
     <w:bookmarkEnd w:id="25"/>
@@ -1067,7 +1067,7 @@
         <w:pStyle w:val="FirstParagraph"/>
       </w:pPr>
       <w:r>
-        <w:t xml:space="preserve">On the coast the asset model still ranks flooded ground above dry ground (AUC 0.794), but across the grid both hazard surfaces are close to chance, the terrain surface at 0.542 and the Kriged one at 0.538. The same two surfaces reach 0.657 and 0.666 in Rangpur and Rajshahi and 0.822 and 0.544 in Sylhet. Surge flooding is governed by polder embankments, tidal channels and landfall position, none of which elevation describes.</w:t>
+        <w:t xml:space="preserve">On the coast the asset model still ranks flooded ground above dry ground (AUC 0.794), but both hazard surfaces are weak. Over the whole grid, training ground included, the terrain surface reaches 0.542 and the Kriged one 0.538, against 0.657 and 0.666 in Rangpur and Rajshahi and 0.822 and 0.544 in Sylhet. Refitted for each assignment and scored only on the cells of its test blocks, which hold only ground near mapped assets, the terrain surface reaches 0.656, 0.763 and 0.610, so the whole-grid figure overstated it in Sylhet. Surge flooding is governed by polder embankments, tidal channels and landfall position, none of which elevation describes.</w:t>
       </w:r>
     </w:p>
     <w:bookmarkEnd w:id="27"/>
@@ -1153,7 +1153,7 @@
         </m:r>
       </m:oMath>
       <w:r>
-        <w:t xml:space="preserve">). In both riverine regions the record of earlier flooding ranks the 2024 flooding better, at 0.896 and 0.851, with the model ahead on only 2 and 4 of 20 assignments, whereas on the coast the model leads, at 0.807 against 0.668, a lead that does not survive wider blocks (Section 5.5). Riverine flooding returns to much the same ground, and only 16.9 % and 22.3 % of the assets flooded in 2024 stood on ground no earlier event had reached, against 65.5 % on the coast, where each surge floods the stretch of coast where it lands.</w:t>
+        <w:t xml:space="preserve">). In both riverine regions the record of earlier flooding ranks the 2024 flooding better, at 0.896 and 0.851, with the model ahead on only 2 and 4 of 20 assignments, whereas on the coast the model leads, at 0.807 against 0.668, a lead that does not survive wider blocks (Section 5.5). Riverine flooding returns to much the same ground, and only 16.9 % and 22.3 % of the assets flooded in 2024 stood on ground no earlier event had reached, against 65.5 % on the coast, where each surge floods the stretch of coast where it lands. The 2024 floods in Rangpur and Rajshahi were also small, covering 4.9–8.3 % of the region against 19.9–24.8 % for each earlier flood, whereas in Sylhet they were as large as earlier ones (20.4–31.2 % against 13.3–34.1 %).</w:t>
       </w:r>
     </w:p>
     <w:p>
@@ -1161,7 +1161,7 @@
         <w:pStyle w:val="BodyText"/>
       </w:pPr>
       <w:r>
-        <w:t xml:space="preserve">The record and the 2024 floods come from the same change detection, so ground that radar mistakes for water every monsoon, such as wet paddy, would count as flooded in both and favour the record. Surfaces that stay dark in the dry season, such as sand bars and permanent wetland, are already rejected, since a pixel must darken against its dry-season baseline. The comparison was therefore repeated twice on stricter test sets, once without the ground flagged in every earlier event and once without the ground the JRC record has ever seen under water, and each removal also takes away genuinely flood-prone ground, so the check can only work against the record. Without the always-flooded ground the record still led, by 0.063 in Rangpur and Rajshahi and 0.040 in Sylhet, ahead on 14 and 12 of 20 assignments, and outside recorded water it led in Rangpur and Rajshahi by 0.071, ahead on 15. These narrower leads cannot be told apart from noise (</w:t>
+        <w:t xml:space="preserve">The record and the 2024 floods come from the same change detection, so ground that radar mistakes for water every monsoon, such as wet paddy, would favour the record. Without the ground flagged in every earlier event, and again without ground the JRC record has ever seen under water, the record’s lead in Rangpur and Rajshahi narrowed to 0.063 and 0.071, within noise (</w:t>
       </w:r>
       <m:oMath>
         <m:r>
@@ -1178,26 +1178,6 @@
         </m:r>
       </m:oMath>
       <w:r>
-        <w:t xml:space="preserve">,</w:t>
-      </w:r>
-      <w:r>
-        <w:t xml:space="preserve"> </w:t>
-      </w:r>
-      <m:oMath>
-        <m:r>
-          <m:t>p</m:t>
-        </m:r>
-        <m:r>
-          <m:rPr>
-            <m:sty m:val="p"/>
-          </m:rPr>
-          <m:t>=</m:t>
-        </m:r>
-        <m:r>
-          <m:t>0.185</m:t>
-        </m:r>
-      </m:oMath>
-      <w:r>
         <w:t xml:space="preserve"> </w:t>
       </w:r>
       <w:r>
@@ -1221,7 +1201,15 @@
         </m:r>
       </m:oMath>
       <w:r>
-        <w:t xml:space="preserve">), but none reverses. In Sylhet outside recorded water the model and the record were level, at 0.799 and 0.794 (</w:t>
+        <w:t xml:space="preserve">) but not reversed, whereas in Sylhet outside recorded water the model and the record were level, at 0.799 and 0.794 (Supporting Information, Section S5). On the coast the model’s lead held.</w:t>
+      </w:r>
+    </w:p>
+    <w:p>
+      <w:pPr>
+        <w:pStyle w:val="BodyText"/>
+      </w:pPr>
+      <w:r>
+        <w:t xml:space="preserve">Sentinel-1B failed in December 2021, so the earlier events were seen by two satellites and the 2024 ones by one, and since each mask takes the lowest backscatter in its window, more scenes can map more flooding. Re-mapped from Sentinel-1A alone, the earlier Rangpur and Rajshahi events shrank by up to 15.7 %, yet the record still led by 0.097 (</w:t>
       </w:r>
       <m:oMath>
         <m:r>
@@ -1234,11 +1222,51 @@
           <m:t>=</m:t>
         </m:r>
         <m:r>
-          <m:t>0.912</m:t>
+          <m:t>0.005</m:t>
         </m:r>
       </m:oMath>
       <w:r>
-        <w:t xml:space="preserve">), on the 72.0 % of assets that hold only 29.9 % of the ground the 2024 floods reached. Ground that radar could misread every year therefore accounts for part of the record’s lead in Rangpur and Rajshahi but does not overturn it, whereas in Sylhet the lead rests on the margins of the haor’s seasonal water, where floods return to the same ground. On the coast the model’s lead held on both sets, at 0.140 and 0.166.</w:t>
+        <w:t xml:space="preserve">), and in Sylhet Sentinel-1B had added no scenes. The model also learns a yes-or-no label from the earlier events while the record keeps their fraction, so it was retrained on flooding in any earlier event, which is how the 2024 floods are counted, and on the fraction itself. In Rangpur and Rajshahi the record’s lead grew, to 0.133 and 0.131, whereas in Sylhet it fell to 0.017 and 0.016 (</w:t>
+      </w:r>
+      <m:oMath>
+        <m:r>
+          <m:t>p</m:t>
+        </m:r>
+        <m:r>
+          <m:rPr>
+            <m:sty m:val="p"/>
+          </m:rPr>
+          <m:t>=</m:t>
+        </m:r>
+        <m:r>
+          <m:t>0.441</m:t>
+        </m:r>
+      </m:oMath>
+      <w:r>
+        <w:t xml:space="preserve"> </w:t>
+      </w:r>
+      <w:r>
+        <w:t xml:space="preserve">and</w:t>
+      </w:r>
+      <w:r>
+        <w:t xml:space="preserve"> </w:t>
+      </w:r>
+      <m:oMath>
+        <m:r>
+          <m:t>p</m:t>
+        </m:r>
+        <m:r>
+          <m:rPr>
+            <m:sty m:val="p"/>
+          </m:rPr>
+          <m:t>=</m:t>
+        </m:r>
+        <m:r>
+          <m:t>0.401</m:t>
+        </m:r>
+      </m:oMath>
+      <w:r>
+        <w:t xml:space="preserve">), so the Sylhet result rests on the choice of training target.</w:t>
       </w:r>
     </w:p>
     <w:p>
@@ -1594,7 +1622,7 @@
         <w:pStyle w:val="FirstParagraph"/>
       </w:pPr>
       <w:r>
-        <w:t xml:space="preserve">Shuffling each feature across the test assets over the same assignments shows what the default model uses (Fig. 7). Elevation carries almost all of the terrain signal, costing 0.086, 0.220 and 0.129 in AUC when shuffled, while TWI, HAND, slope and flow accumulation cost at most 0.000, 0.009 and 0.007. Shuffled together, since correlated features can stand in for one another, the five terrain features cost 0.080, 0.214 and 0.132, about as much as elevation alone. The five access distances together cost 0.110, 0.133 and 0.142, more than the terrain in Rangpur and Rajshahi and on the coast and second to it in Sylhet. They describe distance to services rather than any property of flooding and most likely stand in for where roads and settlements sit on the floodplain, a reading that was not tested directly.</w:t>
+        <w:t xml:space="preserve">Shuffling each feature across the test assets over the same assignments shows what the default model uses (Fig. 7). Elevation carries almost all of the terrain signal, costing 0.086, 0.220 and 0.129 in AUC when shuffled, while TWI, HAND, slope and flow accumulation cost at most 0.000, 0.009 and 0.007. Shuffled together, since correlated features can stand in for one another, the five terrain features cost 0.080, 0.214 and 0.132, about as much as elevation alone, and slightly less in Rangpur and Rajshahi, a difference within the noise of the shuffling. The five access distances together cost 0.110, 0.133 and 0.142, more than the terrain in Rangpur and Rajshahi and on the coast and second to it in Sylhet. They describe distance to services rather than any property of flooding and most likely stand in for where roads and settlements sit on the floodplain, a reading that was not tested directly.</w:t>
       </w:r>
     </w:p>
     <w:bookmarkEnd w:id="31"/>
@@ -1676,7 +1704,7 @@
         <w:pStyle w:val="FirstParagraph"/>
       </w:pPr>
       <w:r>
-        <w:t xml:space="preserve">Susceptibility studies rarely ask whether a model anticipates a later flood better than the record of earlier ones. In both riverine regions it did not, and in Rangpur and Rajshahi the record kept a smaller lead when the ground that radar could misread every monsoon was set aside, while in Sylhet its lead lay on the margins of the haor’s seasonal water. Given that record as a feature, the model beat both in Rangpur and Rajshahi, gaining on ground no earlier flood had reached, where the record cannot rank at all. In Sylhet it matched the record without improving on it. The record marks where water returns and the terrain ranks where it has not yet been seen, so a susceptibility map for a river basin with a radar flood history should at least report the record beside it, and where the record is informative the two can be combined. The riverine lead also widened when the blocks grew to 40 km, so it does not depend on the choice of block size. On the coast, where most of the ground Cyclone Remal flooded had not flooded in the earlier cyclones, the model trained on those cyclones did best, but its lead fell within noise once the blocks widened, so the coastal comparison remains open. A study that reports accuracy without the past-flooding reference cannot show that its model knows more than the flood record already does, and the two are simple to compare wherever Sentinel-1 has observed earlier floods.</w:t>
+        <w:t xml:space="preserve">Susceptibility studies rarely ask whether a model anticipates a later flood better than the record of earlier ones. In Rangpur and Rajshahi it did not under any check applied here, whereas in Sylhet the record’s lead held for the published training target but disappeared when the model learned the same target as the test, and outside the haor’s seasonal water. Given that record as a feature, the model beat both in Rangpur and Rajshahi, gaining on ground no earlier flood had reached, where the record cannot rank at all. In Sylhet it matched the record without improving on it. The record marks where water returns and the terrain ranks where it has not yet been seen, so a susceptibility map for a river basin with a radar flood history should at least report the record beside it, and where the record is informative the two can be combined. The riverine lead also widened when the blocks grew to 40 km, so it does not depend on the choice of block size. On the coast, where most of the ground Cyclone Remal flooded had not flooded in the earlier cyclones, the model trained on those cyclones did best, but its lead fell within noise once the blocks widened, so the coastal comparison remains open. A study that reports accuracy without the past-flooding reference cannot show that its model knows more than the flood record already does, and the two are simple to compare wherever Sentinel-1 has observed earlier floods.</w:t>
       </w:r>
     </w:p>
     <w:bookmarkEnd w:id="34"/>
@@ -1703,7 +1731,7 @@
         <w:pStyle w:val="FirstParagraph"/>
       </w:pPr>
       <w:r>
-        <w:t xml:space="preserve">The graph network rested on the reasoning that neighbouring assets flood together, yet on identical features and blocks it trailed the best tabular model in every region, measurably so only in Rangpur and Rajshahi, and within noise on the coast and in Sylhet. A likely reason is that the features already carry the neighbourhood, since nearby assets share elevation and distances to the same roads, schools and shelters, the access distances rank alongside or ahead of elevation, and a tree can split on those values directly, although this was not tested. Kriging fared no better, and in Sylhet, where it smoothed the scores towards the regional average, it ranked observed flooding across the grid at 0.544 against 0.822 for the terrain surface. At this scale neither linking assets into a graph nor interpolating between them consistently improved spatial prediction, and studies proposing either should report the tabular baseline on the same blocks.</w:t>
+        <w:t xml:space="preserve">The graph network rested on the reasoning that neighbouring assets flood together, yet on identical features and blocks it trailed the best tabular model in every region, measurably so only in Rangpur and Rajshahi, and within noise on the coast and in Sylhet. A likely reason is that the features already carry the neighbourhood, since nearby assets share elevation and distances to the same roads, schools and shelters, the access distances rank alongside or ahead of elevation, and a tree can split on those values directly, although this was not tested. Kriging fared no better, and in Sylhet, where it smoothed the scores towards the regional average, it ranked observed flooding across the whole grid at 0.544 against 0.822 for the terrain surface. At this scale neither linking assets into a graph nor interpolating between them consistently improved spatial prediction, and studies proposing either should report the tabular baseline on the same blocks.</w:t>
       </w:r>
     </w:p>
     <w:bookmarkEnd w:id="35"/>
@@ -1730,7 +1758,7 @@
         <w:pStyle w:val="FirstParagraph"/>
       </w:pPr>
       <w:r>
-        <w:t xml:space="preserve">The results bear on flood risk management in three ways. First, where Sentinel-1 has observed several floods, the record of where water has already stood is a stronger guide to the next riverine flood than a terrain model alone, and it costs little to compute, so agencies such as the Bangladesh Water Development Board and the Flood Forecasting and Warning Centre could publish it as a planning layer beside any susceptibility map. The terrain model adds most where the record is silent, on ground no mapped flood has reached and possibly on a coast where each surge strikes new ground, although the coastal lead did not survive wider blocks. Second, a susceptibility map used to site shelters, embankments or schools should be judged on held-out areas and later floods rather than on random splits, since the accuracy a random split reports overstates how far the map can be trusted in places it has not seen. Third, the composite risk classes rank unions within a region and must be read with their gaps, because a union without mapped assets carries no score rather than a low one. The best tabular models tested here differed by little more than 0.01 in AUC, so better OpenStreetMap coverage of rural unions would probably improve the map more than a new model would. Infrastructure also fails in networks, and the disruption of services beyond a flooded asset, which asset-level exposure omits, needs network modelling of the kind developed for Accra</w:t>
+        <w:t xml:space="preserve">The results bear on flood risk management in three ways. First, where Sentinel-1 has observed several floods, the record of where water has already stood is at least as good a guide to the next riverine flood as a terrain model alone, and in Rangpur and Rajshahi a better one, and it costs little to compute, so agencies such as the Bangladesh Water Development Board and the Flood Forecasting and Warning Centre could publish it as a planning layer beside any susceptibility map. The terrain model adds most where the record is silent, on ground no mapped flood has reached and possibly on a coast where each surge strikes new ground, although the coastal lead did not survive wider blocks. Second, a susceptibility map used to site shelters, embankments or schools should be judged on held-out areas and later floods rather than on random splits, since the accuracy a random split reports overstates how far the map can be trusted in places it has not seen. Third, the composite risk classes rank unions within a region and must be read with their gaps, because a union without mapped assets carries no score rather than a low one. The best tabular models tested here were almost indistinguishable in AUC, so better OpenStreetMap coverage of rural unions would probably improve the map more than a new model would. Infrastructure also fails in networks, and the disruption of services beyond a flooded asset, which asset-level exposure omits, needs network modelling of the kind developed for Accra</w:t>
       </w:r>
       <w:r>
         <w:t xml:space="preserve"> </w:t>
@@ -1766,7 +1794,7 @@
         <w:pStyle w:val="FirstParagraph"/>
       </w:pPr>
       <w:r>
-        <w:t xml:space="preserve">The coast is the clearest limit. Both hazard surfaces are close to chance there, because surge flooding follows embankments, tidal channels and landfall position, which the pipeline does not yet ingest, so the coastal composite is not a map of surge exposure. Exposure depends on OpenStreetMap, whose rural completeness is unmeasured, and composite risk is defined only where assets are mapped, 12.5 % of grid cells in Rangpur and Rajshahi, while vulnerability omits income, housing and age structure, dimensions that a household survey in flood-prone Sunamganj found to matter</w:t>
+        <w:t xml:space="preserve">The coast is the clearest limit. Both hazard surfaces are weak there, the terrain surface reaching 0.610 on held-out ground, because surge flooding follows embankments, tidal channels and landfall position, which the pipeline does not yet ingest, so the coastal composite is not a map of surge exposure. Exposure depends on OpenStreetMap, whose rural completeness is unmeasured, and composite risk is defined only where assets are mapped, 12.5 % of grid cells in Rangpur and Rajshahi, while vulnerability omits income, housing and age structure, dimensions that a household survey in flood-prone Sunamganj found to matter</w:t>
       </w:r>
       <w:r>
         <w:t xml:space="preserve"> </w:t>
@@ -1812,7 +1840,7 @@
         <w:pStyle w:val="FirstParagraph"/>
       </w:pPr>
       <w:r>
-        <w:t xml:space="preserve">Radar-observed flood extents made better training labels than terrain thresholds, by 0.101, 0.087 and 0.080 in AUC on held-out ground and by 0.069, 0.024 and 0.071 against later floods, which bears on how any map trained and scored against terrain-derived labels should be read. In the riverine regions the record of earlier floods predicted the 2024 flooding better than the model, and in Rangpur and Rajshahi a model given that record as a feature beat both, reaching 0.924, while in Sylhet it matched the record. Ordinary tabular models matched or beat a graph neural network, with elevation and the access distances carrying the signal. The terrain hazard surface ranked observed flooding across the grid at 0.657 and 0.822 in the riverine regions and close to chance on the coast. Every number in this paper is generated from the released pipeline outputs, so each can be checked and rebuilt.</w:t>
+        <w:t xml:space="preserve">Radar-observed flood extents made better training labels than terrain thresholds, by 0.101, 0.087 and 0.080 in AUC on held-out ground and by 0.069, 0.024 and 0.071 against later floods, which bears on how any map trained and scored against terrain-derived labels should be read. In Rangpur and Rajshahi the record of earlier floods predicted the 2024 flooding better than the model under every check applied, and in Sylhet only for the published training target, and in Rangpur and Rajshahi a model given that record as a feature beat both, reaching 0.924, while in Sylhet it matched the record. Ordinary tabular models matched or beat a graph neural network, with elevation and the access distances carrying the signal. The terrain hazard surface ranked observed flooding on held-out ground at 0.656 and 0.763 in the riverine regions and only 0.610 on the coast. Every number in this paper is generated from the released pipeline outputs, so each can be checked and rebuilt.</w:t>
       </w:r>
     </w:p>
     <w:bookmarkEnd w:id="39"/>
@@ -5498,7 +5526,7 @@
         <w:pStyle w:val="TableCaption"/>
       </w:pPr>
       <w:r>
-        <w:t xml:space="preserve">Table 5. Validation on held-out 10 km test blocks, for the single block assignment behind the published outputs. Positive rate is the share of assets on ground the radar saw flood in the required number of events. The Brier score is that of the raw class-weighted scores, and the calibrated probabilities are reported in Section 4.4. Means over repeated assignments, lower in the riverine regions and higher on the coast, are in Table 7.</w:t>
+        <w:t xml:space="preserve">Table 5. Validation on held-out 10 km test blocks, for the pipeline’s default block assignment, from the model without the past-flooding feature that the riverine maps carry (Section 4.4). Positive rate is the share of assets on ground the radar saw flood in the required number of events. The Brier score is that of the raw class-weighted scores, and the calibrated probabilities are reported in the text. Means over repeated assignments, lower in the riverine regions and higher on the coast, are in Table 7.</w:t>
       </w:r>
     </w:p>
     <w:tbl>
@@ -5506,7 +5534,7 @@
         <w:tblStyle w:val="Table"/>
         <w:tblW w:type="auto" w:w="0"/>
         <w:tblLook w:firstRow="1" w:lastRow="0" w:firstColumn="0" w:lastColumn="0" w:noHBand="0" w:noVBand="0" w:val="0020"/>
-        <w:tblCaption w:val="Table 5. Validation on held-out 10 km test blocks, for the single block assignment behind the published outputs. Positive rate is the share of assets on ground the radar saw flood in the required number of events. The Brier score is that of the raw class-weighted scores, and the calibrated probabilities are reported in Section 4.4. Means over repeated assignments, lower in the riverine regions and higher on the coast, are in Table 7."/>
+        <w:tblCaption w:val="Table 5. Validation on held-out 10 km test blocks, for the pipeline’s default block assignment, from the model without the past-flooding feature that the riverine maps carry (Section 4.4). Positive rate is the share of assets on ground the radar saw flood in the required number of events. The Brier score is that of the raw class-weighted scores, and the calibrated probabilities are reported in the text. Means over repeated assignments, lower in the riverine regions and higher on the coast, are in Table 7."/>
       </w:tblPr>
       <w:tblGrid>
         <w:gridCol w:w="1131"/>

--- a/docs/paper/submission/manuscript.docx
+++ b/docs/paper/submission/manuscript.docx
@@ -1868,7 +1868,7 @@
           <w:rPr>
             <w:rStyle w:val="Hyperlink"/>
           </w:rPr>
-          <w:t xml:space="preserve">https://doi.org/10.5281/zenodo.23108572</w:t>
+          <w:t xml:space="preserve">https://doi.org/10.5281/zenodo.23130732</w:t>
         </w:r>
       </w:hyperlink>
       <w:r>

--- a/docs/paper/submission/manuscript.docx
+++ b/docs/paper/submission/manuscript.docx
@@ -26,7 +26,7 @@
         <w:pStyle w:val="FirstParagraph"/>
       </w:pPr>
       <w:r>
-        <w:t xml:space="preserve">Flood susceptibility maps are judged by how well they rank the ground that floods, yet they are rarely compared with the simplest alternative, the record of where floods have already been. This study makes that comparison for infrastructure mapped in OpenStreetMap in three regions of Bangladesh, using flood extents mapped from Sentinel-1 radar for thirteen events as labels and reference, and scoring every model on 10 km blocks held out from training over 20 block assignments. Trained on floods up to 2022, a gradient-boosted model ranked the ground the 2024 floods reached at an AUC of 0.801 in Rangpur and Rajshahi and 0.797 in Sylhet, below the record of earlier flooding at 0.896 and 0.851, although in Sylhet the gap closed when the model learned the same target as the test. Given that record as a feature, the model beat both in Rangpur and Rajshahi, at 0.924, because terrain still ranks the ground no earlier flood reached, while in Sylhet it matched the record at 0.849. On the south-west coast, where most assets flooded by the 2024 cyclone stood on ground that had not flooded before, the model beat the record, at 0.807 against 0.668, although that lead fell within noise with wider blocks. Training on radar-observed extents rather than terrain-threshold labels raised the AUC by 0.101, 0.087 and 0.080 on held-out areas and by 0.069, 0.024 and 0.071 on the 2024 floods, the Sylhet gain within noise. A graph neural network linking neighbouring assets added nothing over tabular models, and elevation carried almost all of the terrain signal. The radar masks agreed only moderately with an independent MODIS flood map, so the scores measure agreement with flooding as radar sees it. Susceptibility studies with a radar flood history should report that record as a baseline.</w:t>
+        <w:t xml:space="preserve">Flood susceptibility maps are judged by how well they rank the ground that floods, yet they are rarely compared with the simplest alternative, the record of where floods have already been. This study makes that comparison for infrastructure mapped in OpenStreetMap in three regions of Bangladesh, with flood extents mapped from Sentinel-1 radar for thirteen events as labels and reference and every model scored on 10 km blocks held out from training. Trained on floods up to 2022, a gradient-boosted model ranked the ground the 2024 river floods reached in Rangpur and Rajshahi at an AUC of 0.801, below the record of earlier flooding at 0.896, and the record kept its lead with masks re-mapped from a single satellite, with two other training targets and with 40 km blocks. Given the record as a feature, the model beat both, at 0.924, by ranking the ground no earlier flood had reached. In the Sylhet haor the record’s lead, 0.851 against 0.797, closed when the model learned the same target as the test, and on the cyclone-struck coast, where most flooded assets stood on ground no earlier cyclone had reached, the model’s lead did not survive wider blocks. The record was therefore the stronger guide where floods returned to the same ground. Radar-observed extents also made better training labels than terrain thresholds, by 0.101, 0.087 and 0.080 in AUC on held-out areas, a graph neural network added nothing over tabular models, and elevation carried almost all of the terrain signal. The radar masks agreed only moderately with an independent MODIS map, so every score measures agreement with flooding as radar sees it. Susceptibility studies with a radar flood history should report that record as a baseline.</w:t>
       </w:r>
     </w:p>
     <w:p>
@@ -135,7 +135,7 @@
         <w:pStyle w:val="BodyText"/>
       </w:pPr>
       <w:r>
-        <w:t xml:space="preserve">This study asks three questions of flood susceptibility models for mapped infrastructure in three regions with contrasting regimes, riverine flooding in Rangpur and Rajshahi, flash flooding in the Sylhet haor basin and cyclone surge on the south-west coast. The first, and the most consequential for how published maps should be read, is whether radar-observed flood extents make better training labels than terrain thresholds for ground a model has not seen. The second is whether a model anticipates a later flood better than the record of earlier ones, and the third is whether a graph neural network outperforms ordinary tabular models given the same features and blocks. The flood hazard is then combined with exposure and vulnerability on a 500 m grid, and the maps, data and code are released openly.</w:t>
+        <w:t xml:space="preserve">This study asks three questions of flood susceptibility models for mapped infrastructure in three regions with contrasting regimes, riverine flooding in Rangpur and Rajshahi, flash flooding in the Sylhet haor basin and cyclone surge on the south-west coast. The first, and the most consequential for how published maps should be read, is whether a model anticipates a later flood better than the record of earlier ones. The second is whether radar-observed flood extents make better training labels than terrain thresholds for ground a model has not seen, and the third, more briefly, is whether a graph neural network outperforms ordinary tabular models given the same features and blocks. The flood hazard is then combined with exposure and vulnerability on a 500 m grid, and the maps, data and code are released openly.</w:t>
       </w:r>
     </w:p>
     <w:bookmarkEnd w:id="11"/>
@@ -1102,41 +1102,23 @@
         <w:pStyle w:val="BodyText"/>
       </w:pPr>
       <w:r>
-        <w:t xml:space="preserve">Trained only on earlier floods, the model ranks the 2024 flooding at 0.801 in Rangpur and Rajshahi, 0.797 in Sylhet and 0.807 on the coast, losing nothing measurable by leaving out 2024 in Rangpur and Rajshahi (</w:t>
-      </w:r>
-      <m:oMath>
-        <m:r>
-          <m:t>p</m:t>
-        </m:r>
-        <m:r>
-          <m:rPr>
-            <m:sty m:val="p"/>
-          </m:rPr>
-          <m:t>=</m:t>
-        </m:r>
-        <m:r>
-          <m:t>0.281</m:t>
-        </m:r>
-      </m:oMath>
-      <w:r>
-        <w:t xml:space="preserve">) or on the coast, where it lost 0.028 (</w:t>
-      </w:r>
-      <m:oMath>
-        <m:r>
-          <m:t>p</m:t>
-        </m:r>
-        <m:r>
-          <m:rPr>
-            <m:sty m:val="p"/>
-          </m:rPr>
-          <m:t>=</m:t>
-        </m:r>
-        <m:r>
-          <m:t>0.052</m:t>
-        </m:r>
-      </m:oMath>
-      <w:r>
-        <w:t xml:space="preserve">), and 0.053 in Sylhet (</w:t>
+        <w:t xml:space="preserve">Trained only on earlier floods, the model ranks the 2024 flooding at 0.801 in Rangpur and Rajshahi, 0.797 in Sylhet and 0.807 on the coast. In both riverine regions the record of earlier flooding ranks it better, at 0.896 and 0.851, with the model ahead on only 2 and 4 of 20 assignments, whereas on the coast the model leads, at 0.807 against 0.668. The regions differ in how often floods return to the same ground, since only 16.9 % and 22.3 % of the assets flooded in 2024 stood on ground no earlier event had reached, against 65.5 % on the coast, where each surge floods the stretch of coast where it lands. The 2024 floods in Rangpur and Rajshahi were also small, covering 4.9–8.3 % of the region against 19.9–24.8 % for each earlier flood, whereas in Sylhet they were as large as earlier ones.</w:t>
+      </w:r>
+    </w:p>
+    <w:p>
+      <w:pPr>
+        <w:pStyle w:val="BodyText"/>
+      </w:pPr>
+      <w:r>
+        <w:t xml:space="preserve">Seven checks test whether the comparison favours one side (Supporting Information, Section S5, Table S1), and in Rangpur and Rajshahi the record keeps its lead under all of them, if narrowly under two. Sentinel-1B failed in December 2021, so the earlier events were seen by two satellites and the 2024 ones by one, and since each mask takes the lowest backscatter in its window, more scenes can map more flooding. Re-mapped from Sentinel-1A alone, the earlier events shrank by up to 15.7 % and the record still led by 0.097. The published model learns a yes-or-no label from the earlier events while the record keeps their fraction, and retrained on flooding in any earlier event, which is how the 2024 floods are counted, or on the fraction itself, the model fell further behind, by 0.133 and 0.131. With 40 km blocks the lead grew to 0.126, and setting aside the ground that radar could mistake for water every monsoon, such as wet paddy, narrowed it to within noise without reversing it. In Sylhet the record’s lead closed, to 0.017 and 0.016, when the model learned the same target as the test, and outside the haor’s seasonal water the two were level, so the Sylhet result rests on the choice of target. On the coast the model’s lead fell within noise with 20 and 40 km blocks.</w:t>
+      </w:r>
+    </w:p>
+    <w:p>
+      <w:pPr>
+        <w:pStyle w:val="BodyText"/>
+      </w:pPr>
+      <w:r>
+        <w:t xml:space="preserve">The record can also enter the model as a feature, provided it comes from floods before the ones the model learns to predict, or the model would copy its own labels. The model is therefore trained to predict the last event year up to 2022 from its usual features and the share of the earlier events in which the ground flooded, and scored against the 2024 floods with that share taken over every event to 2022. In Rangpur and Rajshahi the combination beats both of its parts, at 0.924 against 0.896 for the record alone (</w:t>
       </w:r>
       <m:oMath>
         <m:r>
@@ -1153,144 +1135,6 @@
         </m:r>
       </m:oMath>
       <w:r>
-        <w:t xml:space="preserve">). In both riverine regions the record of earlier flooding ranks the 2024 flooding better, at 0.896 and 0.851, with the model ahead on only 2 and 4 of 20 assignments, whereas on the coast the model leads, at 0.807 against 0.668, a lead that does not survive wider blocks (Section 5.5). Riverine flooding returns to much the same ground, and only 16.9 % and 22.3 % of the assets flooded in 2024 stood on ground no earlier event had reached, against 65.5 % on the coast, where each surge floods the stretch of coast where it lands. The 2024 floods in Rangpur and Rajshahi were also small, covering 4.9–8.3 % of the region against 19.9–24.8 % for each earlier flood, whereas in Sylhet they were as large as earlier ones (20.4–31.2 % against 13.3–34.1 %).</w:t>
-      </w:r>
-    </w:p>
-    <w:p>
-      <w:pPr>
-        <w:pStyle w:val="BodyText"/>
-      </w:pPr>
-      <w:r>
-        <w:t xml:space="preserve">The record and the 2024 floods come from the same change detection, so ground that radar mistakes for water every monsoon, such as wet paddy, would favour the record. Without the ground flagged in every earlier event, and again without ground the JRC record has ever seen under water, the record’s lead in Rangpur and Rajshahi narrowed to 0.063 and 0.071, within noise (</w:t>
-      </w:r>
-      <m:oMath>
-        <m:r>
-          <m:t>p</m:t>
-        </m:r>
-        <m:r>
-          <m:rPr>
-            <m:sty m:val="p"/>
-          </m:rPr>
-          <m:t>=</m:t>
-        </m:r>
-        <m:r>
-          <m:t>0.130</m:t>
-        </m:r>
-      </m:oMath>
-      <w:r>
-        <w:t xml:space="preserve"> </w:t>
-      </w:r>
-      <w:r>
-        <w:t xml:space="preserve">and</w:t>
-      </w:r>
-      <w:r>
-        <w:t xml:space="preserve"> </w:t>
-      </w:r>
-      <m:oMath>
-        <m:r>
-          <m:t>p</m:t>
-        </m:r>
-        <m:r>
-          <m:rPr>
-            <m:sty m:val="p"/>
-          </m:rPr>
-          <m:t>=</m:t>
-        </m:r>
-        <m:r>
-          <m:t>0.146</m:t>
-        </m:r>
-      </m:oMath>
-      <w:r>
-        <w:t xml:space="preserve">) but not reversed, whereas in Sylhet outside recorded water the model and the record were level, at 0.799 and 0.794 (Supporting Information, Section S5). On the coast the model’s lead held.</w:t>
-      </w:r>
-    </w:p>
-    <w:p>
-      <w:pPr>
-        <w:pStyle w:val="BodyText"/>
-      </w:pPr>
-      <w:r>
-        <w:t xml:space="preserve">Sentinel-1B failed in December 2021, so the earlier events were seen by two satellites and the 2024 ones by one, and since each mask takes the lowest backscatter in its window, more scenes can map more flooding. Re-mapped from Sentinel-1A alone, the earlier Rangpur and Rajshahi events shrank by up to 15.7 %, yet the record still led by 0.097 (</w:t>
-      </w:r>
-      <m:oMath>
-        <m:r>
-          <m:t>p</m:t>
-        </m:r>
-        <m:r>
-          <m:rPr>
-            <m:sty m:val="p"/>
-          </m:rPr>
-          <m:t>=</m:t>
-        </m:r>
-        <m:r>
-          <m:t>0.005</m:t>
-        </m:r>
-      </m:oMath>
-      <w:r>
-        <w:t xml:space="preserve">), and in Sylhet Sentinel-1B had added no scenes. The model also learns a yes-or-no label from the earlier events while the record keeps their fraction, so it was retrained on flooding in any earlier event, which is how the 2024 floods are counted, and on the fraction itself. In Rangpur and Rajshahi the record’s lead grew, to 0.133 and 0.131, whereas in Sylhet it fell to 0.017 and 0.016 (</w:t>
-      </w:r>
-      <m:oMath>
-        <m:r>
-          <m:t>p</m:t>
-        </m:r>
-        <m:r>
-          <m:rPr>
-            <m:sty m:val="p"/>
-          </m:rPr>
-          <m:t>=</m:t>
-        </m:r>
-        <m:r>
-          <m:t>0.441</m:t>
-        </m:r>
-      </m:oMath>
-      <w:r>
-        <w:t xml:space="preserve"> </w:t>
-      </w:r>
-      <w:r>
-        <w:t xml:space="preserve">and</w:t>
-      </w:r>
-      <w:r>
-        <w:t xml:space="preserve"> </w:t>
-      </w:r>
-      <m:oMath>
-        <m:r>
-          <m:t>p</m:t>
-        </m:r>
-        <m:r>
-          <m:rPr>
-            <m:sty m:val="p"/>
-          </m:rPr>
-          <m:t>=</m:t>
-        </m:r>
-        <m:r>
-          <m:t>0.401</m:t>
-        </m:r>
-      </m:oMath>
-      <w:r>
-        <w:t xml:space="preserve">), so the Sylhet result rests on the choice of training target.</w:t>
-      </w:r>
-    </w:p>
-    <w:p>
-      <w:pPr>
-        <w:pStyle w:val="BodyText"/>
-      </w:pPr>
-      <w:r>
-        <w:t xml:space="preserve">The record can also enter the model as a feature, provided it comes from floods before the ones the model learns to predict, or the model would copy its own labels. The model is therefore trained to predict the last event year up to 2022 from its usual features and the share of the earlier events in which the ground flooded, and scored against the 2024 floods with that share taken over every event to 2022. In Rangpur and Rajshahi the combination beats both of its parts, at 0.924 against 0.896 for the record alone (</w:t>
-      </w:r>
-      <m:oMath>
-        <m:r>
-          <m:t>p</m:t>
-        </m:r>
-        <m:r>
-          <m:rPr>
-            <m:sty m:val="p"/>
-          </m:rPr>
-          <m:t>=</m:t>
-        </m:r>
-        <m:r>
-          <m:t>0.020</m:t>
-        </m:r>
-      </m:oMath>
-      <w:r>
         <w:t xml:space="preserve">) and 0.790 for the model without the feature. Its gain comes on the ground no earlier flood reached, 87.7 % of the test assets, where the record gives every asset a score of zero and the combined model still ranks the 2024 flooding at 0.729. In Sylhet the combination, at 0.849, cannot be told apart from either the model without the feature at 0.837 (</w:t>
       </w:r>
       <m:oMath>
@@ -1350,67 +1194,7 @@
         <w:pStyle w:val="BodyText"/>
       </w:pPr>
       <w:r>
-        <w:t xml:space="preserve">The 2024 floods also give the label comparison a test that favours neither label source. The observed labels still lead, at 0.801 against 0.732 in Rangpur and Rajshahi, 0.797 against 0.773 in Sylhet and 0.807 against 0.736 on the coast, ahead on 18, 15 and 18 of 20 assignments (</w:t>
-      </w:r>
-      <m:oMath>
-        <m:r>
-          <m:t>p</m:t>
-        </m:r>
-        <m:r>
-          <m:rPr>
-            <m:sty m:val="p"/>
-          </m:rPr>
-          <m:t>=</m:t>
-        </m:r>
-        <m:r>
-          <m:t>0.013</m:t>
-        </m:r>
-      </m:oMath>
-      <w:r>
-        <w:t xml:space="preserve">,</w:t>
-      </w:r>
-      <w:r>
-        <w:t xml:space="preserve"> </w:t>
-      </w:r>
-      <m:oMath>
-        <m:r>
-          <m:t>p</m:t>
-        </m:r>
-        <m:r>
-          <m:rPr>
-            <m:sty m:val="p"/>
-          </m:rPr>
-          <m:t>=</m:t>
-        </m:r>
-        <m:r>
-          <m:t>0.333</m:t>
-        </m:r>
-      </m:oMath>
-      <w:r>
-        <w:t xml:space="preserve"> </w:t>
-      </w:r>
-      <w:r>
-        <w:t xml:space="preserve">and</w:t>
-      </w:r>
-      <w:r>
-        <w:t xml:space="preserve"> </w:t>
-      </w:r>
-      <m:oMath>
-        <m:r>
-          <m:t>p</m:t>
-        </m:r>
-        <m:r>
-          <m:rPr>
-            <m:sty m:val="p"/>
-          </m:rPr>
-          <m:t>=</m:t>
-        </m:r>
-        <m:r>
-          <m:t>0.004</m:t>
-        </m:r>
-      </m:oMath>
-      <w:r>
-        <w:t xml:space="preserve">). The coastal gap of 0.071 stays close to its spatial 0.080, while the riverine gaps shrink, from 0.101 to 0.069 in Rangpur and Rajshahi and from 0.087 to 0.024 in Sylhet, where the remaining gap cannot be told apart from noise. Much of the Sylhet advantage in the spatial test therefore came from the shared definition rather than from the labels themselves.</w:t>
+        <w:t xml:space="preserve">The 2024 floods also give the label comparison a test that favours neither label source. The observed labels still lead, at 0.801 against 0.732 in Rangpur and Rajshahi, 0.797 against 0.773 in Sylhet and 0.807 against 0.736 on the coast, ahead on 18, 15 and 18 of 20 assignments. The coastal gap of 0.071 stays close to its spatial 0.080, while the riverine gaps shrink, from 0.101 to 0.069 in Rangpur and Rajshahi and from 0.087 to 0.024 in Sylhet, where the remaining gap cannot be told apart from noise. Much of the Sylhet advantage in the spatial test therefore came from the shared definition rather than from the labels themselves.</w:t>
       </w:r>
     </w:p>
     <w:bookmarkEnd w:id="28"/>
@@ -1437,87 +1221,7 @@
         <w:pStyle w:val="FirstParagraph"/>
       </w:pPr>
       <w:r>
-        <w:t xml:space="preserve">Wider blocks lower the held-out AUC of the default model only a little in the riverine regions, from 0.817 at 10 km to 0.791 at 40 km in Rangpur and Rajshahi and from 0.857 to 0.836 in Sylhet, and more on the coast, from 0.839 to 0.774, so the 10 km figures carry a small optimism, largest on the coast. The riverine finding grows rather than shrinks, with the record of earlier flooding leading the model at 40 km by 0.126 in Rangpur and Rajshahi and 0.073 in Sylhet (</w:t>
-      </w:r>
-      <m:oMath>
-        <m:r>
-          <m:t>p</m:t>
-        </m:r>
-        <m:r>
-          <m:rPr>
-            <m:sty m:val="p"/>
-          </m:rPr>
-          <m:t>=</m:t>
-        </m:r>
-        <m:r>
-          <m:t>0.004</m:t>
-        </m:r>
-      </m:oMath>
-      <w:r>
-        <w:t xml:space="preserve"> </w:t>
-      </w:r>
-      <w:r>
-        <w:t xml:space="preserve">and</w:t>
-      </w:r>
-      <w:r>
-        <w:t xml:space="preserve"> </w:t>
-      </w:r>
-      <m:oMath>
-        <m:r>
-          <m:t>p</m:t>
-        </m:r>
-        <m:r>
-          <m:rPr>
-            <m:sty m:val="p"/>
-          </m:rPr>
-          <m:t>=</m:t>
-        </m:r>
-        <m:r>
-          <m:t>0.017</m:t>
-        </m:r>
-      </m:oMath>
-      <w:r>
-        <w:t xml:space="preserve">), against 0.094 and 0.054 at 10 km (over 15 usable assignments in Sylhet). The coastal finding does not survive, since the model’s lead over the record falls from 0.138 to 0.079 at 20 km and 0.053 at 40 km, where it can no longer be told apart from noise (</w:t>
-      </w:r>
-      <m:oMath>
-        <m:r>
-          <m:t>p</m:t>
-        </m:r>
-        <m:r>
-          <m:rPr>
-            <m:sty m:val="p"/>
-          </m:rPr>
-          <m:t>=</m:t>
-        </m:r>
-        <m:r>
-          <m:t>0.182</m:t>
-        </m:r>
-      </m:oMath>
-      <w:r>
-        <w:t xml:space="preserve"> </w:t>
-      </w:r>
-      <w:r>
-        <w:t xml:space="preserve">and</w:t>
-      </w:r>
-      <w:r>
-        <w:t xml:space="preserve"> </w:t>
-      </w:r>
-      <m:oMath>
-        <m:r>
-          <m:t>p</m:t>
-        </m:r>
-        <m:r>
-          <m:rPr>
-            <m:sty m:val="p"/>
-          </m:rPr>
-          <m:t>=</m:t>
-        </m:r>
-        <m:r>
-          <m:t>0.423</m:t>
-        </m:r>
-      </m:oMath>
-      <w:r>
-        <w:t xml:space="preserve">).</w:t>
+        <w:t xml:space="preserve">Wider blocks lower the held-out AUC of the default model only a little in the riverine regions, from 0.817 at 10 km to 0.791 at 40 km in Rangpur and Rajshahi and from 0.857 to 0.836 in Sylhet, and more on the coast, from 0.839 to 0.774, so the 10 km figures carry a small optimism, largest on the coast. The comparison with the flood record under wider blocks is reported in Section 5.4.</w:t>
       </w:r>
     </w:p>
     <w:bookmarkEnd w:id="29"/>
@@ -1544,7 +1248,7 @@
         <w:pStyle w:val="FirstParagraph"/>
       </w:pPr>
       <w:r>
-        <w:t xml:space="preserve">A graph neural network, the design this system began with, is set against logistic regression, a random forest and gradient boosting on the same features, assets and blocks, with the wetness index alone as a model-free reference, over 20 assignments (Table 7, Fig. 6). The graph network trails the best ordinary model in every region but measurably only in Rangpur and Rajshahi, by 0.028 in AUC (</w:t>
+        <w:t xml:space="preserve">A graph neural network, the design this system began with, is set against logistic regression, a random forest and gradient boosting on the same features, assets and blocks, with the wetness index alone as a model-free reference, over 20 assignments (Table 7, Fig. 6). Gradient boosting scores best in every region, and the graph network trails it measurably only in Rangpur and Rajshahi, by 0.028 in AUC (</w:t>
       </w:r>
       <m:oMath>
         <m:r>
@@ -1561,41 +1265,7 @@
         </m:r>
       </m:oMath>
       <w:r>
-        <w:t xml:space="preserve">, ahead on 2 of 20 assignments), while its gaps of 0.022 on the coast (</w:t>
-      </w:r>
-      <m:oMath>
-        <m:r>
-          <m:t>p</m:t>
-        </m:r>
-        <m:r>
-          <m:rPr>
-            <m:sty m:val="p"/>
-          </m:rPr>
-          <m:t>=</m:t>
-        </m:r>
-        <m:r>
-          <m:t>0.243</m:t>
-        </m:r>
-      </m:oMath>
-      <w:r>
-        <w:t xml:space="preserve">, ahead on 6) and 0.003 in Sylhet (</w:t>
-      </w:r>
-      <m:oMath>
-        <m:r>
-          <m:t>p</m:t>
-        </m:r>
-        <m:r>
-          <m:rPr>
-            <m:sty m:val="p"/>
-          </m:rPr>
-          <m:t>=</m:t>
-        </m:r>
-        <m:r>
-          <m:t>0.832</m:t>
-        </m:r>
-      </m:oMath>
-      <w:r>
-        <w:t xml:space="preserve">, ahead on 7) are within noise. Gradient boosting scores best in every region, although in Sylhet logistic regression, the graph network and the random forest all come within 0.012 of it. The wetness index alone ranks close to chance, at 0.517, 0.535 and 0.577. Gradient boosting is therefore the default for every region, since choosing a model per region would fit the model to the split. Its AUC varies by 0.042 to 0.046 from one assignment to the next, so each single-assignment figure, including those in Table 5, is one draw from a distribution of that width.</w:t>
+        <w:t xml:space="preserve">), while the wetness index alone ranks close to chance, at 0.517, 0.535 and 0.577. Gradient boosting is therefore the default for every region, since choosing a model per region would fit the model to the split. Its AUC varies by 0.042 to 0.046 from one assignment to the next, so each single-assignment figure, including those in Table 5, is one draw from a distribution of that width.</w:t>
       </w:r>
     </w:p>
     <w:bookmarkEnd w:id="30"/>
@@ -1645,7 +1315,7 @@
         <w:t xml:space="preserve">Discussion</w:t>
       </w:r>
     </w:p>
-    <w:bookmarkStart w:id="33" w:name="Xb4a8fee8a51e2cac850759879c84117ad532b59"/>
+    <w:bookmarkStart w:id="33" w:name="what-the-flood-record-already-knows"/>
     <w:p>
       <w:pPr>
         <w:pStyle w:val="Heading2"/>
@@ -1660,6 +1330,33 @@
         <w:tab/>
       </w:r>
       <w:r>
+        <w:t xml:space="preserve">What the flood record already knows</w:t>
+      </w:r>
+    </w:p>
+    <w:p>
+      <w:pPr>
+        <w:pStyle w:val="FirstParagraph"/>
+      </w:pPr>
+      <w:r>
+        <w:t xml:space="preserve">Susceptibility studies rarely ask whether a model anticipates a later flood better than the record of earlier ones, and here the answer followed how often floods returned to the same ground. In Rangpur and Rajshahi, where most of the ground the 2024 floods reached had flooded before, the record led under every check applied. The model added to it only when given the record as a feature, gaining on ground no earlier flood had reached, where the record cannot rank at all. In the Sylhet haor the record’s lead depended on what the model was trained to predict and lay on the margins of the seasonal water. On the coast, where most of the ground Cyclone Remal flooded had not flooded in the earlier cyclones, the model’s lead did not survive wider blocks. Three regions cannot establish that pattern, but they show that the comparison has to be made region by region rather than assumed. The record marks where water returns and the terrain ranks where it has not yet been seen, so a susceptibility map for a river basin with a radar flood history should at least report the record beside it, and where the record is informative the two can be combined. A study that reports accuracy without that reference cannot show that its model knows more than the flood record already does, and the comparison is simple to make wherever Sentinel-1 has observed earlier floods.</w:t>
+      </w:r>
+    </w:p>
+    <w:bookmarkEnd w:id="33"/>
+    <w:bookmarkStart w:id="34" w:name="Xb4a8fee8a51e2cac850759879c84117ad532b59"/>
+    <w:p>
+      <w:pPr>
+        <w:pStyle w:val="Heading2"/>
+      </w:pPr>
+      <w:r>
+        <w:rPr>
+          <w:rStyle w:val="SectionNumber"/>
+        </w:rPr>
+        <w:t xml:space="preserve">6.2</w:t>
+      </w:r>
+      <w:r>
+        <w:tab/>
+      </w:r>
+      <w:r>
         <w:t xml:space="preserve">Labels decide what an accuracy figure means</w:t>
       </w:r>
     </w:p>
@@ -1668,7 +1365,7 @@
         <w:pStyle w:val="FirstParagraph"/>
       </w:pPr>
       <w:r>
-        <w:t xml:space="preserve">The label source bears most directly on published flood maps. Terrain-threshold labels cost the model 0.101, 0.087 and 0.080 in AUC on held-out blocks. Against later floods that neither label source had seen they still cost 0.069, 0.024 and 0.071, so in Rangpur and Rajshahi and on the coast the advantage of radar labels does not depend on the test sharing their definition, while in Sylhet most of it did. The indices those labels are built on, TWI and HAND, add almost nothing to the model once elevation is known, and a model scored against labels derived from its own inputs measures its recovery of the labelling rule rather than its skill at locating floods. The mean AUCs here, 0.817 and 0.857 in the riverine regions, sit at or below the best-model AUCs of 0.87 to 0.98 in Table 1. The comparison is only indicative, since those studies split their points at random while every figure here comes from 10 km blocks the model never saw, and wider blocks lower these figures a little further (Section 5.5). Blocking has its own critics</w:t>
+        <w:t xml:space="preserve">The label source decides what a published accuracy figure measures. Terrain-threshold labels cost the model 0.101, 0.087 and 0.080 in AUC on held-out blocks. Against later floods that neither label source had seen they still cost 0.069, 0.024 and 0.071, so in Rangpur and Rajshahi and on the coast the advantage of radar labels does not depend on the test sharing their definition, while in Sylhet most of it did. The indices those labels are built on, TWI and HAND, add almost nothing to the model once elevation is known, and a model scored against labels derived from its own inputs measures its recovery of the labelling rule rather than its skill at locating floods. The mean AUCs here, 0.817 and 0.857 in the riverine regions, sit at or below the best-model AUCs of 0.87 to 0.98 in Table 1. The comparison is only indicative, since those studies split their points at random while every figure here comes from 10 km blocks the model never saw, and wider blocks lower these figures a little further (Section 5.5). Blocking has its own critics</w:t>
       </w:r>
       <w:r>
         <w:t xml:space="preserve"> </w:t>
@@ -1680,8 +1377,8 @@
         <w:t xml:space="preserve">, and the blocked scores estimate performance on unseen areas of similar terrain rather than design-based map accuracy.</w:t>
       </w:r>
     </w:p>
-    <w:bookmarkEnd w:id="33"/>
-    <w:bookmarkStart w:id="34" w:name="what-the-flood-record-already-knows"/>
+    <w:bookmarkEnd w:id="34"/>
+    <w:bookmarkStart w:id="35" w:name="Xa0a4390a637e12f1989c7cc4b426b20e3374b13"/>
     <w:p>
       <w:pPr>
         <w:pStyle w:val="Heading2"/>
@@ -1690,13 +1387,13 @@
         <w:rPr>
           <w:rStyle w:val="SectionNumber"/>
         </w:rPr>
-        <w:t xml:space="preserve">6.2</w:t>
+        <w:t xml:space="preserve">6.3</w:t>
       </w:r>
       <w:r>
         <w:tab/>
       </w:r>
       <w:r>
-        <w:t xml:space="preserve">What the flood record already knows</w:t>
+        <w:t xml:space="preserve">What the graph and interpolation did not add</w:t>
       </w:r>
     </w:p>
     <w:p>
@@ -1704,34 +1401,7 @@
         <w:pStyle w:val="FirstParagraph"/>
       </w:pPr>
       <w:r>
-        <w:t xml:space="preserve">Susceptibility studies rarely ask whether a model anticipates a later flood better than the record of earlier ones. In Rangpur and Rajshahi it did not under any check applied here, whereas in Sylhet the record’s lead held for the published training target but disappeared when the model learned the same target as the test, and outside the haor’s seasonal water. Given that record as a feature, the model beat both in Rangpur and Rajshahi, gaining on ground no earlier flood had reached, where the record cannot rank at all. In Sylhet it matched the record without improving on it. The record marks where water returns and the terrain ranks where it has not yet been seen, so a susceptibility map for a river basin with a radar flood history should at least report the record beside it, and where the record is informative the two can be combined. The riverine lead also widened when the blocks grew to 40 km, so it does not depend on the choice of block size. On the coast, where most of the ground Cyclone Remal flooded had not flooded in the earlier cyclones, the model trained on those cyclones did best, but its lead fell within noise once the blocks widened, so the coastal comparison remains open. A study that reports accuracy without the past-flooding reference cannot show that its model knows more than the flood record already does, and the two are simple to compare wherever Sentinel-1 has observed earlier floods.</w:t>
-      </w:r>
-    </w:p>
-    <w:bookmarkEnd w:id="34"/>
-    <w:bookmarkStart w:id="35" w:name="what-the-graph-did-not-add"/>
-    <w:p>
-      <w:pPr>
-        <w:pStyle w:val="Heading2"/>
-      </w:pPr>
-      <w:r>
-        <w:rPr>
-          <w:rStyle w:val="SectionNumber"/>
-        </w:rPr>
-        <w:t xml:space="preserve">6.3</w:t>
-      </w:r>
-      <w:r>
-        <w:tab/>
-      </w:r>
-      <w:r>
-        <w:t xml:space="preserve">What the graph did not add</w:t>
-      </w:r>
-    </w:p>
-    <w:p>
-      <w:pPr>
-        <w:pStyle w:val="FirstParagraph"/>
-      </w:pPr>
-      <w:r>
-        <w:t xml:space="preserve">The graph network rested on the reasoning that neighbouring assets flood together, yet on identical features and blocks it trailed the best tabular model in every region, measurably so only in Rangpur and Rajshahi, and within noise on the coast and in Sylhet. A likely reason is that the features already carry the neighbourhood, since nearby assets share elevation and distances to the same roads, schools and shelters, the access distances rank alongside or ahead of elevation, and a tree can split on those values directly, although this was not tested. Kriging fared no better, and in Sylhet, where it smoothed the scores towards the regional average, it ranked observed flooding across the whole grid at 0.544 against 0.822 for the terrain surface. At this scale neither linking assets into a graph nor interpolating between them consistently improved spatial prediction, and studies proposing either should report the tabular baseline on the same blocks.</w:t>
+        <w:t xml:space="preserve">On identical features and blocks the graph network trailed the best tabular model in every region, measurably only in Rangpur and Rajshahi, probably because the features already carry the neighbourhood, since nearby assets share elevation and distances to the same services, although this was not tested. Kriging fared no better, and over the whole grid in Sylhet it ranked observed flooding at 0.544 against 0.822 for the terrain surface. Studies proposing either should report the tabular baseline on the same blocks.</w:t>
       </w:r>
     </w:p>
     <w:bookmarkEnd w:id="35"/>
@@ -1758,7 +1428,7 @@
         <w:pStyle w:val="FirstParagraph"/>
       </w:pPr>
       <w:r>
-        <w:t xml:space="preserve">The results bear on flood risk management in three ways. First, where Sentinel-1 has observed several floods, the record of where water has already stood is at least as good a guide to the next riverine flood as a terrain model alone, and in Rangpur and Rajshahi a better one, and it costs little to compute, so agencies such as the Bangladesh Water Development Board and the Flood Forecasting and Warning Centre could publish it as a planning layer beside any susceptibility map. The terrain model adds most where the record is silent, on ground no mapped flood has reached and possibly on a coast where each surge strikes new ground, although the coastal lead did not survive wider blocks. Second, a susceptibility map used to site shelters, embankments or schools should be judged on held-out areas and later floods rather than on random splits, since the accuracy a random split reports overstates how far the map can be trusted in places it has not seen. Third, the composite risk classes rank unions within a region and must be read with their gaps, because a union without mapped assets carries no score rather than a low one. The best tabular models tested here were almost indistinguishable in AUC, so better OpenStreetMap coverage of rural unions would probably improve the map more than a new model would. Infrastructure also fails in networks, and the disruption of services beyond a flooded asset, which asset-level exposure omits, needs network modelling of the kind developed for Accra</w:t>
+        <w:t xml:space="preserve">The results bear on flood risk management in three ways. First, where Sentinel-1 has observed several floods, the record of where water has already stood was at least as good a guide to the next riverine flood as a terrain model alone, and in Rangpur and Rajshahi a better one. It costs little to compute, so agencies such as the Bangladesh Water Development Board and the Flood Forecasting and Warning Centre could publish it as a planning layer beside any susceptibility map. The terrain model adds most where the record is silent, on ground no mapped flood has reached and possibly on a coast where each surge strikes new ground, although the coastal lead did not survive wider blocks. Second, a susceptibility map used to site shelters, embankments or schools should be judged on held-out areas and later floods rather than on random splits, since the accuracy a random split reports overstates how far the map can be trusted in places it has not seen. Third, the composite risk classes rank unions within a region and must be read with their gaps, because a union without mapped assets carries no score rather than a low one. The best tabular models tested here were almost indistinguishable in AUC, so better OpenStreetMap coverage of rural unions would probably improve the map more than a new model would. Infrastructure also fails in networks, and the disruption of services beyond a flooded asset, which asset-level exposure omits, needs network modelling of the kind developed for Accra</w:t>
       </w:r>
       <w:r>
         <w:t xml:space="preserve"> </w:t>
@@ -1803,7 +1473,7 @@
         <w:t xml:space="preserve">(Rahman et al., 2025)</w:t>
       </w:r>
       <w:r>
-        <w:t xml:space="preserve">. The radar labels carry error of their own, agreeing only moderately with an independent MODIS map and counting inundated paddy as flooding, and setting aside the ground most exposed to a repeated error narrowed the record’s lead in Rangpur and Rajshahi to within noise without reversing it (Section 5.4). Every score here therefore measures agreement with flooding mapped by radar rather than with flooding on the ground. The calibrated probabilities hold for a region as a whole rather than for any one area. The composite risk has not been checked against losses, and damage records for the 2022 and 2024 floods, where available, or depth-damage curves for infrastructure components such as those derived by expert elicitation</w:t>
+        <w:t xml:space="preserve">. The radar labels carry error of their own, agreeing only moderately with an independent MODIS map and counting inundated paddy as flooding. The temporal test rests on a single flood year, and in Rangpur and Rajshahi on small floods that stayed largely within earlier extents, so a larger flood reaching new ground might favour the model, as on the coast. Every score here therefore measures agreement with flooding mapped by radar rather than with flooding on the ground. The calibrated probabilities hold for a region as a whole rather than for any one area. The composite risk has not been checked against losses, and damage records for the 2022 and 2024 floods, where available, or depth-damage curves for infrastructure components such as those derived by expert elicitation</w:t>
       </w:r>
       <w:r>
         <w:t xml:space="preserve"> </w:t>
@@ -1840,7 +1510,7 @@
         <w:pStyle w:val="FirstParagraph"/>
       </w:pPr>
       <w:r>
-        <w:t xml:space="preserve">Radar-observed flood extents made better training labels than terrain thresholds, by 0.101, 0.087 and 0.080 in AUC on held-out ground and by 0.069, 0.024 and 0.071 against later floods, which bears on how any map trained and scored against terrain-derived labels should be read. In Rangpur and Rajshahi the record of earlier floods predicted the 2024 flooding better than the model under every check applied, and in Sylhet only for the published training target, and in Rangpur and Rajshahi a model given that record as a feature beat both, reaching 0.924, while in Sylhet it matched the record. Ordinary tabular models matched or beat a graph neural network, with elevation and the access distances carrying the signal. The terrain hazard surface ranked observed flooding on held-out ground at 0.656 and 0.763 in the riverine regions and only 0.610 on the coast. Every number in this paper is generated from the released pipeline outputs, so each can be checked and rebuilt.</w:t>
+        <w:t xml:space="preserve">In the riverine region where floods returned to the same ground, a terrain-based flood susceptibility model did not know more than the flood record. In Rangpur and Rajshahi the record of earlier floods predicted the 2024 flooding better than the model under every check applied, and a model given that record as a feature beat both, reaching 0.924, by ranking the ground no earlier flood had reached. In the Sylhet haor the comparison turned on the model’s training target, and on the cyclone-struck coast it remains open. Radar-observed flood extents made better training labels than terrain thresholds, by 0.101, 0.087 and 0.080 in AUC on held-out ground and by 0.069, 0.024 and 0.071 against later floods. Ordinary tabular models matched or beat a graph neural network, and the terrain hazard surface ranked observed flooding on held-out ground at 0.656 and 0.763 in the riverine regions and only 0.610 on the coast. Every number in this paper is generated from the released pipeline outputs, so each can be checked and rebuilt.</w:t>
       </w:r>
     </w:p>
     <w:bookmarkEnd w:id="39"/>

--- a/docs/paper/submission/manuscript.docx
+++ b/docs/paper/submission/manuscript.docx
@@ -121,7 +121,7 @@
         <w:t xml:space="preserve"> </w:t>
       </w:r>
       <w:r>
-        <w:t xml:space="preserve">(Ma et al., 2025; Wang et al., 2023)</w:t>
+        <w:t xml:space="preserve">(Ma et al., 2025; X. Wang et al., 2023)</w:t>
       </w:r>
       <w:r>
         <w:t xml:space="preserve"> </w:t>
@@ -383,6 +383,63 @@
         <w:t xml:space="preserve">(Roberts et al., 2017)</w:t>
       </w:r>
       <w:r>
+        <w:t xml:space="preserve">. Splitting by time, training on past events and testing on later ones, has long been standard for landslides</w:t>
+      </w:r>
+      <w:r>
+        <w:t xml:space="preserve"> </w:t>
+      </w:r>
+      <w:r>
+        <w:t xml:space="preserve">(Chung &amp; Fabbri, 2003; Guzzetti et al., 2006)</w:t>
+      </w:r>
+      <w:r>
+        <w:t xml:space="preserve">, but among the Bangladesh flood studies only one map has been tested on later floods, a multi-criteria map of Sylhet scored against the floods of June 2022 and June 2024</w:t>
+      </w:r>
+      <w:r>
+        <w:t xml:space="preserve"> </w:t>
+      </w:r>
+      <w:r>
+        <w:t xml:space="preserve">(Swarup &amp; Nury, 2026)</w:t>
+      </w:r>
+      <w:r>
+        <w:t xml:space="preserve">, and none has been set against the record of earlier floods. Where records and models have been compared, it was as hazard maps, with satellite records showing less frequent flooding than global flood models predict</w:t>
+      </w:r>
+      <w:r>
+        <w:t xml:space="preserve"> </w:t>
+      </w:r>
+      <w:r>
+        <w:t xml:space="preserve">(Hawker et al., 2020)</w:t>
+      </w:r>
+      <w:r>
+        <w:t xml:space="preserve">. Such records already exist for Bangladesh, as a national Sentinel-1 flood-frequency map</w:t>
+      </w:r>
+      <w:r>
+        <w:t xml:space="preserve"> </w:t>
+      </w:r>
+      <w:r>
+        <w:t xml:space="preserve">(Haghighi, 2022)</w:t>
+      </w:r>
+      <w:r>
+        <w:t xml:space="preserve">, a weekly inundation series built for flood insurance</w:t>
+      </w:r>
+      <w:r>
+        <w:t xml:space="preserve"> </w:t>
+      </w:r>
+      <w:r>
+        <w:t xml:space="preserve">(Thomas et al., 2023)</w:t>
+      </w:r>
+      <w:r>
+        <w:t xml:space="preserve"> </w:t>
+      </w:r>
+      <w:r>
+        <w:t xml:space="preserve">and a two-decade reconstruction</w:t>
+      </w:r>
+      <w:r>
+        <w:t xml:space="preserve"> </w:t>
+      </w:r>
+      <w:r>
+        <w:t xml:space="preserve">(Giezendanner et al., 2023)</w:t>
+      </w:r>
+      <w:r>
         <w:t xml:space="preserve">. The effect can be large, since a forest-biomass model that explained more than half the variance under random validation showed almost no skill under spatial validation</w:t>
       </w:r>
       <w:r>
@@ -467,16 +524,49 @@
         <w:t xml:space="preserve">(Hamilton et al., 2017)</w:t>
       </w:r>
       <w:r>
-        <w:t xml:space="preserve">. In hazard mapping they have appeared mainly for landslides</w:t>
-      </w:r>
-      <w:r>
-        <w:t xml:space="preserve"> </w:t>
-      </w:r>
-      <w:r>
-        <w:t xml:space="preserve">(Ma et al., 2025; Wang et al., 2023)</w:t>
-      </w:r>
-      <w:r>
-        <w:t xml:space="preserve">, a review of 58 deep-learning flood studies found convolutional models usually the more accurate</w:t>
+        <w:t xml:space="preserve">. In hazard mapping they appeared first for landslides</w:t>
+      </w:r>
+      <w:r>
+        <w:t xml:space="preserve"> </w:t>
+      </w:r>
+      <w:r>
+        <w:t xml:space="preserve">(Ma et al., 2025; X. Wang et al., 2023)</w:t>
+      </w:r>
+      <w:r>
+        <w:t xml:space="preserve"> </w:t>
+      </w:r>
+      <w:r>
+        <w:t xml:space="preserve">and have since been applied to flood susceptibility on graphs of urban cells</w:t>
+      </w:r>
+      <w:r>
+        <w:t xml:space="preserve"> </w:t>
+      </w:r>
+      <w:r>
+        <w:t xml:space="preserve">(Z. Wang et al., 2023)</w:t>
+      </w:r>
+      <w:r>
+        <w:t xml:space="preserve"> </w:t>
+      </w:r>
+      <w:r>
+        <w:t xml:space="preserve">and of catchments linked by their topology</w:t>
+      </w:r>
+      <w:r>
+        <w:t xml:space="preserve"> </w:t>
+      </w:r>
+      <w:r>
+        <w:t xml:space="preserve">(Liu et al., 2026)</w:t>
+      </w:r>
+      <w:r>
+        <w:t xml:space="preserve">, and a preprint reported a gain of 0.097 in AUC over the best tabular model on sub-watersheds linked by river connectivity</w:t>
+      </w:r>
+      <w:r>
+        <w:t xml:space="preserve"> </w:t>
+      </w:r>
+      <w:r>
+        <w:t xml:space="preserve">(Sharma &amp; Sharma, 2026)</w:t>
+      </w:r>
+      <w:r>
+        <w:t xml:space="preserve">. A review of 58 deep-learning flood studies found convolutional models usually the more accurate</w:t>
       </w:r>
       <w:r>
         <w:t xml:space="preserve"> </w:t>
@@ -485,7 +575,7 @@
         <w:t xml:space="preserve">(Bentivoglio et al., 2022)</w:t>
       </w:r>
       <w:r>
-        <w:t xml:space="preserve">, and the searches made for this review found no graph model of the flood susceptibility of mapped infrastructure. Composite indices such as INFORM combine hazard, exposure and vulnerability by geometric mean</w:t>
+        <w:t xml:space="preserve">, and the searches made for this review found no graph model of the flood susceptibility of mapped infrastructure, nor one that links assets by proximity rather than by the flow of water. Composite indices such as INFORM combine hazard, exposure and vulnerability by geometric mean</w:t>
       </w:r>
       <w:r>
         <w:t xml:space="preserve"> </w:t>
@@ -1338,7 +1428,16 @@
         <w:pStyle w:val="FirstParagraph"/>
       </w:pPr>
       <w:r>
-        <w:t xml:space="preserve">Susceptibility studies rarely ask whether a model anticipates a later flood better than the record of earlier ones, and here the answer followed how often floods returned to the same ground. In Rangpur and Rajshahi, where most of the ground the 2024 floods reached had flooded before, the record led under every check applied. The model added to it only when given the record as a feature, gaining on ground no earlier flood had reached, where the record cannot rank at all. In the Sylhet haor the record’s lead depended on what the model was trained to predict and lay on the margins of the seasonal water. On the coast, where most of the ground Cyclone Remal flooded had not flooded in the earlier cyclones, the model’s lead did not survive wider blocks. Three regions cannot establish that pattern, but they show that the comparison has to be made region by region rather than assumed. The record marks where water returns and the terrain ranks where it has not yet been seen, so a susceptibility map for a river basin with a radar flood history should at least report the record beside it, and where the record is informative the two can be combined. A study that reports accuracy without that reference cannot show that its model knows more than the flood record already does, and the comparison is simple to make wherever Sentinel-1 has observed earlier floods.</w:t>
+        <w:t xml:space="preserve">Susceptibility studies rarely ask whether a model anticipates a later flood better than the record of earlier ones, and here the answer followed how often floods returned to the same ground. In Rangpur and Rajshahi, where most of the ground the 2024 floods reached had flooded before, the record led under every check applied. The model added to it only when given the record as a feature, gaining on ground no earlier flood had reached, where the record cannot rank at all. In the Sylhet haor the record’s lead depended on what the model was trained to predict and lay on the margins of the seasonal water. A published multi-criteria map scored on the same 2024 floods reached 0.794</w:t>
+      </w:r>
+      <w:r>
+        <w:t xml:space="preserve"> </w:t>
+      </w:r>
+      <w:r>
+        <w:t xml:space="preserve">(Swarup &amp; Nury, 2026)</w:t>
+      </w:r>
+      <w:r>
+        <w:t xml:space="preserve">, close to this model’s 0.797, while the record ranked them at 0.851, a comparison that is only indicative, since that map was scored over areas rather than assets. On the coast, where most of the ground Cyclone Remal flooded had not flooded in the earlier cyclones, the model’s lead did not survive wider blocks. Three regions cannot establish that pattern, but they show that the comparison has to be made region by region rather than assumed. The record marks where water returns and the terrain ranks where it has not yet been seen, so a susceptibility map for a river basin with a radar flood history should at least report the record beside it, and where the record is informative the two can be combined. A study that reports accuracy without that reference cannot show that its model knows more than the flood record already does, and the comparison is simple to make wherever Sentinel-1 has observed earlier floods.</w:t>
       </w:r>
     </w:p>
     <w:bookmarkEnd w:id="33"/>
@@ -1401,7 +1500,16 @@
         <w:pStyle w:val="FirstParagraph"/>
       </w:pPr>
       <w:r>
-        <w:t xml:space="preserve">On identical features and blocks the graph network trailed the best tabular model in every region, measurably only in Rangpur and Rajshahi, probably because the features already carry the neighbourhood, since nearby assets share elevation and distances to the same services, although this was not tested. Kriging fared no better, and over the whole grid in Sylhet it ranked observed flooding at 0.544 against 0.822 for the terrain surface. Studies proposing either should report the tabular baseline on the same blocks.</w:t>
+        <w:t xml:space="preserve">On identical features and blocks the graph network trailed the best tabular model in every region, measurably only in Rangpur and Rajshahi, probably because the features already carry the neighbourhood, since nearby assets share elevation and distances to the same services, although this was not tested. The graphs that reported gains elsewhere linked catchments or sub-watersheds along the flow of water</w:t>
+      </w:r>
+      <w:r>
+        <w:t xml:space="preserve"> </w:t>
+      </w:r>
+      <w:r>
+        <w:t xml:space="preserve">(Liu et al., 2026; Sharma &amp; Sharma, 2026)</w:t>
+      </w:r>
+      <w:r>
+        <w:t xml:space="preserve">, whereas this one linked each asset to its nearest neighbours, so the result bears on proximity graphs of assets, and whether a river-connected graph would help remains untested. Kriging fared no better, and over the whole grid in Sylhet it ranked observed flooding at 0.544 against 0.822 for the terrain surface. Studies proposing either should report the tabular baseline on the same blocks.</w:t>
       </w:r>
     </w:p>
     <w:bookmarkEnd w:id="35"/>
@@ -1641,7 +1749,7 @@
       </w:r>
     </w:p>
     <w:bookmarkEnd w:id="44"/>
-    <w:bookmarkStart w:id="114" w:name="references"/>
+    <w:bookmarkStart w:id="134" w:name="references"/>
     <w:p>
       <w:pPr>
         <w:pStyle w:val="Heading1"/>
@@ -1650,7 +1758,7 @@
         <w:t xml:space="preserve">References</w:t>
       </w:r>
     </w:p>
-    <w:bookmarkStart w:id="113" w:name="refs"/>
+    <w:bookmarkStart w:id="133" w:name="refs"/>
     <w:bookmarkStart w:id="46" w:name="ref-adnan2023"/>
     <w:p>
       <w:pPr>
@@ -1875,22 +1983,13 @@
       </w:hyperlink>
     </w:p>
     <w:bookmarkEnd w:id="52"/>
-    <w:bookmarkStart w:id="54" w:name="ref-dadhich2026"/>
+    <w:bookmarkStart w:id="54" w:name="ref-chung2003"/>
     <w:p>
       <w:pPr>
         <w:pStyle w:val="Bibliography"/>
       </w:pPr>
       <w:r>
-        <w:t xml:space="preserve">Dadhich, G., Babel, M., Miyazaki, H., Pal, I., Tripathi, N. K., &amp; Virdis, S. G. P. (2026).</w:t>
-      </w:r>
-      <w:r>
-        <w:t xml:space="preserve"> </w:t>
-      </w:r>
-      <w:r>
-        <w:t xml:space="preserve">Performance Evaluation of Automated Flood Inundation Mapping Techniques Using Multi-Temporal Sentinel-1 SAR Data</w:t>
-      </w:r>
-      <w:r>
-        <w:t xml:space="preserve">.</w:t>
+        <w:t xml:space="preserve">Chung, C.-J. F., &amp; Fabbri, A. G. (2003). Validation of spatial prediction models for landslide hazard mapping.</w:t>
       </w:r>
       <w:r>
         <w:t xml:space="preserve"> </w:t>
@@ -1900,7 +1999,7 @@
           <w:i/>
           <w:iCs/>
         </w:rPr>
-        <w:t xml:space="preserve">Journal of Flood Risk Management</w:t>
+        <w:t xml:space="preserve">Natural Hazards</w:t>
       </w:r>
       <w:r>
         <w:t xml:space="preserve">,</w:t>
@@ -1913,6 +2012,62 @@
           <w:i/>
           <w:iCs/>
         </w:rPr>
+        <w:t xml:space="preserve">30</w:t>
+      </w:r>
+      <w:r>
+        <w:t xml:space="preserve">, 451–472.</w:t>
+      </w:r>
+      <w:r>
+        <w:t xml:space="preserve"> </w:t>
+      </w:r>
+      <w:hyperlink r:id="rId53">
+        <w:r>
+          <w:rPr>
+            <w:rStyle w:val="Hyperlink"/>
+          </w:rPr>
+          <w:t xml:space="preserve">https://doi.org/10.1023/B:NHAZ.0000007172.62651.2b</w:t>
+        </w:r>
+      </w:hyperlink>
+    </w:p>
+    <w:bookmarkEnd w:id="54"/>
+    <w:bookmarkStart w:id="56" w:name="ref-dadhich2026"/>
+    <w:p>
+      <w:pPr>
+        <w:pStyle w:val="Bibliography"/>
+      </w:pPr>
+      <w:r>
+        <w:t xml:space="preserve">Dadhich, G., Babel, M., Miyazaki, H., Pal, I., Tripathi, N. K., &amp; Virdis, S. G. P. (2026).</w:t>
+      </w:r>
+      <w:r>
+        <w:t xml:space="preserve"> </w:t>
+      </w:r>
+      <w:r>
+        <w:t xml:space="preserve">Performance Evaluation of Automated Flood Inundation Mapping Techniques Using Multi-Temporal Sentinel-1 SAR Data</w:t>
+      </w:r>
+      <w:r>
+        <w:t xml:space="preserve">.</w:t>
+      </w:r>
+      <w:r>
+        <w:t xml:space="preserve"> </w:t>
+      </w:r>
+      <w:r>
+        <w:rPr>
+          <w:i/>
+          <w:iCs/>
+        </w:rPr>
+        <w:t xml:space="preserve">Journal of Flood Risk Management</w:t>
+      </w:r>
+      <w:r>
+        <w:t xml:space="preserve">,</w:t>
+      </w:r>
+      <w:r>
+        <w:t xml:space="preserve"> </w:t>
+      </w:r>
+      <w:r>
+        <w:rPr>
+          <w:i/>
+          <w:iCs/>
+        </w:rPr>
         <w:t xml:space="preserve">19</w:t>
       </w:r>
       <w:r>
@@ -1921,7 +2076,7 @@
       <w:r>
         <w:t xml:space="preserve"> </w:t>
       </w:r>
-      <w:hyperlink r:id="rId53">
+      <w:hyperlink r:id="rId55">
         <w:r>
           <w:rPr>
             <w:rStyle w:val="Hyperlink"/>
@@ -1930,8 +2085,8 @@
         </w:r>
       </w:hyperlink>
     </w:p>
-    <w:bookmarkEnd w:id="54"/>
-    <w:bookmarkStart w:id="56" w:name="ref-inform2017"/>
+    <w:bookmarkEnd w:id="56"/>
+    <w:bookmarkStart w:id="58" w:name="ref-inform2017"/>
     <w:p>
       <w:pPr>
         <w:pStyle w:val="Bibliography"/>
@@ -1955,7 +2110,7 @@
       <w:r>
         <w:t xml:space="preserve"> </w:t>
       </w:r>
-      <w:hyperlink r:id="rId55">
+      <w:hyperlink r:id="rId57">
         <w:r>
           <w:rPr>
             <w:rStyle w:val="Hyperlink"/>
@@ -1964,14 +2119,26 @@
         </w:r>
       </w:hyperlink>
     </w:p>
-    <w:bookmarkEnd w:id="56"/>
-    <w:bookmarkStart w:id="58" w:name="ref-hamilton2017"/>
+    <w:bookmarkEnd w:id="58"/>
+    <w:bookmarkStart w:id="60" w:name="ref-giezendanner2023"/>
     <w:p>
       <w:pPr>
         <w:pStyle w:val="Bibliography"/>
       </w:pPr>
       <w:r>
-        <w:t xml:space="preserve">Hamilton, W. L., Ying, R., &amp; Leskovec, J. (2017).</w:t>
+        <w:t xml:space="preserve">Giezendanner, J., Mukherjee, R., Purri, M., Thomas, M., Mauerman, M., Islam, A. K. M. S., &amp; Tellman, B. (2023). Inferring the past: A combined</w:t>
+      </w:r>
+      <w:r>
+        <w:t xml:space="preserve"> </w:t>
+      </w:r>
+      <w:r>
+        <w:t xml:space="preserve">CNN–LSTM</w:t>
+      </w:r>
+      <w:r>
+        <w:t xml:space="preserve"> </w:t>
+      </w:r>
+      <w:r>
+        <w:t xml:space="preserve">deep learning framework to fuse satellites for historical inundation mapping.</w:t>
       </w:r>
       <w:r>
         <w:t xml:space="preserve"> </w:t>
@@ -1981,6 +2148,146 @@
           <w:i/>
           <w:iCs/>
         </w:rPr>
+        <w:t xml:space="preserve">Proceedings of the IEEE/CVF Conference on Computer Vision and Pattern Recognition Workshops</w:t>
+      </w:r>
+      <w:r>
+        <w:t xml:space="preserve">, 2155–2165.</w:t>
+      </w:r>
+      <w:r>
+        <w:t xml:space="preserve"> </w:t>
+      </w:r>
+      <w:hyperlink r:id="rId59">
+        <w:r>
+          <w:rPr>
+            <w:rStyle w:val="Hyperlink"/>
+          </w:rPr>
+          <w:t xml:space="preserve">https://doi.org/10.1109/CVPRW59228.2023.00209</w:t>
+        </w:r>
+      </w:hyperlink>
+    </w:p>
+    <w:bookmarkEnd w:id="60"/>
+    <w:bookmarkStart w:id="62" w:name="ref-guzzetti2006"/>
+    <w:p>
+      <w:pPr>
+        <w:pStyle w:val="Bibliography"/>
+      </w:pPr>
+      <w:r>
+        <w:t xml:space="preserve">Guzzetti, F., Reichenbach, P., Ardizzone, F., Cardinali, M., &amp; Galli, M. (2006). Estimating the quality of landslide susceptibility models.</w:t>
+      </w:r>
+      <w:r>
+        <w:t xml:space="preserve"> </w:t>
+      </w:r>
+      <w:r>
+        <w:rPr>
+          <w:i/>
+          <w:iCs/>
+        </w:rPr>
+        <w:t xml:space="preserve">Geomorphology</w:t>
+      </w:r>
+      <w:r>
+        <w:t xml:space="preserve">,</w:t>
+      </w:r>
+      <w:r>
+        <w:t xml:space="preserve"> </w:t>
+      </w:r>
+      <w:r>
+        <w:rPr>
+          <w:i/>
+          <w:iCs/>
+        </w:rPr>
+        <w:t xml:space="preserve">81</w:t>
+      </w:r>
+      <w:r>
+        <w:t xml:space="preserve">, 166–184.</w:t>
+      </w:r>
+      <w:r>
+        <w:t xml:space="preserve"> </w:t>
+      </w:r>
+      <w:hyperlink r:id="rId61">
+        <w:r>
+          <w:rPr>
+            <w:rStyle w:val="Hyperlink"/>
+          </w:rPr>
+          <w:t xml:space="preserve">https://doi.org/10.1016/j.geomorph.2006.04.007</w:t>
+        </w:r>
+      </w:hyperlink>
+    </w:p>
+    <w:bookmarkEnd w:id="62"/>
+    <w:bookmarkStart w:id="64" w:name="ref-haghighi2022"/>
+    <w:p>
+      <w:pPr>
+        <w:pStyle w:val="Bibliography"/>
+      </w:pPr>
+      <w:r>
+        <w:t xml:space="preserve">Haghighi, M. H. (2022). Large-scale mapping of flood using</w:t>
+      </w:r>
+      <w:r>
+        <w:t xml:space="preserve"> </w:t>
+      </w:r>
+      <w:r>
+        <w:t xml:space="preserve">Sentinel-1</w:t>
+      </w:r>
+      <w:r>
+        <w:t xml:space="preserve"> </w:t>
+      </w:r>
+      <w:r>
+        <w:t xml:space="preserve">radar remote sensing.</w:t>
+      </w:r>
+      <w:r>
+        <w:t xml:space="preserve"> </w:t>
+      </w:r>
+      <w:r>
+        <w:rPr>
+          <w:i/>
+          <w:iCs/>
+        </w:rPr>
+        <w:t xml:space="preserve">The International Archives of the Photogrammetry, Remote Sensing and Spatial Information Sciences</w:t>
+      </w:r>
+      <w:r>
+        <w:t xml:space="preserve">,</w:t>
+      </w:r>
+      <w:r>
+        <w:t xml:space="preserve"> </w:t>
+      </w:r>
+      <w:r>
+        <w:rPr>
+          <w:i/>
+          <w:iCs/>
+        </w:rPr>
+        <w:t xml:space="preserve">XLIII-B3-2022</w:t>
+      </w:r>
+      <w:r>
+        <w:t xml:space="preserve">, 1097–1102.</w:t>
+      </w:r>
+      <w:r>
+        <w:t xml:space="preserve"> </w:t>
+      </w:r>
+      <w:hyperlink r:id="rId63">
+        <w:r>
+          <w:rPr>
+            <w:rStyle w:val="Hyperlink"/>
+          </w:rPr>
+          <w:t xml:space="preserve">https://doi.org/10.5194/isprs-archives-XLIII-B3-2022-1097-2022</w:t>
+        </w:r>
+      </w:hyperlink>
+    </w:p>
+    <w:bookmarkEnd w:id="64"/>
+    <w:bookmarkStart w:id="66" w:name="ref-hamilton2017"/>
+    <w:p>
+      <w:pPr>
+        <w:pStyle w:val="Bibliography"/>
+      </w:pPr>
+      <w:r>
+        <w:t xml:space="preserve">Hamilton, W. L., Ying, R., &amp; Leskovec, J. (2017).</w:t>
+      </w:r>
+      <w:r>
+        <w:t xml:space="preserve"> </w:t>
+      </w:r>
+      <w:r>
+        <w:rPr>
+          <w:i/>
+          <w:iCs/>
+        </w:rPr>
         <w:t xml:space="preserve">Inductive Representation Learning on Large Graphs</w:t>
       </w:r>
       <w:r>
@@ -1989,7 +2296,7 @@
       <w:r>
         <w:t xml:space="preserve"> </w:t>
       </w:r>
-      <w:hyperlink r:id="rId57">
+      <w:hyperlink r:id="rId65">
         <w:r>
           <w:rPr>
             <w:rStyle w:val="Hyperlink"/>
@@ -1998,14 +2305,14 @@
         </w:r>
       </w:hyperlink>
     </w:p>
-    <w:bookmarkEnd w:id="58"/>
-    <w:bookmarkStart w:id="60" w:name="ref-hawker2022"/>
+    <w:bookmarkEnd w:id="66"/>
+    <w:bookmarkStart w:id="68" w:name="ref-hawker2020"/>
     <w:p>
       <w:pPr>
         <w:pStyle w:val="Bibliography"/>
       </w:pPr>
       <w:r>
-        <w:t xml:space="preserve">Hawker, L., Uhe, P., Paulo, L., Sosa, J., Savage, J., Sampson, C., &amp; Neal, J. (2022). A 30 m global map of elevation with forests and buildings removed.</w:t>
+        <w:t xml:space="preserve">Hawker, L., Neal, J., Tellman, B., Liang, J., Schumann, G., Doyle, C., Sullivan, J. A., Savage, J., &amp; Tshimanga, R. (2020). Comparing earth observation and inundation models to map flood hazards.</w:t>
       </w:r>
       <w:r>
         <w:t xml:space="preserve"> </w:t>
@@ -2028,6 +2335,53 @@
           <w:i/>
           <w:iCs/>
         </w:rPr>
+        <w:t xml:space="preserve">15</w:t>
+      </w:r>
+      <w:r>
+        <w:t xml:space="preserve">, 124032.</w:t>
+      </w:r>
+      <w:r>
+        <w:t xml:space="preserve"> </w:t>
+      </w:r>
+      <w:hyperlink r:id="rId67">
+        <w:r>
+          <w:rPr>
+            <w:rStyle w:val="Hyperlink"/>
+          </w:rPr>
+          <w:t xml:space="preserve">https://doi.org/10.1088/1748-9326/abc216</w:t>
+        </w:r>
+      </w:hyperlink>
+    </w:p>
+    <w:bookmarkEnd w:id="68"/>
+    <w:bookmarkStart w:id="70" w:name="ref-hawker2022"/>
+    <w:p>
+      <w:pPr>
+        <w:pStyle w:val="Bibliography"/>
+      </w:pPr>
+      <w:r>
+        <w:t xml:space="preserve">Hawker, L., Uhe, P., Paulo, L., Sosa, J., Savage, J., Sampson, C., &amp; Neal, J. (2022). A 30 m global map of elevation with forests and buildings removed.</w:t>
+      </w:r>
+      <w:r>
+        <w:t xml:space="preserve"> </w:t>
+      </w:r>
+      <w:r>
+        <w:rPr>
+          <w:i/>
+          <w:iCs/>
+        </w:rPr>
+        <w:t xml:space="preserve">Environmental Research Letters</w:t>
+      </w:r>
+      <w:r>
+        <w:t xml:space="preserve">,</w:t>
+      </w:r>
+      <w:r>
+        <w:t xml:space="preserve"> </w:t>
+      </w:r>
+      <w:r>
+        <w:rPr>
+          <w:i/>
+          <w:iCs/>
+        </w:rPr>
         <w:t xml:space="preserve">17</w:t>
       </w:r>
       <w:r>
@@ -2036,7 +2390,7 @@
       <w:r>
         <w:t xml:space="preserve"> </w:t>
       </w:r>
-      <w:hyperlink r:id="rId59">
+      <w:hyperlink r:id="rId69">
         <w:r>
           <w:rPr>
             <w:rStyle w:val="Hyperlink"/>
@@ -2045,8 +2399,8 @@
         </w:r>
       </w:hyperlink>
     </w:p>
-    <w:bookmarkEnd w:id="60"/>
-    <w:bookmarkStart w:id="62" w:name="ref-herfort2023"/>
+    <w:bookmarkEnd w:id="70"/>
+    <w:bookmarkStart w:id="72" w:name="ref-herfort2023"/>
     <w:p>
       <w:pPr>
         <w:pStyle w:val="Bibliography"/>
@@ -2092,7 +2446,7 @@
       <w:r>
         <w:t xml:space="preserve"> </w:t>
       </w:r>
-      <w:hyperlink r:id="rId61">
+      <w:hyperlink r:id="rId71">
         <w:r>
           <w:rPr>
             <w:rStyle w:val="Hyperlink"/>
@@ -2101,8 +2455,8 @@
         </w:r>
       </w:hyperlink>
     </w:p>
-    <w:bookmarkEnd w:id="62"/>
-    <w:bookmarkStart w:id="64" w:name="ref-islam2021"/>
+    <w:bookmarkEnd w:id="72"/>
+    <w:bookmarkStart w:id="74" w:name="ref-islam2021"/>
     <w:p>
       <w:pPr>
         <w:pStyle w:val="Bibliography"/>
@@ -2148,7 +2502,7 @@
       <w:r>
         <w:t xml:space="preserve"> </w:t>
       </w:r>
-      <w:hyperlink r:id="rId63">
+      <w:hyperlink r:id="rId73">
         <w:r>
           <w:rPr>
             <w:rStyle w:val="Hyperlink"/>
@@ -2157,8 +2511,8 @@
         </w:r>
       </w:hyperlink>
     </w:p>
-    <w:bookmarkEnd w:id="64"/>
-    <w:bookmarkStart w:id="66" w:name="ref-islamr2024"/>
+    <w:bookmarkEnd w:id="74"/>
+    <w:bookmarkStart w:id="76" w:name="ref-islamr2024"/>
     <w:p>
       <w:pPr>
         <w:pStyle w:val="Bibliography"/>
@@ -2204,7 +2558,7 @@
       <w:r>
         <w:t xml:space="preserve"> </w:t>
       </w:r>
-      <w:hyperlink r:id="rId65">
+      <w:hyperlink r:id="rId75">
         <w:r>
           <w:rPr>
             <w:rStyle w:val="Hyperlink"/>
@@ -2213,8 +2567,8 @@
         </w:r>
       </w:hyperlink>
     </w:p>
-    <w:bookmarkEnd w:id="66"/>
-    <w:bookmarkStart w:id="68" w:name="ref-koks2019"/>
+    <w:bookmarkEnd w:id="76"/>
+    <w:bookmarkStart w:id="78" w:name="ref-koks2019"/>
     <w:p>
       <w:pPr>
         <w:pStyle w:val="Bibliography"/>
@@ -2260,7 +2614,7 @@
       <w:r>
         <w:t xml:space="preserve"> </w:t>
       </w:r>
-      <w:hyperlink r:id="rId67">
+      <w:hyperlink r:id="rId77">
         <w:r>
           <w:rPr>
             <w:rStyle w:val="Hyperlink"/>
@@ -2269,20 +2623,20 @@
         </w:r>
       </w:hyperlink>
     </w:p>
-    <w:bookmarkEnd w:id="68"/>
-    <w:bookmarkStart w:id="70" w:name="ref-ma2025"/>
+    <w:bookmarkEnd w:id="78"/>
+    <w:bookmarkStart w:id="80" w:name="ref-liu2026"/>
     <w:p>
       <w:pPr>
         <w:pStyle w:val="Bibliography"/>
       </w:pPr>
       <w:r>
-        <w:t xml:space="preserve">Ma, J., Han, Z., Liu, F., Wang, X., Hu, J., &amp; Zhang, P. (2025).</w:t>
-      </w:r>
-      <w:r>
-        <w:t xml:space="preserve"> </w:t>
-      </w:r>
-      <w:r>
-        <w:t xml:space="preserve">ConToGCN: A landslide susceptibility assessment model considering contour topographic features in slope units using graph convolution network</w:t>
+        <w:t xml:space="preserve">Liu, J., Zhao, G., Xiong, J., &amp; Kinouchi, T. (2026). A graph-based deep learning approach for daily flash flood susceptibility modeling in</w:t>
+      </w:r>
+      <w:r>
+        <w:t xml:space="preserve"> </w:t>
+      </w:r>
+      <w:r>
+        <w:t xml:space="preserve">China</w:t>
       </w:r>
       <w:r>
         <w:t xml:space="preserve">.</w:t>
@@ -2295,7 +2649,7 @@
           <w:i/>
           <w:iCs/>
         </w:rPr>
-        <w:t xml:space="preserve">CATENA</w:t>
+        <w:t xml:space="preserve">Water Resources Research</w:t>
       </w:r>
       <w:r>
         <w:t xml:space="preserve">,</w:t>
@@ -2308,6 +2662,62 @@
           <w:i/>
           <w:iCs/>
         </w:rPr>
+        <w:t xml:space="preserve">62</w:t>
+      </w:r>
+      <w:r>
+        <w:t xml:space="preserve">, e2025WR041360.</w:t>
+      </w:r>
+      <w:r>
+        <w:t xml:space="preserve"> </w:t>
+      </w:r>
+      <w:hyperlink r:id="rId79">
+        <w:r>
+          <w:rPr>
+            <w:rStyle w:val="Hyperlink"/>
+          </w:rPr>
+          <w:t xml:space="preserve">https://doi.org/10.1029/2025WR041360</w:t>
+        </w:r>
+      </w:hyperlink>
+    </w:p>
+    <w:bookmarkEnd w:id="80"/>
+    <w:bookmarkStart w:id="82" w:name="ref-ma2025"/>
+    <w:p>
+      <w:pPr>
+        <w:pStyle w:val="Bibliography"/>
+      </w:pPr>
+      <w:r>
+        <w:t xml:space="preserve">Ma, J., Han, Z., Liu, F., Wang, X., Hu, J., &amp; Zhang, P. (2025).</w:t>
+      </w:r>
+      <w:r>
+        <w:t xml:space="preserve"> </w:t>
+      </w:r>
+      <w:r>
+        <w:t xml:space="preserve">ConToGCN: A landslide susceptibility assessment model considering contour topographic features in slope units using graph convolution network</w:t>
+      </w:r>
+      <w:r>
+        <w:t xml:space="preserve">.</w:t>
+      </w:r>
+      <w:r>
+        <w:t xml:space="preserve"> </w:t>
+      </w:r>
+      <w:r>
+        <w:rPr>
+          <w:i/>
+          <w:iCs/>
+        </w:rPr>
+        <w:t xml:space="preserve">CATENA</w:t>
+      </w:r>
+      <w:r>
+        <w:t xml:space="preserve">,</w:t>
+      </w:r>
+      <w:r>
+        <w:t xml:space="preserve"> </w:t>
+      </w:r>
+      <w:r>
+        <w:rPr>
+          <w:i/>
+          <w:iCs/>
+        </w:rPr>
         <w:t xml:space="preserve">255</w:t>
       </w:r>
       <w:r>
@@ -2316,7 +2726,7 @@
       <w:r>
         <w:t xml:space="preserve"> </w:t>
       </w:r>
-      <w:hyperlink r:id="rId69">
+      <w:hyperlink r:id="rId81">
         <w:r>
           <w:rPr>
             <w:rStyle w:val="Hyperlink"/>
@@ -2325,8 +2735,8 @@
         </w:r>
       </w:hyperlink>
     </w:p>
-    <w:bookmarkEnd w:id="70"/>
-    <w:bookmarkStart w:id="72" w:name="ref-nadeau2003"/>
+    <w:bookmarkEnd w:id="82"/>
+    <w:bookmarkStart w:id="84" w:name="ref-nadeau2003"/>
     <w:p>
       <w:pPr>
         <w:pStyle w:val="Bibliography"/>
@@ -2363,7 +2773,7 @@
       <w:r>
         <w:t xml:space="preserve"> </w:t>
       </w:r>
-      <w:hyperlink r:id="rId71">
+      <w:hyperlink r:id="rId83">
         <w:r>
           <w:rPr>
             <w:rStyle w:val="Hyperlink"/>
@@ -2372,8 +2782,8 @@
         </w:r>
       </w:hyperlink>
     </w:p>
-    <w:bookmarkEnd w:id="72"/>
-    <w:bookmarkStart w:id="74" w:name="ref-niculescu2005"/>
+    <w:bookmarkEnd w:id="84"/>
+    <w:bookmarkStart w:id="86" w:name="ref-niculescu2005"/>
     <w:p>
       <w:pPr>
         <w:pStyle w:val="Bibliography"/>
@@ -2406,7 +2816,7 @@
       <w:r>
         <w:t xml:space="preserve"> </w:t>
       </w:r>
-      <w:hyperlink r:id="rId73">
+      <w:hyperlink r:id="rId85">
         <w:r>
           <w:rPr>
             <w:rStyle w:val="Hyperlink"/>
@@ -2415,8 +2825,8 @@
         </w:r>
       </w:hyperlink>
     </w:p>
-    <w:bookmarkEnd w:id="74"/>
-    <w:bookmarkStart w:id="76" w:name="ref-nobre2011"/>
+    <w:bookmarkEnd w:id="86"/>
+    <w:bookmarkStart w:id="88" w:name="ref-nobre2011"/>
     <w:p>
       <w:pPr>
         <w:pStyle w:val="Bibliography"/>
@@ -2462,7 +2872,7 @@
       <w:r>
         <w:t xml:space="preserve"> </w:t>
       </w:r>
-      <w:hyperlink r:id="rId75">
+      <w:hyperlink r:id="rId87">
         <w:r>
           <w:rPr>
             <w:rStyle w:val="Hyperlink"/>
@@ -2471,8 +2881,8 @@
         </w:r>
       </w:hyperlink>
     </w:p>
-    <w:bookmarkEnd w:id="76"/>
-    <w:bookmarkStart w:id="78" w:name="ref-pekel2016"/>
+    <w:bookmarkEnd w:id="88"/>
+    <w:bookmarkStart w:id="90" w:name="ref-pekel2016"/>
     <w:p>
       <w:pPr>
         <w:pStyle w:val="Bibliography"/>
@@ -2518,7 +2928,7 @@
       <w:r>
         <w:t xml:space="preserve"> </w:t>
       </w:r>
-      <w:hyperlink r:id="rId77">
+      <w:hyperlink r:id="rId89">
         <w:r>
           <w:rPr>
             <w:rStyle w:val="Hyperlink"/>
@@ -2527,8 +2937,8 @@
         </w:r>
       </w:hyperlink>
     </w:p>
-    <w:bookmarkEnd w:id="78"/>
-    <w:bookmarkStart w:id="80" w:name="ref-ploton2020"/>
+    <w:bookmarkEnd w:id="90"/>
+    <w:bookmarkStart w:id="92" w:name="ref-ploton2020"/>
     <w:p>
       <w:pPr>
         <w:pStyle w:val="Bibliography"/>
@@ -2574,7 +2984,7 @@
       <w:r>
         <w:t xml:space="preserve"> </w:t>
       </w:r>
-      <w:hyperlink r:id="rId79">
+      <w:hyperlink r:id="rId91">
         <w:r>
           <w:rPr>
             <w:rStyle w:val="Hyperlink"/>
@@ -2583,8 +2993,8 @@
         </w:r>
       </w:hyperlink>
     </w:p>
-    <w:bookmarkEnd w:id="80"/>
-    <w:bookmarkStart w:id="82" w:name="ref-rahmanm2025"/>
+    <w:bookmarkEnd w:id="92"/>
+    <w:bookmarkStart w:id="94" w:name="ref-rahmanm2025"/>
     <w:p>
       <w:pPr>
         <w:pStyle w:val="Bibliography"/>
@@ -2630,7 +3040,7 @@
       <w:r>
         <w:t xml:space="preserve"> </w:t>
       </w:r>
-      <w:hyperlink r:id="rId81">
+      <w:hyperlink r:id="rId93">
         <w:r>
           <w:rPr>
             <w:rStyle w:val="Hyperlink"/>
@@ -2639,8 +3049,8 @@
         </w:r>
       </w:hyperlink>
     </w:p>
-    <w:bookmarkEnd w:id="82"/>
-    <w:bookmarkStart w:id="84" w:name="ref-roberts2017"/>
+    <w:bookmarkEnd w:id="94"/>
+    <w:bookmarkStart w:id="96" w:name="ref-roberts2017"/>
     <w:p>
       <w:pPr>
         <w:pStyle w:val="Bibliography"/>
@@ -2686,7 +3096,7 @@
       <w:r>
         <w:t xml:space="preserve"> </w:t>
       </w:r>
-      <w:hyperlink r:id="rId83">
+      <w:hyperlink r:id="rId95">
         <w:r>
           <w:rPr>
             <w:rStyle w:val="Hyperlink"/>
@@ -2695,8 +3105,8 @@
         </w:r>
       </w:hyperlink>
     </w:p>
-    <w:bookmarkEnd w:id="84"/>
-    <w:bookmarkStart w:id="86" w:name="ref-rudra2023"/>
+    <w:bookmarkEnd w:id="96"/>
+    <w:bookmarkStart w:id="98" w:name="ref-rudra2023"/>
     <w:p>
       <w:pPr>
         <w:pStyle w:val="Bibliography"/>
@@ -2742,7 +3152,7 @@
       <w:r>
         <w:t xml:space="preserve"> </w:t>
       </w:r>
-      <w:hyperlink r:id="rId85">
+      <w:hyperlink r:id="rId97">
         <w:r>
           <w:rPr>
             <w:rStyle w:val="Hyperlink"/>
@@ -2751,8 +3161,8 @@
         </w:r>
       </w:hyperlink>
     </w:p>
-    <w:bookmarkEnd w:id="86"/>
-    <w:bookmarkStart w:id="88" w:name="ref-schotten2023"/>
+    <w:bookmarkEnd w:id="98"/>
+    <w:bookmarkStart w:id="100" w:name="ref-schotten2023"/>
     <w:p>
       <w:pPr>
         <w:pStyle w:val="Bibliography"/>
@@ -2798,7 +3208,7 @@
       <w:r>
         <w:t xml:space="preserve"> </w:t>
       </w:r>
-      <w:hyperlink r:id="rId87">
+      <w:hyperlink r:id="rId99">
         <w:r>
           <w:rPr>
             <w:rStyle w:val="Hyperlink"/>
@@ -2807,23 +3217,14 @@
         </w:r>
       </w:hyperlink>
     </w:p>
-    <w:bookmarkEnd w:id="88"/>
-    <w:bookmarkStart w:id="90" w:name="ref-sherpa2022"/>
+    <w:bookmarkEnd w:id="100"/>
+    <w:bookmarkStart w:id="102" w:name="ref-sharma2026"/>
     <w:p>
       <w:pPr>
         <w:pStyle w:val="Bibliography"/>
       </w:pPr>
       <w:r>
-        <w:t xml:space="preserve">Sherpa, S. F., &amp; Shirzaei, M. (2022).</w:t>
-      </w:r>
-      <w:r>
-        <w:t xml:space="preserve"> </w:t>
-      </w:r>
-      <w:r>
-        <w:t xml:space="preserve">Country-wide flood exposure analysis using Sentinel-1 synthetic aperture radar data: Case study of 2019 Iran flood</w:t>
-      </w:r>
-      <w:r>
-        <w:t xml:space="preserve">.</w:t>
+        <w:t xml:space="preserve">Sharma, P., &amp; Sharma, S. (2026).</w:t>
       </w:r>
       <w:r>
         <w:t xml:space="preserve"> </w:t>
@@ -2833,19 +3234,90 @@
           <w:i/>
           <w:iCs/>
         </w:rPr>
-        <w:t xml:space="preserve">Journal of Flood Risk Management</w:t>
-      </w:r>
-      <w:r>
-        <w:t xml:space="preserve">,</w:t>
-      </w:r>
-      <w:r>
-        <w:t xml:space="preserve"> </w:t>
+        <w:t xml:space="preserve">Flood risk follows valleys, not grids: Graph neural networks for flash flood susceptibility mapping in</w:t>
       </w:r>
       <w:r>
         <w:rPr>
           <w:i/>
           <w:iCs/>
         </w:rPr>
+        <w:t xml:space="preserve"> </w:t>
+      </w:r>
+      <w:r>
+        <w:rPr>
+          <w:i/>
+          <w:iCs/>
+        </w:rPr>
+        <w:t xml:space="preserve">Himachal Pradesh</w:t>
+      </w:r>
+      <w:r>
+        <w:rPr>
+          <w:i/>
+          <w:iCs/>
+        </w:rPr>
+        <w:t xml:space="preserve"> </w:t>
+      </w:r>
+      <w:r>
+        <w:rPr>
+          <w:i/>
+          <w:iCs/>
+        </w:rPr>
+        <w:t xml:space="preserve">with conformal uncertainty quantification</w:t>
+      </w:r>
+      <w:r>
+        <w:t xml:space="preserve">. arXiv preprint 2603.15681, not peer reviewed.</w:t>
+      </w:r>
+      <w:r>
+        <w:t xml:space="preserve"> </w:t>
+      </w:r>
+      <w:hyperlink r:id="rId101">
+        <w:r>
+          <w:rPr>
+            <w:rStyle w:val="Hyperlink"/>
+          </w:rPr>
+          <w:t xml:space="preserve">https://doi.org/10.48550/arXiv.2603.15681</w:t>
+        </w:r>
+      </w:hyperlink>
+    </w:p>
+    <w:bookmarkEnd w:id="102"/>
+    <w:bookmarkStart w:id="104" w:name="ref-sherpa2022"/>
+    <w:p>
+      <w:pPr>
+        <w:pStyle w:val="Bibliography"/>
+      </w:pPr>
+      <w:r>
+        <w:t xml:space="preserve">Sherpa, S. F., &amp; Shirzaei, M. (2022).</w:t>
+      </w:r>
+      <w:r>
+        <w:t xml:space="preserve"> </w:t>
+      </w:r>
+      <w:r>
+        <w:t xml:space="preserve">Country-wide flood exposure analysis using Sentinel-1 synthetic aperture radar data: Case study of 2019 Iran flood</w:t>
+      </w:r>
+      <w:r>
+        <w:t xml:space="preserve">.</w:t>
+      </w:r>
+      <w:r>
+        <w:t xml:space="preserve"> </w:t>
+      </w:r>
+      <w:r>
+        <w:rPr>
+          <w:i/>
+          <w:iCs/>
+        </w:rPr>
+        <w:t xml:space="preserve">Journal of Flood Risk Management</w:t>
+      </w:r>
+      <w:r>
+        <w:t xml:space="preserve">,</w:t>
+      </w:r>
+      <w:r>
+        <w:t xml:space="preserve"> </w:t>
+      </w:r>
+      <w:r>
+        <w:rPr>
+          <w:i/>
+          <w:iCs/>
+        </w:rPr>
         <w:t xml:space="preserve">15</w:t>
       </w:r>
       <w:r>
@@ -2854,7 +3326,7 @@
       <w:r>
         <w:t xml:space="preserve"> </w:t>
       </w:r>
-      <w:hyperlink r:id="rId89">
+      <w:hyperlink r:id="rId103">
         <w:r>
           <w:rPr>
             <w:rStyle w:val="Hyperlink"/>
@@ -2863,20 +3335,32 @@
         </w:r>
       </w:hyperlink>
     </w:p>
-    <w:bookmarkEnd w:id="90"/>
-    <w:bookmarkStart w:id="92" w:name="ref-talukdar2020"/>
+    <w:bookmarkEnd w:id="104"/>
+    <w:bookmarkStart w:id="106" w:name="ref-swarup2026"/>
     <w:p>
       <w:pPr>
         <w:pStyle w:val="Bibliography"/>
       </w:pPr>
       <w:r>
-        <w:t xml:space="preserve">Talukdar, S., Ghose, B., Shahfahad, Salam, R., Mahato, S., Pham, Q. B., Linh, N. T. T., Costache, R., &amp; Avand, M. (2020).</w:t>
-      </w:r>
-      <w:r>
-        <w:t xml:space="preserve"> </w:t>
-      </w:r>
-      <w:r>
-        <w:t xml:space="preserve">Flood susceptibility modeling in Teesta River basin, Bangladesh using novel ensembles of bagging algorithms</w:t>
+        <w:t xml:space="preserve">Swarup, S. D., &amp; Nury, A. H. (2026). Flood risk prioritization in data-scarce regions: A tri-dimensional</w:t>
+      </w:r>
+      <w:r>
+        <w:t xml:space="preserve"> </w:t>
+      </w:r>
+      <w:r>
+        <w:t xml:space="preserve">GIS-AHP</w:t>
+      </w:r>
+      <w:r>
+        <w:t xml:space="preserve"> </w:t>
+      </w:r>
+      <w:r>
+        <w:t xml:space="preserve">framework for northeastern</w:t>
+      </w:r>
+      <w:r>
+        <w:t xml:space="preserve"> </w:t>
+      </w:r>
+      <w:r>
+        <w:t xml:space="preserve">Bangladesh</w:t>
       </w:r>
       <w:r>
         <w:t xml:space="preserve">.</w:t>
@@ -2889,7 +3373,7 @@
           <w:i/>
           <w:iCs/>
         </w:rPr>
-        <w:t xml:space="preserve">Stochastic Environmental Research and Risk Assessment</w:t>
+        <w:t xml:space="preserve">Journal of Water and Climate Change</w:t>
       </w:r>
       <w:r>
         <w:t xml:space="preserve">,</w:t>
@@ -2902,6 +3386,62 @@
           <w:i/>
           <w:iCs/>
         </w:rPr>
+        <w:t xml:space="preserve">17</w:t>
+      </w:r>
+      <w:r>
+        <w:t xml:space="preserve">, 1229–1256.</w:t>
+      </w:r>
+      <w:r>
+        <w:t xml:space="preserve"> </w:t>
+      </w:r>
+      <w:hyperlink r:id="rId105">
+        <w:r>
+          <w:rPr>
+            <w:rStyle w:val="Hyperlink"/>
+          </w:rPr>
+          <w:t xml:space="preserve">https://doi.org/10.2166/wcc.2026.264</w:t>
+        </w:r>
+      </w:hyperlink>
+    </w:p>
+    <w:bookmarkEnd w:id="106"/>
+    <w:bookmarkStart w:id="108" w:name="ref-talukdar2020"/>
+    <w:p>
+      <w:pPr>
+        <w:pStyle w:val="Bibliography"/>
+      </w:pPr>
+      <w:r>
+        <w:t xml:space="preserve">Talukdar, S., Ghose, B., Shahfahad, Salam, R., Mahato, S., Pham, Q. B., Linh, N. T. T., Costache, R., &amp; Avand, M. (2020).</w:t>
+      </w:r>
+      <w:r>
+        <w:t xml:space="preserve"> </w:t>
+      </w:r>
+      <w:r>
+        <w:t xml:space="preserve">Flood susceptibility modeling in Teesta River basin, Bangladesh using novel ensembles of bagging algorithms</w:t>
+      </w:r>
+      <w:r>
+        <w:t xml:space="preserve">.</w:t>
+      </w:r>
+      <w:r>
+        <w:t xml:space="preserve"> </w:t>
+      </w:r>
+      <w:r>
+        <w:rPr>
+          <w:i/>
+          <w:iCs/>
+        </w:rPr>
+        <w:t xml:space="preserve">Stochastic Environmental Research and Risk Assessment</w:t>
+      </w:r>
+      <w:r>
+        <w:t xml:space="preserve">,</w:t>
+      </w:r>
+      <w:r>
+        <w:t xml:space="preserve"> </w:t>
+      </w:r>
+      <w:r>
+        <w:rPr>
+          <w:i/>
+          <w:iCs/>
+        </w:rPr>
         <w:t xml:space="preserve">34</w:t>
       </w:r>
       <w:r>
@@ -2910,7 +3450,7 @@
       <w:r>
         <w:t xml:space="preserve"> </w:t>
       </w:r>
-      <w:hyperlink r:id="rId91">
+      <w:hyperlink r:id="rId107">
         <w:r>
           <w:rPr>
             <w:rStyle w:val="Hyperlink"/>
@@ -2919,8 +3459,8 @@
         </w:r>
       </w:hyperlink>
     </w:p>
-    <w:bookmarkEnd w:id="92"/>
-    <w:bookmarkStart w:id="94" w:name="ref-tellman2021"/>
+    <w:bookmarkEnd w:id="108"/>
+    <w:bookmarkStart w:id="110" w:name="ref-tellman2021"/>
     <w:p>
       <w:pPr>
         <w:pStyle w:val="Bibliography"/>
@@ -2966,7 +3506,7 @@
       <w:r>
         <w:t xml:space="preserve"> </w:t>
       </w:r>
-      <w:hyperlink r:id="rId93">
+      <w:hyperlink r:id="rId109">
         <w:r>
           <w:rPr>
             <w:rStyle w:val="Hyperlink"/>
@@ -2975,23 +3515,14 @@
         </w:r>
       </w:hyperlink>
     </w:p>
-    <w:bookmarkEnd w:id="94"/>
-    <w:bookmarkStart w:id="96" w:name="ref-twele2016"/>
+    <w:bookmarkEnd w:id="110"/>
+    <w:bookmarkStart w:id="112" w:name="ref-thomas2023"/>
     <w:p>
       <w:pPr>
         <w:pStyle w:val="Bibliography"/>
       </w:pPr>
       <w:r>
-        <w:t xml:space="preserve">Twele, A., Cao, W., Plank, S., &amp; Martinis, S. (2016).</w:t>
-      </w:r>
-      <w:r>
-        <w:t xml:space="preserve"> </w:t>
-      </w:r>
-      <w:r>
-        <w:t xml:space="preserve">Sentinel-1-based flood mapping: a fully automated processing chain</w:t>
-      </w:r>
-      <w:r>
-        <w:t xml:space="preserve">.</w:t>
+        <w:t xml:space="preserve">Thomas, M., Tellman, E., Osgood, D., DeVries, B., Islam, A., Steckler, M., Goodman, M., &amp; Billah, M. (2023). A framework to assess remote sensing algorithms for satellite-based flood index insurance.</w:t>
       </w:r>
       <w:r>
         <w:t xml:space="preserve"> </w:t>
@@ -3001,7 +3532,7 @@
           <w:i/>
           <w:iCs/>
         </w:rPr>
-        <w:t xml:space="preserve">International Journal of Remote Sensing</w:t>
+        <w:t xml:space="preserve">IEEE Journal of Selected Topics in Applied Earth Observations and Remote Sensing</w:t>
       </w:r>
       <w:r>
         <w:t xml:space="preserve">,</w:t>
@@ -3014,6 +3545,62 @@
           <w:i/>
           <w:iCs/>
         </w:rPr>
+        <w:t xml:space="preserve">16</w:t>
+      </w:r>
+      <w:r>
+        <w:t xml:space="preserve">, 2589–2604.</w:t>
+      </w:r>
+      <w:r>
+        <w:t xml:space="preserve"> </w:t>
+      </w:r>
+      <w:hyperlink r:id="rId111">
+        <w:r>
+          <w:rPr>
+            <w:rStyle w:val="Hyperlink"/>
+          </w:rPr>
+          <w:t xml:space="preserve">https://doi.org/10.1109/JSTARS.2023.3244098</w:t>
+        </w:r>
+      </w:hyperlink>
+    </w:p>
+    <w:bookmarkEnd w:id="112"/>
+    <w:bookmarkStart w:id="114" w:name="ref-twele2016"/>
+    <w:p>
+      <w:pPr>
+        <w:pStyle w:val="Bibliography"/>
+      </w:pPr>
+      <w:r>
+        <w:t xml:space="preserve">Twele, A., Cao, W., Plank, S., &amp; Martinis, S. (2016).</w:t>
+      </w:r>
+      <w:r>
+        <w:t xml:space="preserve"> </w:t>
+      </w:r>
+      <w:r>
+        <w:t xml:space="preserve">Sentinel-1-based flood mapping: a fully automated processing chain</w:t>
+      </w:r>
+      <w:r>
+        <w:t xml:space="preserve">.</w:t>
+      </w:r>
+      <w:r>
+        <w:t xml:space="preserve"> </w:t>
+      </w:r>
+      <w:r>
+        <w:rPr>
+          <w:i/>
+          <w:iCs/>
+        </w:rPr>
+        <w:t xml:space="preserve">International Journal of Remote Sensing</w:t>
+      </w:r>
+      <w:r>
+        <w:t xml:space="preserve">,</w:t>
+      </w:r>
+      <w:r>
+        <w:t xml:space="preserve"> </w:t>
+      </w:r>
+      <w:r>
+        <w:rPr>
+          <w:i/>
+          <w:iCs/>
+        </w:rPr>
         <w:t xml:space="preserve">37</w:t>
       </w:r>
       <w:r>
@@ -3022,7 +3609,7 @@
       <w:r>
         <w:t xml:space="preserve"> </w:t>
       </w:r>
-      <w:hyperlink r:id="rId95">
+      <w:hyperlink r:id="rId113">
         <w:r>
           <w:rPr>
             <w:rStyle w:val="Hyperlink"/>
@@ -3031,8 +3618,8 @@
         </w:r>
       </w:hyperlink>
     </w:p>
-    <w:bookmarkEnd w:id="96"/>
-    <w:bookmarkStart w:id="98" w:name="ref-uddin2019"/>
+    <w:bookmarkEnd w:id="114"/>
+    <w:bookmarkStart w:id="116" w:name="ref-uddin2019"/>
     <w:p>
       <w:pPr>
         <w:pStyle w:val="Bibliography"/>
@@ -3078,7 +3665,7 @@
       <w:r>
         <w:t xml:space="preserve"> </w:t>
       </w:r>
-      <w:hyperlink r:id="rId97">
+      <w:hyperlink r:id="rId115">
         <w:r>
           <w:rPr>
             <w:rStyle w:val="Hyperlink"/>
@@ -3087,8 +3674,8 @@
         </w:r>
       </w:hyperlink>
     </w:p>
-    <w:bookmarkEnd w:id="98"/>
-    <w:bookmarkStart w:id="100" w:name="ref-unspider"/>
+    <w:bookmarkEnd w:id="116"/>
+    <w:bookmarkStart w:id="118" w:name="ref-unspider"/>
     <w:p>
       <w:pPr>
         <w:pStyle w:val="Bibliography"/>
@@ -3112,7 +3699,7 @@
       <w:r>
         <w:t xml:space="preserve"> </w:t>
       </w:r>
-      <w:hyperlink r:id="rId99">
+      <w:hyperlink r:id="rId117">
         <w:r>
           <w:rPr>
             <w:rStyle w:val="Hyperlink"/>
@@ -3124,8 +3711,8 @@
         <w:t xml:space="preserve">.</w:t>
       </w:r>
     </w:p>
-    <w:bookmarkEnd w:id="100"/>
-    <w:bookmarkStart w:id="102" w:name="ref-wadoux2021"/>
+    <w:bookmarkEnd w:id="118"/>
+    <w:bookmarkStart w:id="120" w:name="ref-wadoux2021"/>
     <w:p>
       <w:pPr>
         <w:pStyle w:val="Bibliography"/>
@@ -3171,7 +3758,7 @@
       <w:r>
         <w:t xml:space="preserve"> </w:t>
       </w:r>
-      <w:hyperlink r:id="rId101">
+      <w:hyperlink r:id="rId119">
         <w:r>
           <w:rPr>
             <w:rStyle w:val="Hyperlink"/>
@@ -3180,8 +3767,8 @@
         </w:r>
       </w:hyperlink>
     </w:p>
-    <w:bookmarkEnd w:id="102"/>
-    <w:bookmarkStart w:id="104" w:name="ref-waleed2025"/>
+    <w:bookmarkEnd w:id="120"/>
+    <w:bookmarkStart w:id="122" w:name="ref-waleed2025"/>
     <w:p>
       <w:pPr>
         <w:pStyle w:val="Bibliography"/>
@@ -3227,7 +3814,7 @@
       <w:r>
         <w:t xml:space="preserve"> </w:t>
       </w:r>
-      <w:hyperlink r:id="rId103">
+      <w:hyperlink r:id="rId121">
         <w:r>
           <w:rPr>
             <w:rStyle w:val="Hyperlink"/>
@@ -3236,8 +3823,8 @@
         </w:r>
       </w:hyperlink>
     </w:p>
-    <w:bookmarkEnd w:id="104"/>
-    <w:bookmarkStart w:id="106" w:name="ref-wang2023"/>
+    <w:bookmarkEnd w:id="122"/>
+    <w:bookmarkStart w:id="124" w:name="ref-wang2023"/>
     <w:p>
       <w:pPr>
         <w:pStyle w:val="Bibliography"/>
@@ -3283,7 +3870,7 @@
       <w:r>
         <w:t xml:space="preserve"> </w:t>
       </w:r>
-      <w:hyperlink r:id="rId105">
+      <w:hyperlink r:id="rId123">
         <w:r>
           <w:rPr>
             <w:rStyle w:val="Hyperlink"/>
@@ -3292,23 +3879,14 @@
         </w:r>
       </w:hyperlink>
     </w:p>
-    <w:bookmarkEnd w:id="106"/>
-    <w:bookmarkStart w:id="108" w:name="ref-williams2025"/>
+    <w:bookmarkEnd w:id="124"/>
+    <w:bookmarkStart w:id="126" w:name="ref-wanggat2023"/>
     <w:p>
       <w:pPr>
         <w:pStyle w:val="Bibliography"/>
       </w:pPr>
       <w:r>
-        <w:t xml:space="preserve">Williams, J. H., Vu, H. N., Paulik, R., Zorn, C., &amp; Wotherspoon, L. (2025).</w:t>
-      </w:r>
-      <w:r>
-        <w:t xml:space="preserve"> </w:t>
-      </w:r>
-      <w:r>
-        <w:t xml:space="preserve">Expert-Derived Flood Damage Curves for Critical Infrastructure Network Components</w:t>
-      </w:r>
-      <w:r>
-        <w:t xml:space="preserve">.</w:t>
+        <w:t xml:space="preserve">Wang, Z., Lyu, H., &amp; Zhang, C. (2023). Pluvial flood susceptibility mapping for data-scarce urban areas using graph attention network and basic flood conditioning factors.</w:t>
       </w:r>
       <w:r>
         <w:t xml:space="preserve"> </w:t>
@@ -3318,7 +3896,7 @@
           <w:i/>
           <w:iCs/>
         </w:rPr>
-        <w:t xml:space="preserve">Journal of Flood Risk Management</w:t>
+        <w:t xml:space="preserve">Geocarto International</w:t>
       </w:r>
       <w:r>
         <w:t xml:space="preserve">,</w:t>
@@ -3331,6 +3909,62 @@
           <w:i/>
           <w:iCs/>
         </w:rPr>
+        <w:t xml:space="preserve">38</w:t>
+      </w:r>
+      <w:r>
+        <w:t xml:space="preserve">, 2275692.</w:t>
+      </w:r>
+      <w:r>
+        <w:t xml:space="preserve"> </w:t>
+      </w:r>
+      <w:hyperlink r:id="rId125">
+        <w:r>
+          <w:rPr>
+            <w:rStyle w:val="Hyperlink"/>
+          </w:rPr>
+          <w:t xml:space="preserve">https://doi.org/10.1080/10106049.2023.2275692</w:t>
+        </w:r>
+      </w:hyperlink>
+    </w:p>
+    <w:bookmarkEnd w:id="126"/>
+    <w:bookmarkStart w:id="128" w:name="ref-williams2025"/>
+    <w:p>
+      <w:pPr>
+        <w:pStyle w:val="Bibliography"/>
+      </w:pPr>
+      <w:r>
+        <w:t xml:space="preserve">Williams, J. H., Vu, H. N., Paulik, R., Zorn, C., &amp; Wotherspoon, L. (2025).</w:t>
+      </w:r>
+      <w:r>
+        <w:t xml:space="preserve"> </w:t>
+      </w:r>
+      <w:r>
+        <w:t xml:space="preserve">Expert-Derived Flood Damage Curves for Critical Infrastructure Network Components</w:t>
+      </w:r>
+      <w:r>
+        <w:t xml:space="preserve">.</w:t>
+      </w:r>
+      <w:r>
+        <w:t xml:space="preserve"> </w:t>
+      </w:r>
+      <w:r>
+        <w:rPr>
+          <w:i/>
+          <w:iCs/>
+        </w:rPr>
+        <w:t xml:space="preserve">Journal of Flood Risk Management</w:t>
+      </w:r>
+      <w:r>
+        <w:t xml:space="preserve">,</w:t>
+      </w:r>
+      <w:r>
+        <w:t xml:space="preserve"> </w:t>
+      </w:r>
+      <w:r>
+        <w:rPr>
+          <w:i/>
+          <w:iCs/>
+        </w:rPr>
         <w:t xml:space="preserve">18</w:t>
       </w:r>
       <w:r>
@@ -3339,7 +3973,7 @@
       <w:r>
         <w:t xml:space="preserve"> </w:t>
       </w:r>
-      <w:hyperlink r:id="rId107">
+      <w:hyperlink r:id="rId127">
         <w:r>
           <w:rPr>
             <w:rStyle w:val="Hyperlink"/>
@@ -3348,8 +3982,8 @@
         </w:r>
       </w:hyperlink>
     </w:p>
-    <w:bookmarkEnd w:id="108"/>
-    <w:bookmarkStart w:id="110" w:name="ref-zadrozny2002"/>
+    <w:bookmarkEnd w:id="128"/>
+    <w:bookmarkStart w:id="130" w:name="ref-zadrozny2002"/>
     <w:p>
       <w:pPr>
         <w:pStyle w:val="Bibliography"/>
@@ -3382,7 +4016,7 @@
       <w:r>
         <w:t xml:space="preserve"> </w:t>
       </w:r>
-      <w:hyperlink r:id="rId109">
+      <w:hyperlink r:id="rId129">
         <w:r>
           <w:rPr>
             <w:rStyle w:val="Hyperlink"/>
@@ -3391,8 +4025,8 @@
         </w:r>
       </w:hyperlink>
     </w:p>
-    <w:bookmarkEnd w:id="110"/>
-    <w:bookmarkStart w:id="112" w:name="ref-zzaman2021"/>
+    <w:bookmarkEnd w:id="130"/>
+    <w:bookmarkStart w:id="132" w:name="ref-zzaman2021"/>
     <w:p>
       <w:pPr>
         <w:pStyle w:val="Bibliography"/>
@@ -3438,7 +4072,7 @@
       <w:r>
         <w:t xml:space="preserve"> </w:t>
       </w:r>
-      <w:hyperlink r:id="rId111">
+      <w:hyperlink r:id="rId131">
         <w:r>
           <w:rPr>
             <w:rStyle w:val="Hyperlink"/>
@@ -3447,10 +4081,10 @@
         </w:r>
       </w:hyperlink>
     </w:p>
-    <w:bookmarkEnd w:id="112"/>
-    <w:bookmarkEnd w:id="113"/>
-    <w:bookmarkEnd w:id="114"/>
-    <w:bookmarkStart w:id="122" w:name="tables"/>
+    <w:bookmarkEnd w:id="132"/>
+    <w:bookmarkEnd w:id="133"/>
+    <w:bookmarkEnd w:id="134"/>
+    <w:bookmarkStart w:id="142" w:name="tables"/>
     <w:p>
       <w:pPr>
         <w:pStyle w:val="Heading1"/>
@@ -3459,13 +4093,22 @@
         <w:t xml:space="preserve">Tables</w:t>
       </w:r>
     </w:p>
-    <w:bookmarkStart w:id="115" w:name="tab:litflood"/>
+    <w:bookmarkStart w:id="135" w:name="tab:litflood"/>
     <w:p>
       <w:pPr>
         <w:pStyle w:val="TableCaption"/>
       </w:pPr>
       <w:r>
-        <w:t xml:space="preserve">Table 1. Flood susceptibility studies in Bangladesh compared with this system. Every study was read in full, and where a figure is given for training and validation separately the validation figure is shown. This system’s figures are means over 20 assignments of spatially held-out blocks, scored against observed floods, so the columns are not directly comparable, for the reasons given in the text.</w:t>
+        <w:t xml:space="preserve">Table 1. Flood susceptibility studies in Bangladesh compared with this system. Every study was read in full except</w:t>
+      </w:r>
+      <w:r>
+        <w:t xml:space="preserve"> </w:t>
+      </w:r>
+      <w:r>
+        <w:t xml:space="preserve">Swarup &amp; Nury (2026)</w:t>
+      </w:r>
+      <w:r>
+        <w:t xml:space="preserve">, whose entries come from its abstract, and where a figure is given for training and validation separately the validation figure is shown. This system’s figures are means over 20 assignments of spatially held-out blocks, scored against observed floods, so the columns are not directly comparable, for the reasons given in the text.</w:t>
       </w:r>
     </w:p>
     <w:tbl>
@@ -3473,7 +4116,7 @@
         <w:tblStyle w:val="Table"/>
         <w:tblW w:type="auto" w:w="0"/>
         <w:tblLook w:firstRow="1" w:lastRow="0" w:firstColumn="0" w:lastColumn="0" w:noHBand="0" w:noVBand="0" w:val="0020"/>
-        <w:tblCaption w:val="Table 1. Flood susceptibility studies in Bangladesh compared with this system. Every study was read in full, and where a figure is given for training and validation separately the validation figure is shown. This system’s figures are means over 20 assignments of spatially held-out blocks, scored against observed floods, so the columns are not directly comparable, for the reasons given in the text."/>
+        <w:tblCaption w:val="Table 1. Flood susceptibility studies in Bangladesh compared with this system. Every study was read in full except Swarup &amp; Nury (2026), whose entries come from its abstract, and where a figure is given for training and validation separately the validation figure is shown. This system’s figures are means over 20 assignments of spatially held-out blocks, scored against observed floods, so the columns are not directly comparable, for the reasons given in the text."/>
       </w:tblPr>
       <w:tblGrid>
         <w:gridCol w:w="1584"/>
@@ -3804,6 +4447,68 @@
               <w:jc w:val="left"/>
             </w:pPr>
             <w:r>
+              <w:t xml:space="preserve">Swarup &amp; Nury (2026)</w:t>
+            </w:r>
+          </w:p>
+        </w:tc>
+        <w:tc>
+          <w:tcPr/>
+          <w:p>
+            <w:pPr>
+              <w:pStyle w:val="Compact"/>
+              <w:jc w:val="left"/>
+            </w:pPr>
+            <w:r>
+              <w:t xml:space="preserve">Sylhet division</w:t>
+            </w:r>
+          </w:p>
+        </w:tc>
+        <w:tc>
+          <w:tcPr/>
+          <w:p>
+            <w:pPr>
+              <w:pStyle w:val="Compact"/>
+              <w:jc w:val="left"/>
+            </w:pPr>
+            <w:r>
+              <w:t xml:space="preserve">AHP, 19 indicators</w:t>
+            </w:r>
+          </w:p>
+        </w:tc>
+        <w:tc>
+          <w:tcPr/>
+          <w:p>
+            <w:pPr>
+              <w:pStyle w:val="Compact"/>
+              <w:jc w:val="left"/>
+            </w:pPr>
+            <w:r>
+              <w:t xml:space="preserve">independent flood inventories of June 2022 and June 2024, no training data</w:t>
+            </w:r>
+          </w:p>
+        </w:tc>
+        <w:tc>
+          <w:tcPr/>
+          <w:p>
+            <w:pPr>
+              <w:pStyle w:val="Compact"/>
+              <w:jc w:val="left"/>
+            </w:pPr>
+            <w:r>
+              <w:t xml:space="preserve">AUC 0.836 (2022), 0.794 (2024)</w:t>
+            </w:r>
+          </w:p>
+        </w:tc>
+      </w:tr>
+      <w:tr>
+        <w:tc>
+          <w:tcPr/>
+          <w:p>
+            <w:pPr>
+              <w:pStyle w:val="Compact"/>
+              <w:jc w:val="left"/>
+            </w:pPr>
+            <w:r>
               <w:t xml:space="preserve">Adnan et al. (2023)</w:t>
             </w:r>
           </w:p>
@@ -4058,8 +4763,8 @@
         </w:tc>
       </w:tr>
     </w:tbl>
-    <w:bookmarkEnd w:id="115"/>
-    <w:bookmarkStart w:id="116" w:name="tab:regions"/>
+    <w:bookmarkEnd w:id="135"/>
+    <w:bookmarkStart w:id="136" w:name="tab:regions"/>
     <w:p>
       <w:pPr>
         <w:pStyle w:val="TableCaption"/>
@@ -4294,8 +4999,8 @@
         </w:tc>
       </w:tr>
     </w:tbl>
-    <w:bookmarkEnd w:id="116"/>
-    <w:bookmarkStart w:id="117" w:name="tab:data"/>
+    <w:bookmarkEnd w:id="136"/>
+    <w:bookmarkStart w:id="137" w:name="tab:data"/>
     <w:p>
       <w:pPr>
         <w:pStyle w:val="TableCaption"/>
@@ -4671,8 +5376,8 @@
         </w:tc>
       </w:tr>
     </w:tbl>
-    <w:bookmarkEnd w:id="117"/>
-    <w:bookmarkStart w:id="118" w:name="tab:events"/>
+    <w:bookmarkEnd w:id="137"/>
+    <w:bookmarkStart w:id="138" w:name="tab:events"/>
     <w:p>
       <w:pPr>
         <w:pStyle w:val="TableCaption"/>
@@ -5189,8 +5894,8 @@
         </w:tc>
       </w:tr>
     </w:tbl>
-    <w:bookmarkEnd w:id="118"/>
-    <w:bookmarkStart w:id="119" w:name="tab:validation"/>
+    <w:bookmarkEnd w:id="138"/>
+    <w:bookmarkStart w:id="139" w:name="tab:validation"/>
     <w:p>
       <w:pPr>
         <w:pStyle w:val="TableCaption"/>
@@ -5563,8 +6268,8 @@
         </w:tc>
       </w:tr>
     </w:tbl>
-    <w:bookmarkEnd w:id="119"/>
-    <w:bookmarkStart w:id="120" w:name="tab:temporal"/>
+    <w:bookmarkEnd w:id="139"/>
+    <w:bookmarkStart w:id="140" w:name="tab:temporal"/>
     <w:p>
       <w:pPr>
         <w:pStyle w:val="TableCaption"/>
@@ -6009,8 +6714,8 @@
         </w:tc>
       </w:tr>
     </w:tbl>
-    <w:bookmarkEnd w:id="120"/>
-    <w:bookmarkStart w:id="121" w:name="tab:benchmark"/>
+    <w:bookmarkEnd w:id="140"/>
+    <w:bookmarkStart w:id="141" w:name="tab:benchmark"/>
     <w:p>
       <w:pPr>
         <w:pStyle w:val="TableCaption"/>
@@ -6658,9 +7363,9 @@
         </w:tc>
       </w:tr>
     </w:tbl>
-    <w:bookmarkEnd w:id="121"/>
-    <w:bookmarkEnd w:id="122"/>
-    <w:bookmarkStart w:id="123" w:name="figure-legends"/>
+    <w:bookmarkEnd w:id="141"/>
+    <w:bookmarkEnd w:id="142"/>
+    <w:bookmarkStart w:id="143" w:name="figure-legends"/>
     <w:p>
       <w:pPr>
         <w:pStyle w:val="Heading1"/>
@@ -6809,7 +7514,7 @@
         <w:t xml:space="preserve">Loss in AUC on the held-out test blocks when each feature is shuffled across the test assets, as mean and standard deviation over 20 block assignments, for the default gradient-boosted model. The AUC in each title is the mean before shuffling.</w:t>
       </w:r>
     </w:p>
-    <w:bookmarkEnd w:id="123"/>
+    <w:bookmarkEnd w:id="143"/>
     <w:sectPr>
       <w:footnotePr>
         <w:numRestart w:val="eachSect"/>

--- a/docs/paper/submission/manuscript.docx
+++ b/docs/paper/submission/manuscript.docx
@@ -97,7 +97,7 @@
         <w:pStyle w:val="BodyText"/>
       </w:pPr>
       <w:r>
-        <w:t xml:space="preserve">Both choices can now be made differently. Sentinel-1 radar sees through monsoon cloud and has been processed into flood maps with overall accuracies above 94 %</w:t>
+        <w:t xml:space="preserve">Both choices can now be made differently, because Sentinel-1 radar sees through monsoon cloud and has been processed into flood maps with overall accuracies above 94 %</w:t>
       </w:r>
       <w:r>
         <w:t xml:space="preserve"> </w:t>
@@ -288,7 +288,7 @@
         <w:pStyle w:val="FirstParagraph"/>
       </w:pPr>
       <w:r>
-        <w:t xml:space="preserve">Radar offers training labels that cover every pixel. Sentinel-1 flood maps have reached overall accuracies of 94.0–96.1 %</w:t>
+        <w:t xml:space="preserve">Radar offers training labels that cover every pixel, and Sentinel-1 flood maps have reached overall accuracies of 94.0–96.1 %</w:t>
       </w:r>
       <w:r>
         <w:t xml:space="preserve"> </w:t>
@@ -309,7 +309,7 @@
         <w:t xml:space="preserve">(Uddin et al., 2019)</w:t>
       </w:r>
       <w:r>
-        <w:t xml:space="preserve">, and daily MODIS imagery has mapped 913 large floods worldwide</w:t>
+        <w:t xml:space="preserve">. Daily MODIS imagery has mapped 913 large floods worldwide</w:t>
       </w:r>
       <w:r>
         <w:t xml:space="preserve"> </w:t>
@@ -633,7 +633,7 @@
         <w:pStyle w:val="FirstParagraph"/>
       </w:pPr>
       <w:r>
-        <w:t xml:space="preserve">Three regions with contrasting flood regimes are studied, riverine flooding in Rangpur and Rajshahi, flash flooding in the Sylhet haor basin and cyclone surge on the south-west coast (Fig. 1a, Table 2), and they share one set of model settings so that results stay comparable. The regions differ in how water arrives. Rangpur and Rajshahi, in the north-west, lie on the floodplains of the Teesta and the Brahmaputra–Jamuna, where monsoon rivers rise above their danger levels and stay there for days to weeks, and all five mapped floods fell between late June and October (Table 4). The Sylhet region holds the haor basin, a low bowl of seasonal wetlands fed by rivers from the hills to the north and east, where flash floods rise quickly and can arrive before the monsoon, as in April 2017, when they struck before the rice harvest. The south-west coast is a delta of tidal channels and polders, embanked islands of farmland, where flooding follows the landfall of a cyclone and the overtopping or breach of embankments rather than the stage of a river. The regions hold 23,016, 13,374 and 29,545 mapped assets, across parts of 21, 10 and 16 districts. Every dataset the pipeline ingests is openly licensed (Table 3). Administrative boundaries come from geoBoundaries, which unlike GADM may be redistributed and carries the union level for Bangladesh. OpenStreetMap coverage is uneven, so an area with few mapped assets shows low exposure whether or not much stands there, and WorldPop’s constrained product carries population only where buildings were detected in imagery.</w:t>
+        <w:t xml:space="preserve">Three regions with contrasting flood regimes are studied, riverine flooding in Rangpur and Rajshahi, flash flooding in the Sylhet haor basin and cyclone surge on the south-west coast (Fig. 1a, Table 2), and they share one set of model settings so that results stay comparable. Rangpur and Rajshahi, in the north-west, lie on the floodplains of the Teesta and the Brahmaputra–Jamuna, where monsoon rivers rise above their danger levels and stay there for days to weeks, and all five mapped floods fell between late June and October (Table 4). The Sylhet region holds the haor basin, a low bowl of seasonal wetlands fed by rivers from the hills to the north and east, where flash floods rise quickly and can arrive before the monsoon, as in April 2017, when they struck before the rice harvest. The south-west coast is a delta of tidal channels and polders, embanked islands of farmland, where flooding follows the landfall of a cyclone and the overtopping or breach of embankments rather than the stage of a river. The regions hold 23,016, 13,374 and 29,545 mapped assets, across parts of 21, 10 and 16 districts. Every dataset the pipeline ingests is openly licensed (Table 3). Administrative boundaries come from geoBoundaries, which unlike GADM may be redistributed and carries the union level for Bangladesh. OpenStreetMap coverage is uneven, so an area with few mapped assets shows low exposure whether or not much stands there, and WorldPop’s constrained product carries population only where buildings were detected in imagery.</w:t>
       </w:r>
     </w:p>
     <w:bookmarkEnd w:id="16"/>
@@ -908,7 +908,7 @@
         <w:pStyle w:val="FirstParagraph"/>
       </w:pPr>
       <w:r>
-        <w:t xml:space="preserve">Two hazard surfaces cover the grid. The first interpolates the asset scores by ordinary Kriging, which can add little between assets where the scores lack spatial structure, and the fitted variograms leave 0.307 of the sill unexplained at zero distance in Rangpur and Rajshahi and 0.742 in Sylhet. The second, the default, is a class-weighted logistic regression on each cell’s own elevation, slope, TWI, HAND and flow accumulation, trained at the assets on the observed labels and blocks and evaluated at every 30 m cell. It leaves out the access distances, which describe exposure rather than the likelihood of flooding, and so follows individual channels and levees where the Kriged surface varies over tens of kilometres (Supporting Information, Fig. S1).</w:t>
+        <w:t xml:space="preserve">Of the two hazard surfaces that cover the grid, the first interpolates the asset scores by ordinary Kriging, which can add little between assets where the scores lack spatial structure. Its fitted variograms leave 0.307 of the sill unexplained at zero distance in Rangpur and Rajshahi and 0.742 in Sylhet. The second, the default, is a class-weighted logistic regression on each cell’s own elevation, slope, TWI, HAND and flow accumulation, trained at the assets on the observed labels and blocks and evaluated at every 30 m cell. It leaves out the access distances, which describe exposure rather than the likelihood of flooding, and so follows individual channels and levees where the Kriged surface varies over tens of kilometres (Supporting Information, Fig. S1).</w:t>
       </w:r>
     </w:p>
     <w:bookmarkEnd w:id="21"/>
@@ -1464,7 +1464,7 @@
         <w:pStyle w:val="FirstParagraph"/>
       </w:pPr>
       <w:r>
-        <w:t xml:space="preserve">The label source decides what a published accuracy figure measures. Terrain-threshold labels cost the model 0.101, 0.087 and 0.080 in AUC on held-out blocks. Against later floods that neither label source had seen they still cost 0.069, 0.024 and 0.071, so in Rangpur and Rajshahi and on the coast the advantage of radar labels does not depend on the test sharing their definition, while in Sylhet most of it did. The indices those labels are built on, TWI and HAND, add almost nothing to the model once elevation is known, and a model scored against labels derived from its own inputs measures its recovery of the labelling rule rather than its skill at locating floods. The mean AUCs here, 0.817 and 0.857 in the riverine regions, sit at or below the best-model AUCs of 0.87 to 0.98 in Table 1. The comparison is only indicative, since those studies split their points at random while every figure here comes from 10 km blocks the model never saw, and wider blocks lower these figures a little further (Section 5.5). Blocking has its own critics</w:t>
+        <w:t xml:space="preserve">The label source decides what a published accuracy figure measures, since terrain-threshold labels cost the model 0.101, 0.087 and 0.080 in AUC on held-out blocks. Against later floods that neither label source had seen they still cost 0.069, 0.024 and 0.071, so in Rangpur and Rajshahi and on the coast the advantage of radar labels does not depend on the test sharing their definition, while in Sylhet most of it did. The indices those labels are built on, TWI and HAND, add almost nothing to the model once elevation is known, and a model scored against labels derived from its own inputs measures its recovery of the labelling rule rather than its skill at locating floods. The mean AUCs here, 0.817 and 0.857 in the riverine regions, sit at or below the best-model AUCs of 0.87 to 0.98 in Table 1. The comparison is only indicative, since those studies split their points at random while every figure here comes from 10 km blocks the model never saw, and wider blocks lower these figures a little further (Section 5.5). Blocking has its own critics</w:t>
       </w:r>
       <w:r>
         <w:t xml:space="preserve"> </w:t>
@@ -1536,7 +1536,7 @@
         <w:pStyle w:val="FirstParagraph"/>
       </w:pPr>
       <w:r>
-        <w:t xml:space="preserve">The results bear on flood risk management in three ways. First, where Sentinel-1 has observed several floods, the record of where water has already stood was at least as good a guide to the next riverine flood as a terrain model alone, and in Rangpur and Rajshahi a better one. It costs little to compute, so agencies such as the Bangladesh Water Development Board and the Flood Forecasting and Warning Centre could publish it as a planning layer beside any susceptibility map. The terrain model adds most where the record is silent, on ground no mapped flood has reached and possibly on a coast where each surge strikes new ground, although the coastal lead did not survive wider blocks. Second, a susceptibility map used to site shelters, embankments or schools should be judged on held-out areas and later floods rather than on random splits, since the accuracy a random split reports overstates how far the map can be trusted in places it has not seen. Third, the composite risk classes rank unions within a region and must be read with their gaps, because a union without mapped assets carries no score rather than a low one. The best tabular models tested here were almost indistinguishable in AUC, so better OpenStreetMap coverage of rural unions would probably improve the map more than a new model would. Infrastructure also fails in networks, and the disruption of services beyond a flooded asset, which asset-level exposure omits, needs network modelling of the kind developed for Accra</w:t>
+        <w:t xml:space="preserve">First, where Sentinel-1 has observed several floods, the record of where water has already stood was at least as good a guide to the next riverine flood as a terrain model alone, and in Rangpur and Rajshahi a better one. It costs little to compute, so agencies such as the Bangladesh Water Development Board and the Flood Forecasting and Warning Centre could publish it as a planning layer beside any susceptibility map. The terrain model adds most where the record is silent, on ground no mapped flood has reached and possibly on a coast where each surge strikes new ground, although the coastal lead did not survive wider blocks. Second, a susceptibility map used to site shelters, embankments or schools should be judged on held-out areas and later floods rather than on random splits, since the accuracy a random split reports overstates how far the map can be trusted in places it has not seen. Third, the composite risk classes rank unions within a region and must be read with their gaps, because a union without mapped assets carries no score rather than a low one. The best tabular models tested here were almost indistinguishable in AUC, so better OpenStreetMap coverage of rural unions would probably improve the map more than a new model would. Infrastructure also fails in networks, and the disruption of services beyond a flooded asset, which asset-level exposure omits, needs network modelling of the kind developed for Accra</w:t>
       </w:r>
       <w:r>
         <w:t xml:space="preserve"> </w:t>
@@ -1572,7 +1572,7 @@
         <w:pStyle w:val="FirstParagraph"/>
       </w:pPr>
       <w:r>
-        <w:t xml:space="preserve">The coast is the clearest limit. Both hazard surfaces are weak there, the terrain surface reaching 0.610 on held-out ground, because surge flooding follows embankments, tidal channels and landfall position, which the pipeline does not yet ingest, so the coastal composite is not a map of surge exposure. Exposure depends on OpenStreetMap, whose rural completeness is unmeasured, and composite risk is defined only where assets are mapped, 12.5 % of grid cells in Rangpur and Rajshahi, while vulnerability omits income, housing and age structure, dimensions that a household survey in flood-prone Sunamganj found to matter</w:t>
+        <w:t xml:space="preserve">The coast is the clearest limit, since both hazard surfaces are weak there, the terrain surface reaching 0.610 on held-out ground, because surge flooding follows embankments, tidal channels and landfall position, which the pipeline does not yet ingest. The coastal composite is therefore not a map of surge exposure. Exposure depends on OpenStreetMap, whose rural completeness is unmeasured, and composite risk is defined only where assets are mapped, 12.5 % of grid cells in Rangpur and Rajshahi, while vulnerability omits income, housing and age structure, dimensions that a household survey in flood-prone Sunamganj found to matter</w:t>
       </w:r>
       <w:r>
         <w:t xml:space="preserve"> </w:t>

--- a/docs/paper/submission/manuscript.docx
+++ b/docs/paper/submission/manuscript.docx
@@ -7516,9 +7516,11 @@
     </w:p>
     <w:bookmarkEnd w:id="143"/>
     <w:sectPr>
+      <w:footerReference w:type="default" r:id="rId9"/>
       <w:footnotePr>
         <w:numRestart w:val="eachSect"/>
       </w:footnotePr>
+      <w:lnNumType w:countBy="1" w:restart="continuous"/>
     </w:sectPr>
   </w:body>
 </w:document>
@@ -7526,6 +7528,23 @@
 
 <file path=word/comments.xml><?xml version="1.0" encoding="utf-8"?>
 <w:comments xmlns:w="http://schemas.openxmlformats.org/wordprocessingml/2006/main" xmlns:m="http://schemas.openxmlformats.org/officeDocument/2006/math" xmlns:r="http://schemas.openxmlformats.org/officeDocument/2006/relationships" xmlns:o="urn:schemas-microsoft-com:office:office" xmlns:v="urn:schemas-microsoft-com:vml" xmlns:w10="urn:schemas-microsoft-com:office:word" xmlns:a="http://schemas.openxmlformats.org/drawingml/2006/main" xmlns:pic="http://schemas.openxmlformats.org/drawingml/2006/picture" xmlns:wp="http://schemas.openxmlformats.org/drawingml/2006/wordprocessingDrawing"/>
+</file>
+
+<file path=word/footer1.xml><?xml version="1.0" encoding="utf-8"?>
+<w:ftr xmlns:m="http://schemas.openxmlformats.org/officeDocument/2006/math" xmlns:mc="http://schemas.openxmlformats.org/markup-compatibility/2006" xmlns:mo="http://schemas.microsoft.com/office/mac/office/2008/main" xmlns:mv="urn:schemas-microsoft-com:mac:vml" xmlns:o="urn:schemas-microsoft-com:office:office" xmlns:r="http://schemas.openxmlformats.org/officeDocument/2006/relationships" xmlns:v="urn:schemas-microsoft-com:vml" xmlns:w10="urn:schemas-microsoft-com:office:word" xmlns:w14="http://schemas.microsoft.com/office/word/2010/wordml" xmlns:w="http://schemas.openxmlformats.org/wordprocessingml/2006/main" xmlns:wne="http://schemas.microsoft.com/office/word/2006/wordml" xmlns:wp14="http://schemas.microsoft.com/office/word/2010/wordprocessingDrawing" xmlns:wp="http://schemas.openxmlformats.org/drawingml/2006/wordprocessingDrawing" xmlns:wpc="http://schemas.microsoft.com/office/word/2010/wordprocessingCanvas" xmlns:wpg="http://schemas.microsoft.com/office/word/2010/wordprocessingGroup" xmlns:wpi="http://schemas.microsoft.com/office/word/2010/wordprocessingInk" xmlns:wps="http://schemas.microsoft.com/office/word/2010/wordprocessingShape" mc:Ignorable="w14 wp14">
+  <w:p>
+    <w:pPr>
+      <w:pStyle w:val="Footer"/>
+      <w:jc w:val="center"/>
+      <w:suppressLineNumbers/>
+    </w:pPr>
+    <w:r>
+      <w:fldChar w:fldCharType="begin"/>
+      <w:instrText xml:space="preserve">PAGE</w:instrText>
+      <w:fldChar w:fldCharType="end"/>
+    </w:r>
+  </w:p>
+</w:ftr>
 </file>
 
 <file path=word/footnotes.xml><?xml version="1.0" encoding="utf-8"?>
@@ -7652,6 +7671,9 @@
   <w:style w:default="1" w:styleId="Normal" w:type="paragraph">
     <w:name w:val="Normal"/>
     <w:qFormat/>
+    <w:pPr>
+      <w:spacing w:line="480" w:lineRule="auto"/>
+    </w:pPr>
   </w:style>
   <w:style w:styleId="BodyText" w:type="paragraph">
     <w:name w:val="Body Text"/>
@@ -7659,7 +7681,7 @@
     <w:link w:val="BodyTextChar"/>
     <w:qFormat/>
     <w:pPr>
-      <w:spacing w:after="180" w:before="180"/>
+      <w:spacing w:after="180" w:before="180" w:line="480" w:lineRule="auto"/>
     </w:pPr>
   </w:style>
   <w:style w:customStyle="1" w:styleId="FirstParagraph" w:type="paragraph">
@@ -7667,13 +7689,16 @@
     <w:basedOn w:val="BodyText"/>
     <w:next w:val="BodyText"/>
     <w:qFormat/>
+    <w:pPr>
+      <w:spacing w:line="480" w:lineRule="auto"/>
+    </w:pPr>
   </w:style>
   <w:style w:customStyle="1" w:styleId="Compact" w:type="paragraph">
     <w:name w:val="Compact"/>
     <w:basedOn w:val="BodyText"/>
     <w:qFormat/>
     <w:pPr>
-      <w:spacing w:after="36" w:before="36"/>
+      <w:spacing w:after="36" w:before="36" w:line="480" w:lineRule="auto"/>
     </w:pPr>
   </w:style>
   <w:style w:styleId="Title" w:type="paragraph">
@@ -7806,7 +7831,9 @@
     <w:basedOn w:val="Normal"/>
     <w:next w:val="Bibliography"/>
     <w:qFormat/>
-    <w:pPr/>
+    <w:pPr>
+      <w:spacing w:line="480" w:lineRule="auto"/>
+    </w:pPr>
     <w:rPr/>
   </w:style>
   <w:style w:styleId="Heading1" w:type="paragraph">

--- a/docs/paper/submission/manuscript.docx
+++ b/docs/paper/submission/manuscript.docx
@@ -201,7 +201,16 @@
         <w:t xml:space="preserve">(Adnan et al., 2023)</w:t>
       </w:r>
       <w:r>
-        <w:t xml:space="preserve">, but every study whose split could be read divided its points at random, and none holds out whole areas. The inventories also differ in kind, from points identified by field survey and local residents</w:t>
+        <w:t xml:space="preserve">, but every study whose split could be read divided its points at random except one, which held out five regions within the 2024 Feni flash flood and found that random splits raised AUC by 0.06–0.09</w:t>
+      </w:r>
+      <w:r>
+        <w:t xml:space="preserve"> </w:t>
+      </w:r>
+      <w:r>
+        <w:t xml:space="preserve">(Diptho et al., 2026)</w:t>
+      </w:r>
+      <w:r>
+        <w:t xml:space="preserve">. The inventories also differ in kind, from points identified by field survey and local residents</w:t>
       </w:r>
       <w:r>
         <w:t xml:space="preserve"> </w:t>
@@ -231,7 +240,7 @@
         <w:t xml:space="preserve"> </w:t>
       </w:r>
       <w:r>
-        <w:t xml:space="preserve">(Adnan et al., 2023; R. Islam &amp; Chowdhury, 2024)</w:t>
+        <w:t xml:space="preserve">(Adnan et al., 2023; Diptho et al., 2026; R. Islam &amp; Chowdhury, 2024)</w:t>
       </w:r>
       <w:r>
         <w:t xml:space="preserve">, so the same accuracy figure can measure agreement with quite different things. Two studies compared the maps their models produced, and those comparisons are the more instructive. On the south-west coast four models each classified roughly 60 % of the land as flood-prone, yet their pixel-wise correlations ranged from 0.62 to 0.91</w:t>
@@ -479,7 +488,19 @@
         <w:t xml:space="preserve">(Niculescu-Mizil &amp; Caruana, 2005; Zadrozny &amp; Elkan, 2002)</w:t>
       </w:r>
       <w:r>
-        <w:t xml:space="preserve">, and none of the Bangladesh studies read in full reports calibrated probabilities.</w:t>
+        <w:t xml:space="preserve">, and among the Bangladesh studies only</w:t>
+      </w:r>
+      <w:r>
+        <w:t xml:space="preserve"> </w:t>
+      </w:r>
+      <w:r>
+        <w:t xml:space="preserve">Diptho et al. (2026)</w:t>
+      </w:r>
+      <w:r>
+        <w:t xml:space="preserve"> </w:t>
+      </w:r>
+      <w:r>
+        <w:t xml:space="preserve">calibrated its scores, within a single flood event.</w:t>
       </w:r>
     </w:p>
     <w:bookmarkEnd w:id="13"/>
@@ -1464,7 +1485,7 @@
         <w:pStyle w:val="FirstParagraph"/>
       </w:pPr>
       <w:r>
-        <w:t xml:space="preserve">The label source decides what a published accuracy figure measures, since terrain-threshold labels cost the model 0.101, 0.087 and 0.080 in AUC on held-out blocks. Against later floods that neither label source had seen they still cost 0.069, 0.024 and 0.071, so in Rangpur and Rajshahi and on the coast the advantage of radar labels does not depend on the test sharing their definition, while in Sylhet most of it did. The indices those labels are built on, TWI and HAND, add almost nothing to the model once elevation is known, and a model scored against labels derived from its own inputs measures its recovery of the labelling rule rather than its skill at locating floods. The mean AUCs here, 0.817 and 0.857 in the riverine regions, sit at or below the best-model AUCs of 0.87 to 0.98 in Table 1. The comparison is only indicative, since those studies split their points at random while every figure here comes from 10 km blocks the model never saw, and wider blocks lower these figures a little further (Section 5.5). Blocking has its own critics</w:t>
+        <w:t xml:space="preserve">The label source decides what a published accuracy figure measures, since terrain-threshold labels cost the model 0.101, 0.087 and 0.080 in AUC on held-out blocks. Against later floods that neither label source had seen they still cost 0.069, 0.024 and 0.071, so in Rangpur and Rajshahi and on the coast the advantage of radar labels does not depend on the test sharing their definition, while in Sylhet most of it did. The indices those labels are built on, TWI and HAND, add almost nothing to the model once elevation is known, and a model scored against labels derived from its own inputs measures its recovery of the labelling rule rather than its skill at locating floods. The mean AUCs here, 0.817 and 0.857 in the riverine regions, sit at or below the best-model AUCs of 0.87 to 0.98 in Table 1. The comparison is only indicative, since all but one of those studies split their points at random while every figure here comes from 10 km blocks the model never saw, and wider blocks lower these figures a little further (Section 5.5). Blocking has its own critics</w:t>
       </w:r>
       <w:r>
         <w:t xml:space="preserve"> </w:t>
@@ -1749,7 +1770,7 @@
       </w:r>
     </w:p>
     <w:bookmarkEnd w:id="44"/>
-    <w:bookmarkStart w:id="134" w:name="references"/>
+    <w:bookmarkStart w:id="136" w:name="references"/>
     <w:p>
       <w:pPr>
         <w:pStyle w:val="Heading1"/>
@@ -1758,7 +1779,7 @@
         <w:t xml:space="preserve">References</w:t>
       </w:r>
     </w:p>
-    <w:bookmarkStart w:id="133" w:name="refs"/>
+    <w:bookmarkStart w:id="135" w:name="refs"/>
     <w:bookmarkStart w:id="46" w:name="ref-adnan2023"/>
     <w:p>
       <w:pPr>
@@ -2086,13 +2107,25 @@
       </w:hyperlink>
     </w:p>
     <w:bookmarkEnd w:id="56"/>
-    <w:bookmarkStart w:id="58" w:name="ref-inform2017"/>
+    <w:bookmarkStart w:id="58" w:name="ref-diptho2026"/>
     <w:p>
       <w:pPr>
         <w:pStyle w:val="Bibliography"/>
       </w:pPr>
       <w:r>
-        <w:t xml:space="preserve">European Commission Joint Research Centre. (2017).</w:t>
+        <w:t xml:space="preserve">Diptho, R. A., Ghosh, P., &amp; Chowdhury, S. H. (2026). Physically consistent and spatially conformalized machine learning for trustworthy flood susceptibility mapping of the 2024</w:t>
+      </w:r>
+      <w:r>
+        <w:t xml:space="preserve"> </w:t>
+      </w:r>
+      <w:r>
+        <w:t xml:space="preserve">Feni</w:t>
+      </w:r>
+      <w:r>
+        <w:t xml:space="preserve"> </w:t>
+      </w:r>
+      <w:r>
+        <w:t xml:space="preserve">flash flood.</w:t>
       </w:r>
       <w:r>
         <w:t xml:space="preserve"> </w:t>
@@ -2102,6 +2135,53 @@
           <w:i/>
           <w:iCs/>
         </w:rPr>
+        <w:t xml:space="preserve">Discover Geoscience</w:t>
+      </w:r>
+      <w:r>
+        <w:t xml:space="preserve">,</w:t>
+      </w:r>
+      <w:r>
+        <w:t xml:space="preserve"> </w:t>
+      </w:r>
+      <w:r>
+        <w:rPr>
+          <w:i/>
+          <w:iCs/>
+        </w:rPr>
+        <w:t xml:space="preserve">4</w:t>
+      </w:r>
+      <w:r>
+        <w:t xml:space="preserve">, 390.</w:t>
+      </w:r>
+      <w:r>
+        <w:t xml:space="preserve"> </w:t>
+      </w:r>
+      <w:hyperlink r:id="rId57">
+        <w:r>
+          <w:rPr>
+            <w:rStyle w:val="Hyperlink"/>
+          </w:rPr>
+          <w:t xml:space="preserve">https://doi.org/10.1007/s44288-026-00759-0</w:t>
+        </w:r>
+      </w:hyperlink>
+    </w:p>
+    <w:bookmarkEnd w:id="58"/>
+    <w:bookmarkStart w:id="60" w:name="ref-inform2017"/>
+    <w:p>
+      <w:pPr>
+        <w:pStyle w:val="Bibliography"/>
+      </w:pPr>
+      <w:r>
+        <w:t xml:space="preserve">European Commission Joint Research Centre. (2017).</w:t>
+      </w:r>
+      <w:r>
+        <w:t xml:space="preserve"> </w:t>
+      </w:r>
+      <w:r>
+        <w:rPr>
+          <w:i/>
+          <w:iCs/>
+        </w:rPr>
         <w:t xml:space="preserve">Index for Risk Management – INFORM: Concept and Methodology, Version 2017</w:t>
       </w:r>
       <w:r>
@@ -2110,7 +2190,7 @@
       <w:r>
         <w:t xml:space="preserve"> </w:t>
       </w:r>
-      <w:hyperlink r:id="rId57">
+      <w:hyperlink r:id="rId59">
         <w:r>
           <w:rPr>
             <w:rStyle w:val="Hyperlink"/>
@@ -2119,8 +2199,8 @@
         </w:r>
       </w:hyperlink>
     </w:p>
-    <w:bookmarkEnd w:id="58"/>
-    <w:bookmarkStart w:id="60" w:name="ref-giezendanner2023"/>
+    <w:bookmarkEnd w:id="60"/>
+    <w:bookmarkStart w:id="62" w:name="ref-giezendanner2023"/>
     <w:p>
       <w:pPr>
         <w:pStyle w:val="Bibliography"/>
@@ -2156,7 +2236,7 @@
       <w:r>
         <w:t xml:space="preserve"> </w:t>
       </w:r>
-      <w:hyperlink r:id="rId59">
+      <w:hyperlink r:id="rId61">
         <w:r>
           <w:rPr>
             <w:rStyle w:val="Hyperlink"/>
@@ -2165,8 +2245,8 @@
         </w:r>
       </w:hyperlink>
     </w:p>
-    <w:bookmarkEnd w:id="60"/>
-    <w:bookmarkStart w:id="62" w:name="ref-guzzetti2006"/>
+    <w:bookmarkEnd w:id="62"/>
+    <w:bookmarkStart w:id="64" w:name="ref-guzzetti2006"/>
     <w:p>
       <w:pPr>
         <w:pStyle w:val="Bibliography"/>
@@ -2203,7 +2283,7 @@
       <w:r>
         <w:t xml:space="preserve"> </w:t>
       </w:r>
-      <w:hyperlink r:id="rId61">
+      <w:hyperlink r:id="rId63">
         <w:r>
           <w:rPr>
             <w:rStyle w:val="Hyperlink"/>
@@ -2212,8 +2292,8 @@
         </w:r>
       </w:hyperlink>
     </w:p>
-    <w:bookmarkEnd w:id="62"/>
-    <w:bookmarkStart w:id="64" w:name="ref-haghighi2022"/>
+    <w:bookmarkEnd w:id="64"/>
+    <w:bookmarkStart w:id="66" w:name="ref-haghighi2022"/>
     <w:p>
       <w:pPr>
         <w:pStyle w:val="Bibliography"/>
@@ -2262,7 +2342,7 @@
       <w:r>
         <w:t xml:space="preserve"> </w:t>
       </w:r>
-      <w:hyperlink r:id="rId63">
+      <w:hyperlink r:id="rId65">
         <w:r>
           <w:rPr>
             <w:rStyle w:val="Hyperlink"/>
@@ -2271,8 +2351,8 @@
         </w:r>
       </w:hyperlink>
     </w:p>
-    <w:bookmarkEnd w:id="64"/>
-    <w:bookmarkStart w:id="66" w:name="ref-hamilton2017"/>
+    <w:bookmarkEnd w:id="66"/>
+    <w:bookmarkStart w:id="68" w:name="ref-hamilton2017"/>
     <w:p>
       <w:pPr>
         <w:pStyle w:val="Bibliography"/>
@@ -2296,7 +2376,7 @@
       <w:r>
         <w:t xml:space="preserve"> </w:t>
       </w:r>
-      <w:hyperlink r:id="rId65">
+      <w:hyperlink r:id="rId67">
         <w:r>
           <w:rPr>
             <w:rStyle w:val="Hyperlink"/>
@@ -2305,8 +2385,8 @@
         </w:r>
       </w:hyperlink>
     </w:p>
-    <w:bookmarkEnd w:id="66"/>
-    <w:bookmarkStart w:id="68" w:name="ref-hawker2020"/>
+    <w:bookmarkEnd w:id="68"/>
+    <w:bookmarkStart w:id="70" w:name="ref-hawker2020"/>
     <w:p>
       <w:pPr>
         <w:pStyle w:val="Bibliography"/>
@@ -2343,7 +2423,7 @@
       <w:r>
         <w:t xml:space="preserve"> </w:t>
       </w:r>
-      <w:hyperlink r:id="rId67">
+      <w:hyperlink r:id="rId69">
         <w:r>
           <w:rPr>
             <w:rStyle w:val="Hyperlink"/>
@@ -2352,8 +2432,8 @@
         </w:r>
       </w:hyperlink>
     </w:p>
-    <w:bookmarkEnd w:id="68"/>
-    <w:bookmarkStart w:id="70" w:name="ref-hawker2022"/>
+    <w:bookmarkEnd w:id="70"/>
+    <w:bookmarkStart w:id="72" w:name="ref-hawker2022"/>
     <w:p>
       <w:pPr>
         <w:pStyle w:val="Bibliography"/>
@@ -2390,7 +2470,7 @@
       <w:r>
         <w:t xml:space="preserve"> </w:t>
       </w:r>
-      <w:hyperlink r:id="rId69">
+      <w:hyperlink r:id="rId71">
         <w:r>
           <w:rPr>
             <w:rStyle w:val="Hyperlink"/>
@@ -2399,8 +2479,8 @@
         </w:r>
       </w:hyperlink>
     </w:p>
-    <w:bookmarkEnd w:id="70"/>
-    <w:bookmarkStart w:id="72" w:name="ref-herfort2023"/>
+    <w:bookmarkEnd w:id="72"/>
+    <w:bookmarkStart w:id="74" w:name="ref-herfort2023"/>
     <w:p>
       <w:pPr>
         <w:pStyle w:val="Bibliography"/>
@@ -2446,7 +2526,7 @@
       <w:r>
         <w:t xml:space="preserve"> </w:t>
       </w:r>
-      <w:hyperlink r:id="rId71">
+      <w:hyperlink r:id="rId73">
         <w:r>
           <w:rPr>
             <w:rStyle w:val="Hyperlink"/>
@@ -2455,8 +2535,8 @@
         </w:r>
       </w:hyperlink>
     </w:p>
-    <w:bookmarkEnd w:id="72"/>
-    <w:bookmarkStart w:id="74" w:name="ref-islam2021"/>
+    <w:bookmarkEnd w:id="74"/>
+    <w:bookmarkStart w:id="76" w:name="ref-islam2021"/>
     <w:p>
       <w:pPr>
         <w:pStyle w:val="Bibliography"/>
@@ -2502,7 +2582,7 @@
       <w:r>
         <w:t xml:space="preserve"> </w:t>
       </w:r>
-      <w:hyperlink r:id="rId73">
+      <w:hyperlink r:id="rId75">
         <w:r>
           <w:rPr>
             <w:rStyle w:val="Hyperlink"/>
@@ -2511,8 +2591,8 @@
         </w:r>
       </w:hyperlink>
     </w:p>
-    <w:bookmarkEnd w:id="74"/>
-    <w:bookmarkStart w:id="76" w:name="ref-islamr2024"/>
+    <w:bookmarkEnd w:id="76"/>
+    <w:bookmarkStart w:id="78" w:name="ref-islamr2024"/>
     <w:p>
       <w:pPr>
         <w:pStyle w:val="Bibliography"/>
@@ -2558,7 +2638,7 @@
       <w:r>
         <w:t xml:space="preserve"> </w:t>
       </w:r>
-      <w:hyperlink r:id="rId75">
+      <w:hyperlink r:id="rId77">
         <w:r>
           <w:rPr>
             <w:rStyle w:val="Hyperlink"/>
@@ -2567,8 +2647,8 @@
         </w:r>
       </w:hyperlink>
     </w:p>
-    <w:bookmarkEnd w:id="76"/>
-    <w:bookmarkStart w:id="78" w:name="ref-koks2019"/>
+    <w:bookmarkEnd w:id="78"/>
+    <w:bookmarkStart w:id="80" w:name="ref-koks2019"/>
     <w:p>
       <w:pPr>
         <w:pStyle w:val="Bibliography"/>
@@ -2614,7 +2694,7 @@
       <w:r>
         <w:t xml:space="preserve"> </w:t>
       </w:r>
-      <w:hyperlink r:id="rId77">
+      <w:hyperlink r:id="rId79">
         <w:r>
           <w:rPr>
             <w:rStyle w:val="Hyperlink"/>
@@ -2623,8 +2703,8 @@
         </w:r>
       </w:hyperlink>
     </w:p>
-    <w:bookmarkEnd w:id="78"/>
-    <w:bookmarkStart w:id="80" w:name="ref-liu2026"/>
+    <w:bookmarkEnd w:id="80"/>
+    <w:bookmarkStart w:id="82" w:name="ref-liu2026"/>
     <w:p>
       <w:pPr>
         <w:pStyle w:val="Bibliography"/>
@@ -2670,7 +2750,7 @@
       <w:r>
         <w:t xml:space="preserve"> </w:t>
       </w:r>
-      <w:hyperlink r:id="rId79">
+      <w:hyperlink r:id="rId81">
         <w:r>
           <w:rPr>
             <w:rStyle w:val="Hyperlink"/>
@@ -2679,8 +2759,8 @@
         </w:r>
       </w:hyperlink>
     </w:p>
-    <w:bookmarkEnd w:id="80"/>
-    <w:bookmarkStart w:id="82" w:name="ref-ma2025"/>
+    <w:bookmarkEnd w:id="82"/>
+    <w:bookmarkStart w:id="84" w:name="ref-ma2025"/>
     <w:p>
       <w:pPr>
         <w:pStyle w:val="Bibliography"/>
@@ -2726,7 +2806,7 @@
       <w:r>
         <w:t xml:space="preserve"> </w:t>
       </w:r>
-      <w:hyperlink r:id="rId81">
+      <w:hyperlink r:id="rId83">
         <w:r>
           <w:rPr>
             <w:rStyle w:val="Hyperlink"/>
@@ -2735,8 +2815,8 @@
         </w:r>
       </w:hyperlink>
     </w:p>
-    <w:bookmarkEnd w:id="82"/>
-    <w:bookmarkStart w:id="84" w:name="ref-nadeau2003"/>
+    <w:bookmarkEnd w:id="84"/>
+    <w:bookmarkStart w:id="86" w:name="ref-nadeau2003"/>
     <w:p>
       <w:pPr>
         <w:pStyle w:val="Bibliography"/>
@@ -2773,7 +2853,7 @@
       <w:r>
         <w:t xml:space="preserve"> </w:t>
       </w:r>
-      <w:hyperlink r:id="rId83">
+      <w:hyperlink r:id="rId85">
         <w:r>
           <w:rPr>
             <w:rStyle w:val="Hyperlink"/>
@@ -2782,8 +2862,8 @@
         </w:r>
       </w:hyperlink>
     </w:p>
-    <w:bookmarkEnd w:id="84"/>
-    <w:bookmarkStart w:id="86" w:name="ref-niculescu2005"/>
+    <w:bookmarkEnd w:id="86"/>
+    <w:bookmarkStart w:id="88" w:name="ref-niculescu2005"/>
     <w:p>
       <w:pPr>
         <w:pStyle w:val="Bibliography"/>
@@ -2816,7 +2896,7 @@
       <w:r>
         <w:t xml:space="preserve"> </w:t>
       </w:r>
-      <w:hyperlink r:id="rId85">
+      <w:hyperlink r:id="rId87">
         <w:r>
           <w:rPr>
             <w:rStyle w:val="Hyperlink"/>
@@ -2825,8 +2905,8 @@
         </w:r>
       </w:hyperlink>
     </w:p>
-    <w:bookmarkEnd w:id="86"/>
-    <w:bookmarkStart w:id="88" w:name="ref-nobre2011"/>
+    <w:bookmarkEnd w:id="88"/>
+    <w:bookmarkStart w:id="90" w:name="ref-nobre2011"/>
     <w:p>
       <w:pPr>
         <w:pStyle w:val="Bibliography"/>
@@ -2872,7 +2952,7 @@
       <w:r>
         <w:t xml:space="preserve"> </w:t>
       </w:r>
-      <w:hyperlink r:id="rId87">
+      <w:hyperlink r:id="rId89">
         <w:r>
           <w:rPr>
             <w:rStyle w:val="Hyperlink"/>
@@ -2881,8 +2961,8 @@
         </w:r>
       </w:hyperlink>
     </w:p>
-    <w:bookmarkEnd w:id="88"/>
-    <w:bookmarkStart w:id="90" w:name="ref-pekel2016"/>
+    <w:bookmarkEnd w:id="90"/>
+    <w:bookmarkStart w:id="92" w:name="ref-pekel2016"/>
     <w:p>
       <w:pPr>
         <w:pStyle w:val="Bibliography"/>
@@ -2928,7 +3008,7 @@
       <w:r>
         <w:t xml:space="preserve"> </w:t>
       </w:r>
-      <w:hyperlink r:id="rId89">
+      <w:hyperlink r:id="rId91">
         <w:r>
           <w:rPr>
             <w:rStyle w:val="Hyperlink"/>
@@ -2937,8 +3017,8 @@
         </w:r>
       </w:hyperlink>
     </w:p>
-    <w:bookmarkEnd w:id="90"/>
-    <w:bookmarkStart w:id="92" w:name="ref-ploton2020"/>
+    <w:bookmarkEnd w:id="92"/>
+    <w:bookmarkStart w:id="94" w:name="ref-ploton2020"/>
     <w:p>
       <w:pPr>
         <w:pStyle w:val="Bibliography"/>
@@ -2984,7 +3064,7 @@
       <w:r>
         <w:t xml:space="preserve"> </w:t>
       </w:r>
-      <w:hyperlink r:id="rId91">
+      <w:hyperlink r:id="rId93">
         <w:r>
           <w:rPr>
             <w:rStyle w:val="Hyperlink"/>
@@ -2993,8 +3073,8 @@
         </w:r>
       </w:hyperlink>
     </w:p>
-    <w:bookmarkEnd w:id="92"/>
-    <w:bookmarkStart w:id="94" w:name="ref-rahmanm2025"/>
+    <w:bookmarkEnd w:id="94"/>
+    <w:bookmarkStart w:id="96" w:name="ref-rahmanm2025"/>
     <w:p>
       <w:pPr>
         <w:pStyle w:val="Bibliography"/>
@@ -3040,7 +3120,7 @@
       <w:r>
         <w:t xml:space="preserve"> </w:t>
       </w:r>
-      <w:hyperlink r:id="rId93">
+      <w:hyperlink r:id="rId95">
         <w:r>
           <w:rPr>
             <w:rStyle w:val="Hyperlink"/>
@@ -3049,8 +3129,8 @@
         </w:r>
       </w:hyperlink>
     </w:p>
-    <w:bookmarkEnd w:id="94"/>
-    <w:bookmarkStart w:id="96" w:name="ref-roberts2017"/>
+    <w:bookmarkEnd w:id="96"/>
+    <w:bookmarkStart w:id="98" w:name="ref-roberts2017"/>
     <w:p>
       <w:pPr>
         <w:pStyle w:val="Bibliography"/>
@@ -3096,7 +3176,7 @@
       <w:r>
         <w:t xml:space="preserve"> </w:t>
       </w:r>
-      <w:hyperlink r:id="rId95">
+      <w:hyperlink r:id="rId97">
         <w:r>
           <w:rPr>
             <w:rStyle w:val="Hyperlink"/>
@@ -3105,8 +3185,8 @@
         </w:r>
       </w:hyperlink>
     </w:p>
-    <w:bookmarkEnd w:id="96"/>
-    <w:bookmarkStart w:id="98" w:name="ref-rudra2023"/>
+    <w:bookmarkEnd w:id="98"/>
+    <w:bookmarkStart w:id="100" w:name="ref-rudra2023"/>
     <w:p>
       <w:pPr>
         <w:pStyle w:val="Bibliography"/>
@@ -3152,7 +3232,7 @@
       <w:r>
         <w:t xml:space="preserve"> </w:t>
       </w:r>
-      <w:hyperlink r:id="rId97">
+      <w:hyperlink r:id="rId99">
         <w:r>
           <w:rPr>
             <w:rStyle w:val="Hyperlink"/>
@@ -3161,8 +3241,8 @@
         </w:r>
       </w:hyperlink>
     </w:p>
-    <w:bookmarkEnd w:id="98"/>
-    <w:bookmarkStart w:id="100" w:name="ref-schotten2023"/>
+    <w:bookmarkEnd w:id="100"/>
+    <w:bookmarkStart w:id="102" w:name="ref-schotten2023"/>
     <w:p>
       <w:pPr>
         <w:pStyle w:val="Bibliography"/>
@@ -3208,7 +3288,7 @@
       <w:r>
         <w:t xml:space="preserve"> </w:t>
       </w:r>
-      <w:hyperlink r:id="rId99">
+      <w:hyperlink r:id="rId101">
         <w:r>
           <w:rPr>
             <w:rStyle w:val="Hyperlink"/>
@@ -3217,8 +3297,8 @@
         </w:r>
       </w:hyperlink>
     </w:p>
-    <w:bookmarkEnd w:id="100"/>
-    <w:bookmarkStart w:id="102" w:name="ref-sharma2026"/>
+    <w:bookmarkEnd w:id="102"/>
+    <w:bookmarkStart w:id="104" w:name="ref-sharma2026"/>
     <w:p>
       <w:pPr>
         <w:pStyle w:val="Bibliography"/>
@@ -3270,7 +3350,7 @@
       <w:r>
         <w:t xml:space="preserve"> </w:t>
       </w:r>
-      <w:hyperlink r:id="rId101">
+      <w:hyperlink r:id="rId103">
         <w:r>
           <w:rPr>
             <w:rStyle w:val="Hyperlink"/>
@@ -3279,8 +3359,8 @@
         </w:r>
       </w:hyperlink>
     </w:p>
-    <w:bookmarkEnd w:id="102"/>
-    <w:bookmarkStart w:id="104" w:name="ref-sherpa2022"/>
+    <w:bookmarkEnd w:id="104"/>
+    <w:bookmarkStart w:id="106" w:name="ref-sherpa2022"/>
     <w:p>
       <w:pPr>
         <w:pStyle w:val="Bibliography"/>
@@ -3326,7 +3406,7 @@
       <w:r>
         <w:t xml:space="preserve"> </w:t>
       </w:r>
-      <w:hyperlink r:id="rId103">
+      <w:hyperlink r:id="rId105">
         <w:r>
           <w:rPr>
             <w:rStyle w:val="Hyperlink"/>
@@ -3335,8 +3415,8 @@
         </w:r>
       </w:hyperlink>
     </w:p>
-    <w:bookmarkEnd w:id="104"/>
-    <w:bookmarkStart w:id="106" w:name="ref-swarup2026"/>
+    <w:bookmarkEnd w:id="106"/>
+    <w:bookmarkStart w:id="108" w:name="ref-swarup2026"/>
     <w:p>
       <w:pPr>
         <w:pStyle w:val="Bibliography"/>
@@ -3394,7 +3474,7 @@
       <w:r>
         <w:t xml:space="preserve"> </w:t>
       </w:r>
-      <w:hyperlink r:id="rId105">
+      <w:hyperlink r:id="rId107">
         <w:r>
           <w:rPr>
             <w:rStyle w:val="Hyperlink"/>
@@ -3403,8 +3483,8 @@
         </w:r>
       </w:hyperlink>
     </w:p>
-    <w:bookmarkEnd w:id="106"/>
-    <w:bookmarkStart w:id="108" w:name="ref-talukdar2020"/>
+    <w:bookmarkEnd w:id="108"/>
+    <w:bookmarkStart w:id="110" w:name="ref-talukdar2020"/>
     <w:p>
       <w:pPr>
         <w:pStyle w:val="Bibliography"/>
@@ -3450,7 +3530,7 @@
       <w:r>
         <w:t xml:space="preserve"> </w:t>
       </w:r>
-      <w:hyperlink r:id="rId107">
+      <w:hyperlink r:id="rId109">
         <w:r>
           <w:rPr>
             <w:rStyle w:val="Hyperlink"/>
@@ -3459,8 +3539,8 @@
         </w:r>
       </w:hyperlink>
     </w:p>
-    <w:bookmarkEnd w:id="108"/>
-    <w:bookmarkStart w:id="110" w:name="ref-tellman2021"/>
+    <w:bookmarkEnd w:id="110"/>
+    <w:bookmarkStart w:id="112" w:name="ref-tellman2021"/>
     <w:p>
       <w:pPr>
         <w:pStyle w:val="Bibliography"/>
@@ -3506,7 +3586,7 @@
       <w:r>
         <w:t xml:space="preserve"> </w:t>
       </w:r>
-      <w:hyperlink r:id="rId109">
+      <w:hyperlink r:id="rId111">
         <w:r>
           <w:rPr>
             <w:rStyle w:val="Hyperlink"/>
@@ -3515,8 +3595,8 @@
         </w:r>
       </w:hyperlink>
     </w:p>
-    <w:bookmarkEnd w:id="110"/>
-    <w:bookmarkStart w:id="112" w:name="ref-thomas2023"/>
+    <w:bookmarkEnd w:id="112"/>
+    <w:bookmarkStart w:id="114" w:name="ref-thomas2023"/>
     <w:p>
       <w:pPr>
         <w:pStyle w:val="Bibliography"/>
@@ -3553,7 +3633,7 @@
       <w:r>
         <w:t xml:space="preserve"> </w:t>
       </w:r>
-      <w:hyperlink r:id="rId111">
+      <w:hyperlink r:id="rId113">
         <w:r>
           <w:rPr>
             <w:rStyle w:val="Hyperlink"/>
@@ -3562,8 +3642,8 @@
         </w:r>
       </w:hyperlink>
     </w:p>
-    <w:bookmarkEnd w:id="112"/>
-    <w:bookmarkStart w:id="114" w:name="ref-twele2016"/>
+    <w:bookmarkEnd w:id="114"/>
+    <w:bookmarkStart w:id="116" w:name="ref-twele2016"/>
     <w:p>
       <w:pPr>
         <w:pStyle w:val="Bibliography"/>
@@ -3609,7 +3689,7 @@
       <w:r>
         <w:t xml:space="preserve"> </w:t>
       </w:r>
-      <w:hyperlink r:id="rId113">
+      <w:hyperlink r:id="rId115">
         <w:r>
           <w:rPr>
             <w:rStyle w:val="Hyperlink"/>
@@ -3618,8 +3698,8 @@
         </w:r>
       </w:hyperlink>
     </w:p>
-    <w:bookmarkEnd w:id="114"/>
-    <w:bookmarkStart w:id="116" w:name="ref-uddin2019"/>
+    <w:bookmarkEnd w:id="116"/>
+    <w:bookmarkStart w:id="118" w:name="ref-uddin2019"/>
     <w:p>
       <w:pPr>
         <w:pStyle w:val="Bibliography"/>
@@ -3665,7 +3745,7 @@
       <w:r>
         <w:t xml:space="preserve"> </w:t>
       </w:r>
-      <w:hyperlink r:id="rId115">
+      <w:hyperlink r:id="rId117">
         <w:r>
           <w:rPr>
             <w:rStyle w:val="Hyperlink"/>
@@ -3674,8 +3754,8 @@
         </w:r>
       </w:hyperlink>
     </w:p>
-    <w:bookmarkEnd w:id="116"/>
-    <w:bookmarkStart w:id="118" w:name="ref-unspider"/>
+    <w:bookmarkEnd w:id="118"/>
+    <w:bookmarkStart w:id="120" w:name="ref-unspider"/>
     <w:p>
       <w:pPr>
         <w:pStyle w:val="Bibliography"/>
@@ -3699,7 +3779,7 @@
       <w:r>
         <w:t xml:space="preserve"> </w:t>
       </w:r>
-      <w:hyperlink r:id="rId117">
+      <w:hyperlink r:id="rId119">
         <w:r>
           <w:rPr>
             <w:rStyle w:val="Hyperlink"/>
@@ -3711,8 +3791,8 @@
         <w:t xml:space="preserve">.</w:t>
       </w:r>
     </w:p>
-    <w:bookmarkEnd w:id="118"/>
-    <w:bookmarkStart w:id="120" w:name="ref-wadoux2021"/>
+    <w:bookmarkEnd w:id="120"/>
+    <w:bookmarkStart w:id="122" w:name="ref-wadoux2021"/>
     <w:p>
       <w:pPr>
         <w:pStyle w:val="Bibliography"/>
@@ -3758,7 +3838,7 @@
       <w:r>
         <w:t xml:space="preserve"> </w:t>
       </w:r>
-      <w:hyperlink r:id="rId119">
+      <w:hyperlink r:id="rId121">
         <w:r>
           <w:rPr>
             <w:rStyle w:val="Hyperlink"/>
@@ -3767,8 +3847,8 @@
         </w:r>
       </w:hyperlink>
     </w:p>
-    <w:bookmarkEnd w:id="120"/>
-    <w:bookmarkStart w:id="122" w:name="ref-waleed2025"/>
+    <w:bookmarkEnd w:id="122"/>
+    <w:bookmarkStart w:id="124" w:name="ref-waleed2025"/>
     <w:p>
       <w:pPr>
         <w:pStyle w:val="Bibliography"/>
@@ -3814,7 +3894,7 @@
       <w:r>
         <w:t xml:space="preserve"> </w:t>
       </w:r>
-      <w:hyperlink r:id="rId121">
+      <w:hyperlink r:id="rId123">
         <w:r>
           <w:rPr>
             <w:rStyle w:val="Hyperlink"/>
@@ -3823,8 +3903,8 @@
         </w:r>
       </w:hyperlink>
     </w:p>
-    <w:bookmarkEnd w:id="122"/>
-    <w:bookmarkStart w:id="124" w:name="ref-wang2023"/>
+    <w:bookmarkEnd w:id="124"/>
+    <w:bookmarkStart w:id="126" w:name="ref-wang2023"/>
     <w:p>
       <w:pPr>
         <w:pStyle w:val="Bibliography"/>
@@ -3870,7 +3950,7 @@
       <w:r>
         <w:t xml:space="preserve"> </w:t>
       </w:r>
-      <w:hyperlink r:id="rId123">
+      <w:hyperlink r:id="rId125">
         <w:r>
           <w:rPr>
             <w:rStyle w:val="Hyperlink"/>
@@ -3879,8 +3959,8 @@
         </w:r>
       </w:hyperlink>
     </w:p>
-    <w:bookmarkEnd w:id="124"/>
-    <w:bookmarkStart w:id="126" w:name="ref-wanggat2023"/>
+    <w:bookmarkEnd w:id="126"/>
+    <w:bookmarkStart w:id="128" w:name="ref-wanggat2023"/>
     <w:p>
       <w:pPr>
         <w:pStyle w:val="Bibliography"/>
@@ -3917,7 +3997,7 @@
       <w:r>
         <w:t xml:space="preserve"> </w:t>
       </w:r>
-      <w:hyperlink r:id="rId125">
+      <w:hyperlink r:id="rId127">
         <w:r>
           <w:rPr>
             <w:rStyle w:val="Hyperlink"/>
@@ -3926,8 +4006,8 @@
         </w:r>
       </w:hyperlink>
     </w:p>
-    <w:bookmarkEnd w:id="126"/>
-    <w:bookmarkStart w:id="128" w:name="ref-williams2025"/>
+    <w:bookmarkEnd w:id="128"/>
+    <w:bookmarkStart w:id="130" w:name="ref-williams2025"/>
     <w:p>
       <w:pPr>
         <w:pStyle w:val="Bibliography"/>
@@ -3973,7 +4053,7 @@
       <w:r>
         <w:t xml:space="preserve"> </w:t>
       </w:r>
-      <w:hyperlink r:id="rId127">
+      <w:hyperlink r:id="rId129">
         <w:r>
           <w:rPr>
             <w:rStyle w:val="Hyperlink"/>
@@ -3982,8 +4062,8 @@
         </w:r>
       </w:hyperlink>
     </w:p>
-    <w:bookmarkEnd w:id="128"/>
-    <w:bookmarkStart w:id="130" w:name="ref-zadrozny2002"/>
+    <w:bookmarkEnd w:id="130"/>
+    <w:bookmarkStart w:id="132" w:name="ref-zadrozny2002"/>
     <w:p>
       <w:pPr>
         <w:pStyle w:val="Bibliography"/>
@@ -4016,7 +4096,7 @@
       <w:r>
         <w:t xml:space="preserve"> </w:t>
       </w:r>
-      <w:hyperlink r:id="rId129">
+      <w:hyperlink r:id="rId131">
         <w:r>
           <w:rPr>
             <w:rStyle w:val="Hyperlink"/>
@@ -4025,8 +4105,8 @@
         </w:r>
       </w:hyperlink>
     </w:p>
-    <w:bookmarkEnd w:id="130"/>
-    <w:bookmarkStart w:id="132" w:name="ref-zzaman2021"/>
+    <w:bookmarkEnd w:id="132"/>
+    <w:bookmarkStart w:id="134" w:name="ref-zzaman2021"/>
     <w:p>
       <w:pPr>
         <w:pStyle w:val="Bibliography"/>
@@ -4072,7 +4152,7 @@
       <w:r>
         <w:t xml:space="preserve"> </w:t>
       </w:r>
-      <w:hyperlink r:id="rId131">
+      <w:hyperlink r:id="rId133">
         <w:r>
           <w:rPr>
             <w:rStyle w:val="Hyperlink"/>
@@ -4081,10 +4161,10 @@
         </w:r>
       </w:hyperlink>
     </w:p>
-    <w:bookmarkEnd w:id="132"/>
-    <w:bookmarkEnd w:id="133"/>
     <w:bookmarkEnd w:id="134"/>
-    <w:bookmarkStart w:id="142" w:name="tables"/>
+    <w:bookmarkEnd w:id="135"/>
+    <w:bookmarkEnd w:id="136"/>
+    <w:bookmarkStart w:id="144" w:name="tables"/>
     <w:p>
       <w:pPr>
         <w:pStyle w:val="Heading1"/>
@@ -4093,22 +4173,13 @@
         <w:t xml:space="preserve">Tables</w:t>
       </w:r>
     </w:p>
-    <w:bookmarkStart w:id="135" w:name="tab:litflood"/>
+    <w:bookmarkStart w:id="137" w:name="tab:litflood"/>
     <w:p>
       <w:pPr>
         <w:pStyle w:val="TableCaption"/>
       </w:pPr>
       <w:r>
-        <w:t xml:space="preserve">Table 1. Flood susceptibility studies in Bangladesh compared with this system. Every study was read in full except</w:t>
-      </w:r>
-      <w:r>
-        <w:t xml:space="preserve"> </w:t>
-      </w:r>
-      <w:r>
-        <w:t xml:space="preserve">Swarup &amp; Nury (2026)</w:t>
-      </w:r>
-      <w:r>
-        <w:t xml:space="preserve">, whose entries come from its abstract, and where a figure is given for training and validation separately the validation figure is shown. This system’s figures are means over 20 assignments of spatially held-out blocks, scored against observed floods, so the columns are not directly comparable, for the reasons given in the text.</w:t>
+        <w:t xml:space="preserve">Table 1. Flood susceptibility studies in Bangladesh compared with this system. Every study was read in full, and where a figure is given for training and validation separately the validation figure is shown. This system’s figures are means over 20 assignments of spatially held-out blocks, scored against observed floods, so the columns are not directly comparable, for the reasons given in the text.</w:t>
       </w:r>
     </w:p>
     <w:tbl>
@@ -4116,7 +4187,7 @@
         <w:tblStyle w:val="Table"/>
         <w:tblW w:type="auto" w:w="0"/>
         <w:tblLook w:firstRow="1" w:lastRow="0" w:firstColumn="0" w:lastColumn="0" w:noHBand="0" w:noVBand="0" w:val="0020"/>
-        <w:tblCaption w:val="Table 1. Flood susceptibility studies in Bangladesh compared with this system. Every study was read in full except Swarup &amp; Nury (2026), whose entries come from its abstract, and where a figure is given for training and validation separately the validation figure is shown. This system’s figures are means over 20 assignments of spatially held-out blocks, scored against observed floods, so the columns are not directly comparable, for the reasons given in the text."/>
+        <w:tblCaption w:val="Table 1. Flood susceptibility studies in Bangladesh compared with this system. Every study was read in full, and where a figure is given for training and validation separately the validation figure is shown. This system’s figures are means over 20 assignments of spatially held-out blocks, scored against observed floods, so the columns are not directly comparable, for the reasons given in the text."/>
       </w:tblPr>
       <w:tblGrid>
         <w:gridCol w:w="1584"/>
@@ -4509,6 +4580,68 @@
               <w:jc w:val="left"/>
             </w:pPr>
             <w:r>
+              <w:t xml:space="preserve">Diptho et al. (2026)</w:t>
+            </w:r>
+          </w:p>
+        </w:tc>
+        <w:tc>
+          <w:tcPr/>
+          <w:p>
+            <w:pPr>
+              <w:pStyle w:val="Compact"/>
+              <w:jc w:val="left"/>
+            </w:pPr>
+            <w:r>
+              <w:t xml:space="preserve">Feni basin</w:t>
+            </w:r>
+          </w:p>
+        </w:tc>
+        <w:tc>
+          <w:tcPr/>
+          <w:p>
+            <w:pPr>
+              <w:pStyle w:val="Compact"/>
+              <w:jc w:val="left"/>
+            </w:pPr>
+            <w:r>
+              <w:t xml:space="preserve">LightGBM, XGBoost, RF</w:t>
+            </w:r>
+          </w:p>
+        </w:tc>
+        <w:tc>
+          <w:tcPr/>
+          <w:p>
+            <w:pPr>
+              <w:pStyle w:val="Compact"/>
+              <w:jc w:val="left"/>
+            </w:pPr>
+            <w:r>
+              <w:t xml:space="preserve">1,510 flooded and dry pixels from the observed August 2024 inundation, five spatial blocks</w:t>
+            </w:r>
+          </w:p>
+        </w:tc>
+        <w:tc>
+          <w:tcPr/>
+          <w:p>
+            <w:pPr>
+              <w:pStyle w:val="Compact"/>
+              <w:jc w:val="left"/>
+            </w:pPr>
+            <w:r>
+              <w:t xml:space="preserve">spatial AUC 0.938 (LightGBM)</w:t>
+            </w:r>
+          </w:p>
+        </w:tc>
+      </w:tr>
+      <w:tr>
+        <w:tc>
+          <w:tcPr/>
+          <w:p>
+            <w:pPr>
+              <w:pStyle w:val="Compact"/>
+              <w:jc w:val="left"/>
+            </w:pPr>
+            <w:r>
               <w:t xml:space="preserve">Adnan et al. (2023)</w:t>
             </w:r>
           </w:p>
@@ -4763,8 +4896,8 @@
         </w:tc>
       </w:tr>
     </w:tbl>
-    <w:bookmarkEnd w:id="135"/>
-    <w:bookmarkStart w:id="136" w:name="tab:regions"/>
+    <w:bookmarkEnd w:id="137"/>
+    <w:bookmarkStart w:id="138" w:name="tab:regions"/>
     <w:p>
       <w:pPr>
         <w:pStyle w:val="TableCaption"/>
@@ -4999,8 +5132,8 @@
         </w:tc>
       </w:tr>
     </w:tbl>
-    <w:bookmarkEnd w:id="136"/>
-    <w:bookmarkStart w:id="137" w:name="tab:data"/>
+    <w:bookmarkEnd w:id="138"/>
+    <w:bookmarkStart w:id="139" w:name="tab:data"/>
     <w:p>
       <w:pPr>
         <w:pStyle w:val="TableCaption"/>
@@ -5376,8 +5509,8 @@
         </w:tc>
       </w:tr>
     </w:tbl>
-    <w:bookmarkEnd w:id="137"/>
-    <w:bookmarkStart w:id="138" w:name="tab:events"/>
+    <w:bookmarkEnd w:id="139"/>
+    <w:bookmarkStart w:id="140" w:name="tab:events"/>
     <w:p>
       <w:pPr>
         <w:pStyle w:val="TableCaption"/>
@@ -5894,8 +6027,8 @@
         </w:tc>
       </w:tr>
     </w:tbl>
-    <w:bookmarkEnd w:id="138"/>
-    <w:bookmarkStart w:id="139" w:name="tab:validation"/>
+    <w:bookmarkEnd w:id="140"/>
+    <w:bookmarkStart w:id="141" w:name="tab:validation"/>
     <w:p>
       <w:pPr>
         <w:pStyle w:val="TableCaption"/>
@@ -6268,8 +6401,8 @@
         </w:tc>
       </w:tr>
     </w:tbl>
-    <w:bookmarkEnd w:id="139"/>
-    <w:bookmarkStart w:id="140" w:name="tab:temporal"/>
+    <w:bookmarkEnd w:id="141"/>
+    <w:bookmarkStart w:id="142" w:name="tab:temporal"/>
     <w:p>
       <w:pPr>
         <w:pStyle w:val="TableCaption"/>
@@ -6714,8 +6847,8 @@
         </w:tc>
       </w:tr>
     </w:tbl>
-    <w:bookmarkEnd w:id="140"/>
-    <w:bookmarkStart w:id="141" w:name="tab:benchmark"/>
+    <w:bookmarkEnd w:id="142"/>
+    <w:bookmarkStart w:id="143" w:name="tab:benchmark"/>
     <w:p>
       <w:pPr>
         <w:pStyle w:val="TableCaption"/>
@@ -7363,9 +7496,9 @@
         </w:tc>
       </w:tr>
     </w:tbl>
-    <w:bookmarkEnd w:id="141"/>
-    <w:bookmarkEnd w:id="142"/>
-    <w:bookmarkStart w:id="143" w:name="figure-legends"/>
+    <w:bookmarkEnd w:id="143"/>
+    <w:bookmarkEnd w:id="144"/>
+    <w:bookmarkStart w:id="145" w:name="figure-legends"/>
     <w:p>
       <w:pPr>
         <w:pStyle w:val="Heading1"/>
@@ -7514,7 +7647,7 @@
         <w:t xml:space="preserve">Loss in AUC on the held-out test blocks when each feature is shuffled across the test assets, as mean and standard deviation over 20 block assignments, for the default gradient-boosted model. The AUC in each title is the mean before shuffling.</w:t>
       </w:r>
     </w:p>
-    <w:bookmarkEnd w:id="143"/>
+    <w:bookmarkEnd w:id="145"/>
     <w:sectPr>
       <w:footerReference w:type="default" r:id="rId9"/>
       <w:footnotePr>

--- a/docs/paper/submission/manuscript.docx
+++ b/docs/paper/submission/manuscript.docx
@@ -26,7 +26,7 @@
         <w:pStyle w:val="FirstParagraph"/>
       </w:pPr>
       <w:r>
-        <w:t xml:space="preserve">Flood susceptibility maps are judged by how well they rank the ground that floods, yet they are rarely compared with the simplest alternative, the record of where floods have already been. This study makes that comparison for infrastructure mapped in OpenStreetMap in three regions of Bangladesh, with flood extents mapped from Sentinel-1 radar for thirteen events as labels and reference and every model scored on 10 km blocks held out from training. Trained on floods up to 2022, a gradient-boosted model ranked the ground the 2024 river floods reached in Rangpur and Rajshahi at an AUC of 0.801, below the record of earlier flooding at 0.896, and the record kept its lead with masks re-mapped from a single satellite, with two other training targets and with 40 km blocks. Given the record as a feature, the model beat both, at 0.924, by ranking the ground no earlier flood had reached. In the Sylhet haor the record’s lead, 0.851 against 0.797, closed when the model learned the same target as the test, and on the cyclone-struck coast, where most flooded assets stood on ground no earlier cyclone had reached, the model’s lead did not survive wider blocks. The record was therefore the stronger guide where floods returned to the same ground. Radar-observed extents also made better training labels than terrain thresholds, by 0.101, 0.087 and 0.080 in AUC on held-out areas, a graph neural network added nothing over tabular models, and elevation carried almost all of the terrain signal. The radar masks agreed only moderately with an independent MODIS map, so every score measures agreement with flooding as radar sees it. Susceptibility studies with a radar flood history should report that record as a baseline.</w:t>
+        <w:t xml:space="preserve">Flood susceptibility maps are judged by how well they rank the ground that floods, yet they are rarely compared with the simplest alternative, the record of where floods have already been. This study makes that comparison for infrastructure mapped in OpenStreetMap in three regions of Bangladesh, with flood extents mapped from Sentinel-1 radar for thirteen events as labels and reference and every model scored on 10 km blocks held out from training. Trained on floods up to 2022, a gradient-boosted model ranked the ground the 2024 river floods reached in Rangpur and Rajshahi at an AUC of 0.801, below the record of earlier flooding at 0.896, and the record kept its lead with masks re-mapped from a single satellite, with two other training targets and with 40 km blocks, and led even when built from a single earlier flood. Given the record as a feature, the model beat both, at 0.924, by ranking the ground no earlier flood had reached. In the Sylhet haor the record’s lead, 0.851 against 0.797, closed when the model learned the same target as the test, and on the cyclone-struck coast, where most flooded assets stood on ground no earlier cyclone had reached, the model’s lead did not survive wider blocks. The record was therefore the stronger guide where floods returned to the same ground. Radar-observed extents also made better training labels than terrain thresholds, by 0.101, 0.087 and 0.080 in AUC on held-out areas, a graph neural network added nothing over tabular models, and elevation carried almost all of the terrain signal. The radar masks agreed only moderately with an independent MODIS map, so every score measures agreement with flooding as radar sees it. Susceptibility studies with a radar flood history should report that record as a baseline.</w:t>
       </w:r>
     </w:p>
     <w:p>
@@ -261,7 +261,7 @@
         <w:t xml:space="preserve">(R. Islam &amp; Chowdhury, 2024)</w:t>
       </w:r>
       <w:r>
-        <w:t xml:space="preserve">. Models that score equally well can therefore disagree about where flooding will happen, which is the property a map exists to convey. Multi-criteria hazard maps built from similar terrain factors, including TWI and HAND, reached validation scores of 0.77–0.79 in the Sangu basin and placed 39 % of roads and 25 % of education buildings in the highest hazard class</w:t>
+        <w:t xml:space="preserve">. Models that score equally well can therefore disagree about where flooding will happen, which is the property a map exists to convey. A multi-criteria hazard map of the Sangu basin placed 39 % of roads and 25 % of education buildings in its highest hazard class</w:t>
       </w:r>
       <w:r>
         <w:t xml:space="preserve"> </w:t>
@@ -270,7 +270,7 @@
         <w:t xml:space="preserve">(Zzaman et al., 2021)</w:t>
       </w:r>
       <w:r>
-        <w:t xml:space="preserve">, which shows why the exposure of infrastructure matters to planners.</w:t>
+        <w:t xml:space="preserve">, which shows why infrastructure exposure matters to planners.</w:t>
       </w:r>
     </w:p>
     <w:bookmarkEnd w:id="12"/>
@@ -447,15 +447,6 @@
       </w:r>
       <w:r>
         <w:t xml:space="preserve">(Giezendanner et al., 2023)</w:t>
-      </w:r>
-      <w:r>
-        <w:t xml:space="preserve">. The effect can be large, since a forest-biomass model that explained more than half the variance under random validation showed almost no skill under spatial validation</w:t>
-      </w:r>
-      <w:r>
-        <w:t xml:space="preserve"> </w:t>
-      </w:r>
-      <w:r>
-        <w:t xml:space="preserve">(Ploton et al., 2020)</w:t>
       </w:r>
       <w:r>
         <w:t xml:space="preserve">. Blocking can force a model to extrapolate</w:t>
@@ -1305,6 +1296,14 @@
         <w:pStyle w:val="BodyText"/>
       </w:pPr>
       <w:r>
+        <w:t xml:space="preserve">Rebuilt from a single earlier flood, the record already ranked the 2024 flooding in Rangpur and Rajshahi above the model, at 0.812 against 0.768, whereas in Sylhet it needed both earlier floods and on the coast it trailed at every length (Supporting Information, Section S6, Table S2). As skill over the record, the share of its remaining ranking error that a model removes, the model scored -0.905 in Rangpur and Rajshahi, -0.364 in Sylhet and 0.416 on the coast, and 0.276 in Rangpur and Rajshahi given the record as a feature. A list of every asset an earlier flood reached held 93.2 % of the assets the 2024 floods reached in Rangpur and Rajshahi against 68.5 % for an equally long list from the model. On the coast, where the model ranked better overall, the record’s list of 2.5 % of assets still held 37.1 % against 9.5 %, marking the most exposed ground more precisely even where it ranked the rest worse.</w:t>
+      </w:r>
+    </w:p>
+    <w:p>
+      <w:pPr>
+        <w:pStyle w:val="BodyText"/>
+      </w:pPr>
+      <w:r>
         <w:t xml:space="preserve">The 2024 floods also give the label comparison a test that favours neither label source. The observed labels still lead, at 0.801 against 0.732 in Rangpur and Rajshahi, 0.797 against 0.773 in Sylhet and 0.807 against 0.736 on the coast, ahead on 18, 15 and 18 of 20 assignments. The coastal gap of 0.071 stays close to its spatial 0.080, while the riverine gaps shrink, from 0.101 to 0.069 in Rangpur and Rajshahi and from 0.087 to 0.024 in Sylhet, where the remaining gap cannot be told apart from noise. Much of the Sylhet advantage in the spatial test therefore came from the shared definition rather than from the labels themselves.</w:t>
       </w:r>
     </w:p>
@@ -1332,7 +1331,7 @@
         <w:pStyle w:val="FirstParagraph"/>
       </w:pPr>
       <w:r>
-        <w:t xml:space="preserve">Wider blocks lower the held-out AUC of the default model only a little in the riverine regions, from 0.817 at 10 km to 0.791 at 40 km in Rangpur and Rajshahi and from 0.857 to 0.836 in Sylhet, and more on the coast, from 0.839 to 0.774, so the 10 km figures carry a small optimism, largest on the coast. The comparison with the flood record under wider blocks is reported in Section 5.4.</w:t>
+        <w:t xml:space="preserve">Wider blocks lower the held-out AUC of the default model only a little in the riverine regions, from 0.817 at 10 km to 0.791 at 40 km in Rangpur and Rajshahi and from 0.857 to 0.836 in Sylhet, and more on the coast, from 0.839 to 0.774, so the 10 km figures carry a small optimism, largest on the coast.</w:t>
       </w:r>
     </w:p>
     <w:bookmarkEnd w:id="29"/>
@@ -1458,7 +1457,7 @@
         <w:t xml:space="preserve">(Swarup &amp; Nury, 2026)</w:t>
       </w:r>
       <w:r>
-        <w:t xml:space="preserve">, close to this model’s 0.797, while the record ranked them at 0.851, a comparison that is only indicative, since that map was scored over areas rather than assets. On the coast, where most of the ground Cyclone Remal flooded had not flooded in the earlier cyclones, the model’s lead did not survive wider blocks. Three regions cannot establish that pattern, but they show that the comparison has to be made region by region rather than assumed. The record marks where water returns and the terrain ranks where it has not yet been seen, so a susceptibility map for a river basin with a radar flood history should at least report the record beside it, and where the record is informative the two can be combined. A study that reports accuracy without that reference cannot show that its model knows more than the flood record already does, and the comparison is simple to make wherever Sentinel-1 has observed earlier floods.</w:t>
+        <w:t xml:space="preserve">, close to this model’s 0.797, while the record ranked them at 0.851, a comparison that is only indicative, since that map was scored over areas rather than assets. On the coast, where most of the ground Cyclone Remal flooded had not flooded in the earlier cyclones, the model’s lead did not survive wider blocks. Three regions cannot establish that pattern, but they show that the comparison has to be made region by region rather than assumed. The record marks where water returns and the terrain ranks where it has not yet been seen, so a susceptibility map for a river basin with a radar flood history should at least report the record beside it, and where the record is informative the two can be combined. A study that reports accuracy without that reference cannot show that its model knows more than the flood record already does.</w:t>
       </w:r>
     </w:p>
     <w:bookmarkEnd w:id="33"/>
@@ -1485,7 +1484,7 @@
         <w:pStyle w:val="FirstParagraph"/>
       </w:pPr>
       <w:r>
-        <w:t xml:space="preserve">The label source decides what a published accuracy figure measures, since terrain-threshold labels cost the model 0.101, 0.087 and 0.080 in AUC on held-out blocks. Against later floods that neither label source had seen they still cost 0.069, 0.024 and 0.071, so in Rangpur and Rajshahi and on the coast the advantage of radar labels does not depend on the test sharing their definition, while in Sylhet most of it did. The indices those labels are built on, TWI and HAND, add almost nothing to the model once elevation is known, and a model scored against labels derived from its own inputs measures its recovery of the labelling rule rather than its skill at locating floods. The mean AUCs here, 0.817 and 0.857 in the riverine regions, sit at or below the best-model AUCs of 0.87 to 0.98 in Table 1. The comparison is only indicative, since all but one of those studies split their points at random while every figure here comes from 10 km blocks the model never saw, and wider blocks lower these figures a little further (Section 5.5). Blocking has its own critics</w:t>
+        <w:t xml:space="preserve">The label source decides what a published accuracy figure measures, since terrain-threshold labels cost the model 0.101, 0.087 and 0.080 in AUC on held-out blocks. The indices those labels are built on, TWI and HAND, add almost nothing to the model once elevation is known, and a model scored against labels derived from its own inputs measures its recovery of the labelling rule rather than its skill at locating floods. The mean AUCs here, 0.817 and 0.857 in the riverine regions, sit at or below the best-model AUCs of 0.87 to 0.98 in Table 1. The comparison is only indicative, since all but one of those studies split their points at random while every figure here comes from 10 km blocks the model never saw. Blocking has its own critics</w:t>
       </w:r>
       <w:r>
         <w:t xml:space="preserve"> </w:t>
@@ -1557,7 +1556,7 @@
         <w:pStyle w:val="FirstParagraph"/>
       </w:pPr>
       <w:r>
-        <w:t xml:space="preserve">First, where Sentinel-1 has observed several floods, the record of where water has already stood was at least as good a guide to the next riverine flood as a terrain model alone, and in Rangpur and Rajshahi a better one. It costs little to compute, so agencies such as the Bangladesh Water Development Board and the Flood Forecasting and Warning Centre could publish it as a planning layer beside any susceptibility map. The terrain model adds most where the record is silent, on ground no mapped flood has reached and possibly on a coast where each surge strikes new ground, although the coastal lead did not survive wider blocks. Second, a susceptibility map used to site shelters, embankments or schools should be judged on held-out areas and later floods rather than on random splits, since the accuracy a random split reports overstates how far the map can be trusted in places it has not seen. Third, the composite risk classes rank unions within a region and must be read with their gaps, because a union without mapped assets carries no score rather than a low one. The best tabular models tested here were almost indistinguishable in AUC, so better OpenStreetMap coverage of rural unions would probably improve the map more than a new model would. Infrastructure also fails in networks, and the disruption of services beyond a flooded asset, which asset-level exposure omits, needs network modelling of the kind developed for Accra</w:t>
+        <w:t xml:space="preserve">First, where Sentinel-1 has observed several floods, the record of where water has already stood was at least as good a guide to the next riverine flood as a terrain model alone, and in Rangpur and Rajshahi a better one. It costs little to compute, so agencies such as the Bangladesh Water Development Board and the Flood Forecasting and Warning Centre could publish it as a planning layer beside any susceptibility map. The terrain model adds most where the record is silent, on ground no mapped flood has reached and possibly on a coast where each surge strikes new ground, although the coastal lead did not survive wider blocks, and even there the record made the better short list of assets to protect first. Second, a susceptibility map used to site shelters, embankments or schools should be judged on held-out areas and later floods rather than on random splits, since the accuracy a random split reports overstates how far the map can be trusted in places it has not seen. Third, the composite risk classes rank unions within a region and must be read with their gaps, because a union without mapped assets carries no score rather than a low one. The best tabular models tested here were almost indistinguishable in AUC, so better OpenStreetMap coverage of rural unions would probably improve the map more than a new model would. Disruption beyond a flooded asset, which asset-level exposure omits, needs network modelling such as that developed for Accra</w:t>
       </w:r>
       <w:r>
         <w:t xml:space="preserve"> </w:t>
@@ -1566,7 +1565,7 @@
         <w:t xml:space="preserve">(Schotten &amp; Bachmann, 2023)</w:t>
       </w:r>
       <w:r>
-        <w:t xml:space="preserve">. Validated against losses, maps of this kind could help set priorities among structural and non-structural flood measures in the districts they cover.</w:t>
+        <w:t xml:space="preserve">.</w:t>
       </w:r>
     </w:p>
     <w:bookmarkEnd w:id="36"/>

--- a/docs/paper/submission/manuscript.docx
+++ b/docs/paper/submission/manuscript.docx
@@ -26,7 +26,7 @@
         <w:pStyle w:val="FirstParagraph"/>
       </w:pPr>
       <w:r>
-        <w:t xml:space="preserve">Flood susceptibility maps are judged by how well they rank the ground that floods, yet they are rarely compared with the simplest alternative, the record of where floods have already been. This study makes that comparison for infrastructure mapped in OpenStreetMap in three regions of Bangladesh, with flood extents mapped from Sentinel-1 radar for thirteen events as labels and reference and every model scored on 10 km blocks held out from training. Trained on floods up to 2022, a gradient-boosted model ranked the ground the 2024 river floods reached in Rangpur and Rajshahi at an AUC of 0.801, below the record of earlier flooding at 0.896, and the record kept its lead with masks re-mapped from a single satellite, with two other training targets and with 40 km blocks, and led even when built from a single earlier flood. Given the record as a feature, the model beat both, at 0.924, by ranking the ground no earlier flood had reached. In the Sylhet haor the record’s lead, 0.851 against 0.797, closed when the model learned the same target as the test, and on the cyclone-struck coast, where most flooded assets stood on ground no earlier cyclone had reached, the model’s lead did not survive wider blocks. The record was therefore the stronger guide where floods returned to the same ground. Radar-observed extents also made better training labels than terrain thresholds, by 0.101, 0.087 and 0.080 in AUC on held-out areas, a graph neural network added nothing over tabular models, and elevation carried almost all of the terrain signal. The radar masks agreed only moderately with an independent MODIS map, so every score measures agreement with flooding as radar sees it. Susceptibility studies with a radar flood history should report that record as a baseline.</w:t>
+        <w:t xml:space="preserve">Flood susceptibility maps are judged by how well they rank the ground that floods, yet they are rarely compared with the simplest alternative, the record of where floods have already been. This study makes that comparison for infrastructure mapped in OpenStreetMap in three regions of Bangladesh, with flood extents mapped from Sentinel-1 radar for thirteen events as labels and reference and every model scored on 10 km blocks held out from training. Trained on floods up to 2022, a gradient-boosted model ranked the ground the 2024 river floods reached in Rangpur and Rajshahi at an AUC of 0.801, below the record of earlier flooding at 0.896, and the record kept its lead with masks re-mapped from a single satellite, with two other training targets and with 40 km blocks, and led even when built from a single earlier flood. In an independent riverine region east of the Jamuna the record led again, on a flood too small for the lead to be certain. Given the record as a feature, the model beat both, at 0.924, by ranking the ground no earlier flood had reached. In the Sylhet haor the record’s lead, 0.851 against 0.797, closed when the model learned the same target as the test, and on the cyclone-struck coast, where most flooded assets stood on ground no earlier cyclone had reached, the model’s lead did not survive wider blocks. The record was therefore the stronger guide where floods returned to the same ground. Radar-observed extents also made better training labels than terrain thresholds, by 0.101, 0.087 and 0.080 in AUC on held-out areas, a graph neural network added nothing over tabular models, and elevation carried almost all of the terrain signal. The radar masks agreed only moderately with an independent MODIS map, so every score measures agreement with flooding as radar sees it. Susceptibility studies with a radar flood history should report that record as a baseline.</w:t>
       </w:r>
     </w:p>
     <w:p>
@@ -518,16 +518,7 @@
         <w:pStyle w:val="FirstParagraph"/>
       </w:pPr>
       <w:r>
-        <w:t xml:space="preserve">Comparisons of many learning models are common in susceptibility mapping, and among 14 models for flood-prone areas of Pakistan boosted trees ranked first</w:t>
-      </w:r>
-      <w:r>
-        <w:t xml:space="preserve"> </w:t>
-      </w:r>
-      <w:r>
-        <w:t xml:space="preserve">(Waleed &amp; Sajjad, 2025)</w:t>
-      </w:r>
-      <w:r>
-        <w:t xml:space="preserve">. Graph neural networks learn from a node’s neighbours and, in the inductive form used here, generalise to nodes unseen in training</w:t>
+        <w:t xml:space="preserve">Graph neural networks learn from a node’s neighbours and, in the inductive form used here, generalise to nodes unseen in training</w:t>
       </w:r>
       <w:r>
         <w:t xml:space="preserve"> </w:t>
@@ -645,7 +636,7 @@
         <w:pStyle w:val="FirstParagraph"/>
       </w:pPr>
       <w:r>
-        <w:t xml:space="preserve">Three regions with contrasting flood regimes are studied, riverine flooding in Rangpur and Rajshahi, flash flooding in the Sylhet haor basin and cyclone surge on the south-west coast (Fig. 1a, Table 2), and they share one set of model settings so that results stay comparable. Rangpur and Rajshahi, in the north-west, lie on the floodplains of the Teesta and the Brahmaputra–Jamuna, where monsoon rivers rise above their danger levels and stay there for days to weeks, and all five mapped floods fell between late June and October (Table 4). The Sylhet region holds the haor basin, a low bowl of seasonal wetlands fed by rivers from the hills to the north and east, where flash floods rise quickly and can arrive before the monsoon, as in April 2017, when they struck before the rice harvest. The south-west coast is a delta of tidal channels and polders, embanked islands of farmland, where flooding follows the landfall of a cyclone and the overtopping or breach of embankments rather than the stage of a river. The regions hold 23,016, 13,374 and 29,545 mapped assets, across parts of 21, 10 and 16 districts. Every dataset the pipeline ingests is openly licensed (Table 3). Administrative boundaries come from geoBoundaries, which unlike GADM may be redistributed and carries the union level for Bangladesh. OpenStreetMap coverage is uneven, so an area with few mapped assets shows low exposure whether or not much stands there, and WorldPop’s constrained product carries population only where buildings were detected in imagery.</w:t>
+        <w:t xml:space="preserve">Three regions with contrasting flood regimes are studied, riverine flooding in Rangpur and Rajshahi, flash flooding in the Sylhet haor basin and cyclone surge on the south-west coast (Fig. 1a, Table 2), and they share one set of model settings so that results stay comparable. Rangpur and Rajshahi, in the north-west, lie on the floodplains of the Teesta and the Brahmaputra–Jamuna, where monsoon rivers rise above their danger levels and stay there for days to weeks, and all five mapped floods fell between late June and October (Table 4). The Sylhet region holds the haor basin, a low bowl of seasonal wetlands fed by rivers from the hills to the north and east, where flash floods rise quickly and can arrive before the monsoon, as in April 2017, when they struck before the rice harvest. The south-west coast is a delta of tidal channels and polders, embanked islands of farmland, where flooding follows the landfall of a cyclone and the overtopping or breach of embankments rather than the stage of a river. The regions hold 23,016, 13,374 and 29,545 mapped assets, across parts of 21, 10 and 16 districts. A fourth region east of the Jamuna, the districts of Sherpur, Jamalpur, Mymensingh and Tangail (Fig. 1a, e), serves only to validate the comparison with the flood record (Table 4) and leaves out the assets the Rangpur and Rajshahi box also holds. Every dataset the pipeline ingests is openly licensed (Table 3). OpenStreetMap coverage is uneven, so an area with few mapped assets shows low exposure whether or not much stands there, and WorldPop’s constrained product carries population only where buildings were detected in imagery.</w:t>
       </w:r>
     </w:p>
     <w:bookmarkEnd w:id="16"/>
@@ -698,7 +689,7 @@
         <w:pStyle w:val="FirstParagraph"/>
       </w:pPr>
       <w:r>
-        <w:t xml:space="preserve">Assets are fetched from OpenStreetMap in three tag groups, lifelines (hospitals, schools, shelters, bridges, embankments), transport (primary to trunk roads, railways) and agriculture (farmland, aquaculture, canals, markets), and each is classified into one asset type. The configured boxes cross Bangladesh’s land border, so assets in India, or on land more than about 1 km outside the geoBoundaries border, are dropped, while those on chars, coastal ground and offshore are kept. Grid cells and grid-level validation are restricted the same way. From the 30 m SRTM elevation model, reprojected to UTM zone 46N, the pipeline derives slope, the topographic wetness index (TWI), height above nearest drainage (HAND) and D8 flow accumulation. FABDEM, which removes forest and building heights from a 30 m elevation model</w:t>
+        <w:t xml:space="preserve">Assets are fetched from OpenStreetMap in three tag groups, lifelines (hospitals, schools, shelters, bridges, embankments), transport (primary to trunk roads, railways) and agriculture (farmland, aquaculture, canals, markets), and each is classified into one asset type. The configured boxes cross Bangladesh’s land border, so assets in India, or on land more than about 1 km outside the geoBoundaries border, are dropped, while those on chars, coastal ground and offshore are kept. Grid cells and grid-level validation are restricted the same way. From the 30 m SRTM elevation model, reprojected to UTM zone 46N, the pipeline derives slope, the topographic wetness index (TWI), height above nearest drainage (HAND) and D8 flow accumulation. FABDEM, which removes forest and building heights</w:t>
       </w:r>
       <w:r>
         <w:t xml:space="preserve"> </w:t>
@@ -707,7 +698,7 @@
         <w:t xml:space="preserve">(Hawker et al., 2022)</w:t>
       </w:r>
       <w:r>
-        <w:t xml:space="preserve">, would suit a flat delta better, but its licence forbids commercial use and requires derived data to carry the same terms, which the CC BY 4.0 data archive of this study could not. The vertical error of SRTM on flat floodplains is therefore one possible reason why TWI and HAND add little once elevation is known (Section 5.7), a reading that was not tested. Each asset carries these five terrain values at its representative point, WorldPop population density, its distance to the nearest hospital, school, flood shelter, road and irrigation channel, and its asset type, all standardised, and the pipeline stops if any feature is constant or the labels hold a single class.</w:t>
+        <w:t xml:space="preserve">, would suit a flat delta better, but its non-commercial, share-alike licence conflicts with the CC BY 4.0 data archive, and the vertical error of SRTM may be one reason, untested, why TWI and HAND add little once elevation is known (Section 5.7). Each asset carries these five terrain values at its representative point, WorldPop population density, its distance to the nearest hospital, school, flood shelter, road and irrigation channel, and its asset type, all standardised, and the pipeline stops if any feature is constant or the labels hold a single class.</w:t>
       </w:r>
     </w:p>
     <w:bookmarkEnd w:id="17"/>
@@ -920,7 +911,7 @@
         <w:pStyle w:val="FirstParagraph"/>
       </w:pPr>
       <w:r>
-        <w:t xml:space="preserve">Of the two hazard surfaces that cover the grid, the first interpolates the asset scores by ordinary Kriging, which can add little between assets where the scores lack spatial structure. Its fitted variograms leave 0.307 of the sill unexplained at zero distance in Rangpur and Rajshahi and 0.742 in Sylhet. The second, the default, is a class-weighted logistic regression on each cell’s own elevation, slope, TWI, HAND and flow accumulation, trained at the assets on the observed labels and blocks and evaluated at every 30 m cell. It leaves out the access distances, which describe exposure rather than the likelihood of flooding, and so follows individual channels and levees where the Kriged surface varies over tens of kilometres (Supporting Information, Fig. S1).</w:t>
+        <w:t xml:space="preserve">Of the two hazard surfaces that cover the grid, the first interpolates the asset scores by ordinary Kriging, which can add little between assets where the scores lack spatial structure. The second, the default, is a class-weighted logistic regression on each cell’s own elevation, slope, TWI, HAND and flow accumulation, trained at the assets on the observed labels and blocks and evaluated at every 30 m cell. It leaves out the access distances, which describe exposure rather than the likelihood of flooding, and so follows individual channels and levees where the Kriged surface varies over tens of kilometres (Supporting Information, Fig. S1).</w:t>
       </w:r>
     </w:p>
     <w:bookmarkEnd w:id="21"/>
@@ -956,24 +947,7 @@
         <w:t xml:space="preserve">(European Commission Joint Research Centre, 2017)</w:t>
       </w:r>
       <w:r>
-        <w:t xml:space="preserve">, so that no exposure means no risk, and cells are placed in five relative classes by quintile. Cells and administrative units with no mapped assets carry no score, since sparse mapping would otherwise read as low risk. Results are summarised for every union, upazila and district (Fig. 3), and the weights, the hotspot method and a sensitivity analysis are in the Supporting Information (Sections S2 and S3). The ranking of cells is robust to the chosen weights, with a mean Spearman correlation of 0.963 with the published ranking when every weight is perturbed at random in Rangpur and Rajshahi, and it changes materially only when vulnerability is reduced to population density alone (</w:t>
-      </w:r>
-      <m:oMath>
-        <m:r>
-          <m:t>ρ</m:t>
-        </m:r>
-        <m:r>
-          <m:rPr>
-            <m:sty m:val="p"/>
-          </m:rPr>
-          <m:t>=</m:t>
-        </m:r>
-        <m:r>
-          <m:t>0.663</m:t>
-        </m:r>
-      </m:oMath>
-      <w:r>
-        <w:t xml:space="preserve">).</w:t>
+        <w:t xml:space="preserve">, so that no exposure means no risk, and cells are placed in five relative classes by quintile. Cells and administrative units with no mapped assets carry no score, since sparse mapping would otherwise read as low risk. Results are summarised for every union, upazila and district (Fig. 3), and the weights, the hotspot method and a sensitivity analysis are in the Supporting Information (Sections S2 and S3).</w:t>
       </w:r>
     </w:p>
     <w:bookmarkEnd w:id="22"/>
@@ -1000,7 +974,7 @@
         <w:pStyle w:val="FirstParagraph"/>
       </w:pPr>
       <w:r>
-        <w:t xml:space="preserve">Every model is scored on the held-out blocks by the area under the ROC curve (AUC), average precision and its lift over the base rate, and the Brier score, and the hazard surfaces are also scored against observed flooding on a grid of about 500 m cells, both over the whole grid and, refitted for each assignment, over the cells of its test blocks. Every comparison between models or label sources is repeated over 20 block assignments drawn with different seeds, because one assignment gives a single number with no sense of its spread. The paired differences are tested by the corrected resampled t-test of</w:t>
+        <w:t xml:space="preserve">Every model is scored on the held-out blocks by the area under the ROC curve (AUC), average precision and its lift over the base rate, and the Brier score, and the hazard surfaces are also scored against observed flooding on a grid of about 500 m cells, both over the whole grid and, refitted for each assignment, over the cells of its test blocks. Every comparison between models or label sources is repeated over 20 block assignments drawn with different seeds. The paired differences are tested by the corrected resampled t-test of</w:t>
       </w:r>
       <w:r>
         <w:t xml:space="preserve"> </w:t>
@@ -1220,6 +1194,62 @@
         <w:pStyle w:val="BodyText"/>
       </w:pPr>
       <w:r>
+        <w:t xml:space="preserve">East of the Jamuna, where the October 2024 flood reached only 51 assets, the record again led, at 0.940 against 0.810 on held-out blocks, but with a handful of flooded assets in most test blocks the lead fell short of significance (</w:t>
+      </w:r>
+      <m:oMath>
+        <m:r>
+          <m:t>p</m:t>
+        </m:r>
+        <m:r>
+          <m:rPr>
+            <m:sty m:val="p"/>
+          </m:rPr>
+          <m:t>=</m:t>
+        </m:r>
+        <m:r>
+          <m:t>0.090</m:t>
+        </m:r>
+      </m:oMath>
+      <w:r>
+        <w:t xml:space="preserve">) except with 40 km blocks (</w:t>
+      </w:r>
+      <m:oMath>
+        <m:r>
+          <m:t>p</m:t>
+        </m:r>
+        <m:r>
+          <m:rPr>
+            <m:sty m:val="p"/>
+          </m:rPr>
+          <m:t>=</m:t>
+        </m:r>
+        <m:r>
+          <m:t>0.023</m:t>
+        </m:r>
+      </m:oMath>
+      <w:r>
+        <w:t xml:space="preserve">). Out of fold over the whole region it led at 0.925 against 0.825, with a block-bootstrap interval for the difference from</w:t>
+      </w:r>
+      <w:r>
+        <w:t xml:space="preserve"> </w:t>
+      </w:r>
+      <m:oMath>
+        <m:r>
+          <m:rPr>
+            <m:sty m:val="p"/>
+          </m:rPr>
+          <m:t>−</m:t>
+        </m:r>
+      </m:oMath>
+      <w:r>
+        <w:t xml:space="preserve">0.191 to 0.003, and its list of 7.1 % of assets held 88.2 % of the flooded assets against 21.6 % for the model.</w:t>
+      </w:r>
+    </w:p>
+    <w:p>
+      <w:pPr>
+        <w:pStyle w:val="BodyText"/>
+      </w:pPr>
+      <w:r>
         <w:t xml:space="preserve">The record can also enter the model as a feature, provided it comes from floods before the ones the model learns to predict, or the model would copy its own labels. The model is therefore trained to predict the last event year up to 2022 from its usual features and the share of the earlier events in which the ground flooded, and scored against the 2024 floods with that share taken over every event to 2022. In Rangpur and Rajshahi the combination beats both of its parts, at 0.924 against 0.896 for the record alone (</w:t>
       </w:r>
       <m:oMath>
@@ -1296,7 +1326,35 @@
         <w:pStyle w:val="BodyText"/>
       </w:pPr>
       <w:r>
-        <w:t xml:space="preserve">Rebuilt from a single earlier flood, the record already ranked the 2024 flooding in Rangpur and Rajshahi above the model, at 0.812 against 0.768, whereas in Sylhet it needed both earlier floods and on the coast it trailed at every length (Supporting Information, Section S6, Table S2). As skill over the record, the share of its remaining ranking error that a model removes, the model scored -0.905 in Rangpur and Rajshahi, -0.364 in Sylhet and 0.416 on the coast, and 0.276 in Rangpur and Rajshahi given the record as a feature. A list of every asset an earlier flood reached held 93.2 % of the assets the 2024 floods reached in Rangpur and Rajshahi against 68.5 % for an equally long list from the model. On the coast, where the model ranked better overall, the record’s list of 2.5 % of assets still held 37.1 % against 9.5 %, marking the most exposed ground more precisely even where it ranked the rest worse.</w:t>
+        <w:t xml:space="preserve">Rebuilt from a single earlier flood, the record already ranked the 2024 flooding in Rangpur and Rajshahi above the model, at 0.812 against 0.768, whereas in Sylhet it needed both earlier floods and on the coast it trailed at every length (Supporting Information, Section S6, Table S2). As skill over the record, the share of its remaining ranking error that a model removes, the model scored</w:t>
+      </w:r>
+      <w:r>
+        <w:t xml:space="preserve"> </w:t>
+      </w:r>
+      <m:oMath>
+        <m:r>
+          <m:rPr>
+            <m:sty m:val="p"/>
+          </m:rPr>
+          <m:t>−</m:t>
+        </m:r>
+      </m:oMath>
+      <w:r>
+        <w:t xml:space="preserve">0.905 in Rangpur and Rajshahi,</w:t>
+      </w:r>
+      <w:r>
+        <w:t xml:space="preserve"> </w:t>
+      </w:r>
+      <m:oMath>
+        <m:r>
+          <m:rPr>
+            <m:sty m:val="p"/>
+          </m:rPr>
+          <m:t>−</m:t>
+        </m:r>
+      </m:oMath>
+      <w:r>
+        <w:t xml:space="preserve">0.364 in Sylhet and 0.416 on the coast, and 0.276 in Rangpur and Rajshahi given the record as a feature. A list of every asset an earlier flood reached held 93.2 % of the assets the 2024 floods reached in Rangpur and Rajshahi against 68.5 % for an equally long list from the model. On the coast, where the model ranked better overall, the record’s list of 2.5 % of assets still held 37.1 % against 9.5 %, marking the most exposed ground more precisely even where it ranked the rest worse.</w:t>
       </w:r>
     </w:p>
     <w:p>
@@ -1457,7 +1515,7 @@
         <w:t xml:space="preserve">(Swarup &amp; Nury, 2026)</w:t>
       </w:r>
       <w:r>
-        <w:t xml:space="preserve">, close to this model’s 0.797, while the record ranked them at 0.851, a comparison that is only indicative, since that map was scored over areas rather than assets. On the coast, where most of the ground Cyclone Remal flooded had not flooded in the earlier cyclones, the model’s lead did not survive wider blocks. Three regions cannot establish that pattern, but they show that the comparison has to be made region by region rather than assumed. The record marks where water returns and the terrain ranks where it has not yet been seen, so a susceptibility map for a river basin with a radar flood history should at least report the record beside it, and where the record is informative the two can be combined. A study that reports accuracy without that reference cannot show that its model knows more than the flood record already does.</w:t>
+        <w:t xml:space="preserve">, close to this model’s 0.797, while the record ranked them at 0.851, a comparison that is only indicative, since that map was scored over areas rather than assets. On the coast, where most of the ground Cyclone Remal flooded had not flooded in the earlier cyclones, the model’s lead did not survive wider blocks. Three regions and one small validation flood cannot establish that pattern, but they show that the comparison has to be made region by region rather than assumed. The record marks where water returns and the terrain ranks where it has not yet been seen, so a susceptibility map for a river basin with a radar flood history should at least report the record beside it, and where the record is informative the two can be combined. A study that reports accuracy without that reference cannot show that its model knows more than the flood record already does.</w:t>
       </w:r>
     </w:p>
     <w:bookmarkEnd w:id="33"/>
@@ -1610,7 +1668,7 @@
         <w:t xml:space="preserve">(Williams et al., 2025)</w:t>
       </w:r>
       <w:r>
-        <w:t xml:space="preserve">, would allow the risk classes to be tested against the harm they are meant to anticipate. None of the surfaces is a forecast, and warnings remain the task of the Flood Forecasting and Warning Centre and the Bangladesh Meteorological Department.</w:t>
+        <w:t xml:space="preserve">, would allow the risk classes to be tested against the harm they are meant to anticipate. None of the surfaces is a forecast.</w:t>
       </w:r>
     </w:p>
     <w:bookmarkEnd w:id="37"/>
@@ -1769,7 +1827,7 @@
       </w:r>
     </w:p>
     <w:bookmarkEnd w:id="44"/>
-    <w:bookmarkStart w:id="136" w:name="references"/>
+    <w:bookmarkStart w:id="134" w:name="references"/>
     <w:p>
       <w:pPr>
         <w:pStyle w:val="Heading1"/>
@@ -1778,7 +1836,7 @@
         <w:t xml:space="preserve">References</w:t>
       </w:r>
     </w:p>
-    <w:bookmarkStart w:id="135" w:name="refs"/>
+    <w:bookmarkStart w:id="133" w:name="refs"/>
     <w:bookmarkStart w:id="46" w:name="ref-adnan2023"/>
     <w:p>
       <w:pPr>
@@ -3847,19 +3905,19 @@
       </w:hyperlink>
     </w:p>
     <w:bookmarkEnd w:id="122"/>
-    <w:bookmarkStart w:id="124" w:name="ref-waleed2025"/>
+    <w:bookmarkStart w:id="124" w:name="ref-wang2023"/>
     <w:p>
       <w:pPr>
         <w:pStyle w:val="Bibliography"/>
       </w:pPr>
       <w:r>
-        <w:t xml:space="preserve">Waleed, M., &amp; Sajjad, M. (2025).</w:t>
-      </w:r>
-      <w:r>
-        <w:t xml:space="preserve"> </w:t>
-      </w:r>
-      <w:r>
-        <w:t xml:space="preserve">Advancing flood susceptibility prediction: A comparative assessment and scalability analysis of machine learning algorithms via artificial intelligence in high-risk regions of Pakistan</w:t>
+        <w:t xml:space="preserve">Wang, X., Du, A., Hu, F., Liu, Z., Zhang, X., Wang, L., &amp; Guo, H. (2023).</w:t>
+      </w:r>
+      <w:r>
+        <w:t xml:space="preserve"> </w:t>
+      </w:r>
+      <w:r>
+        <w:t xml:space="preserve">Landslide susceptibility evaluation based on active deformation and graph convolutional network algorithm</w:t>
       </w:r>
       <w:r>
         <w:t xml:space="preserve">.</w:t>
@@ -3872,7 +3930,7 @@
           <w:i/>
           <w:iCs/>
         </w:rPr>
-        <w:t xml:space="preserve">Journal of Flood Risk Management</w:t>
+        <w:t xml:space="preserve">Frontiers in Earth Science</w:t>
       </w:r>
       <w:r>
         <w:t xml:space="preserve">,</w:t>
@@ -3885,71 +3943,15 @@
           <w:i/>
           <w:iCs/>
         </w:rPr>
-        <w:t xml:space="preserve">18</w:t>
-      </w:r>
-      <w:r>
-        <w:t xml:space="preserve">(1), e13047.</w:t>
+        <w:t xml:space="preserve">11</w:t>
+      </w:r>
+      <w:r>
+        <w:t xml:space="preserve">, 1132722.</w:t>
       </w:r>
       <w:r>
         <w:t xml:space="preserve"> </w:t>
       </w:r>
       <w:hyperlink r:id="rId123">
-        <w:r>
-          <w:rPr>
-            <w:rStyle w:val="Hyperlink"/>
-          </w:rPr>
-          <w:t xml:space="preserve">https://doi.org/10.1111/jfr3.13047</w:t>
-        </w:r>
-      </w:hyperlink>
-    </w:p>
-    <w:bookmarkEnd w:id="124"/>
-    <w:bookmarkStart w:id="126" w:name="ref-wang2023"/>
-    <w:p>
-      <w:pPr>
-        <w:pStyle w:val="Bibliography"/>
-      </w:pPr>
-      <w:r>
-        <w:t xml:space="preserve">Wang, X., Du, A., Hu, F., Liu, Z., Zhang, X., Wang, L., &amp; Guo, H. (2023).</w:t>
-      </w:r>
-      <w:r>
-        <w:t xml:space="preserve"> </w:t>
-      </w:r>
-      <w:r>
-        <w:t xml:space="preserve">Landslide susceptibility evaluation based on active deformation and graph convolutional network algorithm</w:t>
-      </w:r>
-      <w:r>
-        <w:t xml:space="preserve">.</w:t>
-      </w:r>
-      <w:r>
-        <w:t xml:space="preserve"> </w:t>
-      </w:r>
-      <w:r>
-        <w:rPr>
-          <w:i/>
-          <w:iCs/>
-        </w:rPr>
-        <w:t xml:space="preserve">Frontiers in Earth Science</w:t>
-      </w:r>
-      <w:r>
-        <w:t xml:space="preserve">,</w:t>
-      </w:r>
-      <w:r>
-        <w:t xml:space="preserve"> </w:t>
-      </w:r>
-      <w:r>
-        <w:rPr>
-          <w:i/>
-          <w:iCs/>
-        </w:rPr>
-        <w:t xml:space="preserve">11</w:t>
-      </w:r>
-      <w:r>
-        <w:t xml:space="preserve">, 1132722.</w:t>
-      </w:r>
-      <w:r>
-        <w:t xml:space="preserve"> </w:t>
-      </w:r>
-      <w:hyperlink r:id="rId125">
         <w:r>
           <w:rPr>
             <w:rStyle w:val="Hyperlink"/>
@@ -3958,8 +3960,8 @@
         </w:r>
       </w:hyperlink>
     </w:p>
-    <w:bookmarkEnd w:id="126"/>
-    <w:bookmarkStart w:id="128" w:name="ref-wanggat2023"/>
+    <w:bookmarkEnd w:id="124"/>
+    <w:bookmarkStart w:id="126" w:name="ref-wanggat2023"/>
     <w:p>
       <w:pPr>
         <w:pStyle w:val="Bibliography"/>
@@ -3996,7 +3998,7 @@
       <w:r>
         <w:t xml:space="preserve"> </w:t>
       </w:r>
-      <w:hyperlink r:id="rId127">
+      <w:hyperlink r:id="rId125">
         <w:r>
           <w:rPr>
             <w:rStyle w:val="Hyperlink"/>
@@ -4005,8 +4007,8 @@
         </w:r>
       </w:hyperlink>
     </w:p>
-    <w:bookmarkEnd w:id="128"/>
-    <w:bookmarkStart w:id="130" w:name="ref-williams2025"/>
+    <w:bookmarkEnd w:id="126"/>
+    <w:bookmarkStart w:id="128" w:name="ref-williams2025"/>
     <w:p>
       <w:pPr>
         <w:pStyle w:val="Bibliography"/>
@@ -4052,7 +4054,7 @@
       <w:r>
         <w:t xml:space="preserve"> </w:t>
       </w:r>
-      <w:hyperlink r:id="rId129">
+      <w:hyperlink r:id="rId127">
         <w:r>
           <w:rPr>
             <w:rStyle w:val="Hyperlink"/>
@@ -4061,8 +4063,8 @@
         </w:r>
       </w:hyperlink>
     </w:p>
-    <w:bookmarkEnd w:id="130"/>
-    <w:bookmarkStart w:id="132" w:name="ref-zadrozny2002"/>
+    <w:bookmarkEnd w:id="128"/>
+    <w:bookmarkStart w:id="130" w:name="ref-zadrozny2002"/>
     <w:p>
       <w:pPr>
         <w:pStyle w:val="Bibliography"/>
@@ -4095,7 +4097,7 @@
       <w:r>
         <w:t xml:space="preserve"> </w:t>
       </w:r>
-      <w:hyperlink r:id="rId131">
+      <w:hyperlink r:id="rId129">
         <w:r>
           <w:rPr>
             <w:rStyle w:val="Hyperlink"/>
@@ -4104,8 +4106,8 @@
         </w:r>
       </w:hyperlink>
     </w:p>
-    <w:bookmarkEnd w:id="132"/>
-    <w:bookmarkStart w:id="134" w:name="ref-zzaman2021"/>
+    <w:bookmarkEnd w:id="130"/>
+    <w:bookmarkStart w:id="132" w:name="ref-zzaman2021"/>
     <w:p>
       <w:pPr>
         <w:pStyle w:val="Bibliography"/>
@@ -4151,7 +4153,7 @@
       <w:r>
         <w:t xml:space="preserve"> </w:t>
       </w:r>
-      <w:hyperlink r:id="rId133">
+      <w:hyperlink r:id="rId131">
         <w:r>
           <w:rPr>
             <w:rStyle w:val="Hyperlink"/>
@@ -4160,10 +4162,10 @@
         </w:r>
       </w:hyperlink>
     </w:p>
+    <w:bookmarkEnd w:id="132"/>
+    <w:bookmarkEnd w:id="133"/>
     <w:bookmarkEnd w:id="134"/>
-    <w:bookmarkEnd w:id="135"/>
-    <w:bookmarkEnd w:id="136"/>
-    <w:bookmarkStart w:id="144" w:name="tables"/>
+    <w:bookmarkStart w:id="142" w:name="tables"/>
     <w:p>
       <w:pPr>
         <w:pStyle w:val="Heading1"/>
@@ -4172,7 +4174,7 @@
         <w:t xml:space="preserve">Tables</w:t>
       </w:r>
     </w:p>
-    <w:bookmarkStart w:id="137" w:name="tab:litflood"/>
+    <w:bookmarkStart w:id="135" w:name="tab:litflood"/>
     <w:p>
       <w:pPr>
         <w:pStyle w:val="TableCaption"/>
@@ -4895,14 +4897,34 @@
         </w:tc>
       </w:tr>
     </w:tbl>
-    <w:bookmarkEnd w:id="137"/>
-    <w:bookmarkStart w:id="138" w:name="tab:regions"/>
+    <w:bookmarkEnd w:id="135"/>
+    <w:bookmarkStart w:id="136" w:name="tab:regions"/>
     <w:p>
       <w:pPr>
         <w:pStyle w:val="TableCaption"/>
       </w:pPr>
       <w:r>
-        <w:t xml:space="preserve">Table 2. Configured study regions. Each box is restricted to Bangladesh, and all use UTM zone 46N (EPSG:32646) for distance and area calculations.</w:t>
+        <w:t xml:space="preserve">Table 2. Configured study regions.</w:t>
+      </w:r>
+      <w:r>
+        <w:t xml:space="preserve"> </w:t>
+      </w:r>
+      <m:oMath>
+        <m:sSup>
+          <m:e>
+            <m:r>
+              <m:t>​</m:t>
+            </m:r>
+          </m:e>
+          <m:sup>
+            <m:r>
+              <m:t>a</m:t>
+            </m:r>
+          </m:sup>
+        </m:sSup>
+      </m:oMath>
+      <w:r>
+        <w:t xml:space="preserve">Validation region, defined by its four districts within the box and without the assets the Rangpur and Rajshahi box holds. Each box is restricted to Bangladesh, and all use UTM zone 46N (EPSG:32646) for distance and area calculations.</w:t>
       </w:r>
     </w:p>
     <w:tbl>
@@ -4910,7 +4932,7 @@
         <w:tblStyle w:val="Table"/>
         <w:tblW w:type="auto" w:w="0"/>
         <w:tblLook w:firstRow="1" w:lastRow="0" w:firstColumn="0" w:lastColumn="0" w:noHBand="0" w:noVBand="0" w:val="0020"/>
-        <w:tblCaption w:val="Table 2. Configured study regions. Each box is restricted to Bangladesh, and all use UTM zone 46N (EPSG:32646) for distance and area calculations."/>
+        <w:tblCaption w:val="Table 2. Configured study regions. ^{a}Validation region, defined by its four districts within the box and without the assets the Rangpur and Rajshahi box holds. Each box is restricted to Bangladesh, and all use UTM zone 46N (EPSG:32646) for distance and area calculations."/>
       </w:tblPr>
       <w:tblGrid>
         <w:gridCol w:w="1980"/>
@@ -5130,9 +5152,76 @@
           </w:p>
         </w:tc>
       </w:tr>
+      <w:tr>
+        <w:tc>
+          <w:tcPr/>
+          <w:p>
+            <w:pPr>
+              <w:pStyle w:val="Compact"/>
+              <w:jc w:val="left"/>
+            </w:pPr>
+            <w:r>
+              <w:t xml:space="preserve">Jamuna east</w:t>
+            </w:r>
+            <m:oMath>
+              <m:sSup>
+                <m:e>
+                  <m:r>
+                    <m:t>​</m:t>
+                  </m:r>
+                </m:e>
+                <m:sup>
+                  <m:r>
+                    <m:t>a</m:t>
+                  </m:r>
+                </m:sup>
+              </m:sSup>
+            </m:oMath>
+          </w:p>
+        </w:tc>
+        <w:tc>
+          <w:tcPr/>
+          <w:p>
+            <w:pPr>
+              <w:pStyle w:val="Compact"/>
+              <w:jc w:val="left"/>
+            </w:pPr>
+            <w:r>
+              <w:t xml:space="preserve">riverine and flash flood</w:t>
+            </w:r>
+          </w:p>
+        </w:tc>
+        <w:tc>
+          <w:tcPr/>
+          <w:p>
+            <w:pPr>
+              <w:pStyle w:val="Compact"/>
+              <w:jc w:val="left"/>
+            </w:pPr>
+            <w:r>
+              <w:t xml:space="preserve">89.6, 23.9, 90.9, 25.5</w:t>
+            </w:r>
+          </w:p>
+        </w:tc>
+        <w:tc>
+          <w:tcPr/>
+          <w:p>
+            <w:pPr>
+              <w:pStyle w:val="Compact"/>
+              <w:jc w:val="left"/>
+            </w:pPr>
+            <w:r>
+              <w:rPr>
+                <w:rStyle w:val="VerbatimChar"/>
+              </w:rPr>
+              <w:t xml:space="preserve">configs/validation/jamuna_east.yaml</w:t>
+            </w:r>
+          </w:p>
+        </w:tc>
+      </w:tr>
     </w:tbl>
-    <w:bookmarkEnd w:id="138"/>
-    <w:bookmarkStart w:id="139" w:name="tab:data"/>
+    <w:bookmarkEnd w:id="136"/>
+    <w:bookmarkStart w:id="137" w:name="tab:data"/>
     <w:p>
       <w:pPr>
         <w:pStyle w:val="TableCaption"/>
@@ -5508,8 +5597,8 @@
         </w:tc>
       </w:tr>
     </w:tbl>
-    <w:bookmarkEnd w:id="139"/>
-    <w:bookmarkStart w:id="140" w:name="tab:events"/>
+    <w:bookmarkEnd w:id="137"/>
+    <w:bookmarkStart w:id="138" w:name="tab:events"/>
     <w:p>
       <w:pPr>
         <w:pStyle w:val="TableCaption"/>
@@ -6025,9 +6114,149 @@
           </w:p>
         </w:tc>
       </w:tr>
+      <w:tr>
+        <w:tc>
+          <w:tcPr/>
+          <w:p>
+            <w:pPr>
+              <w:pStyle w:val="Compact"/>
+              <w:jc w:val="left"/>
+            </w:pPr>
+            <w:r>
+              <w:t xml:space="preserve">Jamuna east</w:t>
+            </w:r>
+          </w:p>
+        </w:tc>
+        <w:tc>
+          <w:tcPr/>
+          <w:p>
+            <w:pPr>
+              <w:pStyle w:val="Compact"/>
+              <w:jc w:val="left"/>
+            </w:pPr>
+            <w:r>
+              <w:t xml:space="preserve">12–26 Aug 2017</w:t>
+            </w:r>
+          </w:p>
+        </w:tc>
+        <w:tc>
+          <w:tcPr/>
+          <w:p>
+            <w:pPr>
+              <w:pStyle w:val="Compact"/>
+              <w:jc w:val="left"/>
+            </w:pPr>
+            <w:r>
+              <w:t xml:space="preserve">second monsoon flood from 12 August</w:t>
+            </w:r>
+          </w:p>
+        </w:tc>
+      </w:tr>
+      <w:tr>
+        <w:tc>
+          <w:tcPr/>
+          <w:p>
+            <w:pPr>
+              <w:pStyle w:val="Compact"/>
+            </w:pPr>
+          </w:p>
+        </w:tc>
+        <w:tc>
+          <w:tcPr/>
+          <w:p>
+            <w:pPr>
+              <w:pStyle w:val="Compact"/>
+              <w:jc w:val="left"/>
+            </w:pPr>
+            <w:r>
+              <w:t xml:space="preserve">13–28 Jul 2019</w:t>
+            </w:r>
+          </w:p>
+        </w:tc>
+        <w:tc>
+          <w:tcPr/>
+          <w:p>
+            <w:pPr>
+              <w:pStyle w:val="Compact"/>
+              <w:jc w:val="left"/>
+            </w:pPr>
+            <w:r>
+              <w:t xml:space="preserve">Brahmaputra–Jamuna rising to 18 July</w:t>
+            </w:r>
+          </w:p>
+        </w:tc>
+      </w:tr>
+      <w:tr>
+        <w:tc>
+          <w:tcPr/>
+          <w:p>
+            <w:pPr>
+              <w:pStyle w:val="Compact"/>
+            </w:pPr>
+          </w:p>
+        </w:tc>
+        <w:tc>
+          <w:tcPr/>
+          <w:p>
+            <w:pPr>
+              <w:pStyle w:val="Compact"/>
+              <w:jc w:val="left"/>
+            </w:pPr>
+            <w:r>
+              <w:t xml:space="preserve">11–31 Jul 2020</w:t>
+            </w:r>
+          </w:p>
+        </w:tc>
+        <w:tc>
+          <w:tcPr/>
+          <w:p>
+            <w:pPr>
+              <w:pStyle w:val="Compact"/>
+              <w:jc w:val="left"/>
+            </w:pPr>
+            <w:r>
+              <w:t xml:space="preserve">second phase from 9–10 July, peak about 18 July</w:t>
+            </w:r>
+          </w:p>
+        </w:tc>
+      </w:tr>
+      <w:tr>
+        <w:tc>
+          <w:tcPr/>
+          <w:p>
+            <w:pPr>
+              <w:pStyle w:val="Compact"/>
+            </w:pPr>
+          </w:p>
+        </w:tc>
+        <w:tc>
+          <w:tcPr/>
+          <w:p>
+            <w:pPr>
+              <w:pStyle w:val="Compact"/>
+              <w:jc w:val="left"/>
+            </w:pPr>
+            <w:r>
+              <w:t xml:space="preserve">3–15 Oct 2024</w:t>
+            </w:r>
+          </w:p>
+        </w:tc>
+        <w:tc>
+          <w:tcPr/>
+          <w:p>
+            <w:pPr>
+              <w:pStyle w:val="Compact"/>
+              <w:jc w:val="left"/>
+            </w:pPr>
+            <w:r>
+              <w:t xml:space="preserve">north-central flash floods from 3 October in Sherpur, Mymensingh and Jamalpur; first Sentinel-1 pass on 8 October</w:t>
+            </w:r>
+          </w:p>
+        </w:tc>
+      </w:tr>
     </w:tbl>
-    <w:bookmarkEnd w:id="140"/>
-    <w:bookmarkStart w:id="141" w:name="tab:validation"/>
+    <w:bookmarkEnd w:id="138"/>
+    <w:bookmarkStart w:id="139" w:name="tab:validation"/>
     <w:p>
       <w:pPr>
         <w:pStyle w:val="TableCaption"/>
@@ -6400,8 +6629,8 @@
         </w:tc>
       </w:tr>
     </w:tbl>
-    <w:bookmarkEnd w:id="141"/>
-    <w:bookmarkStart w:id="142" w:name="tab:temporal"/>
+    <w:bookmarkEnd w:id="139"/>
+    <w:bookmarkStart w:id="140" w:name="tab:temporal"/>
     <w:p>
       <w:pPr>
         <w:pStyle w:val="TableCaption"/>
@@ -6424,7 +6653,7 @@
         <w:t xml:space="preserve"> </w:t>
       </w:r>
       <w:r>
-        <w:t xml:space="preserve">standard deviation over 20 block assignments. The model to 2022 is trained only on the earlier events, the all-events model on labels that include 2024, past flooding is the share of the earlier events in which the ground flooded, and the terrain-label model is the same model trained on the terrain-threshold labels. The 2024 events reached 2.8 %, 17.7 % and 2.9 % of assets in the three regions.</w:t>
+        <w:t xml:space="preserve">standard deviation over 20 block assignments. The model to 2022 is trained only on the earlier events, the all-events model on labels that include 2024, past flooding is the share of the earlier events in which the ground flooded, and the terrain-label model is the same model trained on the terrain-threshold labels. The 2024 events reached 2.8 %, 17.7 %, 2.9 % and 1.2 % of assets in the four regions, and east of the Jamuna only 15 assignments left flooded assets in the test blocks.</w:t>
       </w:r>
     </w:p>
     <w:tbl>
@@ -6432,7 +6661,7 @@
         <w:tblStyle w:val="Table"/>
         <w:tblW w:type="auto" w:w="0"/>
         <w:tblLook w:firstRow="1" w:lastRow="0" w:firstColumn="0" w:lastColumn="0" w:noHBand="0" w:noVBand="0" w:val="0020"/>
-        <w:tblCaption w:val="Table 6. AUC against the 2024 flood extents on held-out 10 km test blocks, as mean \pm standard deviation over 20 block assignments. The model to 2022 is trained only on the earlier events, the all-events model on labels that include 2024, past flooding is the share of the earlier events in which the ground flooded, and the terrain-label model is the same model trained on the terrain-threshold labels. The 2024 events reached 2.8 %, 17.7 % and 2.9 % of assets in the three regions."/>
+        <w:tblCaption w:val="Table 6. AUC against the 2024 flood extents on held-out 10 km test blocks, as mean \pm standard deviation over 20 block assignments. The model to 2022 is trained only on the earlier events, the all-events model on labels that include 2024, past flooding is the share of the earlier events in which the ground flooded, and the terrain-label model is the same model trained on the terrain-threshold labels. The 2024 events reached 2.8 %, 17.7 %, 2.9 % and 1.2 % of assets in the four regions, and east of the Jamuna only 15 assignments left flooded assets in the test blocks."/>
       </w:tblPr>
       <w:tblGrid>
         <w:gridCol w:w="1584"/>
@@ -6845,9 +7074,122 @@
           </w:p>
         </w:tc>
       </w:tr>
+      <w:tr>
+        <w:tc>
+          <w:tcPr/>
+          <w:p>
+            <w:pPr>
+              <w:pStyle w:val="Compact"/>
+              <w:jc w:val="left"/>
+            </w:pPr>
+            <w:r>
+              <w:t xml:space="preserve">Jamuna east (validation)</w:t>
+            </w:r>
+          </w:p>
+        </w:tc>
+        <w:tc>
+          <w:tcPr/>
+          <w:p>
+            <w:pPr>
+              <w:pStyle w:val="Compact"/>
+              <w:jc w:val="center"/>
+            </w:pPr>
+            <w:r>
+              <w:t xml:space="preserve">0.810</w:t>
+            </w:r>
+            <w:r>
+              <w:t xml:space="preserve"> </w:t>
+            </w:r>
+            <m:oMath>
+              <m:r>
+                <m:rPr>
+                  <m:sty m:val="p"/>
+                </m:rPr>
+                <m:t>±</m:t>
+              </m:r>
+            </m:oMath>
+            <w:r>
+              <w:t xml:space="preserve"> </w:t>
+            </w:r>
+            <w:r>
+              <w:t xml:space="preserve">0.177</w:t>
+            </w:r>
+          </w:p>
+        </w:tc>
+        <w:tc>
+          <w:tcPr/>
+          <w:p>
+            <w:pPr>
+              <w:pStyle w:val="Compact"/>
+              <w:jc w:val="center"/>
+            </w:pPr>
+            <w:r>
+              <w:t xml:space="preserve">0.813</w:t>
+            </w:r>
+          </w:p>
+        </w:tc>
+        <w:tc>
+          <w:tcPr/>
+          <w:p>
+            <w:pPr>
+              <w:pStyle w:val="Compact"/>
+              <w:jc w:val="center"/>
+            </w:pPr>
+            <w:r>
+              <w:t xml:space="preserve">0.940</w:t>
+            </w:r>
+            <w:r>
+              <w:t xml:space="preserve"> </w:t>
+            </w:r>
+            <m:oMath>
+              <m:r>
+                <m:rPr>
+                  <m:sty m:val="p"/>
+                </m:rPr>
+                <m:t>±</m:t>
+              </m:r>
+            </m:oMath>
+            <w:r>
+              <w:t xml:space="preserve"> </w:t>
+            </w:r>
+            <w:r>
+              <w:t xml:space="preserve">0.054</w:t>
+            </w:r>
+          </w:p>
+        </w:tc>
+        <w:tc>
+          <w:tcPr/>
+          <w:p>
+            <w:pPr>
+              <w:pStyle w:val="Compact"/>
+              <w:jc w:val="center"/>
+            </w:pPr>
+            <w:r>
+              <w:t xml:space="preserve">0.681</w:t>
+            </w:r>
+            <w:r>
+              <w:t xml:space="preserve"> </w:t>
+            </w:r>
+            <m:oMath>
+              <m:r>
+                <m:rPr>
+                  <m:sty m:val="p"/>
+                </m:rPr>
+                <m:t>±</m:t>
+              </m:r>
+            </m:oMath>
+            <w:r>
+              <w:t xml:space="preserve"> </w:t>
+            </w:r>
+            <w:r>
+              <w:t xml:space="preserve">0.241</w:t>
+            </w:r>
+          </w:p>
+        </w:tc>
+      </w:tr>
     </w:tbl>
-    <w:bookmarkEnd w:id="142"/>
-    <w:bookmarkStart w:id="143" w:name="tab:benchmark"/>
+    <w:bookmarkEnd w:id="140"/>
+    <w:bookmarkStart w:id="141" w:name="tab:benchmark"/>
     <w:p>
       <w:pPr>
         <w:pStyle w:val="TableCaption"/>
@@ -7464,8 +7806,16 @@
               <w:pStyle w:val="Compact"/>
               <w:jc w:val="center"/>
             </w:pPr>
-            <w:r>
-              <w:t xml:space="preserve">-0.028</w:t>
+            <m:oMath>
+              <m:r>
+                <m:rPr>
+                  <m:sty m:val="p"/>
+                </m:rPr>
+                <m:t>−</m:t>
+              </m:r>
+            </m:oMath>
+            <w:r>
+              <w:t xml:space="preserve">0.028</w:t>
             </w:r>
           </w:p>
         </w:tc>
@@ -7476,8 +7826,16 @@
               <w:pStyle w:val="Compact"/>
               <w:jc w:val="center"/>
             </w:pPr>
-            <w:r>
-              <w:t xml:space="preserve">-0.003</w:t>
+            <m:oMath>
+              <m:r>
+                <m:rPr>
+                  <m:sty m:val="p"/>
+                </m:rPr>
+                <m:t>−</m:t>
+              </m:r>
+            </m:oMath>
+            <w:r>
+              <w:t xml:space="preserve">0.003</w:t>
             </w:r>
           </w:p>
         </w:tc>
@@ -7488,16 +7846,24 @@
               <w:pStyle w:val="Compact"/>
               <w:jc w:val="center"/>
             </w:pPr>
-            <w:r>
-              <w:t xml:space="preserve">-0.022</w:t>
+            <m:oMath>
+              <m:r>
+                <m:rPr>
+                  <m:sty m:val="p"/>
+                </m:rPr>
+                <m:t>−</m:t>
+              </m:r>
+            </m:oMath>
+            <w:r>
+              <w:t xml:space="preserve">0.022</w:t>
             </w:r>
           </w:p>
         </w:tc>
       </w:tr>
     </w:tbl>
-    <w:bookmarkEnd w:id="143"/>
-    <w:bookmarkEnd w:id="144"/>
-    <w:bookmarkStart w:id="145" w:name="figure-legends"/>
+    <w:bookmarkEnd w:id="141"/>
+    <w:bookmarkEnd w:id="142"/>
+    <w:bookmarkStart w:id="143" w:name="figure-legends"/>
     <w:p>
       <w:pPr>
         <w:pStyle w:val="Heading1"/>
@@ -7521,7 +7887,7 @@
         <w:t xml:space="preserve"> </w:t>
       </w:r>
       <w:r>
-        <w:t xml:space="preserve">(a) The three study regions, drawn as their configured bounding boxes over the district boundaries of geoBoundaries, with neighbouring countries from Natural Earth. (b–d) Share of the mapped Sentinel-1 events in which each 100 m cell was flooded. Cells never seen flooded are left blank, and the removal of permanent water leaves the main river channels empty. Straight-edged bands follow the edges of radar swaths.</w:t>
+        <w:t xml:space="preserve">(a) The three study regions, drawn as their configured bounding boxes, and the validation region east of the Jamuna (e, dashed), over the district boundaries of geoBoundaries, with neighbouring countries from Natural Earth. (b–d) Share of the mapped Sentinel-1 events in which each 100 m cell was flooded. Cells never seen flooded are left blank, and the removal of permanent water leaves the main river channels empty. Straight-edged bands follow the edges of radar swaths.</w:t>
       </w:r>
     </w:p>
     <w:p>
@@ -7646,7 +8012,7 @@
         <w:t xml:space="preserve">Loss in AUC on the held-out test blocks when each feature is shuffled across the test assets, as mean and standard deviation over 20 block assignments, for the default gradient-boosted model. The AUC in each title is the mean before shuffling.</w:t>
       </w:r>
     </w:p>
-    <w:bookmarkEnd w:id="145"/>
+    <w:bookmarkEnd w:id="143"/>
     <w:sectPr>
       <w:footerReference w:type="default" r:id="rId9"/>
       <w:footnotePr>

--- a/docs/paper/submission/manuscript.docx
+++ b/docs/paper/submission/manuscript.docx
@@ -1724,7 +1724,7 @@
           <w:rPr>
             <w:rStyle w:val="Hyperlink"/>
           </w:rPr>
-          <w:t xml:space="preserve">https://doi.org/10.5281/zenodo.23130732</w:t>
+          <w:t xml:space="preserve">https://doi.org/10.5281/zenodo.23267002</w:t>
         </w:r>
       </w:hyperlink>
       <w:r>
@@ -1745,7 +1745,7 @@
         <w:t xml:space="preserve"> </w:t>
       </w:r>
       <w:r>
-        <w:t xml:space="preserve">under the MIT licence. The repository holds the pipeline, region configurations, dashboard and test suite. The pipeline also holds a landslide susceptibility module for the Chittagong Hill Tracts, which is described in the technical documentation and will be reported separately. The Zenodo archive packages the input data and outputs for all four regions, including that one, per region with a manifest of checksums and licences. Every figure in this paper is written into the text by the analysis scripts in the code repository directly from the pipeline outputs, so a rerun of the pipeline updates text and results together. The results are published through an open dashboard at</w:t>
+        <w:t xml:space="preserve">under the MIT licence. The repository holds the pipeline, region configurations, dashboard and test suite. The pipeline also holds a landslide susceptibility module for the Chittagong Hill Tracts, which is described in the technical documentation and will be reported separately. The Zenodo archive packages the input data and outputs for all five regions, including the Hill Tracts, per region with a manifest of checksums and licences. Every figure in this paper is written into the text by the analysis scripts in the code repository directly from the pipeline outputs, so a rerun of the pipeline updates text and results together. The results are published through an open dashboard at</w:t>
       </w:r>
       <w:r>
         <w:t xml:space="preserve"> </w:t>

--- a/docs/paper/submission/manuscript.docx
+++ b/docs/paper/submission/manuscript.docx
@@ -26,7 +26,7 @@
         <w:pStyle w:val="FirstParagraph"/>
       </w:pPr>
       <w:r>
-        <w:t xml:space="preserve">Flood susceptibility maps are judged by how well they rank the ground that floods, yet they are rarely compared with the simplest alternative, the record of where floods have already been. This study makes that comparison for infrastructure mapped in OpenStreetMap in three regions of Bangladesh, with flood extents mapped from Sentinel-1 radar for thirteen events as labels and reference and every model scored on 10 km blocks held out from training. Trained on floods up to 2022, a gradient-boosted model ranked the ground the 2024 river floods reached in Rangpur and Rajshahi at an AUC of 0.801, below the record of earlier flooding at 0.896, and the record kept its lead with masks re-mapped from a single satellite, with two other training targets and with 40 km blocks, and led even when built from a single earlier flood. In an independent riverine region east of the Jamuna the record led again, on a flood too small for the lead to be certain. Given the record as a feature, the model beat both, at 0.924, by ranking the ground no earlier flood had reached. In the Sylhet haor the record’s lead, 0.851 against 0.797, closed when the model learned the same target as the test, and on the cyclone-struck coast, where most flooded assets stood on ground no earlier cyclone had reached, the model’s lead did not survive wider blocks. The record was therefore the stronger guide where floods returned to the same ground. Radar-observed extents also made better training labels than terrain thresholds, by 0.101, 0.087 and 0.080 in AUC on held-out areas, a graph neural network added nothing over tabular models, and elevation carried almost all of the terrain signal. The radar masks agreed only moderately with an independent MODIS map, so every score measures agreement with flooding as radar sees it. Susceptibility studies with a radar flood history should report that record as a baseline.</w:t>
+        <w:t xml:space="preserve">Flood susceptibility maps are judged by how well they rank the ground that floods, yet unlike forecasts, which are scored against persistence, they are rarely compared with the simplest alternative, the record of where floods have already been. This study makes that comparison for infrastructure mapped in OpenStreetMap in three regions of Bangladesh, with flood extents mapped from Sentinel-1 radar for thirteen events as labels and reference and every model scored on 10 km blocks held out from training. Trained on floods up to 2022, a gradient-boosted model ranked the ground the 2024 river floods reached in Rangpur and Rajshahi at an AUC of 0.801, below the record of earlier flooding at 0.896, and the record kept its lead with masks re-mapped from a single satellite, with two other training targets and with 40 km blocks, and led even when built from a single earlier flood. In an independent riverine region east of the Jamuna the record led again, on a flood too small for the lead to be certain. Given the record as a feature, the model beat both, at 0.924, by ranking the ground no earlier flood had reached. In the Sylhet haor the record’s lead, 0.851 against 0.797, closed when the model learned the same target as the test, and on the cyclone-struck coast, where most flooded assets stood on ground no earlier cyclone had reached, the model’s lead did not survive wider blocks. The record was therefore the stronger guide where floods returned to the same ground. Radar-observed extents also made better training labels than terrain thresholds, by 0.101, 0.087 and 0.080 in AUC on held-out areas, and elevation carried almost all of the terrain signal. The radar masks agreed only moderately with an independent MODIS map, so every score measures agreement with flooding as radar sees it. Susceptibility studies with a radar flood history should report that record as a baseline and score their models by the share of its ranking error they remove.</w:t>
       </w:r>
     </w:p>
     <w:p>
@@ -44,7 +44,7 @@
         <w:t xml:space="preserve"> </w:t>
       </w:r>
       <w:r>
-        <w:t xml:space="preserve">flood susceptibility; Sentinel-1; spatial cross-validation; temporal validation; gradient boosting; graph neural network; Bangladesh</w:t>
+        <w:t xml:space="preserve">flood susceptibility; Sentinel-1; spatial cross-validation; temporal validation; gradient boosting; graph neural network; persistence baseline; Bangladesh</w:t>
       </w:r>
     </w:p>
     <w:bookmarkEnd w:id="10"/>
@@ -115,7 +115,24 @@
         <w:t xml:space="preserve">(R. Islam &amp; Chowdhury, 2024)</w:t>
       </w:r>
       <w:r>
-        <w:t xml:space="preserve">, and whole areas can be held out so that the test asks how well a model carries to ground it has not seen. A radar record of several floods also offers a baseline that susceptibility studies rarely report, which is the map of where water has already been. Graph neural networks, which pass information between neighbouring locations, have meanwhile entered hazard mapping</w:t>
+        <w:t xml:space="preserve">, and whole areas can be held out so that the test asks how well a model carries to ground it has not seen. A radar record of several floods also offers the reference that forecasting takes for granted, since a weather or river forecast is judged by the skill it adds over persistence or climatology</w:t>
+      </w:r>
+      <w:r>
+        <w:t xml:space="preserve"> </w:t>
+      </w:r>
+      <w:r>
+        <w:t xml:space="preserve">(Murphy, 1988; Pappenberger et al., 2015)</w:t>
+      </w:r>
+      <w:r>
+        <w:t xml:space="preserve">. For a susceptibility map that reference is the map of where water has already been, which susceptibility studies rarely report.</w:t>
+      </w:r>
+    </w:p>
+    <w:p>
+      <w:pPr>
+        <w:pStyle w:val="BodyText"/>
+      </w:pPr>
+      <w:r>
+        <w:t xml:space="preserve">This study asks three questions of flood susceptibility models for mapped infrastructure in three regions with contrasting regimes, riverine flooding in Rangpur and Rajshahi, flash flooding in the Sylhet haor basin and cyclone surge on the south-west coast. The first, and the most consequential for how published maps should be read, is whether a model anticipates a later flood better than the record of earlier ones. The second is whether radar-observed flood extents make better training labels than terrain thresholds for ground a model has not seen, and a graph neural network</w:t>
       </w:r>
       <w:r>
         <w:t xml:space="preserve"> </w:t>
@@ -127,15 +144,7 @@
         <w:t xml:space="preserve"> </w:t>
       </w:r>
       <w:r>
-        <w:t xml:space="preserve">on the appeal that a road or embankment floods together with its neighbours, although whether that structure adds anything over an ordinary tabular model has seldom been tested on identical data.</w:t>
-      </w:r>
-    </w:p>
-    <w:p>
-      <w:pPr>
-        <w:pStyle w:val="BodyText"/>
-      </w:pPr>
-      <w:r>
-        <w:t xml:space="preserve">This study asks three questions of flood susceptibility models for mapped infrastructure in three regions with contrasting regimes, riverine flooding in Rangpur and Rajshahi, flash flooding in the Sylhet haor basin and cyclone surge on the south-west coast. The first, and the most consequential for how published maps should be read, is whether a model anticipates a later flood better than the record of earlier ones. The second is whether radar-observed flood extents make better training labels than terrain thresholds for ground a model has not seen, and the third, more briefly, is whether a graph neural network outperforms ordinary tabular models given the same features and blocks. The flood hazard is then combined with exposure and vulnerability on a 500 m grid, and the maps, data and code are released openly.</w:t>
+        <w:t xml:space="preserve">is also set against ordinary tabular models on the same features and blocks. The flood hazard is then combined with exposure and vulnerability on a 500 m grid, and the maps, data and code are released openly.</w:t>
       </w:r>
     </w:p>
     <w:bookmarkEnd w:id="11"/>
@@ -1416,7 +1425,7 @@
         <w:pStyle w:val="FirstParagraph"/>
       </w:pPr>
       <w:r>
-        <w:t xml:space="preserve">A graph neural network, the design this system began with, is set against logistic regression, a random forest and gradient boosting on the same features, assets and blocks, with the wetness index alone as a model-free reference, over 20 assignments (Table 7, Fig. 6). Gradient boosting scores best in every region, and the graph network trails it measurably only in Rangpur and Rajshahi, by 0.028 in AUC (</w:t>
+        <w:t xml:space="preserve">A graph neural network is set against logistic regression, a random forest and gradient boosting on the same features, assets and blocks, with the wetness index alone as a model-free reference, over 20 assignments (Table 7, Fig. 6). Gradient boosting scores best in every region, and the graph network trails it measurably only in Rangpur and Rajshahi, by 0.028 in AUC (</w:t>
       </w:r>
       <m:oMath>
         <m:r>
@@ -1515,7 +1524,38 @@
         <w:t xml:space="preserve">(Swarup &amp; Nury, 2026)</w:t>
       </w:r>
       <w:r>
-        <w:t xml:space="preserve">, close to this model’s 0.797, while the record ranked them at 0.851, a comparison that is only indicative, since that map was scored over areas rather than assets. On the coast, where most of the ground Cyclone Remal flooded had not flooded in the earlier cyclones, the model’s lead did not survive wider blocks. Three regions and one small validation flood cannot establish that pattern, but they show that the comparison has to be made region by region rather than assumed. The record marks where water returns and the terrain ranks where it has not yet been seen, so a susceptibility map for a river basin with a radar flood history should at least report the record beside it, and where the record is informative the two can be combined. A study that reports accuracy without that reference cannot show that its model knows more than the flood record already does.</w:t>
+        <w:t xml:space="preserve">, close to this model’s 0.797, while the record ranked them at 0.851, a comparison that is only indicative, since that map was scored over areas rather than assets. On the coast, where most of the ground Cyclone Remal flooded had not flooded in the earlier cyclones, the model’s lead did not survive wider blocks. Three regions and one small validation flood cannot establish that pattern, but they show that the comparison has to be made region by region rather than assumed.</w:t>
+      </w:r>
+    </w:p>
+    <w:p>
+      <w:pPr>
+        <w:pStyle w:val="BodyText"/>
+      </w:pPr>
+      <w:r>
+        <w:t xml:space="preserve">The record marks where water returns and the terrain ranks where it has not yet been seen, so a susceptibility map for a river basin with a radar flood history should at least report the record beside it, and where the record is informative the two can be combined. Floods returning to the same ground are expected on a floodplain, yet in Rangpur and Rajshahi a model scoring 0.817 on held-out blocks still ranked the next flood below that expectation, at a skill over the record of</w:t>
+      </w:r>
+      <w:r>
+        <w:t xml:space="preserve"> </w:t>
+      </w:r>
+      <m:oMath>
+        <m:r>
+          <m:rPr>
+            <m:sty m:val="p"/>
+          </m:rPr>
+          <m:t>−</m:t>
+        </m:r>
+      </m:oMath>
+      <w:r>
+        <w:t xml:space="preserve">0.905, and rose above it only when given the record as a feature (0.276). Forecasts are scored against persistence in the same way</w:t>
+      </w:r>
+      <w:r>
+        <w:t xml:space="preserve"> </w:t>
+      </w:r>
+      <w:r>
+        <w:t xml:space="preserve">(Murphy, 1988; Pappenberger et al., 2015)</w:t>
+      </w:r>
+      <w:r>
+        <w:t xml:space="preserve">, and a susceptibility study that reports accuracy without that reference cannot show that its model knows more than the flood record already does.</w:t>
       </w:r>
     </w:p>
     <w:bookmarkEnd w:id="33"/>
@@ -1578,7 +1618,7 @@
         <w:pStyle w:val="FirstParagraph"/>
       </w:pPr>
       <w:r>
-        <w:t xml:space="preserve">On identical features and blocks the graph network trailed the best tabular model in every region, measurably only in Rangpur and Rajshahi, probably because the features already carry the neighbourhood, since nearby assets share elevation and distances to the same services, although this was not tested. The graphs that reported gains elsewhere linked catchments or sub-watersheds along the flow of water</w:t>
+        <w:t xml:space="preserve">On identical features and blocks the graph network trailed the best tabular model in every region, measurably only in Rangpur and Rajshahi. It linked each asset to its nearest neighbours, whereas the graphs reported to help elsewhere linked catchments along the flow of water</w:t>
       </w:r>
       <w:r>
         <w:t xml:space="preserve"> </w:t>
@@ -1587,7 +1627,7 @@
         <w:t xml:space="preserve">(Liu et al., 2026; Sharma &amp; Sharma, 2026)</w:t>
       </w:r>
       <w:r>
-        <w:t xml:space="preserve">, whereas this one linked each asset to its nearest neighbours, so the result bears on proximity graphs of assets, and whether a river-connected graph would help remains untested. Kriging fared no better, and over the whole grid in Sylhet it ranked observed flooding at 0.544 against 0.822 for the terrain surface. Studies proposing either should report the tabular baseline on the same blocks.</w:t>
+        <w:t xml:space="preserve">, so the result bears only on proximity graphs of assets. Kriging fared no better, ranking observed flooding over the whole Sylhet grid at 0.544 against 0.822 for the terrain surface.</w:t>
       </w:r>
     </w:p>
     <w:bookmarkEnd w:id="35"/>
@@ -1827,7 +1867,7 @@
       </w:r>
     </w:p>
     <w:bookmarkEnd w:id="44"/>
-    <w:bookmarkStart w:id="134" w:name="references"/>
+    <w:bookmarkStart w:id="138" w:name="references"/>
     <w:p>
       <w:pPr>
         <w:pStyle w:val="Heading1"/>
@@ -1836,7 +1876,7 @@
         <w:t xml:space="preserve">References</w:t>
       </w:r>
     </w:p>
-    <w:bookmarkStart w:id="133" w:name="refs"/>
+    <w:bookmarkStart w:id="137" w:name="refs"/>
     <w:bookmarkStart w:id="46" w:name="ref-adnan2023"/>
     <w:p>
       <w:pPr>
@@ -2873,13 +2913,13 @@
       </w:hyperlink>
     </w:p>
     <w:bookmarkEnd w:id="84"/>
-    <w:bookmarkStart w:id="86" w:name="ref-nadeau2003"/>
+    <w:bookmarkStart w:id="86" w:name="ref-murphy1988"/>
     <w:p>
       <w:pPr>
         <w:pStyle w:val="Bibliography"/>
       </w:pPr>
       <w:r>
-        <w:t xml:space="preserve">Nadeau, C., &amp; Bengio, Y. (2003). Inference for the generalization error.</w:t>
+        <w:t xml:space="preserve">Murphy, A. H. (1988). Skill scores based on the mean square error and their relationships to the correlation coefficient.</w:t>
       </w:r>
       <w:r>
         <w:t xml:space="preserve"> </w:t>
@@ -2889,7 +2929,7 @@
           <w:i/>
           <w:iCs/>
         </w:rPr>
-        <w:t xml:space="preserve">Machine Learning</w:t>
+        <w:t xml:space="preserve">Monthly Weather Review</w:t>
       </w:r>
       <w:r>
         <w:t xml:space="preserve">,</w:t>
@@ -2902,6 +2942,53 @@
           <w:i/>
           <w:iCs/>
         </w:rPr>
+        <w:t xml:space="preserve">116</w:t>
+      </w:r>
+      <w:r>
+        <w:t xml:space="preserve">(12), 2417–2424.</w:t>
+      </w:r>
+      <w:r>
+        <w:t xml:space="preserve"> </w:t>
+      </w:r>
+      <w:hyperlink r:id="rId85">
+        <w:r>
+          <w:rPr>
+            <w:rStyle w:val="Hyperlink"/>
+          </w:rPr>
+          <w:t xml:space="preserve">https://doi.org/10.1175/1520-0493(1988)116&lt;2417:SSBOTM&gt;2.0.CO;2</w:t>
+        </w:r>
+      </w:hyperlink>
+    </w:p>
+    <w:bookmarkEnd w:id="86"/>
+    <w:bookmarkStart w:id="88" w:name="ref-nadeau2003"/>
+    <w:p>
+      <w:pPr>
+        <w:pStyle w:val="Bibliography"/>
+      </w:pPr>
+      <w:r>
+        <w:t xml:space="preserve">Nadeau, C., &amp; Bengio, Y. (2003). Inference for the generalization error.</w:t>
+      </w:r>
+      <w:r>
+        <w:t xml:space="preserve"> </w:t>
+      </w:r>
+      <w:r>
+        <w:rPr>
+          <w:i/>
+          <w:iCs/>
+        </w:rPr>
+        <w:t xml:space="preserve">Machine Learning</w:t>
+      </w:r>
+      <w:r>
+        <w:t xml:space="preserve">,</w:t>
+      </w:r>
+      <w:r>
+        <w:t xml:space="preserve"> </w:t>
+      </w:r>
+      <w:r>
+        <w:rPr>
+          <w:i/>
+          <w:iCs/>
+        </w:rPr>
         <w:t xml:space="preserve">52</w:t>
       </w:r>
       <w:r>
@@ -2910,7 +2997,7 @@
       <w:r>
         <w:t xml:space="preserve"> </w:t>
       </w:r>
-      <w:hyperlink r:id="rId85">
+      <w:hyperlink r:id="rId87">
         <w:r>
           <w:rPr>
             <w:rStyle w:val="Hyperlink"/>
@@ -2919,8 +3006,8 @@
         </w:r>
       </w:hyperlink>
     </w:p>
-    <w:bookmarkEnd w:id="86"/>
-    <w:bookmarkStart w:id="88" w:name="ref-niculescu2005"/>
+    <w:bookmarkEnd w:id="88"/>
+    <w:bookmarkStart w:id="90" w:name="ref-niculescu2005"/>
     <w:p>
       <w:pPr>
         <w:pStyle w:val="Bibliography"/>
@@ -2953,7 +3040,7 @@
       <w:r>
         <w:t xml:space="preserve"> </w:t>
       </w:r>
-      <w:hyperlink r:id="rId87">
+      <w:hyperlink r:id="rId89">
         <w:r>
           <w:rPr>
             <w:rStyle w:val="Hyperlink"/>
@@ -2962,8 +3049,8 @@
         </w:r>
       </w:hyperlink>
     </w:p>
-    <w:bookmarkEnd w:id="88"/>
-    <w:bookmarkStart w:id="90" w:name="ref-nobre2011"/>
+    <w:bookmarkEnd w:id="90"/>
+    <w:bookmarkStart w:id="92" w:name="ref-nobre2011"/>
     <w:p>
       <w:pPr>
         <w:pStyle w:val="Bibliography"/>
@@ -3009,7 +3096,7 @@
       <w:r>
         <w:t xml:space="preserve"> </w:t>
       </w:r>
-      <w:hyperlink r:id="rId89">
+      <w:hyperlink r:id="rId91">
         <w:r>
           <w:rPr>
             <w:rStyle w:val="Hyperlink"/>
@@ -3018,23 +3105,35 @@
         </w:r>
       </w:hyperlink>
     </w:p>
-    <w:bookmarkEnd w:id="90"/>
-    <w:bookmarkStart w:id="92" w:name="ref-pekel2016"/>
+    <w:bookmarkEnd w:id="92"/>
+    <w:bookmarkStart w:id="94" w:name="ref-pappenberger2015"/>
     <w:p>
       <w:pPr>
         <w:pStyle w:val="Bibliography"/>
       </w:pPr>
       <w:r>
-        <w:t xml:space="preserve">Pekel, J.-F., Cottam, A., Gorelick, N., &amp; Belward, A. S. (2016).</w:t>
-      </w:r>
-      <w:r>
-        <w:t xml:space="preserve"> </w:t>
-      </w:r>
-      <w:r>
-        <w:t xml:space="preserve">High-resolution mapping of global surface water and its long-term changes</w:t>
-      </w:r>
-      <w:r>
-        <w:t xml:space="preserve">.</w:t>
+        <w:t xml:space="preserve">Pappenberger, F., Ramos, M. H., Cloke, H. L., Wetterhall, F., Alfieri, L., Bogner, K., Mueller, A., &amp; Salamon, P. (2015). How do</w:t>
+      </w:r>
+      <w:r>
+        <w:t xml:space="preserve"> </w:t>
+      </w:r>
+      <w:r>
+        <w:t xml:space="preserve">I</w:t>
+      </w:r>
+      <w:r>
+        <w:t xml:space="preserve"> </w:t>
+      </w:r>
+      <w:r>
+        <w:t xml:space="preserve">know if my forecasts are better?</w:t>
+      </w:r>
+      <w:r>
+        <w:t xml:space="preserve"> </w:t>
+      </w:r>
+      <w:r>
+        <w:t xml:space="preserve">U</w:t>
+      </w:r>
+      <w:r>
+        <w:t xml:space="preserve">sing benchmarks in hydrological ensemble prediction.</w:t>
       </w:r>
       <w:r>
         <w:t xml:space="preserve"> </w:t>
@@ -3044,7 +3143,7 @@
           <w:i/>
           <w:iCs/>
         </w:rPr>
-        <w:t xml:space="preserve">Nature</w:t>
+        <w:t xml:space="preserve">Journal of Hydrology</w:t>
       </w:r>
       <w:r>
         <w:t xml:space="preserve">,</w:t>
@@ -3057,6 +3156,62 @@
           <w:i/>
           <w:iCs/>
         </w:rPr>
+        <w:t xml:space="preserve">522</w:t>
+      </w:r>
+      <w:r>
+        <w:t xml:space="preserve">, 697–713.</w:t>
+      </w:r>
+      <w:r>
+        <w:t xml:space="preserve"> </w:t>
+      </w:r>
+      <w:hyperlink r:id="rId93">
+        <w:r>
+          <w:rPr>
+            <w:rStyle w:val="Hyperlink"/>
+          </w:rPr>
+          <w:t xml:space="preserve">https://doi.org/10.1016/j.jhydrol.2015.01.024</w:t>
+        </w:r>
+      </w:hyperlink>
+    </w:p>
+    <w:bookmarkEnd w:id="94"/>
+    <w:bookmarkStart w:id="96" w:name="ref-pekel2016"/>
+    <w:p>
+      <w:pPr>
+        <w:pStyle w:val="Bibliography"/>
+      </w:pPr>
+      <w:r>
+        <w:t xml:space="preserve">Pekel, J.-F., Cottam, A., Gorelick, N., &amp; Belward, A. S. (2016).</w:t>
+      </w:r>
+      <w:r>
+        <w:t xml:space="preserve"> </w:t>
+      </w:r>
+      <w:r>
+        <w:t xml:space="preserve">High-resolution mapping of global surface water and its long-term changes</w:t>
+      </w:r>
+      <w:r>
+        <w:t xml:space="preserve">.</w:t>
+      </w:r>
+      <w:r>
+        <w:t xml:space="preserve"> </w:t>
+      </w:r>
+      <w:r>
+        <w:rPr>
+          <w:i/>
+          <w:iCs/>
+        </w:rPr>
+        <w:t xml:space="preserve">Nature</w:t>
+      </w:r>
+      <w:r>
+        <w:t xml:space="preserve">,</w:t>
+      </w:r>
+      <w:r>
+        <w:t xml:space="preserve"> </w:t>
+      </w:r>
+      <w:r>
+        <w:rPr>
+          <w:i/>
+          <w:iCs/>
+        </w:rPr>
         <w:t xml:space="preserve">540</w:t>
       </w:r>
       <w:r>
@@ -3065,7 +3220,7 @@
       <w:r>
         <w:t xml:space="preserve"> </w:t>
       </w:r>
-      <w:hyperlink r:id="rId91">
+      <w:hyperlink r:id="rId95">
         <w:r>
           <w:rPr>
             <w:rStyle w:val="Hyperlink"/>
@@ -3074,8 +3229,8 @@
         </w:r>
       </w:hyperlink>
     </w:p>
-    <w:bookmarkEnd w:id="92"/>
-    <w:bookmarkStart w:id="94" w:name="ref-ploton2020"/>
+    <w:bookmarkEnd w:id="96"/>
+    <w:bookmarkStart w:id="98" w:name="ref-ploton2020"/>
     <w:p>
       <w:pPr>
         <w:pStyle w:val="Bibliography"/>
@@ -3121,7 +3276,7 @@
       <w:r>
         <w:t xml:space="preserve"> </w:t>
       </w:r>
-      <w:hyperlink r:id="rId93">
+      <w:hyperlink r:id="rId97">
         <w:r>
           <w:rPr>
             <w:rStyle w:val="Hyperlink"/>
@@ -3130,8 +3285,8 @@
         </w:r>
       </w:hyperlink>
     </w:p>
-    <w:bookmarkEnd w:id="94"/>
-    <w:bookmarkStart w:id="96" w:name="ref-rahmanm2025"/>
+    <w:bookmarkEnd w:id="98"/>
+    <w:bookmarkStart w:id="100" w:name="ref-rahmanm2025"/>
     <w:p>
       <w:pPr>
         <w:pStyle w:val="Bibliography"/>
@@ -3177,7 +3332,7 @@
       <w:r>
         <w:t xml:space="preserve"> </w:t>
       </w:r>
-      <w:hyperlink r:id="rId95">
+      <w:hyperlink r:id="rId99">
         <w:r>
           <w:rPr>
             <w:rStyle w:val="Hyperlink"/>
@@ -3186,8 +3341,8 @@
         </w:r>
       </w:hyperlink>
     </w:p>
-    <w:bookmarkEnd w:id="96"/>
-    <w:bookmarkStart w:id="98" w:name="ref-roberts2017"/>
+    <w:bookmarkEnd w:id="100"/>
+    <w:bookmarkStart w:id="102" w:name="ref-roberts2017"/>
     <w:p>
       <w:pPr>
         <w:pStyle w:val="Bibliography"/>
@@ -3233,7 +3388,7 @@
       <w:r>
         <w:t xml:space="preserve"> </w:t>
       </w:r>
-      <w:hyperlink r:id="rId97">
+      <w:hyperlink r:id="rId101">
         <w:r>
           <w:rPr>
             <w:rStyle w:val="Hyperlink"/>
@@ -3242,8 +3397,8 @@
         </w:r>
       </w:hyperlink>
     </w:p>
-    <w:bookmarkEnd w:id="98"/>
-    <w:bookmarkStart w:id="100" w:name="ref-rudra2023"/>
+    <w:bookmarkEnd w:id="102"/>
+    <w:bookmarkStart w:id="104" w:name="ref-rudra2023"/>
     <w:p>
       <w:pPr>
         <w:pStyle w:val="Bibliography"/>
@@ -3289,7 +3444,7 @@
       <w:r>
         <w:t xml:space="preserve"> </w:t>
       </w:r>
-      <w:hyperlink r:id="rId99">
+      <w:hyperlink r:id="rId103">
         <w:r>
           <w:rPr>
             <w:rStyle w:val="Hyperlink"/>
@@ -3298,8 +3453,8 @@
         </w:r>
       </w:hyperlink>
     </w:p>
-    <w:bookmarkEnd w:id="100"/>
-    <w:bookmarkStart w:id="102" w:name="ref-schotten2023"/>
+    <w:bookmarkEnd w:id="104"/>
+    <w:bookmarkStart w:id="106" w:name="ref-schotten2023"/>
     <w:p>
       <w:pPr>
         <w:pStyle w:val="Bibliography"/>
@@ -3345,7 +3500,7 @@
       <w:r>
         <w:t xml:space="preserve"> </w:t>
       </w:r>
-      <w:hyperlink r:id="rId101">
+      <w:hyperlink r:id="rId105">
         <w:r>
           <w:rPr>
             <w:rStyle w:val="Hyperlink"/>
@@ -3354,8 +3509,8 @@
         </w:r>
       </w:hyperlink>
     </w:p>
-    <w:bookmarkEnd w:id="102"/>
-    <w:bookmarkStart w:id="104" w:name="ref-sharma2026"/>
+    <w:bookmarkEnd w:id="106"/>
+    <w:bookmarkStart w:id="108" w:name="ref-sharma2026"/>
     <w:p>
       <w:pPr>
         <w:pStyle w:val="Bibliography"/>
@@ -3407,7 +3562,7 @@
       <w:r>
         <w:t xml:space="preserve"> </w:t>
       </w:r>
-      <w:hyperlink r:id="rId103">
+      <w:hyperlink r:id="rId107">
         <w:r>
           <w:rPr>
             <w:rStyle w:val="Hyperlink"/>
@@ -3416,8 +3571,8 @@
         </w:r>
       </w:hyperlink>
     </w:p>
-    <w:bookmarkEnd w:id="104"/>
-    <w:bookmarkStart w:id="106" w:name="ref-sherpa2022"/>
+    <w:bookmarkEnd w:id="108"/>
+    <w:bookmarkStart w:id="110" w:name="ref-sherpa2022"/>
     <w:p>
       <w:pPr>
         <w:pStyle w:val="Bibliography"/>
@@ -3463,7 +3618,7 @@
       <w:r>
         <w:t xml:space="preserve"> </w:t>
       </w:r>
-      <w:hyperlink r:id="rId105">
+      <w:hyperlink r:id="rId109">
         <w:r>
           <w:rPr>
             <w:rStyle w:val="Hyperlink"/>
@@ -3472,8 +3627,8 @@
         </w:r>
       </w:hyperlink>
     </w:p>
-    <w:bookmarkEnd w:id="106"/>
-    <w:bookmarkStart w:id="108" w:name="ref-swarup2026"/>
+    <w:bookmarkEnd w:id="110"/>
+    <w:bookmarkStart w:id="112" w:name="ref-swarup2026"/>
     <w:p>
       <w:pPr>
         <w:pStyle w:val="Bibliography"/>
@@ -3531,7 +3686,7 @@
       <w:r>
         <w:t xml:space="preserve"> </w:t>
       </w:r>
-      <w:hyperlink r:id="rId107">
+      <w:hyperlink r:id="rId111">
         <w:r>
           <w:rPr>
             <w:rStyle w:val="Hyperlink"/>
@@ -3540,8 +3695,8 @@
         </w:r>
       </w:hyperlink>
     </w:p>
-    <w:bookmarkEnd w:id="108"/>
-    <w:bookmarkStart w:id="110" w:name="ref-talukdar2020"/>
+    <w:bookmarkEnd w:id="112"/>
+    <w:bookmarkStart w:id="114" w:name="ref-talukdar2020"/>
     <w:p>
       <w:pPr>
         <w:pStyle w:val="Bibliography"/>
@@ -3587,7 +3742,7 @@
       <w:r>
         <w:t xml:space="preserve"> </w:t>
       </w:r>
-      <w:hyperlink r:id="rId109">
+      <w:hyperlink r:id="rId113">
         <w:r>
           <w:rPr>
             <w:rStyle w:val="Hyperlink"/>
@@ -3596,8 +3751,8 @@
         </w:r>
       </w:hyperlink>
     </w:p>
-    <w:bookmarkEnd w:id="110"/>
-    <w:bookmarkStart w:id="112" w:name="ref-tellman2021"/>
+    <w:bookmarkEnd w:id="114"/>
+    <w:bookmarkStart w:id="116" w:name="ref-tellman2021"/>
     <w:p>
       <w:pPr>
         <w:pStyle w:val="Bibliography"/>
@@ -3643,7 +3798,7 @@
       <w:r>
         <w:t xml:space="preserve"> </w:t>
       </w:r>
-      <w:hyperlink r:id="rId111">
+      <w:hyperlink r:id="rId115">
         <w:r>
           <w:rPr>
             <w:rStyle w:val="Hyperlink"/>
@@ -3652,8 +3807,8 @@
         </w:r>
       </w:hyperlink>
     </w:p>
-    <w:bookmarkEnd w:id="112"/>
-    <w:bookmarkStart w:id="114" w:name="ref-thomas2023"/>
+    <w:bookmarkEnd w:id="116"/>
+    <w:bookmarkStart w:id="118" w:name="ref-thomas2023"/>
     <w:p>
       <w:pPr>
         <w:pStyle w:val="Bibliography"/>
@@ -3690,7 +3845,7 @@
       <w:r>
         <w:t xml:space="preserve"> </w:t>
       </w:r>
-      <w:hyperlink r:id="rId113">
+      <w:hyperlink r:id="rId117">
         <w:r>
           <w:rPr>
             <w:rStyle w:val="Hyperlink"/>
@@ -3699,8 +3854,8 @@
         </w:r>
       </w:hyperlink>
     </w:p>
-    <w:bookmarkEnd w:id="114"/>
-    <w:bookmarkStart w:id="116" w:name="ref-twele2016"/>
+    <w:bookmarkEnd w:id="118"/>
+    <w:bookmarkStart w:id="120" w:name="ref-twele2016"/>
     <w:p>
       <w:pPr>
         <w:pStyle w:val="Bibliography"/>
@@ -3746,7 +3901,7 @@
       <w:r>
         <w:t xml:space="preserve"> </w:t>
       </w:r>
-      <w:hyperlink r:id="rId115">
+      <w:hyperlink r:id="rId119">
         <w:r>
           <w:rPr>
             <w:rStyle w:val="Hyperlink"/>
@@ -3755,8 +3910,8 @@
         </w:r>
       </w:hyperlink>
     </w:p>
-    <w:bookmarkEnd w:id="116"/>
-    <w:bookmarkStart w:id="118" w:name="ref-uddin2019"/>
+    <w:bookmarkEnd w:id="120"/>
+    <w:bookmarkStart w:id="122" w:name="ref-uddin2019"/>
     <w:p>
       <w:pPr>
         <w:pStyle w:val="Bibliography"/>
@@ -3802,7 +3957,7 @@
       <w:r>
         <w:t xml:space="preserve"> </w:t>
       </w:r>
-      <w:hyperlink r:id="rId117">
+      <w:hyperlink r:id="rId121">
         <w:r>
           <w:rPr>
             <w:rStyle w:val="Hyperlink"/>
@@ -3811,8 +3966,8 @@
         </w:r>
       </w:hyperlink>
     </w:p>
-    <w:bookmarkEnd w:id="118"/>
-    <w:bookmarkStart w:id="120" w:name="ref-unspider"/>
+    <w:bookmarkEnd w:id="122"/>
+    <w:bookmarkStart w:id="124" w:name="ref-unspider"/>
     <w:p>
       <w:pPr>
         <w:pStyle w:val="Bibliography"/>
@@ -3836,7 +3991,7 @@
       <w:r>
         <w:t xml:space="preserve"> </w:t>
       </w:r>
-      <w:hyperlink r:id="rId119">
+      <w:hyperlink r:id="rId123">
         <w:r>
           <w:rPr>
             <w:rStyle w:val="Hyperlink"/>
@@ -3848,8 +4003,8 @@
         <w:t xml:space="preserve">.</w:t>
       </w:r>
     </w:p>
-    <w:bookmarkEnd w:id="120"/>
-    <w:bookmarkStart w:id="122" w:name="ref-wadoux2021"/>
+    <w:bookmarkEnd w:id="124"/>
+    <w:bookmarkStart w:id="126" w:name="ref-wadoux2021"/>
     <w:p>
       <w:pPr>
         <w:pStyle w:val="Bibliography"/>
@@ -3895,7 +4050,7 @@
       <w:r>
         <w:t xml:space="preserve"> </w:t>
       </w:r>
-      <w:hyperlink r:id="rId121">
+      <w:hyperlink r:id="rId125">
         <w:r>
           <w:rPr>
             <w:rStyle w:val="Hyperlink"/>
@@ -3904,8 +4059,8 @@
         </w:r>
       </w:hyperlink>
     </w:p>
-    <w:bookmarkEnd w:id="122"/>
-    <w:bookmarkStart w:id="124" w:name="ref-wang2023"/>
+    <w:bookmarkEnd w:id="126"/>
+    <w:bookmarkStart w:id="128" w:name="ref-wang2023"/>
     <w:p>
       <w:pPr>
         <w:pStyle w:val="Bibliography"/>
@@ -3951,7 +4106,7 @@
       <w:r>
         <w:t xml:space="preserve"> </w:t>
       </w:r>
-      <w:hyperlink r:id="rId123">
+      <w:hyperlink r:id="rId127">
         <w:r>
           <w:rPr>
             <w:rStyle w:val="Hyperlink"/>
@@ -3960,8 +4115,8 @@
         </w:r>
       </w:hyperlink>
     </w:p>
-    <w:bookmarkEnd w:id="124"/>
-    <w:bookmarkStart w:id="126" w:name="ref-wanggat2023"/>
+    <w:bookmarkEnd w:id="128"/>
+    <w:bookmarkStart w:id="130" w:name="ref-wanggat2023"/>
     <w:p>
       <w:pPr>
         <w:pStyle w:val="Bibliography"/>
@@ -3998,7 +4153,7 @@
       <w:r>
         <w:t xml:space="preserve"> </w:t>
       </w:r>
-      <w:hyperlink r:id="rId125">
+      <w:hyperlink r:id="rId129">
         <w:r>
           <w:rPr>
             <w:rStyle w:val="Hyperlink"/>
@@ -4007,8 +4162,8 @@
         </w:r>
       </w:hyperlink>
     </w:p>
-    <w:bookmarkEnd w:id="126"/>
-    <w:bookmarkStart w:id="128" w:name="ref-williams2025"/>
+    <w:bookmarkEnd w:id="130"/>
+    <w:bookmarkStart w:id="132" w:name="ref-williams2025"/>
     <w:p>
       <w:pPr>
         <w:pStyle w:val="Bibliography"/>
@@ -4054,7 +4209,7 @@
       <w:r>
         <w:t xml:space="preserve"> </w:t>
       </w:r>
-      <w:hyperlink r:id="rId127">
+      <w:hyperlink r:id="rId131">
         <w:r>
           <w:rPr>
             <w:rStyle w:val="Hyperlink"/>
@@ -4063,8 +4218,8 @@
         </w:r>
       </w:hyperlink>
     </w:p>
-    <w:bookmarkEnd w:id="128"/>
-    <w:bookmarkStart w:id="130" w:name="ref-zadrozny2002"/>
+    <w:bookmarkEnd w:id="132"/>
+    <w:bookmarkStart w:id="134" w:name="ref-zadrozny2002"/>
     <w:p>
       <w:pPr>
         <w:pStyle w:val="Bibliography"/>
@@ -4097,7 +4252,7 @@
       <w:r>
         <w:t xml:space="preserve"> </w:t>
       </w:r>
-      <w:hyperlink r:id="rId129">
+      <w:hyperlink r:id="rId133">
         <w:r>
           <w:rPr>
             <w:rStyle w:val="Hyperlink"/>
@@ -4106,8 +4261,8 @@
         </w:r>
       </w:hyperlink>
     </w:p>
-    <w:bookmarkEnd w:id="130"/>
-    <w:bookmarkStart w:id="132" w:name="ref-zzaman2021"/>
+    <w:bookmarkEnd w:id="134"/>
+    <w:bookmarkStart w:id="136" w:name="ref-zzaman2021"/>
     <w:p>
       <w:pPr>
         <w:pStyle w:val="Bibliography"/>
@@ -4153,7 +4308,7 @@
       <w:r>
         <w:t xml:space="preserve"> </w:t>
       </w:r>
-      <w:hyperlink r:id="rId131">
+      <w:hyperlink r:id="rId135">
         <w:r>
           <w:rPr>
             <w:rStyle w:val="Hyperlink"/>
@@ -4162,10 +4317,10 @@
         </w:r>
       </w:hyperlink>
     </w:p>
-    <w:bookmarkEnd w:id="132"/>
-    <w:bookmarkEnd w:id="133"/>
-    <w:bookmarkEnd w:id="134"/>
-    <w:bookmarkStart w:id="142" w:name="tables"/>
+    <w:bookmarkEnd w:id="136"/>
+    <w:bookmarkEnd w:id="137"/>
+    <w:bookmarkEnd w:id="138"/>
+    <w:bookmarkStart w:id="146" w:name="tables"/>
     <w:p>
       <w:pPr>
         <w:pStyle w:val="Heading1"/>
@@ -4174,7 +4329,7 @@
         <w:t xml:space="preserve">Tables</w:t>
       </w:r>
     </w:p>
-    <w:bookmarkStart w:id="135" w:name="tab:litflood"/>
+    <w:bookmarkStart w:id="139" w:name="tab:litflood"/>
     <w:p>
       <w:pPr>
         <w:pStyle w:val="TableCaption"/>
@@ -4897,8 +5052,8 @@
         </w:tc>
       </w:tr>
     </w:tbl>
-    <w:bookmarkEnd w:id="135"/>
-    <w:bookmarkStart w:id="136" w:name="tab:regions"/>
+    <w:bookmarkEnd w:id="139"/>
+    <w:bookmarkStart w:id="140" w:name="tab:regions"/>
     <w:p>
       <w:pPr>
         <w:pStyle w:val="TableCaption"/>
@@ -5220,8 +5375,8 @@
         </w:tc>
       </w:tr>
     </w:tbl>
-    <w:bookmarkEnd w:id="136"/>
-    <w:bookmarkStart w:id="137" w:name="tab:data"/>
+    <w:bookmarkEnd w:id="140"/>
+    <w:bookmarkStart w:id="141" w:name="tab:data"/>
     <w:p>
       <w:pPr>
         <w:pStyle w:val="TableCaption"/>
@@ -5597,8 +5752,8 @@
         </w:tc>
       </w:tr>
     </w:tbl>
-    <w:bookmarkEnd w:id="137"/>
-    <w:bookmarkStart w:id="138" w:name="tab:events"/>
+    <w:bookmarkEnd w:id="141"/>
+    <w:bookmarkStart w:id="142" w:name="tab:events"/>
     <w:p>
       <w:pPr>
         <w:pStyle w:val="TableCaption"/>
@@ -6255,8 +6410,8 @@
         </w:tc>
       </w:tr>
     </w:tbl>
-    <w:bookmarkEnd w:id="138"/>
-    <w:bookmarkStart w:id="139" w:name="tab:validation"/>
+    <w:bookmarkEnd w:id="142"/>
+    <w:bookmarkStart w:id="143" w:name="tab:validation"/>
     <w:p>
       <w:pPr>
         <w:pStyle w:val="TableCaption"/>
@@ -6629,8 +6784,8 @@
         </w:tc>
       </w:tr>
     </w:tbl>
-    <w:bookmarkEnd w:id="139"/>
-    <w:bookmarkStart w:id="140" w:name="tab:temporal"/>
+    <w:bookmarkEnd w:id="143"/>
+    <w:bookmarkStart w:id="144" w:name="tab:temporal"/>
     <w:p>
       <w:pPr>
         <w:pStyle w:val="TableCaption"/>
@@ -7188,8 +7343,8 @@
         </w:tc>
       </w:tr>
     </w:tbl>
-    <w:bookmarkEnd w:id="140"/>
-    <w:bookmarkStart w:id="141" w:name="tab:benchmark"/>
+    <w:bookmarkEnd w:id="144"/>
+    <w:bookmarkStart w:id="145" w:name="tab:benchmark"/>
     <w:p>
       <w:pPr>
         <w:pStyle w:val="TableCaption"/>
@@ -7861,9 +8016,9 @@
         </w:tc>
       </w:tr>
     </w:tbl>
-    <w:bookmarkEnd w:id="141"/>
-    <w:bookmarkEnd w:id="142"/>
-    <w:bookmarkStart w:id="143" w:name="figure-legends"/>
+    <w:bookmarkEnd w:id="145"/>
+    <w:bookmarkEnd w:id="146"/>
+    <w:bookmarkStart w:id="147" w:name="figure-legends"/>
     <w:p>
       <w:pPr>
         <w:pStyle w:val="Heading1"/>
@@ -8012,7 +8167,7 @@
         <w:t xml:space="preserve">Loss in AUC on the held-out test blocks when each feature is shuffled across the test assets, as mean and standard deviation over 20 block assignments, for the default gradient-boosted model. The AUC in each title is the mean before shuffling.</w:t>
       </w:r>
     </w:p>
-    <w:bookmarkEnd w:id="143"/>
+    <w:bookmarkEnd w:id="147"/>
     <w:sectPr>
       <w:footerReference w:type="default" r:id="rId9"/>
       <w:footnotePr>

--- a/docs/paper/submission/manuscript.docx
+++ b/docs/paper/submission/manuscript.docx
@@ -26,7 +26,53 @@
         <w:pStyle w:val="FirstParagraph"/>
       </w:pPr>
       <w:r>
-        <w:t xml:space="preserve">Flood susceptibility maps are judged by how well they rank the ground that floods, yet unlike forecasts, which are scored against persistence, they are rarely compared with the simplest alternative, the record of where floods have already been. This study makes that comparison for infrastructure mapped in OpenStreetMap in three regions of Bangladesh, with flood extents mapped from Sentinel-1 radar for thirteen events as labels and reference and every model scored on 10 km blocks held out from training. Trained on floods up to 2022, a gradient-boosted model ranked the ground the 2024 river floods reached in Rangpur and Rajshahi at an AUC of 0.801, below the record of earlier flooding at 0.896, and the record kept its lead with masks re-mapped from a single satellite, with two other training targets and with 40 km blocks, and led even when built from a single earlier flood. In an independent riverine region east of the Jamuna the record led again, on a flood too small for the lead to be certain. Given the record as a feature, the model beat both, at 0.924, by ranking the ground no earlier flood had reached. In the Sylhet haor the record’s lead, 0.851 against 0.797, closed when the model learned the same target as the test, and on the cyclone-struck coast, where most flooded assets stood on ground no earlier cyclone had reached, the model’s lead did not survive wider blocks. The record was therefore the stronger guide where floods returned to the same ground. Radar-observed extents also made better training labels than terrain thresholds, by 0.101, 0.087 and 0.080 in AUC on held-out areas, and elevation carried almost all of the terrain signal. The radar masks agreed only moderately with an independent MODIS map, so every score measures agreement with flooding as radar sees it. Susceptibility studies with a radar flood history should report that record as a baseline and score their models by the share of its ranking error they remove.</w:t>
+        <w:t xml:space="preserve">Flood susceptibility maps are judged by how well they rank the ground that floods, yet unlike forecasts, which are scored against persistence, they are rarely compared with the simplest alternative, the record of where floods have already been. This study makes that comparison for infrastructure mapped in OpenStreetMap in Bangladesh, with flood extents mapped from Sentinel-1 radar as labels and reference and every model scored on 10 km blocks held out from training. Each flood year was predicted from the years before it, giving 15 tests in three study regions and four independent validation regions. The record’s lead over a gradient-boosted terrain model fell as the share of a flood reaching ground no earlier flood had reached rose (Spearman</w:t>
+      </w:r>
+      <w:r>
+        <w:t xml:space="preserve"> </w:t>
+      </w:r>
+      <m:oMath>
+        <m:r>
+          <m:t>ρ</m:t>
+        </m:r>
+        <m:r>
+          <m:rPr>
+            <m:sty m:val="p"/>
+          </m:rPr>
+          <m:t>=</m:t>
+        </m:r>
+        <m:r>
+          <m:rPr>
+            <m:sty m:val="p"/>
+          </m:rPr>
+          <m:t>−</m:t>
+        </m:r>
+        <m:r>
+          <m:t>0.775</m:t>
+        </m:r>
+      </m:oMath>
+      <w:r>
+        <w:t xml:space="preserve">,</w:t>
+      </w:r>
+      <w:r>
+        <w:t xml:space="preserve"> </w:t>
+      </w:r>
+      <m:oMath>
+        <m:r>
+          <m:t>p</m:t>
+        </m:r>
+        <m:r>
+          <m:rPr>
+            <m:sty m:val="p"/>
+          </m:rPr>
+          <m:t>&lt;</m:t>
+        </m:r>
+        <m:r>
+          <m:t>0.001</m:t>
+        </m:r>
+      </m:oMath>
+      <w:r>
+        <w:t xml:space="preserve">), whatever the length of the record, and the two were level when about 33.4 % of flooded assets stood on such new ground. In Rangpur and Rajshahi, where only 6.8 % of the 2024 river flooding reached new ground, the record ranked it at 0.896 against 0.801 for the model and kept its lead with masks re-mapped from a single satellite, with other training targets and with 40 km blocks, while on the cyclone-struck coast, where most flooding reached new ground, the model led. A global hydrodynamic hazard map was no stronger a rival than the model, and the model given the record as a feature beat both of its parts in 5 of 8 tests, all riverine. Radar-observed extents also made better training labels than terrain thresholds, by 0.101, 0.087 and 0.080 in AUC on held-out areas. The radar masks agreed only moderately with an independent MODIS map, so every score measures agreement with flooding as radar sees it. Susceptibility studies with a radar flood history should report that record as a baseline and score their models by the share of its ranking error they remove.</w:t>
       </w:r>
     </w:p>
     <w:p>
@@ -132,19 +178,7 @@
         <w:pStyle w:val="BodyText"/>
       </w:pPr>
       <w:r>
-        <w:t xml:space="preserve">This study asks three questions of flood susceptibility models for mapped infrastructure in three regions with contrasting regimes, riverine flooding in Rangpur and Rajshahi, flash flooding in the Sylhet haor basin and cyclone surge on the south-west coast. The first, and the most consequential for how published maps should be read, is whether a model anticipates a later flood better than the record of earlier ones. The second is whether radar-observed flood extents make better training labels than terrain thresholds for ground a model has not seen, and a graph neural network</w:t>
-      </w:r>
-      <w:r>
-        <w:t xml:space="preserve"> </w:t>
-      </w:r>
-      <w:r>
-        <w:t xml:space="preserve">(Ma et al., 2025; X. Wang et al., 2023)</w:t>
-      </w:r>
-      <w:r>
-        <w:t xml:space="preserve"> </w:t>
-      </w:r>
-      <w:r>
-        <w:t xml:space="preserve">is also set against ordinary tabular models on the same features and blocks. The flood hazard is then combined with exposure and vulnerability on a 500 m grid, and the maps, data and code are released openly.</w:t>
+        <w:t xml:space="preserve">This study asks two questions of flood susceptibility models for mapped infrastructure in three regions with contrasting regimes, riverine flooding in Rangpur and Rajshahi, flash flooding in the Sylhet haor basin and cyclone surge on the south-west coast. The first, and the most consequential for how published maps should be read, is whether a model anticipates a later flood better than the record of earlier ones, and on what the answer depends. It is tested on every flood year that has an earlier one, in the study regions and in four validation regions that share no asset with them, against a global hydrodynamic hazard map as well as the record. The second is whether radar-observed flood extents make better training labels than terrain thresholds for ground a model has not seen. The maps, data and code are released openly.</w:t>
       </w:r>
     </w:p>
     <w:bookmarkEnd w:id="11"/>
@@ -504,7 +538,7 @@
       </w:r>
     </w:p>
     <w:bookmarkEnd w:id="13"/>
-    <w:bookmarkStart w:id="14" w:name="graphs-interpolation-and-composite-risk"/>
+    <w:bookmarkStart w:id="14" w:name="sec:reference"/>
     <w:p>
       <w:pPr>
         <w:pStyle w:val="Heading2"/>
@@ -519,7 +553,7 @@
         <w:tab/>
       </w:r>
       <w:r>
-        <w:t xml:space="preserve">Graphs, interpolation and composite risk</w:t>
+        <w:t xml:space="preserve">Past events as the reference</w:t>
       </w:r>
     </w:p>
     <w:p>
@@ -527,97 +561,43 @@
         <w:pStyle w:val="FirstParagraph"/>
       </w:pPr>
       <w:r>
-        <w:t xml:space="preserve">Graph neural networks learn from a node’s neighbours and, in the inductive form used here, generalise to nodes unseen in training</w:t>
-      </w:r>
-      <w:r>
-        <w:t xml:space="preserve"> </w:t>
-      </w:r>
-      <w:r>
-        <w:t xml:space="preserve">(Hamilton et al., 2017)</w:t>
-      </w:r>
-      <w:r>
-        <w:t xml:space="preserve">. In hazard mapping they appeared first for landslides</w:t>
-      </w:r>
-      <w:r>
-        <w:t xml:space="preserve"> </w:t>
-      </w:r>
-      <w:r>
-        <w:t xml:space="preserve">(Ma et al., 2025; X. Wang et al., 2023)</w:t>
-      </w:r>
-      <w:r>
-        <w:t xml:space="preserve"> </w:t>
-      </w:r>
-      <w:r>
-        <w:t xml:space="preserve">and have since been applied to flood susceptibility on graphs of urban cells</w:t>
-      </w:r>
-      <w:r>
-        <w:t xml:space="preserve"> </w:t>
-      </w:r>
-      <w:r>
-        <w:t xml:space="preserve">(Z. Wang et al., 2023)</w:t>
-      </w:r>
-      <w:r>
-        <w:t xml:space="preserve"> </w:t>
-      </w:r>
-      <w:r>
-        <w:t xml:space="preserve">and of catchments linked by their topology</w:t>
-      </w:r>
-      <w:r>
-        <w:t xml:space="preserve"> </w:t>
-      </w:r>
-      <w:r>
-        <w:t xml:space="preserve">(Liu et al., 2026)</w:t>
-      </w:r>
-      <w:r>
-        <w:t xml:space="preserve">, and a preprint reported a gain of 0.097 in AUC over the best tabular model on sub-watersheds linked by river connectivity</w:t>
-      </w:r>
-      <w:r>
-        <w:t xml:space="preserve"> </w:t>
-      </w:r>
-      <w:r>
-        <w:t xml:space="preserve">(Sharma &amp; Sharma, 2026)</w:t>
-      </w:r>
-      <w:r>
-        <w:t xml:space="preserve">. A review of 58 deep-learning flood studies found convolutional models usually the more accurate</w:t>
-      </w:r>
-      <w:r>
-        <w:t xml:space="preserve"> </w:t>
-      </w:r>
-      <w:r>
-        <w:t xml:space="preserve">(Bentivoglio et al., 2022)</w:t>
-      </w:r>
-      <w:r>
-        <w:t xml:space="preserve">, and the searches made for this review found no graph model of the flood susceptibility of mapped infrastructure, nor one that links assets by proximity rather than by the flow of water. Composite indices such as INFORM combine hazard, exposure and vulnerability by geometric mean</w:t>
-      </w:r>
-      <w:r>
-        <w:t xml:space="preserve"> </w:t>
-      </w:r>
-      <w:r>
-        <w:t xml:space="preserve">(European Commission Joint Research Centre, 2017)</w:t>
-      </w:r>
-      <w:r>
-        <w:t xml:space="preserve">, and the same aggregation is used here, with exposure counted asset by asset as</w:t>
-      </w:r>
-      <w:r>
-        <w:t xml:space="preserve"> </w:t>
-      </w:r>
-      <w:r>
-        <w:t xml:space="preserve">Koks et al. (2019)</w:t>
-      </w:r>
-      <w:r>
-        <w:t xml:space="preserve"> </w:t>
-      </w:r>
-      <w:r>
-        <w:t xml:space="preserve">did globally. That exposure depends on OpenStreetMap, whose building completeness exceeds 80 % in some cities but falls below 20 % in cities holding 48 % of the world’s urban population</w:t>
-      </w:r>
-      <w:r>
-        <w:t xml:space="preserve"> </w:t>
-      </w:r>
-      <w:r>
-        <w:t xml:space="preserve">(Herfort et al., 2023)</w:t>
-      </w:r>
-      <w:r>
-        <w:t xml:space="preserve">, and whose completeness across rural Bangladesh has not been measured.</w:t>
+        <w:t xml:space="preserve">Other hazard fields score their models against the record of past events as a matter of course. In earthquake forecasting the reference is relative intensity, a map built only from smoothed past seismicity, and in a ten-year experiment in California neither a pattern-recognition model nor the United States national seismic hazard map gained significantly over it</w:t>
+      </w:r>
+      <w:r>
+        <w:t xml:space="preserve"> </w:t>
+      </w:r>
+      <w:r>
+        <w:t xml:space="preserve">(Zechar &amp; Jordan, 2008)</w:t>
+      </w:r>
+      <w:r>
+        <w:t xml:space="preserve">. That test scores each forecast by its Molchan trajectory, the share of later events missed against the share of space flagged, summarised as an area skill score. Crime analysts likewise build hotspot maps from earlier crimes and judge them by the share of later crimes they hold over the share of area they flag</w:t>
+      </w:r>
+      <w:r>
+        <w:t xml:space="preserve"> </w:t>
+      </w:r>
+      <w:r>
+        <w:t xml:space="preserve">(Chainey et al., 2008)</w:t>
+      </w:r>
+      <w:r>
+        <w:t xml:space="preserve">. For landslides, models trained on a single extreme year failed to hindcast other years while inventories of more than six to eight years hindcast well</w:t>
+      </w:r>
+      <w:r>
+        <w:t xml:space="preserve"> </w:t>
+      </w:r>
+      <w:r>
+        <w:t xml:space="preserve">(Jones et al., 2021)</w:t>
+      </w:r>
+      <w:r>
+        <w:t xml:space="preserve">, so a test on one later year says little about the next. The skill a forecast earns also depends on the benchmark it is set against, and the most informative benchmark is the one hardest to beat</w:t>
+      </w:r>
+      <w:r>
+        <w:t xml:space="preserve"> </w:t>
+      </w:r>
+      <w:r>
+        <w:t xml:space="preserve">(Pappenberger et al., 2015)</w:t>
+      </w:r>
+      <w:r>
+        <w:t xml:space="preserve">. For a map of where floods will occur that benchmark is the map of where they already have, and no flood susceptibility study found here has set its model against it.</w:t>
       </w:r>
     </w:p>
     <w:bookmarkEnd w:id="14"/>
@@ -645,11 +625,11 @@
         <w:pStyle w:val="FirstParagraph"/>
       </w:pPr>
       <w:r>
-        <w:t xml:space="preserve">Three regions with contrasting flood regimes are studied, riverine flooding in Rangpur and Rajshahi, flash flooding in the Sylhet haor basin and cyclone surge on the south-west coast (Fig. 1a, Table 2), and they share one set of model settings so that results stay comparable. Rangpur and Rajshahi, in the north-west, lie on the floodplains of the Teesta and the Brahmaputra–Jamuna, where monsoon rivers rise above their danger levels and stay there for days to weeks, and all five mapped floods fell between late June and October (Table 4). The Sylhet region holds the haor basin, a low bowl of seasonal wetlands fed by rivers from the hills to the north and east, where flash floods rise quickly and can arrive before the monsoon, as in April 2017, when they struck before the rice harvest. The south-west coast is a delta of tidal channels and polders, embanked islands of farmland, where flooding follows the landfall of a cyclone and the overtopping or breach of embankments rather than the stage of a river. The regions hold 23,016, 13,374 and 29,545 mapped assets, across parts of 21, 10 and 16 districts. A fourth region east of the Jamuna, the districts of Sherpur, Jamalpur, Mymensingh and Tangail (Fig. 1a, e), serves only to validate the comparison with the flood record (Table 4) and leaves out the assets the Rangpur and Rajshahi box also holds. Every dataset the pipeline ingests is openly licensed (Table 3). OpenStreetMap coverage is uneven, so an area with few mapped assets shows low exposure whether or not much stands there, and WorldPop’s constrained product carries population only where buildings were detected in imagery.</w:t>
+        <w:t xml:space="preserve">Three regions with contrasting flood regimes are studied, riverine flooding in Rangpur and Rajshahi, flash flooding in the Sylhet haor basin and cyclone surge on the south-west coast (Fig. 1a, Table 2), and they share one set of model settings so that results stay comparable. Rangpur and Rajshahi, in the north-west, lie on the floodplains of the Teesta and the Brahmaputra–Jamuna, where monsoon rivers rise above their danger levels and stay there for days to weeks, and all five mapped floods fell between late June and October (Table 4). The Sylhet region holds the haor basin, a low bowl of seasonal wetlands fed by rivers from the hills to the north and east, where flash floods rise quickly and can arrive before the monsoon, as in April 2017, when they struck before the rice harvest. The south-west coast is a delta of tidal channels and polders, embanked islands of farmland, where flooding follows the landfall of a cyclone and the overtopping or breach of embankments rather than the stage of a river. The regions hold 23,016, 13,374 and 29,545 mapped assets, across parts of 21, 10 and 16 districts. Four further regions serve only to validate the comparison with the flood record (Fig. 1a, e–h, Table 4): the Jamuna east bank, the central districts around Dhaka, the Chattogram coast and the west-central districts, where both mapped events were waterlogging after heavy rain rather than river floods. None holds an asset that a study box also holds. Every dataset the pipeline ingests is openly licensed (Table 3). OpenStreetMap coverage is uneven, so an area with few mapped assets shows low exposure whether or not much stands there, and WorldPop’s constrained product carries population only where buildings were detected in imagery.</w:t>
       </w:r>
     </w:p>
     <w:bookmarkEnd w:id="16"/>
-    <w:bookmarkStart w:id="24" w:name="sec:chain"/>
+    <w:bookmarkStart w:id="23" w:name="sec:chain"/>
     <w:p>
       <w:pPr>
         <w:pStyle w:val="Heading1"/>
@@ -707,7 +687,7 @@
         <w:t xml:space="preserve">(Hawker et al., 2022)</w:t>
       </w:r>
       <w:r>
-        <w:t xml:space="preserve">, would suit a flat delta better, but its non-commercial, share-alike licence conflicts with the CC BY 4.0 data archive, and the vertical error of SRTM may be one reason, untested, why TWI and HAND add little once elevation is known (Section 5.7). Each asset carries these five terrain values at its representative point, WorldPop population density, its distance to the nearest hospital, school, flood shelter, road and irrigation channel, and its asset type, all standardised, and the pipeline stops if any feature is constant or the labels hold a single class.</w:t>
+        <w:t xml:space="preserve">, would suit a flat delta better, but its non-commercial, share-alike licence conflicts with the CC BY 4.0 data archive, and the vertical error of SRTM may be one reason, untested, why TWI and HAND add little once elevation is known (Section 5.6). Each asset carries these five terrain values at its representative point, WorldPop population density, its distance to the nearest hospital, school, flood shelter, road and irrigation channel, and its asset type, all standardised, and the pipeline stops if any feature is constant or the labels hold a single class.</w:t>
       </w:r>
     </w:p>
     <w:bookmarkEnd w:id="17"/>
@@ -881,7 +861,7 @@
         <w:pStyle w:val="FirstParagraph"/>
       </w:pPr>
       <w:r>
-        <w:t xml:space="preserve">The default asset model is class-weighted gradient boosting with 300 iterations and a learning rate of 0.1, chosen by the comparison in Section 5.6, where it is set against a two-layer GraphSAGE network</w:t>
+        <w:t xml:space="preserve">The default asset model is class-weighted gradient boosting with 300 iterations and a learning rate of 0.1, which matched or beat a random forest, logistic regression and a two-layer GraphSAGE network</w:t>
       </w:r>
       <w:r>
         <w:t xml:space="preserve"> </w:t>
@@ -893,11 +873,11 @@
         <w:t xml:space="preserve"> </w:t>
       </w:r>
       <w:r>
-        <w:t xml:space="preserve">on a six-nearest-neighbour graph of assets, a random forest and logistic regression. Validation holds out whole 10 km blocks, assigned at random to training (80 %), calibration and test, because a random split leaves every test asset beside training assets with almost the same features and label. Scores are calibrated by isotonic regression on the calibration blocks, with each level shrunk towards the middle when it holds few points, and every metric comes from the test blocks. In the two riverine regions the published map scores come from the same model given one more feature, the share of earlier events in which the ground flooded (Section 5.4). Every validation figure outside that section comes from the model without it, because the feature is built from the events the models are scored against.</w:t>
+        <w:t xml:space="preserve">on a six-nearest-neighbour graph of assets, the design this system began with (Supporting Information, Section S7). Validation holds out whole 10 km blocks, assigned at random to training (80 %), calibration and test, because a random split leaves every test asset beside training assets with almost the same features and label. Scores are calibrated by isotonic regression on the calibration blocks, with each level shrunk towards the middle when it holds few points, and every metric comes from the test blocks. In the two riverine regions the published map scores come from the same model given one more feature, the share of earlier events in which the ground flooded (Section 5.3). Every validation figure outside that section comes from the model without it, because the feature is built from the events the models are scored against.</w:t>
       </w:r>
     </w:p>
     <w:bookmarkEnd w:id="20"/>
-    <w:bookmarkStart w:id="21" w:name="sec:hazard"/>
+    <w:bookmarkStart w:id="21" w:name="sec:design"/>
     <w:p>
       <w:pPr>
         <w:pStyle w:val="Heading2"/>
@@ -912,7 +892,7 @@
         <w:tab/>
       </w:r>
       <w:r>
-        <w:t xml:space="preserve">Hazard surfaces</w:t>
+        <w:t xml:space="preserve">Validation design</w:t>
       </w:r>
     </w:p>
     <w:p>
@@ -920,11 +900,20 @@
         <w:pStyle w:val="FirstParagraph"/>
       </w:pPr>
       <w:r>
-        <w:t xml:space="preserve">Of the two hazard surfaces that cover the grid, the first interpolates the asset scores by ordinary Kriging, which can add little between assets where the scores lack spatial structure. The second, the default, is a class-weighted logistic regression on each cell’s own elevation, slope, TWI, HAND and flow accumulation, trained at the assets on the observed labels and blocks and evaluated at every 30 m cell. It leaves out the access distances, which describe exposure rather than the likelihood of flooding, and so follows individual channels and levees where the Kriged surface varies over tens of kilometres (Supporting Information, Fig. S1).</w:t>
+        <w:t xml:space="preserve">Every model is scored on the held-out blocks by the area under the ROC curve (AUC), average precision and its lift over the base rate, and the Brier score. Every comparison between models or label sources is repeated over 20 block assignments drawn with different seeds. The paired differences are tested by the corrected resampled t-test of</w:t>
+      </w:r>
+      <w:r>
+        <w:t xml:space="preserve"> </w:t>
+      </w:r>
+      <w:r>
+        <w:t xml:space="preserve">Nadeau &amp; Bengio (2003)</w:t>
+      </w:r>
+      <w:r>
+        <w:t xml:space="preserve">, since the assignments reuse the same assets, and a plain t-test across them would overstate the evidence. The 10 km blocks are narrower than the ranges of the variograms fitted to the asset scores, roughly 115, 14 and 31 km, so test assets near a block edge still share terrain with training assets, and the main results are repeated with 20 and 40 km blocks on the same seeds (Section 5.5).</w:t>
       </w:r>
     </w:p>
     <w:bookmarkEnd w:id="21"/>
-    <w:bookmarkStart w:id="22" w:name="sec:aggregation"/>
+    <w:bookmarkStart w:id="22" w:name="sec:rolling"/>
     <w:p>
       <w:pPr>
         <w:pStyle w:val="Heading2"/>
@@ -939,7 +928,7 @@
         <w:tab/>
       </w:r>
       <w:r>
-        <w:t xml:space="preserve">Exposure, vulnerability and composite risk</w:t>
+        <w:t xml:space="preserve">Later floods and published maps</w:t>
       </w:r>
     </w:p>
     <w:p>
@@ -947,57 +936,59 @@
         <w:pStyle w:val="FirstParagraph"/>
       </w:pPr>
       <w:r>
-        <w:t xml:space="preserve">Exposure is measured twice for each 500 m cell, once as the type-weighted count of mapped assets and once as WorldPop density, both log-scaled. Vulnerability combines population density with the distance to the nearest hospital, flood shelter and primary road, and components without data are left out rather than filled with a constant. Composite risk is the geometric mean of hazard, exposure and vulnerability, as in INFORM</w:t>
-      </w:r>
-      <w:r>
-        <w:t xml:space="preserve"> </w:t>
-      </w:r>
-      <w:r>
-        <w:t xml:space="preserve">(European Commission Joint Research Centre, 2017)</w:t>
-      </w:r>
-      <w:r>
-        <w:t xml:space="preserve">, so that no exposure means no risk, and cells are placed in five relative classes by quintile. Cells and administrative units with no mapped assets carry no score, since sparse mapping would otherwise read as low risk. Results are summarised for every union, upazila and district (Fig. 3), and the weights, the hotspot method and a sensitivity analysis are in the Supporting Information (Sections S2 and S3).</w:t>
+        <w:t xml:space="preserve">The model and the record are compared on later floods in two designs. The first trains on the floods up to 2022 and scores against those of 2024 (Section 5.3). The second, a rolling origin, makes every flood year with an earlier event a test in turn. The model learns from the earlier years only, under the region’s labelling rule capped by their number of events, the record is the share of those events in which the ground flooded, and both are scored on the held-out blocks against that year’s floods. Each test also records the share of that year’s flooded assets standing on ground no earlier flood had reached, termed new ground here, the quantity expected to decide which of the two ranks better. Four validation regions join the three study regions in this design, the Jamuna east bank, the central districts around Dhaka, the Chattogram coast and the west-central districts, each a region of a national partition of Bangladesh with every asset that a study box also holds removed, matched by OpenStreetMap identity or by location (Table 2). Distances there run to every facility of the region, including those removed.</w:t>
+      </w:r>
+    </w:p>
+    <w:p>
+      <w:pPr>
+        <w:pStyle w:val="BodyText"/>
+      </w:pPr>
+      <w:r>
+        <w:t xml:space="preserve">Two published maps are scored on the same assets. The JRC global river flood hazard maps</w:t>
+      </w:r>
+      <w:r>
+        <w:t xml:space="preserve"> </w:t>
+      </w:r>
+      <w:r>
+        <w:t xml:space="preserve">(Baugh et al., 2024)</w:t>
+      </w:r>
+      <w:r>
+        <w:t xml:space="preserve">, simulated with LISFLOOD-FP at about 90 m for return periods of 10 to 500 years, give each asset the annual exceedance probability of the most frequent flood that reaches it. JRC Global Surface Water occurrence</w:t>
+      </w:r>
+      <w:r>
+        <w:t xml:space="preserve"> </w:t>
+      </w:r>
+      <w:r>
+        <w:t xml:space="preserve">(Pekel et al., 2016)</w:t>
+      </w:r>
+      <w:r>
+        <w:t xml:space="preserve">, the share of Landsat observations from 1984 to 2021 that saw water, stands for a record available anywhere without processing radar and is scored only against floods after 2021. Besides AUC, every ranking is scored by its Molchan trajectory and area skill score</w:t>
+      </w:r>
+      <w:r>
+        <w:t xml:space="preserve"> </w:t>
+      </w:r>
+      <w:r>
+        <w:t xml:space="preserve">(Zechar &amp; Jordan, 2008)</w:t>
+      </w:r>
+      <w:r>
+        <w:t xml:space="preserve">, with every asset weighted equally, so that a random ranking scores 0.5, and by the prediction accuracy index</w:t>
+      </w:r>
+      <w:r>
+        <w:t xml:space="preserve"> </w:t>
+      </w:r>
+      <w:r>
+        <w:t xml:space="preserve">(Chainey et al., 2008)</w:t>
+      </w:r>
+      <w:r>
+        <w:t xml:space="preserve"> </w:t>
+      </w:r>
+      <w:r>
+        <w:t xml:space="preserve">of a list as long as the record’s, the share of flooded assets the list holds divided by the share of assets it flags.</w:t>
       </w:r>
     </w:p>
     <w:bookmarkEnd w:id="22"/>
-    <w:bookmarkStart w:id="23" w:name="sec:design"/>
-    <w:p>
-      <w:pPr>
-        <w:pStyle w:val="Heading2"/>
-      </w:pPr>
-      <w:r>
-        <w:rPr>
-          <w:rStyle w:val="SectionNumber"/>
-        </w:rPr>
-        <w:t xml:space="preserve">4.7</w:t>
-      </w:r>
-      <w:r>
-        <w:tab/>
-      </w:r>
-      <w:r>
-        <w:t xml:space="preserve">Validation design</w:t>
-      </w:r>
-    </w:p>
-    <w:p>
-      <w:pPr>
-        <w:pStyle w:val="FirstParagraph"/>
-      </w:pPr>
-      <w:r>
-        <w:t xml:space="preserve">Every model is scored on the held-out blocks by the area under the ROC curve (AUC), average precision and its lift over the base rate, and the Brier score, and the hazard surfaces are also scored against observed flooding on a grid of about 500 m cells, both over the whole grid and, refitted for each assignment, over the cells of its test blocks. Every comparison between models or label sources is repeated over 20 block assignments drawn with different seeds. The paired differences are tested by the corrected resampled t-test of</w:t>
-      </w:r>
-      <w:r>
-        <w:t xml:space="preserve"> </w:t>
-      </w:r>
-      <w:r>
-        <w:t xml:space="preserve">Nadeau &amp; Bengio (2003)</w:t>
-      </w:r>
-      <w:r>
-        <w:t xml:space="preserve">, since the assignments reuse the same assets, and a plain t-test across them would overstate the evidence. A temporal test trains on the floods up to 2022 and scores against those of 2024 (Section 5.4). The 10 km blocks are narrower than the ranges of the variograms fitted to the asset scores, roughly 115, 14 and 31 km, so test assets near a block edge still share terrain with training assets, and the main results are repeated with 20 and 40 km blocks on the same seeds (Section 5.5).</w:t>
-      </w:r>
-    </w:p>
     <w:bookmarkEnd w:id="23"/>
-    <w:bookmarkEnd w:id="24"/>
-    <w:bookmarkStart w:id="32" w:name="sec:validation"/>
+    <w:bookmarkStart w:id="30" w:name="sec:validation"/>
     <w:p>
       <w:pPr>
         <w:pStyle w:val="Heading1"/>
@@ -1015,7 +1006,7 @@
         <w:t xml:space="preserve">Results</w:t>
       </w:r>
     </w:p>
-    <w:bookmarkStart w:id="25" w:name="held-out-results"/>
+    <w:bookmarkStart w:id="24" w:name="held-out-results"/>
     <w:p>
       <w:pPr>
         <w:pStyle w:val="Heading2"/>
@@ -1038,11 +1029,11 @@
         <w:pStyle w:val="FirstParagraph"/>
       </w:pPr>
       <w:r>
-        <w:t xml:space="preserve">Table 5 reports one block assignment, the pipeline’s default, which ranks 2, 1 and 17 of 20 by AUC in the three regions. In Sylhet 14.7 % of assets sit on flood-prone ground and the asset model reaches an AUC of 0.934. In Rangpur and Rajshahi only 6.7 % do, yet the model ranks well (AUC 0.884), with an average precision 7.0 times the base rate. Calibration lowers the Brier score from 0.069 to 0.029 in Rangpur and Rajshahi, slightly below the 0.032 of always predicting the base rate, and its deciles lie close to the diagonal in both riverine regions (Fig. 5). It carries less well to the coast, where the calibration blocks hold 5.5 % flood-prone assets against 1.7 % in the test blocks and the calibrated Brier score of 0.039 is worse than the base rate at 0.017.</w:t>
-      </w:r>
-    </w:p>
-    <w:bookmarkEnd w:id="25"/>
-    <w:bookmarkStart w:id="26" w:name="sec:labelresult"/>
+        <w:t xml:space="preserve">Table 5 reports one block assignment, the pipeline’s default, which ranks 2, 1 and 17 of 20 by AUC in the three regions. In Sylhet 14.7 % of assets sit on flood-prone ground and the asset model reaches an AUC of 0.934. In Rangpur and Rajshahi only 6.7 % do, yet the model ranks well (AUC 0.884), with an average precision 7.0 times the base rate. Calibration lowers the Brier score from 0.069 to 0.029 in Rangpur and Rajshahi, slightly below the 0.032 of always predicting the base rate, and its deciles lie close to the diagonal in both riverine regions (Fig. 4). It carries less well to the coast, where the calibration blocks hold 5.5 % flood-prone assets against 1.7 % in the test blocks and the calibrated Brier score of 0.039 is worse than the base rate at 0.017.</w:t>
+      </w:r>
+    </w:p>
+    <w:bookmarkEnd w:id="24"/>
+    <w:bookmarkStart w:id="25" w:name="sec:labelresult"/>
     <w:p>
       <w:pPr>
         <w:pStyle w:val="Heading2"/>
@@ -1125,11 +1116,11 @@
         </m:r>
       </m:oMath>
       <w:r>
-        <w:t xml:space="preserve">; Fig. 4). This test favours the observed labels, since that model is scored against the definition it learned, so Section 5.4 repeats it against later floods that neither label source was trained on.</w:t>
-      </w:r>
-    </w:p>
-    <w:bookmarkEnd w:id="26"/>
-    <w:bookmarkStart w:id="27" w:name="the-south-west-coast"/>
+        <w:t xml:space="preserve">; Fig. 3). This test favours the observed labels, since that model is scored against the definition it learned, so Section 5.3 repeats it against later floods that neither label source was trained on.</w:t>
+      </w:r>
+    </w:p>
+    <w:bookmarkEnd w:id="25"/>
+    <w:bookmarkStart w:id="26" w:name="sec:temporal"/>
     <w:p>
       <w:pPr>
         <w:pStyle w:val="Heading2"/>
@@ -1144,7 +1135,7 @@
         <w:tab/>
       </w:r>
       <w:r>
-        <w:t xml:space="preserve">The south-west coast</w:t>
+        <w:t xml:space="preserve">Transfer to later floods</w:t>
       </w:r>
     </w:p>
     <w:p>
@@ -1152,33 +1143,6 @@
         <w:pStyle w:val="FirstParagraph"/>
       </w:pPr>
       <w:r>
-        <w:t xml:space="preserve">On the coast the asset model still ranks flooded ground above dry ground (AUC 0.794), but both hazard surfaces are weak. Over the whole grid, training ground included, the terrain surface reaches 0.542 and the Kriged one 0.538, against 0.657 and 0.666 in Rangpur and Rajshahi and 0.822 and 0.544 in Sylhet. Refitted for each assignment and scored only on the cells of its test blocks, which hold only ground near mapped assets, the terrain surface reaches 0.656, 0.763 and 0.610, so the whole-grid figure overstated it in Sylhet. Surge flooding is governed by polder embankments, tidal channels and landfall position, none of which elevation describes.</w:t>
-      </w:r>
-    </w:p>
-    <w:bookmarkEnd w:id="27"/>
-    <w:bookmarkStart w:id="28" w:name="sec:temporal"/>
-    <w:p>
-      <w:pPr>
-        <w:pStyle w:val="Heading2"/>
-      </w:pPr>
-      <w:r>
-        <w:rPr>
-          <w:rStyle w:val="SectionNumber"/>
-        </w:rPr>
-        <w:t xml:space="preserve">5.4</w:t>
-      </w:r>
-      <w:r>
-        <w:tab/>
-      </w:r>
-      <w:r>
-        <w:t xml:space="preserve">Transfer to later floods</w:t>
-      </w:r>
-    </w:p>
-    <w:p>
-      <w:pPr>
-        <w:pStyle w:val="FirstParagraph"/>
-      </w:pPr>
-      <w:r>
         <w:t xml:space="preserve">The held-out blocks separate training from testing in space but not in time. Each model is therefore also trained on the floods up to 2022, keeping each region’s labelling rule capped by the number of earlier events, and scored on the held-out blocks against the ground any 2024 flood reached. Three references are scored on the same assets over 20 assignments (Table 6). The first is the share of earlier events in which the ground flooded, which is the map the radar record alone provides. The second is the same model trained with the 2024 events included, and the third is the same model trained on terrain-threshold labels, which draw on no flood event.</w:t>
       </w:r>
     </w:p>
@@ -1195,7 +1159,7 @@
         <w:pStyle w:val="BodyText"/>
       </w:pPr>
       <w:r>
-        <w:t xml:space="preserve">Seven checks test whether the comparison favours one side (Supporting Information, Section S5, Table S1), and in Rangpur and Rajshahi the record keeps its lead under all of them, if narrowly under two. Sentinel-1B failed in December 2021, so the earlier events were seen by two satellites and the 2024 ones by one, and since each mask takes the lowest backscatter in its window, more scenes can map more flooding. Re-mapped from Sentinel-1A alone, the earlier events shrank by up to 15.7 % and the record still led by 0.097. The published model learns a yes-or-no label from the earlier events while the record keeps their fraction, and retrained on flooding in any earlier event, which is how the 2024 floods are counted, or on the fraction itself, the model fell further behind, by 0.133 and 0.131. With 40 km blocks the lead grew to 0.126, and setting aside the ground that radar could mistake for water every monsoon, such as wet paddy, narrowed it to within noise without reversing it. In Sylhet the record’s lead closed, to 0.017 and 0.016, when the model learned the same target as the test, and outside the haor’s seasonal water the two were level, so the Sylhet result rests on the choice of target. On the coast the model’s lead fell within noise with 20 and 40 km blocks.</w:t>
+        <w:t xml:space="preserve">Seven checks test whether the comparison favours one side (Supporting Information, Section S5, Table S1), and in Rangpur and Rajshahi the record keeps its lead under all of them, if narrowly under two. Re-mapped from Sentinel-1A alone, since Sentinel-1B failed in December 2021 and fewer scenes can map less flooding, the earlier events shrank by up to 15.7 % and the record still led by 0.097. Retrained on flooding in any earlier event, which is how the 2024 floods are counted, the model fell further behind, by 0.133, and with 40 km blocks the lead grew to 0.126. In Sylhet the record’s lead closed, to 0.017, when the model learned the same target as the test, so the Sylhet result rests on the choice of target, and on the coast the model’s lead fell within noise with 20 and 40 km blocks.</w:t>
       </w:r>
     </w:p>
     <w:p>
@@ -1203,7 +1167,7 @@
         <w:pStyle w:val="BodyText"/>
       </w:pPr>
       <w:r>
-        <w:t xml:space="preserve">East of the Jamuna, where the October 2024 flood reached only 51 assets, the record again led, at 0.940 against 0.810 on held-out blocks, but with a handful of flooded assets in most test blocks the lead fell short of significance (</w:t>
+        <w:t xml:space="preserve">East of the Jamuna, where the October 2024 flood reached only 43 assets, the record again led, at 0.881 against 0.713 on held-out blocks, but with a handful of flooded assets in most test blocks the lead fell short of significance (</w:t>
       </w:r>
       <m:oMath>
         <m:r>
@@ -1216,7 +1180,7 @@
           <m:t>=</m:t>
         </m:r>
         <m:r>
-          <m:t>0.090</m:t>
+          <m:t>0.089</m:t>
         </m:r>
       </m:oMath>
       <w:r>
@@ -1233,11 +1197,11 @@
           <m:t>=</m:t>
         </m:r>
         <m:r>
-          <m:t>0.023</m:t>
+          <m:t>0.044</m:t>
         </m:r>
       </m:oMath>
       <w:r>
-        <w:t xml:space="preserve">). Out of fold over the whole region it led at 0.925 against 0.825, with a block-bootstrap interval for the difference from</w:t>
+        <w:t xml:space="preserve">). Out of fold over the whole region it led at 0.915 against 0.867, with a block-bootstrap interval for the difference from</w:t>
       </w:r>
       <w:r>
         <w:t xml:space="preserve"> </w:t>
@@ -1251,7 +1215,7 @@
         </m:r>
       </m:oMath>
       <w:r>
-        <w:t xml:space="preserve">0.191 to 0.003, and its list of 7.1 % of assets held 88.2 % of the flooded assets against 21.6 % for the model.</w:t>
+        <w:t xml:space="preserve">0.129 to 0.019, and its list of 6.5 % of assets held 86.0 % of the flooded assets against 48.8 % for the model.</w:t>
       </w:r>
     </w:p>
     <w:p>
@@ -1276,7 +1240,7 @@
         </m:r>
       </m:oMath>
       <w:r>
-        <w:t xml:space="preserve">) and 0.790 for the model without the feature. Its gain comes on the ground no earlier flood reached, 87.7 % of the test assets, where the record gives every asset a score of zero and the combined model still ranks the 2024 flooding at 0.729. In Sylhet the combination, at 0.849, cannot be told apart from either the model without the feature at 0.837 (</w:t>
+        <w:t xml:space="preserve">) and 0.790 for the model without the feature. Its gain comes on the ground no earlier flood reached, 87.7 % of the test assets, where the record gives every asset a score of zero and the combined model still ranks the 2024 flooding at 0.729. In Sylhet the combination, at 0.849, cannot be told apart from the model without the feature (</w:t>
       </w:r>
       <m:oMath>
         <m:r>
@@ -1293,7 +1257,7 @@
         </m:r>
       </m:oMath>
       <w:r>
-        <w:t xml:space="preserve">) or the record alone at 0.851 (</w:t>
+        <w:t xml:space="preserve">) or the record alone (</w:t>
       </w:r>
       <m:oMath>
         <m:r>
@@ -1310,7 +1274,7 @@
         </m:r>
       </m:oMath>
       <w:r>
-        <w:t xml:space="preserve">). It still ranks the 2024 flooding at 0.777 on the 79.8 % of test assets that no earlier flood reached. On the coast, where the design leaves a single cyclone to train on, the combination at 0.648 cannot be told apart from the record alone (</w:t>
+        <w:t xml:space="preserve">). On the coast, where the design leaves a single cyclone to train on, the combination at 0.648 cannot be told apart from the record alone (</w:t>
       </w:r>
       <m:oMath>
         <m:r>
@@ -1335,7 +1299,7 @@
         <w:pStyle w:val="BodyText"/>
       </w:pPr>
       <w:r>
-        <w:t xml:space="preserve">Rebuilt from a single earlier flood, the record already ranked the 2024 flooding in Rangpur and Rajshahi above the model, at 0.812 against 0.768, whereas in Sylhet it needed both earlier floods and on the coast it trailed at every length (Supporting Information, Section S6, Table S2). As skill over the record, the share of its remaining ranking error that a model removes, the model scored</w:t>
+        <w:t xml:space="preserve">Measured as skill over the record (Supporting Information, Section S6), the share of the record’s remaining ranking error that a model removes, the model scored</w:t>
       </w:r>
       <w:r>
         <w:t xml:space="preserve"> </w:t>
@@ -1374,8 +1338,8 @@
         <w:t xml:space="preserve">The 2024 floods also give the label comparison a test that favours neither label source. The observed labels still lead, at 0.801 against 0.732 in Rangpur and Rajshahi, 0.797 against 0.773 in Sylhet and 0.807 against 0.736 on the coast, ahead on 18, 15 and 18 of 20 assignments. The coastal gap of 0.071 stays close to its spatial 0.080, while the riverine gaps shrink, from 0.101 to 0.069 in Rangpur and Rajshahi and from 0.087 to 0.024 in Sylhet, where the remaining gap cannot be told apart from noise. Much of the Sylhet advantage in the spatial test therefore came from the shared definition rather than from the labels themselves.</w:t>
       </w:r>
     </w:p>
-    <w:bookmarkEnd w:id="28"/>
-    <w:bookmarkStart w:id="29" w:name="sec:blocksize"/>
+    <w:bookmarkEnd w:id="26"/>
+    <w:bookmarkStart w:id="27" w:name="sec:rollresult"/>
     <w:p>
       <w:pPr>
         <w:pStyle w:val="Heading2"/>
@@ -1384,13 +1348,13 @@
         <w:rPr>
           <w:rStyle w:val="SectionNumber"/>
         </w:rPr>
-        <w:t xml:space="preserve">5.5</w:t>
+        <w:t xml:space="preserve">5.4</w:t>
       </w:r>
       <w:r>
         <w:tab/>
       </w:r>
       <w:r>
-        <w:t xml:space="preserve">Larger blocks</w:t>
+        <w:t xml:space="preserve">Every flood year</w:t>
       </w:r>
     </w:p>
     <w:p>
@@ -1398,34 +1362,148 @@
         <w:pStyle w:val="FirstParagraph"/>
       </w:pPr>
       <w:r>
-        <w:t xml:space="preserve">Wider blocks lower the held-out AUC of the default model only a little in the riverine regions, from 0.817 at 10 km to 0.791 at 40 km in Rangpur and Rajshahi and from 0.857 to 0.836 in Sylhet, and more on the coast, from 0.839 to 0.774, so the 10 km figures carry a small optimism, largest on the coast.</w:t>
-      </w:r>
-    </w:p>
-    <w:bookmarkEnd w:id="29"/>
-    <w:bookmarkStart w:id="30" w:name="sec:benchmark"/>
-    <w:p>
-      <w:pPr>
-        <w:pStyle w:val="Heading2"/>
-      </w:pPr>
-      <w:r>
-        <w:rPr>
-          <w:rStyle w:val="SectionNumber"/>
-        </w:rPr>
-        <w:t xml:space="preserve">5.6</w:t>
-      </w:r>
-      <w:r>
-        <w:tab/>
-      </w:r>
-      <w:r>
-        <w:t xml:space="preserve">Model comparison</w:t>
-      </w:r>
-    </w:p>
-    <w:p>
-      <w:pPr>
-        <w:pStyle w:val="FirstParagraph"/>
-      </w:pPr>
-      <w:r>
-        <w:t xml:space="preserve">A graph neural network is set against logistic regression, a random forest and gradient boosting on the same features, assets and blocks, with the wetness index alone as a model-free reference, over 20 assignments (Table 7, Fig. 6). Gradient boosting scores best in every region, and the graph network trails it measurably only in Rangpur and Rajshahi, by 0.028 in AUC (</w:t>
+        <w:t xml:space="preserve">Predicting every flood year from the years before it gives 15 tests, 8 in the study regions and 7 in the validation regions (Table 7). The record ranked the later flooding significantly better in 2, the model in 3, and in the other 10 the two could not be told apart, so the 2024 result in Rangpur and Rajshahi is not the rule for every year. The share of new ground decided which way a test went, ranging from 6.8 to 76.1 % (Fig. 5a). The record’s lead fell as that share rose (Spearman</w:t>
+      </w:r>
+      <w:r>
+        <w:t xml:space="preserve"> </w:t>
+      </w:r>
+      <m:oMath>
+        <m:r>
+          <m:t>ρ</m:t>
+        </m:r>
+        <m:r>
+          <m:rPr>
+            <m:sty m:val="p"/>
+          </m:rPr>
+          <m:t>=</m:t>
+        </m:r>
+        <m:r>
+          <m:rPr>
+            <m:sty m:val="p"/>
+          </m:rPr>
+          <m:t>−</m:t>
+        </m:r>
+        <m:r>
+          <m:t>0.775</m:t>
+        </m:r>
+      </m:oMath>
+      <w:r>
+        <w:t xml:space="preserve">,</w:t>
+      </w:r>
+      <w:r>
+        <w:t xml:space="preserve"> </w:t>
+      </w:r>
+      <m:oMath>
+        <m:r>
+          <m:t>p</m:t>
+        </m:r>
+        <m:r>
+          <m:rPr>
+            <m:sty m:val="p"/>
+          </m:rPr>
+          <m:t>&lt;</m:t>
+        </m:r>
+        <m:r>
+          <m:t>0.001</m:t>
+        </m:r>
+      </m:oMath>
+      <w:r>
+        <w:t xml:space="preserve">), in the study regions (</w:t>
+      </w:r>
+      <m:oMath>
+        <m:r>
+          <m:t>ρ</m:t>
+        </m:r>
+        <m:r>
+          <m:rPr>
+            <m:sty m:val="p"/>
+          </m:rPr>
+          <m:t>=</m:t>
+        </m:r>
+        <m:r>
+          <m:rPr>
+            <m:sty m:val="p"/>
+          </m:rPr>
+          <m:t>−</m:t>
+        </m:r>
+        <m:r>
+          <m:t>0.833</m:t>
+        </m:r>
+      </m:oMath>
+      <w:r>
+        <w:t xml:space="preserve">) and the validation regions (</w:t>
+      </w:r>
+      <m:oMath>
+        <m:r>
+          <m:t>ρ</m:t>
+        </m:r>
+        <m:r>
+          <m:rPr>
+            <m:sty m:val="p"/>
+          </m:rPr>
+          <m:t>=</m:t>
+        </m:r>
+        <m:r>
+          <m:rPr>
+            <m:sty m:val="p"/>
+          </m:rPr>
+          <m:t>−</m:t>
+        </m:r>
+        <m:r>
+          <m:t>0.679</m:t>
+        </m:r>
+      </m:oMath>
+      <w:r>
+        <w:t xml:space="preserve">,</w:t>
+      </w:r>
+      <w:r>
+        <w:t xml:space="preserve"> </w:t>
+      </w:r>
+      <m:oMath>
+        <m:r>
+          <m:t>p</m:t>
+        </m:r>
+        <m:r>
+          <m:rPr>
+            <m:sty m:val="p"/>
+          </m:rPr>
+          <m:t>=</m:t>
+        </m:r>
+        <m:r>
+          <m:t>0.094</m:t>
+        </m:r>
+      </m:oMath>
+      <w:r>
+        <w:t xml:space="preserve">) alike, and the fitted line crosses zero at 33.4 % (95 % interval 18.2–41.1 %). New ground shrinks as the record lengthens, but the relation held with the number of earlier years held fixed (partial</w:t>
+      </w:r>
+      <w:r>
+        <w:t xml:space="preserve"> </w:t>
+      </w:r>
+      <m:oMath>
+        <m:r>
+          <m:t>ρ</m:t>
+        </m:r>
+        <m:r>
+          <m:rPr>
+            <m:sty m:val="p"/>
+          </m:rPr>
+          <m:t>=</m:t>
+        </m:r>
+        <m:r>
+          <m:rPr>
+            <m:sty m:val="p"/>
+          </m:rPr>
+          <m:t>−</m:t>
+        </m:r>
+        <m:r>
+          <m:t>0.705</m:t>
+        </m:r>
+      </m:oMath>
+      <w:r>
+        <w:t xml:space="preserve">,</w:t>
+      </w:r>
+      <w:r>
+        <w:t xml:space="preserve"> </w:t>
       </w:r>
       <m:oMath>
         <m:r>
@@ -1442,11 +1520,36 @@
         </m:r>
       </m:oMath>
       <w:r>
-        <w:t xml:space="preserve">), while the wetness index alone ranks close to chance, at 0.517, 0.535 and 0.577. Gradient boosting is therefore the default for every region, since choosing a model per region would fit the model to the split. Its AUC varies by 0.042 to 0.046 from one assignment to the next, so each single-assignment figure, including those in Table 5, is one draw from a distribution of that width.</w:t>
-      </w:r>
-    </w:p>
-    <w:bookmarkEnd w:id="30"/>
-    <w:bookmarkStart w:id="31" w:name="sec:importance"/>
+        <w:t xml:space="preserve">), while that number added nothing once new ground was known (</w:t>
+      </w:r>
+      <m:oMath>
+        <m:r>
+          <m:t>ρ</m:t>
+        </m:r>
+        <m:r>
+          <m:rPr>
+            <m:sty m:val="p"/>
+          </m:rPr>
+          <m:t>=</m:t>
+        </m:r>
+        <m:r>
+          <m:t>0.140</m:t>
+        </m:r>
+      </m:oMath>
+      <w:r>
+        <w:t xml:space="preserve">). In Rangpur and Rajshahi the model ranked the 2019 flood better, when 47.9 % of it reached new ground, the two were level in 2020, and the record led in 2024, at 6.8 %. Given the record as a feature, the model ranked the later flooding above both of its parts in 5 of 8 tests, all riverine.</w:t>
+      </w:r>
+    </w:p>
+    <w:p>
+      <w:pPr>
+        <w:pStyle w:val="BodyText"/>
+      </w:pPr>
+      <w:r>
+        <w:t xml:space="preserve">The JRC hazard map ranked the later floods at 0.418 to 0.876, below chance on the coast, whose surges it does not simulate. It trailed the record significantly in 5 tests and led it in 4, each on a flood that reached much new ground, and the model ranked above it in 8 of 15. Landsat water occurrence, scored on the 8 floods after 2021, ranked them at 0.624 to 0.834, below the radar record in 4. Area skill scores ordered the record and the model as AUC did in 15 of 15 tests, and the Molchan trajectories show where the difference lay (Fig. 5b, c). In Rangpur and Rajshahi the record caught most of the 2024 flooding within the first sixth of the assets it flagged and then, holding nothing on the rest, ran down the diagonal, while on the coast the model missed fewer flooded assets at most list lengths.</w:t>
+      </w:r>
+    </w:p>
+    <w:bookmarkEnd w:id="27"/>
+    <w:bookmarkStart w:id="28" w:name="sec:blocksize"/>
     <w:p>
       <w:pPr>
         <w:pStyle w:val="Heading2"/>
@@ -1455,12 +1558,39 @@
         <w:rPr>
           <w:rStyle w:val="SectionNumber"/>
         </w:rPr>
-        <w:t xml:space="preserve">5.7</w:t>
+        <w:t xml:space="preserve">5.5</w:t>
       </w:r>
       <w:r>
         <w:tab/>
       </w:r>
       <w:r>
+        <w:t xml:space="preserve">Larger blocks</w:t>
+      </w:r>
+    </w:p>
+    <w:p>
+      <w:pPr>
+        <w:pStyle w:val="FirstParagraph"/>
+      </w:pPr>
+      <w:r>
+        <w:t xml:space="preserve">Wider blocks lower the held-out AUC of the default model only a little in the riverine regions, from 0.817 at 10 km to 0.791 at 40 km in Rangpur and Rajshahi and from 0.857 to 0.836 in Sylhet, and more on the coast, from 0.839 to 0.774, so the 10 km figures carry a small optimism, largest on the coast.</w:t>
+      </w:r>
+    </w:p>
+    <w:bookmarkEnd w:id="28"/>
+    <w:bookmarkStart w:id="29" w:name="sec:importance"/>
+    <w:p>
+      <w:pPr>
+        <w:pStyle w:val="Heading2"/>
+      </w:pPr>
+      <w:r>
+        <w:rPr>
+          <w:rStyle w:val="SectionNumber"/>
+        </w:rPr>
+        <w:t xml:space="preserve">5.6</w:t>
+      </w:r>
+      <w:r>
+        <w:tab/>
+      </w:r>
+      <w:r>
         <w:t xml:space="preserve">What the model relies on</w:t>
       </w:r>
     </w:p>
@@ -1469,12 +1599,12 @@
         <w:pStyle w:val="FirstParagraph"/>
       </w:pPr>
       <w:r>
-        <w:t xml:space="preserve">Shuffling each feature across the test assets over the same assignments shows what the default model uses (Fig. 7). Elevation carries almost all of the terrain signal, costing 0.086, 0.220 and 0.129 in AUC when shuffled, while TWI, HAND, slope and flow accumulation cost at most 0.000, 0.009 and 0.007. Shuffled together, since correlated features can stand in for one another, the five terrain features cost 0.080, 0.214 and 0.132, about as much as elevation alone, and slightly less in Rangpur and Rajshahi, a difference within the noise of the shuffling. The five access distances together cost 0.110, 0.133 and 0.142, more than the terrain in Rangpur and Rajshahi and on the coast and second to it in Sylhet. They describe distance to services rather than any property of flooding and most likely stand in for where roads and settlements sit on the floodplain, a reading that was not tested directly.</w:t>
-      </w:r>
-    </w:p>
-    <w:bookmarkEnd w:id="31"/>
-    <w:bookmarkEnd w:id="32"/>
-    <w:bookmarkStart w:id="38" w:name="sec:discussion"/>
+        <w:t xml:space="preserve">Shuffling each feature across the test assets over the same assignments shows what the default model uses (Fig. 6). Elevation carries almost all of the terrain signal, costing 0.086, 0.220 and 0.129 in AUC when shuffled, while TWI, HAND, slope and flow accumulation cost at most 0.000, 0.009 and 0.007. Shuffled together, since correlated features can stand in for one another, the five terrain features cost 0.080, 0.214 and 0.132, about as much as elevation alone, and slightly less in Rangpur and Rajshahi, a difference within the noise of the shuffling. The five access distances together cost 0.110, 0.133 and 0.142, more than the terrain in Rangpur and Rajshahi and on the coast and second to it in Sylhet. They describe distance to services rather than any property of flooding and most likely stand in for where roads and settlements sit on the floodplain, a reading that was not tested directly.</w:t>
+      </w:r>
+    </w:p>
+    <w:bookmarkEnd w:id="29"/>
+    <w:bookmarkEnd w:id="30"/>
+    <w:bookmarkStart w:id="35" w:name="sec:discussion"/>
     <w:p>
       <w:pPr>
         <w:pStyle w:val="Heading1"/>
@@ -1492,7 +1622,7 @@
         <w:t xml:space="preserve">Discussion</w:t>
       </w:r>
     </w:p>
-    <w:bookmarkStart w:id="33" w:name="what-the-flood-record-already-knows"/>
+    <w:bookmarkStart w:id="31" w:name="what-the-flood-record-already-knows"/>
     <w:p>
       <w:pPr>
         <w:pStyle w:val="Heading2"/>
@@ -1515,7 +1645,16 @@
         <w:pStyle w:val="FirstParagraph"/>
       </w:pPr>
       <w:r>
-        <w:t xml:space="preserve">Susceptibility studies rarely ask whether a model anticipates a later flood better than the record of earlier ones, and here the answer followed how often floods returned to the same ground. In Rangpur and Rajshahi, where most of the ground the 2024 floods reached had flooded before, the record led under every check applied. The model added to it only when given the record as a feature, gaining on ground no earlier flood had reached, where the record cannot rank at all. In the Sylhet haor the record’s lead depended on what the model was trained to predict and lay on the margins of the seasonal water. A published multi-criteria map scored on the same 2024 floods reached 0.794</w:t>
+        <w:t xml:space="preserve">Whether a susceptibility model anticipates a later flood better than the record of earlier ones depended, across 15 tests in seven regions, on how much of that flood reached new ground. Where less than about a third did, as in Rangpur and Rajshahi and Sylhet in 2024 and east of the Jamuna, the record ranked better or could not be told apart from the model, and where more did, as on the coast and in the first years of each record, the model ranked better in all but one test, significantly in 3. The share of new ground is known only after a flood, but in the riverine regions it fell as the record lengthened, from 47.9 to 6.8 % in Rangpur and Rajshahi and from 43.1 to 14.0 % east of the Jamuna, while on the coast, where each surge strikes its own stretch, it stayed near 62.9 %. It is therefore a property of the flood regime that a record of a few events already reveals rather than an accident of one year. Earthquake forecasting reached the same verdict for a hazard that also recurs where it struck before, with neither a pattern-recognition model nor a national hazard map gaining on past seismicity</w:t>
+      </w:r>
+      <w:r>
+        <w:t xml:space="preserve"> </w:t>
+      </w:r>
+      <w:r>
+        <w:t xml:space="preserve">(Zechar &amp; Jordan, 2008)</w:t>
+      </w:r>
+      <w:r>
+        <w:t xml:space="preserve">, and the hydrodynamic map scored here, which trailed the record significantly in 5 tests, shows that the comparison bears on hazard maps generally and not only on machine learning. A published multi-criteria map of Sylhet scored on the same 2024 floods reached 0.794</w:t>
       </w:r>
       <w:r>
         <w:t xml:space="preserve"> </w:t>
@@ -1524,7 +1663,7 @@
         <w:t xml:space="preserve">(Swarup &amp; Nury, 2026)</w:t>
       </w:r>
       <w:r>
-        <w:t xml:space="preserve">, close to this model’s 0.797, while the record ranked them at 0.851, a comparison that is only indicative, since that map was scored over areas rather than assets. On the coast, where most of the ground Cyclone Remal flooded had not flooded in the earlier cyclones, the model’s lead did not survive wider blocks. Three regions and one small validation flood cannot establish that pattern, but they show that the comparison has to be made region by region rather than assumed.</w:t>
+        <w:t xml:space="preserve">, close to this model’s 0.797, while the record ranked them at 0.851, a comparison that is only indicative, since that map was scored over areas.</w:t>
       </w:r>
     </w:p>
     <w:p>
@@ -1532,7 +1671,7 @@
         <w:pStyle w:val="BodyText"/>
       </w:pPr>
       <w:r>
-        <w:t xml:space="preserve">The record marks where water returns and the terrain ranks where it has not yet been seen, so a susceptibility map for a river basin with a radar flood history should at least report the record beside it, and where the record is informative the two can be combined. Floods returning to the same ground are expected on a floodplain, yet in Rangpur and Rajshahi a model scoring 0.817 on held-out blocks still ranked the next flood below that expectation, at a skill over the record of</w:t>
+        <w:t xml:space="preserve">The record marks where water returns and the terrain ranks where it has not yet been seen, and where floods recur the two combine well, the model given the record as a feature beating both in 5 of 8 tests. Floods returning to the same ground are expected on a floodplain, yet in Rangpur and Rajshahi a model scoring 0.817 on held-out blocks still ranked the 2024 flood below that expectation, at a skill over the record of</w:t>
       </w:r>
       <w:r>
         <w:t xml:space="preserve"> </w:t>
@@ -1546,7 +1685,7 @@
         </m:r>
       </m:oMath>
       <w:r>
-        <w:t xml:space="preserve">0.905, and rose above it only when given the record as a feature (0.276). Forecasts are scored against persistence in the same way</w:t>
+        <w:t xml:space="preserve">0.905. Forecasts are scored against persistence in the same way</w:t>
       </w:r>
       <w:r>
         <w:t xml:space="preserve"> </w:t>
@@ -1558,8 +1697,8 @@
         <w:t xml:space="preserve">, and a susceptibility study that reports accuracy without that reference cannot show that its model knows more than the flood record already does.</w:t>
       </w:r>
     </w:p>
-    <w:bookmarkEnd w:id="33"/>
-    <w:bookmarkStart w:id="34" w:name="Xb4a8fee8a51e2cac850759879c84117ad532b59"/>
+    <w:bookmarkEnd w:id="31"/>
+    <w:bookmarkStart w:id="32" w:name="Xb4a8fee8a51e2cac850759879c84117ad532b59"/>
     <w:p>
       <w:pPr>
         <w:pStyle w:val="Heading2"/>
@@ -1594,8 +1733,8 @@
         <w:t xml:space="preserve">, and the blocked scores estimate performance on unseen areas of similar terrain rather than design-based map accuracy.</w:t>
       </w:r>
     </w:p>
-    <w:bookmarkEnd w:id="34"/>
-    <w:bookmarkStart w:id="35" w:name="Xa0a4390a637e12f1989c7cc4b426b20e3374b13"/>
+    <w:bookmarkEnd w:id="32"/>
+    <w:bookmarkStart w:id="33" w:name="sec:implications"/>
     <w:p>
       <w:pPr>
         <w:pStyle w:val="Heading2"/>
@@ -1610,7 +1749,7 @@
         <w:tab/>
       </w:r>
       <w:r>
-        <w:t xml:space="preserve">What the graph and interpolation did not add</w:t>
+        <w:t xml:space="preserve">Implications for flood risk management</w:t>
       </w:r>
     </w:p>
     <w:p>
@@ -1618,20 +1757,11 @@
         <w:pStyle w:val="FirstParagraph"/>
       </w:pPr>
       <w:r>
-        <w:t xml:space="preserve">On identical features and blocks the graph network trailed the best tabular model in every region, measurably only in Rangpur and Rajshahi. It linked each asset to its nearest neighbours, whereas the graphs reported to help elsewhere linked catchments along the flow of water</w:t>
-      </w:r>
-      <w:r>
-        <w:t xml:space="preserve"> </w:t>
-      </w:r>
-      <w:r>
-        <w:t xml:space="preserve">(Liu et al., 2026; Sharma &amp; Sharma, 2026)</w:t>
-      </w:r>
-      <w:r>
-        <w:t xml:space="preserve">, so the result bears only on proximity graphs of assets. Kriging fared no better, ranking observed flooding over the whole Sylhet grid at 0.544 against 0.822 for the terrain surface.</w:t>
-      </w:r>
-    </w:p>
-    <w:bookmarkEnd w:id="35"/>
-    <w:bookmarkStart w:id="36" w:name="sec:implications"/>
+        <w:t xml:space="preserve">First, where Sentinel-1 has observed several floods, the record of where water has already stood is a benchmark any susceptibility map should beat, and where floods return to the same ground it was the better guide to the next one. It costs little to compute, so agencies such as the Bangladesh Water Development Board and the Flood Forecasting and Warning Centre could publish it as a planning layer beside any susceptibility map. Where the record holds only one or two flood years, or where surges strike new stretches of coast, the model ranked better, and the two combined ranked best on the riverine floodplains, so the choice between them can follow how much of past floods fell on new ground. Second, a susceptibility map used to site shelters, embankments or schools should be judged on held-out areas and later floods rather than on random splits, since the accuracy a random split reports overstates how far the map can be trusted in places it has not seen.</w:t>
+      </w:r>
+    </w:p>
+    <w:bookmarkEnd w:id="33"/>
+    <w:bookmarkStart w:id="34" w:name="limits-of-the-maps"/>
     <w:p>
       <w:pPr>
         <w:pStyle w:val="Heading2"/>
@@ -1646,7 +1776,7 @@
         <w:tab/>
       </w:r>
       <w:r>
-        <w:t xml:space="preserve">Implications for flood risk management</w:t>
+        <w:t xml:space="preserve">Limits of the maps</w:t>
       </w:r>
     </w:p>
     <w:p>
@@ -1654,66 +1784,12 @@
         <w:pStyle w:val="FirstParagraph"/>
       </w:pPr>
       <w:r>
-        <w:t xml:space="preserve">First, where Sentinel-1 has observed several floods, the record of where water has already stood was at least as good a guide to the next riverine flood as a terrain model alone, and in Rangpur and Rajshahi a better one. It costs little to compute, so agencies such as the Bangladesh Water Development Board and the Flood Forecasting and Warning Centre could publish it as a planning layer beside any susceptibility map. The terrain model adds most where the record is silent, on ground no mapped flood has reached and possibly on a coast where each surge strikes new ground, although the coastal lead did not survive wider blocks, and even there the record made the better short list of assets to protect first. Second, a susceptibility map used to site shelters, embankments or schools should be judged on held-out areas and later floods rather than on random splits, since the accuracy a random split reports overstates how far the map can be trusted in places it has not seen. Third, the composite risk classes rank unions within a region and must be read with their gaps, because a union without mapped assets carries no score rather than a low one. The best tabular models tested here were almost indistinguishable in AUC, so better OpenStreetMap coverage of rural unions would probably improve the map more than a new model would. Disruption beyond a flooded asset, which asset-level exposure omits, needs network modelling such as that developed for Accra</w:t>
-      </w:r>
-      <w:r>
-        <w:t xml:space="preserve"> </w:t>
-      </w:r>
-      <w:r>
-        <w:t xml:space="preserve">(Schotten &amp; Bachmann, 2023)</w:t>
-      </w:r>
-      <w:r>
-        <w:t xml:space="preserve">.</w:t>
-      </w:r>
-    </w:p>
-    <w:bookmarkEnd w:id="36"/>
-    <w:bookmarkStart w:id="37" w:name="limits-of-the-maps"/>
-    <w:p>
-      <w:pPr>
-        <w:pStyle w:val="Heading2"/>
-      </w:pPr>
-      <w:r>
-        <w:rPr>
-          <w:rStyle w:val="SectionNumber"/>
-        </w:rPr>
-        <w:t xml:space="preserve">6.5</w:t>
-      </w:r>
-      <w:r>
-        <w:tab/>
-      </w:r>
-      <w:r>
-        <w:t xml:space="preserve">Limits of the maps</w:t>
-      </w:r>
-    </w:p>
-    <w:p>
-      <w:pPr>
-        <w:pStyle w:val="FirstParagraph"/>
-      </w:pPr>
-      <w:r>
-        <w:t xml:space="preserve">The coast is the clearest limit, since both hazard surfaces are weak there, the terrain surface reaching 0.610 on held-out ground, because surge flooding follows embankments, tidal channels and landfall position, which the pipeline does not yet ingest. The coastal composite is therefore not a map of surge exposure. Exposure depends on OpenStreetMap, whose rural completeness is unmeasured, and composite risk is defined only where assets are mapped, 12.5 % of grid cells in Rangpur and Rajshahi, while vulnerability omits income, housing and age structure, dimensions that a household survey in flood-prone Sunamganj found to matter</w:t>
-      </w:r>
-      <w:r>
-        <w:t xml:space="preserve"> </w:t>
-      </w:r>
-      <w:r>
-        <w:t xml:space="preserve">(Rahman et al., 2025)</w:t>
-      </w:r>
-      <w:r>
-        <w:t xml:space="preserve">. The radar labels carry error of their own, agreeing only moderately with an independent MODIS map and counting inundated paddy as flooding. The temporal test rests on a single flood year, and in Rangpur and Rajshahi on small floods that stayed largely within earlier extents, so a larger flood reaching new ground might favour the model, as on the coast. Every score here therefore measures agreement with flooding mapped by radar rather than with flooding on the ground. The calibrated probabilities hold for a region as a whole rather than for any one area. The composite risk has not been checked against losses, and damage records for the 2022 and 2024 floods, where available, or depth-damage curves for infrastructure components such as those derived by expert elicitation</w:t>
-      </w:r>
-      <w:r>
-        <w:t xml:space="preserve"> </w:t>
-      </w:r>
-      <w:r>
-        <w:t xml:space="preserve">(Williams et al., 2025)</w:t>
-      </w:r>
-      <w:r>
-        <w:t xml:space="preserve">, would allow the risk classes to be tested against the harm they are meant to anticipate. None of the surfaces is a forecast.</w:t>
-      </w:r>
-    </w:p>
-    <w:bookmarkEnd w:id="37"/>
-    <w:bookmarkEnd w:id="38"/>
-    <w:bookmarkStart w:id="39" w:name="sec:conclusions"/>
+        <w:t xml:space="preserve">The coast is the clearest limit, since the terrain hazard surface reaches only 0.610 there on held-out ground and the river hazard map ranks surge flooding below chance, because surge follows embankments, tidal channels and landfall position, which neither describes. The composite risk index (Supporting Information, Section S2) depends on OpenStreetMap, whose rural completeness is unmeasured, and has not been checked against losses. The radar labels carry error of their own, agreeing only moderately with an independent MODIS map and counting inundated paddy as flooding, so every score here measures agreement with flooding mapped by radar rather than with flooding on the ground. Each test draws on one to three earlier flood years, and the threshold near a third of flooding on new ground is estimated from 15 tests, with an interval of 18.2 to 41.1 %. The calibrated probabilities hold for a region as a whole rather than for any one area, and none of the surfaces is a forecast.</w:t>
+      </w:r>
+    </w:p>
+    <w:bookmarkEnd w:id="34"/>
+    <w:bookmarkEnd w:id="35"/>
+    <w:bookmarkStart w:id="36" w:name="sec:conclusions"/>
     <w:p>
       <w:pPr>
         <w:pStyle w:val="Heading1"/>
@@ -1736,11 +1812,34 @@
         <w:pStyle w:val="FirstParagraph"/>
       </w:pPr>
       <w:r>
-        <w:t xml:space="preserve">In the riverine region where floods returned to the same ground, a terrain-based flood susceptibility model did not know more than the flood record. In Rangpur and Rajshahi the record of earlier floods predicted the 2024 flooding better than the model under every check applied, and a model given that record as a feature beat both, reaching 0.924, by ranking the ground no earlier flood had reached. In the Sylhet haor the comparison turned on the model’s training target, and on the cyclone-struck coast it remains open. Radar-observed flood extents made better training labels than terrain thresholds, by 0.101, 0.087 and 0.080 in AUC on held-out ground and by 0.069, 0.024 and 0.071 against later floods. Ordinary tabular models matched or beat a graph neural network, and the terrain hazard surface ranked observed flooding on held-out ground at 0.656 and 0.763 in the riverine regions and only 0.610 on the coast. Every number in this paper is generated from the released pipeline outputs, so each can be checked and rebuilt.</w:t>
-      </w:r>
-    </w:p>
-    <w:bookmarkEnd w:id="39"/>
-    <w:bookmarkStart w:id="43" w:name="data-availability-statement"/>
+        <w:t xml:space="preserve">A flood susceptibility model knew more than the flood record only where floods reached new ground. Across 15 tests in seven regions of Bangladesh, the record’s lead over a terrain model fell as the share of each flood reaching new ground rose (</w:t>
+      </w:r>
+      <m:oMath>
+        <m:r>
+          <m:t>ρ</m:t>
+        </m:r>
+        <m:r>
+          <m:rPr>
+            <m:sty m:val="p"/>
+          </m:rPr>
+          <m:t>=</m:t>
+        </m:r>
+        <m:r>
+          <m:rPr>
+            <m:sty m:val="p"/>
+          </m:rPr>
+          <m:t>−</m:t>
+        </m:r>
+        <m:r>
+          <m:t>0.775</m:t>
+        </m:r>
+      </m:oMath>
+      <w:r>
+        <w:t xml:space="preserve">), and the two were level at about 33.4 % of flooded assets. In Rangpur and Rajshahi the record predicted the 2024 flooding better than the model under every check applied, a global hydrodynamic hazard map was no stronger a rival, and a model given the record as a feature beat both of its parts in most riverine tests. Radar-observed flood extents made better training labels than terrain thresholds, by 0.101, 0.087 and 0.080 in AUC on held-out ground and by 0.069, 0.024 and 0.071 against later floods. Every number in this paper is generated from the released pipeline outputs, so each can be checked and rebuilt.</w:t>
+      </w:r>
+    </w:p>
+    <w:bookmarkEnd w:id="36"/>
+    <w:bookmarkStart w:id="40" w:name="data-availability-statement"/>
     <w:p>
       <w:pPr>
         <w:pStyle w:val="Heading1"/>
@@ -1759,7 +1858,7 @@
       <w:r>
         <w:t xml:space="preserve"> </w:t>
       </w:r>
-      <w:hyperlink r:id="rId40">
+      <w:hyperlink r:id="rId37">
         <w:r>
           <w:rPr>
             <w:rStyle w:val="Hyperlink"/>
@@ -1773,7 +1872,7 @@
       <w:r>
         <w:t xml:space="preserve"> </w:t>
       </w:r>
-      <w:hyperlink r:id="rId41">
+      <w:hyperlink r:id="rId38">
         <w:r>
           <w:rPr>
             <w:rStyle w:val="Hyperlink"/>
@@ -1790,7 +1889,7 @@
       <w:r>
         <w:t xml:space="preserve"> </w:t>
       </w:r>
-      <w:hyperlink r:id="rId42">
+      <w:hyperlink r:id="rId39">
         <w:r>
           <w:rPr>
             <w:rStyle w:val="Hyperlink"/>
@@ -1802,8 +1901,8 @@
         <w:t xml:space="preserve">, which shows the risk maps, rankings and per-unit summaries without a sign-in and states the limitations of Section 6 beside the maps. An earlier technical report on this system, prepared for the RIMES Mapathon in March 2026, contained errors that were found in a later review, the most serious being a coordinate-system error that left every training label at zero. Each error and its correction is listed in the technical documentation in the code repository, and no result of that report is used here.</w:t>
       </w:r>
     </w:p>
-    <w:bookmarkEnd w:id="43"/>
-    <w:bookmarkStart w:id="44" w:name="declarations"/>
+    <w:bookmarkEnd w:id="40"/>
+    <w:bookmarkStart w:id="41" w:name="declarations"/>
     <w:p>
       <w:pPr>
         <w:pStyle w:val="Heading1"/>
@@ -1866,8 +1965,8 @@
         <w:t xml:space="preserve">Not applicable. The study uses public datasets only and involves no human participants.</w:t>
       </w:r>
     </w:p>
-    <w:bookmarkEnd w:id="44"/>
-    <w:bookmarkStart w:id="138" w:name="references"/>
+    <w:bookmarkEnd w:id="41"/>
+    <w:bookmarkStart w:id="119" w:name="references"/>
     <w:p>
       <w:pPr>
         <w:pStyle w:val="Heading1"/>
@@ -1876,8 +1975,8 @@
         <w:t xml:space="preserve">References</w:t>
       </w:r>
     </w:p>
-    <w:bookmarkStart w:id="137" w:name="refs"/>
-    <w:bookmarkStart w:id="46" w:name="ref-adnan2023"/>
+    <w:bookmarkStart w:id="118" w:name="refs"/>
+    <w:bookmarkStart w:id="43" w:name="ref-adnan2023"/>
     <w:p>
       <w:pPr>
         <w:pStyle w:val="Bibliography"/>
@@ -1923,7 +2022,7 @@
       <w:r>
         <w:t xml:space="preserve"> </w:t>
       </w:r>
-      <w:hyperlink r:id="rId45">
+      <w:hyperlink r:id="rId42">
         <w:r>
           <w:rPr>
             <w:rStyle w:val="Hyperlink"/>
@@ -1932,8 +2031,8 @@
         </w:r>
       </w:hyperlink>
     </w:p>
-    <w:bookmarkEnd w:id="46"/>
-    <w:bookmarkStart w:id="48" w:name="ref-amitrano2024"/>
+    <w:bookmarkEnd w:id="43"/>
+    <w:bookmarkStart w:id="45" w:name="ref-amitrano2024"/>
     <w:p>
       <w:pPr>
         <w:pStyle w:val="Bibliography"/>
@@ -1979,7 +2078,7 @@
       <w:r>
         <w:t xml:space="preserve"> </w:t>
       </w:r>
-      <w:hyperlink r:id="rId47">
+      <w:hyperlink r:id="rId44">
         <w:r>
           <w:rPr>
             <w:rStyle w:val="Hyperlink"/>
@@ -1988,23 +2087,14 @@
         </w:r>
       </w:hyperlink>
     </w:p>
-    <w:bookmarkEnd w:id="48"/>
-    <w:bookmarkStart w:id="50" w:name="ref-bentivoglio2022"/>
+    <w:bookmarkEnd w:id="45"/>
+    <w:bookmarkStart w:id="47" w:name="ref-baugh2024"/>
     <w:p>
       <w:pPr>
         <w:pStyle w:val="Bibliography"/>
       </w:pPr>
       <w:r>
-        <w:t xml:space="preserve">Bentivoglio, R., Isufi, E., Jonkman, S. N., &amp; Taormina, R. (2022).</w:t>
-      </w:r>
-      <w:r>
-        <w:t xml:space="preserve"> </w:t>
-      </w:r>
-      <w:r>
-        <w:t xml:space="preserve">Deep learning methods for flood mapping: a review of existing applications and future research directions</w:t>
-      </w:r>
-      <w:r>
-        <w:t xml:space="preserve">.</w:t>
+        <w:t xml:space="preserve">Baugh, C., Colonese, J., D’Angelo, C., Dottori, F., Neal, J., Prudhomme, C., &amp; Salamon, P. (2024).</w:t>
       </w:r>
       <w:r>
         <w:t xml:space="preserve"> </w:t>
@@ -2014,38 +2104,25 @@
           <w:i/>
           <w:iCs/>
         </w:rPr>
-        <w:t xml:space="preserve">Hydrology and Earth System Sciences</w:t>
-      </w:r>
-      <w:r>
-        <w:t xml:space="preserve">,</w:t>
-      </w:r>
-      <w:r>
-        <w:t xml:space="preserve"> </w:t>
-      </w:r>
-      <w:r>
-        <w:rPr>
-          <w:i/>
-          <w:iCs/>
-        </w:rPr>
-        <w:t xml:space="preserve">26</w:t>
-      </w:r>
-      <w:r>
-        <w:t xml:space="preserve">(16), 4345–4378.</w:t>
-      </w:r>
-      <w:r>
-        <w:t xml:space="preserve"> </w:t>
-      </w:r>
-      <w:hyperlink r:id="rId49">
+        <w:t xml:space="preserve">Modelled flood inundation for different return period scenarios at the global scale</w:t>
+      </w:r>
+      <w:r>
+        <w:t xml:space="preserve">. European Commission, Joint Research Centre (JRC), dataset version 2.1.2.</w:t>
+      </w:r>
+      <w:r>
+        <w:t xml:space="preserve"> </w:t>
+      </w:r>
+      <w:hyperlink r:id="rId46">
         <w:r>
           <w:rPr>
             <w:rStyle w:val="Hyperlink"/>
           </w:rPr>
-          <w:t xml:space="preserve">https://doi.org/10.5194/hess-26-4345-2022</w:t>
+          <w:t xml:space="preserve">https://jeodpp.jrc.ec.europa.eu/ftp/jrc-opendata/CEMS-GLOFAS/flood_hazard/</w:t>
         </w:r>
       </w:hyperlink>
     </w:p>
-    <w:bookmarkEnd w:id="50"/>
-    <w:bookmarkStart w:id="52" w:name="ref-beven1979"/>
+    <w:bookmarkEnd w:id="47"/>
+    <w:bookmarkStart w:id="49" w:name="ref-beven1979"/>
     <w:p>
       <w:pPr>
         <w:pStyle w:val="Bibliography"/>
@@ -2091,7 +2168,7 @@
       <w:r>
         <w:t xml:space="preserve"> </w:t>
       </w:r>
-      <w:hyperlink r:id="rId51">
+      <w:hyperlink r:id="rId48">
         <w:r>
           <w:rPr>
             <w:rStyle w:val="Hyperlink"/>
@@ -2100,8 +2177,55 @@
         </w:r>
       </w:hyperlink>
     </w:p>
-    <w:bookmarkEnd w:id="52"/>
-    <w:bookmarkStart w:id="54" w:name="ref-chung2003"/>
+    <w:bookmarkEnd w:id="49"/>
+    <w:bookmarkStart w:id="51" w:name="ref-chainey2008"/>
+    <w:p>
+      <w:pPr>
+        <w:pStyle w:val="Bibliography"/>
+      </w:pPr>
+      <w:r>
+        <w:t xml:space="preserve">Chainey, S., Tompson, L., &amp; Uhlig, S. (2008). The utility of hotspot mapping for predicting spatial patterns of crime.</w:t>
+      </w:r>
+      <w:r>
+        <w:t xml:space="preserve"> </w:t>
+      </w:r>
+      <w:r>
+        <w:rPr>
+          <w:i/>
+          <w:iCs/>
+        </w:rPr>
+        <w:t xml:space="preserve">Security Journal</w:t>
+      </w:r>
+      <w:r>
+        <w:t xml:space="preserve">,</w:t>
+      </w:r>
+      <w:r>
+        <w:t xml:space="preserve"> </w:t>
+      </w:r>
+      <w:r>
+        <w:rPr>
+          <w:i/>
+          <w:iCs/>
+        </w:rPr>
+        <w:t xml:space="preserve">21</w:t>
+      </w:r>
+      <w:r>
+        <w:t xml:space="preserve">(1–2), 4–28.</w:t>
+      </w:r>
+      <w:r>
+        <w:t xml:space="preserve"> </w:t>
+      </w:r>
+      <w:hyperlink r:id="rId50">
+        <w:r>
+          <w:rPr>
+            <w:rStyle w:val="Hyperlink"/>
+          </w:rPr>
+          <w:t xml:space="preserve">https://doi.org/10.1057/palgrave.sj.8350066</w:t>
+        </w:r>
+      </w:hyperlink>
+    </w:p>
+    <w:bookmarkEnd w:id="51"/>
+    <w:bookmarkStart w:id="53" w:name="ref-chung2003"/>
     <w:p>
       <w:pPr>
         <w:pStyle w:val="Bibliography"/>
@@ -2138,7 +2262,7 @@
       <w:r>
         <w:t xml:space="preserve"> </w:t>
       </w:r>
-      <w:hyperlink r:id="rId53">
+      <w:hyperlink r:id="rId52">
         <w:r>
           <w:rPr>
             <w:rStyle w:val="Hyperlink"/>
@@ -2147,8 +2271,8 @@
         </w:r>
       </w:hyperlink>
     </w:p>
-    <w:bookmarkEnd w:id="54"/>
-    <w:bookmarkStart w:id="56" w:name="ref-dadhich2026"/>
+    <w:bookmarkEnd w:id="53"/>
+    <w:bookmarkStart w:id="55" w:name="ref-dadhich2026"/>
     <w:p>
       <w:pPr>
         <w:pStyle w:val="Bibliography"/>
@@ -2194,7 +2318,7 @@
       <w:r>
         <w:t xml:space="preserve"> </w:t>
       </w:r>
-      <w:hyperlink r:id="rId55">
+      <w:hyperlink r:id="rId54">
         <w:r>
           <w:rPr>
             <w:rStyle w:val="Hyperlink"/>
@@ -2203,8 +2327,8 @@
         </w:r>
       </w:hyperlink>
     </w:p>
-    <w:bookmarkEnd w:id="56"/>
-    <w:bookmarkStart w:id="58" w:name="ref-diptho2026"/>
+    <w:bookmarkEnd w:id="55"/>
+    <w:bookmarkStart w:id="57" w:name="ref-diptho2026"/>
     <w:p>
       <w:pPr>
         <w:pStyle w:val="Bibliography"/>
@@ -2253,7 +2377,7 @@
       <w:r>
         <w:t xml:space="preserve"> </w:t>
       </w:r>
-      <w:hyperlink r:id="rId57">
+      <w:hyperlink r:id="rId56">
         <w:r>
           <w:rPr>
             <w:rStyle w:val="Hyperlink"/>
@@ -2262,42 +2386,8 @@
         </w:r>
       </w:hyperlink>
     </w:p>
-    <w:bookmarkEnd w:id="58"/>
-    <w:bookmarkStart w:id="60" w:name="ref-inform2017"/>
-    <w:p>
-      <w:pPr>
-        <w:pStyle w:val="Bibliography"/>
-      </w:pPr>
-      <w:r>
-        <w:t xml:space="preserve">European Commission Joint Research Centre. (2017).</w:t>
-      </w:r>
-      <w:r>
-        <w:t xml:space="preserve"> </w:t>
-      </w:r>
-      <w:r>
-        <w:rPr>
-          <w:i/>
-          <w:iCs/>
-        </w:rPr>
-        <w:t xml:space="preserve">Index for Risk Management – INFORM: Concept and Methodology, Version 2017</w:t>
-      </w:r>
-      <w:r>
-        <w:t xml:space="preserve">. Publications Office of the European Union.</w:t>
-      </w:r>
-      <w:r>
-        <w:t xml:space="preserve"> </w:t>
-      </w:r>
-      <w:hyperlink r:id="rId59">
-        <w:r>
-          <w:rPr>
-            <w:rStyle w:val="Hyperlink"/>
-          </w:rPr>
-          <w:t xml:space="preserve">https://doi.org/10.2760/094023</w:t>
-        </w:r>
-      </w:hyperlink>
-    </w:p>
-    <w:bookmarkEnd w:id="60"/>
-    <w:bookmarkStart w:id="62" w:name="ref-giezendanner2023"/>
+    <w:bookmarkEnd w:id="57"/>
+    <w:bookmarkStart w:id="59" w:name="ref-giezendanner2023"/>
     <w:p>
       <w:pPr>
         <w:pStyle w:val="Bibliography"/>
@@ -2333,7 +2423,7 @@
       <w:r>
         <w:t xml:space="preserve"> </w:t>
       </w:r>
-      <w:hyperlink r:id="rId61">
+      <w:hyperlink r:id="rId58">
         <w:r>
           <w:rPr>
             <w:rStyle w:val="Hyperlink"/>
@@ -2342,8 +2432,8 @@
         </w:r>
       </w:hyperlink>
     </w:p>
-    <w:bookmarkEnd w:id="62"/>
-    <w:bookmarkStart w:id="64" w:name="ref-guzzetti2006"/>
+    <w:bookmarkEnd w:id="59"/>
+    <w:bookmarkStart w:id="61" w:name="ref-guzzetti2006"/>
     <w:p>
       <w:pPr>
         <w:pStyle w:val="Bibliography"/>
@@ -2380,7 +2470,7 @@
       <w:r>
         <w:t xml:space="preserve"> </w:t>
       </w:r>
-      <w:hyperlink r:id="rId63">
+      <w:hyperlink r:id="rId60">
         <w:r>
           <w:rPr>
             <w:rStyle w:val="Hyperlink"/>
@@ -2389,8 +2479,8 @@
         </w:r>
       </w:hyperlink>
     </w:p>
-    <w:bookmarkEnd w:id="64"/>
-    <w:bookmarkStart w:id="66" w:name="ref-haghighi2022"/>
+    <w:bookmarkEnd w:id="61"/>
+    <w:bookmarkStart w:id="63" w:name="ref-haghighi2022"/>
     <w:p>
       <w:pPr>
         <w:pStyle w:val="Bibliography"/>
@@ -2439,7 +2529,7 @@
       <w:r>
         <w:t xml:space="preserve"> </w:t>
       </w:r>
-      <w:hyperlink r:id="rId65">
+      <w:hyperlink r:id="rId62">
         <w:r>
           <w:rPr>
             <w:rStyle w:val="Hyperlink"/>
@@ -2448,8 +2538,8 @@
         </w:r>
       </w:hyperlink>
     </w:p>
-    <w:bookmarkEnd w:id="66"/>
-    <w:bookmarkStart w:id="68" w:name="ref-hamilton2017"/>
+    <w:bookmarkEnd w:id="63"/>
+    <w:bookmarkStart w:id="65" w:name="ref-hamilton2017"/>
     <w:p>
       <w:pPr>
         <w:pStyle w:val="Bibliography"/>
@@ -2473,7 +2563,7 @@
       <w:r>
         <w:t xml:space="preserve"> </w:t>
       </w:r>
-      <w:hyperlink r:id="rId67">
+      <w:hyperlink r:id="rId64">
         <w:r>
           <w:rPr>
             <w:rStyle w:val="Hyperlink"/>
@@ -2482,8 +2572,8 @@
         </w:r>
       </w:hyperlink>
     </w:p>
-    <w:bookmarkEnd w:id="68"/>
-    <w:bookmarkStart w:id="70" w:name="ref-hawker2020"/>
+    <w:bookmarkEnd w:id="65"/>
+    <w:bookmarkStart w:id="67" w:name="ref-hawker2020"/>
     <w:p>
       <w:pPr>
         <w:pStyle w:val="Bibliography"/>
@@ -2520,7 +2610,7 @@
       <w:r>
         <w:t xml:space="preserve"> </w:t>
       </w:r>
-      <w:hyperlink r:id="rId69">
+      <w:hyperlink r:id="rId66">
         <w:r>
           <w:rPr>
             <w:rStyle w:val="Hyperlink"/>
@@ -2529,8 +2619,8 @@
         </w:r>
       </w:hyperlink>
     </w:p>
-    <w:bookmarkEnd w:id="70"/>
-    <w:bookmarkStart w:id="72" w:name="ref-hawker2022"/>
+    <w:bookmarkEnd w:id="67"/>
+    <w:bookmarkStart w:id="69" w:name="ref-hawker2022"/>
     <w:p>
       <w:pPr>
         <w:pStyle w:val="Bibliography"/>
@@ -2567,7 +2657,7 @@
       <w:r>
         <w:t xml:space="preserve"> </w:t>
       </w:r>
-      <w:hyperlink r:id="rId71">
+      <w:hyperlink r:id="rId68">
         <w:r>
           <w:rPr>
             <w:rStyle w:val="Hyperlink"/>
@@ -2576,64 +2666,8 @@
         </w:r>
       </w:hyperlink>
     </w:p>
-    <w:bookmarkEnd w:id="72"/>
-    <w:bookmarkStart w:id="74" w:name="ref-herfort2023"/>
-    <w:p>
-      <w:pPr>
-        <w:pStyle w:val="Bibliography"/>
-      </w:pPr>
-      <w:r>
-        <w:t xml:space="preserve">Herfort, B., Lautenbach, S., Porto de Albuquerque, J., Anderson, J., &amp; Zipf, A. (2023).</w:t>
-      </w:r>
-      <w:r>
-        <w:t xml:space="preserve"> </w:t>
-      </w:r>
-      <w:r>
-        <w:t xml:space="preserve">A spatio-temporal analysis investigating completeness and inequalities of global urban building data in OpenStreetMap</w:t>
-      </w:r>
-      <w:r>
-        <w:t xml:space="preserve">.</w:t>
-      </w:r>
-      <w:r>
-        <w:t xml:space="preserve"> </w:t>
-      </w:r>
-      <w:r>
-        <w:rPr>
-          <w:i/>
-          <w:iCs/>
-        </w:rPr>
-        <w:t xml:space="preserve">Nature Communications</w:t>
-      </w:r>
-      <w:r>
-        <w:t xml:space="preserve">,</w:t>
-      </w:r>
-      <w:r>
-        <w:t xml:space="preserve"> </w:t>
-      </w:r>
-      <w:r>
-        <w:rPr>
-          <w:i/>
-          <w:iCs/>
-        </w:rPr>
-        <w:t xml:space="preserve">14</w:t>
-      </w:r>
-      <w:r>
-        <w:t xml:space="preserve">(1), 3985.</w:t>
-      </w:r>
-      <w:r>
-        <w:t xml:space="preserve"> </w:t>
-      </w:r>
-      <w:hyperlink r:id="rId73">
-        <w:r>
-          <w:rPr>
-            <w:rStyle w:val="Hyperlink"/>
-          </w:rPr>
-          <w:t xml:space="preserve">https://doi.org/10.1038/s41467-023-39698-6</w:t>
-        </w:r>
-      </w:hyperlink>
-    </w:p>
-    <w:bookmarkEnd w:id="74"/>
-    <w:bookmarkStart w:id="76" w:name="ref-islam2021"/>
+    <w:bookmarkEnd w:id="69"/>
+    <w:bookmarkStart w:id="71" w:name="ref-islam2021"/>
     <w:p>
       <w:pPr>
         <w:pStyle w:val="Bibliography"/>
@@ -2679,7 +2713,7 @@
       <w:r>
         <w:t xml:space="preserve"> </w:t>
       </w:r>
-      <w:hyperlink r:id="rId75">
+      <w:hyperlink r:id="rId70">
         <w:r>
           <w:rPr>
             <w:rStyle w:val="Hyperlink"/>
@@ -2688,8 +2722,8 @@
         </w:r>
       </w:hyperlink>
     </w:p>
-    <w:bookmarkEnd w:id="76"/>
-    <w:bookmarkStart w:id="78" w:name="ref-islamr2024"/>
+    <w:bookmarkEnd w:id="71"/>
+    <w:bookmarkStart w:id="73" w:name="ref-islamr2024"/>
     <w:p>
       <w:pPr>
         <w:pStyle w:val="Bibliography"/>
@@ -2735,7 +2769,7 @@
       <w:r>
         <w:t xml:space="preserve"> </w:t>
       </w:r>
-      <w:hyperlink r:id="rId77">
+      <w:hyperlink r:id="rId72">
         <w:r>
           <w:rPr>
             <w:rStyle w:val="Hyperlink"/>
@@ -2744,23 +2778,14 @@
         </w:r>
       </w:hyperlink>
     </w:p>
-    <w:bookmarkEnd w:id="78"/>
-    <w:bookmarkStart w:id="80" w:name="ref-koks2019"/>
+    <w:bookmarkEnd w:id="73"/>
+    <w:bookmarkStart w:id="75" w:name="ref-jones2021"/>
     <w:p>
       <w:pPr>
         <w:pStyle w:val="Bibliography"/>
       </w:pPr>
       <w:r>
-        <w:t xml:space="preserve">Koks, E. E., Rozenberg, J., Zorn, C., Tariverdi, M., Vousdoukas, M., Fraser, S. A., Hall, J. W., &amp; Hallegatte, S. (2019).</w:t>
-      </w:r>
-      <w:r>
-        <w:t xml:space="preserve"> </w:t>
-      </w:r>
-      <w:r>
-        <w:t xml:space="preserve">A global multi-hazard risk analysis of road and railway infrastructure assets</w:t>
-      </w:r>
-      <w:r>
-        <w:t xml:space="preserve">.</w:t>
+        <w:t xml:space="preserve">Jones, J. N., Boulton, S. J., Bennett, G. L., Stokes, M., &amp; Whitworth, M. R. Z. (2021). Temporal variations in landslide distributions following extreme events: Implications for landslide susceptibility modeling.</w:t>
       </w:r>
       <w:r>
         <w:t xml:space="preserve"> </w:t>
@@ -2770,7 +2795,7 @@
           <w:i/>
           <w:iCs/>
         </w:rPr>
-        <w:t xml:space="preserve">Nature Communications</w:t>
+        <w:t xml:space="preserve">Journal of Geophysical Research: Earth Surface</w:t>
       </w:r>
       <w:r>
         <w:t xml:space="preserve">,</w:t>
@@ -2783,137 +2808,25 @@
           <w:i/>
           <w:iCs/>
         </w:rPr>
-        <w:t xml:space="preserve">10</w:t>
-      </w:r>
-      <w:r>
-        <w:t xml:space="preserve">(1), 2677.</w:t>
-      </w:r>
-      <w:r>
-        <w:t xml:space="preserve"> </w:t>
-      </w:r>
-      <w:hyperlink r:id="rId79">
+        <w:t xml:space="preserve">126</w:t>
+      </w:r>
+      <w:r>
+        <w:t xml:space="preserve">(7), e2021JF006067.</w:t>
+      </w:r>
+      <w:r>
+        <w:t xml:space="preserve"> </w:t>
+      </w:r>
+      <w:hyperlink r:id="rId74">
         <w:r>
           <w:rPr>
             <w:rStyle w:val="Hyperlink"/>
           </w:rPr>
-          <w:t xml:space="preserve">https://doi.org/10.1038/s41467-019-10442-3</w:t>
+          <w:t xml:space="preserve">https://doi.org/10.1029/2021JF006067</w:t>
         </w:r>
       </w:hyperlink>
     </w:p>
-    <w:bookmarkEnd w:id="80"/>
-    <w:bookmarkStart w:id="82" w:name="ref-liu2026"/>
-    <w:p>
-      <w:pPr>
-        <w:pStyle w:val="Bibliography"/>
-      </w:pPr>
-      <w:r>
-        <w:t xml:space="preserve">Liu, J., Zhao, G., Xiong, J., &amp; Kinouchi, T. (2026). A graph-based deep learning approach for daily flash flood susceptibility modeling in</w:t>
-      </w:r>
-      <w:r>
-        <w:t xml:space="preserve"> </w:t>
-      </w:r>
-      <w:r>
-        <w:t xml:space="preserve">China</w:t>
-      </w:r>
-      <w:r>
-        <w:t xml:space="preserve">.</w:t>
-      </w:r>
-      <w:r>
-        <w:t xml:space="preserve"> </w:t>
-      </w:r>
-      <w:r>
-        <w:rPr>
-          <w:i/>
-          <w:iCs/>
-        </w:rPr>
-        <w:t xml:space="preserve">Water Resources Research</w:t>
-      </w:r>
-      <w:r>
-        <w:t xml:space="preserve">,</w:t>
-      </w:r>
-      <w:r>
-        <w:t xml:space="preserve"> </w:t>
-      </w:r>
-      <w:r>
-        <w:rPr>
-          <w:i/>
-          <w:iCs/>
-        </w:rPr>
-        <w:t xml:space="preserve">62</w:t>
-      </w:r>
-      <w:r>
-        <w:t xml:space="preserve">, e2025WR041360.</w:t>
-      </w:r>
-      <w:r>
-        <w:t xml:space="preserve"> </w:t>
-      </w:r>
-      <w:hyperlink r:id="rId81">
-        <w:r>
-          <w:rPr>
-            <w:rStyle w:val="Hyperlink"/>
-          </w:rPr>
-          <w:t xml:space="preserve">https://doi.org/10.1029/2025WR041360</w:t>
-        </w:r>
-      </w:hyperlink>
-    </w:p>
-    <w:bookmarkEnd w:id="82"/>
-    <w:bookmarkStart w:id="84" w:name="ref-ma2025"/>
-    <w:p>
-      <w:pPr>
-        <w:pStyle w:val="Bibliography"/>
-      </w:pPr>
-      <w:r>
-        <w:t xml:space="preserve">Ma, J., Han, Z., Liu, F., Wang, X., Hu, J., &amp; Zhang, P. (2025).</w:t>
-      </w:r>
-      <w:r>
-        <w:t xml:space="preserve"> </w:t>
-      </w:r>
-      <w:r>
-        <w:t xml:space="preserve">ConToGCN: A landslide susceptibility assessment model considering contour topographic features in slope units using graph convolution network</w:t>
-      </w:r>
-      <w:r>
-        <w:t xml:space="preserve">.</w:t>
-      </w:r>
-      <w:r>
-        <w:t xml:space="preserve"> </w:t>
-      </w:r>
-      <w:r>
-        <w:rPr>
-          <w:i/>
-          <w:iCs/>
-        </w:rPr>
-        <w:t xml:space="preserve">CATENA</w:t>
-      </w:r>
-      <w:r>
-        <w:t xml:space="preserve">,</w:t>
-      </w:r>
-      <w:r>
-        <w:t xml:space="preserve"> </w:t>
-      </w:r>
-      <w:r>
-        <w:rPr>
-          <w:i/>
-          <w:iCs/>
-        </w:rPr>
-        <w:t xml:space="preserve">255</w:t>
-      </w:r>
-      <w:r>
-        <w:t xml:space="preserve">, 109029.</w:t>
-      </w:r>
-      <w:r>
-        <w:t xml:space="preserve"> </w:t>
-      </w:r>
-      <w:hyperlink r:id="rId83">
-        <w:r>
-          <w:rPr>
-            <w:rStyle w:val="Hyperlink"/>
-          </w:rPr>
-          <w:t xml:space="preserve">https://doi.org/10.1016/j.catena.2025.109029</w:t>
-        </w:r>
-      </w:hyperlink>
-    </w:p>
-    <w:bookmarkEnd w:id="84"/>
-    <w:bookmarkStart w:id="86" w:name="ref-murphy1988"/>
+    <w:bookmarkEnd w:id="75"/>
+    <w:bookmarkStart w:id="77" w:name="ref-murphy1988"/>
     <w:p>
       <w:pPr>
         <w:pStyle w:val="Bibliography"/>
@@ -2950,7 +2863,7 @@
       <w:r>
         <w:t xml:space="preserve"> </w:t>
       </w:r>
-      <w:hyperlink r:id="rId85">
+      <w:hyperlink r:id="rId76">
         <w:r>
           <w:rPr>
             <w:rStyle w:val="Hyperlink"/>
@@ -2959,8 +2872,8 @@
         </w:r>
       </w:hyperlink>
     </w:p>
-    <w:bookmarkEnd w:id="86"/>
-    <w:bookmarkStart w:id="88" w:name="ref-nadeau2003"/>
+    <w:bookmarkEnd w:id="77"/>
+    <w:bookmarkStart w:id="79" w:name="ref-nadeau2003"/>
     <w:p>
       <w:pPr>
         <w:pStyle w:val="Bibliography"/>
@@ -2997,7 +2910,7 @@
       <w:r>
         <w:t xml:space="preserve"> </w:t>
       </w:r>
-      <w:hyperlink r:id="rId87">
+      <w:hyperlink r:id="rId78">
         <w:r>
           <w:rPr>
             <w:rStyle w:val="Hyperlink"/>
@@ -3006,8 +2919,8 @@
         </w:r>
       </w:hyperlink>
     </w:p>
-    <w:bookmarkEnd w:id="88"/>
-    <w:bookmarkStart w:id="90" w:name="ref-niculescu2005"/>
+    <w:bookmarkEnd w:id="79"/>
+    <w:bookmarkStart w:id="81" w:name="ref-niculescu2005"/>
     <w:p>
       <w:pPr>
         <w:pStyle w:val="Bibliography"/>
@@ -3040,7 +2953,7 @@
       <w:r>
         <w:t xml:space="preserve"> </w:t>
       </w:r>
-      <w:hyperlink r:id="rId89">
+      <w:hyperlink r:id="rId80">
         <w:r>
           <w:rPr>
             <w:rStyle w:val="Hyperlink"/>
@@ -3049,8 +2962,8 @@
         </w:r>
       </w:hyperlink>
     </w:p>
-    <w:bookmarkEnd w:id="90"/>
-    <w:bookmarkStart w:id="92" w:name="ref-nobre2011"/>
+    <w:bookmarkEnd w:id="81"/>
+    <w:bookmarkStart w:id="83" w:name="ref-nobre2011"/>
     <w:p>
       <w:pPr>
         <w:pStyle w:val="Bibliography"/>
@@ -3096,7 +3009,7 @@
       <w:r>
         <w:t xml:space="preserve"> </w:t>
       </w:r>
-      <w:hyperlink r:id="rId91">
+      <w:hyperlink r:id="rId82">
         <w:r>
           <w:rPr>
             <w:rStyle w:val="Hyperlink"/>
@@ -3105,8 +3018,8 @@
         </w:r>
       </w:hyperlink>
     </w:p>
-    <w:bookmarkEnd w:id="92"/>
-    <w:bookmarkStart w:id="94" w:name="ref-pappenberger2015"/>
+    <w:bookmarkEnd w:id="83"/>
+    <w:bookmarkStart w:id="85" w:name="ref-pappenberger2015"/>
     <w:p>
       <w:pPr>
         <w:pStyle w:val="Bibliography"/>
@@ -3164,7 +3077,7 @@
       <w:r>
         <w:t xml:space="preserve"> </w:t>
       </w:r>
-      <w:hyperlink r:id="rId93">
+      <w:hyperlink r:id="rId84">
         <w:r>
           <w:rPr>
             <w:rStyle w:val="Hyperlink"/>
@@ -3173,8 +3086,8 @@
         </w:r>
       </w:hyperlink>
     </w:p>
-    <w:bookmarkEnd w:id="94"/>
-    <w:bookmarkStart w:id="96" w:name="ref-pekel2016"/>
+    <w:bookmarkEnd w:id="85"/>
+    <w:bookmarkStart w:id="87" w:name="ref-pekel2016"/>
     <w:p>
       <w:pPr>
         <w:pStyle w:val="Bibliography"/>
@@ -3220,7 +3133,7 @@
       <w:r>
         <w:t xml:space="preserve"> </w:t>
       </w:r>
-      <w:hyperlink r:id="rId95">
+      <w:hyperlink r:id="rId86">
         <w:r>
           <w:rPr>
             <w:rStyle w:val="Hyperlink"/>
@@ -3229,8 +3142,8 @@
         </w:r>
       </w:hyperlink>
     </w:p>
-    <w:bookmarkEnd w:id="96"/>
-    <w:bookmarkStart w:id="98" w:name="ref-ploton2020"/>
+    <w:bookmarkEnd w:id="87"/>
+    <w:bookmarkStart w:id="89" w:name="ref-ploton2020"/>
     <w:p>
       <w:pPr>
         <w:pStyle w:val="Bibliography"/>
@@ -3276,7 +3189,7 @@
       <w:r>
         <w:t xml:space="preserve"> </w:t>
       </w:r>
-      <w:hyperlink r:id="rId97">
+      <w:hyperlink r:id="rId88">
         <w:r>
           <w:rPr>
             <w:rStyle w:val="Hyperlink"/>
@@ -3285,64 +3198,8 @@
         </w:r>
       </w:hyperlink>
     </w:p>
-    <w:bookmarkEnd w:id="98"/>
-    <w:bookmarkStart w:id="100" w:name="ref-rahmanm2025"/>
-    <w:p>
-      <w:pPr>
-        <w:pStyle w:val="Bibliography"/>
-      </w:pPr>
-      <w:r>
-        <w:t xml:space="preserve">Rahman, M. M., Tanni, K. N., Shobuj, I. A., Hossain, Md. T., Alam, E., Al Hattaw, K. S., &amp; Islam, M. K. (2025).</w:t>
-      </w:r>
-      <w:r>
-        <w:t xml:space="preserve"> </w:t>
-      </w:r>
-      <w:r>
-        <w:t xml:space="preserve">Multidimensional Vulnerability Assessment for Floods: Evidence From Flood-Prone Areas of Bangladesh</w:t>
-      </w:r>
-      <w:r>
-        <w:t xml:space="preserve">.</w:t>
-      </w:r>
-      <w:r>
-        <w:t xml:space="preserve"> </w:t>
-      </w:r>
-      <w:r>
-        <w:rPr>
-          <w:i/>
-          <w:iCs/>
-        </w:rPr>
-        <w:t xml:space="preserve">Journal of Flood Risk Management</w:t>
-      </w:r>
-      <w:r>
-        <w:t xml:space="preserve">,</w:t>
-      </w:r>
-      <w:r>
-        <w:t xml:space="preserve"> </w:t>
-      </w:r>
-      <w:r>
-        <w:rPr>
-          <w:i/>
-          <w:iCs/>
-        </w:rPr>
-        <w:t xml:space="preserve">18</w:t>
-      </w:r>
-      <w:r>
-        <w:t xml:space="preserve">(3), e70089.</w:t>
-      </w:r>
-      <w:r>
-        <w:t xml:space="preserve"> </w:t>
-      </w:r>
-      <w:hyperlink r:id="rId99">
-        <w:r>
-          <w:rPr>
-            <w:rStyle w:val="Hyperlink"/>
-          </w:rPr>
-          <w:t xml:space="preserve">https://doi.org/10.1111/jfr3.70089</w:t>
-        </w:r>
-      </w:hyperlink>
-    </w:p>
-    <w:bookmarkEnd w:id="100"/>
-    <w:bookmarkStart w:id="102" w:name="ref-roberts2017"/>
+    <w:bookmarkEnd w:id="89"/>
+    <w:bookmarkStart w:id="91" w:name="ref-roberts2017"/>
     <w:p>
       <w:pPr>
         <w:pStyle w:val="Bibliography"/>
@@ -3388,7 +3245,7 @@
       <w:r>
         <w:t xml:space="preserve"> </w:t>
       </w:r>
-      <w:hyperlink r:id="rId101">
+      <w:hyperlink r:id="rId90">
         <w:r>
           <w:rPr>
             <w:rStyle w:val="Hyperlink"/>
@@ -3397,8 +3254,8 @@
         </w:r>
       </w:hyperlink>
     </w:p>
-    <w:bookmarkEnd w:id="102"/>
-    <w:bookmarkStart w:id="104" w:name="ref-rudra2023"/>
+    <w:bookmarkEnd w:id="91"/>
+    <w:bookmarkStart w:id="93" w:name="ref-rudra2023"/>
     <w:p>
       <w:pPr>
         <w:pStyle w:val="Bibliography"/>
@@ -3444,7 +3301,7 @@
       <w:r>
         <w:t xml:space="preserve"> </w:t>
       </w:r>
-      <w:hyperlink r:id="rId103">
+      <w:hyperlink r:id="rId92">
         <w:r>
           <w:rPr>
             <w:rStyle w:val="Hyperlink"/>
@@ -3453,20 +3310,20 @@
         </w:r>
       </w:hyperlink>
     </w:p>
-    <w:bookmarkEnd w:id="104"/>
-    <w:bookmarkStart w:id="106" w:name="ref-schotten2023"/>
+    <w:bookmarkEnd w:id="93"/>
+    <w:bookmarkStart w:id="95" w:name="ref-sherpa2022"/>
     <w:p>
       <w:pPr>
         <w:pStyle w:val="Bibliography"/>
       </w:pPr>
       <w:r>
-        <w:t xml:space="preserve">Schotten, R., &amp; Bachmann, D. (2023).</w:t>
-      </w:r>
-      <w:r>
-        <w:t xml:space="preserve"> </w:t>
-      </w:r>
-      <w:r>
-        <w:t xml:space="preserve">Critical infrastructure network modelling for flood risk analyses: Approach and proof of concept in Accra, Ghana</w:t>
+        <w:t xml:space="preserve">Sherpa, S. F., &amp; Shirzaei, M. (2022).</w:t>
+      </w:r>
+      <w:r>
+        <w:t xml:space="preserve"> </w:t>
+      </w:r>
+      <w:r>
+        <w:t xml:space="preserve">Country-wide flood exposure analysis using Sentinel-1 synthetic aperture radar data: Case study of 2019 Iran flood</w:t>
       </w:r>
       <w:r>
         <w:t xml:space="preserve">.</w:t>
@@ -3492,124 +3349,6 @@
           <w:i/>
           <w:iCs/>
         </w:rPr>
-        <w:t xml:space="preserve">16</w:t>
-      </w:r>
-      <w:r>
-        <w:t xml:space="preserve">(3), e12913.</w:t>
-      </w:r>
-      <w:r>
-        <w:t xml:space="preserve"> </w:t>
-      </w:r>
-      <w:hyperlink r:id="rId105">
-        <w:r>
-          <w:rPr>
-            <w:rStyle w:val="Hyperlink"/>
-          </w:rPr>
-          <w:t xml:space="preserve">https://doi.org/10.1111/jfr3.12913</w:t>
-        </w:r>
-      </w:hyperlink>
-    </w:p>
-    <w:bookmarkEnd w:id="106"/>
-    <w:bookmarkStart w:id="108" w:name="ref-sharma2026"/>
-    <w:p>
-      <w:pPr>
-        <w:pStyle w:val="Bibliography"/>
-      </w:pPr>
-      <w:r>
-        <w:t xml:space="preserve">Sharma, P., &amp; Sharma, S. (2026).</w:t>
-      </w:r>
-      <w:r>
-        <w:t xml:space="preserve"> </w:t>
-      </w:r>
-      <w:r>
-        <w:rPr>
-          <w:i/>
-          <w:iCs/>
-        </w:rPr>
-        <w:t xml:space="preserve">Flood risk follows valleys, not grids: Graph neural networks for flash flood susceptibility mapping in</w:t>
-      </w:r>
-      <w:r>
-        <w:rPr>
-          <w:i/>
-          <w:iCs/>
-        </w:rPr>
-        <w:t xml:space="preserve"> </w:t>
-      </w:r>
-      <w:r>
-        <w:rPr>
-          <w:i/>
-          <w:iCs/>
-        </w:rPr>
-        <w:t xml:space="preserve">Himachal Pradesh</w:t>
-      </w:r>
-      <w:r>
-        <w:rPr>
-          <w:i/>
-          <w:iCs/>
-        </w:rPr>
-        <w:t xml:space="preserve"> </w:t>
-      </w:r>
-      <w:r>
-        <w:rPr>
-          <w:i/>
-          <w:iCs/>
-        </w:rPr>
-        <w:t xml:space="preserve">with conformal uncertainty quantification</w:t>
-      </w:r>
-      <w:r>
-        <w:t xml:space="preserve">. arXiv preprint 2603.15681, not peer reviewed.</w:t>
-      </w:r>
-      <w:r>
-        <w:t xml:space="preserve"> </w:t>
-      </w:r>
-      <w:hyperlink r:id="rId107">
-        <w:r>
-          <w:rPr>
-            <w:rStyle w:val="Hyperlink"/>
-          </w:rPr>
-          <w:t xml:space="preserve">https://doi.org/10.48550/arXiv.2603.15681</w:t>
-        </w:r>
-      </w:hyperlink>
-    </w:p>
-    <w:bookmarkEnd w:id="108"/>
-    <w:bookmarkStart w:id="110" w:name="ref-sherpa2022"/>
-    <w:p>
-      <w:pPr>
-        <w:pStyle w:val="Bibliography"/>
-      </w:pPr>
-      <w:r>
-        <w:t xml:space="preserve">Sherpa, S. F., &amp; Shirzaei, M. (2022).</w:t>
-      </w:r>
-      <w:r>
-        <w:t xml:space="preserve"> </w:t>
-      </w:r>
-      <w:r>
-        <w:t xml:space="preserve">Country-wide flood exposure analysis using Sentinel-1 synthetic aperture radar data: Case study of 2019 Iran flood</w:t>
-      </w:r>
-      <w:r>
-        <w:t xml:space="preserve">.</w:t>
-      </w:r>
-      <w:r>
-        <w:t xml:space="preserve"> </w:t>
-      </w:r>
-      <w:r>
-        <w:rPr>
-          <w:i/>
-          <w:iCs/>
-        </w:rPr>
-        <w:t xml:space="preserve">Journal of Flood Risk Management</w:t>
-      </w:r>
-      <w:r>
-        <w:t xml:space="preserve">,</w:t>
-      </w:r>
-      <w:r>
-        <w:t xml:space="preserve"> </w:t>
-      </w:r>
-      <w:r>
-        <w:rPr>
-          <w:i/>
-          <w:iCs/>
-        </w:rPr>
         <w:t xml:space="preserve">15</w:t>
       </w:r>
       <w:r>
@@ -3618,7 +3357,7 @@
       <w:r>
         <w:t xml:space="preserve"> </w:t>
       </w:r>
-      <w:hyperlink r:id="rId109">
+      <w:hyperlink r:id="rId94">
         <w:r>
           <w:rPr>
             <w:rStyle w:val="Hyperlink"/>
@@ -3627,8 +3366,8 @@
         </w:r>
       </w:hyperlink>
     </w:p>
-    <w:bookmarkEnd w:id="110"/>
-    <w:bookmarkStart w:id="112" w:name="ref-swarup2026"/>
+    <w:bookmarkEnd w:id="95"/>
+    <w:bookmarkStart w:id="97" w:name="ref-swarup2026"/>
     <w:p>
       <w:pPr>
         <w:pStyle w:val="Bibliography"/>
@@ -3686,7 +3425,7 @@
       <w:r>
         <w:t xml:space="preserve"> </w:t>
       </w:r>
-      <w:hyperlink r:id="rId111">
+      <w:hyperlink r:id="rId96">
         <w:r>
           <w:rPr>
             <w:rStyle w:val="Hyperlink"/>
@@ -3695,8 +3434,8 @@
         </w:r>
       </w:hyperlink>
     </w:p>
-    <w:bookmarkEnd w:id="112"/>
-    <w:bookmarkStart w:id="114" w:name="ref-talukdar2020"/>
+    <w:bookmarkEnd w:id="97"/>
+    <w:bookmarkStart w:id="99" w:name="ref-talukdar2020"/>
     <w:p>
       <w:pPr>
         <w:pStyle w:val="Bibliography"/>
@@ -3742,7 +3481,7 @@
       <w:r>
         <w:t xml:space="preserve"> </w:t>
       </w:r>
-      <w:hyperlink r:id="rId113">
+      <w:hyperlink r:id="rId98">
         <w:r>
           <w:rPr>
             <w:rStyle w:val="Hyperlink"/>
@@ -3751,8 +3490,8 @@
         </w:r>
       </w:hyperlink>
     </w:p>
-    <w:bookmarkEnd w:id="114"/>
-    <w:bookmarkStart w:id="116" w:name="ref-tellman2021"/>
+    <w:bookmarkEnd w:id="99"/>
+    <w:bookmarkStart w:id="101" w:name="ref-tellman2021"/>
     <w:p>
       <w:pPr>
         <w:pStyle w:val="Bibliography"/>
@@ -3798,7 +3537,7 @@
       <w:r>
         <w:t xml:space="preserve"> </w:t>
       </w:r>
-      <w:hyperlink r:id="rId115">
+      <w:hyperlink r:id="rId100">
         <w:r>
           <w:rPr>
             <w:rStyle w:val="Hyperlink"/>
@@ -3807,8 +3546,8 @@
         </w:r>
       </w:hyperlink>
     </w:p>
-    <w:bookmarkEnd w:id="116"/>
-    <w:bookmarkStart w:id="118" w:name="ref-thomas2023"/>
+    <w:bookmarkEnd w:id="101"/>
+    <w:bookmarkStart w:id="103" w:name="ref-thomas2023"/>
     <w:p>
       <w:pPr>
         <w:pStyle w:val="Bibliography"/>
@@ -3845,7 +3584,7 @@
       <w:r>
         <w:t xml:space="preserve"> </w:t>
       </w:r>
-      <w:hyperlink r:id="rId117">
+      <w:hyperlink r:id="rId102">
         <w:r>
           <w:rPr>
             <w:rStyle w:val="Hyperlink"/>
@@ -3854,8 +3593,8 @@
         </w:r>
       </w:hyperlink>
     </w:p>
-    <w:bookmarkEnd w:id="118"/>
-    <w:bookmarkStart w:id="120" w:name="ref-twele2016"/>
+    <w:bookmarkEnd w:id="103"/>
+    <w:bookmarkStart w:id="105" w:name="ref-twele2016"/>
     <w:p>
       <w:pPr>
         <w:pStyle w:val="Bibliography"/>
@@ -3901,7 +3640,7 @@
       <w:r>
         <w:t xml:space="preserve"> </w:t>
       </w:r>
-      <w:hyperlink r:id="rId119">
+      <w:hyperlink r:id="rId104">
         <w:r>
           <w:rPr>
             <w:rStyle w:val="Hyperlink"/>
@@ -3910,8 +3649,8 @@
         </w:r>
       </w:hyperlink>
     </w:p>
-    <w:bookmarkEnd w:id="120"/>
-    <w:bookmarkStart w:id="122" w:name="ref-uddin2019"/>
+    <w:bookmarkEnd w:id="105"/>
+    <w:bookmarkStart w:id="107" w:name="ref-uddin2019"/>
     <w:p>
       <w:pPr>
         <w:pStyle w:val="Bibliography"/>
@@ -3957,7 +3696,7 @@
       <w:r>
         <w:t xml:space="preserve"> </w:t>
       </w:r>
-      <w:hyperlink r:id="rId121">
+      <w:hyperlink r:id="rId106">
         <w:r>
           <w:rPr>
             <w:rStyle w:val="Hyperlink"/>
@@ -3966,8 +3705,8 @@
         </w:r>
       </w:hyperlink>
     </w:p>
-    <w:bookmarkEnd w:id="122"/>
-    <w:bookmarkStart w:id="124" w:name="ref-unspider"/>
+    <w:bookmarkEnd w:id="107"/>
+    <w:bookmarkStart w:id="109" w:name="ref-unspider"/>
     <w:p>
       <w:pPr>
         <w:pStyle w:val="Bibliography"/>
@@ -3991,7 +3730,7 @@
       <w:r>
         <w:t xml:space="preserve"> </w:t>
       </w:r>
-      <w:hyperlink r:id="rId123">
+      <w:hyperlink r:id="rId108">
         <w:r>
           <w:rPr>
             <w:rStyle w:val="Hyperlink"/>
@@ -4003,8 +3742,8 @@
         <w:t xml:space="preserve">.</w:t>
       </w:r>
     </w:p>
-    <w:bookmarkEnd w:id="124"/>
-    <w:bookmarkStart w:id="126" w:name="ref-wadoux2021"/>
+    <w:bookmarkEnd w:id="109"/>
+    <w:bookmarkStart w:id="111" w:name="ref-wadoux2021"/>
     <w:p>
       <w:pPr>
         <w:pStyle w:val="Bibliography"/>
@@ -4050,7 +3789,7 @@
       <w:r>
         <w:t xml:space="preserve"> </w:t>
       </w:r>
-      <w:hyperlink r:id="rId125">
+      <w:hyperlink r:id="rId110">
         <w:r>
           <w:rPr>
             <w:rStyle w:val="Hyperlink"/>
@@ -4059,167 +3798,8 @@
         </w:r>
       </w:hyperlink>
     </w:p>
-    <w:bookmarkEnd w:id="126"/>
-    <w:bookmarkStart w:id="128" w:name="ref-wang2023"/>
-    <w:p>
-      <w:pPr>
-        <w:pStyle w:val="Bibliography"/>
-      </w:pPr>
-      <w:r>
-        <w:t xml:space="preserve">Wang, X., Du, A., Hu, F., Liu, Z., Zhang, X., Wang, L., &amp; Guo, H. (2023).</w:t>
-      </w:r>
-      <w:r>
-        <w:t xml:space="preserve"> </w:t>
-      </w:r>
-      <w:r>
-        <w:t xml:space="preserve">Landslide susceptibility evaluation based on active deformation and graph convolutional network algorithm</w:t>
-      </w:r>
-      <w:r>
-        <w:t xml:space="preserve">.</w:t>
-      </w:r>
-      <w:r>
-        <w:t xml:space="preserve"> </w:t>
-      </w:r>
-      <w:r>
-        <w:rPr>
-          <w:i/>
-          <w:iCs/>
-        </w:rPr>
-        <w:t xml:space="preserve">Frontiers in Earth Science</w:t>
-      </w:r>
-      <w:r>
-        <w:t xml:space="preserve">,</w:t>
-      </w:r>
-      <w:r>
-        <w:t xml:space="preserve"> </w:t>
-      </w:r>
-      <w:r>
-        <w:rPr>
-          <w:i/>
-          <w:iCs/>
-        </w:rPr>
-        <w:t xml:space="preserve">11</w:t>
-      </w:r>
-      <w:r>
-        <w:t xml:space="preserve">, 1132722.</w:t>
-      </w:r>
-      <w:r>
-        <w:t xml:space="preserve"> </w:t>
-      </w:r>
-      <w:hyperlink r:id="rId127">
-        <w:r>
-          <w:rPr>
-            <w:rStyle w:val="Hyperlink"/>
-          </w:rPr>
-          <w:t xml:space="preserve">https://doi.org/10.3389/feart.2023.1132722</w:t>
-        </w:r>
-      </w:hyperlink>
-    </w:p>
-    <w:bookmarkEnd w:id="128"/>
-    <w:bookmarkStart w:id="130" w:name="ref-wanggat2023"/>
-    <w:p>
-      <w:pPr>
-        <w:pStyle w:val="Bibliography"/>
-      </w:pPr>
-      <w:r>
-        <w:t xml:space="preserve">Wang, Z., Lyu, H., &amp; Zhang, C. (2023). Pluvial flood susceptibility mapping for data-scarce urban areas using graph attention network and basic flood conditioning factors.</w:t>
-      </w:r>
-      <w:r>
-        <w:t xml:space="preserve"> </w:t>
-      </w:r>
-      <w:r>
-        <w:rPr>
-          <w:i/>
-          <w:iCs/>
-        </w:rPr>
-        <w:t xml:space="preserve">Geocarto International</w:t>
-      </w:r>
-      <w:r>
-        <w:t xml:space="preserve">,</w:t>
-      </w:r>
-      <w:r>
-        <w:t xml:space="preserve"> </w:t>
-      </w:r>
-      <w:r>
-        <w:rPr>
-          <w:i/>
-          <w:iCs/>
-        </w:rPr>
-        <w:t xml:space="preserve">38</w:t>
-      </w:r>
-      <w:r>
-        <w:t xml:space="preserve">, 2275692.</w:t>
-      </w:r>
-      <w:r>
-        <w:t xml:space="preserve"> </w:t>
-      </w:r>
-      <w:hyperlink r:id="rId129">
-        <w:r>
-          <w:rPr>
-            <w:rStyle w:val="Hyperlink"/>
-          </w:rPr>
-          <w:t xml:space="preserve">https://doi.org/10.1080/10106049.2023.2275692</w:t>
-        </w:r>
-      </w:hyperlink>
-    </w:p>
-    <w:bookmarkEnd w:id="130"/>
-    <w:bookmarkStart w:id="132" w:name="ref-williams2025"/>
-    <w:p>
-      <w:pPr>
-        <w:pStyle w:val="Bibliography"/>
-      </w:pPr>
-      <w:r>
-        <w:t xml:space="preserve">Williams, J. H., Vu, H. N., Paulik, R., Zorn, C., &amp; Wotherspoon, L. (2025).</w:t>
-      </w:r>
-      <w:r>
-        <w:t xml:space="preserve"> </w:t>
-      </w:r>
-      <w:r>
-        <w:t xml:space="preserve">Expert-Derived Flood Damage Curves for Critical Infrastructure Network Components</w:t>
-      </w:r>
-      <w:r>
-        <w:t xml:space="preserve">.</w:t>
-      </w:r>
-      <w:r>
-        <w:t xml:space="preserve"> </w:t>
-      </w:r>
-      <w:r>
-        <w:rPr>
-          <w:i/>
-          <w:iCs/>
-        </w:rPr>
-        <w:t xml:space="preserve">Journal of Flood Risk Management</w:t>
-      </w:r>
-      <w:r>
-        <w:t xml:space="preserve">,</w:t>
-      </w:r>
-      <w:r>
-        <w:t xml:space="preserve"> </w:t>
-      </w:r>
-      <w:r>
-        <w:rPr>
-          <w:i/>
-          <w:iCs/>
-        </w:rPr>
-        <w:t xml:space="preserve">18</w:t>
-      </w:r>
-      <w:r>
-        <w:t xml:space="preserve">(2), e70045.</w:t>
-      </w:r>
-      <w:r>
-        <w:t xml:space="preserve"> </w:t>
-      </w:r>
-      <w:hyperlink r:id="rId131">
-        <w:r>
-          <w:rPr>
-            <w:rStyle w:val="Hyperlink"/>
-          </w:rPr>
-          <w:t xml:space="preserve">https://doi.org/10.1111/jfr3.70045</w:t>
-        </w:r>
-      </w:hyperlink>
-    </w:p>
-    <w:bookmarkEnd w:id="132"/>
-    <w:bookmarkStart w:id="134" w:name="ref-zadrozny2002"/>
+    <w:bookmarkEnd w:id="111"/>
+    <w:bookmarkStart w:id="113" w:name="ref-zadrozny2002"/>
     <w:p>
       <w:pPr>
         <w:pStyle w:val="Bibliography"/>
@@ -4252,7 +3832,7 @@
       <w:r>
         <w:t xml:space="preserve"> </w:t>
       </w:r>
-      <w:hyperlink r:id="rId133">
+      <w:hyperlink r:id="rId112">
         <w:r>
           <w:rPr>
             <w:rStyle w:val="Hyperlink"/>
@@ -4261,8 +3841,55 @@
         </w:r>
       </w:hyperlink>
     </w:p>
-    <w:bookmarkEnd w:id="134"/>
-    <w:bookmarkStart w:id="136" w:name="ref-zzaman2021"/>
+    <w:bookmarkEnd w:id="113"/>
+    <w:bookmarkStart w:id="115" w:name="ref-zechar2008"/>
+    <w:p>
+      <w:pPr>
+        <w:pStyle w:val="Bibliography"/>
+      </w:pPr>
+      <w:r>
+        <w:t xml:space="preserve">Zechar, J. D., &amp; Jordan, T. H. (2008). Testing alarm-based earthquake predictions.</w:t>
+      </w:r>
+      <w:r>
+        <w:t xml:space="preserve"> </w:t>
+      </w:r>
+      <w:r>
+        <w:rPr>
+          <w:i/>
+          <w:iCs/>
+        </w:rPr>
+        <w:t xml:space="preserve">Geophysical Journal International</w:t>
+      </w:r>
+      <w:r>
+        <w:t xml:space="preserve">,</w:t>
+      </w:r>
+      <w:r>
+        <w:t xml:space="preserve"> </w:t>
+      </w:r>
+      <w:r>
+        <w:rPr>
+          <w:i/>
+          <w:iCs/>
+        </w:rPr>
+        <w:t xml:space="preserve">172</w:t>
+      </w:r>
+      <w:r>
+        <w:t xml:space="preserve">(2), 715–724.</w:t>
+      </w:r>
+      <w:r>
+        <w:t xml:space="preserve"> </w:t>
+      </w:r>
+      <w:hyperlink r:id="rId114">
+        <w:r>
+          <w:rPr>
+            <w:rStyle w:val="Hyperlink"/>
+          </w:rPr>
+          <w:t xml:space="preserve">https://doi.org/10.1111/j.1365-246X.2007.03676.x</w:t>
+        </w:r>
+      </w:hyperlink>
+    </w:p>
+    <w:bookmarkEnd w:id="115"/>
+    <w:bookmarkStart w:id="117" w:name="ref-zzaman2021"/>
     <w:p>
       <w:pPr>
         <w:pStyle w:val="Bibliography"/>
@@ -4308,7 +3935,7 @@
       <w:r>
         <w:t xml:space="preserve"> </w:t>
       </w:r>
-      <w:hyperlink r:id="rId135">
+      <w:hyperlink r:id="rId116">
         <w:r>
           <w:rPr>
             <w:rStyle w:val="Hyperlink"/>
@@ -4317,10 +3944,10 @@
         </w:r>
       </w:hyperlink>
     </w:p>
-    <w:bookmarkEnd w:id="136"/>
-    <w:bookmarkEnd w:id="137"/>
-    <w:bookmarkEnd w:id="138"/>
-    <w:bookmarkStart w:id="146" w:name="tables"/>
+    <w:bookmarkEnd w:id="117"/>
+    <w:bookmarkEnd w:id="118"/>
+    <w:bookmarkEnd w:id="119"/>
+    <w:bookmarkStart w:id="127" w:name="tables"/>
     <w:p>
       <w:pPr>
         <w:pStyle w:val="Heading1"/>
@@ -4329,7 +3956,7 @@
         <w:t xml:space="preserve">Tables</w:t>
       </w:r>
     </w:p>
-    <w:bookmarkStart w:id="139" w:name="tab:litflood"/>
+    <w:bookmarkStart w:id="120" w:name="tab:litflood"/>
     <w:p>
       <w:pPr>
         <w:pStyle w:val="TableCaption"/>
@@ -5052,8 +4679,8 @@
         </w:tc>
       </w:tr>
     </w:tbl>
-    <w:bookmarkEnd w:id="139"/>
-    <w:bookmarkStart w:id="140" w:name="tab:regions"/>
+    <w:bookmarkEnd w:id="120"/>
+    <w:bookmarkStart w:id="121" w:name="tab:regions"/>
     <w:p>
       <w:pPr>
         <w:pStyle w:val="TableCaption"/>
@@ -5079,7 +4706,7 @@
         </m:sSup>
       </m:oMath>
       <w:r>
-        <w:t xml:space="preserve">Validation region, defined by its four districts within the box and without the assets the Rangpur and Rajshahi box holds. Each box is restricted to Bangladesh, and all use UTM zone 46N (EPSG:32646) for distance and area calculations.</w:t>
+        <w:t xml:space="preserve">Validation region, defined by its districts within the box and without any asset a study box holds. Each box is restricted to Bangladesh, and all use UTM zone 46N (EPSG:32646) for distance and area calculations.</w:t>
       </w:r>
     </w:p>
     <w:tbl>
@@ -5087,7 +4714,7 @@
         <w:tblStyle w:val="Table"/>
         <w:tblW w:type="auto" w:w="0"/>
         <w:tblLook w:firstRow="1" w:lastRow="0" w:firstColumn="0" w:lastColumn="0" w:noHBand="0" w:noVBand="0" w:val="0020"/>
-        <w:tblCaption w:val="Table 2. Configured study regions. ^{a}Validation region, defined by its four districts within the box and without the assets the Rangpur and Rajshahi box holds. Each box is restricted to Bangladesh, and all use UTM zone 46N (EPSG:32646) for distance and area calculations."/>
+        <w:tblCaption w:val="Table 2. Configured study regions. ^{a}Validation region, defined by its districts within the box and without any asset a study box holds. Each box is restricted to Bangladesh, and all use UTM zone 46N (EPSG:32646) for distance and area calculations."/>
       </w:tblPr>
       <w:tblGrid>
         <w:gridCol w:w="1980"/>
@@ -5374,9 +5001,210 @@
           </w:p>
         </w:tc>
       </w:tr>
+      <w:tr>
+        <w:tc>
+          <w:tcPr/>
+          <w:p>
+            <w:pPr>
+              <w:pStyle w:val="Compact"/>
+              <w:jc w:val="left"/>
+            </w:pPr>
+            <w:r>
+              <w:t xml:space="preserve">Central</w:t>
+            </w:r>
+            <m:oMath>
+              <m:sSup>
+                <m:e>
+                  <m:r>
+                    <m:t>​</m:t>
+                  </m:r>
+                </m:e>
+                <m:sup>
+                  <m:r>
+                    <m:t>a</m:t>
+                  </m:r>
+                </m:sup>
+              </m:sSup>
+            </m:oMath>
+          </w:p>
+        </w:tc>
+        <w:tc>
+          <w:tcPr/>
+          <w:p>
+            <w:pPr>
+              <w:pStyle w:val="Compact"/>
+              <w:jc w:val="left"/>
+            </w:pPr>
+            <w:r>
+              <w:t xml:space="preserve">riverine flood</w:t>
+            </w:r>
+          </w:p>
+        </w:tc>
+        <w:tc>
+          <w:tcPr/>
+          <w:p>
+            <w:pPr>
+              <w:pStyle w:val="Compact"/>
+              <w:jc w:val="left"/>
+            </w:pPr>
+            <w:r>
+              <w:t xml:space="preserve">89.25, 22.8, 91.08, 24.39</w:t>
+            </w:r>
+          </w:p>
+        </w:tc>
+        <w:tc>
+          <w:tcPr/>
+          <w:p>
+            <w:pPr>
+              <w:pStyle w:val="Compact"/>
+              <w:jc w:val="left"/>
+            </w:pPr>
+            <w:r>
+              <w:rPr>
+                <w:rStyle w:val="VerbatimChar"/>
+              </w:rPr>
+              <w:t xml:space="preserve">configs/validation/central.yaml</w:t>
+            </w:r>
+          </w:p>
+        </w:tc>
+      </w:tr>
+      <w:tr>
+        <w:tc>
+          <w:tcPr/>
+          <w:p>
+            <w:pPr>
+              <w:pStyle w:val="Compact"/>
+              <w:jc w:val="left"/>
+            </w:pPr>
+            <w:r>
+              <w:t xml:space="preserve">Chattogram coast</w:t>
+            </w:r>
+            <m:oMath>
+              <m:sSup>
+                <m:e>
+                  <m:r>
+                    <m:t>​</m:t>
+                  </m:r>
+                </m:e>
+                <m:sup>
+                  <m:r>
+                    <m:t>a</m:t>
+                  </m:r>
+                </m:sup>
+              </m:sSup>
+            </m:oMath>
+          </w:p>
+        </w:tc>
+        <w:tc>
+          <w:tcPr/>
+          <w:p>
+            <w:pPr>
+              <w:pStyle w:val="Compact"/>
+              <w:jc w:val="left"/>
+            </w:pPr>
+            <w:r>
+              <w:t xml:space="preserve">flash flood and surge</w:t>
+            </w:r>
+          </w:p>
+        </w:tc>
+        <w:tc>
+          <w:tcPr/>
+          <w:p>
+            <w:pPr>
+              <w:pStyle w:val="Compact"/>
+              <w:jc w:val="left"/>
+            </w:pPr>
+            <w:r>
+              <w:t xml:space="preserve">91.26, 20.54, 92.4, 23.04</w:t>
+            </w:r>
+          </w:p>
+        </w:tc>
+        <w:tc>
+          <w:tcPr/>
+          <w:p>
+            <w:pPr>
+              <w:pStyle w:val="Compact"/>
+              <w:jc w:val="left"/>
+            </w:pPr>
+            <w:r>
+              <w:rPr>
+                <w:rStyle w:val="VerbatimChar"/>
+              </w:rPr>
+              <w:t xml:space="preserve">configs/validation/chattogram_coast.yaml</w:t>
+            </w:r>
+          </w:p>
+        </w:tc>
+      </w:tr>
+      <w:tr>
+        <w:tc>
+          <w:tcPr/>
+          <w:p>
+            <w:pPr>
+              <w:pStyle w:val="Compact"/>
+              <w:jc w:val="left"/>
+            </w:pPr>
+            <w:r>
+              <w:t xml:space="preserve">West-central</w:t>
+            </w:r>
+            <m:oMath>
+              <m:sSup>
+                <m:e>
+                  <m:r>
+                    <m:t>​</m:t>
+                  </m:r>
+                </m:e>
+                <m:sup>
+                  <m:r>
+                    <m:t>a</m:t>
+                  </m:r>
+                </m:sup>
+              </m:sSup>
+            </m:oMath>
+          </w:p>
+        </w:tc>
+        <w:tc>
+          <w:tcPr/>
+          <w:p>
+            <w:pPr>
+              <w:pStyle w:val="Compact"/>
+              <w:jc w:val="left"/>
+            </w:pPr>
+            <w:r>
+              <w:t xml:space="preserve">waterlogging</w:t>
+            </w:r>
+          </w:p>
+        </w:tc>
+        <w:tc>
+          <w:tcPr/>
+          <w:p>
+            <w:pPr>
+              <w:pStyle w:val="Compact"/>
+              <w:jc w:val="left"/>
+            </w:pPr>
+            <w:r>
+              <w:t xml:space="preserve">88.51, 22.75, 89.86, 24.24</w:t>
+            </w:r>
+          </w:p>
+        </w:tc>
+        <w:tc>
+          <w:tcPr/>
+          <w:p>
+            <w:pPr>
+              <w:pStyle w:val="Compact"/>
+              <w:jc w:val="left"/>
+            </w:pPr>
+            <w:r>
+              <w:rPr>
+                <w:rStyle w:val="VerbatimChar"/>
+              </w:rPr>
+              <w:t xml:space="preserve">configs/validation/west_central.yaml</w:t>
+            </w:r>
+          </w:p>
+        </w:tc>
+      </w:tr>
     </w:tbl>
-    <w:bookmarkEnd w:id="140"/>
-    <w:bookmarkStart w:id="141" w:name="tab:data"/>
+    <w:bookmarkEnd w:id="121"/>
+    <w:bookmarkStart w:id="122" w:name="tab:data"/>
     <w:p>
       <w:pPr>
         <w:pStyle w:val="TableCaption"/>
@@ -5752,14 +5580,14 @@
         </w:tc>
       </w:tr>
     </w:tbl>
-    <w:bookmarkEnd w:id="141"/>
-    <w:bookmarkStart w:id="142" w:name="tab:events"/>
+    <w:bookmarkEnd w:id="122"/>
+    <w:bookmarkStart w:id="123" w:name="tab:events"/>
     <w:p>
       <w:pPr>
         <w:pStyle w:val="TableCaption"/>
       </w:pPr>
       <w:r>
-        <w:t xml:space="preserve">Table 4. Flood events mapped from Sentinel-1. Windows bracket the flood peak; the baseline for each is the February–March dry season of the same year (mid-January to March for the pre-monsoon haor event). Sources are ReliefWeb situation reports, cited in the configuration files.</w:t>
+        <w:t xml:space="preserve">Table 4. Flood events mapped from Sentinel-1. Windows bracket the flood peak; the baseline for each is the February–March dry season of the same year (mid-January to March for the pre-monsoon haor event). Sources are ReliefWeb and United Nations situation reports and, for the west-central waterlogging, national newspapers, all cited in the configuration files.</w:t>
       </w:r>
     </w:p>
     <w:tbl>
@@ -5767,7 +5595,7 @@
         <w:tblStyle w:val="Table"/>
         <w:tblW w:type="auto" w:w="0"/>
         <w:tblLook w:firstRow="1" w:lastRow="0" w:firstColumn="0" w:lastColumn="0" w:noHBand="0" w:noVBand="0" w:val="0020"/>
-        <w:tblCaption w:val="Table 4. Flood events mapped from Sentinel-1. Windows bracket the flood peak; the baseline for each is the February–March dry season of the same year (mid-January to March for the pre-monsoon haor event). Sources are ReliefWeb situation reports, cited in the configuration files."/>
+        <w:tblCaption w:val="Table 4. Flood events mapped from Sentinel-1. Windows bracket the flood peak; the baseline for each is the February–March dry season of the same year (mid-January to March for the pre-monsoon haor event). Sources are ReliefWeb and United Nations situation reports and, for the west-central waterlogging, national newspapers, all cited in the configuration files."/>
       </w:tblPr>
       <w:tblGrid>
         <w:gridCol w:w="2640"/>
@@ -6409,15 +6237,299 @@
           </w:p>
         </w:tc>
       </w:tr>
+      <w:tr>
+        <w:tc>
+          <w:tcPr/>
+          <w:p>
+            <w:pPr>
+              <w:pStyle w:val="Compact"/>
+              <w:jc w:val="left"/>
+            </w:pPr>
+            <w:r>
+              <w:t xml:space="preserve">Central</w:t>
+            </w:r>
+          </w:p>
+        </w:tc>
+        <w:tc>
+          <w:tcPr/>
+          <w:p>
+            <w:pPr>
+              <w:pStyle w:val="Compact"/>
+              <w:jc w:val="left"/>
+            </w:pPr>
+            <w:r>
+              <w:t xml:space="preserve">15–31 Aug 2017</w:t>
+            </w:r>
+          </w:p>
+        </w:tc>
+        <w:tc>
+          <w:tcPr/>
+          <w:p>
+            <w:pPr>
+              <w:pStyle w:val="Compact"/>
+              <w:jc w:val="left"/>
+            </w:pPr>
+            <w:r>
+              <w:t xml:space="preserve">Faridpur, Rajbari, Manikganj and Munshiganj among the affected districts</w:t>
+            </w:r>
+          </w:p>
+        </w:tc>
+      </w:tr>
+      <w:tr>
+        <w:tc>
+          <w:tcPr/>
+          <w:p>
+            <w:pPr>
+              <w:pStyle w:val="Compact"/>
+            </w:pPr>
+          </w:p>
+        </w:tc>
+        <w:tc>
+          <w:tcPr/>
+          <w:p>
+            <w:pPr>
+              <w:pStyle w:val="Compact"/>
+              <w:jc w:val="left"/>
+            </w:pPr>
+            <w:r>
+              <w:t xml:space="preserve">18 Jul–2 Aug 2019</w:t>
+            </w:r>
+          </w:p>
+        </w:tc>
+        <w:tc>
+          <w:tcPr/>
+          <w:p>
+            <w:pPr>
+              <w:pStyle w:val="Compact"/>
+              <w:jc w:val="left"/>
+            </w:pPr>
+            <w:r>
+              <w:t xml:space="preserve">monsoon flood reaching the central districts by 19 July</w:t>
+            </w:r>
+          </w:p>
+        </w:tc>
+      </w:tr>
+      <w:tr>
+        <w:tc>
+          <w:tcPr/>
+          <w:p>
+            <w:pPr>
+              <w:pStyle w:val="Compact"/>
+            </w:pPr>
+          </w:p>
+        </w:tc>
+        <w:tc>
+          <w:tcPr/>
+          <w:p>
+            <w:pPr>
+              <w:pStyle w:val="Compact"/>
+              <w:jc w:val="left"/>
+            </w:pPr>
+            <w:r>
+              <w:t xml:space="preserve">15 Jul–10 Aug 2020</w:t>
+            </w:r>
+          </w:p>
+        </w:tc>
+        <w:tc>
+          <w:tcPr/>
+          <w:p>
+            <w:pPr>
+              <w:pStyle w:val="Compact"/>
+              <w:jc w:val="left"/>
+            </w:pPr>
+            <w:r>
+              <w:t xml:space="preserve">second phase of the 2020 monsoon flood</w:t>
+            </w:r>
+          </w:p>
+        </w:tc>
+      </w:tr>
+      <w:tr>
+        <w:tc>
+          <w:tcPr/>
+          <w:p>
+            <w:pPr>
+              <w:pStyle w:val="Compact"/>
+              <w:jc w:val="left"/>
+            </w:pPr>
+            <w:r>
+              <w:t xml:space="preserve">Chattogram coast</w:t>
+            </w:r>
+          </w:p>
+        </w:tc>
+        <w:tc>
+          <w:tcPr/>
+          <w:p>
+            <w:pPr>
+              <w:pStyle w:val="Compact"/>
+              <w:jc w:val="left"/>
+            </w:pPr>
+            <w:r>
+              <w:t xml:space="preserve">5–15 Aug 2023</w:t>
+            </w:r>
+          </w:p>
+        </w:tc>
+        <w:tc>
+          <w:tcPr/>
+          <w:p>
+            <w:pPr>
+              <w:pStyle w:val="Compact"/>
+              <w:jc w:val="left"/>
+            </w:pPr>
+            <w:r>
+              <w:t xml:space="preserve">flash floods and monsoon rain in Chattogram division</w:t>
+            </w:r>
+          </w:p>
+        </w:tc>
+      </w:tr>
+      <w:tr>
+        <w:tc>
+          <w:tcPr/>
+          <w:p>
+            <w:pPr>
+              <w:pStyle w:val="Compact"/>
+            </w:pPr>
+          </w:p>
+        </w:tc>
+        <w:tc>
+          <w:tcPr/>
+          <w:p>
+            <w:pPr>
+              <w:pStyle w:val="Compact"/>
+              <w:jc w:val="left"/>
+            </w:pPr>
+            <w:r>
+              <w:t xml:space="preserve">26 May–1 Jun 2024</w:t>
+            </w:r>
+          </w:p>
+        </w:tc>
+        <w:tc>
+          <w:tcPr/>
+          <w:p>
+            <w:pPr>
+              <w:pStyle w:val="Compact"/>
+              <w:jc w:val="left"/>
+            </w:pPr>
+            <w:r>
+              <w:t xml:space="preserve">Cyclone Remal</w:t>
+            </w:r>
+          </w:p>
+        </w:tc>
+      </w:tr>
+      <w:tr>
+        <w:tc>
+          <w:tcPr/>
+          <w:p>
+            <w:pPr>
+              <w:pStyle w:val="Compact"/>
+            </w:pPr>
+          </w:p>
+        </w:tc>
+        <w:tc>
+          <w:tcPr/>
+          <w:p>
+            <w:pPr>
+              <w:pStyle w:val="Compact"/>
+              <w:jc w:val="left"/>
+            </w:pPr>
+            <w:r>
+              <w:t xml:space="preserve">20 Aug–5 Sep 2024</w:t>
+            </w:r>
+          </w:p>
+        </w:tc>
+        <w:tc>
+          <w:tcPr/>
+          <w:p>
+            <w:pPr>
+              <w:pStyle w:val="Compact"/>
+              <w:jc w:val="left"/>
+            </w:pPr>
+            <w:r>
+              <w:t xml:space="preserve">eastern flash floods</w:t>
+            </w:r>
+          </w:p>
+        </w:tc>
+      </w:tr>
+      <w:tr>
+        <w:tc>
+          <w:tcPr/>
+          <w:p>
+            <w:pPr>
+              <w:pStyle w:val="Compact"/>
+              <w:jc w:val="left"/>
+            </w:pPr>
+            <w:r>
+              <w:t xml:space="preserve">West-central</w:t>
+            </w:r>
+          </w:p>
+        </w:tc>
+        <w:tc>
+          <w:tcPr/>
+          <w:p>
+            <w:pPr>
+              <w:pStyle w:val="Compact"/>
+              <w:jc w:val="left"/>
+            </w:pPr>
+            <w:r>
+              <w:t xml:space="preserve">13–30 Sep 2024</w:t>
+            </w:r>
+          </w:p>
+        </w:tc>
+        <w:tc>
+          <w:tcPr/>
+          <w:p>
+            <w:pPr>
+              <w:pStyle w:val="Compact"/>
+              <w:jc w:val="left"/>
+            </w:pPr>
+            <w:r>
+              <w:t xml:space="preserve">waterlogging of low-lying Jessore after heavy rain</w:t>
+            </w:r>
+          </w:p>
+        </w:tc>
+      </w:tr>
+      <w:tr>
+        <w:tc>
+          <w:tcPr/>
+          <w:p>
+            <w:pPr>
+              <w:pStyle w:val="Compact"/>
+            </w:pPr>
+          </w:p>
+        </w:tc>
+        <w:tc>
+          <w:tcPr/>
+          <w:p>
+            <w:pPr>
+              <w:pStyle w:val="Compact"/>
+              <w:jc w:val="left"/>
+            </w:pPr>
+            <w:r>
+              <w:t xml:space="preserve">25 Jul–25 Aug 2025</w:t>
+            </w:r>
+          </w:p>
+        </w:tc>
+        <w:tc>
+          <w:tcPr/>
+          <w:p>
+            <w:pPr>
+              <w:pStyle w:val="Compact"/>
+              <w:jc w:val="left"/>
+            </w:pPr>
+            <w:r>
+              <w:t xml:space="preserve">waterlogging of the Bhabodah area</w:t>
+            </w:r>
+          </w:p>
+        </w:tc>
+      </w:tr>
     </w:tbl>
-    <w:bookmarkEnd w:id="142"/>
-    <w:bookmarkStart w:id="143" w:name="tab:validation"/>
+    <w:bookmarkEnd w:id="123"/>
+    <w:bookmarkStart w:id="124" w:name="tab:validation"/>
     <w:p>
       <w:pPr>
         <w:pStyle w:val="TableCaption"/>
       </w:pPr>
       <w:r>
-        <w:t xml:space="preserve">Table 5. Validation on held-out 10 km test blocks, for the pipeline’s default block assignment, from the model without the past-flooding feature that the riverine maps carry (Section 4.4). Positive rate is the share of assets on ground the radar saw flood in the required number of events. The Brier score is that of the raw class-weighted scores, and the calibrated probabilities are reported in the text. Means over repeated assignments, lower in the riverine regions and higher on the coast, are in Table 7.</w:t>
+        <w:t xml:space="preserve">Table 5. Validation on held-out 10 km test blocks, for the pipeline’s default block assignment, from the model without the past-flooding feature that the riverine maps carry (Section 4.4). Positive rate is the share of assets on ground the radar saw flood in the required number of events. The Brier score is that of the raw class-weighted scores, and the calibrated probabilities are reported in the text. Means over repeated assignments, lower in the riverine regions and higher on the coast, are in the Supporting Information, Table S3.</w:t>
       </w:r>
     </w:p>
     <w:tbl>
@@ -6425,7 +6537,7 @@
         <w:tblStyle w:val="Table"/>
         <w:tblW w:type="auto" w:w="0"/>
         <w:tblLook w:firstRow="1" w:lastRow="0" w:firstColumn="0" w:lastColumn="0" w:noHBand="0" w:noVBand="0" w:val="0020"/>
-        <w:tblCaption w:val="Table 5. Validation on held-out 10 km test blocks, for the pipeline’s default block assignment, from the model without the past-flooding feature that the riverine maps carry (Section 4.4). Positive rate is the share of assets on ground the radar saw flood in the required number of events. The Brier score is that of the raw class-weighted scores, and the calibrated probabilities are reported in the text. Means over repeated assignments, lower in the riverine regions and higher on the coast, are in Table 7."/>
+        <w:tblCaption w:val="Table 5. Validation on held-out 10 km test blocks, for the pipeline’s default block assignment, from the model without the past-flooding feature that the riverine maps carry (Section 4.4). Positive rate is the share of assets on ground the radar saw flood in the required number of events. The Brier score is that of the raw class-weighted scores, and the calibrated probabilities are reported in the text. Means over repeated assignments, lower in the riverine regions and higher on the coast, are in the Supporting Information, Table S3."/>
       </w:tblPr>
       <w:tblGrid>
         <w:gridCol w:w="1131"/>
@@ -6784,8 +6896,8 @@
         </w:tc>
       </w:tr>
     </w:tbl>
-    <w:bookmarkEnd w:id="143"/>
-    <w:bookmarkStart w:id="144" w:name="tab:temporal"/>
+    <w:bookmarkEnd w:id="124"/>
+    <w:bookmarkStart w:id="125" w:name="tab:temporal"/>
     <w:p>
       <w:pPr>
         <w:pStyle w:val="TableCaption"/>
@@ -6808,7 +6920,7 @@
         <w:t xml:space="preserve"> </w:t>
       </w:r>
       <w:r>
-        <w:t xml:space="preserve">standard deviation over 20 block assignments. The model to 2022 is trained only on the earlier events, the all-events model on labels that include 2024, past flooding is the share of the earlier events in which the ground flooded, and the terrain-label model is the same model trained on the terrain-threshold labels. The 2024 events reached 2.8 %, 17.7 %, 2.9 % and 1.2 % of assets in the four regions, and east of the Jamuna only 15 assignments left flooded assets in the test blocks.</w:t>
+        <w:t xml:space="preserve">standard deviation over 20 block assignments. The model to 2022 is trained only on the earlier events, the all-events model on labels that include 2024, past flooding is the share of the earlier events in which the ground flooded, and the terrain-label model is the same model trained on the terrain-threshold labels. The 2024 events reached 2.8 %, 17.7 %, 2.9 % and 1.1 % of assets in the four regions, and east of the Jamuna only 13 assignments left flooded assets in the test blocks.</w:t>
       </w:r>
     </w:p>
     <w:tbl>
@@ -6816,7 +6928,7 @@
         <w:tblStyle w:val="Table"/>
         <w:tblW w:type="auto" w:w="0"/>
         <w:tblLook w:firstRow="1" w:lastRow="0" w:firstColumn="0" w:lastColumn="0" w:noHBand="0" w:noVBand="0" w:val="0020"/>
-        <w:tblCaption w:val="Table 6. AUC against the 2024 flood extents on held-out 10 km test blocks, as mean \pm standard deviation over 20 block assignments. The model to 2022 is trained only on the earlier events, the all-events model on labels that include 2024, past flooding is the share of the earlier events in which the ground flooded, and the terrain-label model is the same model trained on the terrain-threshold labels. The 2024 events reached 2.8 %, 17.7 %, 2.9 % and 1.2 % of assets in the four regions, and east of the Jamuna only 15 assignments left flooded assets in the test blocks."/>
+        <w:tblCaption w:val="Table 6. AUC against the 2024 flood extents on held-out 10 km test blocks, as mean \pm standard deviation over 20 block assignments. The model to 2022 is trained only on the earlier events, the all-events model on labels that include 2024, past flooding is the share of the earlier events in which the ground flooded, and the terrain-label model is the same model trained on the terrain-threshold labels. The 2024 events reached 2.8 %, 17.7 %, 2.9 % and 1.1 % of assets in the four regions, and east of the Jamuna only 13 assignments left flooded assets in the test blocks."/>
       </w:tblPr>
       <w:tblGrid>
         <w:gridCol w:w="1584"/>
@@ -7250,7 +7362,7 @@
               <w:jc w:val="center"/>
             </w:pPr>
             <w:r>
-              <w:t xml:space="preserve">0.810</w:t>
+              <w:t xml:space="preserve">0.713</w:t>
             </w:r>
             <w:r>
               <w:t xml:space="preserve"> </w:t>
@@ -7267,7 +7379,7 @@
               <w:t xml:space="preserve"> </w:t>
             </w:r>
             <w:r>
-              <w:t xml:space="preserve">0.177</w:t>
+              <w:t xml:space="preserve">0.243</w:t>
             </w:r>
           </w:p>
         </w:tc>
@@ -7279,7 +7391,7 @@
               <w:jc w:val="center"/>
             </w:pPr>
             <w:r>
-              <w:t xml:space="preserve">0.813</w:t>
+              <w:t xml:space="preserve">0.720</w:t>
             </w:r>
           </w:p>
         </w:tc>
@@ -7291,7 +7403,7 @@
               <w:jc w:val="center"/>
             </w:pPr>
             <w:r>
-              <w:t xml:space="preserve">0.940</w:t>
+              <w:t xml:space="preserve">0.881</w:t>
             </w:r>
             <w:r>
               <w:t xml:space="preserve"> </w:t>
@@ -7308,7 +7420,7 @@
               <w:t xml:space="preserve"> </w:t>
             </w:r>
             <w:r>
-              <w:t xml:space="preserve">0.054</w:t>
+              <w:t xml:space="preserve">0.192</w:t>
             </w:r>
           </w:p>
         </w:tc>
@@ -7320,7 +7432,7 @@
               <w:jc w:val="center"/>
             </w:pPr>
             <w:r>
-              <w:t xml:space="preserve">0.681</w:t>
+              <w:t xml:space="preserve">0.619</w:t>
             </w:r>
             <w:r>
               <w:t xml:space="preserve"> </w:t>
@@ -7337,62 +7449,135 @@
               <w:t xml:space="preserve"> </w:t>
             </w:r>
             <w:r>
-              <w:t xml:space="preserve">0.241</w:t>
+              <w:t xml:space="preserve">0.184</w:t>
             </w:r>
           </w:p>
         </w:tc>
       </w:tr>
     </w:tbl>
-    <w:bookmarkEnd w:id="144"/>
-    <w:bookmarkStart w:id="145" w:name="tab:benchmark"/>
+    <w:bookmarkEnd w:id="125"/>
+    <w:bookmarkStart w:id="126" w:name="tab:rolling"/>
     <w:p>
       <w:pPr>
         <w:pStyle w:val="TableCaption"/>
       </w:pPr>
       <w:r>
-        <w:t xml:space="preserve">Table 7. AUC on held-out test blocks, as mean</w:t>
+        <w:t xml:space="preserve">Table 7. Every flood year predicted from the years before it, as mean AUC on held-out 10 km blocks over 20 block assignments. New ground is the share of that year’s flooded assets standing on ground no earlier flood had reached. The model given the record as a feature needs two earlier years, and the water occurrence ends in 2021, so it is scored only on later floods. The</w:t>
       </w:r>
       <w:r>
         <w:t xml:space="preserve"> </w:t>
       </w:r>
       <m:oMath>
         <m:r>
-          <m:rPr>
-            <m:sty m:val="p"/>
-          </m:rPr>
-          <m:t>±</m:t>
+          <m:t>p</m:t>
         </m:r>
       </m:oMath>
       <w:r>
-        <w:t xml:space="preserve"> </w:t>
-      </w:r>
-      <w:r>
-        <w:t xml:space="preserve">standard deviation over 20 block assignments. Every model sees the same features at the same assets and the same blocks, so the only difference is the model. The last row is the paired difference between the graph network and whichever other model scores best in that region. Gradient boosting is the system’s default.</w:t>
+        <w:t xml:space="preserve">-value is the corrected resampled t-test of model against record.</w:t>
+      </w:r>
+      <w:r>
+        <w:t xml:space="preserve"> </w:t>
+      </w:r>
+      <m:oMath>
+        <m:sSup>
+          <m:e>
+            <m:r>
+              <m:t>​</m:t>
+            </m:r>
+          </m:e>
+          <m:sup>
+            <m:r>
+              <m:t>a</m:t>
+            </m:r>
+          </m:sup>
+        </m:sSup>
+      </m:oMath>
+      <w:r>
+        <w:t xml:space="preserve">Validation region.</w:t>
       </w:r>
     </w:p>
     <w:tbl>
       <w:tblPr>
         <w:tblStyle w:val="Table"/>
         <w:tblW w:type="auto" w:w="0"/>
-        <w:tblLook w:firstRow="1" w:lastRow="0" w:firstColumn="0" w:lastColumn="0" w:noHBand="0" w:noVBand="0" w:val="0020"/>
-        <w:tblCaption w:val="Table 7. AUC on held-out test blocks, as mean \pm standard deviation over 20 block assignments. Every model sees the same features at the same assets and the same blocks, so the only difference is the model. The last row is the paired difference between the graph network and whichever other model scores best in that region. Gradient boosting is the system’s default."/>
+        <w:tblLook w:firstRow="0" w:lastRow="0" w:firstColumn="0" w:lastColumn="0" w:noHBand="0" w:noVBand="0" w:val="0000"/>
+        <w:tblCaption w:val="Table 7. Every flood year predicted from the years before it, as mean AUC on held-out 10 km blocks over 20 block assignments. New ground is the share of that year’s flooded assets standing on ground no earlier flood had reached. The model given the record as a feature needs two earlier years, and the water occurrence ends in 2021, so it is scored only on later floods. The p-value is the corrected resampled t-test of model against record. ^{a}Validation region."/>
       </w:tblPr>
       <w:tblGrid>
-        <w:gridCol w:w="1980"/>
-        <w:gridCol w:w="1980"/>
-        <w:gridCol w:w="1980"/>
-        <w:gridCol w:w="1980"/>
+        <w:gridCol w:w="792"/>
+        <w:gridCol w:w="792"/>
+        <w:gridCol w:w="792"/>
+        <w:gridCol w:w="792"/>
+        <w:gridCol w:w="792"/>
+        <w:gridCol w:w="792"/>
+        <w:gridCol w:w="792"/>
+        <w:gridCol w:w="792"/>
+        <w:gridCol w:w="792"/>
+        <w:gridCol w:w="792"/>
       </w:tblGrid>
       <w:tr>
-        <w:trPr>
-          <w:tblHeader w:val="on"/>
-        </w:trPr>
-        <w:tc>
-          <w:tcPr/>
-          <w:p>
-            <w:pPr>
-              <w:pStyle w:val="Compact"/>
-              <w:jc w:val="left"/>
+        <w:tc>
+          <w:tcPr/>
+          <w:p>
+            <w:pPr>
+              <w:pStyle w:val="Compact"/>
+            </w:pPr>
+          </w:p>
+        </w:tc>
+        <w:tc>
+          <w:tcPr/>
+          <w:p>
+            <w:pPr>
+              <w:pStyle w:val="Compact"/>
+            </w:pPr>
+          </w:p>
+        </w:tc>
+        <w:tc>
+          <w:tcPr/>
+          <w:p>
+            <w:pPr>
+              <w:pStyle w:val="Compact"/>
+              <w:jc w:val="right"/>
+            </w:pPr>
+            <w:r>
+              <w:t xml:space="preserve">Earlier</w:t>
+            </w:r>
+          </w:p>
+        </w:tc>
+        <w:tc>
+          <w:tcPr/>
+          <w:p>
+            <w:pPr>
+              <w:pStyle w:val="Compact"/>
+              <w:jc w:val="right"/>
+            </w:pPr>
+            <w:r>
+              <w:t xml:space="preserve">New</w:t>
+            </w:r>
+          </w:p>
+        </w:tc>
+        <w:tc>
+          <w:tcPr/>
+          <w:p>
+            <w:pPr>
+              <w:pStyle w:val="Compact"/>
+            </w:pPr>
+          </w:p>
+        </w:tc>
+        <w:tc>
+          <w:tcPr/>
+          <w:p>
+            <w:pPr>
+              <w:pStyle w:val="Compact"/>
+            </w:pPr>
+          </w:p>
+        </w:tc>
+        <w:tc>
+          <w:tcPr/>
+          <w:p>
+            <w:pPr>
+              <w:pStyle w:val="Compact"/>
+              <w:jc w:val="center"/>
             </w:pPr>
             <w:r>
               <w:t xml:space="preserve">Model</w:t>
@@ -7407,7 +7592,7 @@
               <w:jc w:val="center"/>
             </w:pPr>
             <w:r>
-              <w:t xml:space="preserve">Rangpur &amp; Rajshahi</w:t>
+              <w:t xml:space="preserve">Hazard</w:t>
             </w:r>
           </w:p>
         </w:tc>
@@ -7419,20 +7604,16 @@
               <w:jc w:val="center"/>
             </w:pPr>
             <w:r>
-              <w:t xml:space="preserve">Sylhet</w:t>
-            </w:r>
-          </w:p>
-        </w:tc>
-        <w:tc>
-          <w:tcPr/>
-          <w:p>
-            <w:pPr>
-              <w:pStyle w:val="Compact"/>
-              <w:jc w:val="center"/>
-            </w:pPr>
-            <w:r>
-              <w:t xml:space="preserve">South-west coast</w:t>
-            </w:r>
+              <w:t xml:space="preserve">Water</w:t>
+            </w:r>
+          </w:p>
+        </w:tc>
+        <w:tc>
+          <w:tcPr/>
+          <w:p>
+            <w:pPr>
+              <w:pStyle w:val="Compact"/>
+            </w:pPr>
           </w:p>
         </w:tc>
       </w:tr>
@@ -7442,10 +7623,66 @@
           <w:p>
             <w:pPr>
               <w:pStyle w:val="Compact"/>
-              <w:jc w:val="left"/>
-            </w:pPr>
-            <w:r>
-              <w:t xml:space="preserve">Graph model (GraphSAGE)</w:t>
+            </w:pPr>
+            <w:r>
+              <w:t xml:space="preserve">Region</w:t>
+            </w:r>
+          </w:p>
+        </w:tc>
+        <w:tc>
+          <w:tcPr/>
+          <w:p>
+            <w:pPr>
+              <w:pStyle w:val="Compact"/>
+            </w:pPr>
+            <w:r>
+              <w:t xml:space="preserve">Year</w:t>
+            </w:r>
+          </w:p>
+        </w:tc>
+        <w:tc>
+          <w:tcPr/>
+          <w:p>
+            <w:pPr>
+              <w:pStyle w:val="Compact"/>
+              <w:jc w:val="right"/>
+            </w:pPr>
+            <w:r>
+              <w:t xml:space="preserve">years</w:t>
+            </w:r>
+          </w:p>
+        </w:tc>
+        <w:tc>
+          <w:tcPr/>
+          <w:p>
+            <w:pPr>
+              <w:pStyle w:val="Compact"/>
+              <w:jc w:val="right"/>
+            </w:pPr>
+            <w:r>
+              <w:t xml:space="preserve">ground (%)</w:t>
+            </w:r>
+          </w:p>
+        </w:tc>
+        <w:tc>
+          <w:tcPr/>
+          <w:p>
+            <w:pPr>
+              <w:pStyle w:val="Compact"/>
+            </w:pPr>
+            <w:r>
+              <w:t xml:space="preserve">Record</w:t>
+            </w:r>
+          </w:p>
+        </w:tc>
+        <w:tc>
+          <w:tcPr/>
+          <w:p>
+            <w:pPr>
+              <w:pStyle w:val="Compact"/>
+            </w:pPr>
+            <w:r>
+              <w:t xml:space="preserve">Model</w:t>
             </w:r>
           </w:p>
         </w:tc>
@@ -7457,24 +7694,1072 @@
               <w:jc w:val="center"/>
             </w:pPr>
             <w:r>
-              <w:t xml:space="preserve">0.789</w:t>
-            </w:r>
-            <w:r>
-              <w:t xml:space="preserve"> </w:t>
-            </w:r>
+              <w:t xml:space="preserve">+ record</w:t>
+            </w:r>
+          </w:p>
+        </w:tc>
+        <w:tc>
+          <w:tcPr/>
+          <w:p>
+            <w:pPr>
+              <w:pStyle w:val="Compact"/>
+              <w:jc w:val="center"/>
+            </w:pPr>
+            <w:r>
+              <w:t xml:space="preserve">map</w:t>
+            </w:r>
+          </w:p>
+        </w:tc>
+        <w:tc>
+          <w:tcPr/>
+          <w:p>
+            <w:pPr>
+              <w:pStyle w:val="Compact"/>
+              <w:jc w:val="center"/>
+            </w:pPr>
+            <w:r>
+              <w:t xml:space="preserve">occurrence</w:t>
+            </w:r>
+          </w:p>
+        </w:tc>
+        <w:tc>
+          <w:tcPr/>
+          <w:p>
+            <w:pPr>
+              <w:pStyle w:val="Compact"/>
+            </w:pPr>
+            <m:oMath>
+              <m:r>
+                <m:t>p</m:t>
+              </m:r>
+            </m:oMath>
+          </w:p>
+        </w:tc>
+      </w:tr>
+      <w:tr>
+        <w:tc>
+          <w:tcPr/>
+          <w:p>
+            <w:pPr>
+              <w:pStyle w:val="Compact"/>
+            </w:pPr>
+            <w:r>
+              <w:t xml:space="preserve">Rangpur &amp; Rajshahi</w:t>
+            </w:r>
+          </w:p>
+        </w:tc>
+        <w:tc>
+          <w:tcPr/>
+          <w:p>
+            <w:pPr>
+              <w:pStyle w:val="Compact"/>
+            </w:pPr>
+            <w:r>
+              <w:t xml:space="preserve">2019</w:t>
+            </w:r>
+          </w:p>
+        </w:tc>
+        <w:tc>
+          <w:tcPr/>
+          <w:p>
+            <w:pPr>
+              <w:pStyle w:val="Compact"/>
+              <w:jc w:val="right"/>
+            </w:pPr>
+            <w:r>
+              <w:t xml:space="preserve">1</w:t>
+            </w:r>
+          </w:p>
+        </w:tc>
+        <w:tc>
+          <w:tcPr/>
+          <w:p>
+            <w:pPr>
+              <w:pStyle w:val="Compact"/>
+              <w:jc w:val="right"/>
+            </w:pPr>
+            <w:r>
+              <w:t xml:space="preserve">47.9</w:t>
+            </w:r>
+          </w:p>
+        </w:tc>
+        <w:tc>
+          <w:tcPr/>
+          <w:p>
+            <w:pPr>
+              <w:pStyle w:val="Compact"/>
+            </w:pPr>
+            <w:r>
+              <w:t xml:space="preserve">0.703</w:t>
+            </w:r>
+          </w:p>
+        </w:tc>
+        <w:tc>
+          <w:tcPr/>
+          <w:p>
+            <w:pPr>
+              <w:pStyle w:val="Compact"/>
+            </w:pPr>
+            <w:r>
+              <w:t xml:space="preserve">0.737</w:t>
+            </w:r>
+          </w:p>
+        </w:tc>
+        <w:tc>
+          <w:tcPr/>
+          <w:p>
+            <w:pPr>
+              <w:pStyle w:val="Compact"/>
+              <w:jc w:val="center"/>
+            </w:pPr>
+            <w:r>
+              <w:t xml:space="preserve">–</w:t>
+            </w:r>
+          </w:p>
+        </w:tc>
+        <w:tc>
+          <w:tcPr/>
+          <w:p>
+            <w:pPr>
+              <w:pStyle w:val="Compact"/>
+              <w:jc w:val="center"/>
+            </w:pPr>
+            <w:r>
+              <w:t xml:space="preserve">0.750</w:t>
+            </w:r>
+          </w:p>
+        </w:tc>
+        <w:tc>
+          <w:tcPr/>
+          <w:p>
+            <w:pPr>
+              <w:pStyle w:val="Compact"/>
+              <w:jc w:val="center"/>
+            </w:pPr>
+            <w:r>
+              <w:t xml:space="preserve">–</w:t>
+            </w:r>
+          </w:p>
+        </w:tc>
+        <w:tc>
+          <w:tcPr/>
+          <w:p>
+            <w:pPr>
+              <w:pStyle w:val="Compact"/>
+            </w:pPr>
+            <w:r>
+              <w:t xml:space="preserve">0.237</w:t>
+            </w:r>
+          </w:p>
+        </w:tc>
+      </w:tr>
+      <w:tr>
+        <w:tc>
+          <w:tcPr/>
+          <w:p>
+            <w:pPr>
+              <w:pStyle w:val="Compact"/>
+            </w:pPr>
+            <w:r>
+              <w:t xml:space="preserve">Rangpur &amp; Rajshahi</w:t>
+            </w:r>
+          </w:p>
+        </w:tc>
+        <w:tc>
+          <w:tcPr/>
+          <w:p>
+            <w:pPr>
+              <w:pStyle w:val="Compact"/>
+            </w:pPr>
+            <w:r>
+              <w:t xml:space="preserve">2020</w:t>
+            </w:r>
+          </w:p>
+        </w:tc>
+        <w:tc>
+          <w:tcPr/>
+          <w:p>
+            <w:pPr>
+              <w:pStyle w:val="Compact"/>
+              <w:jc w:val="right"/>
+            </w:pPr>
+            <w:r>
+              <w:t xml:space="preserve">2</w:t>
+            </w:r>
+          </w:p>
+        </w:tc>
+        <w:tc>
+          <w:tcPr/>
+          <w:p>
+            <w:pPr>
+              <w:pStyle w:val="Compact"/>
+              <w:jc w:val="right"/>
+            </w:pPr>
+            <w:r>
+              <w:t xml:space="preserve">31.3</w:t>
+            </w:r>
+          </w:p>
+        </w:tc>
+        <w:tc>
+          <w:tcPr/>
+          <w:p>
+            <w:pPr>
+              <w:pStyle w:val="Compact"/>
+            </w:pPr>
+            <w:r>
+              <w:t xml:space="preserve">0.790</w:t>
+            </w:r>
+          </w:p>
+        </w:tc>
+        <w:tc>
+          <w:tcPr/>
+          <w:p>
+            <w:pPr>
+              <w:pStyle w:val="Compact"/>
+            </w:pPr>
+            <w:r>
+              <w:t xml:space="preserve">0.783</w:t>
+            </w:r>
+          </w:p>
+        </w:tc>
+        <w:tc>
+          <w:tcPr/>
+          <w:p>
+            <w:pPr>
+              <w:pStyle w:val="Compact"/>
+              <w:jc w:val="center"/>
+            </w:pPr>
+            <w:r>
+              <w:t xml:space="preserve">0.810</w:t>
+            </w:r>
+          </w:p>
+        </w:tc>
+        <w:tc>
+          <w:tcPr/>
+          <w:p>
+            <w:pPr>
+              <w:pStyle w:val="Compact"/>
+              <w:jc w:val="center"/>
+            </w:pPr>
+            <w:r>
+              <w:t xml:space="preserve">0.719</w:t>
+            </w:r>
+          </w:p>
+        </w:tc>
+        <w:tc>
+          <w:tcPr/>
+          <w:p>
+            <w:pPr>
+              <w:pStyle w:val="Compact"/>
+              <w:jc w:val="center"/>
+            </w:pPr>
+            <w:r>
+              <w:t xml:space="preserve">–</w:t>
+            </w:r>
+          </w:p>
+        </w:tc>
+        <w:tc>
+          <w:tcPr/>
+          <w:p>
+            <w:pPr>
+              <w:pStyle w:val="Compact"/>
+            </w:pPr>
+            <w:r>
+              <w:t xml:space="preserve">0.721</w:t>
+            </w:r>
+          </w:p>
+        </w:tc>
+      </w:tr>
+      <w:tr>
+        <w:tc>
+          <w:tcPr/>
+          <w:p>
+            <w:pPr>
+              <w:pStyle w:val="Compact"/>
+            </w:pPr>
+            <w:r>
+              <w:t xml:space="preserve">Rangpur &amp; Rajshahi</w:t>
+            </w:r>
+          </w:p>
+        </w:tc>
+        <w:tc>
+          <w:tcPr/>
+          <w:p>
+            <w:pPr>
+              <w:pStyle w:val="Compact"/>
+            </w:pPr>
+            <w:r>
+              <w:t xml:space="preserve">2024</w:t>
+            </w:r>
+          </w:p>
+        </w:tc>
+        <w:tc>
+          <w:tcPr/>
+          <w:p>
+            <w:pPr>
+              <w:pStyle w:val="Compact"/>
+              <w:jc w:val="right"/>
+            </w:pPr>
+            <w:r>
+              <w:t xml:space="preserve">3</w:t>
+            </w:r>
+          </w:p>
+        </w:tc>
+        <w:tc>
+          <w:tcPr/>
+          <w:p>
+            <w:pPr>
+              <w:pStyle w:val="Compact"/>
+              <w:jc w:val="right"/>
+            </w:pPr>
+            <w:r>
+              <w:t xml:space="preserve">6.8</w:t>
+            </w:r>
+          </w:p>
+        </w:tc>
+        <w:tc>
+          <w:tcPr/>
+          <w:p>
+            <w:pPr>
+              <w:pStyle w:val="Compact"/>
+            </w:pPr>
+            <w:r>
+              <w:t xml:space="preserve">0.896</w:t>
+            </w:r>
+          </w:p>
+        </w:tc>
+        <w:tc>
+          <w:tcPr/>
+          <w:p>
+            <w:pPr>
+              <w:pStyle w:val="Compact"/>
+            </w:pPr>
+            <w:r>
+              <w:t xml:space="preserve">0.801</w:t>
+            </w:r>
+          </w:p>
+        </w:tc>
+        <w:tc>
+          <w:tcPr/>
+          <w:p>
+            <w:pPr>
+              <w:pStyle w:val="Compact"/>
+              <w:jc w:val="center"/>
+            </w:pPr>
+            <w:r>
+              <w:t xml:space="preserve">0.924</w:t>
+            </w:r>
+          </w:p>
+        </w:tc>
+        <w:tc>
+          <w:tcPr/>
+          <w:p>
+            <w:pPr>
+              <w:pStyle w:val="Compact"/>
+              <w:jc w:val="center"/>
+            </w:pPr>
+            <w:r>
+              <w:t xml:space="preserve">0.807</w:t>
+            </w:r>
+          </w:p>
+        </w:tc>
+        <w:tc>
+          <w:tcPr/>
+          <w:p>
+            <w:pPr>
+              <w:pStyle w:val="Compact"/>
+              <w:jc w:val="center"/>
+            </w:pPr>
+            <w:r>
+              <w:t xml:space="preserve">0.785</w:t>
+            </w:r>
+          </w:p>
+        </w:tc>
+        <w:tc>
+          <w:tcPr/>
+          <w:p>
+            <w:pPr>
+              <w:pStyle w:val="Compact"/>
+            </w:pPr>
+            <w:r>
+              <w:t xml:space="preserve">0.009</w:t>
+            </w:r>
+          </w:p>
+        </w:tc>
+      </w:tr>
+      <w:tr>
+        <w:tc>
+          <w:tcPr/>
+          <w:p>
+            <w:pPr>
+              <w:pStyle w:val="Compact"/>
+            </w:pPr>
+            <w:r>
+              <w:t xml:space="preserve">Sylhet</w:t>
+            </w:r>
+          </w:p>
+        </w:tc>
+        <w:tc>
+          <w:tcPr/>
+          <w:p>
+            <w:pPr>
+              <w:pStyle w:val="Compact"/>
+            </w:pPr>
+            <w:r>
+              <w:t xml:space="preserve">2022</w:t>
+            </w:r>
+          </w:p>
+        </w:tc>
+        <w:tc>
+          <w:tcPr/>
+          <w:p>
+            <w:pPr>
+              <w:pStyle w:val="Compact"/>
+              <w:jc w:val="right"/>
+            </w:pPr>
+            <w:r>
+              <w:t xml:space="preserve">1</w:t>
+            </w:r>
+          </w:p>
+        </w:tc>
+        <w:tc>
+          <w:tcPr/>
+          <w:p>
+            <w:pPr>
+              <w:pStyle w:val="Compact"/>
+              <w:jc w:val="right"/>
+            </w:pPr>
+            <w:r>
+              <w:t xml:space="preserve">76.1</w:t>
+            </w:r>
+          </w:p>
+        </w:tc>
+        <w:tc>
+          <w:tcPr/>
+          <w:p>
+            <w:pPr>
+              <w:pStyle w:val="Compact"/>
+            </w:pPr>
+            <w:r>
+              <w:t xml:space="preserve">0.601</w:t>
+            </w:r>
+          </w:p>
+        </w:tc>
+        <w:tc>
+          <w:tcPr/>
+          <w:p>
+            <w:pPr>
+              <w:pStyle w:val="Compact"/>
+            </w:pPr>
+            <w:r>
+              <w:t xml:space="preserve">0.696</w:t>
+            </w:r>
+          </w:p>
+        </w:tc>
+        <w:tc>
+          <w:tcPr/>
+          <w:p>
+            <w:pPr>
+              <w:pStyle w:val="Compact"/>
+              <w:jc w:val="center"/>
+            </w:pPr>
+            <w:r>
+              <w:t xml:space="preserve">–</w:t>
+            </w:r>
+          </w:p>
+        </w:tc>
+        <w:tc>
+          <w:tcPr/>
+          <w:p>
+            <w:pPr>
+              <w:pStyle w:val="Compact"/>
+              <w:jc w:val="center"/>
+            </w:pPr>
+            <w:r>
+              <w:t xml:space="preserve">0.729</w:t>
+            </w:r>
+          </w:p>
+        </w:tc>
+        <w:tc>
+          <w:tcPr/>
+          <w:p>
+            <w:pPr>
+              <w:pStyle w:val="Compact"/>
+              <w:jc w:val="center"/>
+            </w:pPr>
+            <w:r>
+              <w:t xml:space="preserve">0.708</w:t>
+            </w:r>
+          </w:p>
+        </w:tc>
+        <w:tc>
+          <w:tcPr/>
+          <w:p>
+            <w:pPr>
+              <w:pStyle w:val="Compact"/>
+            </w:pPr>
+            <w:r>
+              <w:t xml:space="preserve">0.009</w:t>
+            </w:r>
+          </w:p>
+        </w:tc>
+      </w:tr>
+      <w:tr>
+        <w:tc>
+          <w:tcPr/>
+          <w:p>
+            <w:pPr>
+              <w:pStyle w:val="Compact"/>
+            </w:pPr>
+            <w:r>
+              <w:t xml:space="preserve">Sylhet</w:t>
+            </w:r>
+          </w:p>
+        </w:tc>
+        <w:tc>
+          <w:tcPr/>
+          <w:p>
+            <w:pPr>
+              <w:pStyle w:val="Compact"/>
+            </w:pPr>
+            <w:r>
+              <w:t xml:space="preserve">2024</w:t>
+            </w:r>
+          </w:p>
+        </w:tc>
+        <w:tc>
+          <w:tcPr/>
+          <w:p>
+            <w:pPr>
+              <w:pStyle w:val="Compact"/>
+              <w:jc w:val="right"/>
+            </w:pPr>
+            <w:r>
+              <w:t xml:space="preserve">2</w:t>
+            </w:r>
+          </w:p>
+        </w:tc>
+        <w:tc>
+          <w:tcPr/>
+          <w:p>
+            <w:pPr>
+              <w:pStyle w:val="Compact"/>
+              <w:jc w:val="right"/>
+            </w:pPr>
+            <w:r>
+              <w:t xml:space="preserve">22.1</w:t>
+            </w:r>
+          </w:p>
+        </w:tc>
+        <w:tc>
+          <w:tcPr/>
+          <w:p>
+            <w:pPr>
+              <w:pStyle w:val="Compact"/>
+            </w:pPr>
+            <w:r>
+              <w:t xml:space="preserve">0.851</w:t>
+            </w:r>
+          </w:p>
+        </w:tc>
+        <w:tc>
+          <w:tcPr/>
+          <w:p>
+            <w:pPr>
+              <w:pStyle w:val="Compact"/>
+            </w:pPr>
+            <w:r>
+              <w:t xml:space="preserve">0.797</w:t>
+            </w:r>
+          </w:p>
+        </w:tc>
+        <w:tc>
+          <w:tcPr/>
+          <w:p>
+            <w:pPr>
+              <w:pStyle w:val="Compact"/>
+              <w:jc w:val="center"/>
+            </w:pPr>
+            <w:r>
+              <w:t xml:space="preserve">0.849</w:t>
+            </w:r>
+          </w:p>
+        </w:tc>
+        <w:tc>
+          <w:tcPr/>
+          <w:p>
+            <w:pPr>
+              <w:pStyle w:val="Compact"/>
+              <w:jc w:val="center"/>
+            </w:pPr>
+            <w:r>
+              <w:t xml:space="preserve">0.785</w:t>
+            </w:r>
+          </w:p>
+        </w:tc>
+        <w:tc>
+          <w:tcPr/>
+          <w:p>
+            <w:pPr>
+              <w:pStyle w:val="Compact"/>
+              <w:jc w:val="center"/>
+            </w:pPr>
+            <w:r>
+              <w:t xml:space="preserve">0.768</w:t>
+            </w:r>
+          </w:p>
+        </w:tc>
+        <w:tc>
+          <w:tcPr/>
+          <w:p>
+            <w:pPr>
+              <w:pStyle w:val="Compact"/>
+            </w:pPr>
+            <w:r>
+              <w:t xml:space="preserve">0.036</w:t>
+            </w:r>
+          </w:p>
+        </w:tc>
+      </w:tr>
+      <w:tr>
+        <w:tc>
+          <w:tcPr/>
+          <w:p>
+            <w:pPr>
+              <w:pStyle w:val="Compact"/>
+            </w:pPr>
+            <w:r>
+              <w:t xml:space="preserve">South-west coast</w:t>
+            </w:r>
+          </w:p>
+        </w:tc>
+        <w:tc>
+          <w:tcPr/>
+          <w:p>
+            <w:pPr>
+              <w:pStyle w:val="Compact"/>
+            </w:pPr>
+            <w:r>
+              <w:t xml:space="preserve">2021</w:t>
+            </w:r>
+          </w:p>
+        </w:tc>
+        <w:tc>
+          <w:tcPr/>
+          <w:p>
+            <w:pPr>
+              <w:pStyle w:val="Compact"/>
+              <w:jc w:val="right"/>
+            </w:pPr>
+            <w:r>
+              <w:t xml:space="preserve">1</w:t>
+            </w:r>
+          </w:p>
+        </w:tc>
+        <w:tc>
+          <w:tcPr/>
+          <w:p>
+            <w:pPr>
+              <w:pStyle w:val="Compact"/>
+              <w:jc w:val="right"/>
+            </w:pPr>
+            <w:r>
+              <w:t xml:space="preserve">30.8</w:t>
+            </w:r>
+          </w:p>
+        </w:tc>
+        <w:tc>
+          <w:tcPr/>
+          <w:p>
+            <w:pPr>
+              <w:pStyle w:val="Compact"/>
+            </w:pPr>
+            <w:r>
+              <w:t xml:space="preserve">0.788</w:t>
+            </w:r>
+          </w:p>
+        </w:tc>
+        <w:tc>
+          <w:tcPr/>
+          <w:p>
+            <w:pPr>
+              <w:pStyle w:val="Compact"/>
+            </w:pPr>
+            <w:r>
+              <w:t xml:space="preserve">0.822</w:t>
+            </w:r>
+          </w:p>
+        </w:tc>
+        <w:tc>
+          <w:tcPr/>
+          <w:p>
+            <w:pPr>
+              <w:pStyle w:val="Compact"/>
+              <w:jc w:val="center"/>
+            </w:pPr>
+            <w:r>
+              <w:t xml:space="preserve">–</w:t>
+            </w:r>
+          </w:p>
+        </w:tc>
+        <w:tc>
+          <w:tcPr/>
+          <w:p>
+            <w:pPr>
+              <w:pStyle w:val="Compact"/>
+              <w:jc w:val="center"/>
+            </w:pPr>
+            <w:r>
+              <w:t xml:space="preserve">0.434</w:t>
+            </w:r>
+          </w:p>
+        </w:tc>
+        <w:tc>
+          <w:tcPr/>
+          <w:p>
+            <w:pPr>
+              <w:pStyle w:val="Compact"/>
+              <w:jc w:val="center"/>
+            </w:pPr>
+            <w:r>
+              <w:t xml:space="preserve">–</w:t>
+            </w:r>
+          </w:p>
+        </w:tc>
+        <w:tc>
+          <w:tcPr/>
+          <w:p>
+            <w:pPr>
+              <w:pStyle w:val="Compact"/>
+            </w:pPr>
+            <w:r>
+              <w:t xml:space="preserve">0.710</w:t>
+            </w:r>
+          </w:p>
+        </w:tc>
+      </w:tr>
+      <w:tr>
+        <w:tc>
+          <w:tcPr/>
+          <w:p>
+            <w:pPr>
+              <w:pStyle w:val="Compact"/>
+            </w:pPr>
+            <w:r>
+              <w:t xml:space="preserve">South-west coast</w:t>
+            </w:r>
+          </w:p>
+        </w:tc>
+        <w:tc>
+          <w:tcPr/>
+          <w:p>
+            <w:pPr>
+              <w:pStyle w:val="Compact"/>
+            </w:pPr>
+            <w:r>
+              <w:t xml:space="preserve">2022</w:t>
+            </w:r>
+          </w:p>
+        </w:tc>
+        <w:tc>
+          <w:tcPr/>
+          <w:p>
+            <w:pPr>
+              <w:pStyle w:val="Compact"/>
+              <w:jc w:val="right"/>
+            </w:pPr>
+            <w:r>
+              <w:t xml:space="preserve">2</w:t>
+            </w:r>
+          </w:p>
+        </w:tc>
+        <w:tc>
+          <w:tcPr/>
+          <w:p>
+            <w:pPr>
+              <w:pStyle w:val="Compact"/>
+              <w:jc w:val="right"/>
+            </w:pPr>
+            <w:r>
+              <w:t xml:space="preserve">65.4</w:t>
+            </w:r>
+          </w:p>
+        </w:tc>
+        <w:tc>
+          <w:tcPr/>
+          <w:p>
+            <w:pPr>
+              <w:pStyle w:val="Compact"/>
+            </w:pPr>
+            <w:r>
+              <w:t xml:space="preserve">0.679</w:t>
+            </w:r>
+          </w:p>
+        </w:tc>
+        <w:tc>
+          <w:tcPr/>
+          <w:p>
+            <w:pPr>
+              <w:pStyle w:val="Compact"/>
+            </w:pPr>
+            <w:r>
+              <w:t xml:space="preserve">0.794</w:t>
+            </w:r>
+          </w:p>
+        </w:tc>
+        <w:tc>
+          <w:tcPr/>
+          <w:p>
+            <w:pPr>
+              <w:pStyle w:val="Compact"/>
+              <w:jc w:val="center"/>
+            </w:pPr>
+            <w:r>
+              <w:t xml:space="preserve">0.650</w:t>
+            </w:r>
+          </w:p>
+        </w:tc>
+        <w:tc>
+          <w:tcPr/>
+          <w:p>
+            <w:pPr>
+              <w:pStyle w:val="Compact"/>
+              <w:jc w:val="center"/>
+            </w:pPr>
+            <w:r>
+              <w:t xml:space="preserve">0.485</w:t>
+            </w:r>
+          </w:p>
+        </w:tc>
+        <w:tc>
+          <w:tcPr/>
+          <w:p>
+            <w:pPr>
+              <w:pStyle w:val="Compact"/>
+              <w:jc w:val="center"/>
+            </w:pPr>
+            <w:r>
+              <w:t xml:space="preserve">0.799</w:t>
+            </w:r>
+          </w:p>
+        </w:tc>
+        <w:tc>
+          <w:tcPr/>
+          <w:p>
+            <w:pPr>
+              <w:pStyle w:val="Compact"/>
+            </w:pPr>
+            <w:r>
+              <w:t xml:space="preserve">0.134</w:t>
+            </w:r>
+          </w:p>
+        </w:tc>
+      </w:tr>
+      <w:tr>
+        <w:tc>
+          <w:tcPr/>
+          <w:p>
+            <w:pPr>
+              <w:pStyle w:val="Compact"/>
+            </w:pPr>
+            <w:r>
+              <w:t xml:space="preserve">South-west coast</w:t>
+            </w:r>
+          </w:p>
+        </w:tc>
+        <w:tc>
+          <w:tcPr/>
+          <w:p>
+            <w:pPr>
+              <w:pStyle w:val="Compact"/>
+            </w:pPr>
+            <w:r>
+              <w:t xml:space="preserve">2024</w:t>
+            </w:r>
+          </w:p>
+        </w:tc>
+        <w:tc>
+          <w:tcPr/>
+          <w:p>
+            <w:pPr>
+              <w:pStyle w:val="Compact"/>
+              <w:jc w:val="right"/>
+            </w:pPr>
+            <w:r>
+              <w:t xml:space="preserve">3</w:t>
+            </w:r>
+          </w:p>
+        </w:tc>
+        <w:tc>
+          <w:tcPr/>
+          <w:p>
+            <w:pPr>
+              <w:pStyle w:val="Compact"/>
+              <w:jc w:val="right"/>
+            </w:pPr>
+            <w:r>
+              <w:t xml:space="preserve">62.9</w:t>
+            </w:r>
+          </w:p>
+        </w:tc>
+        <w:tc>
+          <w:tcPr/>
+          <w:p>
+            <w:pPr>
+              <w:pStyle w:val="Compact"/>
+            </w:pPr>
+            <w:r>
+              <w:t xml:space="preserve">0.668</w:t>
+            </w:r>
+          </w:p>
+        </w:tc>
+        <w:tc>
+          <w:tcPr/>
+          <w:p>
+            <w:pPr>
+              <w:pStyle w:val="Compact"/>
+            </w:pPr>
+            <w:r>
+              <w:t xml:space="preserve">0.807</w:t>
+            </w:r>
+          </w:p>
+        </w:tc>
+        <w:tc>
+          <w:tcPr/>
+          <w:p>
+            <w:pPr>
+              <w:pStyle w:val="Compact"/>
+              <w:jc w:val="center"/>
+            </w:pPr>
+            <w:r>
+              <w:t xml:space="preserve">0.648</w:t>
+            </w:r>
+          </w:p>
+        </w:tc>
+        <w:tc>
+          <w:tcPr/>
+          <w:p>
+            <w:pPr>
+              <w:pStyle w:val="Compact"/>
+              <w:jc w:val="center"/>
+            </w:pPr>
+            <w:r>
+              <w:t xml:space="preserve">0.418</w:t>
+            </w:r>
+          </w:p>
+        </w:tc>
+        <w:tc>
+          <w:tcPr/>
+          <w:p>
+            <w:pPr>
+              <w:pStyle w:val="Compact"/>
+              <w:jc w:val="center"/>
+            </w:pPr>
+            <w:r>
+              <w:t xml:space="preserve">0.624</w:t>
+            </w:r>
+          </w:p>
+        </w:tc>
+        <w:tc>
+          <w:tcPr/>
+          <w:p>
+            <w:pPr>
+              <w:pStyle w:val="Compact"/>
+            </w:pPr>
             <m:oMath>
               <m:r>
                 <m:rPr>
                   <m:sty m:val="p"/>
                 </m:rPr>
-                <m:t>±</m:t>
+                <m:t>&lt;</m:t>
               </m:r>
             </m:oMath>
             <w:r>
-              <w:t xml:space="preserve"> </w:t>
-            </w:r>
-            <w:r>
-              <w:t xml:space="preserve">0.047</w:t>
+              <w:t xml:space="preserve">0.001</w:t>
+            </w:r>
+          </w:p>
+        </w:tc>
+      </w:tr>
+      <w:tr>
+        <w:tc>
+          <w:tcPr/>
+          <w:p>
+            <w:pPr>
+              <w:pStyle w:val="Compact"/>
+            </w:pPr>
+            <w:r>
+              <w:t xml:space="preserve">Jamuna east</w:t>
+            </w:r>
+            <m:oMath>
+              <m:sSup>
+                <m:e>
+                  <m:r>
+                    <m:t>​</m:t>
+                  </m:r>
+                </m:e>
+                <m:sup>
+                  <m:r>
+                    <m:t>a</m:t>
+                  </m:r>
+                </m:sup>
+              </m:sSup>
+            </m:oMath>
+          </w:p>
+        </w:tc>
+        <w:tc>
+          <w:tcPr/>
+          <w:p>
+            <w:pPr>
+              <w:pStyle w:val="Compact"/>
+            </w:pPr>
+            <w:r>
+              <w:t xml:space="preserve">2019</w:t>
+            </w:r>
+          </w:p>
+        </w:tc>
+        <w:tc>
+          <w:tcPr/>
+          <w:p>
+            <w:pPr>
+              <w:pStyle w:val="Compact"/>
+              <w:jc w:val="right"/>
+            </w:pPr>
+            <w:r>
+              <w:t xml:space="preserve">1</w:t>
+            </w:r>
+          </w:p>
+        </w:tc>
+        <w:tc>
+          <w:tcPr/>
+          <w:p>
+            <w:pPr>
+              <w:pStyle w:val="Compact"/>
+              <w:jc w:val="right"/>
+            </w:pPr>
+            <w:r>
+              <w:t xml:space="preserve">43.1</w:t>
+            </w:r>
+          </w:p>
+        </w:tc>
+        <w:tc>
+          <w:tcPr/>
+          <w:p>
+            <w:pPr>
+              <w:pStyle w:val="Compact"/>
+            </w:pPr>
+            <w:r>
+              <w:t xml:space="preserve">0.739</w:t>
+            </w:r>
+          </w:p>
+        </w:tc>
+        <w:tc>
+          <w:tcPr/>
+          <w:p>
+            <w:pPr>
+              <w:pStyle w:val="Compact"/>
+            </w:pPr>
+            <w:r>
+              <w:t xml:space="preserve">0.735</w:t>
             </w:r>
           </w:p>
         </w:tc>
@@ -7486,53 +8771,443 @@
               <w:jc w:val="center"/>
             </w:pPr>
             <w:r>
-              <w:t xml:space="preserve">0.854</w:t>
-            </w:r>
-            <w:r>
-              <w:t xml:space="preserve"> </w:t>
-            </w:r>
+              <w:t xml:space="preserve">–</w:t>
+            </w:r>
+          </w:p>
+        </w:tc>
+        <w:tc>
+          <w:tcPr/>
+          <w:p>
+            <w:pPr>
+              <w:pStyle w:val="Compact"/>
+              <w:jc w:val="center"/>
+            </w:pPr>
+            <w:r>
+              <w:t xml:space="preserve">0.876</w:t>
+            </w:r>
+          </w:p>
+        </w:tc>
+        <w:tc>
+          <w:tcPr/>
+          <w:p>
+            <w:pPr>
+              <w:pStyle w:val="Compact"/>
+              <w:jc w:val="center"/>
+            </w:pPr>
+            <w:r>
+              <w:t xml:space="preserve">–</w:t>
+            </w:r>
+          </w:p>
+        </w:tc>
+        <w:tc>
+          <w:tcPr/>
+          <w:p>
+            <w:pPr>
+              <w:pStyle w:val="Compact"/>
+            </w:pPr>
+            <w:r>
+              <w:t xml:space="preserve">0.955</w:t>
+            </w:r>
+          </w:p>
+        </w:tc>
+      </w:tr>
+      <w:tr>
+        <w:tc>
+          <w:tcPr/>
+          <w:p>
+            <w:pPr>
+              <w:pStyle w:val="Compact"/>
+            </w:pPr>
+            <w:r>
+              <w:t xml:space="preserve">Jamuna east</w:t>
+            </w:r>
+            <m:oMath>
+              <m:sSup>
+                <m:e>
+                  <m:r>
+                    <m:t>​</m:t>
+                  </m:r>
+                </m:e>
+                <m:sup>
+                  <m:r>
+                    <m:t>a</m:t>
+                  </m:r>
+                </m:sup>
+              </m:sSup>
+            </m:oMath>
+          </w:p>
+        </w:tc>
+        <w:tc>
+          <w:tcPr/>
+          <w:p>
+            <w:pPr>
+              <w:pStyle w:val="Compact"/>
+            </w:pPr>
+            <w:r>
+              <w:t xml:space="preserve">2020</w:t>
+            </w:r>
+          </w:p>
+        </w:tc>
+        <w:tc>
+          <w:tcPr/>
+          <w:p>
+            <w:pPr>
+              <w:pStyle w:val="Compact"/>
+              <w:jc w:val="right"/>
+            </w:pPr>
+            <w:r>
+              <w:t xml:space="preserve">2</w:t>
+            </w:r>
+          </w:p>
+        </w:tc>
+        <w:tc>
+          <w:tcPr/>
+          <w:p>
+            <w:pPr>
+              <w:pStyle w:val="Compact"/>
+              <w:jc w:val="right"/>
+            </w:pPr>
+            <w:r>
+              <w:t xml:space="preserve">28.5</w:t>
+            </w:r>
+          </w:p>
+        </w:tc>
+        <w:tc>
+          <w:tcPr/>
+          <w:p>
+            <w:pPr>
+              <w:pStyle w:val="Compact"/>
+            </w:pPr>
+            <w:r>
+              <w:t xml:space="preserve">0.795</w:t>
+            </w:r>
+          </w:p>
+        </w:tc>
+        <w:tc>
+          <w:tcPr/>
+          <w:p>
+            <w:pPr>
+              <w:pStyle w:val="Compact"/>
+            </w:pPr>
+            <w:r>
+              <w:t xml:space="preserve">0.742</w:t>
+            </w:r>
+          </w:p>
+        </w:tc>
+        <w:tc>
+          <w:tcPr/>
+          <w:p>
+            <w:pPr>
+              <w:pStyle w:val="Compact"/>
+              <w:jc w:val="center"/>
+            </w:pPr>
+            <w:r>
+              <w:t xml:space="preserve">0.836</w:t>
+            </w:r>
+          </w:p>
+        </w:tc>
+        <w:tc>
+          <w:tcPr/>
+          <w:p>
+            <w:pPr>
+              <w:pStyle w:val="Compact"/>
+              <w:jc w:val="center"/>
+            </w:pPr>
+            <w:r>
+              <w:t xml:space="preserve">0.820</w:t>
+            </w:r>
+          </w:p>
+        </w:tc>
+        <w:tc>
+          <w:tcPr/>
+          <w:p>
+            <w:pPr>
+              <w:pStyle w:val="Compact"/>
+              <w:jc w:val="center"/>
+            </w:pPr>
+            <w:r>
+              <w:t xml:space="preserve">–</w:t>
+            </w:r>
+          </w:p>
+        </w:tc>
+        <w:tc>
+          <w:tcPr/>
+          <w:p>
+            <w:pPr>
+              <w:pStyle w:val="Compact"/>
+            </w:pPr>
+            <w:r>
+              <w:t xml:space="preserve">0.179</w:t>
+            </w:r>
+          </w:p>
+        </w:tc>
+      </w:tr>
+      <w:tr>
+        <w:tc>
+          <w:tcPr/>
+          <w:p>
+            <w:pPr>
+              <w:pStyle w:val="Compact"/>
+            </w:pPr>
+            <w:r>
+              <w:t xml:space="preserve">Jamuna east</w:t>
+            </w:r>
+            <m:oMath>
+              <m:sSup>
+                <m:e>
+                  <m:r>
+                    <m:t>​</m:t>
+                  </m:r>
+                </m:e>
+                <m:sup>
+                  <m:r>
+                    <m:t>a</m:t>
+                  </m:r>
+                </m:sup>
+              </m:sSup>
+            </m:oMath>
+          </w:p>
+        </w:tc>
+        <w:tc>
+          <w:tcPr/>
+          <w:p>
+            <w:pPr>
+              <w:pStyle w:val="Compact"/>
+            </w:pPr>
+            <w:r>
+              <w:t xml:space="preserve">2024</w:t>
+            </w:r>
+          </w:p>
+        </w:tc>
+        <w:tc>
+          <w:tcPr/>
+          <w:p>
+            <w:pPr>
+              <w:pStyle w:val="Compact"/>
+              <w:jc w:val="right"/>
+            </w:pPr>
+            <w:r>
+              <w:t xml:space="preserve">3</w:t>
+            </w:r>
+          </w:p>
+        </w:tc>
+        <w:tc>
+          <w:tcPr/>
+          <w:p>
+            <w:pPr>
+              <w:pStyle w:val="Compact"/>
+              <w:jc w:val="right"/>
+            </w:pPr>
+            <w:r>
+              <w:t xml:space="preserve">14.0</w:t>
+            </w:r>
+          </w:p>
+        </w:tc>
+        <w:tc>
+          <w:tcPr/>
+          <w:p>
+            <w:pPr>
+              <w:pStyle w:val="Compact"/>
+            </w:pPr>
+            <w:r>
+              <w:t xml:space="preserve">0.881</w:t>
+            </w:r>
+          </w:p>
+        </w:tc>
+        <w:tc>
+          <w:tcPr/>
+          <w:p>
+            <w:pPr>
+              <w:pStyle w:val="Compact"/>
+            </w:pPr>
+            <w:r>
+              <w:t xml:space="preserve">0.713</w:t>
+            </w:r>
+          </w:p>
+        </w:tc>
+        <w:tc>
+          <w:tcPr/>
+          <w:p>
+            <w:pPr>
+              <w:pStyle w:val="Compact"/>
+              <w:jc w:val="center"/>
+            </w:pPr>
+            <w:r>
+              <w:t xml:space="preserve">0.920</w:t>
+            </w:r>
+          </w:p>
+        </w:tc>
+        <w:tc>
+          <w:tcPr/>
+          <w:p>
+            <w:pPr>
+              <w:pStyle w:val="Compact"/>
+              <w:jc w:val="center"/>
+            </w:pPr>
+            <w:r>
+              <w:t xml:space="preserve">0.872</w:t>
+            </w:r>
+          </w:p>
+        </w:tc>
+        <w:tc>
+          <w:tcPr/>
+          <w:p>
+            <w:pPr>
+              <w:pStyle w:val="Compact"/>
+              <w:jc w:val="center"/>
+            </w:pPr>
+            <w:r>
+              <w:t xml:space="preserve">0.834</w:t>
+            </w:r>
+          </w:p>
+        </w:tc>
+        <w:tc>
+          <w:tcPr/>
+          <w:p>
+            <w:pPr>
+              <w:pStyle w:val="Compact"/>
+            </w:pPr>
+            <w:r>
+              <w:t xml:space="preserve">0.089</w:t>
+            </w:r>
+          </w:p>
+        </w:tc>
+      </w:tr>
+      <w:tr>
+        <w:tc>
+          <w:tcPr/>
+          <w:p>
+            <w:pPr>
+              <w:pStyle w:val="Compact"/>
+            </w:pPr>
+            <w:r>
+              <w:t xml:space="preserve">Central</w:t>
+            </w:r>
+            <m:oMath>
+              <m:sSup>
+                <m:e>
+                  <m:r>
+                    <m:t>​</m:t>
+                  </m:r>
+                </m:e>
+                <m:sup>
+                  <m:r>
+                    <m:t>a</m:t>
+                  </m:r>
+                </m:sup>
+              </m:sSup>
+            </m:oMath>
+          </w:p>
+        </w:tc>
+        <w:tc>
+          <w:tcPr/>
+          <w:p>
+            <w:pPr>
+              <w:pStyle w:val="Compact"/>
+            </w:pPr>
+            <w:r>
+              <w:t xml:space="preserve">2019</w:t>
+            </w:r>
+          </w:p>
+        </w:tc>
+        <w:tc>
+          <w:tcPr/>
+          <w:p>
+            <w:pPr>
+              <w:pStyle w:val="Compact"/>
+              <w:jc w:val="right"/>
+            </w:pPr>
+            <w:r>
+              <w:t xml:space="preserve">1</w:t>
+            </w:r>
+          </w:p>
+        </w:tc>
+        <w:tc>
+          <w:tcPr/>
+          <w:p>
+            <w:pPr>
+              <w:pStyle w:val="Compact"/>
+              <w:jc w:val="right"/>
+            </w:pPr>
+            <w:r>
+              <w:t xml:space="preserve">41.3</w:t>
+            </w:r>
+          </w:p>
+        </w:tc>
+        <w:tc>
+          <w:tcPr/>
+          <w:p>
+            <w:pPr>
+              <w:pStyle w:val="Compact"/>
+            </w:pPr>
+            <w:r>
+              <w:t xml:space="preserve">0.718</w:t>
+            </w:r>
+          </w:p>
+        </w:tc>
+        <w:tc>
+          <w:tcPr/>
+          <w:p>
+            <w:pPr>
+              <w:pStyle w:val="Compact"/>
+            </w:pPr>
+            <w:r>
+              <w:t xml:space="preserve">0.882</w:t>
+            </w:r>
+          </w:p>
+        </w:tc>
+        <w:tc>
+          <w:tcPr/>
+          <w:p>
+            <w:pPr>
+              <w:pStyle w:val="Compact"/>
+              <w:jc w:val="center"/>
+            </w:pPr>
+            <w:r>
+              <w:t xml:space="preserve">–</w:t>
+            </w:r>
+          </w:p>
+        </w:tc>
+        <w:tc>
+          <w:tcPr/>
+          <w:p>
+            <w:pPr>
+              <w:pStyle w:val="Compact"/>
+              <w:jc w:val="center"/>
+            </w:pPr>
+            <w:r>
+              <w:t xml:space="preserve">0.769</w:t>
+            </w:r>
+          </w:p>
+        </w:tc>
+        <w:tc>
+          <w:tcPr/>
+          <w:p>
+            <w:pPr>
+              <w:pStyle w:val="Compact"/>
+              <w:jc w:val="center"/>
+            </w:pPr>
+            <w:r>
+              <w:t xml:space="preserve">–</w:t>
+            </w:r>
+          </w:p>
+        </w:tc>
+        <w:tc>
+          <w:tcPr/>
+          <w:p>
+            <w:pPr>
+              <w:pStyle w:val="Compact"/>
+            </w:pPr>
             <m:oMath>
               <m:r>
                 <m:rPr>
                   <m:sty m:val="p"/>
                 </m:rPr>
-                <m:t>±</m:t>
+                <m:t>&lt;</m:t>
               </m:r>
             </m:oMath>
             <w:r>
-              <w:t xml:space="preserve"> </w:t>
-            </w:r>
-            <w:r>
-              <w:t xml:space="preserve">0.039</w:t>
-            </w:r>
-          </w:p>
-        </w:tc>
-        <w:tc>
-          <w:tcPr/>
-          <w:p>
-            <w:pPr>
-              <w:pStyle w:val="Compact"/>
-              <w:jc w:val="center"/>
-            </w:pPr>
-            <w:r>
-              <w:t xml:space="preserve">0.817</w:t>
-            </w:r>
-            <w:r>
-              <w:t xml:space="preserve"> </w:t>
-            </w:r>
-            <m:oMath>
-              <m:r>
-                <m:rPr>
-                  <m:sty m:val="p"/>
-                </m:rPr>
-                <m:t>±</m:t>
-              </m:r>
-            </m:oMath>
-            <w:r>
-              <w:t xml:space="preserve"> </w:t>
-            </w:r>
-            <w:r>
-              <w:t xml:space="preserve">0.057</w:t>
+              <w:t xml:space="preserve">0.001</w:t>
             </w:r>
           </w:p>
         </w:tc>
@@ -7543,10 +9218,80 @@
           <w:p>
             <w:pPr>
               <w:pStyle w:val="Compact"/>
-              <w:jc w:val="left"/>
-            </w:pPr>
-            <w:r>
-              <w:t xml:space="preserve">Gradient boosting</w:t>
+            </w:pPr>
+            <w:r>
+              <w:t xml:space="preserve">Central</w:t>
+            </w:r>
+            <m:oMath>
+              <m:sSup>
+                <m:e>
+                  <m:r>
+                    <m:t>​</m:t>
+                  </m:r>
+                </m:e>
+                <m:sup>
+                  <m:r>
+                    <m:t>a</m:t>
+                  </m:r>
+                </m:sup>
+              </m:sSup>
+            </m:oMath>
+          </w:p>
+        </w:tc>
+        <w:tc>
+          <w:tcPr/>
+          <w:p>
+            <w:pPr>
+              <w:pStyle w:val="Compact"/>
+            </w:pPr>
+            <w:r>
+              <w:t xml:space="preserve">2020</w:t>
+            </w:r>
+          </w:p>
+        </w:tc>
+        <w:tc>
+          <w:tcPr/>
+          <w:p>
+            <w:pPr>
+              <w:pStyle w:val="Compact"/>
+              <w:jc w:val="right"/>
+            </w:pPr>
+            <w:r>
+              <w:t xml:space="preserve">2</w:t>
+            </w:r>
+          </w:p>
+        </w:tc>
+        <w:tc>
+          <w:tcPr/>
+          <w:p>
+            <w:pPr>
+              <w:pStyle w:val="Compact"/>
+              <w:jc w:val="right"/>
+            </w:pPr>
+            <w:r>
+              <w:t xml:space="preserve">32.7</w:t>
+            </w:r>
+          </w:p>
+        </w:tc>
+        <w:tc>
+          <w:tcPr/>
+          <w:p>
+            <w:pPr>
+              <w:pStyle w:val="Compact"/>
+            </w:pPr>
+            <w:r>
+              <w:t xml:space="preserve">0.808</w:t>
+            </w:r>
+          </w:p>
+        </w:tc>
+        <w:tc>
+          <w:tcPr/>
+          <w:p>
+            <w:pPr>
+              <w:pStyle w:val="Compact"/>
+            </w:pPr>
+            <w:r>
+              <w:t xml:space="preserve">0.845</w:t>
             </w:r>
           </w:p>
         </w:tc>
@@ -7558,24 +9303,7 @@
               <w:jc w:val="center"/>
             </w:pPr>
             <w:r>
-              <w:t xml:space="preserve">0.817</w:t>
-            </w:r>
-            <w:r>
-              <w:t xml:space="preserve"> </w:t>
-            </w:r>
-            <m:oMath>
-              <m:r>
-                <m:rPr>
-                  <m:sty m:val="p"/>
-                </m:rPr>
-                <m:t>±</m:t>
-              </m:r>
-            </m:oMath>
-            <w:r>
-              <w:t xml:space="preserve"> </w:t>
-            </w:r>
-            <w:r>
-              <w:t xml:space="preserve">0.045</w:t>
+              <w:t xml:space="preserve">0.921</w:t>
             </w:r>
           </w:p>
         </w:tc>
@@ -7587,24 +9315,7 @@
               <w:jc w:val="center"/>
             </w:pPr>
             <w:r>
-              <w:t xml:space="preserve">0.857</w:t>
-            </w:r>
-            <w:r>
-              <w:t xml:space="preserve"> </w:t>
-            </w:r>
-            <m:oMath>
-              <m:r>
-                <m:rPr>
-                  <m:sty m:val="p"/>
-                </m:rPr>
-                <m:t>±</m:t>
-              </m:r>
-            </m:oMath>
-            <w:r>
-              <w:t xml:space="preserve"> </w:t>
-            </w:r>
-            <w:r>
-              <w:t xml:space="preserve">0.042</w:t>
+              <w:t xml:space="preserve">0.751</w:t>
             </w:r>
           </w:p>
         </w:tc>
@@ -7616,24 +9327,18 @@
               <w:jc w:val="center"/>
             </w:pPr>
             <w:r>
-              <w:t xml:space="preserve">0.839</w:t>
-            </w:r>
-            <w:r>
-              <w:t xml:space="preserve"> </w:t>
-            </w:r>
-            <m:oMath>
-              <m:r>
-                <m:rPr>
-                  <m:sty m:val="p"/>
-                </m:rPr>
-                <m:t>±</m:t>
-              </m:r>
-            </m:oMath>
-            <w:r>
-              <w:t xml:space="preserve"> </w:t>
-            </w:r>
-            <w:r>
-              <w:t xml:space="preserve">0.046</w:t>
+              <w:t xml:space="preserve">–</w:t>
+            </w:r>
+          </w:p>
+        </w:tc>
+        <w:tc>
+          <w:tcPr/>
+          <w:p>
+            <w:pPr>
+              <w:pStyle w:val="Compact"/>
+            </w:pPr>
+            <w:r>
+              <w:t xml:space="preserve">0.352</w:t>
             </w:r>
           </w:p>
         </w:tc>
@@ -7644,10 +9349,80 @@
           <w:p>
             <w:pPr>
               <w:pStyle w:val="Compact"/>
-              <w:jc w:val="left"/>
-            </w:pPr>
-            <w:r>
-              <w:t xml:space="preserve">Random forest</w:t>
+            </w:pPr>
+            <w:r>
+              <w:t xml:space="preserve">Chattogram coast</w:t>
+            </w:r>
+            <m:oMath>
+              <m:sSup>
+                <m:e>
+                  <m:r>
+                    <m:t>​</m:t>
+                  </m:r>
+                </m:e>
+                <m:sup>
+                  <m:r>
+                    <m:t>a</m:t>
+                  </m:r>
+                </m:sup>
+              </m:sSup>
+            </m:oMath>
+          </w:p>
+        </w:tc>
+        <w:tc>
+          <w:tcPr/>
+          <w:p>
+            <w:pPr>
+              <w:pStyle w:val="Compact"/>
+            </w:pPr>
+            <w:r>
+              <w:t xml:space="preserve">2024</w:t>
+            </w:r>
+          </w:p>
+        </w:tc>
+        <w:tc>
+          <w:tcPr/>
+          <w:p>
+            <w:pPr>
+              <w:pStyle w:val="Compact"/>
+              <w:jc w:val="right"/>
+            </w:pPr>
+            <w:r>
+              <w:t xml:space="preserve">1</w:t>
+            </w:r>
+          </w:p>
+        </w:tc>
+        <w:tc>
+          <w:tcPr/>
+          <w:p>
+            <w:pPr>
+              <w:pStyle w:val="Compact"/>
+              <w:jc w:val="right"/>
+            </w:pPr>
+            <w:r>
+              <w:t xml:space="preserve">54.2</w:t>
+            </w:r>
+          </w:p>
+        </w:tc>
+        <w:tc>
+          <w:tcPr/>
+          <w:p>
+            <w:pPr>
+              <w:pStyle w:val="Compact"/>
+            </w:pPr>
+            <w:r>
+              <w:t xml:space="preserve">0.649</w:t>
+            </w:r>
+          </w:p>
+        </w:tc>
+        <w:tc>
+          <w:tcPr/>
+          <w:p>
+            <w:pPr>
+              <w:pStyle w:val="Compact"/>
+            </w:pPr>
+            <w:r>
+              <w:t xml:space="preserve">0.793</w:t>
             </w:r>
           </w:p>
         </w:tc>
@@ -7659,24 +9434,7 @@
               <w:jc w:val="center"/>
             </w:pPr>
             <w:r>
-              <w:t xml:space="preserve">0.816</w:t>
-            </w:r>
-            <w:r>
-              <w:t xml:space="preserve"> </w:t>
-            </w:r>
-            <m:oMath>
-              <m:r>
-                <m:rPr>
-                  <m:sty m:val="p"/>
-                </m:rPr>
-                <m:t>±</m:t>
-              </m:r>
-            </m:oMath>
-            <w:r>
-              <w:t xml:space="preserve"> </w:t>
-            </w:r>
-            <w:r>
-              <w:t xml:space="preserve">0.044</w:t>
+              <w:t xml:space="preserve">–</w:t>
             </w:r>
           </w:p>
         </w:tc>
@@ -7688,24 +9446,7 @@
               <w:jc w:val="center"/>
             </w:pPr>
             <w:r>
-              <w:t xml:space="preserve">0.845</w:t>
-            </w:r>
-            <w:r>
-              <w:t xml:space="preserve"> </w:t>
-            </w:r>
-            <m:oMath>
-              <m:r>
-                <m:rPr>
-                  <m:sty m:val="p"/>
-                </m:rPr>
-                <m:t>±</m:t>
-              </m:r>
-            </m:oMath>
-            <w:r>
-              <w:t xml:space="preserve"> </w:t>
-            </w:r>
-            <w:r>
-              <w:t xml:space="preserve">0.052</w:t>
+              <w:t xml:space="preserve">0.604</w:t>
             </w:r>
           </w:p>
         </w:tc>
@@ -7717,24 +9458,18 @@
               <w:jc w:val="center"/>
             </w:pPr>
             <w:r>
-              <w:t xml:space="preserve">0.838</w:t>
-            </w:r>
-            <w:r>
-              <w:t xml:space="preserve"> </w:t>
-            </w:r>
-            <m:oMath>
-              <m:r>
-                <m:rPr>
-                  <m:sty m:val="p"/>
-                </m:rPr>
-                <m:t>±</m:t>
-              </m:r>
-            </m:oMath>
-            <w:r>
-              <w:t xml:space="preserve"> </w:t>
-            </w:r>
-            <w:r>
-              <w:t xml:space="preserve">0.049</w:t>
+              <w:t xml:space="preserve">0.678</w:t>
+            </w:r>
+          </w:p>
+        </w:tc>
+        <w:tc>
+          <w:tcPr/>
+          <w:p>
+            <w:pPr>
+              <w:pStyle w:val="Compact"/>
+            </w:pPr>
+            <w:r>
+              <w:t xml:space="preserve">0.181</w:t>
             </w:r>
           </w:p>
         </w:tc>
@@ -7745,10 +9480,80 @@
           <w:p>
             <w:pPr>
               <w:pStyle w:val="Compact"/>
-              <w:jc w:val="left"/>
-            </w:pPr>
-            <w:r>
-              <w:t xml:space="preserve">Logistic regression</w:t>
+            </w:pPr>
+            <w:r>
+              <w:t xml:space="preserve">West-central</w:t>
+            </w:r>
+            <m:oMath>
+              <m:sSup>
+                <m:e>
+                  <m:r>
+                    <m:t>​</m:t>
+                  </m:r>
+                </m:e>
+                <m:sup>
+                  <m:r>
+                    <m:t>a</m:t>
+                  </m:r>
+                </m:sup>
+              </m:sSup>
+            </m:oMath>
+          </w:p>
+        </w:tc>
+        <w:tc>
+          <w:tcPr/>
+          <w:p>
+            <w:pPr>
+              <w:pStyle w:val="Compact"/>
+            </w:pPr>
+            <w:r>
+              <w:t xml:space="preserve">2025</w:t>
+            </w:r>
+          </w:p>
+        </w:tc>
+        <w:tc>
+          <w:tcPr/>
+          <w:p>
+            <w:pPr>
+              <w:pStyle w:val="Compact"/>
+              <w:jc w:val="right"/>
+            </w:pPr>
+            <w:r>
+              <w:t xml:space="preserve">1</w:t>
+            </w:r>
+          </w:p>
+        </w:tc>
+        <w:tc>
+          <w:tcPr/>
+          <w:p>
+            <w:pPr>
+              <w:pStyle w:val="Compact"/>
+              <w:jc w:val="right"/>
+            </w:pPr>
+            <w:r>
+              <w:t xml:space="preserve">75.7</w:t>
+            </w:r>
+          </w:p>
+        </w:tc>
+        <w:tc>
+          <w:tcPr/>
+          <w:p>
+            <w:pPr>
+              <w:pStyle w:val="Compact"/>
+            </w:pPr>
+            <w:r>
+              <w:t xml:space="preserve">0.592</w:t>
+            </w:r>
+          </w:p>
+        </w:tc>
+        <w:tc>
+          <w:tcPr/>
+          <w:p>
+            <w:pPr>
+              <w:pStyle w:val="Compact"/>
+            </w:pPr>
+            <w:r>
+              <w:t xml:space="preserve">0.683</w:t>
             </w:r>
           </w:p>
         </w:tc>
@@ -7760,24 +9565,7 @@
               <w:jc w:val="center"/>
             </w:pPr>
             <w:r>
-              <w:t xml:space="preserve">0.786</w:t>
-            </w:r>
-            <w:r>
-              <w:t xml:space="preserve"> </w:t>
-            </w:r>
-            <m:oMath>
-              <m:r>
-                <m:rPr>
-                  <m:sty m:val="p"/>
-                </m:rPr>
-                <m:t>±</m:t>
-              </m:r>
-            </m:oMath>
-            <w:r>
-              <w:t xml:space="preserve"> </w:t>
-            </w:r>
-            <w:r>
-              <w:t xml:space="preserve">0.039</w:t>
+              <w:t xml:space="preserve">–</w:t>
             </w:r>
           </w:p>
         </w:tc>
@@ -7789,24 +9577,7 @@
               <w:jc w:val="center"/>
             </w:pPr>
             <w:r>
-              <w:t xml:space="preserve">0.855</w:t>
-            </w:r>
-            <w:r>
-              <w:t xml:space="preserve"> </w:t>
-            </w:r>
-            <m:oMath>
-              <m:r>
-                <m:rPr>
-                  <m:sty m:val="p"/>
-                </m:rPr>
-                <m:t>±</m:t>
-              </m:r>
-            </m:oMath>
-            <w:r>
-              <w:t xml:space="preserve"> </w:t>
-            </w:r>
-            <w:r>
-              <w:t xml:space="preserve">0.036</w:t>
+              <w:t xml:space="preserve">0.773</w:t>
             </w:r>
           </w:p>
         </w:tc>
@@ -7818,207 +9589,26 @@
               <w:jc w:val="center"/>
             </w:pPr>
             <w:r>
-              <w:t xml:space="preserve">0.809</w:t>
-            </w:r>
-            <w:r>
-              <w:t xml:space="preserve"> </w:t>
-            </w:r>
-            <m:oMath>
-              <m:r>
-                <m:rPr>
-                  <m:sty m:val="p"/>
-                </m:rPr>
-                <m:t>±</m:t>
-              </m:r>
-            </m:oMath>
-            <w:r>
-              <w:t xml:space="preserve"> </w:t>
-            </w:r>
-            <w:r>
-              <w:t xml:space="preserve">0.046</w:t>
-            </w:r>
-          </w:p>
-        </w:tc>
-      </w:tr>
-      <w:tr>
-        <w:tc>
-          <w:tcPr/>
-          <w:p>
-            <w:pPr>
-              <w:pStyle w:val="Compact"/>
-              <w:jc w:val="left"/>
-            </w:pPr>
-            <w:r>
-              <w:t xml:space="preserve">Wetness index alone</w:t>
-            </w:r>
-          </w:p>
-        </w:tc>
-        <w:tc>
-          <w:tcPr/>
-          <w:p>
-            <w:pPr>
-              <w:pStyle w:val="Compact"/>
-              <w:jc w:val="center"/>
-            </w:pPr>
-            <w:r>
-              <w:t xml:space="preserve">0.517</w:t>
-            </w:r>
-            <w:r>
-              <w:t xml:space="preserve"> </w:t>
-            </w:r>
-            <m:oMath>
-              <m:r>
-                <m:rPr>
-                  <m:sty m:val="p"/>
-                </m:rPr>
-                <m:t>±</m:t>
-              </m:r>
-            </m:oMath>
-            <w:r>
-              <w:t xml:space="preserve"> </w:t>
-            </w:r>
-            <w:r>
-              <w:t xml:space="preserve">0.030</w:t>
-            </w:r>
-          </w:p>
-        </w:tc>
-        <w:tc>
-          <w:tcPr/>
-          <w:p>
-            <w:pPr>
-              <w:pStyle w:val="Compact"/>
-              <w:jc w:val="center"/>
-            </w:pPr>
-            <w:r>
-              <w:t xml:space="preserve">0.535</w:t>
-            </w:r>
-            <w:r>
-              <w:t xml:space="preserve"> </w:t>
-            </w:r>
-            <m:oMath>
-              <m:r>
-                <m:rPr>
-                  <m:sty m:val="p"/>
-                </m:rPr>
-                <m:t>±</m:t>
-              </m:r>
-            </m:oMath>
-            <w:r>
-              <w:t xml:space="preserve"> </w:t>
-            </w:r>
-            <w:r>
-              <w:t xml:space="preserve">0.029</w:t>
-            </w:r>
-          </w:p>
-        </w:tc>
-        <w:tc>
-          <w:tcPr/>
-          <w:p>
-            <w:pPr>
-              <w:pStyle w:val="Compact"/>
-              <w:jc w:val="center"/>
-            </w:pPr>
-            <w:r>
-              <w:t xml:space="preserve">0.577</w:t>
-            </w:r>
-            <w:r>
-              <w:t xml:space="preserve"> </w:t>
-            </w:r>
-            <m:oMath>
-              <m:r>
-                <m:rPr>
-                  <m:sty m:val="p"/>
-                </m:rPr>
-                <m:t>±</m:t>
-              </m:r>
-            </m:oMath>
-            <w:r>
-              <w:t xml:space="preserve"> </w:t>
-            </w:r>
-            <w:r>
-              <w:t xml:space="preserve">0.041</w:t>
-            </w:r>
-          </w:p>
-        </w:tc>
-      </w:tr>
-      <w:tr>
-        <w:tc>
-          <w:tcPr/>
-          <w:p>
-            <w:pPr>
-              <w:pStyle w:val="Compact"/>
-              <w:jc w:val="left"/>
-            </w:pPr>
-            <w:r>
-              <w:t xml:space="preserve">Graph minus best baseline</w:t>
-            </w:r>
-          </w:p>
-        </w:tc>
-        <w:tc>
-          <w:tcPr/>
-          <w:p>
-            <w:pPr>
-              <w:pStyle w:val="Compact"/>
-              <w:jc w:val="center"/>
-            </w:pPr>
-            <m:oMath>
-              <m:r>
-                <m:rPr>
-                  <m:sty m:val="p"/>
-                </m:rPr>
-                <m:t>−</m:t>
-              </m:r>
-            </m:oMath>
-            <w:r>
-              <w:t xml:space="preserve">0.028</w:t>
-            </w:r>
-          </w:p>
-        </w:tc>
-        <w:tc>
-          <w:tcPr/>
-          <w:p>
-            <w:pPr>
-              <w:pStyle w:val="Compact"/>
-              <w:jc w:val="center"/>
-            </w:pPr>
-            <m:oMath>
-              <m:r>
-                <m:rPr>
-                  <m:sty m:val="p"/>
-                </m:rPr>
-                <m:t>−</m:t>
-              </m:r>
-            </m:oMath>
-            <w:r>
-              <w:t xml:space="preserve">0.003</w:t>
-            </w:r>
-          </w:p>
-        </w:tc>
-        <w:tc>
-          <w:tcPr/>
-          <w:p>
-            <w:pPr>
-              <w:pStyle w:val="Compact"/>
-              <w:jc w:val="center"/>
-            </w:pPr>
-            <m:oMath>
-              <m:r>
-                <m:rPr>
-                  <m:sty m:val="p"/>
-                </m:rPr>
-                <m:t>−</m:t>
-              </m:r>
-            </m:oMath>
-            <w:r>
-              <w:t xml:space="preserve">0.022</w:t>
+              <w:t xml:space="preserve">0.701</w:t>
+            </w:r>
+          </w:p>
+        </w:tc>
+        <w:tc>
+          <w:tcPr/>
+          <w:p>
+            <w:pPr>
+              <w:pStyle w:val="Compact"/>
+            </w:pPr>
+            <w:r>
+              <w:t xml:space="preserve">0.350</w:t>
             </w:r>
           </w:p>
         </w:tc>
       </w:tr>
     </w:tbl>
-    <w:bookmarkEnd w:id="145"/>
-    <w:bookmarkEnd w:id="146"/>
-    <w:bookmarkStart w:id="147" w:name="figure-legends"/>
+    <w:bookmarkEnd w:id="126"/>
+    <w:bookmarkEnd w:id="127"/>
+    <w:bookmarkStart w:id="128" w:name="figure-legends"/>
     <w:p>
       <w:pPr>
         <w:pStyle w:val="Heading1"/>
@@ -8078,7 +9668,21 @@
         <w:t xml:space="preserve"> </w:t>
       </w:r>
       <w:r>
-        <w:t xml:space="preserve">Mean infrastructure composite risk of each union in the three flood regions, in five relative classes by quintile of the unions scored in each region. Unions without mapped assets carry no score and are shaded as missing data, not as low risk. On the south-west coast the hazard term is close to chance against observed flooding (Section 5), so that panel reflects mapped exposure and vulnerability more than flood hazard.</w:t>
+        <w:t xml:space="preserve">ROC curves on the held-out test blocks of each flood region, scored against the observed definition of flood-prone ground. Both curves come from the default gradient-boosted model on one block assignment, sharing features and blocks and differing only in their training labels. The dotted diagonal is a random ranking, and</w:t>
+      </w:r>
+      <w:r>
+        <w:t xml:space="preserve"> </w:t>
+      </w:r>
+      <m:oMath>
+        <m:r>
+          <m:t>n</m:t>
+        </m:r>
+      </m:oMath>
+      <w:r>
+        <w:t xml:space="preserve"> </w:t>
+      </w:r>
+      <w:r>
+        <w:t xml:space="preserve">is the number of assets in the test blocks.</w:t>
       </w:r>
     </w:p>
     <w:p>
@@ -8096,21 +9700,7 @@
         <w:t xml:space="preserve"> </w:t>
       </w:r>
       <w:r>
-        <w:t xml:space="preserve">ROC curves on the held-out test blocks of each flood region, scored against the observed definition of flood-prone ground. Both curves come from the default gradient-boosted model on one block assignment, sharing features and blocks and differing only in their training labels. The dotted diagonal is a random ranking, and</w:t>
-      </w:r>
-      <w:r>
-        <w:t xml:space="preserve"> </w:t>
-      </w:r>
-      <m:oMath>
-        <m:r>
-          <m:t>n</m:t>
-        </m:r>
-      </m:oMath>
-      <w:r>
-        <w:t xml:space="preserve"> </w:t>
-      </w:r>
-      <w:r>
-        <w:t xml:space="preserve">is the number of assets in the test blocks.</w:t>
+        <w:t xml:space="preserve">Reliability of the flood model on the test blocks, with assets grouped into deciles of each prediction. The raw class-weighted score overstates the likelihood of flooding. The isotonic calibration, fitted on other blocks, brings the riverine deciles close to the diagonal. On the coast, where the calibration blocks hold more flood-prone ground than the test blocks (5.5 % against 1.7 %), it still overstates the flooding observed.</w:t>
       </w:r>
     </w:p>
     <w:p>
@@ -8128,7 +9718,7 @@
         <w:t xml:space="preserve"> </w:t>
       </w:r>
       <w:r>
-        <w:t xml:space="preserve">Reliability of the flood model on the test blocks, with assets grouped into deciles of each prediction. The raw class-weighted score overstates the likelihood of flooding. The isotonic calibration, fitted on other blocks, brings the riverine deciles close to the diagonal. On the coast, where the calibration blocks hold more flood-prone ground than the test blocks (5.5 % against 1.7 %), it still overstates the flooding observed.</w:t>
+        <w:t xml:space="preserve">(a) The record’s lead over the model in AUC against the share of each later flood that reached new ground, for every test in Table 7, with the least-squares line. (b, c) Molchan trajectories of the 2024 tests on one block assignment, the share of flooded assets missed against the share of assets flagged, lower being better; the grey diagonal is a random ranking.</w:t>
       </w:r>
     </w:p>
     <w:p>
@@ -8146,28 +9736,10 @@
         <w:t xml:space="preserve"> </w:t>
       </w:r>
       <w:r>
-        <w:t xml:space="preserve">AUC of each model on the held-out test blocks, one circle per block assignment and a vertical bar at the mean. The graph network is in blue, the other models in orange, and the dotted line marks a random ranking. The graph network sits inside the range of the ordinary models in every region.</w:t>
-      </w:r>
-    </w:p>
-    <w:p>
-      <w:pPr>
-        <w:pStyle w:val="BodyText"/>
-      </w:pPr>
-      <w:r>
-        <w:rPr>
-          <w:b/>
-          <w:bCs/>
-        </w:rPr>
-        <w:t xml:space="preserve">Figure 7.</w:t>
-      </w:r>
-      <w:r>
-        <w:t xml:space="preserve"> </w:t>
-      </w:r>
-      <w:r>
         <w:t xml:space="preserve">Loss in AUC on the held-out test blocks when each feature is shuffled across the test assets, as mean and standard deviation over 20 block assignments, for the default gradient-boosted model. The AUC in each title is the mean before shuffling.</w:t>
       </w:r>
     </w:p>
-    <w:bookmarkEnd w:id="147"/>
+    <w:bookmarkEnd w:id="128"/>
     <w:sectPr>
       <w:footerReference w:type="default" r:id="rId9"/>
       <w:footnotePr>

--- a/docs/paper/submission/manuscript.docx
+++ b/docs/paper/submission/manuscript.docx
@@ -1863,7 +1863,7 @@
           <w:rPr>
             <w:rStyle w:val="Hyperlink"/>
           </w:rPr>
-          <w:t xml:space="preserve">https://doi.org/10.5281/zenodo.23267002</w:t>
+          <w:t xml:space="preserve">https://doi.org/10.5281/zenodo.23573843</w:t>
         </w:r>
       </w:hyperlink>
       <w:r>
@@ -1884,7 +1884,7 @@
         <w:t xml:space="preserve"> </w:t>
       </w:r>
       <w:r>
-        <w:t xml:space="preserve">under the MIT licence. The repository holds the pipeline, region configurations, dashboard and test suite. The pipeline also holds a landslide susceptibility module for the Chittagong Hill Tracts, which is described in the technical documentation and will be reported separately. The Zenodo archive packages the input data and outputs for all five regions, including the Hill Tracts, per region with a manifest of checksums and licences. Every figure in this paper is written into the text by the analysis scripts in the code repository directly from the pipeline outputs, so a rerun of the pipeline updates text and results together. The results are published through an open dashboard at</w:t>
+        <w:t xml:space="preserve">under the MIT licence. The repository holds the pipeline, region configurations, dashboard and test suite. The pipeline also holds a landslide susceptibility module for the Chittagong Hill Tracts, which is described in the technical documentation and will be reported separately. The Zenodo archive packages the input data and outputs for the three study regions, the four validation regions and the Hill Tracts, per region with a manifest of checksums and licences, together with the rolling-origin outputs. Every figure in this paper is written into the text by the analysis scripts in the code repository directly from the pipeline outputs, so a rerun of the pipeline updates text and results together. The results are published through an open dashboard at</w:t>
       </w:r>
       <w:r>
         <w:t xml:space="preserve"> </w:t>

--- a/docs/paper/submission/manuscript.docx
+++ b/docs/paper/submission/manuscript.docx
@@ -5425,6 +5425,56 @@
             </w:pPr>
             <w:r>
               <w:t xml:space="preserve">free with attribution</w:t>
+            </w:r>
+          </w:p>
+        </w:tc>
+      </w:tr>
+      <w:tr>
+        <w:tc>
+          <w:tcPr/>
+          <w:p>
+            <w:pPr>
+              <w:pStyle w:val="Compact"/>
+              <w:jc w:val="left"/>
+            </w:pPr>
+            <w:r>
+              <w:t xml:space="preserve">JRC global river flood hazard maps v2.1.2 (GloFAS)</w:t>
+            </w:r>
+          </w:p>
+        </w:tc>
+        <w:tc>
+          <w:tcPr/>
+          <w:p>
+            <w:pPr>
+              <w:pStyle w:val="Compact"/>
+              <w:jc w:val="left"/>
+            </w:pPr>
+            <w:r>
+              <w:t xml:space="preserve">reference ranking for later floods</w:t>
+            </w:r>
+          </w:p>
+        </w:tc>
+        <w:tc>
+          <w:tcPr/>
+          <w:p>
+            <w:pPr>
+              <w:pStyle w:val="Compact"/>
+              <w:jc w:val="left"/>
+            </w:pPr>
+            <w:r>
+              <w:t xml:space="preserve">3 arc-seconds (about 90 m)</w:t>
+            </w:r>
+          </w:p>
+        </w:tc>
+        <w:tc>
+          <w:tcPr/>
+          <w:p>
+            <w:pPr>
+              <w:pStyle w:val="Compact"/>
+              <w:jc w:val="left"/>
+            </w:pPr>
+            <w:r>
+              <w:t xml:space="preserve">CC BY 4.0</w:t>
             </w:r>
           </w:p>
         </w:tc>

--- a/docs/paper/submission/manuscript.docx
+++ b/docs/paper/submission/manuscript.docx
@@ -5210,7 +5210,7 @@
         <w:pStyle w:val="TableCaption"/>
       </w:pPr>
       <w:r>
-        <w:t xml:space="preserve">Table 3. Datasets ingested by the pipeline. National files (WorldPop, geoBoundaries, JRC tiles) are downloaded once into a shared cache and clipped per region.</w:t>
+        <w:t xml:space="preserve">Table 3. Datasets ingested by the pipeline. JRC is the European Commission Joint Research Centre and GloFAS its Global Flood Awareness System. National files (WorldPop, geoBoundaries, JRC tiles) are downloaded once into a shared cache and clipped per region.</w:t>
       </w:r>
     </w:p>
     <w:tbl>
@@ -5218,7 +5218,7 @@
         <w:tblStyle w:val="Table"/>
         <w:tblW w:type="auto" w:w="0"/>
         <w:tblLook w:firstRow="1" w:lastRow="0" w:firstColumn="0" w:lastColumn="0" w:noHBand="0" w:noVBand="0" w:val="0020"/>
-        <w:tblCaption w:val="Table 3. Datasets ingested by the pipeline. National files (WorldPop, geoBoundaries, JRC tiles) are downloaded once into a shared cache and clipped per region."/>
+        <w:tblCaption w:val="Table 3. Datasets ingested by the pipeline. JRC is the European Commission Joint Research Centre and GloFAS its Global Flood Awareness System. National files (WorldPop, geoBoundaries, JRC tiles) are downloaded once into a shared cache and clipped per region."/>
       </w:tblPr>
       <w:tblGrid>
         <w:gridCol w:w="1980"/>

--- a/docs/paper/submission/manuscript.docx
+++ b/docs/paper/submission/manuscript.docx
@@ -90,7 +90,7 @@
         <w:t xml:space="preserve"> </w:t>
       </w:r>
       <w:r>
-        <w:t xml:space="preserve">flood susceptibility; Sentinel-1; spatial cross-validation; temporal validation; gradient boosting; graph neural network; persistence baseline; Bangladesh</w:t>
+        <w:t xml:space="preserve">flood susceptibility; Sentinel-1; spatial cross-validation; temporal validation; gradient boosting; flood record; persistence baseline; Bangladesh</w:t>
       </w:r>
     </w:p>
     <w:bookmarkEnd w:id="10"/>
@@ -1537,7 +1537,7 @@
         </m:r>
       </m:oMath>
       <w:r>
-        <w:t xml:space="preserve">). In Rangpur and Rajshahi the model ranked the 2019 flood better, when 47.9 % of it reached new ground, the two were level in 2020, and the record led in 2024, at 6.8 %. Given the record as a feature, the model ranked the later flooding above both of its parts in 5 of 8 tests, all riverine.</w:t>
+        <w:t xml:space="preserve">). The relation also held with each region left out in turn and within every region with more than one test, although resampling whole regions widened the crossover interval to 2.6–42.6 % (Section S9). In Rangpur and Rajshahi the model ranked the 2019 flood better, when 47.9 % of it reached new ground, the two were level in 2020, and the record led in 2024, at 6.8 %. Given the record as a feature, the model ranked the later flooding above both of its parts in 5 of 8 tests, all riverine.</w:t>
       </w:r>
     </w:p>
     <w:p>
@@ -1545,7 +1545,7 @@
         <w:pStyle w:val="BodyText"/>
       </w:pPr>
       <w:r>
-        <w:t xml:space="preserve">The JRC hazard map ranked the later floods at 0.418 to 0.876, below chance on the coast, whose surges it does not simulate. It trailed the record significantly in 5 tests and led it in 4, each on a flood that reached much new ground, and the model ranked above it in 8 of 15. Landsat water occurrence, scored on the 8 floods after 2021, ranked them at 0.624 to 0.834, below the radar record in 4. Area skill scores ordered the record and the model as AUC did in 15 of 15 tests, and the Molchan trajectories show where the difference lay (Fig. 5b, c). In Rangpur and Rajshahi the record caught most of the 2024 flooding within the first sixth of the assets it flagged and then, holding nothing on the rest, ran down the diagonal, while on the coast the model missed fewer flooded assets at most list lengths.</w:t>
+        <w:t xml:space="preserve">The JRC hazard map ranked the later floods at 0.418 to 0.876, below chance on the coast, whose surges it does not simulate, so it is a fair rival only for river flooding. It trailed the record significantly in 5 tests and led it in 4, each on a flood that reached much new ground, and the model ranked above it in 8 of 15. Landsat water occurrence, scored on the 8 floods after 2021, ranked them at 0.624 to 0.834, below the radar record in 4. Area skill scores ordered the record and the model as AUC did in 15 of 15 tests, and the Molchan trajectories show where the difference lay (Fig. 5b, c). In Rangpur and Rajshahi the record caught most of the 2024 flooding within the first sixth of the assets it flagged and then, holding nothing on the rest, ran down the diagonal, while on the coast the model missed fewer flooded assets at most list lengths.</w:t>
       </w:r>
     </w:p>
     <w:bookmarkEnd w:id="27"/>
@@ -1784,7 +1784,7 @@
         <w:pStyle w:val="FirstParagraph"/>
       </w:pPr>
       <w:r>
-        <w:t xml:space="preserve">The coast is the clearest limit, since the terrain hazard surface reaches only 0.610 there on held-out ground and the river hazard map ranks surge flooding below chance, because surge follows embankments, tidal channels and landfall position, which neither describes. The composite risk index (Supporting Information, Section S2) depends on OpenStreetMap, whose rural completeness is unmeasured, and has not been checked against losses. The radar labels carry error of their own, agreeing only moderately with an independent MODIS map and counting inundated paddy as flooding, so every score here measures agreement with flooding mapped by radar rather than with flooding on the ground. Each test draws on one to three earlier flood years, and the threshold near a third of flooding on new ground is estimated from 15 tests, with an interval of 18.2 to 41.1 %. The calibrated probabilities hold for a region as a whole rather than for any one area, and none of the surfaces is a forecast.</w:t>
+        <w:t xml:space="preserve">The coast is the clearest limit, since the terrain hazard surface reaches only 0.610 there on held-out ground and the river hazard map ranks surge flooding below chance, because surge follows embankments, tidal channels and landfall position, which neither describes. The composite risk index (Supporting Information, Section S2) depends on OpenStreetMap, whose rural completeness is unmeasured, and has not been checked against losses. The radar labels carry error of their own, agreeing only moderately with an independent MODIS map and counting inundated paddy as flooding, so every score here measures agreement with flooding mapped by radar rather than with flooding on the ground. Each test draws on one to three earlier flood years, and the threshold near a third of flooding on new ground is estimated from 15 tests in 7 regions, with an interval of 18.2 to 41.1 % when tests are resampled and 2.6 to 42.6 % when whole regions are. The calibrated probabilities hold for a region as a whole rather than for any one area, and none of the surfaces is a forecast.</w:t>
       </w:r>
     </w:p>
     <w:bookmarkEnd w:id="34"/>

--- a/docs/paper/submission/manuscript.docx
+++ b/docs/paper/submission/manuscript.docx
@@ -2,13 +2,13 @@
 <file path=word/document.xml><?xml version="1.0" encoding="utf-8"?>
 <w:document xmlns:w="http://schemas.openxmlformats.org/wordprocessingml/2006/main" xmlns:m="http://schemas.openxmlformats.org/officeDocument/2006/math" xmlns:r="http://schemas.openxmlformats.org/officeDocument/2006/relationships" xmlns:o="urn:schemas-microsoft-com:office:office" xmlns:v="urn:schemas-microsoft-com:vml" xmlns:w10="urn:schemas-microsoft-com:office:word" xmlns:a="http://schemas.openxmlformats.org/drawingml/2006/main" xmlns:pic="http://schemas.openxmlformats.org/drawingml/2006/picture" xmlns:wp="http://schemas.openxmlformats.org/drawingml/2006/wordprocessingDrawing">
   <w:body>
-    <w:bookmarkStart w:id="9" w:name="X40b935b031fc3d589964603713bf844fc60db52"/>
+    <w:bookmarkStart w:id="9" w:name="Xd9a5aadbc16cfb061abfd15f8131c4ec0f42f7f"/>
     <w:p>
       <w:pPr>
         <w:pStyle w:val="Heading1"/>
       </w:pPr>
       <w:r>
-        <w:t xml:space="preserve">Do flood susceptibility models know more than the flood record? Evidence from radar-observed floods in Bangladesh</w:t>
+        <w:t xml:space="preserve">When do flood susceptibility models beat the flood record? Evidence from radar-observed floods in Bangladesh</w:t>
       </w:r>
     </w:p>
     <w:bookmarkEnd w:id="9"/>

--- a/docs/paper/submission/manuscript.docx
+++ b/docs/paper/submission/manuscript.docx
@@ -1151,7 +1151,7 @@
         <w:pStyle w:val="BodyText"/>
       </w:pPr>
       <w:r>
-        <w:t xml:space="preserve">Trained only on earlier floods, the model ranks the 2024 flooding at 0.801 in Rangpur and Rajshahi, 0.797 in Sylhet and 0.807 on the coast. In both riverine regions the record of earlier flooding ranks it better, at 0.896 and 0.851, with the model ahead on only 2 and 4 of 20 assignments, whereas on the coast the model leads, at 0.807 against 0.668. The regions differ in how often floods return to the same ground, since only 16.9 % and 22.3 % of the assets flooded in 2024 stood on ground no earlier event had reached, against 65.5 % on the coast, where each surge floods the stretch of coast where it lands. The 2024 floods in Rangpur and Rajshahi were also small, covering 4.9–8.3 % of the region against 19.9–24.8 % for each earlier flood, whereas in Sylhet they were as large as earlier ones.</w:t>
+        <w:t xml:space="preserve">Trained only on earlier floods, the model ranks the 2024 flooding at 0.801 in Rangpur and Rajshahi, 0.797 in Sylhet and 0.807 on the coast. In both riverine regions the record of earlier flooding ranks it better, at 0.896 and 0.851, with the model ahead on only 2 and 4 of 20 assignments, whereas on the coast the model leads, at 0.807 against 0.668. The regions differ in how often floods return to the same ground, since only 6.8 % and 22.1 % of the assets flooded in 2024 stood on ground no earlier event had reached, against 62.9 % on the coast, where each surge floods the stretch of coast where it lands. The 2024 floods in Rangpur and Rajshahi were also small, covering 4.9–8.3 % of the region against 19.9–24.8 % for each earlier flood, whereas in Sylhet they were as large as earlier ones.</w:t>
       </w:r>
     </w:p>
     <w:p>
@@ -9682,7 +9682,7 @@
         <w:t xml:space="preserve"> </w:t>
       </w:r>
       <w:r>
-        <w:t xml:space="preserve">(a) The three study regions, drawn as their configured bounding boxes, and the validation region east of the Jamuna (e, dashed), over the district boundaries of geoBoundaries, with neighbouring countries from Natural Earth. (b–d) Share of the mapped Sentinel-1 events in which each 100 m cell was flooded. Cells never seen flooded are left blank, and the removal of permanent water leaves the main river channels empty. Straight-edged bands follow the edges of radar swaths.</w:t>
+        <w:t xml:space="preserve">(a) The three study regions, drawn as their configured bounding boxes, and the four validation regions, outlined by their districts (e Jamuna east, f central, g Chattogram coast, h west-central; dashed), over the district boundaries of geoBoundaries, with neighbouring countries from Natural Earth. (b–d) Share of the mapped Sentinel-1 events in which each 100 m cell was flooded. Cells never seen flooded are left blank, and the removal of permanent water leaves the main river channels empty. Straight-edged bands follow the edges of radar swaths.</w:t>
       </w:r>
     </w:p>
     <w:p>

--- a/docs/paper/submission/manuscript.docx
+++ b/docs/paper/submission/manuscript.docx
@@ -72,7 +72,7 @@
         </m:r>
       </m:oMath>
       <w:r>
-        <w:t xml:space="preserve">), whatever the length of the record, and the two were level when about 33.4 % of flooded assets stood on such new ground. In Rangpur and Rajshahi, where only 6.8 % of the 2024 river flooding reached new ground, the record ranked it at 0.896 against 0.801 for the model and kept its lead with masks re-mapped from a single satellite, with other training targets and with 40 km blocks, while on the cyclone-struck coast, where most flooding reached new ground, the model led. A global hydrodynamic hazard map was no stronger a rival than the model, and the model given the record as a feature beat both of its parts in 5 of 8 tests, all riverine. Radar-observed extents also made better training labels than terrain thresholds, by 0.101, 0.087 and 0.080 in AUC on held-out areas. The radar masks agreed only moderately with an independent MODIS map, so every score measures agreement with flooding as radar sees it. Susceptibility studies with a radar flood history should report that record as a baseline and score their models by the share of its ranking error they remove.</w:t>
+        <w:t xml:space="preserve">), whatever the length of the record, and the two were level when about a third of flooded assets stood on such new ground. In Rangpur and Rajshahi, where only 6.8 % of the 2024 river flooding reached new ground, the record ranked it at 0.896 against 0.801 for the model and kept its lead with masks re-mapped from a single satellite, with other training targets and with 40 km blocks, while on the cyclone-struck coast, where most flooding reached new ground, the model led. A global hydrodynamic hazard map was no stronger a rival than the model, and the model given the record as a feature beat both of its parts in 5 of 8 tests, all riverine. Radar-observed extents also made better training labels than terrain thresholds, by 0.101, 0.087 and 0.080 in AUC on held-out areas. The radar masks agreed only moderately with an independent MODIS map, so every score measures agreement with flooding as radar sees it. Susceptibility studies with a radar flood history should report that record as a baseline and score their models by the share of its ranking error they remove.</w:t>
       </w:r>
     </w:p>
     <w:p>
@@ -652,7 +652,7 @@
         <w:pStyle w:val="FirstParagraph"/>
       </w:pPr>
       <w:r>
-        <w:t xml:space="preserve">The pipeline runs as a chain of steps (Fig. 2), and this section follows it in order. Settings not given here are in the Supporting Information (Section S1).</w:t>
+        <w:t xml:space="preserve">The pipeline runs as a chain of steps, drawn in the Supporting Information (Fig. S1, Section S1) with the settings not given here, and this section follows it in order.</w:t>
       </w:r>
     </w:p>
     <w:bookmarkStart w:id="17" w:name="assets-terrain-and-features"/>
@@ -1029,7 +1029,7 @@
         <w:pStyle w:val="FirstParagraph"/>
       </w:pPr>
       <w:r>
-        <w:t xml:space="preserve">Table 5 reports one block assignment, the pipeline’s default, which ranks 2, 1 and 17 of 20 by AUC in the three regions. In Sylhet 14.7 % of assets sit on flood-prone ground and the asset model reaches an AUC of 0.934. In Rangpur and Rajshahi only 6.7 % do, yet the model ranks well (AUC 0.884), with an average precision 7.0 times the base rate. Calibration lowers the Brier score from 0.069 to 0.029 in Rangpur and Rajshahi, slightly below the 0.032 of always predicting the base rate, and its deciles lie close to the diagonal in both riverine regions (Fig. 4). It carries less well to the coast, where the calibration blocks hold 5.5 % flood-prone assets against 1.7 % in the test blocks and the calibrated Brier score of 0.039 is worse than the base rate at 0.017.</w:t>
+        <w:t xml:space="preserve">Table 5 reports one block assignment, the pipeline’s default, which ranks 2, 1 and 17 of 20 by AUC in the three regions. In Sylhet 14.7 % of assets sit on flood-prone ground and the asset model reaches an AUC of 0.934. In Rangpur and Rajshahi only 6.7 % do, yet the model ranks well (AUC 0.884), with an average precision 7.0 times the base rate. Calibration lowers the Brier score from 0.069 to 0.029 in Rangpur and Rajshahi, slightly below the 0.032 of always predicting the base rate, and its deciles lie close to the diagonal in both riverine regions (Fig. 3). It carries less well to the coast, where the calibration blocks hold 5.5 % flood-prone assets against 1.7 % in the test blocks and the calibrated Brier score of 0.039 is worse than the base rate at 0.017.</w:t>
       </w:r>
     </w:p>
     <w:bookmarkEnd w:id="24"/>
@@ -1116,7 +1116,7 @@
         </m:r>
       </m:oMath>
       <w:r>
-        <w:t xml:space="preserve">; Fig. 3). This test favours the observed labels, since that model is scored against the definition it learned, so Section 5.3 repeats it against later floods that neither label source was trained on.</w:t>
+        <w:t xml:space="preserve">; Fig. 2). This test favours the observed labels, since that model is scored against the definition it learned, so Section 5.3 repeats it against later floods that neither label source was trained on.</w:t>
       </w:r>
     </w:p>
     <w:bookmarkEnd w:id="25"/>
@@ -1362,7 +1362,7 @@
         <w:pStyle w:val="FirstParagraph"/>
       </w:pPr>
       <w:r>
-        <w:t xml:space="preserve">Predicting every flood year from the years before it gives 15 tests, 8 in the study regions and 7 in the validation regions (Table 7). The record ranked the later flooding significantly better in 2, the model in 3, and in the other 10 the two could not be told apart, so the 2024 result in Rangpur and Rajshahi is not the rule for every year. The share of new ground decided which way a test went, ranging from 6.8 to 76.1 % (Fig. 5a). The record’s lead fell as that share rose (Spearman</w:t>
+        <w:t xml:space="preserve">Predicting every flood year from the years before it gives 15 tests, 8 in the study regions and 7 in the validation regions (Table 7). The record ranked the later flooding significantly better in 2, the model in 3, and in the other 10 the two could not be told apart, so the 2024 result in Rangpur and Rajshahi is not the rule for every year. The share of new ground decided which way a test went, ranging from 6.8 to 76.1 % (Fig. 4a). The record’s lead fell as that share rose (Spearman</w:t>
       </w:r>
       <w:r>
         <w:t xml:space="preserve"> </w:t>
@@ -1537,6 +1537,29 @@
         </m:r>
       </m:oMath>
       <w:r>
+        <w:t xml:space="preserve">), and the relation was unchanged with the size of each flood held fixed (</w:t>
+      </w:r>
+      <m:oMath>
+        <m:r>
+          <m:t>ρ</m:t>
+        </m:r>
+        <m:r>
+          <m:rPr>
+            <m:sty m:val="p"/>
+          </m:rPr>
+          <m:t>=</m:t>
+        </m:r>
+        <m:r>
+          <m:rPr>
+            <m:sty m:val="p"/>
+          </m:rPr>
+          <m:t>−</m:t>
+        </m:r>
+        <m:r>
+          <m:t>0.785</m:t>
+        </m:r>
+      </m:oMath>
+      <w:r>
         <w:t xml:space="preserve">). The relation also held with each region left out in turn and within every region with more than one test, although resampling whole regions widened the crossover interval to 2.6–42.6 % (Section S9). In Rangpur and Rajshahi the model ranked the 2019 flood better, when 47.9 % of it reached new ground, the two were level in 2020, and the record led in 2024, at 6.8 %. Given the record as a feature, the model ranked the later flooding above both of its parts in 5 of 8 tests, all riverine.</w:t>
       </w:r>
     </w:p>
@@ -1545,7 +1568,7 @@
         <w:pStyle w:val="BodyText"/>
       </w:pPr>
       <w:r>
-        <w:t xml:space="preserve">The JRC hazard map ranked the later floods at 0.418 to 0.876, below chance on the coast, whose surges it does not simulate, so it is a fair rival only for river flooding. It trailed the record significantly in 5 tests and led it in 4, each on a flood that reached much new ground, and the model ranked above it in 8 of 15. Landsat water occurrence, scored on the 8 floods after 2021, ranked them at 0.624 to 0.834, below the radar record in 4. Area skill scores ordered the record and the model as AUC did in 15 of 15 tests, and the Molchan trajectories show where the difference lay (Fig. 5b, c). In Rangpur and Rajshahi the record caught most of the 2024 flooding within the first sixth of the assets it flagged and then, holding nothing on the rest, ran down the diagonal, while on the coast the model missed fewer flooded assets at most list lengths.</w:t>
+        <w:t xml:space="preserve">The JRC hazard map ranked the later floods at 0.418 to 0.876, below chance on the coast, whose surges it does not simulate, so it is a fair rival only for river flooding. It trailed the record significantly in 5 tests and led it in 4, each on a flood that reached much new ground, and the model ranked above it in 8 of 15. Landsat water occurrence, scored on the 8 floods after 2021, ranked them at 0.624 to 0.834, below the radar record in 4. Area skill scores ordered the record and the model as AUC did in 15 of 15 tests, and the Molchan trajectories show where the difference lay (Fig. 4b, c). In Rangpur and Rajshahi the record caught most of the 2024 flooding within the first sixth of the assets it flagged and then, holding nothing on the rest, ran down the diagonal, while on the coast the model missed fewer flooded assets at most list lengths.</w:t>
       </w:r>
     </w:p>
     <w:bookmarkEnd w:id="27"/>
@@ -1599,7 +1622,7 @@
         <w:pStyle w:val="FirstParagraph"/>
       </w:pPr>
       <w:r>
-        <w:t xml:space="preserve">Shuffling each feature across the test assets over the same assignments shows what the default model uses (Fig. 6). Elevation carries almost all of the terrain signal, costing 0.086, 0.220 and 0.129 in AUC when shuffled, while TWI, HAND, slope and flow accumulation cost at most 0.000, 0.009 and 0.007. Shuffled together, since correlated features can stand in for one another, the five terrain features cost 0.080, 0.214 and 0.132, about as much as elevation alone, and slightly less in Rangpur and Rajshahi, a difference within the noise of the shuffling. The five access distances together cost 0.110, 0.133 and 0.142, more than the terrain in Rangpur and Rajshahi and on the coast and second to it in Sylhet. They describe distance to services rather than any property of flooding and most likely stand in for where roads and settlements sit on the floodplain, a reading that was not tested directly.</w:t>
+        <w:t xml:space="preserve">Shuffling each feature across the test assets over the same assignments shows what the default model uses (Fig. 5). Elevation carries almost all of the terrain signal, costing 0.086, 0.220 and 0.129 in AUC when shuffled, while TWI, HAND, slope and flow accumulation cost at most 0.000, 0.009 and 0.007. Shuffled together, since correlated features can stand in for one another, the five terrain features cost 0.080, 0.214 and 0.132, about as much as elevation alone, and slightly less in Rangpur and Rajshahi, a difference within the noise of the shuffling. The five access distances together cost 0.110, 0.133 and 0.142, more than the terrain in Rangpur and Rajshahi and on the coast and second to it in Sylhet. They describe distance to services rather than any property of flooding and most likely stand in for where roads and settlements sit on the floodplain, a reading that was not tested directly.</w:t>
       </w:r>
     </w:p>
     <w:bookmarkEnd w:id="29"/>
@@ -1835,7 +1858,7 @@
         </m:r>
       </m:oMath>
       <w:r>
-        <w:t xml:space="preserve">), and the two were level at about 33.4 % of flooded assets. In Rangpur and Rajshahi the record predicted the 2024 flooding better than the model under every check applied, a global hydrodynamic hazard map was no stronger a rival, and a model given the record as a feature beat both of its parts in most riverine tests. Radar-observed flood extents made better training labels than terrain thresholds, by 0.101, 0.087 and 0.080 in AUC on held-out ground and by 0.069, 0.024 and 0.071 against later floods. Every number in this paper is generated from the released pipeline outputs, so each can be checked and rebuilt.</w:t>
+        <w:t xml:space="preserve">), and the two were level at about a third of flooded assets. In Rangpur and Rajshahi the record predicted the 2024 flooding better than the model under every check applied, a global hydrodynamic hazard map was no stronger a rival, and a model given the record as a feature beat both of its parts in most riverine tests. Radar-observed flood extents made better training labels than terrain thresholds, by 0.101, 0.087 and 0.080 in AUC on held-out ground and by 0.069, 0.024 and 0.071 against later floods. Every number in this paper is generated from the released pipeline outputs, so each can be checked and rebuilt.</w:t>
       </w:r>
     </w:p>
     <w:bookmarkEnd w:id="36"/>
@@ -3962,7 +3985,7 @@
         <w:pStyle w:val="TableCaption"/>
       </w:pPr>
       <w:r>
-        <w:t xml:space="preserve">Table 1. Flood susceptibility studies in Bangladesh compared with this system. Every study was read in full, and where a figure is given for training and validation separately the validation figure is shown. This system’s figures are means over 20 assignments of spatially held-out blocks, scored against observed floods, so the columns are not directly comparable, for the reasons given in the text.</w:t>
+        <w:t xml:space="preserve">Table 1. Flood susceptibility studies in Bangladesh compared with this study. Every study was read in full, and where a figure is given for training and validation separately the validation figure is shown. This system’s figures are means over 20 assignments of spatially held-out blocks, scored against observed floods, so the columns are not directly comparable, for the reasons given in the text.</w:t>
       </w:r>
     </w:p>
     <w:tbl>
@@ -3970,7 +3993,7 @@
         <w:tblStyle w:val="Table"/>
         <w:tblW w:type="auto" w:w="0"/>
         <w:tblLook w:firstRow="1" w:lastRow="0" w:firstColumn="0" w:lastColumn="0" w:noHBand="0" w:noVBand="0" w:val="0020"/>
-        <w:tblCaption w:val="Table 1. Flood susceptibility studies in Bangladesh compared with this system. Every study was read in full, and where a figure is given for training and validation separately the validation figure is shown. This system’s figures are means over 20 assignments of spatially held-out blocks, scored against observed floods, so the columns are not directly comparable, for the reasons given in the text."/>
+        <w:tblCaption w:val="Table 1. Flood susceptibility studies in Bangladesh compared with this study. Every study was read in full, and where a figure is given for training and validation separately the validation figure is shown. This system’s figures are means over 20 assignments of spatially held-out blocks, scored against observed floods, so the columns are not directly comparable, for the reasons given in the text."/>
       </w:tblPr>
       <w:tblGrid>
         <w:gridCol w:w="1584"/>
@@ -4501,7 +4524,7 @@
               <w:jc w:val="left"/>
             </w:pPr>
             <w:r>
-              <w:t xml:space="preserve">This system</w:t>
+              <w:t xml:space="preserve">This study</w:t>
             </w:r>
           </w:p>
         </w:tc>
@@ -4563,7 +4586,7 @@
               <w:jc w:val="left"/>
             </w:pPr>
             <w:r>
-              <w:t xml:space="preserve">This system</w:t>
+              <w:t xml:space="preserve">This study</w:t>
             </w:r>
           </w:p>
         </w:tc>
@@ -4625,7 +4648,7 @@
               <w:jc w:val="left"/>
             </w:pPr>
             <w:r>
-              <w:t xml:space="preserve">This system</w:t>
+              <w:t xml:space="preserve">This study</w:t>
             </w:r>
           </w:p>
         </w:tc>
@@ -9700,7 +9723,21 @@
         <w:t xml:space="preserve"> </w:t>
       </w:r>
       <w:r>
-        <w:t xml:space="preserve">The processing chain, top to bottom. Source counts are totals over the three flood regions. Each asset enters the models as a vector of terrain, population, access-distance and asset-type features, with a label from the Sentinel-1 flood frequency. The asset model is expanded, with the graph network it replaced shown as the alternative it now is. Both models train on the same spatial blocks, and dashed connectors mark what the validation scores on the test blocks.</w:t>
+        <w:t xml:space="preserve">ROC curves on the held-out test blocks of each flood region, scored against the observed definition of flood-prone ground. Both curves come from the default gradient-boosted model on one block assignment, sharing features and blocks and differing only in their training labels. The dotted diagonal is a random ranking, and</w:t>
+      </w:r>
+      <w:r>
+        <w:t xml:space="preserve"> </w:t>
+      </w:r>
+      <m:oMath>
+        <m:r>
+          <m:t>n</m:t>
+        </m:r>
+      </m:oMath>
+      <w:r>
+        <w:t xml:space="preserve"> </w:t>
+      </w:r>
+      <w:r>
+        <w:t xml:space="preserve">is the number of assets in the test blocks.</w:t>
       </w:r>
     </w:p>
     <w:p>
@@ -9718,21 +9755,7 @@
         <w:t xml:space="preserve"> </w:t>
       </w:r>
       <w:r>
-        <w:t xml:space="preserve">ROC curves on the held-out test blocks of each flood region, scored against the observed definition of flood-prone ground. Both curves come from the default gradient-boosted model on one block assignment, sharing features and blocks and differing only in their training labels. The dotted diagonal is a random ranking, and</w:t>
-      </w:r>
-      <w:r>
-        <w:t xml:space="preserve"> </w:t>
-      </w:r>
-      <m:oMath>
-        <m:r>
-          <m:t>n</m:t>
-        </m:r>
-      </m:oMath>
-      <w:r>
-        <w:t xml:space="preserve"> </w:t>
-      </w:r>
-      <w:r>
-        <w:t xml:space="preserve">is the number of assets in the test blocks.</w:t>
+        <w:t xml:space="preserve">Reliability of the flood model on the test blocks, with assets grouped into deciles of each prediction. The raw class-weighted score overstates the likelihood of flooding. The isotonic calibration, fitted on other blocks, brings the riverine deciles close to the diagonal. On the coast, where the calibration blocks hold more flood-prone ground than the test blocks (5.5 % against 1.7 %), it still overstates the flooding observed.</w:t>
       </w:r>
     </w:p>
     <w:p>
@@ -9750,7 +9773,7 @@
         <w:t xml:space="preserve"> </w:t>
       </w:r>
       <w:r>
-        <w:t xml:space="preserve">Reliability of the flood model on the test blocks, with assets grouped into deciles of each prediction. The raw class-weighted score overstates the likelihood of flooding. The isotonic calibration, fitted on other blocks, brings the riverine deciles close to the diagonal. On the coast, where the calibration blocks hold more flood-prone ground than the test blocks (5.5 % against 1.7 %), it still overstates the flooding observed.</w:t>
+        <w:t xml:space="preserve">(a) The record’s lead over the model in AUC against the share of each later flood that reached new ground, for every test in Table 7, with the least-squares line. (b, c) Molchan trajectories of the 2024 tests on one block assignment, the share of flooded assets missed against the share of assets flagged, lower being better; the grey diagonal is a random ranking.</w:t>
       </w:r>
     </w:p>
     <w:p>
@@ -9763,24 +9786,6 @@
           <w:bCs/>
         </w:rPr>
         <w:t xml:space="preserve">Figure 5.</w:t>
-      </w:r>
-      <w:r>
-        <w:t xml:space="preserve"> </w:t>
-      </w:r>
-      <w:r>
-        <w:t xml:space="preserve">(a) The record’s lead over the model in AUC against the share of each later flood that reached new ground, for every test in Table 7, with the least-squares line. (b, c) Molchan trajectories of the 2024 tests on one block assignment, the share of flooded assets missed against the share of assets flagged, lower being better; the grey diagonal is a random ranking.</w:t>
-      </w:r>
-    </w:p>
-    <w:p>
-      <w:pPr>
-        <w:pStyle w:val="BodyText"/>
-      </w:pPr>
-      <w:r>
-        <w:rPr>
-          <w:b/>
-          <w:bCs/>
-        </w:rPr>
-        <w:t xml:space="preserve">Figure 6.</w:t>
       </w:r>
       <w:r>
         <w:t xml:space="preserve"> </w:t>

--- a/docs/paper/submission/manuscript.docx
+++ b/docs/paper/submission/manuscript.docx
@@ -2,17 +2,15 @@
 <file path=word/document.xml><?xml version="1.0" encoding="utf-8"?>
 <w:document xmlns:w="http://schemas.openxmlformats.org/wordprocessingml/2006/main" xmlns:m="http://schemas.openxmlformats.org/officeDocument/2006/math" xmlns:r="http://schemas.openxmlformats.org/officeDocument/2006/relationships" xmlns:o="urn:schemas-microsoft-com:office:office" xmlns:v="urn:schemas-microsoft-com:vml" xmlns:w10="urn:schemas-microsoft-com:office:word" xmlns:a="http://schemas.openxmlformats.org/drawingml/2006/main" xmlns:pic="http://schemas.openxmlformats.org/drawingml/2006/picture" xmlns:wp="http://schemas.openxmlformats.org/drawingml/2006/wordprocessingDrawing">
   <w:body>
-    <w:bookmarkStart w:id="9" w:name="Xd9a5aadbc16cfb061abfd15f8131c4ec0f42f7f"/>
-    <w:p>
-      <w:pPr>
-        <w:pStyle w:val="Heading1"/>
+    <w:p>
+      <w:pPr>
+        <w:pStyle w:val="Title"/>
       </w:pPr>
       <w:r>
         <w:t xml:space="preserve">When do flood susceptibility models beat the flood record? Evidence from radar-observed floods in Bangladesh</w:t>
       </w:r>
     </w:p>
-    <w:bookmarkEnd w:id="9"/>
-    <w:bookmarkStart w:id="10" w:name="abstract"/>
+    <w:bookmarkStart w:id="9" w:name="abstract"/>
     <w:p>
       <w:pPr>
         <w:pStyle w:val="Heading1"/>
@@ -93,8 +91,8 @@
         <w:t xml:space="preserve">flood susceptibility; Sentinel-1; spatial cross-validation; temporal validation; gradient boosting; flood record; persistence baseline; Bangladesh</w:t>
       </w:r>
     </w:p>
-    <w:bookmarkEnd w:id="10"/>
-    <w:bookmarkStart w:id="11" w:name="sec:intro"/>
+    <w:bookmarkEnd w:id="9"/>
+    <w:bookmarkStart w:id="10" w:name="sec:intro"/>
     <w:p>
       <w:pPr>
         <w:pStyle w:val="Heading1"/>
@@ -181,8 +179,8 @@
         <w:t xml:space="preserve">This study asks two questions of flood susceptibility models for mapped infrastructure in three regions with contrasting regimes, riverine flooding in Rangpur and Rajshahi, flash flooding in the Sylhet haor basin and cyclone surge on the south-west coast. The first, and the most consequential for how published maps should be read, is whether a model anticipates a later flood better than the record of earlier ones, and on what the answer depends. It is tested on every flood year that has an earlier one, in the study regions and in four validation regions that share no asset with them, against a global hydrodynamic hazard map as well as the record. The second is whether radar-observed flood extents make better training labels than terrain thresholds for ground a model has not seen. The maps, data and code are released openly.</w:t>
       </w:r>
     </w:p>
-    <w:bookmarkEnd w:id="11"/>
-    <w:bookmarkStart w:id="15" w:name="sec:related"/>
+    <w:bookmarkEnd w:id="10"/>
+    <w:bookmarkStart w:id="14" w:name="sec:related"/>
     <w:p>
       <w:pPr>
         <w:pStyle w:val="Heading1"/>
@@ -200,7 +198,7 @@
         <w:t xml:space="preserve">Related work</w:t>
       </w:r>
     </w:p>
-    <w:bookmarkStart w:id="12" w:name="flood-susceptibility-in-bangladesh"/>
+    <w:bookmarkStart w:id="11" w:name="flood-susceptibility-in-bangladesh"/>
     <w:p>
       <w:pPr>
         <w:pStyle w:val="Heading2"/>
@@ -316,8 +314,8 @@
         <w:t xml:space="preserve">, which shows why infrastructure exposure matters to planners.</w:t>
       </w:r>
     </w:p>
-    <w:bookmarkEnd w:id="12"/>
-    <w:bookmarkStart w:id="13" w:name="labels-and-validation"/>
+    <w:bookmarkEnd w:id="11"/>
+    <w:bookmarkStart w:id="12" w:name="labels-and-validation"/>
     <w:p>
       <w:pPr>
         <w:pStyle w:val="Heading2"/>
@@ -537,8 +535,8 @@
         <w:t xml:space="preserve">calibrated its scores, within a single flood event.</w:t>
       </w:r>
     </w:p>
-    <w:bookmarkEnd w:id="13"/>
-    <w:bookmarkStart w:id="14" w:name="sec:reference"/>
+    <w:bookmarkEnd w:id="12"/>
+    <w:bookmarkStart w:id="13" w:name="sec:reference"/>
     <w:p>
       <w:pPr>
         <w:pStyle w:val="Heading2"/>
@@ -600,9 +598,9 @@
         <w:t xml:space="preserve">. For a map of where floods will occur that benchmark is the map of where they already have, and no flood susceptibility study found here has set its model against it.</w:t>
       </w:r>
     </w:p>
+    <w:bookmarkEnd w:id="13"/>
     <w:bookmarkEnd w:id="14"/>
-    <w:bookmarkEnd w:id="15"/>
-    <w:bookmarkStart w:id="16" w:name="study-area-and-data"/>
+    <w:bookmarkStart w:id="15" w:name="study-area-and-data"/>
     <w:p>
       <w:pPr>
         <w:pStyle w:val="Heading1"/>
@@ -628,8 +626,8 @@
         <w:t xml:space="preserve">Three regions with contrasting flood regimes are studied, riverine flooding in Rangpur and Rajshahi, flash flooding in the Sylhet haor basin and cyclone surge on the south-west coast (Fig. 1a, Table 2), and they share one set of model settings so that results stay comparable. Rangpur and Rajshahi, in the north-west, lie on the floodplains of the Teesta and the Brahmaputra–Jamuna, where monsoon rivers rise above their danger levels and stay there for days to weeks, and all five mapped floods fell between late June and October (Table 4). The Sylhet region holds the haor basin, a low bowl of seasonal wetlands fed by rivers from the hills to the north and east, where flash floods rise quickly and can arrive before the monsoon, as in April 2017, when they struck before the rice harvest. The south-west coast is a delta of tidal channels and polders, embanked islands of farmland, where flooding follows the landfall of a cyclone and the overtopping or breach of embankments rather than the stage of a river. The regions hold 23,016, 13,374 and 29,545 mapped assets, across parts of 21, 10 and 16 districts. Four further regions serve only to validate the comparison with the flood record (Fig. 1a, e–h, Table 4): the Jamuna east bank, the central districts around Dhaka, the Chattogram coast and the west-central districts, where both mapped events were waterlogging after heavy rain rather than river floods. None holds an asset that a study box also holds. Every dataset the pipeline ingests is openly licensed (Table 3). OpenStreetMap coverage is uneven, so an area with few mapped assets shows low exposure whether or not much stands there, and WorldPop’s constrained product carries population only where buildings were detected in imagery.</w:t>
       </w:r>
     </w:p>
-    <w:bookmarkEnd w:id="16"/>
-    <w:bookmarkStart w:id="23" w:name="sec:chain"/>
+    <w:bookmarkEnd w:id="15"/>
+    <w:bookmarkStart w:id="22" w:name="sec:chain"/>
     <w:p>
       <w:pPr>
         <w:pStyle w:val="Heading1"/>
@@ -655,7 +653,7 @@
         <w:t xml:space="preserve">The pipeline runs as a chain of steps, drawn in the Supporting Information (Fig. S1, Section S1) with the settings not given here, and this section follows it in order.</w:t>
       </w:r>
     </w:p>
-    <w:bookmarkStart w:id="17" w:name="assets-terrain-and-features"/>
+    <w:bookmarkStart w:id="16" w:name="assets-terrain-and-features"/>
     <w:p>
       <w:pPr>
         <w:pStyle w:val="Heading2"/>
@@ -690,8 +688,8 @@
         <w:t xml:space="preserve">, would suit a flat delta better, but its non-commercial, share-alike licence conflicts with the CC BY 4.0 data archive, and the vertical error of SRTM may be one reason, untested, why TWI and HAND add little once elevation is known (Section 5.6). Each asset carries these five terrain values at its representative point, WorldPop population density, its distance to the nearest hospital, school, flood shelter, road and irrigation channel, and its asset type, all standardised, and the pipeline stops if any feature is constant or the labels hold a single class.</w:t>
       </w:r>
     </w:p>
-    <w:bookmarkEnd w:id="17"/>
-    <w:bookmarkStart w:id="18" w:name="sec:observed"/>
+    <w:bookmarkEnd w:id="16"/>
+    <w:bookmarkStart w:id="17" w:name="sec:observed"/>
     <w:p>
       <w:pPr>
         <w:pStyle w:val="Heading2"/>
@@ -810,8 +808,8 @@
         <w:t xml:space="preserve">, as it did under unharvested rice in April 2017. Neither explanation was tested, and neither map is ground truth.</w:t>
       </w:r>
     </w:p>
-    <w:bookmarkEnd w:id="18"/>
-    <w:bookmarkStart w:id="19" w:name="sec:labels"/>
+    <w:bookmarkEnd w:id="17"/>
+    <w:bookmarkStart w:id="18" w:name="sec:labels"/>
     <w:p>
       <w:pPr>
         <w:pStyle w:val="Heading2"/>
@@ -837,8 +835,8 @@
         <w:t xml:space="preserve">In the riverine regions ground counts as flood-prone where it flooded in at least two of the mapped events, while on the coast one cyclone window is enough, because surge drains within days and the six-to-twelve-day revisit leaves too few pixels flooded twice. The pipeline also writes a terrain-threshold ensemble, which marks a pixel as flood-prone where at least two of three indicators agree, TWI above 8, HAND below 5 m and JRC water occurrence above 25 %. TWI and HAND are also model inputs, so a model trained and scored on these labels can succeed by relearning the threshold rule.</w:t>
       </w:r>
     </w:p>
-    <w:bookmarkEnd w:id="19"/>
-    <w:bookmarkStart w:id="20" w:name="sec:gnn"/>
+    <w:bookmarkEnd w:id="18"/>
+    <w:bookmarkStart w:id="19" w:name="sec:gnn"/>
     <w:p>
       <w:pPr>
         <w:pStyle w:val="Heading2"/>
@@ -876,8 +874,8 @@
         <w:t xml:space="preserve">on a six-nearest-neighbour graph of assets, the design this system began with (Supporting Information, Section S7). Validation holds out whole 10 km blocks, assigned at random to training (80 %), calibration and test, because a random split leaves every test asset beside training assets with almost the same features and label. Scores are calibrated by isotonic regression on the calibration blocks, with each level shrunk towards the middle when it holds few points, and every metric comes from the test blocks. In the two riverine regions the published map scores come from the same model given one more feature, the share of earlier events in which the ground flooded (Section 5.3). Every validation figure outside that section comes from the model without it, because the feature is built from the events the models are scored against.</w:t>
       </w:r>
     </w:p>
-    <w:bookmarkEnd w:id="20"/>
-    <w:bookmarkStart w:id="21" w:name="sec:design"/>
+    <w:bookmarkEnd w:id="19"/>
+    <w:bookmarkStart w:id="20" w:name="sec:design"/>
     <w:p>
       <w:pPr>
         <w:pStyle w:val="Heading2"/>
@@ -912,8 +910,8 @@
         <w:t xml:space="preserve">, since the assignments reuse the same assets, and a plain t-test across them would overstate the evidence. The 10 km blocks are narrower than the ranges of the variograms fitted to the asset scores, roughly 115, 14 and 31 km, so test assets near a block edge still share terrain with training assets, and the main results are repeated with 20 and 40 km blocks on the same seeds (Section 5.5).</w:t>
       </w:r>
     </w:p>
-    <w:bookmarkEnd w:id="21"/>
-    <w:bookmarkStart w:id="22" w:name="sec:rolling"/>
+    <w:bookmarkEnd w:id="20"/>
+    <w:bookmarkStart w:id="21" w:name="sec:rolling"/>
     <w:p>
       <w:pPr>
         <w:pStyle w:val="Heading2"/>
@@ -986,9 +984,9 @@
         <w:t xml:space="preserve">of a list as long as the record’s, the share of flooded assets the list holds divided by the share of assets it flags.</w:t>
       </w:r>
     </w:p>
+    <w:bookmarkEnd w:id="21"/>
     <w:bookmarkEnd w:id="22"/>
-    <w:bookmarkEnd w:id="23"/>
-    <w:bookmarkStart w:id="30" w:name="sec:validation"/>
+    <w:bookmarkStart w:id="29" w:name="sec:validation"/>
     <w:p>
       <w:pPr>
         <w:pStyle w:val="Heading1"/>
@@ -1006,7 +1004,7 @@
         <w:t xml:space="preserve">Results</w:t>
       </w:r>
     </w:p>
-    <w:bookmarkStart w:id="24" w:name="held-out-results"/>
+    <w:bookmarkStart w:id="23" w:name="held-out-results"/>
     <w:p>
       <w:pPr>
         <w:pStyle w:val="Heading2"/>
@@ -1032,8 +1030,8 @@
         <w:t xml:space="preserve">Table 5 reports one block assignment, the pipeline’s default, which ranks 2, 1 and 17 of 20 by AUC in the three regions. In Sylhet 14.7 % of assets sit on flood-prone ground and the asset model reaches an AUC of 0.934. In Rangpur and Rajshahi only 6.7 % do, yet the model ranks well (AUC 0.884), with an average precision 7.0 times the base rate. Calibration lowers the Brier score from 0.069 to 0.029 in Rangpur and Rajshahi, slightly below the 0.032 of always predicting the base rate, and its deciles lie close to the diagonal in both riverine regions (Fig. 3). It carries less well to the coast, where the calibration blocks hold 5.5 % flood-prone assets against 1.7 % in the test blocks and the calibrated Brier score of 0.039 is worse than the base rate at 0.017.</w:t>
       </w:r>
     </w:p>
-    <w:bookmarkEnd w:id="24"/>
-    <w:bookmarkStart w:id="25" w:name="sec:labelresult"/>
+    <w:bookmarkEnd w:id="23"/>
+    <w:bookmarkStart w:id="24" w:name="sec:labelresult"/>
     <w:p>
       <w:pPr>
         <w:pStyle w:val="Heading2"/>
@@ -1119,8 +1117,8 @@
         <w:t xml:space="preserve">; Fig. 2). This test favours the observed labels, since that model is scored against the definition it learned, so Section 5.3 repeats it against later floods that neither label source was trained on.</w:t>
       </w:r>
     </w:p>
-    <w:bookmarkEnd w:id="25"/>
-    <w:bookmarkStart w:id="26" w:name="sec:temporal"/>
+    <w:bookmarkEnd w:id="24"/>
+    <w:bookmarkStart w:id="25" w:name="sec:temporal"/>
     <w:p>
       <w:pPr>
         <w:pStyle w:val="Heading2"/>
@@ -1338,8 +1336,8 @@
         <w:t xml:space="preserve">The 2024 floods also give the label comparison a test that favours neither label source. The observed labels still lead, at 0.801 against 0.732 in Rangpur and Rajshahi, 0.797 against 0.773 in Sylhet and 0.807 against 0.736 on the coast, ahead on 18, 15 and 18 of 20 assignments. The coastal gap of 0.071 stays close to its spatial 0.080, while the riverine gaps shrink, from 0.101 to 0.069 in Rangpur and Rajshahi and from 0.087 to 0.024 in Sylhet, where the remaining gap cannot be told apart from noise. Much of the Sylhet advantage in the spatial test therefore came from the shared definition rather than from the labels themselves.</w:t>
       </w:r>
     </w:p>
-    <w:bookmarkEnd w:id="26"/>
-    <w:bookmarkStart w:id="27" w:name="sec:rollresult"/>
+    <w:bookmarkEnd w:id="25"/>
+    <w:bookmarkStart w:id="26" w:name="sec:rollresult"/>
     <w:p>
       <w:pPr>
         <w:pStyle w:val="Heading2"/>
@@ -1571,8 +1569,8 @@
         <w:t xml:space="preserve">The JRC hazard map ranked the later floods at 0.418 to 0.876, below chance on the coast, whose surges it does not simulate, so it is a fair rival only for river flooding. It trailed the record significantly in 5 tests and led it in 4, each on a flood that reached much new ground, and the model ranked above it in 8 of 15. Landsat water occurrence, scored on the 8 floods after 2021, ranked them at 0.624 to 0.834, below the radar record in 4. Area skill scores ordered the record and the model as AUC did in 15 of 15 tests, and the Molchan trajectories show where the difference lay (Fig. 4b, c). In Rangpur and Rajshahi the record caught most of the 2024 flooding within the first sixth of the assets it flagged and then, holding nothing on the rest, ran down the diagonal, while on the coast the model missed fewer flooded assets at most list lengths.</w:t>
       </w:r>
     </w:p>
-    <w:bookmarkEnd w:id="27"/>
-    <w:bookmarkStart w:id="28" w:name="sec:blocksize"/>
+    <w:bookmarkEnd w:id="26"/>
+    <w:bookmarkStart w:id="27" w:name="sec:blocksize"/>
     <w:p>
       <w:pPr>
         <w:pStyle w:val="Heading2"/>
@@ -1598,8 +1596,8 @@
         <w:t xml:space="preserve">Wider blocks lower the held-out AUC of the default model only a little in the riverine regions, from 0.817 at 10 km to 0.791 at 40 km in Rangpur and Rajshahi and from 0.857 to 0.836 in Sylhet, and more on the coast, from 0.839 to 0.774, so the 10 km figures carry a small optimism, largest on the coast.</w:t>
       </w:r>
     </w:p>
-    <w:bookmarkEnd w:id="28"/>
-    <w:bookmarkStart w:id="29" w:name="sec:importance"/>
+    <w:bookmarkEnd w:id="27"/>
+    <w:bookmarkStart w:id="28" w:name="sec:importance"/>
     <w:p>
       <w:pPr>
         <w:pStyle w:val="Heading2"/>
@@ -1625,9 +1623,9 @@
         <w:t xml:space="preserve">Shuffling each feature across the test assets over the same assignments shows what the default model uses (Fig. 5). Elevation carries almost all of the terrain signal, costing 0.086, 0.220 and 0.129 in AUC when shuffled, while TWI, HAND, slope and flow accumulation cost at most 0.000, 0.009 and 0.007. Shuffled together, since correlated features can stand in for one another, the five terrain features cost 0.080, 0.214 and 0.132, about as much as elevation alone, and slightly less in Rangpur and Rajshahi, a difference within the noise of the shuffling. The five access distances together cost 0.110, 0.133 and 0.142, more than the terrain in Rangpur and Rajshahi and on the coast and second to it in Sylhet. They describe distance to services rather than any property of flooding and most likely stand in for where roads and settlements sit on the floodplain, a reading that was not tested directly.</w:t>
       </w:r>
     </w:p>
+    <w:bookmarkEnd w:id="28"/>
     <w:bookmarkEnd w:id="29"/>
-    <w:bookmarkEnd w:id="30"/>
-    <w:bookmarkStart w:id="35" w:name="sec:discussion"/>
+    <w:bookmarkStart w:id="34" w:name="sec:discussion"/>
     <w:p>
       <w:pPr>
         <w:pStyle w:val="Heading1"/>
@@ -1645,7 +1643,7 @@
         <w:t xml:space="preserve">Discussion</w:t>
       </w:r>
     </w:p>
-    <w:bookmarkStart w:id="31" w:name="what-the-flood-record-already-knows"/>
+    <w:bookmarkStart w:id="30" w:name="what-the-flood-record-already-knows"/>
     <w:p>
       <w:pPr>
         <w:pStyle w:val="Heading2"/>
@@ -1720,8 +1718,8 @@
         <w:t xml:space="preserve">, and a susceptibility study that reports accuracy without that reference cannot show that its model knows more than the flood record already does.</w:t>
       </w:r>
     </w:p>
-    <w:bookmarkEnd w:id="31"/>
-    <w:bookmarkStart w:id="32" w:name="Xb4a8fee8a51e2cac850759879c84117ad532b59"/>
+    <w:bookmarkEnd w:id="30"/>
+    <w:bookmarkStart w:id="31" w:name="Xb4a8fee8a51e2cac850759879c84117ad532b59"/>
     <w:p>
       <w:pPr>
         <w:pStyle w:val="Heading2"/>
@@ -1756,8 +1754,8 @@
         <w:t xml:space="preserve">, and the blocked scores estimate performance on unseen areas of similar terrain rather than design-based map accuracy.</w:t>
       </w:r>
     </w:p>
-    <w:bookmarkEnd w:id="32"/>
-    <w:bookmarkStart w:id="33" w:name="sec:implications"/>
+    <w:bookmarkEnd w:id="31"/>
+    <w:bookmarkStart w:id="32" w:name="sec:implications"/>
     <w:p>
       <w:pPr>
         <w:pStyle w:val="Heading2"/>
@@ -1783,8 +1781,8 @@
         <w:t xml:space="preserve">First, where Sentinel-1 has observed several floods, the record of where water has already stood is a benchmark any susceptibility map should beat, and where floods return to the same ground it was the better guide to the next one. It costs little to compute, so agencies such as the Bangladesh Water Development Board and the Flood Forecasting and Warning Centre could publish it as a planning layer beside any susceptibility map. Where the record holds only one or two flood years, or where surges strike new stretches of coast, the model ranked better, and the two combined ranked best on the riverine floodplains, so the choice between them can follow how much of past floods fell on new ground. Second, a susceptibility map used to site shelters, embankments or schools should be judged on held-out areas and later floods rather than on random splits, since the accuracy a random split reports overstates how far the map can be trusted in places it has not seen.</w:t>
       </w:r>
     </w:p>
-    <w:bookmarkEnd w:id="33"/>
-    <w:bookmarkStart w:id="34" w:name="limits-of-the-maps"/>
+    <w:bookmarkEnd w:id="32"/>
+    <w:bookmarkStart w:id="33" w:name="limits-of-the-maps"/>
     <w:p>
       <w:pPr>
         <w:pStyle w:val="Heading2"/>
@@ -1810,9 +1808,9 @@
         <w:t xml:space="preserve">The coast is the clearest limit, since the terrain hazard surface reaches only 0.610 there on held-out ground and the river hazard map ranks surge flooding below chance, because surge follows embankments, tidal channels and landfall position, which neither describes. The composite risk index (Supporting Information, Section S2) depends on OpenStreetMap, whose rural completeness is unmeasured, and has not been checked against losses. The radar labels carry error of their own, agreeing only moderately with an independent MODIS map and counting inundated paddy as flooding, so every score here measures agreement with flooding mapped by radar rather than with flooding on the ground. Each test draws on one to three earlier flood years, and the threshold near a third of flooding on new ground is estimated from 15 tests in 7 regions, with an interval of 18.2 to 41.1 % when tests are resampled and 2.6 to 42.6 % when whole regions are. The calibrated probabilities hold for a region as a whole rather than for any one area, and none of the surfaces is a forecast.</w:t>
       </w:r>
     </w:p>
+    <w:bookmarkEnd w:id="33"/>
     <w:bookmarkEnd w:id="34"/>
-    <w:bookmarkEnd w:id="35"/>
-    <w:bookmarkStart w:id="36" w:name="sec:conclusions"/>
+    <w:bookmarkStart w:id="35" w:name="sec:conclusions"/>
     <w:p>
       <w:pPr>
         <w:pStyle w:val="Heading1"/>
@@ -1861,8 +1859,8 @@
         <w:t xml:space="preserve">), and the two were level at about a third of flooded assets. In Rangpur and Rajshahi the record predicted the 2024 flooding better than the model under every check applied, a global hydrodynamic hazard map was no stronger a rival, and a model given the record as a feature beat both of its parts in most riverine tests. Radar-observed flood extents made better training labels than terrain thresholds, by 0.101, 0.087 and 0.080 in AUC on held-out ground and by 0.069, 0.024 and 0.071 against later floods. Every number in this paper is generated from the released pipeline outputs, so each can be checked and rebuilt.</w:t>
       </w:r>
     </w:p>
-    <w:bookmarkEnd w:id="36"/>
-    <w:bookmarkStart w:id="40" w:name="data-availability-statement"/>
+    <w:bookmarkEnd w:id="35"/>
+    <w:bookmarkStart w:id="39" w:name="data-availability-statement"/>
     <w:p>
       <w:pPr>
         <w:pStyle w:val="Heading1"/>
@@ -1881,7 +1879,7 @@
       <w:r>
         <w:t xml:space="preserve"> </w:t>
       </w:r>
-      <w:hyperlink r:id="rId37">
+      <w:hyperlink r:id="rId36">
         <w:r>
           <w:rPr>
             <w:rStyle w:val="Hyperlink"/>
@@ -1895,7 +1893,7 @@
       <w:r>
         <w:t xml:space="preserve"> </w:t>
       </w:r>
-      <w:hyperlink r:id="rId38">
+      <w:hyperlink r:id="rId37">
         <w:r>
           <w:rPr>
             <w:rStyle w:val="Hyperlink"/>
@@ -1912,7 +1910,7 @@
       <w:r>
         <w:t xml:space="preserve"> </w:t>
       </w:r>
-      <w:hyperlink r:id="rId39">
+      <w:hyperlink r:id="rId38">
         <w:r>
           <w:rPr>
             <w:rStyle w:val="Hyperlink"/>
@@ -1924,8 +1922,8 @@
         <w:t xml:space="preserve">, which shows the risk maps, rankings and per-unit summaries without a sign-in and states the limitations of Section 6 beside the maps. An earlier technical report on this system, prepared for the RIMES Mapathon in March 2026, contained errors that were found in a later review, the most serious being a coordinate-system error that left every training label at zero. Each error and its correction is listed in the technical documentation in the code repository, and no result of that report is used here.</w:t>
       </w:r>
     </w:p>
-    <w:bookmarkEnd w:id="40"/>
-    <w:bookmarkStart w:id="41" w:name="declarations"/>
+    <w:bookmarkEnd w:id="39"/>
+    <w:bookmarkStart w:id="40" w:name="declarations"/>
     <w:p>
       <w:pPr>
         <w:pStyle w:val="Heading1"/>
@@ -1988,8 +1986,8 @@
         <w:t xml:space="preserve">Not applicable. The study uses public datasets only and involves no human participants.</w:t>
       </w:r>
     </w:p>
-    <w:bookmarkEnd w:id="41"/>
-    <w:bookmarkStart w:id="119" w:name="references"/>
+    <w:bookmarkEnd w:id="40"/>
+    <w:bookmarkStart w:id="118" w:name="references"/>
     <w:p>
       <w:pPr>
         <w:pStyle w:val="Heading1"/>
@@ -1998,8 +1996,8 @@
         <w:t xml:space="preserve">References</w:t>
       </w:r>
     </w:p>
-    <w:bookmarkStart w:id="118" w:name="refs"/>
-    <w:bookmarkStart w:id="43" w:name="ref-adnan2023"/>
+    <w:bookmarkStart w:id="117" w:name="refs"/>
+    <w:bookmarkStart w:id="42" w:name="ref-adnan2023"/>
     <w:p>
       <w:pPr>
         <w:pStyle w:val="Bibliography"/>
@@ -2045,7 +2043,7 @@
       <w:r>
         <w:t xml:space="preserve"> </w:t>
       </w:r>
-      <w:hyperlink r:id="rId42">
+      <w:hyperlink r:id="rId41">
         <w:r>
           <w:rPr>
             <w:rStyle w:val="Hyperlink"/>
@@ -2054,8 +2052,8 @@
         </w:r>
       </w:hyperlink>
     </w:p>
-    <w:bookmarkEnd w:id="43"/>
-    <w:bookmarkStart w:id="45" w:name="ref-amitrano2024"/>
+    <w:bookmarkEnd w:id="42"/>
+    <w:bookmarkStart w:id="44" w:name="ref-amitrano2024"/>
     <w:p>
       <w:pPr>
         <w:pStyle w:val="Bibliography"/>
@@ -2101,7 +2099,7 @@
       <w:r>
         <w:t xml:space="preserve"> </w:t>
       </w:r>
-      <w:hyperlink r:id="rId44">
+      <w:hyperlink r:id="rId43">
         <w:r>
           <w:rPr>
             <w:rStyle w:val="Hyperlink"/>
@@ -2110,8 +2108,8 @@
         </w:r>
       </w:hyperlink>
     </w:p>
-    <w:bookmarkEnd w:id="45"/>
-    <w:bookmarkStart w:id="47" w:name="ref-baugh2024"/>
+    <w:bookmarkEnd w:id="44"/>
+    <w:bookmarkStart w:id="46" w:name="ref-baugh2024"/>
     <w:p>
       <w:pPr>
         <w:pStyle w:val="Bibliography"/>
@@ -2135,7 +2133,7 @@
       <w:r>
         <w:t xml:space="preserve"> </w:t>
       </w:r>
-      <w:hyperlink r:id="rId46">
+      <w:hyperlink r:id="rId45">
         <w:r>
           <w:rPr>
             <w:rStyle w:val="Hyperlink"/>
@@ -2144,8 +2142,8 @@
         </w:r>
       </w:hyperlink>
     </w:p>
-    <w:bookmarkEnd w:id="47"/>
-    <w:bookmarkStart w:id="49" w:name="ref-beven1979"/>
+    <w:bookmarkEnd w:id="46"/>
+    <w:bookmarkStart w:id="48" w:name="ref-beven1979"/>
     <w:p>
       <w:pPr>
         <w:pStyle w:val="Bibliography"/>
@@ -2191,7 +2189,7 @@
       <w:r>
         <w:t xml:space="preserve"> </w:t>
       </w:r>
-      <w:hyperlink r:id="rId48">
+      <w:hyperlink r:id="rId47">
         <w:r>
           <w:rPr>
             <w:rStyle w:val="Hyperlink"/>
@@ -2200,8 +2198,8 @@
         </w:r>
       </w:hyperlink>
     </w:p>
-    <w:bookmarkEnd w:id="49"/>
-    <w:bookmarkStart w:id="51" w:name="ref-chainey2008"/>
+    <w:bookmarkEnd w:id="48"/>
+    <w:bookmarkStart w:id="50" w:name="ref-chainey2008"/>
     <w:p>
       <w:pPr>
         <w:pStyle w:val="Bibliography"/>
@@ -2238,7 +2236,7 @@
       <w:r>
         <w:t xml:space="preserve"> </w:t>
       </w:r>
-      <w:hyperlink r:id="rId50">
+      <w:hyperlink r:id="rId49">
         <w:r>
           <w:rPr>
             <w:rStyle w:val="Hyperlink"/>
@@ -2247,8 +2245,8 @@
         </w:r>
       </w:hyperlink>
     </w:p>
-    <w:bookmarkEnd w:id="51"/>
-    <w:bookmarkStart w:id="53" w:name="ref-chung2003"/>
+    <w:bookmarkEnd w:id="50"/>
+    <w:bookmarkStart w:id="52" w:name="ref-chung2003"/>
     <w:p>
       <w:pPr>
         <w:pStyle w:val="Bibliography"/>
@@ -2285,7 +2283,7 @@
       <w:r>
         <w:t xml:space="preserve"> </w:t>
       </w:r>
-      <w:hyperlink r:id="rId52">
+      <w:hyperlink r:id="rId51">
         <w:r>
           <w:rPr>
             <w:rStyle w:val="Hyperlink"/>
@@ -2294,8 +2292,8 @@
         </w:r>
       </w:hyperlink>
     </w:p>
-    <w:bookmarkEnd w:id="53"/>
-    <w:bookmarkStart w:id="55" w:name="ref-dadhich2026"/>
+    <w:bookmarkEnd w:id="52"/>
+    <w:bookmarkStart w:id="54" w:name="ref-dadhich2026"/>
     <w:p>
       <w:pPr>
         <w:pStyle w:val="Bibliography"/>
@@ -2341,7 +2339,7 @@
       <w:r>
         <w:t xml:space="preserve"> </w:t>
       </w:r>
-      <w:hyperlink r:id="rId54">
+      <w:hyperlink r:id="rId53">
         <w:r>
           <w:rPr>
             <w:rStyle w:val="Hyperlink"/>
@@ -2350,8 +2348,8 @@
         </w:r>
       </w:hyperlink>
     </w:p>
-    <w:bookmarkEnd w:id="55"/>
-    <w:bookmarkStart w:id="57" w:name="ref-diptho2026"/>
+    <w:bookmarkEnd w:id="54"/>
+    <w:bookmarkStart w:id="56" w:name="ref-diptho2026"/>
     <w:p>
       <w:pPr>
         <w:pStyle w:val="Bibliography"/>
@@ -2400,7 +2398,7 @@
       <w:r>
         <w:t xml:space="preserve"> </w:t>
       </w:r>
-      <w:hyperlink r:id="rId56">
+      <w:hyperlink r:id="rId55">
         <w:r>
           <w:rPr>
             <w:rStyle w:val="Hyperlink"/>
@@ -2409,8 +2407,8 @@
         </w:r>
       </w:hyperlink>
     </w:p>
-    <w:bookmarkEnd w:id="57"/>
-    <w:bookmarkStart w:id="59" w:name="ref-giezendanner2023"/>
+    <w:bookmarkEnd w:id="56"/>
+    <w:bookmarkStart w:id="58" w:name="ref-giezendanner2023"/>
     <w:p>
       <w:pPr>
         <w:pStyle w:val="Bibliography"/>
@@ -2446,7 +2444,7 @@
       <w:r>
         <w:t xml:space="preserve"> </w:t>
       </w:r>
-      <w:hyperlink r:id="rId58">
+      <w:hyperlink r:id="rId57">
         <w:r>
           <w:rPr>
             <w:rStyle w:val="Hyperlink"/>
@@ -2455,8 +2453,8 @@
         </w:r>
       </w:hyperlink>
     </w:p>
-    <w:bookmarkEnd w:id="59"/>
-    <w:bookmarkStart w:id="61" w:name="ref-guzzetti2006"/>
+    <w:bookmarkEnd w:id="58"/>
+    <w:bookmarkStart w:id="60" w:name="ref-guzzetti2006"/>
     <w:p>
       <w:pPr>
         <w:pStyle w:val="Bibliography"/>
@@ -2493,7 +2491,7 @@
       <w:r>
         <w:t xml:space="preserve"> </w:t>
       </w:r>
-      <w:hyperlink r:id="rId60">
+      <w:hyperlink r:id="rId59">
         <w:r>
           <w:rPr>
             <w:rStyle w:val="Hyperlink"/>
@@ -2502,8 +2500,8 @@
         </w:r>
       </w:hyperlink>
     </w:p>
-    <w:bookmarkEnd w:id="61"/>
-    <w:bookmarkStart w:id="63" w:name="ref-haghighi2022"/>
+    <w:bookmarkEnd w:id="60"/>
+    <w:bookmarkStart w:id="62" w:name="ref-haghighi2022"/>
     <w:p>
       <w:pPr>
         <w:pStyle w:val="Bibliography"/>
@@ -2552,7 +2550,7 @@
       <w:r>
         <w:t xml:space="preserve"> </w:t>
       </w:r>
-      <w:hyperlink r:id="rId62">
+      <w:hyperlink r:id="rId61">
         <w:r>
           <w:rPr>
             <w:rStyle w:val="Hyperlink"/>
@@ -2561,8 +2559,8 @@
         </w:r>
       </w:hyperlink>
     </w:p>
-    <w:bookmarkEnd w:id="63"/>
-    <w:bookmarkStart w:id="65" w:name="ref-hamilton2017"/>
+    <w:bookmarkEnd w:id="62"/>
+    <w:bookmarkStart w:id="64" w:name="ref-hamilton2017"/>
     <w:p>
       <w:pPr>
         <w:pStyle w:val="Bibliography"/>
@@ -2586,7 +2584,7 @@
       <w:r>
         <w:t xml:space="preserve"> </w:t>
       </w:r>
-      <w:hyperlink r:id="rId64">
+      <w:hyperlink r:id="rId63">
         <w:r>
           <w:rPr>
             <w:rStyle w:val="Hyperlink"/>
@@ -2595,8 +2593,8 @@
         </w:r>
       </w:hyperlink>
     </w:p>
-    <w:bookmarkEnd w:id="65"/>
-    <w:bookmarkStart w:id="67" w:name="ref-hawker2020"/>
+    <w:bookmarkEnd w:id="64"/>
+    <w:bookmarkStart w:id="66" w:name="ref-hawker2020"/>
     <w:p>
       <w:pPr>
         <w:pStyle w:val="Bibliography"/>
@@ -2633,7 +2631,7 @@
       <w:r>
         <w:t xml:space="preserve"> </w:t>
       </w:r>
-      <w:hyperlink r:id="rId66">
+      <w:hyperlink r:id="rId65">
         <w:r>
           <w:rPr>
             <w:rStyle w:val="Hyperlink"/>
@@ -2642,8 +2640,8 @@
         </w:r>
       </w:hyperlink>
     </w:p>
-    <w:bookmarkEnd w:id="67"/>
-    <w:bookmarkStart w:id="69" w:name="ref-hawker2022"/>
+    <w:bookmarkEnd w:id="66"/>
+    <w:bookmarkStart w:id="68" w:name="ref-hawker2022"/>
     <w:p>
       <w:pPr>
         <w:pStyle w:val="Bibliography"/>
@@ -2680,7 +2678,7 @@
       <w:r>
         <w:t xml:space="preserve"> </w:t>
       </w:r>
-      <w:hyperlink r:id="rId68">
+      <w:hyperlink r:id="rId67">
         <w:r>
           <w:rPr>
             <w:rStyle w:val="Hyperlink"/>
@@ -2689,8 +2687,8 @@
         </w:r>
       </w:hyperlink>
     </w:p>
-    <w:bookmarkEnd w:id="69"/>
-    <w:bookmarkStart w:id="71" w:name="ref-islam2021"/>
+    <w:bookmarkEnd w:id="68"/>
+    <w:bookmarkStart w:id="70" w:name="ref-islam2021"/>
     <w:p>
       <w:pPr>
         <w:pStyle w:val="Bibliography"/>
@@ -2736,7 +2734,7 @@
       <w:r>
         <w:t xml:space="preserve"> </w:t>
       </w:r>
-      <w:hyperlink r:id="rId70">
+      <w:hyperlink r:id="rId69">
         <w:r>
           <w:rPr>
             <w:rStyle w:val="Hyperlink"/>
@@ -2745,8 +2743,8 @@
         </w:r>
       </w:hyperlink>
     </w:p>
-    <w:bookmarkEnd w:id="71"/>
-    <w:bookmarkStart w:id="73" w:name="ref-islamr2024"/>
+    <w:bookmarkEnd w:id="70"/>
+    <w:bookmarkStart w:id="72" w:name="ref-islamr2024"/>
     <w:p>
       <w:pPr>
         <w:pStyle w:val="Bibliography"/>
@@ -2792,7 +2790,7 @@
       <w:r>
         <w:t xml:space="preserve"> </w:t>
       </w:r>
-      <w:hyperlink r:id="rId72">
+      <w:hyperlink r:id="rId71">
         <w:r>
           <w:rPr>
             <w:rStyle w:val="Hyperlink"/>
@@ -2801,8 +2799,8 @@
         </w:r>
       </w:hyperlink>
     </w:p>
-    <w:bookmarkEnd w:id="73"/>
-    <w:bookmarkStart w:id="75" w:name="ref-jones2021"/>
+    <w:bookmarkEnd w:id="72"/>
+    <w:bookmarkStart w:id="74" w:name="ref-jones2021"/>
     <w:p>
       <w:pPr>
         <w:pStyle w:val="Bibliography"/>
@@ -2839,7 +2837,7 @@
       <w:r>
         <w:t xml:space="preserve"> </w:t>
       </w:r>
-      <w:hyperlink r:id="rId74">
+      <w:hyperlink r:id="rId73">
         <w:r>
           <w:rPr>
             <w:rStyle w:val="Hyperlink"/>
@@ -2848,8 +2846,8 @@
         </w:r>
       </w:hyperlink>
     </w:p>
-    <w:bookmarkEnd w:id="75"/>
-    <w:bookmarkStart w:id="77" w:name="ref-murphy1988"/>
+    <w:bookmarkEnd w:id="74"/>
+    <w:bookmarkStart w:id="76" w:name="ref-murphy1988"/>
     <w:p>
       <w:pPr>
         <w:pStyle w:val="Bibliography"/>
@@ -2886,7 +2884,7 @@
       <w:r>
         <w:t xml:space="preserve"> </w:t>
       </w:r>
-      <w:hyperlink r:id="rId76">
+      <w:hyperlink r:id="rId75">
         <w:r>
           <w:rPr>
             <w:rStyle w:val="Hyperlink"/>
@@ -2895,8 +2893,8 @@
         </w:r>
       </w:hyperlink>
     </w:p>
-    <w:bookmarkEnd w:id="77"/>
-    <w:bookmarkStart w:id="79" w:name="ref-nadeau2003"/>
+    <w:bookmarkEnd w:id="76"/>
+    <w:bookmarkStart w:id="78" w:name="ref-nadeau2003"/>
     <w:p>
       <w:pPr>
         <w:pStyle w:val="Bibliography"/>
@@ -2933,7 +2931,7 @@
       <w:r>
         <w:t xml:space="preserve"> </w:t>
       </w:r>
-      <w:hyperlink r:id="rId78">
+      <w:hyperlink r:id="rId77">
         <w:r>
           <w:rPr>
             <w:rStyle w:val="Hyperlink"/>
@@ -2942,8 +2940,8 @@
         </w:r>
       </w:hyperlink>
     </w:p>
-    <w:bookmarkEnd w:id="79"/>
-    <w:bookmarkStart w:id="81" w:name="ref-niculescu2005"/>
+    <w:bookmarkEnd w:id="78"/>
+    <w:bookmarkStart w:id="80" w:name="ref-niculescu2005"/>
     <w:p>
       <w:pPr>
         <w:pStyle w:val="Bibliography"/>
@@ -2976,7 +2974,7 @@
       <w:r>
         <w:t xml:space="preserve"> </w:t>
       </w:r>
-      <w:hyperlink r:id="rId80">
+      <w:hyperlink r:id="rId79">
         <w:r>
           <w:rPr>
             <w:rStyle w:val="Hyperlink"/>
@@ -2985,8 +2983,8 @@
         </w:r>
       </w:hyperlink>
     </w:p>
-    <w:bookmarkEnd w:id="81"/>
-    <w:bookmarkStart w:id="83" w:name="ref-nobre2011"/>
+    <w:bookmarkEnd w:id="80"/>
+    <w:bookmarkStart w:id="82" w:name="ref-nobre2011"/>
     <w:p>
       <w:pPr>
         <w:pStyle w:val="Bibliography"/>
@@ -3032,7 +3030,7 @@
       <w:r>
         <w:t xml:space="preserve"> </w:t>
       </w:r>
-      <w:hyperlink r:id="rId82">
+      <w:hyperlink r:id="rId81">
         <w:r>
           <w:rPr>
             <w:rStyle w:val="Hyperlink"/>
@@ -3041,8 +3039,8 @@
         </w:r>
       </w:hyperlink>
     </w:p>
-    <w:bookmarkEnd w:id="83"/>
-    <w:bookmarkStart w:id="85" w:name="ref-pappenberger2015"/>
+    <w:bookmarkEnd w:id="82"/>
+    <w:bookmarkStart w:id="84" w:name="ref-pappenberger2015"/>
     <w:p>
       <w:pPr>
         <w:pStyle w:val="Bibliography"/>
@@ -3100,7 +3098,7 @@
       <w:r>
         <w:t xml:space="preserve"> </w:t>
       </w:r>
-      <w:hyperlink r:id="rId84">
+      <w:hyperlink r:id="rId83">
         <w:r>
           <w:rPr>
             <w:rStyle w:val="Hyperlink"/>
@@ -3109,8 +3107,8 @@
         </w:r>
       </w:hyperlink>
     </w:p>
-    <w:bookmarkEnd w:id="85"/>
-    <w:bookmarkStart w:id="87" w:name="ref-pekel2016"/>
+    <w:bookmarkEnd w:id="84"/>
+    <w:bookmarkStart w:id="86" w:name="ref-pekel2016"/>
     <w:p>
       <w:pPr>
         <w:pStyle w:val="Bibliography"/>
@@ -3156,7 +3154,7 @@
       <w:r>
         <w:t xml:space="preserve"> </w:t>
       </w:r>
-      <w:hyperlink r:id="rId86">
+      <w:hyperlink r:id="rId85">
         <w:r>
           <w:rPr>
             <w:rStyle w:val="Hyperlink"/>
@@ -3165,8 +3163,8 @@
         </w:r>
       </w:hyperlink>
     </w:p>
-    <w:bookmarkEnd w:id="87"/>
-    <w:bookmarkStart w:id="89" w:name="ref-ploton2020"/>
+    <w:bookmarkEnd w:id="86"/>
+    <w:bookmarkStart w:id="88" w:name="ref-ploton2020"/>
     <w:p>
       <w:pPr>
         <w:pStyle w:val="Bibliography"/>
@@ -3212,7 +3210,7 @@
       <w:r>
         <w:t xml:space="preserve"> </w:t>
       </w:r>
-      <w:hyperlink r:id="rId88">
+      <w:hyperlink r:id="rId87">
         <w:r>
           <w:rPr>
             <w:rStyle w:val="Hyperlink"/>
@@ -3221,8 +3219,8 @@
         </w:r>
       </w:hyperlink>
     </w:p>
-    <w:bookmarkEnd w:id="89"/>
-    <w:bookmarkStart w:id="91" w:name="ref-roberts2017"/>
+    <w:bookmarkEnd w:id="88"/>
+    <w:bookmarkStart w:id="90" w:name="ref-roberts2017"/>
     <w:p>
       <w:pPr>
         <w:pStyle w:val="Bibliography"/>
@@ -3268,7 +3266,7 @@
       <w:r>
         <w:t xml:space="preserve"> </w:t>
       </w:r>
-      <w:hyperlink r:id="rId90">
+      <w:hyperlink r:id="rId89">
         <w:r>
           <w:rPr>
             <w:rStyle w:val="Hyperlink"/>
@@ -3277,8 +3275,8 @@
         </w:r>
       </w:hyperlink>
     </w:p>
-    <w:bookmarkEnd w:id="91"/>
-    <w:bookmarkStart w:id="93" w:name="ref-rudra2023"/>
+    <w:bookmarkEnd w:id="90"/>
+    <w:bookmarkStart w:id="92" w:name="ref-rudra2023"/>
     <w:p>
       <w:pPr>
         <w:pStyle w:val="Bibliography"/>
@@ -3324,7 +3322,7 @@
       <w:r>
         <w:t xml:space="preserve"> </w:t>
       </w:r>
-      <w:hyperlink r:id="rId92">
+      <w:hyperlink r:id="rId91">
         <w:r>
           <w:rPr>
             <w:rStyle w:val="Hyperlink"/>
@@ -3333,8 +3331,8 @@
         </w:r>
       </w:hyperlink>
     </w:p>
-    <w:bookmarkEnd w:id="93"/>
-    <w:bookmarkStart w:id="95" w:name="ref-sherpa2022"/>
+    <w:bookmarkEnd w:id="92"/>
+    <w:bookmarkStart w:id="94" w:name="ref-sherpa2022"/>
     <w:p>
       <w:pPr>
         <w:pStyle w:val="Bibliography"/>
@@ -3380,7 +3378,7 @@
       <w:r>
         <w:t xml:space="preserve"> </w:t>
       </w:r>
-      <w:hyperlink r:id="rId94">
+      <w:hyperlink r:id="rId93">
         <w:r>
           <w:rPr>
             <w:rStyle w:val="Hyperlink"/>
@@ -3389,8 +3387,8 @@
         </w:r>
       </w:hyperlink>
     </w:p>
-    <w:bookmarkEnd w:id="95"/>
-    <w:bookmarkStart w:id="97" w:name="ref-swarup2026"/>
+    <w:bookmarkEnd w:id="94"/>
+    <w:bookmarkStart w:id="96" w:name="ref-swarup2026"/>
     <w:p>
       <w:pPr>
         <w:pStyle w:val="Bibliography"/>
@@ -3448,7 +3446,7 @@
       <w:r>
         <w:t xml:space="preserve"> </w:t>
       </w:r>
-      <w:hyperlink r:id="rId96">
+      <w:hyperlink r:id="rId95">
         <w:r>
           <w:rPr>
             <w:rStyle w:val="Hyperlink"/>
@@ -3457,8 +3455,8 @@
         </w:r>
       </w:hyperlink>
     </w:p>
-    <w:bookmarkEnd w:id="97"/>
-    <w:bookmarkStart w:id="99" w:name="ref-talukdar2020"/>
+    <w:bookmarkEnd w:id="96"/>
+    <w:bookmarkStart w:id="98" w:name="ref-talukdar2020"/>
     <w:p>
       <w:pPr>
         <w:pStyle w:val="Bibliography"/>
@@ -3504,7 +3502,7 @@
       <w:r>
         <w:t xml:space="preserve"> </w:t>
       </w:r>
-      <w:hyperlink r:id="rId98">
+      <w:hyperlink r:id="rId97">
         <w:r>
           <w:rPr>
             <w:rStyle w:val="Hyperlink"/>
@@ -3513,8 +3511,8 @@
         </w:r>
       </w:hyperlink>
     </w:p>
-    <w:bookmarkEnd w:id="99"/>
-    <w:bookmarkStart w:id="101" w:name="ref-tellman2021"/>
+    <w:bookmarkEnd w:id="98"/>
+    <w:bookmarkStart w:id="100" w:name="ref-tellman2021"/>
     <w:p>
       <w:pPr>
         <w:pStyle w:val="Bibliography"/>
@@ -3560,7 +3558,7 @@
       <w:r>
         <w:t xml:space="preserve"> </w:t>
       </w:r>
-      <w:hyperlink r:id="rId100">
+      <w:hyperlink r:id="rId99">
         <w:r>
           <w:rPr>
             <w:rStyle w:val="Hyperlink"/>
@@ -3569,8 +3567,8 @@
         </w:r>
       </w:hyperlink>
     </w:p>
-    <w:bookmarkEnd w:id="101"/>
-    <w:bookmarkStart w:id="103" w:name="ref-thomas2023"/>
+    <w:bookmarkEnd w:id="100"/>
+    <w:bookmarkStart w:id="102" w:name="ref-thomas2023"/>
     <w:p>
       <w:pPr>
         <w:pStyle w:val="Bibliography"/>
@@ -3607,7 +3605,7 @@
       <w:r>
         <w:t xml:space="preserve"> </w:t>
       </w:r>
-      <w:hyperlink r:id="rId102">
+      <w:hyperlink r:id="rId101">
         <w:r>
           <w:rPr>
             <w:rStyle w:val="Hyperlink"/>
@@ -3616,8 +3614,8 @@
         </w:r>
       </w:hyperlink>
     </w:p>
-    <w:bookmarkEnd w:id="103"/>
-    <w:bookmarkStart w:id="105" w:name="ref-twele2016"/>
+    <w:bookmarkEnd w:id="102"/>
+    <w:bookmarkStart w:id="104" w:name="ref-twele2016"/>
     <w:p>
       <w:pPr>
         <w:pStyle w:val="Bibliography"/>
@@ -3663,7 +3661,7 @@
       <w:r>
         <w:t xml:space="preserve"> </w:t>
       </w:r>
-      <w:hyperlink r:id="rId104">
+      <w:hyperlink r:id="rId103">
         <w:r>
           <w:rPr>
             <w:rStyle w:val="Hyperlink"/>
@@ -3672,8 +3670,8 @@
         </w:r>
       </w:hyperlink>
     </w:p>
-    <w:bookmarkEnd w:id="105"/>
-    <w:bookmarkStart w:id="107" w:name="ref-uddin2019"/>
+    <w:bookmarkEnd w:id="104"/>
+    <w:bookmarkStart w:id="106" w:name="ref-uddin2019"/>
     <w:p>
       <w:pPr>
         <w:pStyle w:val="Bibliography"/>
@@ -3719,7 +3717,7 @@
       <w:r>
         <w:t xml:space="preserve"> </w:t>
       </w:r>
-      <w:hyperlink r:id="rId106">
+      <w:hyperlink r:id="rId105">
         <w:r>
           <w:rPr>
             <w:rStyle w:val="Hyperlink"/>
@@ -3728,8 +3726,8 @@
         </w:r>
       </w:hyperlink>
     </w:p>
-    <w:bookmarkEnd w:id="107"/>
-    <w:bookmarkStart w:id="109" w:name="ref-unspider"/>
+    <w:bookmarkEnd w:id="106"/>
+    <w:bookmarkStart w:id="108" w:name="ref-unspider"/>
     <w:p>
       <w:pPr>
         <w:pStyle w:val="Bibliography"/>
@@ -3753,7 +3751,7 @@
       <w:r>
         <w:t xml:space="preserve"> </w:t>
       </w:r>
-      <w:hyperlink r:id="rId108">
+      <w:hyperlink r:id="rId107">
         <w:r>
           <w:rPr>
             <w:rStyle w:val="Hyperlink"/>
@@ -3765,8 +3763,8 @@
         <w:t xml:space="preserve">.</w:t>
       </w:r>
     </w:p>
-    <w:bookmarkEnd w:id="109"/>
-    <w:bookmarkStart w:id="111" w:name="ref-wadoux2021"/>
+    <w:bookmarkEnd w:id="108"/>
+    <w:bookmarkStart w:id="110" w:name="ref-wadoux2021"/>
     <w:p>
       <w:pPr>
         <w:pStyle w:val="Bibliography"/>
@@ -3812,7 +3810,7 @@
       <w:r>
         <w:t xml:space="preserve"> </w:t>
       </w:r>
-      <w:hyperlink r:id="rId110">
+      <w:hyperlink r:id="rId109">
         <w:r>
           <w:rPr>
             <w:rStyle w:val="Hyperlink"/>
@@ -3821,8 +3819,8 @@
         </w:r>
       </w:hyperlink>
     </w:p>
-    <w:bookmarkEnd w:id="111"/>
-    <w:bookmarkStart w:id="113" w:name="ref-zadrozny2002"/>
+    <w:bookmarkEnd w:id="110"/>
+    <w:bookmarkStart w:id="112" w:name="ref-zadrozny2002"/>
     <w:p>
       <w:pPr>
         <w:pStyle w:val="Bibliography"/>
@@ -3855,7 +3853,7 @@
       <w:r>
         <w:t xml:space="preserve"> </w:t>
       </w:r>
-      <w:hyperlink r:id="rId112">
+      <w:hyperlink r:id="rId111">
         <w:r>
           <w:rPr>
             <w:rStyle w:val="Hyperlink"/>
@@ -3864,8 +3862,8 @@
         </w:r>
       </w:hyperlink>
     </w:p>
-    <w:bookmarkEnd w:id="113"/>
-    <w:bookmarkStart w:id="115" w:name="ref-zechar2008"/>
+    <w:bookmarkEnd w:id="112"/>
+    <w:bookmarkStart w:id="114" w:name="ref-zechar2008"/>
     <w:p>
       <w:pPr>
         <w:pStyle w:val="Bibliography"/>
@@ -3902,7 +3900,7 @@
       <w:r>
         <w:t xml:space="preserve"> </w:t>
       </w:r>
-      <w:hyperlink r:id="rId114">
+      <w:hyperlink r:id="rId113">
         <w:r>
           <w:rPr>
             <w:rStyle w:val="Hyperlink"/>
@@ -3911,8 +3909,8 @@
         </w:r>
       </w:hyperlink>
     </w:p>
-    <w:bookmarkEnd w:id="115"/>
-    <w:bookmarkStart w:id="117" w:name="ref-zzaman2021"/>
+    <w:bookmarkEnd w:id="114"/>
+    <w:bookmarkStart w:id="116" w:name="ref-zzaman2021"/>
     <w:p>
       <w:pPr>
         <w:pStyle w:val="Bibliography"/>
@@ -3958,7 +3956,7 @@
       <w:r>
         <w:t xml:space="preserve"> </w:t>
       </w:r>
-      <w:hyperlink r:id="rId116">
+      <w:hyperlink r:id="rId115">
         <w:r>
           <w:rPr>
             <w:rStyle w:val="Hyperlink"/>
@@ -3967,10 +3965,10 @@
         </w:r>
       </w:hyperlink>
     </w:p>
+    <w:bookmarkEnd w:id="116"/>
     <w:bookmarkEnd w:id="117"/>
     <w:bookmarkEnd w:id="118"/>
-    <w:bookmarkEnd w:id="119"/>
-    <w:bookmarkStart w:id="127" w:name="tables"/>
+    <w:bookmarkStart w:id="126" w:name="tables"/>
     <w:p>
       <w:pPr>
         <w:pStyle w:val="Heading1"/>
@@ -3979,7 +3977,7 @@
         <w:t xml:space="preserve">Tables</w:t>
       </w:r>
     </w:p>
-    <w:bookmarkStart w:id="120" w:name="tab:litflood"/>
+    <w:bookmarkStart w:id="119" w:name="tab:litflood"/>
     <w:p>
       <w:pPr>
         <w:pStyle w:val="TableCaption"/>
@@ -4702,8 +4700,8 @@
         </w:tc>
       </w:tr>
     </w:tbl>
-    <w:bookmarkEnd w:id="120"/>
-    <w:bookmarkStart w:id="121" w:name="tab:regions"/>
+    <w:bookmarkEnd w:id="119"/>
+    <w:bookmarkStart w:id="120" w:name="tab:regions"/>
     <w:p>
       <w:pPr>
         <w:pStyle w:val="TableCaption"/>
@@ -5226,8 +5224,8 @@
         </w:tc>
       </w:tr>
     </w:tbl>
-    <w:bookmarkEnd w:id="121"/>
-    <w:bookmarkStart w:id="122" w:name="tab:data"/>
+    <w:bookmarkEnd w:id="120"/>
+    <w:bookmarkStart w:id="121" w:name="tab:data"/>
     <w:p>
       <w:pPr>
         <w:pStyle w:val="TableCaption"/>
@@ -5653,8 +5651,8 @@
         </w:tc>
       </w:tr>
     </w:tbl>
-    <w:bookmarkEnd w:id="122"/>
-    <w:bookmarkStart w:id="123" w:name="tab:events"/>
+    <w:bookmarkEnd w:id="121"/>
+    <w:bookmarkStart w:id="122" w:name="tab:events"/>
     <w:p>
       <w:pPr>
         <w:pStyle w:val="TableCaption"/>
@@ -6595,8 +6593,8 @@
         </w:tc>
       </w:tr>
     </w:tbl>
-    <w:bookmarkEnd w:id="123"/>
-    <w:bookmarkStart w:id="124" w:name="tab:validation"/>
+    <w:bookmarkEnd w:id="122"/>
+    <w:bookmarkStart w:id="123" w:name="tab:validation"/>
     <w:p>
       <w:pPr>
         <w:pStyle w:val="TableCaption"/>
@@ -6969,8 +6967,8 @@
         </w:tc>
       </w:tr>
     </w:tbl>
-    <w:bookmarkEnd w:id="124"/>
-    <w:bookmarkStart w:id="125" w:name="tab:temporal"/>
+    <w:bookmarkEnd w:id="123"/>
+    <w:bookmarkStart w:id="124" w:name="tab:temporal"/>
     <w:p>
       <w:pPr>
         <w:pStyle w:val="TableCaption"/>
@@ -7528,8 +7526,8 @@
         </w:tc>
       </w:tr>
     </w:tbl>
-    <w:bookmarkEnd w:id="125"/>
-    <w:bookmarkStart w:id="126" w:name="tab:rolling"/>
+    <w:bookmarkEnd w:id="124"/>
+    <w:bookmarkStart w:id="125" w:name="tab:rolling"/>
     <w:p>
       <w:pPr>
         <w:pStyle w:val="TableCaption"/>
@@ -9679,9 +9677,9 @@
         </w:tc>
       </w:tr>
     </w:tbl>
+    <w:bookmarkEnd w:id="125"/>
     <w:bookmarkEnd w:id="126"/>
-    <w:bookmarkEnd w:id="127"/>
-    <w:bookmarkStart w:id="128" w:name="figure-legends"/>
+    <w:bookmarkStart w:id="127" w:name="figure-legends"/>
     <w:p>
       <w:pPr>
         <w:pStyle w:val="Heading1"/>
@@ -9794,7 +9792,7 @@
         <w:t xml:space="preserve">Loss in AUC on the held-out test blocks when each feature is shuffled across the test assets, as mean and standard deviation over 20 block assignments, for the default gradient-boosted model. The AUC in each title is the mean before shuffling.</w:t>
       </w:r>
     </w:p>
-    <w:bookmarkEnd w:id="128"/>
+    <w:bookmarkEnd w:id="127"/>
     <w:sectPr>
       <w:footerReference w:type="default" r:id="rId9"/>
       <w:footnotePr>
@@ -9935,7 +9933,7 @@
   <w:docDefaults>
     <w:rPrDefault>
       <w:rPr>
-        <w:rFonts w:asciiTheme="minorHAnsi" w:cstheme="minorBidi" w:eastAsiaTheme="minorEastAsia" w:hAnsiTheme="minorHAnsi"/>
+        <w:rFonts w:ascii="Times New Roman" w:cs="Times New Roman" w:eastAsia="Times New Roman" w:hAnsi="Times New Roman"/>
         <w:sz w:val="24"/>
         <w:szCs w:val="24"/>
         <w:lang w:bidi="ar-SA" w:eastAsia="zh-CN" w:val="en-US"/>
@@ -9954,6 +9952,9 @@
     <w:pPr>
       <w:spacing w:line="480" w:lineRule="auto"/>
     </w:pPr>
+    <w:rPr>
+      <w:rFonts w:ascii="Times New Roman" w:hAnsi="Times New Roman"/>
+    </w:rPr>
   </w:style>
   <w:style w:styleId="BodyText" w:type="paragraph">
     <w:name w:val="Body Text"/>
@@ -9963,6 +9964,9 @@
     <w:pPr>
       <w:spacing w:after="180" w:before="180" w:line="480" w:lineRule="auto"/>
     </w:pPr>
+    <w:rPr>
+      <w:rFonts w:ascii="Times New Roman" w:hAnsi="Times New Roman"/>
+    </w:rPr>
   </w:style>
   <w:style w:customStyle="1" w:styleId="FirstParagraph" w:type="paragraph">
     <w:name w:val="First Paragraph"/>
@@ -9972,6 +9976,9 @@
     <w:pPr>
       <w:spacing w:line="480" w:lineRule="auto"/>
     </w:pPr>
+    <w:rPr>
+      <w:rFonts w:ascii="Times New Roman" w:hAnsi="Times New Roman"/>
+    </w:rPr>
   </w:style>
   <w:style w:customStyle="1" w:styleId="Compact" w:type="paragraph">
     <w:name w:val="Compact"/>
@@ -9980,6 +9987,9 @@
     <w:pPr>
       <w:spacing w:after="36" w:before="36" w:line="480" w:lineRule="auto"/>
     </w:pPr>
+    <w:rPr>
+      <w:rFonts w:ascii="Times New Roman" w:hAnsi="Times New Roman"/>
+    </w:rPr>
   </w:style>
   <w:style w:styleId="Title" w:type="paragraph">
     <w:name w:val="Title"/>
@@ -9995,8 +10005,10 @@
       <w:jc w:val="center"/>
     </w:pPr>
     <w:rPr>
-      <w:rFonts w:asciiTheme="majorHAnsi" w:cstheme="majorBidi" w:eastAsiaTheme="majorEastAsia" w:hAnsiTheme="majorHAnsi"/>
-      <w:sz w:val="56"/>
+      <w:rFonts w:ascii="Times New Roman" w:cs="Times New Roman" w:eastAsia="Times New Roman" w:hAnsi="Times New Roman"/>
+      <w:b/>
+      <w:i w:val="0"/>
+      <w:sz w:val="28"/>
       <w:szCs w:val="56"/>
     </w:rPr>
   </w:style>
@@ -10007,7 +10019,7 @@
     <w:uiPriority w:val="10"/>
     <w:rsid w:val="00A10FD9"/>
     <w:rPr>
-      <w:rFonts w:asciiTheme="majorHAnsi" w:cstheme="majorBidi" w:eastAsiaTheme="majorEastAsia" w:hAnsiTheme="majorHAnsi"/>
+      <w:rFonts w:ascii="Times New Roman" w:cs="Times New Roman" w:eastAsia="Times New Roman" w:hAnsi="Times New Roman"/>
       <w:sz w:val="56"/>
       <w:szCs w:val="56"/>
     </w:rPr>
@@ -10026,9 +10038,11 @@
       </w:numPr>
     </w:pPr>
     <w:rPr>
-      <w:rFonts w:cstheme="majorBidi" w:eastAsiaTheme="majorEastAsia"/>
+      <w:rFonts w:ascii="Times New Roman" w:cs="Times New Roman" w:eastAsia="Times New Roman" w:hAnsi="Times New Roman"/>
+      <w:b w:val="0"/>
+      <w:i w:val="0"/>
       <w:spacing w:val="15"/>
-      <w:sz w:val="28"/>
+      <w:sz w:val="24"/>
       <w:szCs w:val="28"/>
     </w:rPr>
   </w:style>
@@ -10039,8 +10053,8 @@
     <w:uiPriority w:val="11"/>
     <w:rsid w:val="00A10FD9"/>
     <w:rPr>
-      <w:rFonts w:cstheme="majorBidi" w:eastAsiaTheme="majorEastAsia"/>
-      <w:color w:themeColor="text1" w:themeTint="A6" w:val="595959"/>
+      <w:rFonts w:ascii="Times New Roman" w:cs="Times New Roman" w:eastAsia="Times New Roman" w:hAnsi="Times New Roman"/>
+      <w:color w:val="000000"/>
       <w:spacing w:val="15"/>
       <w:sz w:val="28"/>
       <w:szCs w:val="28"/>
@@ -10056,6 +10070,7 @@
       <w:keepLines/>
     </w:pPr>
     <w:rPr>
+      <w:rFonts w:ascii="Times New Roman" w:hAnsi="Times New Roman"/>
       <w:sz w:val="24"/>
       <w:szCs w:val="24"/>
     </w:rPr>
@@ -10070,6 +10085,7 @@
       <w:keepLines/>
     </w:pPr>
     <w:rPr>
+      <w:rFonts w:ascii="Times New Roman" w:hAnsi="Times New Roman"/>
       <w:sz w:val="24"/>
       <w:szCs w:val="24"/>
     </w:rPr>
@@ -10086,6 +10102,7 @@
       <w:jc w:val="center"/>
     </w:pPr>
     <w:rPr>
+      <w:rFonts w:ascii="Times New Roman" w:hAnsi="Times New Roman"/>
       <w:b/>
       <w:sz w:val="20"/>
       <w:szCs w:val="20"/>
@@ -10102,6 +10119,7 @@
       <w:spacing w:after="300" w:before="100"/>
     </w:pPr>
     <w:rPr>
+      <w:rFonts w:ascii="Times New Roman" w:hAnsi="Times New Roman"/>
       <w:sz w:val="20"/>
       <w:szCs w:val="20"/>
     </w:rPr>
@@ -10114,7 +10132,9 @@
     <w:pPr>
       <w:spacing w:line="480" w:lineRule="auto"/>
     </w:pPr>
-    <w:rPr/>
+    <w:rPr>
+      <w:rFonts w:ascii="Times New Roman" w:hAnsi="Times New Roman"/>
+    </w:rPr>
   </w:style>
   <w:style w:styleId="Heading1" w:type="paragraph">
     <w:name w:val="heading 1"/>
@@ -10131,9 +10151,11 @@
       <w:outlineLvl w:val="0"/>
     </w:pPr>
     <w:rPr>
-      <w:rFonts w:asciiTheme="majorHAnsi" w:cstheme="majorBidi" w:eastAsiaTheme="majorEastAsia" w:hAnsiTheme="majorHAnsi"/>
-      <w:color w:themeColor="accent1" w:themeShade="BF" w:val="0F4761"/>
-      <w:sz w:val="40"/>
+      <w:rFonts w:ascii="Times New Roman" w:cs="Times New Roman" w:eastAsia="Times New Roman" w:hAnsi="Times New Roman"/>
+      <w:b/>
+      <w:i w:val="0"/>
+      <w:color w:val="000000"/>
+      <w:sz w:val="24"/>
       <w:szCs w:val="40"/>
     </w:rPr>
   </w:style>
@@ -10154,9 +10176,11 @@
       <w:outlineLvl w:val="1"/>
     </w:pPr>
     <w:rPr>
-      <w:rFonts w:asciiTheme="majorHAnsi" w:cstheme="majorBidi" w:eastAsiaTheme="majorEastAsia" w:hAnsiTheme="majorHAnsi"/>
-      <w:color w:themeColor="accent1" w:themeShade="BF" w:val="0F4761"/>
-      <w:sz w:val="32"/>
+      <w:rFonts w:ascii="Times New Roman" w:cs="Times New Roman" w:eastAsia="Times New Roman" w:hAnsi="Times New Roman"/>
+      <w:b/>
+      <w:i/>
+      <w:color w:val="000000"/>
+      <w:sz w:val="24"/>
       <w:szCs w:val="32"/>
     </w:rPr>
   </w:style>
@@ -10177,9 +10201,11 @@
       <w:outlineLvl w:val="2"/>
     </w:pPr>
     <w:rPr>
-      <w:rFonts w:cstheme="majorBidi" w:eastAsiaTheme="majorEastAsia"/>
-      <w:color w:themeColor="accent1" w:themeShade="BF" w:val="0F4761"/>
-      <w:sz w:val="28"/>
+      <w:rFonts w:ascii="Times New Roman" w:cs="Times New Roman" w:eastAsia="Times New Roman" w:hAnsi="Times New Roman"/>
+      <w:b w:val="0"/>
+      <w:i/>
+      <w:color w:val="000000"/>
+      <w:sz w:val="24"/>
       <w:szCs w:val="28"/>
     </w:rPr>
   </w:style>
@@ -10200,10 +10226,12 @@
       <w:outlineLvl w:val="3"/>
     </w:pPr>
     <w:rPr>
-      <w:rFonts w:cstheme="majorBidi" w:eastAsiaTheme="majorEastAsia"/>
-      <w:i/>
+      <w:rFonts w:ascii="Times New Roman" w:cs="Times New Roman" w:eastAsia="Times New Roman" w:hAnsi="Times New Roman"/>
+      <w:b w:val="0"/>
+      <w:i w:val="0"/>
       <w:iCs/>
-      <w:color w:themeColor="accent1" w:themeShade="BF" w:val="0F4761"/>
+      <w:color w:val="000000"/>
+      <w:sz w:val="24"/>
     </w:rPr>
   </w:style>
   <w:style w:styleId="Heading5" w:type="paragraph">
@@ -10223,8 +10251,11 @@
       <w:outlineLvl w:val="4"/>
     </w:pPr>
     <w:rPr>
-      <w:rFonts w:cstheme="majorBidi" w:eastAsiaTheme="majorEastAsia"/>
-      <w:color w:themeColor="accent1" w:themeShade="BF" w:val="0F4761"/>
+      <w:rFonts w:ascii="Times New Roman" w:cs="Times New Roman" w:eastAsia="Times New Roman" w:hAnsi="Times New Roman"/>
+      <w:b w:val="0"/>
+      <w:i w:val="0"/>
+      <w:color w:val="000000"/>
+      <w:sz w:val="24"/>
     </w:rPr>
   </w:style>
   <w:style w:styleId="Heading6" w:type="paragraph">
@@ -10244,10 +10275,12 @@
       <w:outlineLvl w:val="5"/>
     </w:pPr>
     <w:rPr>
-      <w:rFonts w:cstheme="majorBidi" w:eastAsiaTheme="majorEastAsia"/>
-      <w:i/>
+      <w:rFonts w:ascii="Times New Roman" w:cs="Times New Roman" w:eastAsia="Times New Roman" w:hAnsi="Times New Roman"/>
+      <w:b w:val="0"/>
+      <w:i w:val="0"/>
       <w:iCs/>
-      <w:color w:themeColor="text1" w:themeTint="A6" w:val="595959"/>
+      <w:color w:val="000000"/>
+      <w:sz w:val="24"/>
     </w:rPr>
   </w:style>
   <w:style w:styleId="Heading7" w:type="paragraph">
@@ -10267,8 +10300,11 @@
       <w:outlineLvl w:val="6"/>
     </w:pPr>
     <w:rPr>
-      <w:rFonts w:cstheme="majorBidi" w:eastAsiaTheme="majorEastAsia"/>
-      <w:color w:themeColor="text1" w:themeTint="A6" w:val="595959"/>
+      <w:rFonts w:ascii="Times New Roman" w:cs="Times New Roman" w:eastAsia="Times New Roman" w:hAnsi="Times New Roman"/>
+      <w:b w:val="0"/>
+      <w:i w:val="0"/>
+      <w:color w:val="000000"/>
+      <w:sz w:val="24"/>
     </w:rPr>
   </w:style>
   <w:style w:styleId="Heading8" w:type="paragraph">
@@ -10288,10 +10324,12 @@
       <w:outlineLvl w:val="7"/>
     </w:pPr>
     <w:rPr>
-      <w:rFonts w:cstheme="majorBidi" w:eastAsiaTheme="majorEastAsia"/>
-      <w:i/>
+      <w:rFonts w:ascii="Times New Roman" w:cs="Times New Roman" w:eastAsia="Times New Roman" w:hAnsi="Times New Roman"/>
+      <w:b w:val="0"/>
+      <w:i w:val="0"/>
       <w:iCs/>
-      <w:color w:themeColor="text1" w:themeTint="D8" w:val="272727"/>
+      <w:color w:val="000000"/>
+      <w:sz w:val="24"/>
     </w:rPr>
   </w:style>
   <w:style w:styleId="Heading9" w:type="paragraph">
@@ -10311,8 +10349,11 @@
       <w:outlineLvl w:val="8"/>
     </w:pPr>
     <w:rPr>
-      <w:rFonts w:cstheme="majorBidi" w:eastAsiaTheme="majorEastAsia"/>
-      <w:color w:themeColor="text1" w:themeTint="D8" w:val="272727"/>
+      <w:rFonts w:ascii="Times New Roman" w:cs="Times New Roman" w:eastAsia="Times New Roman" w:hAnsi="Times New Roman"/>
+      <w:b w:val="0"/>
+      <w:i w:val="0"/>
+      <w:color w:val="000000"/>
+      <w:sz w:val="24"/>
     </w:rPr>
   </w:style>
   <w:style w:customStyle="1" w:styleId="Heading1Char" w:type="character">
@@ -10322,8 +10363,8 @@
     <w:uiPriority w:val="9"/>
     <w:rsid w:val="00A10FD9"/>
     <w:rPr>
-      <w:rFonts w:asciiTheme="majorHAnsi" w:cstheme="majorBidi" w:eastAsiaTheme="majorEastAsia" w:hAnsiTheme="majorHAnsi"/>
-      <w:color w:themeColor="accent1" w:themeShade="BF" w:val="0F4761"/>
+      <w:rFonts w:ascii="Times New Roman" w:cs="Times New Roman" w:eastAsia="Times New Roman" w:hAnsi="Times New Roman"/>
+      <w:color w:val="000000"/>
       <w:sz w:val="40"/>
       <w:szCs w:val="40"/>
     </w:rPr>
@@ -10336,8 +10377,8 @@
     <w:semiHidden/>
     <w:rsid w:val="00A10FD9"/>
     <w:rPr>
-      <w:rFonts w:asciiTheme="majorHAnsi" w:cstheme="majorBidi" w:eastAsiaTheme="majorEastAsia" w:hAnsiTheme="majorHAnsi"/>
-      <w:color w:themeColor="accent1" w:themeShade="BF" w:val="0F4761"/>
+      <w:rFonts w:ascii="Times New Roman" w:cs="Times New Roman" w:eastAsia="Times New Roman" w:hAnsi="Times New Roman"/>
+      <w:color w:val="000000"/>
       <w:sz w:val="32"/>
       <w:szCs w:val="32"/>
     </w:rPr>
@@ -10350,8 +10391,8 @@
     <w:semiHidden/>
     <w:rsid w:val="00A10FD9"/>
     <w:rPr>
-      <w:rFonts w:cstheme="majorBidi" w:eastAsiaTheme="majorEastAsia"/>
-      <w:color w:themeColor="accent1" w:themeShade="BF" w:val="0F4761"/>
+      <w:rFonts w:ascii="Times New Roman" w:cs="Times New Roman" w:eastAsia="Times New Roman" w:hAnsi="Times New Roman"/>
+      <w:color w:val="000000"/>
       <w:sz w:val="28"/>
       <w:szCs w:val="28"/>
     </w:rPr>
@@ -10364,10 +10405,10 @@
     <w:semiHidden/>
     <w:rsid w:val="00A10FD9"/>
     <w:rPr>
-      <w:rFonts w:cstheme="majorBidi" w:eastAsiaTheme="majorEastAsia"/>
+      <w:rFonts w:ascii="Times New Roman" w:cs="Times New Roman" w:eastAsia="Times New Roman" w:hAnsi="Times New Roman"/>
       <w:i/>
       <w:iCs/>
-      <w:color w:themeColor="accent1" w:themeShade="BF" w:val="0F4761"/>
+      <w:color w:val="000000"/>
     </w:rPr>
   </w:style>
   <w:style w:customStyle="1" w:styleId="Heading5Char" w:type="character">
@@ -10378,8 +10419,8 @@
     <w:semiHidden/>
     <w:rsid w:val="00A10FD9"/>
     <w:rPr>
-      <w:rFonts w:cstheme="majorBidi" w:eastAsiaTheme="majorEastAsia"/>
-      <w:color w:themeColor="accent1" w:themeShade="BF" w:val="0F4761"/>
+      <w:rFonts w:ascii="Times New Roman" w:cs="Times New Roman" w:eastAsia="Times New Roman" w:hAnsi="Times New Roman"/>
+      <w:color w:val="000000"/>
     </w:rPr>
   </w:style>
   <w:style w:customStyle="1" w:styleId="Heading6Char" w:type="character">
@@ -10390,10 +10431,10 @@
     <w:semiHidden/>
     <w:rsid w:val="00A10FD9"/>
     <w:rPr>
-      <w:rFonts w:cstheme="majorBidi" w:eastAsiaTheme="majorEastAsia"/>
+      <w:rFonts w:ascii="Times New Roman" w:cs="Times New Roman" w:eastAsia="Times New Roman" w:hAnsi="Times New Roman"/>
       <w:i/>
       <w:iCs/>
-      <w:color w:themeColor="text1" w:themeTint="A6" w:val="595959"/>
+      <w:color w:val="000000"/>
     </w:rPr>
   </w:style>
   <w:style w:customStyle="1" w:styleId="Heading7Char" w:type="character">
@@ -10404,8 +10445,8 @@
     <w:semiHidden/>
     <w:rsid w:val="00A10FD9"/>
     <w:rPr>
-      <w:rFonts w:cstheme="majorBidi" w:eastAsiaTheme="majorEastAsia"/>
-      <w:color w:themeColor="text1" w:themeTint="A6" w:val="595959"/>
+      <w:rFonts w:ascii="Times New Roman" w:cs="Times New Roman" w:eastAsia="Times New Roman" w:hAnsi="Times New Roman"/>
+      <w:color w:val="000000"/>
     </w:rPr>
   </w:style>
   <w:style w:customStyle="1" w:styleId="Heading8Char" w:type="character">
@@ -10416,10 +10457,10 @@
     <w:semiHidden/>
     <w:rsid w:val="00A10FD9"/>
     <w:rPr>
-      <w:rFonts w:cstheme="majorBidi" w:eastAsiaTheme="majorEastAsia"/>
+      <w:rFonts w:ascii="Times New Roman" w:cs="Times New Roman" w:eastAsia="Times New Roman" w:hAnsi="Times New Roman"/>
       <w:i/>
       <w:iCs/>
-      <w:color w:themeColor="text1" w:themeTint="D8" w:val="272727"/>
+      <w:color w:val="000000"/>
     </w:rPr>
   </w:style>
   <w:style w:customStyle="1" w:styleId="Heading9Char" w:type="character">
@@ -10430,8 +10471,8 @@
     <w:semiHidden/>
     <w:rsid w:val="00A10FD9"/>
     <w:rPr>
-      <w:rFonts w:cstheme="majorBidi" w:eastAsiaTheme="majorEastAsia"/>
-      <w:color w:themeColor="text1" w:themeTint="D8" w:val="272727"/>
+      <w:rFonts w:ascii="Times New Roman" w:cs="Times New Roman" w:eastAsia="Times New Roman" w:hAnsi="Times New Roman"/>
+      <w:color w:val="000000"/>
     </w:rPr>
   </w:style>
   <w:style w:styleId="BlockText" w:type="paragraph">
@@ -10445,6 +10486,9 @@
       <w:spacing w:after="100" w:before="100"/>
       <w:ind w:firstLine="0" w:left="480" w:right="480"/>
     </w:pPr>
+    <w:rPr>
+      <w:rFonts w:ascii="Times New Roman" w:hAnsi="Times New Roman"/>
+    </w:rPr>
   </w:style>
   <w:style w:styleId="FootnoteText" w:type="paragraph">
     <w:name w:val="Footnote Text"/>
@@ -10453,6 +10497,9 @@
     <w:uiPriority w:val="9"/>
     <w:unhideWhenUsed/>
     <w:qFormat/>
+    <w:rPr>
+      <w:rFonts w:ascii="Times New Roman" w:hAnsi="Times New Roman"/>
+    </w:rPr>
   </w:style>
   <w:style w:styleId="FootnoteBlockText" w:type="paragraph">
     <w:name w:val="Footnote Block Text"/>
@@ -10465,6 +10512,9 @@
       <w:spacing w:after="100" w:before="100"/>
       <w:ind w:firstLine="0" w:left="480" w:right="480"/>
     </w:pPr>
+    <w:rPr>
+      <w:rFonts w:ascii="Times New Roman" w:hAnsi="Times New Roman"/>
+    </w:rPr>
   </w:style>
   <w:style w:default="1" w:styleId="DefaultParagraphFont" w:type="character">
     <w:name w:val="Default Paragraph Font"/>
@@ -10505,12 +10555,16 @@
       <w:spacing w:after="0"/>
     </w:pPr>
     <w:rPr>
+      <w:rFonts w:ascii="Times New Roman" w:hAnsi="Times New Roman"/>
       <w:b/>
     </w:rPr>
   </w:style>
   <w:style w:customStyle="1" w:styleId="Definition" w:type="paragraph">
     <w:name w:val="Definition"/>
     <w:basedOn w:val="Normal"/>
+    <w:rPr>
+      <w:rFonts w:ascii="Times New Roman" w:hAnsi="Times New Roman"/>
+    </w:rPr>
   </w:style>
   <w:style w:styleId="Caption" w:type="paragraph">
     <w:name w:val="Caption"/>
@@ -10520,6 +10574,7 @@
       <w:spacing w:after="120" w:before="0"/>
     </w:pPr>
     <w:rPr>
+      <w:rFonts w:ascii="Times New Roman" w:hAnsi="Times New Roman"/>
       <w:i/>
     </w:rPr>
   </w:style>
@@ -10529,14 +10584,23 @@
     <w:pPr>
       <w:keepNext/>
     </w:pPr>
+    <w:rPr>
+      <w:rFonts w:ascii="Times New Roman" w:hAnsi="Times New Roman"/>
+    </w:rPr>
   </w:style>
   <w:style w:customStyle="1" w:styleId="ImageCaption" w:type="paragraph">
     <w:name w:val="Image Caption"/>
     <w:basedOn w:val="Caption"/>
+    <w:rPr>
+      <w:rFonts w:ascii="Times New Roman" w:hAnsi="Times New Roman"/>
+    </w:rPr>
   </w:style>
   <w:style w:customStyle="1" w:styleId="Figure" w:type="paragraph">
     <w:name w:val="Figure"/>
     <w:basedOn w:val="Normal"/>
+    <w:rPr>
+      <w:rFonts w:ascii="Times New Roman" w:hAnsi="Times New Roman"/>
+    </w:rPr>
   </w:style>
   <w:style w:customStyle="1" w:styleId="CaptionedFigure" w:type="paragraph">
     <w:name w:val="Captioned Figure"/>
@@ -10544,6 +10608,9 @@
     <w:pPr>
       <w:keepNext/>
     </w:pPr>
+    <w:rPr>
+      <w:rFonts w:ascii="Times New Roman" w:hAnsi="Times New Roman"/>
+    </w:rPr>
   </w:style>
   <w:style w:customStyle="1" w:styleId="BodyTextChar" w:type="character">
     <w:name w:val="Body Text Char"/>
@@ -10554,7 +10621,7 @@
     <w:name w:val="Verbatim Char"/>
     <w:basedOn w:val="BodyTextChar"/>
     <w:rPr>
-      <w:rFonts w:ascii="Consolas" w:hAnsi="Consolas"/>
+      <w:rFonts w:ascii="Times New Roman" w:cs="Times New Roman" w:eastAsia="Times New Roman" w:hAnsi="Times New Roman"/>
       <w:sz w:val="22"/>
     </w:rPr>
   </w:style>
@@ -10573,7 +10640,7 @@
     <w:name w:val="Hyperlink"/>
     <w:basedOn w:val="BodyTextChar"/>
     <w:rPr>
-      <w:color w:themeColor="accent1" w:val="4F81BD"/>
+      <w:color w:val="000000"/>
     </w:rPr>
   </w:style>
   <w:style w:styleId="TOCHeading" w:type="paragraph">
@@ -10588,10 +10655,10 @@
       <w:outlineLvl w:val="9"/>
     </w:pPr>
     <w:rPr>
-      <w:rFonts w:asciiTheme="majorHAnsi" w:cstheme="majorBidi" w:eastAsiaTheme="majorEastAsia" w:hAnsiTheme="majorHAnsi"/>
+      <w:rFonts w:ascii="Times New Roman" w:cs="Times New Roman" w:eastAsia="Times New Roman" w:hAnsi="Times New Roman"/>
       <w:b w:val="0"/>
       <w:bCs w:val="0"/>
-      <w:color w:themeColor="accent1" w:themeShade="BF" w:val="365F91"/>
+      <w:color w:val="000000"/>
     </w:rPr>
   </w:style>
   <w:style w:type="paragraph" w:customStyle="1" w:styleId="SourceCode">

--- a/docs/paper/submission/manuscript.docx
+++ b/docs/paper/submission/manuscript.docx
@@ -70,7 +70,7 @@
         </m:r>
       </m:oMath>
       <w:r>
-        <w:t xml:space="preserve">), whatever the length of the record, and the two were level when about a third of flooded assets stood on such new ground. In Rangpur and Rajshahi, where only 6.8 % of the 2024 river flooding reached new ground, the record ranked it at 0.896 against 0.801 for the model and kept its lead with masks re-mapped from a single satellite, with other training targets and with 40 km blocks, while on the cyclone-struck coast, where most flooding reached new ground, the model led. A global hydrodynamic hazard map was no stronger a rival than the model, and the model given the record as a feature beat both of its parts in 5 of 8 tests, all riverine. Radar-observed extents also made better training labels than terrain thresholds, by 0.101, 0.087 and 0.080 in AUC on held-out areas. The radar masks agreed only moderately with an independent MODIS map, so every score measures agreement with flooding as radar sees it. Susceptibility studies with a radar flood history should report that record as a baseline and score their models by the share of its ranking error they remove.</w:t>
+        <w:t xml:space="preserve">), whatever the length of the record, and the two were level when about a third of flooded assets stood on such new ground. In Rangpur and Rajshahi, where only 6.8 % of the 2024 river flooding reached new ground, the record ranked it at 0.896 against 0.801 for the model and kept its lead with masks re-mapped from a single satellite, with other training targets and with 40 km blocks, while on the cyclone-struck coast, where most flooding reached new ground, the model led. A global hydrodynamic hazard map was no stronger a rival than the model, and the model given the record as a feature beat both of its parts in 5 of 8 tests, all riverine. Radar-observed extents also made better training labels than terrain thresholds, by 0.101, 0.087 and 0.080 in AUC on held-out areas. The radar masks agreed only moderately with an independent MODIS map, so every score measures agreement with flooding as radar sees it. Where a radar flood history exists, it can serve as a free planning map wherever floods return to the same ground, a susceptibility model earns its place mainly where floods reach new ground, and susceptibility studies should report the record as a baseline and score their models by the share of its ranking error they remove.</w:t>
       </w:r>
     </w:p>
     <w:p>
@@ -1856,7 +1856,7 @@
         </m:r>
       </m:oMath>
       <w:r>
-        <w:t xml:space="preserve">), and the two were level at about a third of flooded assets. In Rangpur and Rajshahi the record predicted the 2024 flooding better than the model under every check applied, a global hydrodynamic hazard map was no stronger a rival, and a model given the record as a feature beat both of its parts in most riverine tests. Radar-observed flood extents made better training labels than terrain thresholds, by 0.101, 0.087 and 0.080 in AUC on held-out ground and by 0.069, 0.024 and 0.071 against later floods. Every number in this paper is generated from the released pipeline outputs, so each can be checked and rebuilt.</w:t>
+        <w:t xml:space="preserve">), and the two were level at about a third of flooded assets. In Rangpur and Rajshahi the record predicted the 2024 flooding better than the model under every check applied, a global hydrodynamic hazard map was no stronger a rival, and a model given the record as a feature beat both of its parts in most riverine tests. Radar-observed flood extents made better training labels than terrain thresholds, by 0.101, 0.087 and 0.080 in AUC on held-out ground and by 0.069, 0.024 and 0.071 against later floods. For flood management, a radar flood history is therefore a free planning map wherever floods return to the same ground, and a model is worth building mainly where floods reach new ground. Every number in this paper is generated from the released pipeline outputs, so each can be checked and rebuilt.</w:t>
       </w:r>
     </w:p>
     <w:bookmarkEnd w:id="35"/>
